--- a/docs/Squad App Frontend IPA Dokumentation.docx
+++ b/docs/Squad App Frontend IPA Dokumentation.docx
@@ -14629,6 +14629,12 @@
         <w:rPr>
           <w:rFonts w:ascii="Arial" w:hAnsi="Arial" w:cs="Arial"/>
         </w:rPr>
+        <w:t>Des Weiteren wird die aktuelle Version der Dokumentation jeden Abend auf Dropbox hochgeladen.</w:t>
+      </w:r>
+      <w:r>
+        <w:rPr>
+          <w:rFonts w:ascii="Arial" w:hAnsi="Arial" w:cs="Arial"/>
+        </w:rPr>
         <w:br/>
       </w:r>
     </w:p>
@@ -14655,6 +14661,7 @@
       <w:bookmarkStart w:id="223" w:name="_Toc135739670"/>
       <w:bookmarkStart w:id="224" w:name="_Toc223344692"/>
       <w:r>
+        <w:lastRenderedPageBreak/>
         <w:t>Priorisierung der Tätigkeiten</w:t>
       </w:r>
       <w:bookmarkEnd w:id="220"/>
@@ -14692,7 +14699,6 @@
         <w:rPr>
           <w:rFonts w:ascii="Arial" w:hAnsi="Arial" w:cs="Arial"/>
         </w:rPr>
-        <w:lastRenderedPageBreak/>
         <w:t>*** Bewertunskriterium A8</w:t>
       </w:r>
     </w:p>
@@ -15985,19 +15991,82 @@
         </w:rPr>
         <w:t>A4</w:t>
       </w:r>
+      <w:r>
+        <w:rPr>
+          <w:noProof/>
+        </w:rPr>
+        <w:drawing>
+          <wp:inline distT="0" distB="0" distL="0" distR="0" wp14:anchorId="49D61E52" wp14:editId="4740BCA9">
+            <wp:extent cx="5688330" cy="5010150"/>
+            <wp:effectExtent l="0" t="0" r="7620" b="0"/>
+            <wp:docPr id="468329866" name="Grafik 11"/>
+            <wp:cNvGraphicFramePr>
+              <a:graphicFrameLocks xmlns:a="http://schemas.openxmlformats.org/drawingml/2006/main" noChangeAspect="1"/>
+            </wp:cNvGraphicFramePr>
+            <a:graphic xmlns:a="http://schemas.openxmlformats.org/drawingml/2006/main">
+              <a:graphicData uri="http://schemas.openxmlformats.org/drawingml/2006/picture">
+                <pic:pic xmlns:pic="http://schemas.openxmlformats.org/drawingml/2006/picture">
+                  <pic:nvPicPr>
+                    <pic:cNvPr id="0" name="Picture 1"/>
+                    <pic:cNvPicPr>
+                      <a:picLocks noChangeAspect="1" noChangeArrowheads="1"/>
+                    </pic:cNvPicPr>
+                  </pic:nvPicPr>
+                  <pic:blipFill>
+                    <a:blip r:embed="rId20">
+                      <a:extLst>
+                        <a:ext uri="{28A0092B-C50C-407E-A947-70E740481C1C}">
+                          <a14:useLocalDpi xmlns:a14="http://schemas.microsoft.com/office/drawing/2010/main" val="0"/>
+                        </a:ext>
+                      </a:extLst>
+                    </a:blip>
+                    <a:srcRect/>
+                    <a:stretch>
+                      <a:fillRect/>
+                    </a:stretch>
+                  </pic:blipFill>
+                  <pic:spPr bwMode="auto">
+                    <a:xfrm>
+                      <a:off x="0" y="0"/>
+                      <a:ext cx="5688330" cy="5010150"/>
+                    </a:xfrm>
+                    <a:prstGeom prst="rect">
+                      <a:avLst/>
+                    </a:prstGeom>
+                    <a:noFill/>
+                    <a:ln>
+                      <a:noFill/>
+                    </a:ln>
+                  </pic:spPr>
+                </pic:pic>
+              </a:graphicData>
+            </a:graphic>
+          </wp:inline>
+        </w:drawing>
+      </w:r>
+    </w:p>
+    <w:p>
+      <w:pPr>
+        <w:rPr>
+          <w:rFonts w:ascii="Arial" w:hAnsi="Arial" w:cs="Arial"/>
+        </w:rPr>
+      </w:pPr>
+      <w:r>
+        <w:rPr>
+          <w:rFonts w:ascii="Arial" w:hAnsi="Arial" w:cs="Arial"/>
+        </w:rPr>
+        <w:t>Das Use Case Diagramm zeigt alle Interaktionen der beiden Rollen: dem Admin und dem Viewer. Der Viewer kann nur ein Team über einen öffentlichen Link ansehen. Der Admin kann, nach erfolgreichem Login, Teams, Spieler und Trainer verwalten.</w:t>
+      </w:r>
     </w:p>
     <w:p>
       <w:pPr>
         <w:pStyle w:val="berschrift3nummeriert"/>
-        <w:rPr>
-          <w:szCs w:val="20"/>
-        </w:rPr>
-      </w:pPr>
-      <w:bookmarkStart w:id="228" w:name="_Toc135739582"/>
-      <w:bookmarkStart w:id="229" w:name="_Toc135739672"/>
-      <w:bookmarkStart w:id="230" w:name="_Toc223344694"/>
-      <w:r>
-        <w:t>ERD</w:t>
+      </w:pPr>
+      <w:bookmarkStart w:id="228" w:name="_Toc135739583"/>
+      <w:bookmarkStart w:id="229" w:name="_Toc135739673"/>
+      <w:bookmarkStart w:id="230" w:name="_Toc223344695"/>
+      <w:r>
+        <w:t>Routen</w:t>
       </w:r>
       <w:bookmarkEnd w:id="228"/>
       <w:bookmarkEnd w:id="229"/>
@@ -16013,297 +16082,285 @@
         <w:rPr>
           <w:rFonts w:ascii="Arial" w:hAnsi="Arial" w:cs="Arial"/>
         </w:rPr>
-        <w:t>*** Falls dein Projekt eine Datenbank hat, solltest du hier ein ERD einfügen und beschreiben</w:t>
-      </w:r>
-    </w:p>
-    <w:p>
-      <w:pPr>
-        <w:rPr>
-          <w:rFonts w:ascii="Arial" w:hAnsi="Arial" w:cs="Arial"/>
-        </w:rPr>
-      </w:pPr>
-      <w:r>
-        <w:rPr>
-          <w:rFonts w:ascii="Arial" w:hAnsi="Arial" w:cs="Arial"/>
-        </w:rPr>
-        <w:t>*** Datenbank muss in 3. Normalform sein!</w:t>
-      </w:r>
-    </w:p>
-    <w:p>
-      <w:pPr>
-        <w:rPr>
-          <w:rFonts w:ascii="Arial" w:hAnsi="Arial" w:cs="Arial"/>
-        </w:rPr>
-      </w:pPr>
-      <w:r>
-        <w:rPr>
-          <w:rFonts w:ascii="Arial" w:hAnsi="Arial" w:cs="Arial"/>
-        </w:rPr>
-        <w:t>*** Im ERD</w:t>
-      </w:r>
-      <w:r>
-        <w:rPr>
-          <w:rFonts w:ascii="Arial" w:hAnsi="Arial" w:cs="Arial"/>
-        </w:rPr>
-        <w:t xml:space="preserve"> oder im Text darunter</w:t>
-      </w:r>
-      <w:r>
-        <w:rPr>
-          <w:rFonts w:ascii="Arial" w:hAnsi="Arial" w:cs="Arial"/>
-        </w:rPr>
-        <w:t xml:space="preserve"> muss ersichtlich sein</w:t>
-      </w:r>
-      <w:r>
-        <w:rPr>
-          <w:rFonts w:ascii="Arial" w:hAnsi="Arial" w:cs="Arial"/>
-        </w:rPr>
-        <w:t>:</w:t>
-      </w:r>
-    </w:p>
-    <w:p>
-      <w:pPr>
-        <w:rPr>
-          <w:rFonts w:ascii="Arial" w:hAnsi="Arial" w:cs="Arial"/>
-        </w:rPr>
-      </w:pPr>
-      <w:r>
-        <w:rPr>
-          <w:rFonts w:ascii="Arial" w:hAnsi="Arial" w:cs="Arial"/>
-        </w:rPr>
-        <w:t>welche Beziehungen die Tabellen zueinander haben (mc, c, …)</w:t>
-      </w:r>
-    </w:p>
-    <w:p>
-      <w:pPr>
-        <w:rPr>
-          <w:rFonts w:ascii="Arial" w:hAnsi="Arial" w:cs="Arial"/>
-        </w:rPr>
-      </w:pPr>
-      <w:r>
-        <w:rPr>
-          <w:rFonts w:ascii="Arial" w:hAnsi="Arial" w:cs="Arial"/>
-        </w:rPr>
-        <w:t>welche die Primär und Fremdschlüssel sind</w:t>
-      </w:r>
-    </w:p>
-    <w:p>
-      <w:pPr>
-        <w:rPr>
-          <w:rFonts w:ascii="Arial" w:hAnsi="Arial" w:cs="Arial"/>
-        </w:rPr>
-      </w:pPr>
-      <w:r>
-        <w:rPr>
-          <w:rFonts w:ascii="Arial" w:hAnsi="Arial" w:cs="Arial"/>
-        </w:rPr>
-        <w:t xml:space="preserve">welche Datentypen die Spalten sind </w:t>
-      </w:r>
-    </w:p>
-    <w:p>
-      <w:pPr>
-        <w:rPr>
-          <w:rFonts w:ascii="Arial" w:hAnsi="Arial" w:cs="Arial"/>
-        </w:rPr>
-      </w:pPr>
-      <w:r>
-        <w:rPr>
-          <w:rFonts w:ascii="Arial" w:hAnsi="Arial" w:cs="Arial"/>
-        </w:rPr>
-        <w:t>*** Individuelle Bewertungskriteri</w:t>
-      </w:r>
-      <w:r>
-        <w:rPr>
-          <w:rFonts w:ascii="Arial" w:hAnsi="Arial" w:cs="Arial"/>
-        </w:rPr>
-        <w:t>en</w:t>
-      </w:r>
+        <w:t>*** Falls dein Projekt verschiedene Routen hat oder eine API ist</w:t>
+      </w:r>
+      <w:r>
+        <w:rPr>
+          <w:rFonts w:ascii="Arial" w:hAnsi="Arial" w:cs="Arial"/>
+        </w:rPr>
+        <w:t xml:space="preserve"> kannst du hier die Routen in einer Tabelle oder Liste aufzeigen</w:t>
+      </w:r>
+    </w:p>
+    <w:p>
+      <w:pPr>
+        <w:rPr>
+          <w:rFonts w:ascii="Arial" w:hAnsi="Arial" w:cs="Arial"/>
+        </w:rPr>
+      </w:pPr>
+      <w:r>
+        <w:rPr>
+          <w:rFonts w:ascii="Arial" w:hAnsi="Arial" w:cs="Arial"/>
+        </w:rPr>
+        <w:lastRenderedPageBreak/>
+        <w:t>*** Je nach Projekt musst du hier auch angeben, wie die Route angesprochen wird (POST, GET, …), die Route schematisch und mit Beispielen zeigen oder noch weitere Relevante Infos</w:t>
+      </w:r>
+    </w:p>
+    <w:p>
+      <w:pPr>
+        <w:rPr>
+          <w:rFonts w:ascii="Arial" w:hAnsi="Arial" w:cs="Arial"/>
+        </w:rPr>
+      </w:pPr>
+      <w:r>
+        <w:rPr>
+          <w:noProof/>
+        </w:rPr>
+        <w:drawing>
+          <wp:inline distT="0" distB="0" distL="0" distR="0" wp14:anchorId="70E3DD7F" wp14:editId="61054812">
+            <wp:extent cx="5688330" cy="4592320"/>
+            <wp:effectExtent l="0" t="0" r="7620" b="0"/>
+            <wp:docPr id="2002363334" name="Grafik 12"/>
+            <wp:cNvGraphicFramePr>
+              <a:graphicFrameLocks xmlns:a="http://schemas.openxmlformats.org/drawingml/2006/main" noChangeAspect="1"/>
+            </wp:cNvGraphicFramePr>
+            <a:graphic xmlns:a="http://schemas.openxmlformats.org/drawingml/2006/main">
+              <a:graphicData uri="http://schemas.openxmlformats.org/drawingml/2006/picture">
+                <pic:pic xmlns:pic="http://schemas.openxmlformats.org/drawingml/2006/picture">
+                  <pic:nvPicPr>
+                    <pic:cNvPr id="0" name="Picture 3"/>
+                    <pic:cNvPicPr>
+                      <a:picLocks noChangeAspect="1" noChangeArrowheads="1"/>
+                    </pic:cNvPicPr>
+                  </pic:nvPicPr>
+                  <pic:blipFill>
+                    <a:blip r:embed="rId21">
+                      <a:extLst>
+                        <a:ext uri="{28A0092B-C50C-407E-A947-70E740481C1C}">
+                          <a14:useLocalDpi xmlns:a14="http://schemas.microsoft.com/office/drawing/2010/main" val="0"/>
+                        </a:ext>
+                      </a:extLst>
+                    </a:blip>
+                    <a:srcRect/>
+                    <a:stretch>
+                      <a:fillRect/>
+                    </a:stretch>
+                  </pic:blipFill>
+                  <pic:spPr bwMode="auto">
+                    <a:xfrm>
+                      <a:off x="0" y="0"/>
+                      <a:ext cx="5688330" cy="4592320"/>
+                    </a:xfrm>
+                    <a:prstGeom prst="rect">
+                      <a:avLst/>
+                    </a:prstGeom>
+                    <a:noFill/>
+                    <a:ln>
+                      <a:noFill/>
+                    </a:ln>
+                  </pic:spPr>
+                </pic:pic>
+              </a:graphicData>
+            </a:graphic>
+          </wp:inline>
+        </w:drawing>
+      </w:r>
+    </w:p>
+    <w:p>
+      <w:pPr>
+        <w:rPr>
+          <w:rFonts w:ascii="Arial" w:hAnsi="Arial" w:cs="Arial"/>
+        </w:rPr>
+      </w:pPr>
+      <w:r>
+        <w:rPr>
+          <w:rFonts w:ascii="Arial" w:hAnsi="Arial" w:cs="Arial"/>
+        </w:rPr>
+        <w:t>Die Routen sind in einen öffentlichen und einen geschützten Admin Bereich aufgeteilt. Öffentliche User können sich nur einloggen und Aufstellungen über eine eindeutige URL anschauen. Nach erfolgreichem Login gelangt der Administrator in den geschützten Admin Bereich, wo Aufstellungen, Spieler und Trainer verwaltet werden können. Die Startseite des Admin Bereiches ist die Aufstellungsseite.</w:t>
+      </w:r>
+    </w:p>
+    <w:p>
+      <w:pPr>
+        <w:rPr>
+          <w:rFonts w:ascii="Arial" w:hAnsi="Arial" w:cs="Arial"/>
+        </w:rPr>
+      </w:pPr>
     </w:p>
     <w:p>
       <w:pPr>
         <w:pStyle w:val="berschrift3nummeriert"/>
-      </w:pPr>
-      <w:bookmarkStart w:id="231" w:name="_Toc135739583"/>
-      <w:bookmarkStart w:id="232" w:name="_Toc135739673"/>
-      <w:bookmarkStart w:id="233" w:name="_Toc223344695"/>
-      <w:r>
-        <w:t>Routen</w:t>
+        <w:rPr>
+          <w:szCs w:val="20"/>
+        </w:rPr>
+      </w:pPr>
+      <w:bookmarkStart w:id="231" w:name="_Toc135045327"/>
+      <w:bookmarkStart w:id="232" w:name="_Toc135047700"/>
+      <w:bookmarkStart w:id="233" w:name="_Toc135739585"/>
+      <w:bookmarkStart w:id="234" w:name="_Toc135739675"/>
+      <w:bookmarkStart w:id="235" w:name="_Toc223344697"/>
+      <w:r>
+        <w:t>GUI-Design / Mockup</w:t>
       </w:r>
       <w:bookmarkEnd w:id="231"/>
       <w:bookmarkEnd w:id="232"/>
       <w:bookmarkEnd w:id="233"/>
-    </w:p>
-    <w:p>
-      <w:pPr>
-        <w:rPr>
-          <w:rFonts w:ascii="Arial" w:hAnsi="Arial" w:cs="Arial"/>
-        </w:rPr>
-      </w:pPr>
-      <w:r>
-        <w:rPr>
-          <w:rFonts w:ascii="Arial" w:hAnsi="Arial" w:cs="Arial"/>
-        </w:rPr>
-        <w:t>*** Falls dein Projekt verschiedene Routen hat oder eine API ist</w:t>
-      </w:r>
-      <w:r>
-        <w:rPr>
-          <w:rFonts w:ascii="Arial" w:hAnsi="Arial" w:cs="Arial"/>
-        </w:rPr>
-        <w:t xml:space="preserve"> kannst du hier die Routen in einer Tabelle oder Liste aufzeigen</w:t>
-      </w:r>
-    </w:p>
-    <w:p>
-      <w:pPr>
-        <w:rPr>
-          <w:rFonts w:ascii="Arial" w:hAnsi="Arial" w:cs="Arial"/>
-        </w:rPr>
-      </w:pPr>
-      <w:r>
-        <w:rPr>
-          <w:rFonts w:ascii="Arial" w:hAnsi="Arial" w:cs="Arial"/>
-        </w:rPr>
-        <w:t>*** Je nach Projekt musst du hier auch angeben, wie die Route angesprochen wird (POST, GET, …), die Route schematisch und mit Beispielen zeigen oder noch weitere Relevante Infos</w:t>
-      </w:r>
-    </w:p>
-    <w:p>
-      <w:pPr>
-        <w:pStyle w:val="berschrift3nummeriert"/>
-      </w:pPr>
-      <w:bookmarkStart w:id="234" w:name="_Toc135739584"/>
-      <w:bookmarkStart w:id="235" w:name="_Toc135739674"/>
-      <w:bookmarkStart w:id="236" w:name="_Toc223344696"/>
-      <w:r>
-        <w:t xml:space="preserve">Use-Case Diagramm / Aktivitätsdiagramm / Klassendiagramm / … </w:t>
-      </w:r>
-      <w:r>
-        <w:t>Funktion</w:t>
-      </w:r>
-      <w:r>
-        <w:t xml:space="preserve"> XYZ</w:t>
-      </w:r>
       <w:bookmarkEnd w:id="234"/>
       <w:bookmarkEnd w:id="235"/>
+    </w:p>
+    <w:p>
+      <w:pPr>
+        <w:rPr>
+          <w:rFonts w:ascii="Arial" w:hAnsi="Arial" w:cs="Arial"/>
+        </w:rPr>
+      </w:pPr>
+      <w:r>
+        <w:rPr>
+          <w:rFonts w:ascii="Arial" w:hAnsi="Arial" w:cs="Arial"/>
+        </w:rPr>
+        <w:t>*** Falls während der Arbeit ein Mockup erstellt wird, sollten hier die verschiedenen Screens eingefügt und beschrieben werden. Pro Screen einen passenden Titel wählen</w:t>
+      </w:r>
+    </w:p>
+    <w:p>
+      <w:pPr>
+        <w:rPr>
+          <w:rFonts w:ascii="Arial" w:eastAsiaTheme="majorEastAsia" w:hAnsi="Arial" w:cstheme="majorBidi"/>
+          <w:b/>
+          <w:szCs w:val="24"/>
+        </w:rPr>
+      </w:pPr>
+      <w:bookmarkStart w:id="236" w:name="_Toc135045334"/>
+      <w:bookmarkStart w:id="237" w:name="_Toc135047707"/>
+      <w:r>
+        <w:br w:type="page"/>
+      </w:r>
+    </w:p>
+    <w:p>
+      <w:pPr>
+        <w:pStyle w:val="berschrift3nummeriert"/>
+      </w:pPr>
+      <w:bookmarkStart w:id="238" w:name="_Toc135739586"/>
+      <w:bookmarkStart w:id="239" w:name="_Toc135739676"/>
+      <w:bookmarkStart w:id="240" w:name="_Toc223344698"/>
       <w:bookmarkEnd w:id="236"/>
-    </w:p>
-    <w:p>
-      <w:pPr>
-        <w:rPr>
-          <w:rFonts w:ascii="Arial" w:hAnsi="Arial" w:cs="Arial"/>
-        </w:rPr>
-      </w:pPr>
-      <w:r>
-        <w:rPr>
-          <w:rFonts w:ascii="Arial" w:hAnsi="Arial" w:cs="Arial"/>
-        </w:rPr>
-        <w:t xml:space="preserve">*** </w:t>
-      </w:r>
-      <w:r>
-        <w:rPr>
-          <w:rFonts w:ascii="Arial" w:hAnsi="Arial" w:cs="Arial"/>
-        </w:rPr>
-        <w:t>Hier müssen ggf. die einzelnen Funktionen/Teilsysteme mit spezifischeren Diagrammen erklärt werden. Bsp: Login-System, Bild-Upload, …</w:t>
-      </w:r>
-    </w:p>
-    <w:p>
-      <w:pPr>
-        <w:rPr>
-          <w:rFonts w:ascii="Arial" w:hAnsi="Arial" w:cs="Arial"/>
-        </w:rPr>
-      </w:pPr>
-      <w:r>
-        <w:rPr>
-          <w:rFonts w:ascii="Arial" w:hAnsi="Arial" w:cs="Arial"/>
-        </w:rPr>
-        <w:t>*** Hier jeweils zuerst den Titel, dann das Diagramm und danach eine Beschreibung, was im Diagramm ersichtlich ist.</w:t>
-      </w:r>
-    </w:p>
-    <w:p>
-      <w:pPr>
-        <w:rPr>
-          <w:rFonts w:ascii="Arial" w:hAnsi="Arial" w:cs="Arial"/>
-        </w:rPr>
-      </w:pPr>
-      <w:r>
-        <w:rPr>
-          <w:rFonts w:ascii="Arial" w:hAnsi="Arial" w:cs="Arial"/>
-        </w:rPr>
-        <w:t>*** Ev. gibt es für die Teilsysteme keine geeigneten Diagramme, dann muss mit Text erklärt werden, wie die Funktion umgesetzt wird</w:t>
-      </w:r>
-    </w:p>
-    <w:p>
-      <w:pPr>
-        <w:rPr>
-          <w:rFonts w:ascii="Arial" w:hAnsi="Arial" w:cs="Arial"/>
-        </w:rPr>
-      </w:pPr>
-      <w:r>
-        <w:rPr>
-          <w:rFonts w:ascii="Arial" w:hAnsi="Arial" w:cs="Arial"/>
-        </w:rPr>
-        <w:t>*** Bewertungskriterium A4</w:t>
-      </w:r>
-    </w:p>
-    <w:p>
-      <w:pPr>
-        <w:pStyle w:val="berschrift3nummeriert"/>
-        <w:rPr>
-          <w:szCs w:val="20"/>
-        </w:rPr>
-      </w:pPr>
-      <w:bookmarkStart w:id="237" w:name="_Toc135045327"/>
-      <w:bookmarkStart w:id="238" w:name="_Toc135047700"/>
-      <w:bookmarkStart w:id="239" w:name="_Toc135739585"/>
-      <w:bookmarkStart w:id="240" w:name="_Toc135739675"/>
-      <w:bookmarkStart w:id="241" w:name="_Toc223344697"/>
-      <w:r>
-        <w:t>GUI-Design / Mockup</w:t>
-      </w:r>
       <w:bookmarkEnd w:id="237"/>
+      <w:r>
+        <w:lastRenderedPageBreak/>
+        <w:t>Testkonzept</w:t>
+      </w:r>
       <w:bookmarkEnd w:id="238"/>
       <w:bookmarkEnd w:id="239"/>
       <w:bookmarkEnd w:id="240"/>
+    </w:p>
+    <w:p>
+      <w:pPr>
+        <w:rPr>
+          <w:rFonts w:ascii="Arial" w:hAnsi="Arial" w:cs="Arial"/>
+        </w:rPr>
+      </w:pPr>
+      <w:r>
+        <w:rPr>
+          <w:rFonts w:ascii="Arial" w:hAnsi="Arial" w:cs="Arial"/>
+        </w:rPr>
+        <w:t>*** Bewertungskriterium A6</w:t>
+      </w:r>
+    </w:p>
+    <w:p>
+      <w:pPr>
+        <w:pStyle w:val="berschrift4nummeriert"/>
+      </w:pPr>
+      <w:bookmarkStart w:id="241" w:name="_Toc135739587"/>
+      <w:bookmarkStart w:id="242" w:name="_Toc135739677"/>
+      <w:r>
+        <w:t>Testmethode</w:t>
+      </w:r>
       <w:bookmarkEnd w:id="241"/>
-    </w:p>
-    <w:p>
-      <w:pPr>
-        <w:rPr>
-          <w:rFonts w:ascii="Arial" w:hAnsi="Arial" w:cs="Arial"/>
-        </w:rPr>
-      </w:pPr>
-      <w:r>
-        <w:rPr>
-          <w:rFonts w:ascii="Arial" w:hAnsi="Arial" w:cs="Arial"/>
-        </w:rPr>
-        <w:t>*** Falls während der Arbeit ein Mockup erstellt wird, sollten hier die verschiedenen Screens eingefügt und beschrieben werden. Pro Screen einen passenden Titel wählen</w:t>
-      </w:r>
-    </w:p>
-    <w:p>
-      <w:pPr>
-        <w:rPr>
-          <w:rFonts w:ascii="Arial" w:eastAsiaTheme="majorEastAsia" w:hAnsi="Arial" w:cstheme="majorBidi"/>
-          <w:b/>
-          <w:szCs w:val="24"/>
-        </w:rPr>
-      </w:pPr>
-      <w:bookmarkStart w:id="242" w:name="_Toc135045334"/>
-      <w:bookmarkStart w:id="243" w:name="_Toc135047707"/>
-      <w:r>
-        <w:br w:type="page"/>
-      </w:r>
-    </w:p>
-    <w:p>
-      <w:pPr>
-        <w:pStyle w:val="berschrift3nummeriert"/>
-      </w:pPr>
-      <w:bookmarkStart w:id="244" w:name="_Toc135739586"/>
-      <w:bookmarkStart w:id="245" w:name="_Toc135739676"/>
-      <w:bookmarkStart w:id="246" w:name="_Toc223344698"/>
       <w:bookmarkEnd w:id="242"/>
+    </w:p>
+    <w:p>
+      <w:pPr>
+        <w:rPr>
+          <w:rFonts w:ascii="Arial" w:hAnsi="Arial" w:cs="Arial"/>
+        </w:rPr>
+      </w:pPr>
+      <w:r>
+        <w:rPr>
+          <w:rFonts w:ascii="Arial" w:hAnsi="Arial" w:cs="Arial"/>
+        </w:rPr>
+        <w:t xml:space="preserve">*** Wie wirst du deine Arbeit testen? Mit Postman/Insomnia? Von Hand? Welche Testart? Blackbox/Whitebox testing? </w:t>
+      </w:r>
+    </w:p>
+    <w:p>
+      <w:pPr>
+        <w:rPr>
+          <w:rFonts w:ascii="Arial" w:hAnsi="Arial" w:cs="Arial"/>
+        </w:rPr>
+      </w:pPr>
+      <w:r>
+        <w:rPr>
+          <w:rFonts w:ascii="Arial" w:hAnsi="Arial" w:cs="Arial"/>
+        </w:rPr>
+        <w:t>*** Testmethode beschreiben und erklären. Was ist whitebox-Testing?</w:t>
+      </w:r>
+    </w:p>
+    <w:p>
+      <w:pPr>
+        <w:pStyle w:val="berschrift4nummeriert"/>
+      </w:pPr>
+      <w:bookmarkStart w:id="243" w:name="_Toc135739588"/>
+      <w:bookmarkStart w:id="244" w:name="_Toc135739678"/>
+      <w:r>
+        <w:t>Testmittel</w:t>
+      </w:r>
       <w:bookmarkEnd w:id="243"/>
-      <w:r>
-        <w:lastRenderedPageBreak/>
-        <w:t>Testkonzept</w:t>
-      </w:r>
       <w:bookmarkEnd w:id="244"/>
+    </w:p>
+    <w:p>
+      <w:pPr>
+        <w:rPr>
+          <w:rFonts w:ascii="Arial" w:hAnsi="Arial" w:cs="Arial"/>
+        </w:rPr>
+      </w:pPr>
+      <w:r>
+        <w:rPr>
+          <w:rFonts w:ascii="Arial" w:hAnsi="Arial" w:cs="Arial"/>
+        </w:rPr>
+        <w:t>*** Welche Soft- und Hardware in welchen Versionen hast du zum Testen verwendet?</w:t>
+      </w:r>
+    </w:p>
+    <w:p>
+      <w:pPr>
+        <w:rPr>
+          <w:rFonts w:ascii="Arial" w:hAnsi="Arial" w:cs="Arial"/>
+        </w:rPr>
+      </w:pPr>
+      <w:r>
+        <w:rPr>
+          <w:rFonts w:ascii="Arial" w:hAnsi="Arial" w:cs="Arial"/>
+        </w:rPr>
+        <w:t>*** Beschreibe einer aussenstehenden Person, was sie alles machen muss, damit sie selbst dein Projekt auch testen könnte</w:t>
+      </w:r>
+    </w:p>
+    <w:p>
+      <w:pPr>
+        <w:rPr>
+          <w:rFonts w:ascii="Arial" w:hAnsi="Arial" w:cs="Arial"/>
+        </w:rPr>
+      </w:pPr>
+      <w:r>
+        <w:rPr>
+          <w:rFonts w:ascii="Arial" w:hAnsi="Arial" w:cs="Arial"/>
+        </w:rPr>
+        <w:t>*** Braucht dein Projekt ein Login? Das ebenfalls zeigen/erklären</w:t>
+      </w:r>
+    </w:p>
+    <w:p>
+      <w:pPr>
+        <w:pStyle w:val="berschrift4nummeriert"/>
+      </w:pPr>
+      <w:bookmarkStart w:id="245" w:name="_Toc135739589"/>
+      <w:bookmarkStart w:id="246" w:name="_Toc135739679"/>
+      <w:r>
+        <w:t>Abgrenzung</w:t>
+      </w:r>
       <w:bookmarkEnd w:id="245"/>
       <w:bookmarkEnd w:id="246"/>
     </w:p>
@@ -16317,147 +16374,33 @@
         <w:rPr>
           <w:rFonts w:ascii="Arial" w:hAnsi="Arial" w:cs="Arial"/>
         </w:rPr>
-        <w:t>*** Bewertungskriterium A6</w:t>
+        <w:t>*** Was am System testest du genau? Bis wo hin?</w:t>
+      </w:r>
+    </w:p>
+    <w:p>
+      <w:pPr>
+        <w:rPr>
+          <w:rFonts w:ascii="Arial" w:hAnsi="Arial" w:cs="Arial"/>
+        </w:rPr>
+      </w:pPr>
+      <w:r>
+        <w:rPr>
+          <w:rFonts w:ascii="Arial" w:hAnsi="Arial" w:cs="Arial"/>
+        </w:rPr>
+        <w:t>*** Was testet du bewusst nicht?</w:t>
       </w:r>
     </w:p>
     <w:p>
       <w:pPr>
         <w:pStyle w:val="berschrift4nummeriert"/>
       </w:pPr>
-      <w:bookmarkStart w:id="247" w:name="_Toc135739587"/>
-      <w:bookmarkStart w:id="248" w:name="_Toc135739677"/>
-      <w:r>
-        <w:t>Testmethode</w:t>
+      <w:bookmarkStart w:id="247" w:name="_Toc135739590"/>
+      <w:bookmarkStart w:id="248" w:name="_Toc135739680"/>
+      <w:r>
+        <w:t>Testfälle</w:t>
       </w:r>
       <w:bookmarkEnd w:id="247"/>
       <w:bookmarkEnd w:id="248"/>
-    </w:p>
-    <w:p>
-      <w:pPr>
-        <w:rPr>
-          <w:rFonts w:ascii="Arial" w:hAnsi="Arial" w:cs="Arial"/>
-        </w:rPr>
-      </w:pPr>
-      <w:r>
-        <w:rPr>
-          <w:rFonts w:ascii="Arial" w:hAnsi="Arial" w:cs="Arial"/>
-        </w:rPr>
-        <w:t xml:space="preserve">*** Wie wirst du deine Arbeit testen? Mit Postman/Insomnia? Von Hand? Welche Testart? Blackbox/Whitebox testing? </w:t>
-      </w:r>
-    </w:p>
-    <w:p>
-      <w:pPr>
-        <w:rPr>
-          <w:rFonts w:ascii="Arial" w:hAnsi="Arial" w:cs="Arial"/>
-        </w:rPr>
-      </w:pPr>
-      <w:r>
-        <w:rPr>
-          <w:rFonts w:ascii="Arial" w:hAnsi="Arial" w:cs="Arial"/>
-        </w:rPr>
-        <w:t>*** Testmethode beschreiben und erklären. Was ist whitebox-Testing?</w:t>
-      </w:r>
-    </w:p>
-    <w:p>
-      <w:pPr>
-        <w:pStyle w:val="berschrift4nummeriert"/>
-      </w:pPr>
-      <w:bookmarkStart w:id="249" w:name="_Toc135739588"/>
-      <w:bookmarkStart w:id="250" w:name="_Toc135739678"/>
-      <w:r>
-        <w:t>Testmittel</w:t>
-      </w:r>
-      <w:bookmarkEnd w:id="249"/>
-      <w:bookmarkEnd w:id="250"/>
-    </w:p>
-    <w:p>
-      <w:pPr>
-        <w:rPr>
-          <w:rFonts w:ascii="Arial" w:hAnsi="Arial" w:cs="Arial"/>
-        </w:rPr>
-      </w:pPr>
-      <w:r>
-        <w:rPr>
-          <w:rFonts w:ascii="Arial" w:hAnsi="Arial" w:cs="Arial"/>
-        </w:rPr>
-        <w:t>*** Welche Soft- und Hardware in welchen Versionen hast du zum Testen verwendet?</w:t>
-      </w:r>
-    </w:p>
-    <w:p>
-      <w:pPr>
-        <w:rPr>
-          <w:rFonts w:ascii="Arial" w:hAnsi="Arial" w:cs="Arial"/>
-        </w:rPr>
-      </w:pPr>
-      <w:r>
-        <w:rPr>
-          <w:rFonts w:ascii="Arial" w:hAnsi="Arial" w:cs="Arial"/>
-        </w:rPr>
-        <w:t>*** Beschreibe einer aussenstehenden Person, was sie alles machen muss, damit sie selbst dein Projekt auch testen könnte</w:t>
-      </w:r>
-    </w:p>
-    <w:p>
-      <w:pPr>
-        <w:rPr>
-          <w:rFonts w:ascii="Arial" w:hAnsi="Arial" w:cs="Arial"/>
-        </w:rPr>
-      </w:pPr>
-      <w:r>
-        <w:rPr>
-          <w:rFonts w:ascii="Arial" w:hAnsi="Arial" w:cs="Arial"/>
-        </w:rPr>
-        <w:t>*** Braucht dein Projekt ein Login? Das ebenfalls zeigen/erklären</w:t>
-      </w:r>
-    </w:p>
-    <w:p>
-      <w:pPr>
-        <w:pStyle w:val="berschrift4nummeriert"/>
-      </w:pPr>
-      <w:bookmarkStart w:id="251" w:name="_Toc135739589"/>
-      <w:bookmarkStart w:id="252" w:name="_Toc135739679"/>
-      <w:r>
-        <w:t>Abgrenzung</w:t>
-      </w:r>
-      <w:bookmarkEnd w:id="251"/>
-      <w:bookmarkEnd w:id="252"/>
-    </w:p>
-    <w:p>
-      <w:pPr>
-        <w:rPr>
-          <w:rFonts w:ascii="Arial" w:hAnsi="Arial" w:cs="Arial"/>
-        </w:rPr>
-      </w:pPr>
-      <w:r>
-        <w:rPr>
-          <w:rFonts w:ascii="Arial" w:hAnsi="Arial" w:cs="Arial"/>
-        </w:rPr>
-        <w:t>*** Was am System testest du genau? Bis wo hin?</w:t>
-      </w:r>
-    </w:p>
-    <w:p>
-      <w:pPr>
-        <w:rPr>
-          <w:rFonts w:ascii="Arial" w:hAnsi="Arial" w:cs="Arial"/>
-        </w:rPr>
-      </w:pPr>
-      <w:r>
-        <w:rPr>
-          <w:rFonts w:ascii="Arial" w:hAnsi="Arial" w:cs="Arial"/>
-        </w:rPr>
-        <w:t>*** Was testet du bewusst nicht?</w:t>
-      </w:r>
-    </w:p>
-    <w:p>
-      <w:pPr>
-        <w:pStyle w:val="berschrift4nummeriert"/>
-      </w:pPr>
-      <w:bookmarkStart w:id="253" w:name="_Toc135739590"/>
-      <w:bookmarkStart w:id="254" w:name="_Toc135739680"/>
-      <w:r>
-        <w:t>Testfälle</w:t>
-      </w:r>
-      <w:bookmarkEnd w:id="253"/>
-      <w:bookmarkEnd w:id="254"/>
     </w:p>
     <w:p>
       <w:pPr>
@@ -17125,10 +17068,10 @@
           <w:szCs w:val="24"/>
         </w:rPr>
       </w:pPr>
-      <w:bookmarkStart w:id="255" w:name="_Toc135739591"/>
-      <w:bookmarkStart w:id="256" w:name="_Toc135739681"/>
-      <w:bookmarkStart w:id="257" w:name="_Toc135045335"/>
-      <w:bookmarkStart w:id="258" w:name="_Toc135047708"/>
+      <w:bookmarkStart w:id="249" w:name="_Toc135739591"/>
+      <w:bookmarkStart w:id="250" w:name="_Toc135739681"/>
+      <w:bookmarkStart w:id="251" w:name="_Toc135045335"/>
+      <w:bookmarkStart w:id="252" w:name="_Toc135047708"/>
       <w:r>
         <w:br w:type="page"/>
       </w:r>
@@ -17137,581 +17080,648 @@
       <w:pPr>
         <w:pStyle w:val="berschrift3nummeriert"/>
       </w:pPr>
-      <w:bookmarkStart w:id="259" w:name="_Toc223344699"/>
+      <w:bookmarkStart w:id="253" w:name="_Toc223344699"/>
       <w:r>
         <w:lastRenderedPageBreak/>
         <w:t>Anmerkungen zum Zeitplan</w:t>
       </w:r>
+      <w:bookmarkEnd w:id="249"/>
+      <w:bookmarkEnd w:id="250"/>
+      <w:bookmarkEnd w:id="253"/>
+    </w:p>
+    <w:p>
+      <w:pPr>
+        <w:rPr>
+          <w:rFonts w:ascii="Arial" w:hAnsi="Arial" w:cs="Arial"/>
+        </w:rPr>
+      </w:pPr>
+      <w:r>
+        <w:rPr>
+          <w:rFonts w:ascii="Arial" w:hAnsi="Arial" w:cs="Arial"/>
+        </w:rPr>
+        <w:t>*** Gibt es etwas, dass du einer aussenstehenden Person zu deinem Zeitplan erklären müsstest, dass nicht schon klar ersichtlich ist?</w:t>
+      </w:r>
+    </w:p>
+    <w:bookmarkEnd w:id="251"/>
+    <w:bookmarkEnd w:id="252"/>
+    <w:p>
+      <w:pPr>
+        <w:rPr>
+          <w:rFonts w:ascii="Arial" w:hAnsi="Arial" w:cs="Arial"/>
+        </w:rPr>
+      </w:pPr>
+      <w:r>
+        <w:rPr>
+          <w:rFonts w:ascii="Arial" w:hAnsi="Arial" w:cs="Arial"/>
+        </w:rPr>
+        <w:br w:type="page"/>
+      </w:r>
+    </w:p>
+    <w:p>
+      <w:pPr>
+        <w:pStyle w:val="berschrift2nummeriert"/>
+      </w:pPr>
+      <w:bookmarkStart w:id="254" w:name="_Toc135045337"/>
+      <w:bookmarkStart w:id="255" w:name="_Toc135047710"/>
+      <w:bookmarkStart w:id="256" w:name="_Toc135739592"/>
+      <w:bookmarkStart w:id="257" w:name="_Toc135739682"/>
+      <w:bookmarkStart w:id="258" w:name="_Toc223344700"/>
+      <w:r>
+        <w:lastRenderedPageBreak/>
+        <w:t>Entscheiden</w:t>
+      </w:r>
+      <w:bookmarkEnd w:id="254"/>
       <w:bookmarkEnd w:id="255"/>
       <w:bookmarkEnd w:id="256"/>
+      <w:bookmarkEnd w:id="257"/>
+      <w:bookmarkEnd w:id="258"/>
+    </w:p>
+    <w:p>
+      <w:pPr>
+        <w:rPr>
+          <w:rFonts w:ascii="Arial" w:hAnsi="Arial" w:cs="Arial"/>
+        </w:rPr>
+      </w:pPr>
+      <w:r>
+        <w:rPr>
+          <w:rFonts w:ascii="Arial" w:hAnsi="Arial" w:cs="Arial"/>
+        </w:rPr>
+        <w:t xml:space="preserve">*** </w:t>
+      </w:r>
+      <w:r>
+        <w:rPr>
+          <w:rFonts w:ascii="Arial" w:hAnsi="Arial" w:cs="Arial"/>
+        </w:rPr>
+        <w:t>Mindestens zwei Entscheidungen</w:t>
+      </w:r>
+    </w:p>
+    <w:p>
+      <w:pPr>
+        <w:rPr>
+          <w:rFonts w:ascii="Arial" w:hAnsi="Arial" w:cs="Arial"/>
+        </w:rPr>
+      </w:pPr>
+      <w:r>
+        <w:rPr>
+          <w:rFonts w:ascii="Arial" w:hAnsi="Arial" w:cs="Arial"/>
+        </w:rPr>
+        <w:t>*** pro Entscheidung eine allgemeine Beschreibung, zwei oder mehr Varianten und dann wofür du dich entschieden hast</w:t>
+      </w:r>
+    </w:p>
+    <w:p>
+      <w:pPr>
+        <w:rPr>
+          <w:rFonts w:ascii="Arial" w:hAnsi="Arial" w:cs="Arial"/>
+        </w:rPr>
+      </w:pPr>
+      <w:r>
+        <w:rPr>
+          <w:rFonts w:ascii="Arial" w:hAnsi="Arial" w:cs="Arial"/>
+        </w:rPr>
+        <w:t>*** Entscheidungskriterium B3</w:t>
+      </w:r>
+    </w:p>
+    <w:p>
+      <w:pPr>
+        <w:pStyle w:val="berschrift3nummeriert"/>
+      </w:pPr>
+      <w:bookmarkStart w:id="259" w:name="_Toc135739593"/>
+      <w:bookmarkStart w:id="260" w:name="_Toc135739683"/>
+      <w:bookmarkStart w:id="261" w:name="_Toc223344701"/>
+      <w:r>
+        <w:t>Beschreibung Entscheidung 1</w:t>
+      </w:r>
       <w:bookmarkEnd w:id="259"/>
-    </w:p>
-    <w:p>
-      <w:pPr>
-        <w:rPr>
-          <w:rFonts w:ascii="Arial" w:hAnsi="Arial" w:cs="Arial"/>
-        </w:rPr>
-      </w:pPr>
-      <w:r>
-        <w:rPr>
-          <w:rFonts w:ascii="Arial" w:hAnsi="Arial" w:cs="Arial"/>
-        </w:rPr>
-        <w:t>*** Gibt es etwas, dass du einer aussenstehenden Person zu deinem Zeitplan erklären müsstest, dass nicht schon klar ersichtlich ist?</w:t>
-      </w:r>
-    </w:p>
-    <w:bookmarkEnd w:id="257"/>
-    <w:bookmarkEnd w:id="258"/>
-    <w:p>
-      <w:pPr>
-        <w:rPr>
-          <w:rFonts w:ascii="Arial" w:hAnsi="Arial" w:cs="Arial"/>
-        </w:rPr>
-      </w:pPr>
-      <w:r>
-        <w:rPr>
-          <w:rFonts w:ascii="Arial" w:hAnsi="Arial" w:cs="Arial"/>
-        </w:rPr>
-        <w:br w:type="page"/>
-      </w:r>
-    </w:p>
-    <w:p>
-      <w:pPr>
-        <w:pStyle w:val="berschrift2nummeriert"/>
-      </w:pPr>
-      <w:bookmarkStart w:id="260" w:name="_Toc135045337"/>
-      <w:bookmarkStart w:id="261" w:name="_Toc135047710"/>
-      <w:bookmarkStart w:id="262" w:name="_Toc135739592"/>
-      <w:bookmarkStart w:id="263" w:name="_Toc135739682"/>
-      <w:bookmarkStart w:id="264" w:name="_Toc223344700"/>
-      <w:r>
-        <w:lastRenderedPageBreak/>
-        <w:t>Entscheiden</w:t>
-      </w:r>
       <w:bookmarkEnd w:id="260"/>
       <w:bookmarkEnd w:id="261"/>
+    </w:p>
+    <w:p>
+      <w:pPr>
+        <w:rPr>
+          <w:rFonts w:ascii="Arial" w:hAnsi="Arial" w:cs="Arial"/>
+        </w:rPr>
+      </w:pPr>
+      <w:r>
+        <w:rPr>
+          <w:rFonts w:ascii="Arial" w:hAnsi="Arial" w:cs="Arial"/>
+        </w:rPr>
+        <w:t>*** Kurz beschreiben, was du entscheiden musstest und wieso</w:t>
+      </w:r>
+    </w:p>
+    <w:p>
+      <w:pPr>
+        <w:rPr>
+          <w:rFonts w:ascii="Arial" w:hAnsi="Arial" w:cs="Arial"/>
+        </w:rPr>
+      </w:pPr>
+      <w:r>
+        <w:rPr>
+          <w:rFonts w:ascii="Arial" w:hAnsi="Arial" w:cs="Arial"/>
+        </w:rPr>
+        <w:t>*** Bsp: welches Framework zu benutzen? Welche Programmiersprache? Wie ein Problem programmiert werden soll, …</w:t>
+      </w:r>
+    </w:p>
+    <w:p>
+      <w:pPr>
+        <w:pStyle w:val="berschrift3nummeriert"/>
+      </w:pPr>
+      <w:bookmarkStart w:id="262" w:name="_Toc135045338"/>
+      <w:bookmarkStart w:id="263" w:name="_Toc135047711"/>
+      <w:bookmarkStart w:id="264" w:name="_Toc135739594"/>
+      <w:bookmarkStart w:id="265" w:name="_Toc135739684"/>
+      <w:bookmarkStart w:id="266" w:name="_Toc223344702"/>
+      <w:r>
+        <w:t xml:space="preserve">Beschreibung Variante </w:t>
+      </w:r>
       <w:bookmarkEnd w:id="262"/>
       <w:bookmarkEnd w:id="263"/>
+      <w:r>
+        <w:t>a / b / c / …</w:t>
+      </w:r>
       <w:bookmarkEnd w:id="264"/>
-    </w:p>
-    <w:p>
-      <w:pPr>
-        <w:rPr>
-          <w:rFonts w:ascii="Arial" w:hAnsi="Arial" w:cs="Arial"/>
-        </w:rPr>
-      </w:pPr>
-      <w:r>
-        <w:rPr>
-          <w:rFonts w:ascii="Arial" w:hAnsi="Arial" w:cs="Arial"/>
-        </w:rPr>
-        <w:t xml:space="preserve">*** </w:t>
-      </w:r>
-      <w:r>
-        <w:rPr>
-          <w:rFonts w:ascii="Arial" w:hAnsi="Arial" w:cs="Arial"/>
-        </w:rPr>
-        <w:t>Mindestens zwei Entscheidungen</w:t>
-      </w:r>
-    </w:p>
-    <w:p>
-      <w:pPr>
-        <w:rPr>
-          <w:rFonts w:ascii="Arial" w:hAnsi="Arial" w:cs="Arial"/>
-        </w:rPr>
-      </w:pPr>
-      <w:r>
-        <w:rPr>
-          <w:rFonts w:ascii="Arial" w:hAnsi="Arial" w:cs="Arial"/>
-        </w:rPr>
-        <w:t>*** pro Entscheidung eine allgemeine Beschreibung, zwei oder mehr Varianten und dann wofür du dich entschieden hast</w:t>
-      </w:r>
-    </w:p>
-    <w:p>
-      <w:pPr>
-        <w:rPr>
-          <w:rFonts w:ascii="Arial" w:hAnsi="Arial" w:cs="Arial"/>
-        </w:rPr>
-      </w:pPr>
-      <w:r>
-        <w:rPr>
-          <w:rFonts w:ascii="Arial" w:hAnsi="Arial" w:cs="Arial"/>
-        </w:rPr>
-        <w:t>*** Entscheidungskriterium B3</w:t>
-      </w:r>
-    </w:p>
-    <w:p>
-      <w:pPr>
-        <w:pStyle w:val="berschrift3nummeriert"/>
-      </w:pPr>
-      <w:bookmarkStart w:id="265" w:name="_Toc135739593"/>
-      <w:bookmarkStart w:id="266" w:name="_Toc135739683"/>
-      <w:bookmarkStart w:id="267" w:name="_Toc223344701"/>
-      <w:r>
-        <w:t>Beschreibung Entscheidung 1</w:t>
-      </w:r>
       <w:bookmarkEnd w:id="265"/>
       <w:bookmarkEnd w:id="266"/>
+    </w:p>
+    <w:p>
+      <w:pPr>
+        <w:rPr>
+          <w:rFonts w:ascii="Arial" w:hAnsi="Arial" w:cs="Arial"/>
+        </w:rPr>
+      </w:pPr>
+      <w:r>
+        <w:rPr>
+          <w:rFonts w:ascii="Arial" w:hAnsi="Arial" w:cs="Arial"/>
+        </w:rPr>
+        <w:t>*** Beschreibe die Vor- und Nachteile aller Varianten zur Entscheidung 1</w:t>
+      </w:r>
+    </w:p>
+    <w:p>
+      <w:pPr>
+        <w:pStyle w:val="berschrift3nummeriert"/>
+        <w:rPr>
+          <w:szCs w:val="20"/>
+        </w:rPr>
+      </w:pPr>
+      <w:bookmarkStart w:id="267" w:name="_Toc135045339"/>
+      <w:bookmarkStart w:id="268" w:name="_Toc135047712"/>
+      <w:bookmarkStart w:id="269" w:name="_Toc135739595"/>
+      <w:bookmarkStart w:id="270" w:name="_Toc135739685"/>
+      <w:bookmarkStart w:id="271" w:name="_Toc223344703"/>
+      <w:r>
+        <w:t xml:space="preserve">Entscheidung </w:t>
+      </w:r>
       <w:bookmarkEnd w:id="267"/>
-    </w:p>
-    <w:p>
-      <w:pPr>
-        <w:rPr>
-          <w:rFonts w:ascii="Arial" w:hAnsi="Arial" w:cs="Arial"/>
-        </w:rPr>
-      </w:pPr>
-      <w:r>
-        <w:rPr>
-          <w:rFonts w:ascii="Arial" w:hAnsi="Arial" w:cs="Arial"/>
-        </w:rPr>
-        <w:t>*** Kurz beschreiben, was du entscheiden musstest und wieso</w:t>
-      </w:r>
-    </w:p>
-    <w:p>
-      <w:pPr>
-        <w:rPr>
-          <w:rFonts w:ascii="Arial" w:hAnsi="Arial" w:cs="Arial"/>
-        </w:rPr>
-      </w:pPr>
-      <w:r>
-        <w:rPr>
-          <w:rFonts w:ascii="Arial" w:hAnsi="Arial" w:cs="Arial"/>
-        </w:rPr>
-        <w:t>*** Bsp: welches Framework zu benutzen? Welche Programmiersprache? Wie ein Problem programmiert werden soll, …</w:t>
-      </w:r>
-    </w:p>
-    <w:p>
-      <w:pPr>
-        <w:pStyle w:val="berschrift3nummeriert"/>
-      </w:pPr>
-      <w:bookmarkStart w:id="268" w:name="_Toc135045338"/>
-      <w:bookmarkStart w:id="269" w:name="_Toc135047711"/>
-      <w:bookmarkStart w:id="270" w:name="_Toc135739594"/>
-      <w:bookmarkStart w:id="271" w:name="_Toc135739684"/>
-      <w:bookmarkStart w:id="272" w:name="_Toc223344702"/>
-      <w:r>
-        <w:t xml:space="preserve">Beschreibung Variante </w:t>
-      </w:r>
       <w:bookmarkEnd w:id="268"/>
+      <w:r>
+        <w:t>1</w:t>
+      </w:r>
       <w:bookmarkEnd w:id="269"/>
-      <w:r>
-        <w:t>a / b / c / …</w:t>
-      </w:r>
       <w:bookmarkEnd w:id="270"/>
       <w:bookmarkEnd w:id="271"/>
+    </w:p>
+    <w:p>
+      <w:pPr>
+        <w:rPr>
+          <w:rFonts w:ascii="Arial" w:hAnsi="Arial" w:cs="Arial"/>
+        </w:rPr>
+      </w:pPr>
+      <w:r>
+        <w:rPr>
+          <w:rFonts w:ascii="Arial" w:hAnsi="Arial" w:cs="Arial"/>
+        </w:rPr>
+        <w:t xml:space="preserve">*** Hier erläutern, für was du dich entschieden hast und wieso. </w:t>
+      </w:r>
+    </w:p>
+    <w:p>
+      <w:pPr>
+        <w:rPr>
+          <w:rFonts w:ascii="Arial" w:hAnsi="Arial" w:cs="Arial"/>
+        </w:rPr>
+      </w:pPr>
+      <w:r>
+        <w:rPr>
+          <w:rFonts w:ascii="Arial" w:hAnsi="Arial" w:cs="Arial"/>
+        </w:rPr>
+        <w:t>***</w:t>
+      </w:r>
+      <w:r>
+        <w:rPr>
+          <w:rFonts w:ascii="Arial" w:hAnsi="Arial" w:cs="Arial"/>
+        </w:rPr>
+        <w:t xml:space="preserve"> Eine Entscheidungsmatrix kann hier helfen</w:t>
+      </w:r>
+    </w:p>
+    <w:p>
+      <w:pPr>
+        <w:rPr>
+          <w:rFonts w:ascii="Arial" w:hAnsi="Arial" w:cs="Arial"/>
+        </w:rPr>
+      </w:pPr>
+    </w:p>
+    <w:p>
+      <w:pPr>
+        <w:rPr>
+          <w:rFonts w:ascii="Arial" w:hAnsi="Arial" w:cs="Arial"/>
+        </w:rPr>
+      </w:pPr>
+    </w:p>
+    <w:p>
+      <w:pPr>
+        <w:rPr>
+          <w:rFonts w:ascii="Arial" w:hAnsi="Arial" w:cs="Arial"/>
+        </w:rPr>
+      </w:pPr>
+    </w:p>
+    <w:p>
+      <w:pPr>
+        <w:rPr>
+          <w:rFonts w:ascii="Arial" w:hAnsi="Arial" w:cs="Arial"/>
+        </w:rPr>
+      </w:pPr>
+    </w:p>
+    <w:p>
+      <w:pPr>
+        <w:rPr>
+          <w:rFonts w:ascii="Arial" w:hAnsi="Arial" w:cs="Arial"/>
+        </w:rPr>
+      </w:pPr>
+    </w:p>
+    <w:p>
+      <w:pPr>
+        <w:rPr>
+          <w:rFonts w:ascii="Arial" w:hAnsi="Arial" w:cs="Arial"/>
+        </w:rPr>
+      </w:pPr>
+    </w:p>
+    <w:p>
+      <w:pPr>
+        <w:rPr>
+          <w:rFonts w:ascii="Arial" w:hAnsi="Arial" w:cs="Arial"/>
+        </w:rPr>
+      </w:pPr>
+    </w:p>
+    <w:p>
+      <w:pPr>
+        <w:rPr>
+          <w:rFonts w:ascii="Arial" w:hAnsi="Arial" w:cs="Arial"/>
+        </w:rPr>
+      </w:pPr>
+    </w:p>
+    <w:p>
+      <w:pPr>
+        <w:rPr>
+          <w:rFonts w:ascii="Arial" w:hAnsi="Arial" w:cs="Arial"/>
+        </w:rPr>
+      </w:pPr>
+    </w:p>
+    <w:p>
+      <w:pPr>
+        <w:rPr>
+          <w:rFonts w:ascii="Arial" w:hAnsi="Arial" w:cs="Arial"/>
+        </w:rPr>
+      </w:pPr>
+    </w:p>
+    <w:p>
+      <w:pPr>
+        <w:rPr>
+          <w:rFonts w:ascii="Arial" w:hAnsi="Arial" w:cs="Arial"/>
+        </w:rPr>
+      </w:pPr>
+    </w:p>
+    <w:p>
+      <w:pPr>
+        <w:rPr>
+          <w:rFonts w:ascii="Arial" w:hAnsi="Arial" w:cs="Arial"/>
+        </w:rPr>
+      </w:pPr>
+    </w:p>
+    <w:p>
+      <w:pPr>
+        <w:rPr>
+          <w:rFonts w:ascii="Arial" w:hAnsi="Arial" w:cs="Arial"/>
+        </w:rPr>
+      </w:pPr>
+    </w:p>
+    <w:p>
+      <w:pPr>
+        <w:rPr>
+          <w:rFonts w:ascii="Arial" w:hAnsi="Arial" w:cs="Arial"/>
+        </w:rPr>
+      </w:pPr>
+    </w:p>
+    <w:p>
+      <w:pPr>
+        <w:rPr>
+          <w:rFonts w:ascii="Arial" w:hAnsi="Arial" w:cs="Arial"/>
+        </w:rPr>
+      </w:pPr>
+    </w:p>
+    <w:p>
+      <w:pPr>
+        <w:rPr>
+          <w:rFonts w:ascii="Arial" w:hAnsi="Arial" w:cs="Arial"/>
+        </w:rPr>
+      </w:pPr>
+      <w:bookmarkStart w:id="272" w:name="_Toc135045341"/>
+      <w:bookmarkStart w:id="273" w:name="_Toc135047714"/>
+      <w:r>
+        <w:rPr>
+          <w:rFonts w:ascii="Arial" w:hAnsi="Arial" w:cs="Arial"/>
+        </w:rPr>
+        <w:br w:type="page"/>
+      </w:r>
+    </w:p>
+    <w:p>
+      <w:pPr>
+        <w:pStyle w:val="berschrift2nummeriert"/>
+      </w:pPr>
+      <w:bookmarkStart w:id="274" w:name="_Toc135739596"/>
+      <w:bookmarkStart w:id="275" w:name="_Toc135739686"/>
+      <w:bookmarkStart w:id="276" w:name="_Toc223344704"/>
+      <w:r>
+        <w:lastRenderedPageBreak/>
+        <w:t>Realisieren</w:t>
+      </w:r>
       <w:bookmarkEnd w:id="272"/>
-    </w:p>
-    <w:p>
-      <w:pPr>
-        <w:rPr>
-          <w:rFonts w:ascii="Arial" w:hAnsi="Arial" w:cs="Arial"/>
-        </w:rPr>
-      </w:pPr>
-      <w:r>
-        <w:rPr>
-          <w:rFonts w:ascii="Arial" w:hAnsi="Arial" w:cs="Arial"/>
-        </w:rPr>
-        <w:t>*** Beschreibe die Vor- und Nachteile aller Varianten zur Entscheidung 1</w:t>
-      </w:r>
-    </w:p>
-    <w:p>
-      <w:pPr>
-        <w:pStyle w:val="berschrift3nummeriert"/>
-        <w:rPr>
-          <w:szCs w:val="20"/>
-        </w:rPr>
-      </w:pPr>
-      <w:bookmarkStart w:id="273" w:name="_Toc135045339"/>
-      <w:bookmarkStart w:id="274" w:name="_Toc135047712"/>
-      <w:bookmarkStart w:id="275" w:name="_Toc135739595"/>
-      <w:bookmarkStart w:id="276" w:name="_Toc135739685"/>
-      <w:bookmarkStart w:id="277" w:name="_Toc223344703"/>
-      <w:r>
-        <w:t xml:space="preserve">Entscheidung </w:t>
-      </w:r>
       <w:bookmarkEnd w:id="273"/>
       <w:bookmarkEnd w:id="274"/>
-      <w:r>
-        <w:t>1</w:t>
-      </w:r>
       <w:bookmarkEnd w:id="275"/>
       <w:bookmarkEnd w:id="276"/>
+    </w:p>
+    <w:p>
+      <w:pPr>
+        <w:rPr>
+          <w:rFonts w:ascii="Arial" w:hAnsi="Arial" w:cs="Arial"/>
+        </w:rPr>
+      </w:pPr>
+      <w:r>
+        <w:rPr>
+          <w:rFonts w:ascii="Arial" w:hAnsi="Arial" w:cs="Arial"/>
+        </w:rPr>
+        <w:t>*** Hier soll alles, was in der Planen Phase geplant wurde, beschrieben werden, wie du es schlussendlich umgesetzt hast</w:t>
+      </w:r>
+    </w:p>
+    <w:p>
+      <w:pPr>
+        <w:rPr>
+          <w:rFonts w:ascii="Arial" w:hAnsi="Arial" w:cs="Arial"/>
+        </w:rPr>
+      </w:pPr>
+      <w:r>
+        <w:rPr>
+          <w:rFonts w:ascii="Arial" w:hAnsi="Arial" w:cs="Arial"/>
+        </w:rPr>
+        <w:t>*** In dieser Phase solltest du überall mit Screenshots und/oder Code-Beispielen zeigen, wie du etwas umgesetzt hast</w:t>
+      </w:r>
+    </w:p>
+    <w:p>
+      <w:pPr>
+        <w:rPr>
+          <w:rFonts w:ascii="Arial" w:hAnsi="Arial" w:cs="Arial"/>
+        </w:rPr>
+      </w:pPr>
+      <w:r>
+        <w:rPr>
+          <w:rFonts w:ascii="Arial" w:hAnsi="Arial" w:cs="Arial"/>
+        </w:rPr>
+        <w:t>*** Wenn du auf Probleme gestossen bist, kannst du diese hier auch kurz beschreiben, mit einem Link zur Lösung</w:t>
+      </w:r>
+      <w:r>
+        <w:rPr>
+          <w:rFonts w:ascii="Arial" w:hAnsi="Arial" w:cs="Arial"/>
+        </w:rPr>
+        <w:t xml:space="preserve"> auf StackOverflow</w:t>
+      </w:r>
+      <w:r>
+        <w:rPr>
+          <w:rFonts w:ascii="Arial" w:hAnsi="Arial" w:cs="Arial"/>
+        </w:rPr>
+        <w:t xml:space="preserve"> (Direktlink zur Antwort)</w:t>
+      </w:r>
+      <w:r>
+        <w:rPr>
+          <w:rFonts w:ascii="Arial" w:hAnsi="Arial" w:cs="Arial"/>
+        </w:rPr>
+        <w:t xml:space="preserve"> </w:t>
+      </w:r>
+      <w:r>
+        <w:rPr>
+          <w:rFonts w:ascii="Arial" w:hAnsi="Arial" w:cs="Arial"/>
+        </w:rPr>
+        <w:t>oder sonstige Links</w:t>
+      </w:r>
+    </w:p>
+    <w:p>
+      <w:pPr>
+        <w:rPr>
+          <w:rFonts w:ascii="Arial" w:hAnsi="Arial" w:cs="Arial"/>
+        </w:rPr>
+      </w:pPr>
+      <w:r>
+        <w:rPr>
+          <w:rFonts w:ascii="Arial" w:hAnsi="Arial" w:cs="Arial"/>
+        </w:rPr>
+        <w:t>*** Wenn du für deine Lösung ein Framework oder Library verwendet hast, kannst du das hier auch beschreiben, mit Link zur GitHub-Page</w:t>
+      </w:r>
+    </w:p>
+    <w:p>
+      <w:pPr>
+        <w:rPr>
+          <w:rFonts w:ascii="Arial" w:hAnsi="Arial" w:cs="Arial"/>
+        </w:rPr>
+      </w:pPr>
+      <w:r>
+        <w:rPr>
+          <w:rFonts w:ascii="Arial" w:hAnsi="Arial" w:cs="Arial"/>
+        </w:rPr>
+        <w:t>*** Bewertungskriterien A2</w:t>
+      </w:r>
+      <w:r>
+        <w:rPr>
+          <w:rFonts w:ascii="Arial" w:hAnsi="Arial" w:cs="Arial"/>
+        </w:rPr>
+        <w:t>, A8, A9, A10, A11, A13 + individuelle Kriterien</w:t>
+      </w:r>
+    </w:p>
+    <w:p>
+      <w:pPr>
+        <w:pStyle w:val="berschrift3nummeriert"/>
+      </w:pPr>
+      <w:bookmarkStart w:id="277" w:name="_Toc135045342"/>
+      <w:bookmarkStart w:id="278" w:name="_Toc135047715"/>
+      <w:bookmarkStart w:id="279" w:name="_Toc135739597"/>
+      <w:bookmarkStart w:id="280" w:name="_Toc135739687"/>
+      <w:bookmarkStart w:id="281" w:name="_Toc223344705"/>
+      <w:r>
+        <w:t>Abbildung des Gesamtsystems</w:t>
+      </w:r>
       <w:bookmarkEnd w:id="277"/>
-    </w:p>
-    <w:p>
-      <w:pPr>
-        <w:rPr>
-          <w:rFonts w:ascii="Arial" w:hAnsi="Arial" w:cs="Arial"/>
-        </w:rPr>
-      </w:pPr>
-      <w:r>
-        <w:rPr>
-          <w:rFonts w:ascii="Arial" w:hAnsi="Arial" w:cs="Arial"/>
-        </w:rPr>
-        <w:t xml:space="preserve">*** Hier erläutern, für was du dich entschieden hast und wieso. </w:t>
-      </w:r>
-    </w:p>
-    <w:p>
-      <w:pPr>
-        <w:rPr>
-          <w:rFonts w:ascii="Arial" w:hAnsi="Arial" w:cs="Arial"/>
-        </w:rPr>
-      </w:pPr>
-      <w:r>
-        <w:rPr>
-          <w:rFonts w:ascii="Arial" w:hAnsi="Arial" w:cs="Arial"/>
-        </w:rPr>
-        <w:t>***</w:t>
-      </w:r>
-      <w:r>
-        <w:rPr>
-          <w:rFonts w:ascii="Arial" w:hAnsi="Arial" w:cs="Arial"/>
-        </w:rPr>
-        <w:t xml:space="preserve"> Eine Entscheidungsmatrix kann hier helfen</w:t>
-      </w:r>
-    </w:p>
-    <w:p>
-      <w:pPr>
-        <w:rPr>
-          <w:rFonts w:ascii="Arial" w:hAnsi="Arial" w:cs="Arial"/>
-        </w:rPr>
-      </w:pPr>
-    </w:p>
-    <w:p>
-      <w:pPr>
-        <w:rPr>
-          <w:rFonts w:ascii="Arial" w:hAnsi="Arial" w:cs="Arial"/>
-        </w:rPr>
-      </w:pPr>
-    </w:p>
-    <w:p>
-      <w:pPr>
-        <w:rPr>
-          <w:rFonts w:ascii="Arial" w:hAnsi="Arial" w:cs="Arial"/>
-        </w:rPr>
-      </w:pPr>
-    </w:p>
-    <w:p>
-      <w:pPr>
-        <w:rPr>
-          <w:rFonts w:ascii="Arial" w:hAnsi="Arial" w:cs="Arial"/>
-        </w:rPr>
-      </w:pPr>
-    </w:p>
-    <w:p>
-      <w:pPr>
-        <w:rPr>
-          <w:rFonts w:ascii="Arial" w:hAnsi="Arial" w:cs="Arial"/>
-        </w:rPr>
-      </w:pPr>
-    </w:p>
-    <w:p>
-      <w:pPr>
-        <w:rPr>
-          <w:rFonts w:ascii="Arial" w:hAnsi="Arial" w:cs="Arial"/>
-        </w:rPr>
-      </w:pPr>
-    </w:p>
-    <w:p>
-      <w:pPr>
-        <w:rPr>
-          <w:rFonts w:ascii="Arial" w:hAnsi="Arial" w:cs="Arial"/>
-        </w:rPr>
-      </w:pPr>
-    </w:p>
-    <w:p>
-      <w:pPr>
-        <w:rPr>
-          <w:rFonts w:ascii="Arial" w:hAnsi="Arial" w:cs="Arial"/>
-        </w:rPr>
-      </w:pPr>
-    </w:p>
-    <w:p>
-      <w:pPr>
-        <w:rPr>
-          <w:rFonts w:ascii="Arial" w:hAnsi="Arial" w:cs="Arial"/>
-        </w:rPr>
-      </w:pPr>
-    </w:p>
-    <w:p>
-      <w:pPr>
-        <w:rPr>
-          <w:rFonts w:ascii="Arial" w:hAnsi="Arial" w:cs="Arial"/>
-        </w:rPr>
-      </w:pPr>
-    </w:p>
-    <w:p>
-      <w:pPr>
-        <w:rPr>
-          <w:rFonts w:ascii="Arial" w:hAnsi="Arial" w:cs="Arial"/>
-        </w:rPr>
-      </w:pPr>
-    </w:p>
-    <w:p>
-      <w:pPr>
-        <w:rPr>
-          <w:rFonts w:ascii="Arial" w:hAnsi="Arial" w:cs="Arial"/>
-        </w:rPr>
-      </w:pPr>
-    </w:p>
-    <w:p>
-      <w:pPr>
-        <w:rPr>
-          <w:rFonts w:ascii="Arial" w:hAnsi="Arial" w:cs="Arial"/>
-        </w:rPr>
-      </w:pPr>
-    </w:p>
-    <w:p>
-      <w:pPr>
-        <w:rPr>
-          <w:rFonts w:ascii="Arial" w:hAnsi="Arial" w:cs="Arial"/>
-        </w:rPr>
-      </w:pPr>
-    </w:p>
-    <w:p>
-      <w:pPr>
-        <w:rPr>
-          <w:rFonts w:ascii="Arial" w:hAnsi="Arial" w:cs="Arial"/>
-        </w:rPr>
-      </w:pPr>
-    </w:p>
-    <w:p>
-      <w:pPr>
-        <w:rPr>
-          <w:rFonts w:ascii="Arial" w:hAnsi="Arial" w:cs="Arial"/>
-        </w:rPr>
-      </w:pPr>
-      <w:bookmarkStart w:id="278" w:name="_Toc135045341"/>
-      <w:bookmarkStart w:id="279" w:name="_Toc135047714"/>
-      <w:r>
-        <w:rPr>
-          <w:rFonts w:ascii="Arial" w:hAnsi="Arial" w:cs="Arial"/>
-        </w:rPr>
-        <w:br w:type="page"/>
-      </w:r>
-    </w:p>
-    <w:p>
-      <w:pPr>
-        <w:pStyle w:val="berschrift2nummeriert"/>
-      </w:pPr>
-      <w:bookmarkStart w:id="280" w:name="_Toc135739596"/>
-      <w:bookmarkStart w:id="281" w:name="_Toc135739686"/>
-      <w:bookmarkStart w:id="282" w:name="_Toc223344704"/>
-      <w:r>
-        <w:lastRenderedPageBreak/>
-        <w:t>Realisieren</w:t>
-      </w:r>
       <w:bookmarkEnd w:id="278"/>
       <w:bookmarkEnd w:id="279"/>
       <w:bookmarkEnd w:id="280"/>
       <w:bookmarkEnd w:id="281"/>
+    </w:p>
+    <w:p>
+      <w:pPr>
+        <w:rPr>
+          <w:rFonts w:ascii="Arial" w:hAnsi="Arial" w:cs="Arial"/>
+        </w:rPr>
+      </w:pPr>
+      <w:r>
+        <w:rPr>
+          <w:rFonts w:ascii="Arial" w:hAnsi="Arial" w:cs="Arial"/>
+        </w:rPr>
+        <w:t>*** Hier kann ev. nochmal eine Grafik oder ein Diagramm eingefügt werden, welches das effektiv umgesetzte Gesamtsystem zeigt</w:t>
+      </w:r>
+    </w:p>
+    <w:p>
+      <w:pPr>
+        <w:pStyle w:val="berschrift3nummeriert"/>
+      </w:pPr>
+      <w:bookmarkStart w:id="282" w:name="_Toc135739598"/>
+      <w:bookmarkStart w:id="283" w:name="_Toc135739688"/>
+      <w:bookmarkStart w:id="284" w:name="_Toc223344706"/>
+      <w:r>
+        <w:t xml:space="preserve">Grundaufbau / </w:t>
+      </w:r>
+      <w:r>
+        <w:t>Architektur</w:t>
+      </w:r>
+      <w:r>
+        <w:t xml:space="preserve"> des Projektes</w:t>
+      </w:r>
       <w:bookmarkEnd w:id="282"/>
-    </w:p>
-    <w:p>
-      <w:pPr>
-        <w:rPr>
-          <w:rFonts w:ascii="Arial" w:hAnsi="Arial" w:cs="Arial"/>
-        </w:rPr>
-      </w:pPr>
-      <w:r>
-        <w:rPr>
-          <w:rFonts w:ascii="Arial" w:hAnsi="Arial" w:cs="Arial"/>
-        </w:rPr>
-        <w:t>*** Hier soll alles, was in der Planen Phase geplant wurde, beschrieben werden, wie du es schlussendlich umgesetzt hast</w:t>
-      </w:r>
-    </w:p>
-    <w:p>
-      <w:pPr>
-        <w:rPr>
-          <w:rFonts w:ascii="Arial" w:hAnsi="Arial" w:cs="Arial"/>
-        </w:rPr>
-      </w:pPr>
-      <w:r>
-        <w:rPr>
-          <w:rFonts w:ascii="Arial" w:hAnsi="Arial" w:cs="Arial"/>
-        </w:rPr>
-        <w:t>*** In dieser Phase solltest du überall mit Screenshots und/oder Code-Beispielen zeigen, wie du etwas umgesetzt hast</w:t>
-      </w:r>
-    </w:p>
-    <w:p>
-      <w:pPr>
-        <w:rPr>
-          <w:rFonts w:ascii="Arial" w:hAnsi="Arial" w:cs="Arial"/>
-        </w:rPr>
-      </w:pPr>
-      <w:r>
-        <w:rPr>
-          <w:rFonts w:ascii="Arial" w:hAnsi="Arial" w:cs="Arial"/>
-        </w:rPr>
-        <w:t>*** Wenn du auf Probleme gestossen bist, kannst du diese hier auch kurz beschreiben, mit einem Link zur Lösung</w:t>
-      </w:r>
-      <w:r>
-        <w:rPr>
-          <w:rFonts w:ascii="Arial" w:hAnsi="Arial" w:cs="Arial"/>
-        </w:rPr>
-        <w:t xml:space="preserve"> auf StackOverflow</w:t>
-      </w:r>
-      <w:r>
-        <w:rPr>
-          <w:rFonts w:ascii="Arial" w:hAnsi="Arial" w:cs="Arial"/>
-        </w:rPr>
-        <w:t xml:space="preserve"> (Direktlink zur Antwort)</w:t>
-      </w:r>
-      <w:r>
-        <w:rPr>
-          <w:rFonts w:ascii="Arial" w:hAnsi="Arial" w:cs="Arial"/>
-        </w:rPr>
-        <w:t xml:space="preserve"> </w:t>
-      </w:r>
-      <w:r>
-        <w:rPr>
-          <w:rFonts w:ascii="Arial" w:hAnsi="Arial" w:cs="Arial"/>
-        </w:rPr>
-        <w:t>oder sonstige Links</w:t>
-      </w:r>
-    </w:p>
-    <w:p>
-      <w:pPr>
-        <w:rPr>
-          <w:rFonts w:ascii="Arial" w:hAnsi="Arial" w:cs="Arial"/>
-        </w:rPr>
-      </w:pPr>
-      <w:r>
-        <w:rPr>
-          <w:rFonts w:ascii="Arial" w:hAnsi="Arial" w:cs="Arial"/>
-        </w:rPr>
-        <w:t>*** Wenn du für deine Lösung ein Framework oder Library verwendet hast, kannst du das hier auch beschreiben, mit Link zur GitHub-Page</w:t>
-      </w:r>
-    </w:p>
-    <w:p>
-      <w:pPr>
-        <w:rPr>
-          <w:rFonts w:ascii="Arial" w:hAnsi="Arial" w:cs="Arial"/>
-        </w:rPr>
-      </w:pPr>
-      <w:r>
-        <w:rPr>
-          <w:rFonts w:ascii="Arial" w:hAnsi="Arial" w:cs="Arial"/>
-        </w:rPr>
-        <w:t>*** Bewertungskriterien A2</w:t>
-      </w:r>
-      <w:r>
-        <w:rPr>
-          <w:rFonts w:ascii="Arial" w:hAnsi="Arial" w:cs="Arial"/>
-        </w:rPr>
-        <w:t>, A8, A9, A10, A11, A13 + individuelle Kriterien</w:t>
-      </w:r>
-    </w:p>
-    <w:p>
-      <w:pPr>
-        <w:pStyle w:val="berschrift3nummeriert"/>
-      </w:pPr>
-      <w:bookmarkStart w:id="283" w:name="_Toc135045342"/>
-      <w:bookmarkStart w:id="284" w:name="_Toc135047715"/>
-      <w:bookmarkStart w:id="285" w:name="_Toc135739597"/>
-      <w:bookmarkStart w:id="286" w:name="_Toc135739687"/>
-      <w:bookmarkStart w:id="287" w:name="_Toc223344705"/>
-      <w:r>
-        <w:t>Abbildung des Gesamtsystems</w:t>
-      </w:r>
       <w:bookmarkEnd w:id="283"/>
       <w:bookmarkEnd w:id="284"/>
+    </w:p>
+    <w:p>
+      <w:pPr>
+        <w:rPr>
+          <w:rFonts w:ascii="Arial" w:hAnsi="Arial" w:cs="Arial"/>
+        </w:rPr>
+      </w:pPr>
+      <w:r>
+        <w:rPr>
+          <w:rFonts w:ascii="Arial" w:hAnsi="Arial" w:cs="Arial"/>
+        </w:rPr>
+        <w:t xml:space="preserve">*** Wie ist der Grundaufbau deines Projekts? </w:t>
+      </w:r>
+    </w:p>
+    <w:p>
+      <w:pPr>
+        <w:pStyle w:val="berschrift3nummeriert"/>
+      </w:pPr>
+      <w:bookmarkStart w:id="285" w:name="_Toc135045344"/>
+      <w:bookmarkStart w:id="286" w:name="_Toc135047717"/>
+      <w:bookmarkStart w:id="287" w:name="_Toc135739599"/>
+      <w:bookmarkStart w:id="288" w:name="_Toc135739689"/>
+      <w:bookmarkStart w:id="289" w:name="_Toc223344707"/>
+      <w:r>
+        <w:t>V</w:t>
+      </w:r>
+      <w:r>
+        <w:t>orgehensweise</w:t>
+      </w:r>
       <w:bookmarkEnd w:id="285"/>
       <w:bookmarkEnd w:id="286"/>
       <w:bookmarkEnd w:id="287"/>
-    </w:p>
-    <w:p>
-      <w:pPr>
-        <w:rPr>
-          <w:rFonts w:ascii="Arial" w:hAnsi="Arial" w:cs="Arial"/>
-        </w:rPr>
-      </w:pPr>
-      <w:r>
-        <w:rPr>
-          <w:rFonts w:ascii="Arial" w:hAnsi="Arial" w:cs="Arial"/>
-        </w:rPr>
-        <w:t>*** Hier kann ev. nochmal eine Grafik oder ein Diagramm eingefügt werden, welches das effektiv umgesetzte Gesamtsystem zeigt</w:t>
-      </w:r>
-    </w:p>
-    <w:p>
-      <w:pPr>
-        <w:pStyle w:val="berschrift3nummeriert"/>
-      </w:pPr>
-      <w:bookmarkStart w:id="288" w:name="_Toc135739598"/>
-      <w:bookmarkStart w:id="289" w:name="_Toc135739688"/>
-      <w:bookmarkStart w:id="290" w:name="_Toc223344706"/>
-      <w:r>
-        <w:t xml:space="preserve">Grundaufbau / </w:t>
-      </w:r>
-      <w:r>
-        <w:t>Architektur</w:t>
-      </w:r>
-      <w:r>
-        <w:t xml:space="preserve"> des Projektes</w:t>
-      </w:r>
       <w:bookmarkEnd w:id="288"/>
       <w:bookmarkEnd w:id="289"/>
+    </w:p>
+    <w:p>
+      <w:pPr>
+        <w:rPr>
+          <w:rFonts w:ascii="Arial" w:hAnsi="Arial" w:cs="Arial"/>
+        </w:rPr>
+      </w:pPr>
+      <w:r>
+        <w:rPr>
+          <w:rFonts w:ascii="Arial" w:hAnsi="Arial" w:cs="Arial"/>
+        </w:rPr>
+        <w:t>*** Wie bist du generell vorgegangen? Welche Schritte hast du nacheinander gemacht</w:t>
+      </w:r>
+    </w:p>
+    <w:p>
+      <w:pPr>
+        <w:pStyle w:val="berschrift3nummeriert"/>
+      </w:pPr>
+      <w:bookmarkStart w:id="290" w:name="_Toc135045346"/>
+      <w:bookmarkStart w:id="291" w:name="_Toc135047719"/>
+      <w:bookmarkStart w:id="292" w:name="_Toc135739600"/>
+      <w:bookmarkStart w:id="293" w:name="_Toc135739690"/>
+      <w:bookmarkStart w:id="294" w:name="_Toc223344708"/>
+      <w:r>
+        <w:t>Datenbank</w:t>
+      </w:r>
       <w:bookmarkEnd w:id="290"/>
-    </w:p>
-    <w:p>
-      <w:pPr>
-        <w:rPr>
-          <w:rFonts w:ascii="Arial" w:hAnsi="Arial" w:cs="Arial"/>
-        </w:rPr>
-      </w:pPr>
-      <w:r>
-        <w:rPr>
-          <w:rFonts w:ascii="Arial" w:hAnsi="Arial" w:cs="Arial"/>
-        </w:rPr>
-        <w:t xml:space="preserve">*** Wie ist der Grundaufbau deines Projekts? </w:t>
-      </w:r>
-    </w:p>
-    <w:p>
-      <w:pPr>
-        <w:pStyle w:val="berschrift3nummeriert"/>
-      </w:pPr>
-      <w:bookmarkStart w:id="291" w:name="_Toc135045344"/>
-      <w:bookmarkStart w:id="292" w:name="_Toc135047717"/>
-      <w:bookmarkStart w:id="293" w:name="_Toc135739599"/>
-      <w:bookmarkStart w:id="294" w:name="_Toc135739689"/>
-      <w:bookmarkStart w:id="295" w:name="_Toc223344707"/>
-      <w:r>
-        <w:t>V</w:t>
-      </w:r>
-      <w:r>
-        <w:t>orgehensweise</w:t>
-      </w:r>
       <w:bookmarkEnd w:id="291"/>
       <w:bookmarkEnd w:id="292"/>
       <w:bookmarkEnd w:id="293"/>
       <w:bookmarkEnd w:id="294"/>
+    </w:p>
+    <w:p>
+      <w:pPr>
+        <w:rPr>
+          <w:rFonts w:ascii="Arial" w:hAnsi="Arial" w:cs="Arial"/>
+        </w:rPr>
+      </w:pPr>
+      <w:r>
+        <w:rPr>
+          <w:rFonts w:ascii="Arial" w:hAnsi="Arial" w:cs="Arial"/>
+        </w:rPr>
+        <w:t>*** Wie sieht deine Datenbank nach der Realisierung aus? Hat sich etwas verändert ggü. Der Planungs-Phase?</w:t>
+      </w:r>
+    </w:p>
+    <w:p>
+      <w:pPr>
+        <w:rPr>
+          <w:rFonts w:ascii="Arial" w:hAnsi="Arial" w:cs="Arial"/>
+        </w:rPr>
+      </w:pPr>
+      <w:r>
+        <w:rPr>
+          <w:rFonts w:ascii="Arial" w:hAnsi="Arial" w:cs="Arial"/>
+        </w:rPr>
+        <w:t>*** Hier kannst du auch das verbesserte ERD einfügen und erklären, was sich wieso geändert hat</w:t>
+      </w:r>
+    </w:p>
+    <w:p>
+      <w:pPr>
+        <w:pStyle w:val="berschrift3nummeriert"/>
+      </w:pPr>
+      <w:bookmarkStart w:id="295" w:name="_Toc135739601"/>
+      <w:bookmarkStart w:id="296" w:name="_Toc135739691"/>
+      <w:bookmarkStart w:id="297" w:name="_Toc223344709"/>
+      <w:r>
+        <w:t>Anbindung an die Datenbank</w:t>
+      </w:r>
       <w:bookmarkEnd w:id="295"/>
-    </w:p>
-    <w:p>
-      <w:pPr>
-        <w:rPr>
-          <w:rFonts w:ascii="Arial" w:hAnsi="Arial" w:cs="Arial"/>
-        </w:rPr>
-      </w:pPr>
-      <w:r>
-        <w:rPr>
-          <w:rFonts w:ascii="Arial" w:hAnsi="Arial" w:cs="Arial"/>
-        </w:rPr>
-        <w:t>*** Wie bist du generell vorgegangen? Welche Schritte hast du nacheinander gemacht</w:t>
-      </w:r>
-    </w:p>
-    <w:p>
-      <w:pPr>
-        <w:pStyle w:val="berschrift3nummeriert"/>
-      </w:pPr>
-      <w:bookmarkStart w:id="296" w:name="_Toc135045346"/>
-      <w:bookmarkStart w:id="297" w:name="_Toc135047719"/>
-      <w:bookmarkStart w:id="298" w:name="_Toc135739600"/>
-      <w:bookmarkStart w:id="299" w:name="_Toc135739690"/>
-      <w:bookmarkStart w:id="300" w:name="_Toc223344708"/>
-      <w:r>
-        <w:t>Datenbank</w:t>
-      </w:r>
       <w:bookmarkEnd w:id="296"/>
       <w:bookmarkEnd w:id="297"/>
+    </w:p>
+    <w:p>
+      <w:pPr>
+        <w:rPr>
+          <w:rFonts w:ascii="Arial" w:hAnsi="Arial" w:cs="Arial"/>
+        </w:rPr>
+      </w:pPr>
+      <w:r>
+        <w:rPr>
+          <w:rFonts w:ascii="Arial" w:hAnsi="Arial" w:cs="Arial"/>
+        </w:rPr>
+        <w:t>*** Wie funktioniert die Anbindung/Kommunikation mit der Datenbank in deinem Projekt?</w:t>
+      </w:r>
+    </w:p>
+    <w:p>
+      <w:pPr>
+        <w:pStyle w:val="berschrift3nummeriert"/>
+      </w:pPr>
+      <w:bookmarkStart w:id="298" w:name="_Toc135739602"/>
+      <w:bookmarkStart w:id="299" w:name="_Toc135739692"/>
+      <w:bookmarkStart w:id="300" w:name="_Toc223344710"/>
+      <w:r>
+        <w:t>Routen</w:t>
+      </w:r>
       <w:bookmarkEnd w:id="298"/>
       <w:bookmarkEnd w:id="299"/>
       <w:bookmarkEnd w:id="300"/>
@@ -17726,398 +17736,331 @@
         <w:rPr>
           <w:rFonts w:ascii="Arial" w:hAnsi="Arial" w:cs="Arial"/>
         </w:rPr>
-        <w:t>*** Wie sieht deine Datenbank nach der Realisierung aus? Hat sich etwas verändert ggü. Der Planungs-Phase?</w:t>
-      </w:r>
-    </w:p>
-    <w:p>
-      <w:pPr>
-        <w:rPr>
-          <w:rFonts w:ascii="Arial" w:hAnsi="Arial" w:cs="Arial"/>
-        </w:rPr>
-      </w:pPr>
-      <w:r>
-        <w:rPr>
-          <w:rFonts w:ascii="Arial" w:hAnsi="Arial" w:cs="Arial"/>
-        </w:rPr>
-        <w:t>*** Hier kannst du auch das verbesserte ERD einfügen und erklären, was sich wieso geändert hat</w:t>
+        <w:t>*** Wie sehen deine Routen nach der Realisierung aus? Hat sich etwas verändert ggü. Der Planungs-Phase?</w:t>
+      </w:r>
+    </w:p>
+    <w:p>
+      <w:pPr>
+        <w:rPr>
+          <w:rFonts w:ascii="Arial" w:hAnsi="Arial" w:cs="Arial"/>
+        </w:rPr>
+      </w:pPr>
+      <w:r>
+        <w:rPr>
+          <w:rFonts w:ascii="Arial" w:hAnsi="Arial" w:cs="Arial"/>
+        </w:rPr>
+        <w:t>*** Hier erklären, was sich wieso geändert hat</w:t>
+      </w:r>
+    </w:p>
+    <w:p>
+      <w:pPr>
+        <w:rPr>
+          <w:rFonts w:ascii="Arial" w:hAnsi="Arial" w:cs="Arial"/>
+        </w:rPr>
+      </w:pPr>
+      <w:r>
+        <w:rPr>
+          <w:rFonts w:ascii="Arial" w:hAnsi="Arial" w:cs="Arial"/>
+        </w:rPr>
+        <w:t>*** Wie hast du das Routing gelöst? Code-Beispiele</w:t>
+      </w:r>
+      <w:r>
+        <w:rPr>
+          <w:rFonts w:ascii="Arial" w:hAnsi="Arial" w:cs="Arial"/>
+        </w:rPr>
+        <w:t xml:space="preserve"> einfügen und erklären</w:t>
+      </w:r>
+    </w:p>
+    <w:p>
+      <w:pPr>
+        <w:rPr>
+          <w:rFonts w:ascii="Arial" w:hAnsi="Arial" w:cs="Arial"/>
+        </w:rPr>
+      </w:pPr>
+    </w:p>
+    <w:p>
+      <w:pPr>
+        <w:rPr>
+          <w:rFonts w:ascii="Arial" w:hAnsi="Arial" w:cs="Arial"/>
+        </w:rPr>
+      </w:pPr>
+      <w:bookmarkStart w:id="301" w:name="_Toc135045347"/>
+      <w:bookmarkStart w:id="302" w:name="_Toc135047720"/>
+      <w:r>
+        <w:rPr>
+          <w:rFonts w:ascii="Arial" w:hAnsi="Arial" w:cs="Arial"/>
+        </w:rPr>
+        <w:br w:type="page"/>
       </w:r>
     </w:p>
     <w:p>
       <w:pPr>
         <w:pStyle w:val="berschrift3nummeriert"/>
       </w:pPr>
-      <w:bookmarkStart w:id="301" w:name="_Toc135739601"/>
-      <w:bookmarkStart w:id="302" w:name="_Toc135739691"/>
-      <w:bookmarkStart w:id="303" w:name="_Toc223344709"/>
-      <w:r>
-        <w:t>Anbindung an die Datenbank</w:t>
+      <w:bookmarkStart w:id="303" w:name="_Toc135739603"/>
+      <w:bookmarkStart w:id="304" w:name="_Toc135739693"/>
+      <w:bookmarkStart w:id="305" w:name="_Toc223344711"/>
+      <w:r>
+        <w:lastRenderedPageBreak/>
+        <w:t>Implementierung des Kernfeatures A</w:t>
+      </w:r>
+      <w:r>
+        <w:t xml:space="preserve"> / B / C / D / …</w:t>
       </w:r>
       <w:bookmarkEnd w:id="301"/>
       <w:bookmarkEnd w:id="302"/>
       <w:bookmarkEnd w:id="303"/>
-    </w:p>
-    <w:p>
-      <w:pPr>
-        <w:rPr>
-          <w:rFonts w:ascii="Arial" w:hAnsi="Arial" w:cs="Arial"/>
-        </w:rPr>
-      </w:pPr>
-      <w:r>
-        <w:rPr>
-          <w:rFonts w:ascii="Arial" w:hAnsi="Arial" w:cs="Arial"/>
-        </w:rPr>
-        <w:t>*** Wie funktioniert die Anbindung/Kommunikation mit der Datenbank in deinem Projekt?</w:t>
-      </w:r>
-    </w:p>
-    <w:p>
-      <w:pPr>
-        <w:pStyle w:val="berschrift3nummeriert"/>
-      </w:pPr>
-      <w:bookmarkStart w:id="304" w:name="_Toc135739602"/>
-      <w:bookmarkStart w:id="305" w:name="_Toc135739692"/>
-      <w:bookmarkStart w:id="306" w:name="_Toc223344710"/>
-      <w:r>
-        <w:t>Routen</w:t>
-      </w:r>
       <w:bookmarkEnd w:id="304"/>
       <w:bookmarkEnd w:id="305"/>
+    </w:p>
+    <w:p>
+      <w:pPr>
+        <w:rPr>
+          <w:rFonts w:ascii="Arial" w:hAnsi="Arial" w:cs="Arial"/>
+        </w:rPr>
+      </w:pPr>
+      <w:r>
+        <w:rPr>
+          <w:rFonts w:ascii="Arial" w:hAnsi="Arial" w:cs="Arial"/>
+        </w:rPr>
+        <w:t>*** Hier pro Funktionalität/Komponente deines Projektes ein Screenshot und/oder Code-Beispiel einfügen und erklären, wie du es umgesetzt hast</w:t>
+      </w:r>
+    </w:p>
+    <w:p>
+      <w:pPr>
+        <w:rPr>
+          <w:rFonts w:ascii="Arial" w:hAnsi="Arial" w:cs="Arial"/>
+        </w:rPr>
+      </w:pPr>
+      <w:r>
+        <w:rPr>
+          <w:rFonts w:ascii="Arial" w:hAnsi="Arial" w:cs="Arial"/>
+        </w:rPr>
+        <w:t>*** Pro Komponente zuerst einen passenden Titel, dann eine einleitende Erklärung zu dieser Komponente, danach ein Screenshot und/oder Code-Beispiel mit Erklärung, was du genau wieso gemacht hast.</w:t>
+      </w:r>
+    </w:p>
+    <w:p>
+      <w:pPr>
+        <w:pStyle w:val="berschrift3nummeriert"/>
+      </w:pPr>
+      <w:bookmarkStart w:id="306" w:name="_Toc135045355"/>
+      <w:bookmarkStart w:id="307" w:name="_Toc135047728"/>
+      <w:bookmarkStart w:id="308" w:name="_Toc135739604"/>
+      <w:bookmarkStart w:id="309" w:name="_Toc135739694"/>
+      <w:bookmarkStart w:id="310" w:name="_Toc223344712"/>
+      <w:r>
+        <w:t>Vorbereitungen für den Upload / Live-Schaltung</w:t>
+      </w:r>
       <w:bookmarkEnd w:id="306"/>
-    </w:p>
-    <w:p>
-      <w:pPr>
-        <w:rPr>
-          <w:rFonts w:ascii="Arial" w:hAnsi="Arial" w:cs="Arial"/>
-        </w:rPr>
-      </w:pPr>
-      <w:r>
-        <w:rPr>
-          <w:rFonts w:ascii="Arial" w:hAnsi="Arial" w:cs="Arial"/>
-        </w:rPr>
-        <w:t>*** Wie sehen deine Routen nach der Realisierung aus? Hat sich etwas verändert ggü. Der Planungs-Phase?</w:t>
-      </w:r>
-    </w:p>
-    <w:p>
-      <w:pPr>
-        <w:rPr>
-          <w:rFonts w:ascii="Arial" w:hAnsi="Arial" w:cs="Arial"/>
-        </w:rPr>
-      </w:pPr>
-      <w:r>
-        <w:rPr>
-          <w:rFonts w:ascii="Arial" w:hAnsi="Arial" w:cs="Arial"/>
-        </w:rPr>
-        <w:t>*** Hier erklären, was sich wieso geändert hat</w:t>
-      </w:r>
-    </w:p>
-    <w:p>
-      <w:pPr>
-        <w:rPr>
-          <w:rFonts w:ascii="Arial" w:hAnsi="Arial" w:cs="Arial"/>
-        </w:rPr>
-      </w:pPr>
-      <w:r>
-        <w:rPr>
-          <w:rFonts w:ascii="Arial" w:hAnsi="Arial" w:cs="Arial"/>
-        </w:rPr>
-        <w:t>*** Wie hast du das Routing gelöst? Code-Beispiele</w:t>
-      </w:r>
-      <w:r>
-        <w:rPr>
-          <w:rFonts w:ascii="Arial" w:hAnsi="Arial" w:cs="Arial"/>
-        </w:rPr>
-        <w:t xml:space="preserve"> einfügen und erklären</w:t>
-      </w:r>
-    </w:p>
-    <w:p>
-      <w:pPr>
-        <w:rPr>
-          <w:rFonts w:ascii="Arial" w:hAnsi="Arial" w:cs="Arial"/>
-        </w:rPr>
-      </w:pPr>
-    </w:p>
-    <w:p>
-      <w:pPr>
-        <w:rPr>
-          <w:rFonts w:ascii="Arial" w:hAnsi="Arial" w:cs="Arial"/>
-        </w:rPr>
-      </w:pPr>
-      <w:bookmarkStart w:id="307" w:name="_Toc135045347"/>
-      <w:bookmarkStart w:id="308" w:name="_Toc135047720"/>
-      <w:r>
-        <w:rPr>
-          <w:rFonts w:ascii="Arial" w:hAnsi="Arial" w:cs="Arial"/>
-        </w:rPr>
-        <w:br w:type="page"/>
-      </w:r>
-    </w:p>
-    <w:p>
-      <w:pPr>
-        <w:pStyle w:val="berschrift3nummeriert"/>
-      </w:pPr>
-      <w:bookmarkStart w:id="309" w:name="_Toc135739603"/>
-      <w:bookmarkStart w:id="310" w:name="_Toc135739693"/>
-      <w:bookmarkStart w:id="311" w:name="_Toc223344711"/>
-      <w:r>
-        <w:lastRenderedPageBreak/>
-        <w:t>Implementierung des Kernfeatures A</w:t>
-      </w:r>
-      <w:r>
-        <w:t xml:space="preserve"> / B / C / D / …</w:t>
-      </w:r>
       <w:bookmarkEnd w:id="307"/>
+      <w:r>
+        <w:t xml:space="preserve"> </w:t>
+      </w:r>
+      <w:r>
+        <w:t>/ Implementierung</w:t>
+      </w:r>
       <w:bookmarkEnd w:id="308"/>
       <w:bookmarkEnd w:id="309"/>
       <w:bookmarkEnd w:id="310"/>
+    </w:p>
+    <w:p>
+      <w:pPr>
+        <w:rPr>
+          <w:rFonts w:ascii="Arial" w:hAnsi="Arial" w:cs="Arial"/>
+        </w:rPr>
+      </w:pPr>
+      <w:r>
+        <w:rPr>
+          <w:rFonts w:ascii="Arial" w:hAnsi="Arial" w:cs="Arial"/>
+        </w:rPr>
+        <w:t>*** Ist das Live-Schalten Teil deiner Aufgabe?</w:t>
+      </w:r>
+    </w:p>
+    <w:p>
+      <w:pPr>
+        <w:rPr>
+          <w:rFonts w:ascii="Arial" w:hAnsi="Arial" w:cs="Arial"/>
+        </w:rPr>
+      </w:pPr>
+      <w:r>
+        <w:rPr>
+          <w:rFonts w:ascii="Arial" w:hAnsi="Arial" w:cs="Arial"/>
+        </w:rPr>
+        <w:t>*** Egal ob ja oder nein, erkläre, wie die Live-Schaltung funktionieren würde</w:t>
+      </w:r>
+    </w:p>
+    <w:p>
+      <w:pPr>
+        <w:rPr>
+          <w:rFonts w:ascii="Arial" w:hAnsi="Arial" w:cs="Arial"/>
+        </w:rPr>
+      </w:pPr>
+      <w:r>
+        <w:rPr>
+          <w:rFonts w:ascii="Arial" w:hAnsi="Arial" w:cs="Arial"/>
+        </w:rPr>
+        <w:br w:type="page"/>
+      </w:r>
+    </w:p>
+    <w:p>
+      <w:pPr>
+        <w:pStyle w:val="berschrift2nummeriert"/>
+      </w:pPr>
+      <w:bookmarkStart w:id="311" w:name="_Toc135045356"/>
+      <w:bookmarkStart w:id="312" w:name="_Toc135047729"/>
+      <w:bookmarkStart w:id="313" w:name="_Toc135739605"/>
+      <w:bookmarkStart w:id="314" w:name="_Toc135739695"/>
+      <w:bookmarkStart w:id="315" w:name="_Toc223344713"/>
+      <w:r>
+        <w:lastRenderedPageBreak/>
+        <w:t>Kontrollieren</w:t>
+      </w:r>
       <w:bookmarkEnd w:id="311"/>
-    </w:p>
-    <w:p>
-      <w:pPr>
-        <w:rPr>
-          <w:rFonts w:ascii="Arial" w:hAnsi="Arial" w:cs="Arial"/>
-        </w:rPr>
-      </w:pPr>
-      <w:r>
-        <w:rPr>
-          <w:rFonts w:ascii="Arial" w:hAnsi="Arial" w:cs="Arial"/>
-        </w:rPr>
-        <w:t>*** Hier pro Funktionalität/Komponente deines Projektes ein Screenshot und/oder Code-Beispiel einfügen und erklären, wie du es umgesetzt hast</w:t>
-      </w:r>
-    </w:p>
-    <w:p>
-      <w:pPr>
-        <w:rPr>
-          <w:rFonts w:ascii="Arial" w:hAnsi="Arial" w:cs="Arial"/>
-        </w:rPr>
-      </w:pPr>
-      <w:r>
-        <w:rPr>
-          <w:rFonts w:ascii="Arial" w:hAnsi="Arial" w:cs="Arial"/>
-        </w:rPr>
-        <w:t>*** Pro Komponente zuerst einen passenden Titel, dann eine einleitende Erklärung zu dieser Komponente, danach ein Screenshot und/oder Code-Beispiel mit Erklärung, was du genau wieso gemacht hast.</w:t>
-      </w:r>
-    </w:p>
-    <w:p>
-      <w:pPr>
-        <w:pStyle w:val="berschrift3nummeriert"/>
-      </w:pPr>
-      <w:bookmarkStart w:id="312" w:name="_Toc135045355"/>
-      <w:bookmarkStart w:id="313" w:name="_Toc135047728"/>
-      <w:bookmarkStart w:id="314" w:name="_Toc135739604"/>
-      <w:bookmarkStart w:id="315" w:name="_Toc135739694"/>
-      <w:bookmarkStart w:id="316" w:name="_Toc223344712"/>
-      <w:r>
-        <w:t>Vorbereitungen für den Upload / Live-Schaltung</w:t>
-      </w:r>
       <w:bookmarkEnd w:id="312"/>
       <w:bookmarkEnd w:id="313"/>
-      <w:r>
-        <w:t xml:space="preserve"> </w:t>
-      </w:r>
-      <w:r>
-        <w:t>/ Implementierung</w:t>
-      </w:r>
       <w:bookmarkEnd w:id="314"/>
       <w:bookmarkEnd w:id="315"/>
+    </w:p>
+    <w:p>
+      <w:pPr>
+        <w:rPr>
+          <w:rFonts w:ascii="Arial" w:hAnsi="Arial" w:cs="Arial"/>
+        </w:rPr>
+      </w:pPr>
+      <w:r>
+        <w:rPr>
+          <w:rFonts w:ascii="Arial" w:hAnsi="Arial" w:cs="Arial"/>
+        </w:rPr>
+        <w:t>*** Bewertungskriterium B10</w:t>
+      </w:r>
+    </w:p>
+    <w:p>
+      <w:pPr>
+        <w:pStyle w:val="berschrift3nummeriert"/>
+      </w:pPr>
+      <w:bookmarkStart w:id="316" w:name="_Toc135045357"/>
+      <w:bookmarkStart w:id="317" w:name="_Toc135047730"/>
+      <w:bookmarkStart w:id="318" w:name="_Toc135739606"/>
+      <w:bookmarkStart w:id="319" w:name="_Toc135739696"/>
+      <w:bookmarkStart w:id="320" w:name="_Toc223344714"/>
+      <w:r>
+        <w:t>Beschreibung der Randbedingungen / Testanlage (Umfeld)</w:t>
+      </w:r>
       <w:bookmarkEnd w:id="316"/>
-    </w:p>
-    <w:p>
-      <w:pPr>
-        <w:rPr>
-          <w:rFonts w:ascii="Arial" w:hAnsi="Arial" w:cs="Arial"/>
-        </w:rPr>
-      </w:pPr>
-      <w:r>
-        <w:rPr>
-          <w:rFonts w:ascii="Arial" w:hAnsi="Arial" w:cs="Arial"/>
-        </w:rPr>
-        <w:t>*** Ist das Live-Schalten Teil deiner Aufgabe?</w:t>
-      </w:r>
-    </w:p>
-    <w:p>
-      <w:pPr>
-        <w:rPr>
-          <w:rFonts w:ascii="Arial" w:hAnsi="Arial" w:cs="Arial"/>
-        </w:rPr>
-      </w:pPr>
-      <w:r>
-        <w:rPr>
-          <w:rFonts w:ascii="Arial" w:hAnsi="Arial" w:cs="Arial"/>
-        </w:rPr>
-        <w:t>*** Egal ob ja oder nein, erkläre, wie die Live-Schaltung funktionieren würde</w:t>
-      </w:r>
-    </w:p>
-    <w:p>
-      <w:pPr>
-        <w:rPr>
-          <w:rFonts w:ascii="Arial" w:hAnsi="Arial" w:cs="Arial"/>
-        </w:rPr>
-      </w:pPr>
-      <w:r>
-        <w:rPr>
-          <w:rFonts w:ascii="Arial" w:hAnsi="Arial" w:cs="Arial"/>
-        </w:rPr>
-        <w:br w:type="page"/>
-      </w:r>
-    </w:p>
-    <w:p>
-      <w:pPr>
-        <w:pStyle w:val="berschrift2nummeriert"/>
-      </w:pPr>
-      <w:bookmarkStart w:id="317" w:name="_Toc135045356"/>
-      <w:bookmarkStart w:id="318" w:name="_Toc135047729"/>
-      <w:bookmarkStart w:id="319" w:name="_Toc135739605"/>
-      <w:bookmarkStart w:id="320" w:name="_Toc135739695"/>
-      <w:bookmarkStart w:id="321" w:name="_Toc223344713"/>
-      <w:r>
-        <w:lastRenderedPageBreak/>
-        <w:t>Kontrollieren</w:t>
-      </w:r>
       <w:bookmarkEnd w:id="317"/>
       <w:bookmarkEnd w:id="318"/>
       <w:bookmarkEnd w:id="319"/>
       <w:bookmarkEnd w:id="320"/>
+    </w:p>
+    <w:p>
+      <w:pPr>
+        <w:rPr>
+          <w:rFonts w:ascii="Arial" w:hAnsi="Arial" w:cs="Arial"/>
+        </w:rPr>
+      </w:pPr>
+      <w:r>
+        <w:rPr>
+          <w:rFonts w:ascii="Arial" w:hAnsi="Arial" w:cs="Arial"/>
+        </w:rPr>
+        <w:t>*** Welche Voraussetzungen braucht es alles, damit das Projekt getestet werden kann? Was muss installiert/vorbereitet werden?</w:t>
+      </w:r>
+    </w:p>
+    <w:p>
+      <w:pPr>
+        <w:rPr>
+          <w:rFonts w:ascii="Arial" w:hAnsi="Arial" w:cs="Arial"/>
+        </w:rPr>
+      </w:pPr>
+      <w:r>
+        <w:rPr>
+          <w:rFonts w:ascii="Arial" w:hAnsi="Arial" w:cs="Arial"/>
+        </w:rPr>
+        <w:t>*** Auf welchem Gerät mit welchen Versionen wird getestet? Browser-Version? Windows-</w:t>
+      </w:r>
+      <w:r>
+        <w:rPr>
+          <w:rFonts w:ascii="Arial" w:hAnsi="Arial" w:cs="Arial"/>
+        </w:rPr>
+        <w:t>Ve</w:t>
+      </w:r>
+      <w:r>
+        <w:rPr>
+          <w:rFonts w:ascii="Arial" w:hAnsi="Arial" w:cs="Arial"/>
+        </w:rPr>
+        <w:t>rsion? Gerät</w:t>
+      </w:r>
+      <w:r>
+        <w:rPr>
+          <w:rFonts w:ascii="Arial" w:hAnsi="Arial" w:cs="Arial"/>
+        </w:rPr>
+        <w:t xml:space="preserve"> selbst</w:t>
+      </w:r>
+      <w:r>
+        <w:rPr>
+          <w:rFonts w:ascii="Arial" w:hAnsi="Arial" w:cs="Arial"/>
+        </w:rPr>
+        <w:t>?</w:t>
+      </w:r>
+    </w:p>
+    <w:p>
+      <w:pPr>
+        <w:rPr>
+          <w:rFonts w:ascii="Arial" w:hAnsi="Arial" w:cs="Arial"/>
+        </w:rPr>
+      </w:pPr>
+      <w:r>
+        <w:rPr>
+          <w:rFonts w:ascii="Arial" w:hAnsi="Arial" w:cs="Arial"/>
+        </w:rPr>
+        <w:t>*** Alles so erklären, dass auch eine aussenstehende Person testen könnte</w:t>
+      </w:r>
+    </w:p>
+    <w:p>
+      <w:pPr>
+        <w:rPr>
+          <w:rFonts w:ascii="Arial" w:hAnsi="Arial" w:cs="Arial"/>
+        </w:rPr>
+      </w:pPr>
+      <w:r>
+        <w:rPr>
+          <w:rFonts w:ascii="Arial" w:hAnsi="Arial" w:cs="Arial"/>
+        </w:rPr>
+        <w:t>*** Hier auch Screenshots mit Erklärungen einfügen</w:t>
+      </w:r>
+    </w:p>
+    <w:p>
+      <w:pPr>
+        <w:pStyle w:val="berschrift3nummeriert"/>
+      </w:pPr>
+      <w:bookmarkStart w:id="321" w:name="_Toc135739607"/>
+      <w:bookmarkStart w:id="322" w:name="_Toc135739697"/>
+      <w:bookmarkStart w:id="323" w:name="_Toc223344715"/>
+      <w:bookmarkStart w:id="324" w:name="_Toc135045360"/>
+      <w:bookmarkStart w:id="325" w:name="_Toc135047733"/>
+      <w:r>
+        <w:t>Testprotokoll</w:t>
+      </w:r>
       <w:bookmarkEnd w:id="321"/>
-    </w:p>
-    <w:p>
-      <w:pPr>
-        <w:rPr>
-          <w:rFonts w:ascii="Arial" w:hAnsi="Arial" w:cs="Arial"/>
-        </w:rPr>
-      </w:pPr>
-      <w:r>
-        <w:rPr>
-          <w:rFonts w:ascii="Arial" w:hAnsi="Arial" w:cs="Arial"/>
-        </w:rPr>
-        <w:t>*** Bewertungskriterium B10</w:t>
-      </w:r>
-    </w:p>
-    <w:p>
-      <w:pPr>
-        <w:pStyle w:val="berschrift3nummeriert"/>
-      </w:pPr>
-      <w:bookmarkStart w:id="322" w:name="_Toc135045357"/>
-      <w:bookmarkStart w:id="323" w:name="_Toc135047730"/>
-      <w:bookmarkStart w:id="324" w:name="_Toc135739606"/>
-      <w:bookmarkStart w:id="325" w:name="_Toc135739696"/>
-      <w:bookmarkStart w:id="326" w:name="_Toc223344714"/>
-      <w:r>
-        <w:t>Beschreibung der Randbedingungen / Testanlage (Umfeld)</w:t>
-      </w:r>
       <w:bookmarkEnd w:id="322"/>
       <w:bookmarkEnd w:id="323"/>
+      <w:r>
+        <w:t xml:space="preserve"> </w:t>
+      </w:r>
+    </w:p>
+    <w:p>
+      <w:pPr>
+        <w:rPr>
+          <w:rFonts w:ascii="Arial" w:hAnsi="Arial" w:cs="Arial"/>
+        </w:rPr>
+      </w:pPr>
+      <w:r>
+        <w:rPr>
+          <w:rFonts w:ascii="Arial" w:hAnsi="Arial" w:cs="Arial"/>
+        </w:rPr>
+        <w:t>*** Alle in der Planen-Phase definierten Testfälle werden jetzt hier durchgegangen</w:t>
+      </w:r>
       <w:bookmarkEnd w:id="324"/>
       <w:bookmarkEnd w:id="325"/>
-      <w:bookmarkEnd w:id="326"/>
-    </w:p>
-    <w:p>
-      <w:pPr>
-        <w:rPr>
-          <w:rFonts w:ascii="Arial" w:hAnsi="Arial" w:cs="Arial"/>
-        </w:rPr>
-      </w:pPr>
-      <w:r>
-        <w:rPr>
-          <w:rFonts w:ascii="Arial" w:hAnsi="Arial" w:cs="Arial"/>
-        </w:rPr>
-        <w:t>*** Welche Voraussetzungen braucht es alles, damit das Projekt getestet werden kann? Was muss installiert/vorbereitet werden?</w:t>
-      </w:r>
-    </w:p>
-    <w:p>
-      <w:pPr>
-        <w:rPr>
-          <w:rFonts w:ascii="Arial" w:hAnsi="Arial" w:cs="Arial"/>
-        </w:rPr>
-      </w:pPr>
-      <w:r>
-        <w:rPr>
-          <w:rFonts w:ascii="Arial" w:hAnsi="Arial" w:cs="Arial"/>
-        </w:rPr>
-        <w:t>*** Auf welchem Gerät mit welchen Versionen wird getestet? Browser-Version? Windows-</w:t>
-      </w:r>
-      <w:r>
-        <w:rPr>
-          <w:rFonts w:ascii="Arial" w:hAnsi="Arial" w:cs="Arial"/>
-        </w:rPr>
-        <w:t>Ve</w:t>
-      </w:r>
-      <w:r>
-        <w:rPr>
-          <w:rFonts w:ascii="Arial" w:hAnsi="Arial" w:cs="Arial"/>
-        </w:rPr>
-        <w:t>rsion? Gerät</w:t>
-      </w:r>
-      <w:r>
-        <w:rPr>
-          <w:rFonts w:ascii="Arial" w:hAnsi="Arial" w:cs="Arial"/>
-        </w:rPr>
-        <w:t xml:space="preserve"> selbst</w:t>
-      </w:r>
-      <w:r>
-        <w:rPr>
-          <w:rFonts w:ascii="Arial" w:hAnsi="Arial" w:cs="Arial"/>
-        </w:rPr>
-        <w:t>?</w:t>
-      </w:r>
-    </w:p>
-    <w:p>
-      <w:pPr>
-        <w:rPr>
-          <w:rFonts w:ascii="Arial" w:hAnsi="Arial" w:cs="Arial"/>
-        </w:rPr>
-      </w:pPr>
-      <w:r>
-        <w:rPr>
-          <w:rFonts w:ascii="Arial" w:hAnsi="Arial" w:cs="Arial"/>
-        </w:rPr>
-        <w:t>*** Alles so erklären, dass auch eine aussenstehende Person testen könnte</w:t>
-      </w:r>
-    </w:p>
-    <w:p>
-      <w:pPr>
-        <w:rPr>
-          <w:rFonts w:ascii="Arial" w:hAnsi="Arial" w:cs="Arial"/>
-        </w:rPr>
-      </w:pPr>
-      <w:r>
-        <w:rPr>
-          <w:rFonts w:ascii="Arial" w:hAnsi="Arial" w:cs="Arial"/>
-        </w:rPr>
-        <w:t>*** Hier auch Screenshots mit Erklärungen einfügen</w:t>
-      </w:r>
-    </w:p>
-    <w:p>
-      <w:pPr>
-        <w:pStyle w:val="berschrift3nummeriert"/>
-      </w:pPr>
-      <w:bookmarkStart w:id="327" w:name="_Toc135739607"/>
-      <w:bookmarkStart w:id="328" w:name="_Toc135739697"/>
-      <w:bookmarkStart w:id="329" w:name="_Toc223344715"/>
-      <w:bookmarkStart w:id="330" w:name="_Toc135045360"/>
-      <w:bookmarkStart w:id="331" w:name="_Toc135047733"/>
-      <w:r>
-        <w:t>Testprotokoll</w:t>
-      </w:r>
-      <w:bookmarkEnd w:id="327"/>
-      <w:bookmarkEnd w:id="328"/>
-      <w:bookmarkEnd w:id="329"/>
-      <w:r>
-        <w:t xml:space="preserve"> </w:t>
-      </w:r>
-    </w:p>
-    <w:p>
-      <w:pPr>
-        <w:rPr>
-          <w:rFonts w:ascii="Arial" w:hAnsi="Arial" w:cs="Arial"/>
-        </w:rPr>
-      </w:pPr>
-      <w:r>
-        <w:rPr>
-          <w:rFonts w:ascii="Arial" w:hAnsi="Arial" w:cs="Arial"/>
-        </w:rPr>
-        <w:t>*** Alle in der Planen-Phase definierten Testfälle werden jetzt hier durchgegangen</w:t>
-      </w:r>
-      <w:bookmarkEnd w:id="330"/>
-      <w:bookmarkEnd w:id="331"/>
     </w:p>
     <w:tbl>
       <w:tblPr>
@@ -18354,7 +18297,7 @@
               </w:rPr>
               <w:t xml:space="preserve">POST: </w:t>
             </w:r>
-            <w:hyperlink r:id="rId20" w:history="1">
+            <w:hyperlink r:id="rId22" w:history="1">
               <w:r>
                 <w:rPr>
                   <w:rStyle w:val="Hyperlink"/>
@@ -18641,382 +18584,382 @@
           <w:szCs w:val="20"/>
         </w:rPr>
       </w:pPr>
-      <w:bookmarkStart w:id="332" w:name="_Toc135045362"/>
-      <w:bookmarkStart w:id="333" w:name="_Toc135047735"/>
-      <w:bookmarkStart w:id="334" w:name="_Toc135739608"/>
-      <w:bookmarkStart w:id="335" w:name="_Toc135739698"/>
-      <w:bookmarkStart w:id="336" w:name="_Toc223344716"/>
+      <w:bookmarkStart w:id="326" w:name="_Toc135045362"/>
+      <w:bookmarkStart w:id="327" w:name="_Toc135047735"/>
+      <w:bookmarkStart w:id="328" w:name="_Toc135739608"/>
+      <w:bookmarkStart w:id="329" w:name="_Toc135739698"/>
+      <w:bookmarkStart w:id="330" w:name="_Toc223344716"/>
       <w:r>
         <w:t>Bugfixing</w:t>
       </w:r>
+      <w:bookmarkEnd w:id="326"/>
+      <w:bookmarkEnd w:id="327"/>
+      <w:bookmarkEnd w:id="328"/>
+      <w:bookmarkEnd w:id="329"/>
+      <w:bookmarkEnd w:id="330"/>
+    </w:p>
+    <w:p>
+      <w:pPr>
+        <w:rPr>
+          <w:rFonts w:ascii="Arial" w:hAnsi="Arial" w:cs="Arial"/>
+        </w:rPr>
+      </w:pPr>
+      <w:r>
+        <w:rPr>
+          <w:rFonts w:ascii="Arial" w:hAnsi="Arial" w:cs="Arial"/>
+        </w:rPr>
+        <w:t>*** Welche Fehler mussten noch behoben werden? Weshalb sind diese Fehler passiert/übersehen worden? Konnten sie noch vor Abgabe behoben werden oder wieso wurden sie nicht mehr behoben?</w:t>
+      </w:r>
+    </w:p>
+    <w:p>
+      <w:pPr>
+        <w:rPr>
+          <w:rFonts w:ascii="Arial" w:hAnsi="Arial" w:cs="Arial"/>
+        </w:rPr>
+      </w:pPr>
+    </w:p>
+    <w:p>
+      <w:pPr>
+        <w:rPr>
+          <w:rFonts w:ascii="Arial" w:hAnsi="Arial" w:cs="Arial"/>
+        </w:rPr>
+      </w:pPr>
+    </w:p>
+    <w:p>
+      <w:pPr>
+        <w:rPr>
+          <w:rFonts w:ascii="Arial" w:hAnsi="Arial" w:cs="Arial"/>
+        </w:rPr>
+      </w:pPr>
+    </w:p>
+    <w:p>
+      <w:pPr>
+        <w:rPr>
+          <w:rFonts w:ascii="Arial" w:hAnsi="Arial" w:cs="Arial"/>
+        </w:rPr>
+      </w:pPr>
+      <w:r>
+        <w:rPr>
+          <w:rFonts w:ascii="Arial" w:hAnsi="Arial" w:cs="Arial"/>
+        </w:rPr>
+        <w:br w:type="page"/>
+      </w:r>
+    </w:p>
+    <w:p>
+      <w:pPr>
+        <w:pStyle w:val="berschrift2nummeriert"/>
+      </w:pPr>
+      <w:bookmarkStart w:id="331" w:name="_Toc135045365"/>
+      <w:bookmarkStart w:id="332" w:name="_Toc135047738"/>
+      <w:bookmarkStart w:id="333" w:name="_Toc135739609"/>
+      <w:bookmarkStart w:id="334" w:name="_Toc135739699"/>
+      <w:bookmarkStart w:id="335" w:name="_Toc223344717"/>
+      <w:r>
+        <w:lastRenderedPageBreak/>
+        <w:t>Auswerten</w:t>
+      </w:r>
+      <w:bookmarkEnd w:id="331"/>
       <w:bookmarkEnd w:id="332"/>
       <w:bookmarkEnd w:id="333"/>
       <w:bookmarkEnd w:id="334"/>
       <w:bookmarkEnd w:id="335"/>
+    </w:p>
+    <w:p>
+      <w:pPr>
+        <w:rPr>
+          <w:rFonts w:ascii="Arial" w:hAnsi="Arial" w:cs="Arial"/>
+        </w:rPr>
+      </w:pPr>
+      <w:r>
+        <w:rPr>
+          <w:rFonts w:ascii="Arial" w:hAnsi="Arial" w:cs="Arial"/>
+        </w:rPr>
+        <w:t>*** Kritisch beschreiben, was man gut fand und was man das nächste Mal besser machen würde</w:t>
+      </w:r>
+    </w:p>
+    <w:p>
+      <w:pPr>
+        <w:rPr>
+          <w:rFonts w:ascii="Arial" w:hAnsi="Arial" w:cs="Arial"/>
+        </w:rPr>
+      </w:pPr>
+      <w:r>
+        <w:rPr>
+          <w:rFonts w:ascii="Arial" w:hAnsi="Arial" w:cs="Arial"/>
+        </w:rPr>
+        <w:t>*** Bewertungskriterium B3</w:t>
+      </w:r>
+    </w:p>
+    <w:p>
+      <w:pPr>
+        <w:pStyle w:val="berschrift3nummeriert"/>
+      </w:pPr>
+      <w:bookmarkStart w:id="336" w:name="_Toc135045366"/>
+      <w:bookmarkStart w:id="337" w:name="_Toc135047739"/>
+      <w:bookmarkStart w:id="338" w:name="_Toc135739610"/>
+      <w:bookmarkStart w:id="339" w:name="_Toc135739700"/>
+      <w:bookmarkStart w:id="340" w:name="_Toc223344718"/>
+      <w:r>
+        <w:t>Reflexion der Vorgehensweise</w:t>
+      </w:r>
       <w:bookmarkEnd w:id="336"/>
-    </w:p>
-    <w:p>
-      <w:pPr>
-        <w:rPr>
-          <w:rFonts w:ascii="Arial" w:hAnsi="Arial" w:cs="Arial"/>
-        </w:rPr>
-      </w:pPr>
-      <w:r>
-        <w:rPr>
-          <w:rFonts w:ascii="Arial" w:hAnsi="Arial" w:cs="Arial"/>
-        </w:rPr>
-        <w:t>*** Welche Fehler mussten noch behoben werden? Weshalb sind diese Fehler passiert/übersehen worden? Konnten sie noch vor Abgabe behoben werden oder wieso wurden sie nicht mehr behoben?</w:t>
-      </w:r>
-    </w:p>
-    <w:p>
-      <w:pPr>
-        <w:rPr>
-          <w:rFonts w:ascii="Arial" w:hAnsi="Arial" w:cs="Arial"/>
-        </w:rPr>
-      </w:pPr>
-    </w:p>
-    <w:p>
-      <w:pPr>
-        <w:rPr>
-          <w:rFonts w:ascii="Arial" w:hAnsi="Arial" w:cs="Arial"/>
-        </w:rPr>
-      </w:pPr>
-    </w:p>
-    <w:p>
-      <w:pPr>
-        <w:rPr>
-          <w:rFonts w:ascii="Arial" w:hAnsi="Arial" w:cs="Arial"/>
-        </w:rPr>
-      </w:pPr>
-    </w:p>
-    <w:p>
-      <w:pPr>
-        <w:rPr>
-          <w:rFonts w:ascii="Arial" w:hAnsi="Arial" w:cs="Arial"/>
-        </w:rPr>
-      </w:pPr>
-      <w:r>
-        <w:rPr>
-          <w:rFonts w:ascii="Arial" w:hAnsi="Arial" w:cs="Arial"/>
-        </w:rPr>
-        <w:br w:type="page"/>
-      </w:r>
-    </w:p>
-    <w:p>
-      <w:pPr>
-        <w:pStyle w:val="berschrift2nummeriert"/>
-      </w:pPr>
-      <w:bookmarkStart w:id="337" w:name="_Toc135045365"/>
-      <w:bookmarkStart w:id="338" w:name="_Toc135047738"/>
-      <w:bookmarkStart w:id="339" w:name="_Toc135739609"/>
-      <w:bookmarkStart w:id="340" w:name="_Toc135739699"/>
-      <w:bookmarkStart w:id="341" w:name="_Toc223344717"/>
-      <w:r>
-        <w:lastRenderedPageBreak/>
-        <w:t>Auswerten</w:t>
-      </w:r>
       <w:bookmarkEnd w:id="337"/>
       <w:bookmarkEnd w:id="338"/>
       <w:bookmarkEnd w:id="339"/>
       <w:bookmarkEnd w:id="340"/>
+    </w:p>
+    <w:p>
+      <w:pPr>
+        <w:rPr>
+          <w:rFonts w:ascii="Arial" w:hAnsi="Arial" w:cs="Arial"/>
+        </w:rPr>
+      </w:pPr>
+      <w:r>
+        <w:rPr>
+          <w:rFonts w:ascii="Arial" w:hAnsi="Arial" w:cs="Arial"/>
+        </w:rPr>
+        <w:t xml:space="preserve">*** Bist du zufrieden, </w:t>
+      </w:r>
+      <w:r>
+        <w:rPr>
+          <w:rFonts w:ascii="Arial" w:hAnsi="Arial" w:cs="Arial"/>
+        </w:rPr>
+        <w:t xml:space="preserve">wie und </w:t>
+      </w:r>
+      <w:r>
+        <w:rPr>
+          <w:rFonts w:ascii="Arial" w:hAnsi="Arial" w:cs="Arial"/>
+        </w:rPr>
+        <w:t>in welcher Reihenfolge du deine Tasks gemacht hast?</w:t>
+      </w:r>
+    </w:p>
+    <w:p>
+      <w:pPr>
+        <w:pStyle w:val="berschrift3nummeriert"/>
+        <w:rPr>
+          <w:szCs w:val="20"/>
+        </w:rPr>
+      </w:pPr>
+      <w:bookmarkStart w:id="341" w:name="_Toc135045367"/>
+      <w:bookmarkStart w:id="342" w:name="_Toc135047740"/>
+      <w:bookmarkStart w:id="343" w:name="_Toc135739611"/>
+      <w:bookmarkStart w:id="344" w:name="_Toc135739701"/>
+      <w:bookmarkStart w:id="345" w:name="_Toc223344719"/>
+      <w:r>
+        <w:t>Bewertung des Produktes</w:t>
+      </w:r>
       <w:bookmarkEnd w:id="341"/>
-    </w:p>
-    <w:p>
-      <w:pPr>
-        <w:rPr>
-          <w:rFonts w:ascii="Arial" w:hAnsi="Arial" w:cs="Arial"/>
-        </w:rPr>
-      </w:pPr>
-      <w:r>
-        <w:rPr>
-          <w:rFonts w:ascii="Arial" w:hAnsi="Arial" w:cs="Arial"/>
-        </w:rPr>
-        <w:t>*** Kritisch beschreiben, was man gut fand und was man das nächste Mal besser machen würde</w:t>
-      </w:r>
-    </w:p>
-    <w:p>
-      <w:pPr>
-        <w:rPr>
-          <w:rFonts w:ascii="Arial" w:hAnsi="Arial" w:cs="Arial"/>
-        </w:rPr>
-      </w:pPr>
-      <w:r>
-        <w:rPr>
-          <w:rFonts w:ascii="Arial" w:hAnsi="Arial" w:cs="Arial"/>
-        </w:rPr>
-        <w:t>*** Bewertungskriterium B3</w:t>
-      </w:r>
-    </w:p>
-    <w:p>
-      <w:pPr>
-        <w:pStyle w:val="berschrift3nummeriert"/>
-      </w:pPr>
-      <w:bookmarkStart w:id="342" w:name="_Toc135045366"/>
-      <w:bookmarkStart w:id="343" w:name="_Toc135047739"/>
-      <w:bookmarkStart w:id="344" w:name="_Toc135739610"/>
-      <w:bookmarkStart w:id="345" w:name="_Toc135739700"/>
-      <w:bookmarkStart w:id="346" w:name="_Toc223344718"/>
-      <w:r>
-        <w:t>Reflexion der Vorgehensweise</w:t>
-      </w:r>
       <w:bookmarkEnd w:id="342"/>
       <w:bookmarkEnd w:id="343"/>
       <w:bookmarkEnd w:id="344"/>
       <w:bookmarkEnd w:id="345"/>
+    </w:p>
+    <w:p>
+      <w:pPr>
+        <w:rPr>
+          <w:rFonts w:ascii="Arial" w:hAnsi="Arial" w:cs="Arial"/>
+        </w:rPr>
+      </w:pPr>
+      <w:r>
+        <w:rPr>
+          <w:rFonts w:ascii="Arial" w:hAnsi="Arial" w:cs="Arial"/>
+        </w:rPr>
+        <w:t>*** Wie passt dir das Endresultat? Bist du zufrieden? Wenn ja, wieso, wenn nein, wieso nicht?</w:t>
+      </w:r>
+    </w:p>
+    <w:p>
+      <w:pPr>
+        <w:pStyle w:val="berschrift3nummeriert"/>
+      </w:pPr>
+      <w:bookmarkStart w:id="346" w:name="_Toc135739612"/>
+      <w:bookmarkStart w:id="347" w:name="_Toc135739702"/>
+      <w:bookmarkStart w:id="348" w:name="_Toc223344720"/>
+      <w:r>
+        <w:t>Abweichungen zum Zeitplan</w:t>
+      </w:r>
       <w:bookmarkEnd w:id="346"/>
-    </w:p>
-    <w:p>
-      <w:pPr>
-        <w:rPr>
-          <w:rFonts w:ascii="Arial" w:hAnsi="Arial" w:cs="Arial"/>
-        </w:rPr>
-      </w:pPr>
-      <w:r>
-        <w:rPr>
-          <w:rFonts w:ascii="Arial" w:hAnsi="Arial" w:cs="Arial"/>
-        </w:rPr>
-        <w:t xml:space="preserve">*** Bist du zufrieden, </w:t>
-      </w:r>
-      <w:r>
-        <w:rPr>
-          <w:rFonts w:ascii="Arial" w:hAnsi="Arial" w:cs="Arial"/>
-        </w:rPr>
-        <w:t xml:space="preserve">wie und </w:t>
-      </w:r>
-      <w:r>
-        <w:rPr>
-          <w:rFonts w:ascii="Arial" w:hAnsi="Arial" w:cs="Arial"/>
-        </w:rPr>
-        <w:t>in welcher Reihenfolge du deine Tasks gemacht hast?</w:t>
-      </w:r>
-    </w:p>
-    <w:p>
-      <w:pPr>
-        <w:pStyle w:val="berschrift3nummeriert"/>
-        <w:rPr>
-          <w:szCs w:val="20"/>
-        </w:rPr>
-      </w:pPr>
-      <w:bookmarkStart w:id="347" w:name="_Toc135045367"/>
-      <w:bookmarkStart w:id="348" w:name="_Toc135047740"/>
-      <w:bookmarkStart w:id="349" w:name="_Toc135739611"/>
-      <w:bookmarkStart w:id="350" w:name="_Toc135739701"/>
-      <w:bookmarkStart w:id="351" w:name="_Toc223344719"/>
-      <w:r>
-        <w:t>Bewertung des Produktes</w:t>
-      </w:r>
       <w:bookmarkEnd w:id="347"/>
       <w:bookmarkEnd w:id="348"/>
+    </w:p>
+    <w:p>
+      <w:pPr>
+        <w:rPr>
+          <w:rFonts w:ascii="Arial" w:hAnsi="Arial" w:cs="Arial"/>
+        </w:rPr>
+      </w:pPr>
+      <w:r>
+        <w:rPr>
+          <w:rFonts w:ascii="Arial" w:hAnsi="Arial" w:cs="Arial"/>
+        </w:rPr>
+        <w:t xml:space="preserve">*** </w:t>
+      </w:r>
+      <w:r>
+        <w:rPr>
+          <w:rFonts w:ascii="Arial" w:hAnsi="Arial" w:cs="Arial"/>
+        </w:rPr>
+        <w:t>Gab es gröbere Abweichungen von deinem Zeitplan? Kannst du dir erklären wieso? Was würdest du bei einem nächsten Projekt besser Planen?</w:t>
+      </w:r>
+    </w:p>
+    <w:p>
+      <w:pPr>
+        <w:pStyle w:val="berschrift3nummeriert"/>
+      </w:pPr>
+      <w:bookmarkStart w:id="349" w:name="_Toc135045368"/>
+      <w:bookmarkStart w:id="350" w:name="_Toc135047741"/>
+      <w:bookmarkStart w:id="351" w:name="_Toc135739613"/>
+      <w:bookmarkStart w:id="352" w:name="_Toc135739703"/>
+      <w:bookmarkStart w:id="353" w:name="_Toc223344721"/>
+      <w:r>
+        <w:t>Persönliches Schlusswort und Bilanz</w:t>
+      </w:r>
       <w:bookmarkEnd w:id="349"/>
       <w:bookmarkEnd w:id="350"/>
       <w:bookmarkEnd w:id="351"/>
-    </w:p>
-    <w:p>
-      <w:pPr>
-        <w:rPr>
-          <w:rFonts w:ascii="Arial" w:hAnsi="Arial" w:cs="Arial"/>
-        </w:rPr>
-      </w:pPr>
-      <w:r>
-        <w:rPr>
-          <w:rFonts w:ascii="Arial" w:hAnsi="Arial" w:cs="Arial"/>
-        </w:rPr>
-        <w:t>*** Wie passt dir das Endresultat? Bist du zufrieden? Wenn ja, wieso, wenn nein, wieso nicht?</w:t>
-      </w:r>
-    </w:p>
-    <w:p>
-      <w:pPr>
-        <w:pStyle w:val="berschrift3nummeriert"/>
-      </w:pPr>
-      <w:bookmarkStart w:id="352" w:name="_Toc135739612"/>
-      <w:bookmarkStart w:id="353" w:name="_Toc135739702"/>
-      <w:bookmarkStart w:id="354" w:name="_Toc223344720"/>
-      <w:r>
-        <w:t>Abweichungen zum Zeitplan</w:t>
-      </w:r>
       <w:bookmarkEnd w:id="352"/>
       <w:bookmarkEnd w:id="353"/>
+    </w:p>
+    <w:p>
+      <w:pPr>
+        <w:rPr>
+          <w:rFonts w:ascii="Arial" w:hAnsi="Arial" w:cs="Arial"/>
+        </w:rPr>
+      </w:pPr>
+      <w:r>
+        <w:rPr>
+          <w:rFonts w:ascii="Arial" w:hAnsi="Arial" w:cs="Arial"/>
+        </w:rPr>
+        <w:t>*** Zusammenfassend gesagt, wie bist du zufrieden, mit der Arbeit aber auch mit dir selbst? Würdest du etwas komplett anders machen? Was würdest du dir selbst in der Zukunft mitgeben, damit eine zukünftige Arbeit besser laufen würde?</w:t>
+      </w:r>
+    </w:p>
+    <w:p>
+      <w:pPr>
+        <w:rPr>
+          <w:rFonts w:ascii="Arial" w:hAnsi="Arial" w:cs="Arial"/>
+        </w:rPr>
+      </w:pPr>
+    </w:p>
+    <w:p>
+      <w:pPr>
+        <w:rPr>
+          <w:rFonts w:ascii="Arial" w:hAnsi="Arial" w:cs="Arial"/>
+        </w:rPr>
+      </w:pPr>
+      <w:r>
+        <w:rPr>
+          <w:rFonts w:ascii="Arial" w:hAnsi="Arial" w:cs="Arial"/>
+        </w:rPr>
+        <w:br w:type="page"/>
+      </w:r>
+    </w:p>
+    <w:p>
+      <w:pPr>
+        <w:pStyle w:val="berschrift2nummeriert"/>
+      </w:pPr>
+      <w:bookmarkStart w:id="354" w:name="_Toc135045369"/>
+      <w:bookmarkStart w:id="355" w:name="_Toc135047742"/>
+      <w:bookmarkStart w:id="356" w:name="_Toc135739614"/>
+      <w:bookmarkStart w:id="357" w:name="_Toc135739704"/>
+      <w:bookmarkStart w:id="358" w:name="_Toc223344722"/>
+      <w:r>
+        <w:lastRenderedPageBreak/>
+        <w:t>Glossar</w:t>
+      </w:r>
       <w:bookmarkEnd w:id="354"/>
-    </w:p>
-    <w:p>
-      <w:pPr>
-        <w:rPr>
-          <w:rFonts w:ascii="Arial" w:hAnsi="Arial" w:cs="Arial"/>
-        </w:rPr>
-      </w:pPr>
-      <w:r>
-        <w:rPr>
-          <w:rFonts w:ascii="Arial" w:hAnsi="Arial" w:cs="Arial"/>
-        </w:rPr>
-        <w:t xml:space="preserve">*** </w:t>
-      </w:r>
-      <w:r>
-        <w:rPr>
-          <w:rFonts w:ascii="Arial" w:hAnsi="Arial" w:cs="Arial"/>
-        </w:rPr>
-        <w:t>Gab es gröbere Abweichungen von deinem Zeitplan? Kannst du dir erklären wieso? Was würdest du bei einem nächsten Projekt besser Planen?</w:t>
-      </w:r>
-    </w:p>
-    <w:p>
-      <w:pPr>
-        <w:pStyle w:val="berschrift3nummeriert"/>
-      </w:pPr>
-      <w:bookmarkStart w:id="355" w:name="_Toc135045368"/>
-      <w:bookmarkStart w:id="356" w:name="_Toc135047741"/>
-      <w:bookmarkStart w:id="357" w:name="_Toc135739613"/>
-      <w:bookmarkStart w:id="358" w:name="_Toc135739703"/>
-      <w:bookmarkStart w:id="359" w:name="_Toc223344721"/>
-      <w:r>
-        <w:t>Persönliches Schlusswort und Bilanz</w:t>
-      </w:r>
       <w:bookmarkEnd w:id="355"/>
       <w:bookmarkEnd w:id="356"/>
       <w:bookmarkEnd w:id="357"/>
       <w:bookmarkEnd w:id="358"/>
+    </w:p>
+    <w:p>
+      <w:pPr>
+        <w:rPr>
+          <w:rFonts w:ascii="Arial" w:hAnsi="Arial" w:cs="Arial"/>
+        </w:rPr>
+      </w:pPr>
+      <w:r>
+        <w:rPr>
+          <w:rFonts w:ascii="Arial" w:hAnsi="Arial" w:cs="Arial"/>
+        </w:rPr>
+        <w:t>*** Alle Begriffe die eine IT-Fachperson ev. nicht wissen könnte. Bsp: Postman/Sanctum/Eloquent</w:t>
+      </w:r>
+      <w:r>
+        <w:rPr>
+          <w:rFonts w:ascii="Arial" w:hAnsi="Arial" w:cs="Arial"/>
+        </w:rPr>
+        <w:t>/Swagger</w:t>
+      </w:r>
+      <w:r>
+        <w:rPr>
+          <w:rFonts w:ascii="Arial" w:hAnsi="Arial" w:cs="Arial"/>
+        </w:rPr>
+        <w:t>/Three.js</w:t>
+      </w:r>
+    </w:p>
+    <w:p>
+      <w:pPr>
+        <w:rPr>
+          <w:rFonts w:ascii="Arial" w:hAnsi="Arial" w:cs="Arial"/>
+        </w:rPr>
+      </w:pPr>
+      <w:r>
+        <w:rPr>
+          <w:rFonts w:ascii="Arial" w:hAnsi="Arial" w:cs="Arial"/>
+        </w:rPr>
+        <w:t>*** Begriffe die nur Firmenintern bekannt sind oder spezifisch bei einem Framework/Library vorkommen</w:t>
+      </w:r>
+    </w:p>
+    <w:p>
+      <w:pPr>
+        <w:rPr>
+          <w:rFonts w:ascii="Arial" w:hAnsi="Arial" w:cs="Arial"/>
+        </w:rPr>
+      </w:pPr>
+      <w:r>
+        <w:rPr>
+          <w:rFonts w:ascii="Arial" w:hAnsi="Arial" w:cs="Arial"/>
+        </w:rPr>
+        <w:t xml:space="preserve">*** Es müssen nicht alle Buchstaben </w:t>
+      </w:r>
+      <w:r>
+        <w:rPr>
+          <w:rFonts w:ascii="Arial" w:hAnsi="Arial" w:cs="Arial"/>
+        </w:rPr>
+        <w:t>vorkommen</w:t>
+      </w:r>
+    </w:p>
+    <w:p>
+      <w:pPr>
+        <w:rPr>
+          <w:rFonts w:ascii="Arial" w:hAnsi="Arial" w:cs="Arial"/>
+        </w:rPr>
+      </w:pPr>
+      <w:r>
+        <w:rPr>
+          <w:rFonts w:ascii="Arial" w:hAnsi="Arial" w:cs="Arial"/>
+        </w:rPr>
+        <w:t xml:space="preserve">*** Bewertungskriterium </w:t>
+      </w:r>
+      <w:r>
+        <w:rPr>
+          <w:rFonts w:ascii="Arial" w:hAnsi="Arial" w:cs="Arial"/>
+        </w:rPr>
+        <w:t>B6</w:t>
+      </w:r>
+    </w:p>
+    <w:p>
+      <w:pPr>
+        <w:rPr>
+          <w:rFonts w:ascii="Arial" w:hAnsi="Arial" w:cs="Arial"/>
+        </w:rPr>
+      </w:pPr>
+      <w:bookmarkStart w:id="359" w:name="_Toc135739705"/>
+      <w:r>
+        <w:rPr>
+          <w:rFonts w:ascii="Arial" w:hAnsi="Arial" w:cs="Arial"/>
+        </w:rPr>
+        <w:t>A</w:t>
+      </w:r>
       <w:bookmarkEnd w:id="359"/>
-    </w:p>
-    <w:p>
-      <w:pPr>
-        <w:rPr>
-          <w:rFonts w:ascii="Arial" w:hAnsi="Arial" w:cs="Arial"/>
-        </w:rPr>
-      </w:pPr>
-      <w:r>
-        <w:rPr>
-          <w:rFonts w:ascii="Arial" w:hAnsi="Arial" w:cs="Arial"/>
-        </w:rPr>
-        <w:t>*** Zusammenfassend gesagt, wie bist du zufrieden, mit der Arbeit aber auch mit dir selbst? Würdest du etwas komplett anders machen? Was würdest du dir selbst in der Zukunft mitgeben, damit eine zukünftige Arbeit besser laufen würde?</w:t>
-      </w:r>
-    </w:p>
-    <w:p>
-      <w:pPr>
-        <w:rPr>
-          <w:rFonts w:ascii="Arial" w:hAnsi="Arial" w:cs="Arial"/>
-        </w:rPr>
-      </w:pPr>
-    </w:p>
-    <w:p>
-      <w:pPr>
-        <w:rPr>
-          <w:rFonts w:ascii="Arial" w:hAnsi="Arial" w:cs="Arial"/>
-        </w:rPr>
-      </w:pPr>
-      <w:r>
-        <w:rPr>
-          <w:rFonts w:ascii="Arial" w:hAnsi="Arial" w:cs="Arial"/>
-        </w:rPr>
-        <w:br w:type="page"/>
-      </w:r>
-    </w:p>
-    <w:p>
-      <w:pPr>
-        <w:pStyle w:val="berschrift2nummeriert"/>
-      </w:pPr>
-      <w:bookmarkStart w:id="360" w:name="_Toc135045369"/>
-      <w:bookmarkStart w:id="361" w:name="_Toc135047742"/>
-      <w:bookmarkStart w:id="362" w:name="_Toc135739614"/>
-      <w:bookmarkStart w:id="363" w:name="_Toc135739704"/>
-      <w:bookmarkStart w:id="364" w:name="_Toc223344722"/>
-      <w:r>
-        <w:lastRenderedPageBreak/>
-        <w:t>Glossar</w:t>
-      </w:r>
-      <w:bookmarkEnd w:id="360"/>
-      <w:bookmarkEnd w:id="361"/>
-      <w:bookmarkEnd w:id="362"/>
-      <w:bookmarkEnd w:id="363"/>
-      <w:bookmarkEnd w:id="364"/>
-    </w:p>
-    <w:p>
-      <w:pPr>
-        <w:rPr>
-          <w:rFonts w:ascii="Arial" w:hAnsi="Arial" w:cs="Arial"/>
-        </w:rPr>
-      </w:pPr>
-      <w:r>
-        <w:rPr>
-          <w:rFonts w:ascii="Arial" w:hAnsi="Arial" w:cs="Arial"/>
-        </w:rPr>
-        <w:t>*** Alle Begriffe die eine IT-Fachperson ev. nicht wissen könnte. Bsp: Postman/Sanctum/Eloquent</w:t>
-      </w:r>
-      <w:r>
-        <w:rPr>
-          <w:rFonts w:ascii="Arial" w:hAnsi="Arial" w:cs="Arial"/>
-        </w:rPr>
-        <w:t>/Swagger</w:t>
-      </w:r>
-      <w:r>
-        <w:rPr>
-          <w:rFonts w:ascii="Arial" w:hAnsi="Arial" w:cs="Arial"/>
-        </w:rPr>
-        <w:t>/Three.js</w:t>
-      </w:r>
-    </w:p>
-    <w:p>
-      <w:pPr>
-        <w:rPr>
-          <w:rFonts w:ascii="Arial" w:hAnsi="Arial" w:cs="Arial"/>
-        </w:rPr>
-      </w:pPr>
-      <w:r>
-        <w:rPr>
-          <w:rFonts w:ascii="Arial" w:hAnsi="Arial" w:cs="Arial"/>
-        </w:rPr>
-        <w:t>*** Begriffe die nur Firmenintern bekannt sind oder spezifisch bei einem Framework/Library vorkommen</w:t>
-      </w:r>
-    </w:p>
-    <w:p>
-      <w:pPr>
-        <w:rPr>
-          <w:rFonts w:ascii="Arial" w:hAnsi="Arial" w:cs="Arial"/>
-        </w:rPr>
-      </w:pPr>
-      <w:r>
-        <w:rPr>
-          <w:rFonts w:ascii="Arial" w:hAnsi="Arial" w:cs="Arial"/>
-        </w:rPr>
-        <w:t xml:space="preserve">*** Es müssen nicht alle Buchstaben </w:t>
-      </w:r>
-      <w:r>
-        <w:rPr>
-          <w:rFonts w:ascii="Arial" w:hAnsi="Arial" w:cs="Arial"/>
-        </w:rPr>
-        <w:t>vorkommen</w:t>
-      </w:r>
-    </w:p>
-    <w:p>
-      <w:pPr>
-        <w:rPr>
-          <w:rFonts w:ascii="Arial" w:hAnsi="Arial" w:cs="Arial"/>
-        </w:rPr>
-      </w:pPr>
-      <w:r>
-        <w:rPr>
-          <w:rFonts w:ascii="Arial" w:hAnsi="Arial" w:cs="Arial"/>
-        </w:rPr>
-        <w:t xml:space="preserve">*** Bewertungskriterium </w:t>
-      </w:r>
-      <w:r>
-        <w:rPr>
-          <w:rFonts w:ascii="Arial" w:hAnsi="Arial" w:cs="Arial"/>
-        </w:rPr>
-        <w:t>B6</w:t>
-      </w:r>
-    </w:p>
-    <w:p>
-      <w:pPr>
-        <w:rPr>
-          <w:rFonts w:ascii="Arial" w:hAnsi="Arial" w:cs="Arial"/>
-        </w:rPr>
-      </w:pPr>
-      <w:bookmarkStart w:id="365" w:name="_Toc135739705"/>
-      <w:r>
-        <w:rPr>
-          <w:rFonts w:ascii="Arial" w:hAnsi="Arial" w:cs="Arial"/>
-        </w:rPr>
-        <w:t>A</w:t>
-      </w:r>
-      <w:bookmarkEnd w:id="365"/>
     </w:p>
     <w:tbl>
       <w:tblPr>
@@ -19308,216 +19251,493 @@
       <w:pPr>
         <w:pStyle w:val="berschrift2nummeriert"/>
       </w:pPr>
-      <w:bookmarkStart w:id="366" w:name="_Toc135045370"/>
-      <w:bookmarkStart w:id="367" w:name="_Toc135047743"/>
-      <w:bookmarkStart w:id="368" w:name="_Toc135739615"/>
-      <w:bookmarkStart w:id="369" w:name="_Toc135739731"/>
-      <w:bookmarkStart w:id="370" w:name="_Toc223344723"/>
+      <w:bookmarkStart w:id="360" w:name="_Toc135045370"/>
+      <w:bookmarkStart w:id="361" w:name="_Toc135047743"/>
+      <w:bookmarkStart w:id="362" w:name="_Toc135739615"/>
+      <w:bookmarkStart w:id="363" w:name="_Toc135739731"/>
+      <w:bookmarkStart w:id="364" w:name="_Toc223344723"/>
       <w:r>
         <w:lastRenderedPageBreak/>
         <w:t>Quellenverzeichnis</w:t>
       </w:r>
+      <w:bookmarkEnd w:id="360"/>
+      <w:bookmarkEnd w:id="361"/>
+      <w:bookmarkEnd w:id="362"/>
+      <w:bookmarkEnd w:id="363"/>
+      <w:bookmarkEnd w:id="364"/>
+    </w:p>
+    <w:p>
+      <w:pPr>
+        <w:rPr>
+          <w:rFonts w:ascii="Arial" w:hAnsi="Arial" w:cs="Arial"/>
+        </w:rPr>
+      </w:pPr>
+      <w:r>
+        <w:rPr>
+          <w:rFonts w:ascii="Arial" w:hAnsi="Arial" w:cs="Arial"/>
+        </w:rPr>
+        <w:t>*** Hier gehören alle Links</w:t>
+      </w:r>
+      <w:r>
+        <w:rPr>
+          <w:rFonts w:ascii="Arial" w:hAnsi="Arial" w:cs="Arial"/>
+        </w:rPr>
+        <w:t xml:space="preserve"> hin</w:t>
+      </w:r>
+      <w:r>
+        <w:rPr>
+          <w:rFonts w:ascii="Arial" w:hAnsi="Arial" w:cs="Arial"/>
+        </w:rPr>
+        <w:t>, die in der Arbeit bisher vorgekommen sind nochmals reinkopiert</w:t>
+      </w:r>
+    </w:p>
+    <w:p>
+      <w:pPr>
+        <w:rPr>
+          <w:rFonts w:ascii="Arial" w:hAnsi="Arial" w:cs="Arial"/>
+        </w:rPr>
+      </w:pPr>
+      <w:r>
+        <w:rPr>
+          <w:rFonts w:ascii="Arial" w:hAnsi="Arial" w:cs="Arial"/>
+        </w:rPr>
+        <w:t xml:space="preserve">*** </w:t>
+      </w:r>
+      <w:r>
+        <w:rPr>
+          <w:rFonts w:ascii="Arial" w:hAnsi="Arial" w:cs="Arial"/>
+        </w:rPr>
+        <w:t>B</w:t>
+      </w:r>
+      <w:r>
+        <w:rPr>
+          <w:rFonts w:ascii="Arial" w:hAnsi="Arial" w:cs="Arial"/>
+        </w:rPr>
+        <w:t>ewertungsk</w:t>
+      </w:r>
+      <w:r>
+        <w:rPr>
+          <w:rFonts w:ascii="Arial" w:hAnsi="Arial" w:cs="Arial"/>
+        </w:rPr>
+        <w:t>riterium B6</w:t>
+      </w:r>
+    </w:p>
+    <w:p>
+      <w:pPr>
+        <w:rPr>
+          <w:rFonts w:ascii="Arial" w:hAnsi="Arial" w:cs="Arial"/>
+        </w:rPr>
+      </w:pPr>
+    </w:p>
+    <w:p>
+      <w:pPr>
+        <w:rPr>
+          <w:rFonts w:ascii="Arial" w:hAnsi="Arial" w:cs="Arial"/>
+        </w:rPr>
+      </w:pPr>
+    </w:p>
+    <w:p>
+      <w:pPr>
+        <w:rPr>
+          <w:rFonts w:ascii="Arial" w:hAnsi="Arial" w:cs="Arial"/>
+        </w:rPr>
+      </w:pPr>
+      <w:r>
+        <w:rPr>
+          <w:rFonts w:ascii="Arial" w:hAnsi="Arial" w:cs="Arial"/>
+        </w:rPr>
+        <w:br w:type="page"/>
+      </w:r>
+    </w:p>
+    <w:p>
+      <w:pPr>
+        <w:pStyle w:val="berschrift1nummeriert"/>
+      </w:pPr>
+      <w:bookmarkStart w:id="365" w:name="_Toc135045371"/>
+      <w:bookmarkStart w:id="366" w:name="_Toc135047744"/>
+      <w:bookmarkStart w:id="367" w:name="_Toc135739616"/>
+      <w:bookmarkStart w:id="368" w:name="_Toc135739732"/>
+      <w:bookmarkStart w:id="369" w:name="_Toc223344724"/>
+      <w:r>
+        <w:lastRenderedPageBreak/>
+        <w:t>Anhang</w:t>
+      </w:r>
+      <w:bookmarkStart w:id="370" w:name="_Toc529454774"/>
+      <w:bookmarkStart w:id="371" w:name="_Toc135045372"/>
+      <w:bookmarkStart w:id="372" w:name="_Toc135047745"/>
+      <w:bookmarkEnd w:id="365"/>
       <w:bookmarkEnd w:id="366"/>
       <w:bookmarkEnd w:id="367"/>
       <w:bookmarkEnd w:id="368"/>
       <w:bookmarkEnd w:id="369"/>
-      <w:bookmarkEnd w:id="370"/>
-    </w:p>
-    <w:p>
-      <w:pPr>
-        <w:rPr>
-          <w:rFonts w:ascii="Arial" w:hAnsi="Arial" w:cs="Arial"/>
-        </w:rPr>
-      </w:pPr>
-      <w:r>
-        <w:rPr>
-          <w:rFonts w:ascii="Arial" w:hAnsi="Arial" w:cs="Arial"/>
-        </w:rPr>
-        <w:t>*** Hier gehören alle Links</w:t>
-      </w:r>
-      <w:r>
-        <w:rPr>
-          <w:rFonts w:ascii="Arial" w:hAnsi="Arial" w:cs="Arial"/>
-        </w:rPr>
-        <w:t xml:space="preserve"> hin</w:t>
-      </w:r>
-      <w:r>
-        <w:rPr>
-          <w:rFonts w:ascii="Arial" w:hAnsi="Arial" w:cs="Arial"/>
-        </w:rPr>
-        <w:t>, die in der Arbeit bisher vorgekommen sind nochmals reinkopiert</w:t>
-      </w:r>
-    </w:p>
-    <w:p>
-      <w:pPr>
-        <w:rPr>
-          <w:rFonts w:ascii="Arial" w:hAnsi="Arial" w:cs="Arial"/>
-        </w:rPr>
-      </w:pPr>
-      <w:r>
-        <w:rPr>
-          <w:rFonts w:ascii="Arial" w:hAnsi="Arial" w:cs="Arial"/>
-        </w:rPr>
-        <w:t xml:space="preserve">*** </w:t>
-      </w:r>
-      <w:r>
-        <w:rPr>
-          <w:rFonts w:ascii="Arial" w:hAnsi="Arial" w:cs="Arial"/>
-        </w:rPr>
-        <w:t>B</w:t>
-      </w:r>
-      <w:r>
-        <w:rPr>
-          <w:rFonts w:ascii="Arial" w:hAnsi="Arial" w:cs="Arial"/>
-        </w:rPr>
-        <w:t>ewertungsk</w:t>
-      </w:r>
-      <w:r>
-        <w:rPr>
-          <w:rFonts w:ascii="Arial" w:hAnsi="Arial" w:cs="Arial"/>
-        </w:rPr>
-        <w:t>riterium B6</w:t>
-      </w:r>
-    </w:p>
-    <w:p>
-      <w:pPr>
-        <w:rPr>
-          <w:rFonts w:ascii="Arial" w:hAnsi="Arial" w:cs="Arial"/>
-        </w:rPr>
-      </w:pPr>
-    </w:p>
-    <w:p>
-      <w:pPr>
-        <w:rPr>
-          <w:rFonts w:ascii="Arial" w:hAnsi="Arial" w:cs="Arial"/>
-        </w:rPr>
-      </w:pPr>
-    </w:p>
-    <w:p>
-      <w:pPr>
-        <w:rPr>
-          <w:rFonts w:ascii="Arial" w:hAnsi="Arial" w:cs="Arial"/>
-        </w:rPr>
-      </w:pPr>
-      <w:r>
-        <w:rPr>
-          <w:rFonts w:ascii="Arial" w:hAnsi="Arial" w:cs="Arial"/>
-        </w:rPr>
-        <w:br w:type="page"/>
-      </w:r>
-    </w:p>
-    <w:p>
-      <w:pPr>
-        <w:pStyle w:val="berschrift1nummeriert"/>
-      </w:pPr>
-      <w:bookmarkStart w:id="371" w:name="_Toc135045371"/>
-      <w:bookmarkStart w:id="372" w:name="_Toc135047744"/>
-      <w:bookmarkStart w:id="373" w:name="_Toc135739616"/>
-      <w:bookmarkStart w:id="374" w:name="_Toc135739732"/>
-      <w:bookmarkStart w:id="375" w:name="_Toc223344724"/>
-      <w:r>
-        <w:lastRenderedPageBreak/>
-        <w:t>Anhang</w:t>
-      </w:r>
-      <w:bookmarkStart w:id="376" w:name="_Toc529454774"/>
-      <w:bookmarkStart w:id="377" w:name="_Toc135045372"/>
-      <w:bookmarkStart w:id="378" w:name="_Toc135047745"/>
-      <w:bookmarkEnd w:id="371"/>
-      <w:bookmarkEnd w:id="372"/>
+    </w:p>
+    <w:p>
+      <w:pPr>
+        <w:pStyle w:val="berschrift2nummeriert"/>
+      </w:pPr>
+      <w:bookmarkStart w:id="373" w:name="_Toc135739617"/>
+      <w:bookmarkStart w:id="374" w:name="_Toc135739733"/>
+      <w:bookmarkStart w:id="375" w:name="_Toc223344725"/>
+      <w:r>
+        <w:t>Git-Commit-History</w:t>
+      </w:r>
       <w:bookmarkEnd w:id="373"/>
       <w:bookmarkEnd w:id="374"/>
       <w:bookmarkEnd w:id="375"/>
     </w:p>
     <w:p>
       <w:pPr>
+        <w:rPr>
+          <w:rFonts w:ascii="Arial" w:hAnsi="Arial" w:cs="Arial"/>
+        </w:rPr>
+      </w:pPr>
+      <w:r>
+        <w:rPr>
+          <w:rFonts w:ascii="Arial" w:hAnsi="Arial" w:cs="Arial"/>
+        </w:rPr>
+        <w:t>*** Alle Commits hier einfügen, um zu beweisen, dass man Bewertungskriterium A12 erfüllt hat</w:t>
+      </w:r>
+      <w:r>
+        <w:rPr>
+          <w:rFonts w:ascii="Arial" w:hAnsi="Arial" w:cs="Arial"/>
+        </w:rPr>
+        <w:br w:type="page"/>
+      </w:r>
+    </w:p>
+    <w:p>
+      <w:pPr>
         <w:pStyle w:val="berschrift2nummeriert"/>
       </w:pPr>
-      <w:bookmarkStart w:id="379" w:name="_Toc135739617"/>
-      <w:bookmarkStart w:id="380" w:name="_Toc135739733"/>
-      <w:bookmarkStart w:id="381" w:name="_Toc223344725"/>
-      <w:r>
-        <w:t>Git-Commit-History</w:t>
-      </w:r>
-      <w:bookmarkEnd w:id="379"/>
-      <w:bookmarkEnd w:id="380"/>
-      <w:bookmarkEnd w:id="381"/>
-    </w:p>
-    <w:p>
-      <w:pPr>
-        <w:rPr>
-          <w:rFonts w:ascii="Arial" w:hAnsi="Arial" w:cs="Arial"/>
-        </w:rPr>
-      </w:pPr>
-      <w:r>
-        <w:rPr>
-          <w:rFonts w:ascii="Arial" w:hAnsi="Arial" w:cs="Arial"/>
-        </w:rPr>
-        <w:t>*** Alle Commits hier einfügen, um zu beweisen, dass man Bewertungskriterium A12 erfüllt hat</w:t>
-      </w:r>
-      <w:r>
-        <w:rPr>
-          <w:rFonts w:ascii="Arial" w:hAnsi="Arial" w:cs="Arial"/>
-        </w:rPr>
-        <w:br w:type="page"/>
-      </w:r>
-    </w:p>
-    <w:p>
-      <w:pPr>
-        <w:pStyle w:val="berschrift2nummeriert"/>
-      </w:pPr>
-      <w:bookmarkStart w:id="382" w:name="_Toc135739618"/>
-      <w:bookmarkStart w:id="383" w:name="_Toc135739734"/>
-      <w:bookmarkStart w:id="384" w:name="_Toc223344726"/>
+      <w:bookmarkStart w:id="376" w:name="_Toc135739618"/>
+      <w:bookmarkStart w:id="377" w:name="_Toc135739734"/>
+      <w:bookmarkStart w:id="378" w:name="_Toc223344726"/>
       <w:r>
         <w:lastRenderedPageBreak/>
         <w:t>Projektjournal</w:t>
       </w:r>
+      <w:bookmarkEnd w:id="370"/>
+      <w:bookmarkEnd w:id="371"/>
+      <w:bookmarkEnd w:id="372"/>
       <w:bookmarkEnd w:id="376"/>
       <w:bookmarkEnd w:id="377"/>
       <w:bookmarkEnd w:id="378"/>
+    </w:p>
+    <w:p>
+      <w:pPr>
+        <w:rPr>
+          <w:rFonts w:ascii="Arial" w:hAnsi="Arial" w:cs="Arial"/>
+        </w:rPr>
+      </w:pPr>
+      <w:r>
+        <w:rPr>
+          <w:rFonts w:ascii="Arial" w:hAnsi="Arial" w:cs="Arial"/>
+        </w:rPr>
+        <w:t xml:space="preserve">*** Falls während der IPA ein längeres Gespräch mit dem VF </w:t>
+      </w:r>
+      <w:r>
+        <w:rPr>
+          <w:rFonts w:ascii="Arial" w:hAnsi="Arial" w:cs="Arial"/>
+        </w:rPr>
+        <w:t>stattfindet,</w:t>
+      </w:r>
+      <w:r>
+        <w:rPr>
+          <w:rFonts w:ascii="Arial" w:hAnsi="Arial" w:cs="Arial"/>
+        </w:rPr>
+        <w:t xml:space="preserve"> muss dieses Protokolliert und hier aufgeschrieben werden</w:t>
+      </w:r>
+    </w:p>
+    <w:p>
+      <w:pPr>
+        <w:rPr>
+          <w:rFonts w:ascii="Arial" w:hAnsi="Arial" w:cs="Arial"/>
+        </w:rPr>
+      </w:pPr>
+      <w:bookmarkStart w:id="379" w:name="_Toc529454775"/>
+      <w:bookmarkStart w:id="380" w:name="_Toc135739735"/>
+      <w:r>
+        <w:rPr>
+          <w:rFonts w:ascii="Arial" w:hAnsi="Arial" w:cs="Arial"/>
+        </w:rPr>
+        <w:t>Gesprächsprotokoll vom xx. Monat yyyy</w:t>
+      </w:r>
+      <w:bookmarkEnd w:id="379"/>
+      <w:bookmarkEnd w:id="380"/>
+    </w:p>
+    <w:p>
+      <w:pPr>
+        <w:rPr>
+          <w:rFonts w:ascii="Arial" w:hAnsi="Arial" w:cs="Arial"/>
+        </w:rPr>
+      </w:pPr>
+    </w:p>
+    <w:p>
+      <w:pPr>
+        <w:rPr>
+          <w:rFonts w:ascii="Arial" w:hAnsi="Arial" w:cs="Arial"/>
+        </w:rPr>
+      </w:pPr>
+      <w:r>
+        <w:rPr>
+          <w:rFonts w:ascii="Arial" w:hAnsi="Arial" w:cs="Arial"/>
+        </w:rPr>
+        <w:t xml:space="preserve">Teilnehmer: </w:t>
+      </w:r>
+      <w:r>
+        <w:rPr>
+          <w:rFonts w:ascii="Arial" w:hAnsi="Arial" w:cs="Arial"/>
+        </w:rPr>
+        <w:tab/>
+      </w:r>
+      <w:r>
+        <w:rPr>
+          <w:rFonts w:ascii="Arial" w:hAnsi="Arial" w:cs="Arial"/>
+        </w:rPr>
+        <w:tab/>
+        <w:t>&lt;Vorname Name&gt;, &lt;Vorname Name&gt;</w:t>
+      </w:r>
+    </w:p>
+    <w:p>
+      <w:pPr>
+        <w:rPr>
+          <w:rFonts w:ascii="Arial" w:hAnsi="Arial" w:cs="Arial"/>
+        </w:rPr>
+      </w:pPr>
+      <w:r>
+        <w:rPr>
+          <w:rFonts w:ascii="Arial" w:hAnsi="Arial" w:cs="Arial"/>
+        </w:rPr>
+        <w:t xml:space="preserve">Datum, Zeit, Ort: </w:t>
+      </w:r>
+      <w:r>
+        <w:rPr>
+          <w:rFonts w:ascii="Arial" w:hAnsi="Arial" w:cs="Arial"/>
+        </w:rPr>
+        <w:tab/>
+        <w:t>&lt;Date&gt;, &lt;Time&gt;, &lt;Place&gt;</w:t>
+      </w:r>
+    </w:p>
+    <w:p>
+      <w:pPr>
+        <w:rPr>
+          <w:rFonts w:ascii="Arial" w:hAnsi="Arial" w:cs="Arial"/>
+        </w:rPr>
+      </w:pPr>
+    </w:p>
+    <w:p>
+      <w:pPr>
+        <w:rPr>
+          <w:rFonts w:ascii="Arial" w:hAnsi="Arial" w:cs="Arial"/>
+        </w:rPr>
+      </w:pPr>
+      <w:r>
+        <w:rPr>
+          <w:rFonts w:ascii="Arial" w:hAnsi="Arial" w:cs="Arial"/>
+        </w:rPr>
+        <w:t>Besprechungsnotizen:</w:t>
+      </w:r>
+    </w:p>
+    <w:p>
+      <w:pPr>
+        <w:rPr>
+          <w:rFonts w:ascii="Arial" w:hAnsi="Arial" w:cs="Arial"/>
+        </w:rPr>
+      </w:pPr>
+    </w:p>
+    <w:p>
+      <w:pPr>
+        <w:rPr>
+          <w:rFonts w:ascii="Arial" w:hAnsi="Arial" w:cs="Arial"/>
+        </w:rPr>
+      </w:pPr>
+      <w:r>
+        <w:rPr>
+          <w:rFonts w:ascii="Arial" w:hAnsi="Arial" w:cs="Arial"/>
+        </w:rPr>
+        <w:t xml:space="preserve">Getroffene Entscheidungen: </w:t>
+      </w:r>
+    </w:p>
+    <w:p>
+      <w:pPr>
+        <w:rPr>
+          <w:rFonts w:ascii="Arial" w:hAnsi="Arial" w:cs="Arial"/>
+        </w:rPr>
+      </w:pPr>
+      <w:r>
+        <w:rPr>
+          <w:rFonts w:ascii="Arial" w:hAnsi="Arial" w:cs="Arial"/>
+        </w:rPr>
+        <w:br w:type="page"/>
+      </w:r>
+    </w:p>
+    <w:p>
+      <w:pPr>
+        <w:pStyle w:val="berschrift2nummeriert"/>
+      </w:pPr>
+      <w:bookmarkStart w:id="381" w:name="_Toc529454776"/>
+      <w:bookmarkStart w:id="382" w:name="_Toc135739736"/>
+      <w:bookmarkStart w:id="383" w:name="_Toc223344727"/>
+      <w:r>
+        <w:lastRenderedPageBreak/>
+        <w:t>Erster Expertenbesuch</w:t>
+      </w:r>
+      <w:bookmarkEnd w:id="381"/>
       <w:bookmarkEnd w:id="382"/>
       <w:bookmarkEnd w:id="383"/>
+    </w:p>
+    <w:p>
+      <w:pPr>
+        <w:rPr>
+          <w:rFonts w:ascii="Arial" w:hAnsi="Arial" w:cs="Arial"/>
+        </w:rPr>
+      </w:pPr>
+    </w:p>
+    <w:p>
+      <w:pPr>
+        <w:rPr>
+          <w:rFonts w:ascii="Arial" w:hAnsi="Arial" w:cs="Arial"/>
+        </w:rPr>
+      </w:pPr>
+      <w:r>
+        <w:rPr>
+          <w:rFonts w:ascii="Arial" w:hAnsi="Arial" w:cs="Arial"/>
+        </w:rPr>
+        <w:t xml:space="preserve">Teilnehmer: </w:t>
+      </w:r>
+      <w:r>
+        <w:rPr>
+          <w:rFonts w:ascii="Arial" w:hAnsi="Arial" w:cs="Arial"/>
+        </w:rPr>
+        <w:tab/>
+      </w:r>
+      <w:r>
+        <w:rPr>
+          <w:rFonts w:ascii="Arial" w:hAnsi="Arial" w:cs="Arial"/>
+        </w:rPr>
+        <w:tab/>
+      </w:r>
+      <w:r>
+        <w:rPr>
+          <w:rFonts w:ascii="Arial" w:hAnsi="Arial" w:cs="Arial"/>
+        </w:rPr>
+        <w:t>Marius Schumacher, Flurin Bandli, René Bach</w:t>
+      </w:r>
+    </w:p>
+    <w:p>
+      <w:pPr>
+        <w:rPr>
+          <w:rFonts w:ascii="Arial" w:hAnsi="Arial" w:cs="Arial"/>
+        </w:rPr>
+      </w:pPr>
+      <w:r>
+        <w:rPr>
+          <w:rFonts w:ascii="Arial" w:hAnsi="Arial" w:cs="Arial"/>
+        </w:rPr>
+        <w:t xml:space="preserve">Datum, Zeit, Ort: </w:t>
+      </w:r>
+      <w:r>
+        <w:rPr>
+          <w:rFonts w:ascii="Arial" w:hAnsi="Arial" w:cs="Arial"/>
+        </w:rPr>
+        <w:tab/>
+      </w:r>
+      <w:r>
+        <w:rPr>
+          <w:rFonts w:ascii="Arial" w:hAnsi="Arial" w:cs="Arial"/>
+        </w:rPr>
+        <w:t>03.03.2026</w:t>
+      </w:r>
+      <w:r>
+        <w:rPr>
+          <w:rFonts w:ascii="Arial" w:hAnsi="Arial" w:cs="Arial"/>
+        </w:rPr>
+        <w:t xml:space="preserve">, </w:t>
+      </w:r>
+      <w:r>
+        <w:rPr>
+          <w:rFonts w:ascii="Arial" w:hAnsi="Arial" w:cs="Arial"/>
+        </w:rPr>
+        <w:t>10:00 Uhr, Online</w:t>
+      </w:r>
+    </w:p>
+    <w:p>
+      <w:pPr>
+        <w:rPr>
+          <w:rFonts w:ascii="Arial" w:hAnsi="Arial" w:cs="Arial"/>
+        </w:rPr>
+      </w:pPr>
+    </w:p>
+    <w:p>
+      <w:pPr>
+        <w:rPr>
+          <w:rFonts w:ascii="Arial" w:hAnsi="Arial" w:cs="Arial"/>
+        </w:rPr>
+      </w:pPr>
+      <w:r>
+        <w:rPr>
+          <w:rFonts w:ascii="Arial" w:hAnsi="Arial" w:cs="Arial"/>
+        </w:rPr>
+        <w:t>Besprechungsnotizen:</w:t>
+      </w:r>
+      <w:r>
+        <w:rPr>
+          <w:rFonts w:ascii="Arial" w:hAnsi="Arial" w:cs="Arial"/>
+        </w:rPr>
+        <w:t xml:space="preserve"> Glossar alphabetisch geordnet. Keine IT eindeutigen Begriffe einbauen. Bewertungskriterien ausdrucken und anschauen. Legende des Zeitplans nach unten verschieben. Bei Krankheit sofort Arztzeugnis einfordern und dann René und Marius informieren und auf PKorg hochladen. </w:t>
+      </w:r>
+    </w:p>
+    <w:p>
+      <w:pPr>
+        <w:rPr>
+          <w:rFonts w:ascii="Arial" w:hAnsi="Arial" w:cs="Arial"/>
+        </w:rPr>
+      </w:pPr>
+    </w:p>
+    <w:p>
+      <w:pPr>
+        <w:rPr>
+          <w:rFonts w:ascii="Arial" w:hAnsi="Arial" w:cs="Arial"/>
+        </w:rPr>
+      </w:pPr>
+      <w:r>
+        <w:rPr>
+          <w:rFonts w:ascii="Arial" w:hAnsi="Arial" w:cs="Arial"/>
+        </w:rPr>
+        <w:t xml:space="preserve">Getroffene Entscheidungen: </w:t>
+      </w:r>
+    </w:p>
+    <w:p>
+      <w:pPr>
+        <w:rPr>
+          <w:rFonts w:ascii="Arial" w:hAnsi="Arial" w:cs="Arial"/>
+        </w:rPr>
+      </w:pPr>
+    </w:p>
+    <w:p>
+      <w:pPr>
+        <w:rPr>
+          <w:rFonts w:ascii="Arial" w:hAnsi="Arial" w:cs="Arial"/>
+        </w:rPr>
+      </w:pPr>
+      <w:bookmarkStart w:id="384" w:name="_Toc529454777"/>
+      <w:r>
+        <w:rPr>
+          <w:rFonts w:ascii="Arial" w:hAnsi="Arial" w:cs="Arial"/>
+        </w:rPr>
+        <w:br w:type="page"/>
+      </w:r>
+    </w:p>
+    <w:p>
+      <w:pPr>
+        <w:pStyle w:val="berschrift2nummeriert"/>
+      </w:pPr>
+      <w:bookmarkStart w:id="385" w:name="_Toc135739737"/>
+      <w:bookmarkStart w:id="386" w:name="_Toc223344728"/>
+      <w:r>
+        <w:lastRenderedPageBreak/>
+        <w:t>Zweiter Expertenbesuch</w:t>
+      </w:r>
       <w:bookmarkEnd w:id="384"/>
-    </w:p>
-    <w:p>
-      <w:pPr>
-        <w:rPr>
-          <w:rFonts w:ascii="Arial" w:hAnsi="Arial" w:cs="Arial"/>
-        </w:rPr>
-      </w:pPr>
-      <w:r>
-        <w:rPr>
-          <w:rFonts w:ascii="Arial" w:hAnsi="Arial" w:cs="Arial"/>
-        </w:rPr>
-        <w:t xml:space="preserve">*** Falls während der IPA ein längeres Gespräch mit dem VF </w:t>
-      </w:r>
-      <w:r>
-        <w:rPr>
-          <w:rFonts w:ascii="Arial" w:hAnsi="Arial" w:cs="Arial"/>
-        </w:rPr>
-        <w:t>stattfindet,</w:t>
-      </w:r>
-      <w:r>
-        <w:rPr>
-          <w:rFonts w:ascii="Arial" w:hAnsi="Arial" w:cs="Arial"/>
-        </w:rPr>
-        <w:t xml:space="preserve"> muss dieses Protokolliert und hier aufgeschrieben werden</w:t>
-      </w:r>
-    </w:p>
-    <w:p>
-      <w:pPr>
-        <w:rPr>
-          <w:rFonts w:ascii="Arial" w:hAnsi="Arial" w:cs="Arial"/>
-        </w:rPr>
-      </w:pPr>
-      <w:bookmarkStart w:id="385" w:name="_Toc529454775"/>
-      <w:bookmarkStart w:id="386" w:name="_Toc135739735"/>
-      <w:r>
-        <w:rPr>
-          <w:rFonts w:ascii="Arial" w:hAnsi="Arial" w:cs="Arial"/>
-        </w:rPr>
-        <w:t>Gesprächsprotokoll vom xx. Monat yyyy</w:t>
-      </w:r>
       <w:bookmarkEnd w:id="385"/>
       <w:bookmarkEnd w:id="386"/>
     </w:p>
@@ -19620,6 +19840,42 @@
           <w:rFonts w:ascii="Arial" w:hAnsi="Arial" w:cs="Arial"/>
         </w:rPr>
       </w:pPr>
+    </w:p>
+    <w:p>
+      <w:pPr>
+        <w:rPr>
+          <w:rFonts w:ascii="Arial" w:hAnsi="Arial" w:cs="Arial"/>
+        </w:rPr>
+      </w:pPr>
+    </w:p>
+    <w:p>
+      <w:pPr>
+        <w:rPr>
+          <w:rFonts w:ascii="Arial" w:hAnsi="Arial" w:cs="Arial"/>
+        </w:rPr>
+      </w:pPr>
+    </w:p>
+    <w:p>
+      <w:pPr>
+        <w:rPr>
+          <w:rFonts w:ascii="Arial" w:hAnsi="Arial" w:cs="Arial"/>
+        </w:rPr>
+      </w:pPr>
+    </w:p>
+    <w:p>
+      <w:pPr>
+        <w:rPr>
+          <w:rFonts w:ascii="Arial" w:hAnsi="Arial" w:cs="Arial"/>
+        </w:rPr>
+      </w:pPr>
+    </w:p>
+    <w:p>
+      <w:pPr>
+        <w:rPr>
+          <w:rFonts w:ascii="Arial" w:hAnsi="Arial" w:cs="Arial"/>
+        </w:rPr>
+      </w:pPr>
+      <w:bookmarkStart w:id="387" w:name="_Toc529454778"/>
       <w:r>
         <w:rPr>
           <w:rFonts w:ascii="Arial" w:hAnsi="Arial" w:cs="Arial"/>
@@ -19631,12 +19887,11 @@
       <w:pPr>
         <w:pStyle w:val="berschrift2nummeriert"/>
       </w:pPr>
-      <w:bookmarkStart w:id="387" w:name="_Toc529454776"/>
-      <w:bookmarkStart w:id="388" w:name="_Toc135739736"/>
-      <w:bookmarkStart w:id="389" w:name="_Toc223344727"/>
+      <w:bookmarkStart w:id="388" w:name="_Toc135739738"/>
+      <w:bookmarkStart w:id="389" w:name="_Toc223344729"/>
       <w:r>
         <w:lastRenderedPageBreak/>
-        <w:t>Erster Expertenbesuch</w:t>
+        <w:t>Code</w:t>
       </w:r>
       <w:bookmarkEnd w:id="387"/>
       <w:bookmarkEnd w:id="388"/>
@@ -19645,126 +19900,44 @@
     <w:p>
       <w:pPr>
         <w:rPr>
-          <w:rFonts w:ascii="Arial" w:hAnsi="Arial" w:cs="Arial"/>
-        </w:rPr>
-      </w:pPr>
-    </w:p>
-    <w:p>
-      <w:pPr>
-        <w:rPr>
-          <w:rFonts w:ascii="Arial" w:hAnsi="Arial" w:cs="Arial"/>
-        </w:rPr>
-      </w:pPr>
-      <w:r>
-        <w:rPr>
-          <w:rFonts w:ascii="Arial" w:hAnsi="Arial" w:cs="Arial"/>
-        </w:rPr>
-        <w:t xml:space="preserve">Teilnehmer: </w:t>
-      </w:r>
-      <w:r>
-        <w:rPr>
-          <w:rFonts w:ascii="Arial" w:hAnsi="Arial" w:cs="Arial"/>
-        </w:rPr>
-        <w:tab/>
-      </w:r>
-      <w:r>
-        <w:rPr>
-          <w:rFonts w:ascii="Arial" w:hAnsi="Arial" w:cs="Arial"/>
-        </w:rPr>
-        <w:tab/>
-        <w:t>&lt;Vorname Name&gt;, &lt;Vorname Name&gt;</w:t>
-      </w:r>
-    </w:p>
-    <w:p>
-      <w:pPr>
-        <w:rPr>
-          <w:rFonts w:ascii="Arial" w:hAnsi="Arial" w:cs="Arial"/>
-        </w:rPr>
-      </w:pPr>
-      <w:r>
-        <w:rPr>
-          <w:rFonts w:ascii="Arial" w:hAnsi="Arial" w:cs="Arial"/>
-        </w:rPr>
-        <w:t xml:space="preserve">Datum, Zeit, Ort: </w:t>
-      </w:r>
-      <w:r>
-        <w:rPr>
-          <w:rFonts w:ascii="Arial" w:hAnsi="Arial" w:cs="Arial"/>
-        </w:rPr>
-        <w:tab/>
-        <w:t>&lt;Date&gt;, &lt;Time&gt;, &lt;Place&gt;</w:t>
-      </w:r>
-    </w:p>
-    <w:p>
-      <w:pPr>
-        <w:rPr>
-          <w:rFonts w:ascii="Arial" w:hAnsi="Arial" w:cs="Arial"/>
-        </w:rPr>
-      </w:pPr>
-    </w:p>
-    <w:p>
-      <w:pPr>
-        <w:rPr>
-          <w:rFonts w:ascii="Arial" w:hAnsi="Arial" w:cs="Arial"/>
-        </w:rPr>
-      </w:pPr>
-      <w:r>
-        <w:rPr>
-          <w:rFonts w:ascii="Arial" w:hAnsi="Arial" w:cs="Arial"/>
-        </w:rPr>
-        <w:t>Besprechungsnotizen:</w:t>
-      </w:r>
-    </w:p>
-    <w:p>
-      <w:pPr>
-        <w:rPr>
-          <w:rFonts w:ascii="Arial" w:hAnsi="Arial" w:cs="Arial"/>
-        </w:rPr>
-      </w:pPr>
-    </w:p>
-    <w:p>
-      <w:pPr>
-        <w:rPr>
-          <w:rFonts w:ascii="Arial" w:hAnsi="Arial" w:cs="Arial"/>
-        </w:rPr>
-      </w:pPr>
-      <w:r>
-        <w:rPr>
-          <w:rFonts w:ascii="Arial" w:hAnsi="Arial" w:cs="Arial"/>
-        </w:rPr>
-        <w:t xml:space="preserve">Getroffene Entscheidungen: </w:t>
-      </w:r>
-    </w:p>
-    <w:p>
-      <w:pPr>
-        <w:rPr>
-          <w:rFonts w:ascii="Arial" w:hAnsi="Arial" w:cs="Arial"/>
-        </w:rPr>
-      </w:pPr>
-    </w:p>
-    <w:p>
-      <w:pPr>
-        <w:rPr>
-          <w:rFonts w:ascii="Arial" w:hAnsi="Arial" w:cs="Arial"/>
-        </w:rPr>
-      </w:pPr>
-      <w:bookmarkStart w:id="390" w:name="_Toc529454777"/>
-      <w:r>
-        <w:rPr>
-          <w:rFonts w:ascii="Arial" w:hAnsi="Arial" w:cs="Arial"/>
-        </w:rPr>
-        <w:br w:type="page"/>
-      </w:r>
-    </w:p>
-    <w:p>
-      <w:pPr>
-        <w:pStyle w:val="berschrift2nummeriert"/>
-      </w:pPr>
-      <w:bookmarkStart w:id="391" w:name="_Toc135739737"/>
-      <w:bookmarkStart w:id="392" w:name="_Toc223344728"/>
-      <w:r>
-        <w:lastRenderedPageBreak/>
-        <w:t>Zweiter Expertenbesuch</w:t>
+          <w:rFonts w:cs="Arial"/>
+        </w:rPr>
+      </w:pPr>
+      <w:r>
+        <w:rPr>
+          <w:rFonts w:ascii="Arial" w:hAnsi="Arial" w:cs="Arial"/>
+        </w:rPr>
+        <w:t>*** Der Code kann entweder hier schön formatiert, mit Zeilennummern und Syntax-Highlighting reinkopiert werden oder separat al ZIP auf pkOrg hochgeladen werden.</w:t>
+      </w:r>
+    </w:p>
+    <w:p>
+      <w:pPr>
+        <w:rPr>
+          <w:rFonts w:ascii="Arial" w:hAnsi="Arial" w:cs="Arial"/>
+        </w:rPr>
+      </w:pPr>
+      <w:r>
+        <w:rPr>
+          <w:rFonts w:ascii="Arial" w:hAnsi="Arial" w:cs="Arial"/>
+        </w:rPr>
+        <w:t>*** Auch wenn der Code hochgeladen wird, sollte hier ein Vermerk dazu stehen</w:t>
+      </w:r>
+      <w:r>
+        <w:rPr>
+          <w:rFonts w:ascii="Arial" w:hAnsi="Arial" w:cs="Arial"/>
+        </w:rPr>
+        <w:br/>
+      </w:r>
+    </w:p>
+    <w:p>
+      <w:pPr>
+        <w:pStyle w:val="berschrift3nummeriert"/>
+      </w:pPr>
+      <w:bookmarkStart w:id="390" w:name="_Toc529454779"/>
+      <w:bookmarkStart w:id="391" w:name="_Toc135739739"/>
+      <w:bookmarkStart w:id="392" w:name="_Toc223344730"/>
+      <w:r>
+        <w:t>Filename.endung</w:t>
       </w:r>
       <w:bookmarkEnd w:id="390"/>
       <w:bookmarkEnd w:id="391"/>
@@ -19776,151 +19949,29 @@
           <w:rFonts w:ascii="Arial" w:hAnsi="Arial" w:cs="Arial"/>
         </w:rPr>
       </w:pPr>
-    </w:p>
-    <w:p>
-      <w:pPr>
-        <w:rPr>
-          <w:rFonts w:ascii="Arial" w:hAnsi="Arial" w:cs="Arial"/>
-        </w:rPr>
-      </w:pPr>
-      <w:r>
-        <w:rPr>
-          <w:rFonts w:ascii="Arial" w:hAnsi="Arial" w:cs="Arial"/>
-        </w:rPr>
-        <w:t xml:space="preserve">Teilnehmer: </w:t>
-      </w:r>
-      <w:r>
-        <w:rPr>
-          <w:rFonts w:ascii="Arial" w:hAnsi="Arial" w:cs="Arial"/>
-        </w:rPr>
-        <w:tab/>
-      </w:r>
-      <w:r>
-        <w:rPr>
-          <w:rFonts w:ascii="Arial" w:hAnsi="Arial" w:cs="Arial"/>
-        </w:rPr>
-        <w:tab/>
-        <w:t>&lt;Vorname Name&gt;, &lt;Vorname Name&gt;</w:t>
-      </w:r>
-    </w:p>
-    <w:p>
-      <w:pPr>
-        <w:rPr>
-          <w:rFonts w:ascii="Arial" w:hAnsi="Arial" w:cs="Arial"/>
-        </w:rPr>
-      </w:pPr>
-      <w:r>
-        <w:rPr>
-          <w:rFonts w:ascii="Arial" w:hAnsi="Arial" w:cs="Arial"/>
-        </w:rPr>
-        <w:t xml:space="preserve">Datum, Zeit, Ort: </w:t>
-      </w:r>
-      <w:r>
-        <w:rPr>
-          <w:rFonts w:ascii="Arial" w:hAnsi="Arial" w:cs="Arial"/>
-        </w:rPr>
-        <w:tab/>
-        <w:t>&lt;Date&gt;, &lt;Time&gt;, &lt;Place&gt;</w:t>
-      </w:r>
-    </w:p>
-    <w:p>
-      <w:pPr>
-        <w:rPr>
-          <w:rFonts w:ascii="Arial" w:hAnsi="Arial" w:cs="Arial"/>
-        </w:rPr>
-      </w:pPr>
-    </w:p>
-    <w:p>
-      <w:pPr>
-        <w:rPr>
-          <w:rFonts w:ascii="Arial" w:hAnsi="Arial" w:cs="Arial"/>
-        </w:rPr>
-      </w:pPr>
-      <w:r>
-        <w:rPr>
-          <w:rFonts w:ascii="Arial" w:hAnsi="Arial" w:cs="Arial"/>
-        </w:rPr>
-        <w:t>Besprechungsnotizen:</w:t>
-      </w:r>
-    </w:p>
-    <w:p>
-      <w:pPr>
-        <w:rPr>
-          <w:rFonts w:ascii="Arial" w:hAnsi="Arial" w:cs="Arial"/>
-        </w:rPr>
-      </w:pPr>
-    </w:p>
-    <w:p>
-      <w:pPr>
-        <w:rPr>
-          <w:rFonts w:ascii="Arial" w:hAnsi="Arial" w:cs="Arial"/>
-        </w:rPr>
-      </w:pPr>
-      <w:r>
-        <w:rPr>
-          <w:rFonts w:ascii="Arial" w:hAnsi="Arial" w:cs="Arial"/>
-        </w:rPr>
-        <w:t xml:space="preserve">Getroffene Entscheidungen: </w:t>
-      </w:r>
-    </w:p>
-    <w:p>
-      <w:pPr>
-        <w:rPr>
-          <w:rFonts w:ascii="Arial" w:hAnsi="Arial" w:cs="Arial"/>
-        </w:rPr>
-      </w:pPr>
-    </w:p>
-    <w:p>
-      <w:pPr>
-        <w:rPr>
-          <w:rFonts w:ascii="Arial" w:hAnsi="Arial" w:cs="Arial"/>
-        </w:rPr>
-      </w:pPr>
-    </w:p>
-    <w:p>
-      <w:pPr>
-        <w:rPr>
-          <w:rFonts w:ascii="Arial" w:hAnsi="Arial" w:cs="Arial"/>
-        </w:rPr>
-      </w:pPr>
-    </w:p>
-    <w:p>
-      <w:pPr>
-        <w:rPr>
-          <w:rFonts w:ascii="Arial" w:hAnsi="Arial" w:cs="Arial"/>
-        </w:rPr>
-      </w:pPr>
-    </w:p>
-    <w:p>
-      <w:pPr>
-        <w:rPr>
-          <w:rFonts w:ascii="Arial" w:hAnsi="Arial" w:cs="Arial"/>
-        </w:rPr>
-      </w:pPr>
-    </w:p>
-    <w:p>
-      <w:pPr>
-        <w:rPr>
-          <w:rFonts w:ascii="Arial" w:hAnsi="Arial" w:cs="Arial"/>
-        </w:rPr>
-      </w:pPr>
-      <w:bookmarkStart w:id="393" w:name="_Toc529454778"/>
-      <w:r>
-        <w:rPr>
-          <w:rFonts w:ascii="Arial" w:hAnsi="Arial" w:cs="Arial"/>
-        </w:rPr>
-        <w:br w:type="page"/>
-      </w:r>
-    </w:p>
-    <w:p>
-      <w:pPr>
-        <w:pStyle w:val="berschrift2nummeriert"/>
-      </w:pPr>
-      <w:bookmarkStart w:id="394" w:name="_Toc135739738"/>
-      <w:bookmarkStart w:id="395" w:name="_Toc223344729"/>
-      <w:r>
-        <w:lastRenderedPageBreak/>
-        <w:t>Code</w:t>
+      <w:r>
+        <w:rPr>
+          <w:rFonts w:ascii="Arial" w:hAnsi="Arial" w:cs="Arial"/>
+        </w:rPr>
+        <w:t>&lt;Code&gt;</w:t>
+      </w:r>
+    </w:p>
+    <w:p>
+      <w:pPr>
+        <w:rPr>
+          <w:rFonts w:ascii="Arial" w:hAnsi="Arial" w:cs="Arial"/>
+        </w:rPr>
+      </w:pPr>
+    </w:p>
+    <w:p>
+      <w:pPr>
+        <w:pStyle w:val="berschrift3nummeriert"/>
+      </w:pPr>
+      <w:bookmarkStart w:id="393" w:name="_Toc529454780"/>
+      <w:bookmarkStart w:id="394" w:name="_Toc135739740"/>
+      <w:bookmarkStart w:id="395" w:name="_Toc223344731"/>
+      <w:r>
+        <w:t>Filename.endung</w:t>
       </w:r>
       <w:bookmarkEnd w:id="393"/>
       <w:bookmarkEnd w:id="394"/>
@@ -19929,44 +19980,263 @@
     <w:p>
       <w:pPr>
         <w:rPr>
-          <w:rFonts w:cs="Arial"/>
-        </w:rPr>
-      </w:pPr>
-      <w:r>
-        <w:rPr>
-          <w:rFonts w:ascii="Arial" w:hAnsi="Arial" w:cs="Arial"/>
-        </w:rPr>
-        <w:t>*** Der Code kann entweder hier schön formatiert, mit Zeilennummern und Syntax-Highlighting reinkopiert werden oder separat al ZIP auf pkOrg hochgeladen werden.</w:t>
-      </w:r>
-    </w:p>
-    <w:p>
-      <w:pPr>
-        <w:rPr>
-          <w:rFonts w:ascii="Arial" w:hAnsi="Arial" w:cs="Arial"/>
-        </w:rPr>
-      </w:pPr>
-      <w:r>
-        <w:rPr>
-          <w:rFonts w:ascii="Arial" w:hAnsi="Arial" w:cs="Arial"/>
-        </w:rPr>
-        <w:t>*** Auch wenn der Code hochgeladen wird, sollte hier ein Vermerk dazu stehen</w:t>
-      </w:r>
-      <w:r>
-        <w:rPr>
-          <w:rFonts w:ascii="Arial" w:hAnsi="Arial" w:cs="Arial"/>
-        </w:rPr>
-        <w:br/>
-      </w:r>
-    </w:p>
-    <w:p>
-      <w:pPr>
-        <w:pStyle w:val="berschrift3nummeriert"/>
-      </w:pPr>
-      <w:bookmarkStart w:id="396" w:name="_Toc529454779"/>
-      <w:bookmarkStart w:id="397" w:name="_Toc135739739"/>
-      <w:bookmarkStart w:id="398" w:name="_Toc223344730"/>
-      <w:r>
-        <w:t>Filename.endung</w:t>
+          <w:rFonts w:ascii="Arial" w:hAnsi="Arial" w:cs="Arial"/>
+        </w:rPr>
+      </w:pPr>
+      <w:r>
+        <w:rPr>
+          <w:rFonts w:ascii="Arial" w:hAnsi="Arial" w:cs="Arial"/>
+        </w:rPr>
+        <w:t>&lt;Code&gt;</w:t>
+      </w:r>
+    </w:p>
+    <w:p>
+      <w:pPr>
+        <w:rPr>
+          <w:rFonts w:ascii="Arial" w:hAnsi="Arial" w:cs="Arial"/>
+        </w:rPr>
+      </w:pPr>
+    </w:p>
+    <w:p>
+      <w:pPr>
+        <w:rPr>
+          <w:rFonts w:ascii="Arial" w:hAnsi="Arial" w:cs="Arial"/>
+        </w:rPr>
+      </w:pPr>
+    </w:p>
+    <w:p>
+      <w:pPr>
+        <w:rPr>
+          <w:rFonts w:ascii="Arial" w:hAnsi="Arial" w:cs="Arial"/>
+        </w:rPr>
+      </w:pPr>
+    </w:p>
+    <w:p>
+      <w:pPr>
+        <w:rPr>
+          <w:rFonts w:ascii="Arial" w:hAnsi="Arial" w:cs="Arial"/>
+        </w:rPr>
+      </w:pPr>
+    </w:p>
+    <w:p>
+      <w:pPr>
+        <w:rPr>
+          <w:rFonts w:ascii="Arial" w:hAnsi="Arial" w:cs="Arial"/>
+        </w:rPr>
+      </w:pPr>
+    </w:p>
+    <w:p>
+      <w:pPr>
+        <w:rPr>
+          <w:rFonts w:ascii="Arial" w:hAnsi="Arial" w:cs="Arial"/>
+        </w:rPr>
+      </w:pPr>
+    </w:p>
+    <w:p>
+      <w:pPr>
+        <w:rPr>
+          <w:rFonts w:ascii="Arial" w:hAnsi="Arial" w:cs="Arial"/>
+        </w:rPr>
+      </w:pPr>
+    </w:p>
+    <w:p>
+      <w:pPr>
+        <w:rPr>
+          <w:rFonts w:ascii="Arial" w:hAnsi="Arial" w:cs="Arial"/>
+        </w:rPr>
+      </w:pPr>
+    </w:p>
+    <w:p>
+      <w:pPr>
+        <w:rPr>
+          <w:rFonts w:ascii="Arial" w:hAnsi="Arial" w:cs="Arial"/>
+        </w:rPr>
+      </w:pPr>
+    </w:p>
+    <w:p>
+      <w:pPr>
+        <w:rPr>
+          <w:rFonts w:ascii="Arial" w:hAnsi="Arial" w:cs="Arial"/>
+        </w:rPr>
+      </w:pPr>
+    </w:p>
+    <w:p>
+      <w:pPr>
+        <w:rPr>
+          <w:rFonts w:ascii="Arial" w:hAnsi="Arial" w:cs="Arial"/>
+        </w:rPr>
+      </w:pPr>
+    </w:p>
+    <w:p>
+      <w:pPr>
+        <w:rPr>
+          <w:rFonts w:ascii="Arial" w:hAnsi="Arial" w:cs="Arial"/>
+        </w:rPr>
+      </w:pPr>
+    </w:p>
+    <w:p>
+      <w:pPr>
+        <w:rPr>
+          <w:rFonts w:ascii="Arial" w:hAnsi="Arial" w:cs="Arial"/>
+        </w:rPr>
+      </w:pPr>
+    </w:p>
+    <w:p>
+      <w:pPr>
+        <w:rPr>
+          <w:rFonts w:ascii="Arial" w:hAnsi="Arial" w:cs="Arial"/>
+        </w:rPr>
+      </w:pPr>
+    </w:p>
+    <w:p>
+      <w:pPr>
+        <w:rPr>
+          <w:rFonts w:ascii="Arial" w:hAnsi="Arial" w:cs="Arial"/>
+        </w:rPr>
+      </w:pPr>
+    </w:p>
+    <w:p>
+      <w:pPr>
+        <w:rPr>
+          <w:rFonts w:ascii="Arial" w:hAnsi="Arial" w:cs="Arial"/>
+        </w:rPr>
+      </w:pPr>
+    </w:p>
+    <w:p>
+      <w:pPr>
+        <w:rPr>
+          <w:rFonts w:ascii="Arial" w:hAnsi="Arial" w:cs="Arial"/>
+        </w:rPr>
+      </w:pPr>
+    </w:p>
+    <w:p>
+      <w:pPr>
+        <w:rPr>
+          <w:rFonts w:ascii="Arial" w:hAnsi="Arial" w:cs="Arial"/>
+        </w:rPr>
+      </w:pPr>
+    </w:p>
+    <w:p>
+      <w:pPr>
+        <w:rPr>
+          <w:rFonts w:ascii="Arial" w:hAnsi="Arial" w:cs="Arial"/>
+        </w:rPr>
+      </w:pPr>
+    </w:p>
+    <w:p>
+      <w:pPr>
+        <w:rPr>
+          <w:rFonts w:ascii="Arial" w:hAnsi="Arial" w:cs="Arial"/>
+        </w:rPr>
+      </w:pPr>
+    </w:p>
+    <w:p>
+      <w:pPr>
+        <w:rPr>
+          <w:rFonts w:ascii="Arial" w:hAnsi="Arial" w:cs="Arial"/>
+        </w:rPr>
+      </w:pPr>
+    </w:p>
+    <w:p>
+      <w:pPr>
+        <w:rPr>
+          <w:rFonts w:ascii="Arial" w:hAnsi="Arial" w:cs="Arial"/>
+        </w:rPr>
+      </w:pPr>
+    </w:p>
+    <w:p>
+      <w:pPr>
+        <w:rPr>
+          <w:rFonts w:ascii="Arial" w:hAnsi="Arial" w:cs="Arial"/>
+        </w:rPr>
+      </w:pPr>
+    </w:p>
+    <w:p>
+      <w:pPr>
+        <w:rPr>
+          <w:rFonts w:ascii="Arial" w:hAnsi="Arial" w:cs="Arial"/>
+        </w:rPr>
+      </w:pPr>
+    </w:p>
+    <w:p>
+      <w:pPr>
+        <w:rPr>
+          <w:rFonts w:ascii="Arial" w:hAnsi="Arial" w:cs="Arial"/>
+        </w:rPr>
+      </w:pPr>
+    </w:p>
+    <w:p>
+      <w:pPr>
+        <w:rPr>
+          <w:rFonts w:ascii="Arial" w:hAnsi="Arial" w:cs="Arial"/>
+        </w:rPr>
+      </w:pPr>
+    </w:p>
+    <w:p>
+      <w:pPr>
+        <w:rPr>
+          <w:rFonts w:ascii="Arial" w:hAnsi="Arial" w:cs="Arial"/>
+        </w:rPr>
+      </w:pPr>
+    </w:p>
+    <w:p>
+      <w:pPr>
+        <w:rPr>
+          <w:rFonts w:ascii="Arial" w:hAnsi="Arial" w:cs="Arial"/>
+        </w:rPr>
+      </w:pPr>
+    </w:p>
+    <w:p>
+      <w:pPr>
+        <w:rPr>
+          <w:rFonts w:ascii="Arial" w:hAnsi="Arial" w:cs="Arial"/>
+        </w:rPr>
+      </w:pPr>
+    </w:p>
+    <w:p>
+      <w:pPr>
+        <w:rPr>
+          <w:rFonts w:ascii="Arial" w:hAnsi="Arial" w:cs="Arial"/>
+        </w:rPr>
+      </w:pPr>
+    </w:p>
+    <w:p>
+      <w:pPr>
+        <w:rPr>
+          <w:rFonts w:ascii="Arial" w:hAnsi="Arial" w:cs="Arial"/>
+        </w:rPr>
+      </w:pPr>
+    </w:p>
+    <w:p>
+      <w:pPr>
+        <w:rPr>
+          <w:rFonts w:ascii="Arial" w:hAnsi="Arial" w:cs="Arial"/>
+        </w:rPr>
+      </w:pPr>
+    </w:p>
+    <w:p>
+      <w:pPr>
+        <w:rPr>
+          <w:rFonts w:ascii="Arial" w:hAnsi="Arial" w:cs="Arial"/>
+        </w:rPr>
+      </w:pPr>
+    </w:p>
+    <w:p>
+      <w:pPr>
+        <w:rPr>
+          <w:rFonts w:ascii="Arial" w:hAnsi="Arial" w:cs="Arial"/>
+        </w:rPr>
+      </w:pPr>
+    </w:p>
+    <w:p>
+      <w:pPr>
+        <w:pStyle w:val="berschrift2nummeriert"/>
+      </w:pPr>
+      <w:bookmarkStart w:id="396" w:name="_Toc529454781"/>
+      <w:bookmarkStart w:id="397" w:name="_Toc135739741"/>
+      <w:bookmarkStart w:id="398" w:name="_Toc223344732"/>
+      <w:r>
+        <w:t>Zusätzliche Manuals, Skripts und weiteres</w:t>
       </w:r>
       <w:bookmarkEnd w:id="396"/>
       <w:bookmarkEnd w:id="397"/>
@@ -19975,32 +20245,38 @@
     <w:p>
       <w:pPr>
         <w:rPr>
-          <w:rFonts w:ascii="Arial" w:hAnsi="Arial" w:cs="Arial"/>
-        </w:rPr>
-      </w:pPr>
-      <w:r>
-        <w:rPr>
-          <w:rFonts w:ascii="Arial" w:hAnsi="Arial" w:cs="Arial"/>
-        </w:rPr>
-        <w:t>&lt;Code&gt;</w:t>
-      </w:r>
-    </w:p>
-    <w:p>
-      <w:pPr>
-        <w:rPr>
-          <w:rFonts w:ascii="Arial" w:hAnsi="Arial" w:cs="Arial"/>
-        </w:rPr>
-      </w:pPr>
+          <w:rFonts w:cs="Arial"/>
+        </w:rPr>
+      </w:pPr>
+      <w:r>
+        <w:rPr>
+          <w:rFonts w:ascii="Arial" w:hAnsi="Arial" w:cs="Arial"/>
+        </w:rPr>
+        <w:t>*** Gibt es sonstigen Code der Abgegeben werden muss? Testfälle aus Postman? Swagger Datei?</w:t>
+      </w:r>
+    </w:p>
+    <w:p>
+      <w:pPr>
+        <w:rPr>
+          <w:rFonts w:ascii="Arial" w:hAnsi="Arial" w:cs="Arial"/>
+        </w:rPr>
+      </w:pPr>
+      <w:r>
+        <w:rPr>
+          <w:rFonts w:ascii="Arial" w:hAnsi="Arial" w:cs="Arial"/>
+        </w:rPr>
+        <w:t>*** War es Teil der IPA, dass ein Manual geschrieben wird? Dann ganzes Manual hier reinkopieren</w:t>
+      </w:r>
     </w:p>
     <w:p>
       <w:pPr>
         <w:pStyle w:val="berschrift3nummeriert"/>
       </w:pPr>
-      <w:bookmarkStart w:id="399" w:name="_Toc529454780"/>
-      <w:bookmarkStart w:id="400" w:name="_Toc135739740"/>
-      <w:bookmarkStart w:id="401" w:name="_Toc223344731"/>
-      <w:r>
-        <w:t>Filename.endung</w:t>
+      <w:bookmarkStart w:id="399" w:name="_Toc529454782"/>
+      <w:bookmarkStart w:id="400" w:name="_Toc135739742"/>
+      <w:bookmarkStart w:id="401" w:name="_Toc223344733"/>
+      <w:r>
+        <w:t>Handbuch A</w:t>
       </w:r>
       <w:bookmarkEnd w:id="399"/>
       <w:bookmarkEnd w:id="400"/>
@@ -20028,244 +20304,13 @@
     </w:p>
     <w:p>
       <w:pPr>
-        <w:rPr>
-          <w:rFonts w:ascii="Arial" w:hAnsi="Arial" w:cs="Arial"/>
-        </w:rPr>
-      </w:pPr>
-    </w:p>
-    <w:p>
-      <w:pPr>
-        <w:rPr>
-          <w:rFonts w:ascii="Arial" w:hAnsi="Arial" w:cs="Arial"/>
-        </w:rPr>
-      </w:pPr>
-    </w:p>
-    <w:p>
-      <w:pPr>
-        <w:rPr>
-          <w:rFonts w:ascii="Arial" w:hAnsi="Arial" w:cs="Arial"/>
-        </w:rPr>
-      </w:pPr>
-    </w:p>
-    <w:p>
-      <w:pPr>
-        <w:rPr>
-          <w:rFonts w:ascii="Arial" w:hAnsi="Arial" w:cs="Arial"/>
-        </w:rPr>
-      </w:pPr>
-    </w:p>
-    <w:p>
-      <w:pPr>
-        <w:rPr>
-          <w:rFonts w:ascii="Arial" w:hAnsi="Arial" w:cs="Arial"/>
-        </w:rPr>
-      </w:pPr>
-    </w:p>
-    <w:p>
-      <w:pPr>
-        <w:rPr>
-          <w:rFonts w:ascii="Arial" w:hAnsi="Arial" w:cs="Arial"/>
-        </w:rPr>
-      </w:pPr>
-    </w:p>
-    <w:p>
-      <w:pPr>
-        <w:rPr>
-          <w:rFonts w:ascii="Arial" w:hAnsi="Arial" w:cs="Arial"/>
-        </w:rPr>
-      </w:pPr>
-    </w:p>
-    <w:p>
-      <w:pPr>
-        <w:rPr>
-          <w:rFonts w:ascii="Arial" w:hAnsi="Arial" w:cs="Arial"/>
-        </w:rPr>
-      </w:pPr>
-    </w:p>
-    <w:p>
-      <w:pPr>
-        <w:rPr>
-          <w:rFonts w:ascii="Arial" w:hAnsi="Arial" w:cs="Arial"/>
-        </w:rPr>
-      </w:pPr>
-    </w:p>
-    <w:p>
-      <w:pPr>
-        <w:rPr>
-          <w:rFonts w:ascii="Arial" w:hAnsi="Arial" w:cs="Arial"/>
-        </w:rPr>
-      </w:pPr>
-    </w:p>
-    <w:p>
-      <w:pPr>
-        <w:rPr>
-          <w:rFonts w:ascii="Arial" w:hAnsi="Arial" w:cs="Arial"/>
-        </w:rPr>
-      </w:pPr>
-    </w:p>
-    <w:p>
-      <w:pPr>
-        <w:rPr>
-          <w:rFonts w:ascii="Arial" w:hAnsi="Arial" w:cs="Arial"/>
-        </w:rPr>
-      </w:pPr>
-    </w:p>
-    <w:p>
-      <w:pPr>
-        <w:rPr>
-          <w:rFonts w:ascii="Arial" w:hAnsi="Arial" w:cs="Arial"/>
-        </w:rPr>
-      </w:pPr>
-    </w:p>
-    <w:p>
-      <w:pPr>
-        <w:rPr>
-          <w:rFonts w:ascii="Arial" w:hAnsi="Arial" w:cs="Arial"/>
-        </w:rPr>
-      </w:pPr>
-    </w:p>
-    <w:p>
-      <w:pPr>
-        <w:rPr>
-          <w:rFonts w:ascii="Arial" w:hAnsi="Arial" w:cs="Arial"/>
-        </w:rPr>
-      </w:pPr>
-    </w:p>
-    <w:p>
-      <w:pPr>
-        <w:rPr>
-          <w:rFonts w:ascii="Arial" w:hAnsi="Arial" w:cs="Arial"/>
-        </w:rPr>
-      </w:pPr>
-    </w:p>
-    <w:p>
-      <w:pPr>
-        <w:rPr>
-          <w:rFonts w:ascii="Arial" w:hAnsi="Arial" w:cs="Arial"/>
-        </w:rPr>
-      </w:pPr>
-    </w:p>
-    <w:p>
-      <w:pPr>
-        <w:rPr>
-          <w:rFonts w:ascii="Arial" w:hAnsi="Arial" w:cs="Arial"/>
-        </w:rPr>
-      </w:pPr>
-    </w:p>
-    <w:p>
-      <w:pPr>
-        <w:rPr>
-          <w:rFonts w:ascii="Arial" w:hAnsi="Arial" w:cs="Arial"/>
-        </w:rPr>
-      </w:pPr>
-    </w:p>
-    <w:p>
-      <w:pPr>
-        <w:rPr>
-          <w:rFonts w:ascii="Arial" w:hAnsi="Arial" w:cs="Arial"/>
-        </w:rPr>
-      </w:pPr>
-    </w:p>
-    <w:p>
-      <w:pPr>
-        <w:rPr>
-          <w:rFonts w:ascii="Arial" w:hAnsi="Arial" w:cs="Arial"/>
-        </w:rPr>
-      </w:pPr>
-    </w:p>
-    <w:p>
-      <w:pPr>
-        <w:rPr>
-          <w:rFonts w:ascii="Arial" w:hAnsi="Arial" w:cs="Arial"/>
-        </w:rPr>
-      </w:pPr>
-    </w:p>
-    <w:p>
-      <w:pPr>
-        <w:rPr>
-          <w:rFonts w:ascii="Arial" w:hAnsi="Arial" w:cs="Arial"/>
-        </w:rPr>
-      </w:pPr>
-    </w:p>
-    <w:p>
-      <w:pPr>
-        <w:rPr>
-          <w:rFonts w:ascii="Arial" w:hAnsi="Arial" w:cs="Arial"/>
-        </w:rPr>
-      </w:pPr>
-    </w:p>
-    <w:p>
-      <w:pPr>
-        <w:rPr>
-          <w:rFonts w:ascii="Arial" w:hAnsi="Arial" w:cs="Arial"/>
-        </w:rPr>
-      </w:pPr>
-    </w:p>
-    <w:p>
-      <w:pPr>
-        <w:rPr>
-          <w:rFonts w:ascii="Arial" w:hAnsi="Arial" w:cs="Arial"/>
-        </w:rPr>
-      </w:pPr>
-    </w:p>
-    <w:p>
-      <w:pPr>
-        <w:rPr>
-          <w:rFonts w:ascii="Arial" w:hAnsi="Arial" w:cs="Arial"/>
-        </w:rPr>
-      </w:pPr>
-    </w:p>
-    <w:p>
-      <w:pPr>
-        <w:rPr>
-          <w:rFonts w:ascii="Arial" w:hAnsi="Arial" w:cs="Arial"/>
-        </w:rPr>
-      </w:pPr>
-    </w:p>
-    <w:p>
-      <w:pPr>
-        <w:rPr>
-          <w:rFonts w:ascii="Arial" w:hAnsi="Arial" w:cs="Arial"/>
-        </w:rPr>
-      </w:pPr>
-    </w:p>
-    <w:p>
-      <w:pPr>
-        <w:rPr>
-          <w:rFonts w:ascii="Arial" w:hAnsi="Arial" w:cs="Arial"/>
-        </w:rPr>
-      </w:pPr>
-    </w:p>
-    <w:p>
-      <w:pPr>
-        <w:rPr>
-          <w:rFonts w:ascii="Arial" w:hAnsi="Arial" w:cs="Arial"/>
-        </w:rPr>
-      </w:pPr>
-    </w:p>
-    <w:p>
-      <w:pPr>
-        <w:rPr>
-          <w:rFonts w:ascii="Arial" w:hAnsi="Arial" w:cs="Arial"/>
-        </w:rPr>
-      </w:pPr>
-    </w:p>
-    <w:p>
-      <w:pPr>
-        <w:rPr>
-          <w:rFonts w:ascii="Arial" w:hAnsi="Arial" w:cs="Arial"/>
-        </w:rPr>
-      </w:pPr>
-    </w:p>
-    <w:p>
-      <w:pPr>
-        <w:pStyle w:val="berschrift2nummeriert"/>
-      </w:pPr>
-      <w:bookmarkStart w:id="402" w:name="_Toc529454781"/>
-      <w:bookmarkStart w:id="403" w:name="_Toc135739741"/>
-      <w:bookmarkStart w:id="404" w:name="_Toc223344732"/>
-      <w:r>
-        <w:t>Zusätzliche Manuals, Skripts und weiteres</w:t>
+        <w:pStyle w:val="berschrift3nummeriert"/>
+      </w:pPr>
+      <w:bookmarkStart w:id="402" w:name="_Toc529454783"/>
+      <w:bookmarkStart w:id="403" w:name="_Toc135739743"/>
+      <w:bookmarkStart w:id="404" w:name="_Toc223344734"/>
+      <w:r>
+        <w:t>Skript B</w:t>
       </w:r>
       <w:bookmarkEnd w:id="402"/>
       <w:bookmarkEnd w:id="403"/>
@@ -20274,46 +20319,6 @@
     <w:p>
       <w:pPr>
         <w:rPr>
-          <w:rFonts w:cs="Arial"/>
-        </w:rPr>
-      </w:pPr>
-      <w:r>
-        <w:rPr>
-          <w:rFonts w:ascii="Arial" w:hAnsi="Arial" w:cs="Arial"/>
-        </w:rPr>
-        <w:t>*** Gibt es sonstigen Code der Abgegeben werden muss? Testfälle aus Postman? Swagger Datei?</w:t>
-      </w:r>
-    </w:p>
-    <w:p>
-      <w:pPr>
-        <w:rPr>
-          <w:rFonts w:ascii="Arial" w:hAnsi="Arial" w:cs="Arial"/>
-        </w:rPr>
-      </w:pPr>
-      <w:r>
-        <w:rPr>
-          <w:rFonts w:ascii="Arial" w:hAnsi="Arial" w:cs="Arial"/>
-        </w:rPr>
-        <w:t>*** War es Teil der IPA, dass ein Manual geschrieben wird? Dann ganzes Manual hier reinkopieren</w:t>
-      </w:r>
-    </w:p>
-    <w:p>
-      <w:pPr>
-        <w:pStyle w:val="berschrift3nummeriert"/>
-      </w:pPr>
-      <w:bookmarkStart w:id="405" w:name="_Toc529454782"/>
-      <w:bookmarkStart w:id="406" w:name="_Toc135739742"/>
-      <w:bookmarkStart w:id="407" w:name="_Toc223344733"/>
-      <w:r>
-        <w:t>Handbuch A</w:t>
-      </w:r>
-      <w:bookmarkEnd w:id="405"/>
-      <w:bookmarkEnd w:id="406"/>
-      <w:bookmarkEnd w:id="407"/>
-    </w:p>
-    <w:p>
-      <w:pPr>
-        <w:rPr>
           <w:rFonts w:ascii="Arial" w:hAnsi="Arial" w:cs="Arial"/>
         </w:rPr>
       </w:pPr>
@@ -20331,43 +20336,9 @@
         </w:rPr>
       </w:pPr>
     </w:p>
-    <w:p>
-      <w:pPr>
-        <w:pStyle w:val="berschrift3nummeriert"/>
-      </w:pPr>
-      <w:bookmarkStart w:id="408" w:name="_Toc529454783"/>
-      <w:bookmarkStart w:id="409" w:name="_Toc135739743"/>
-      <w:bookmarkStart w:id="410" w:name="_Toc223344734"/>
-      <w:r>
-        <w:t>Skript B</w:t>
-      </w:r>
-      <w:bookmarkEnd w:id="408"/>
-      <w:bookmarkEnd w:id="409"/>
-      <w:bookmarkEnd w:id="410"/>
-    </w:p>
-    <w:p>
-      <w:pPr>
-        <w:rPr>
-          <w:rFonts w:ascii="Arial" w:hAnsi="Arial" w:cs="Arial"/>
-        </w:rPr>
-      </w:pPr>
-      <w:r>
-        <w:rPr>
-          <w:rFonts w:ascii="Arial" w:hAnsi="Arial" w:cs="Arial"/>
-        </w:rPr>
-        <w:t>&lt;Code&gt;</w:t>
-      </w:r>
-    </w:p>
-    <w:p>
-      <w:pPr>
-        <w:rPr>
-          <w:rFonts w:ascii="Arial" w:hAnsi="Arial" w:cs="Arial"/>
-        </w:rPr>
-      </w:pPr>
-    </w:p>
     <w:sectPr>
-      <w:headerReference w:type="default" r:id="rId21"/>
-      <w:footerReference w:type="default" r:id="rId22"/>
+      <w:headerReference w:type="default" r:id="rId23"/>
+      <w:footerReference w:type="default" r:id="rId24"/>
       <w:pgSz w:w="11906" w:h="16838" w:code="9"/>
       <w:pgMar w:top="2835" w:right="1701" w:bottom="1134" w:left="1247" w:header="1560" w:footer="737" w:gutter="0"/>
       <w:cols w:space="708"/>
@@ -22563,7 +22534,7 @@
                               <w:sz w:val="16"/>
                               <w:szCs w:val="16"/>
                             </w:rPr>
-                            <w:t>02.03.2026</w:t>
+                            <w:t>03.03.2026</w:t>
                           </w:r>
                           <w:r>
                             <w:rPr>
@@ -22661,7 +22632,7 @@
                         <w:sz w:val="16"/>
                         <w:szCs w:val="16"/>
                       </w:rPr>
-                      <w:t>02.03.2026</w:t>
+                      <w:t>03.03.2026</w:t>
                     </w:r>
                     <w:r>
                       <w:rPr>
@@ -22943,7 +22914,7 @@
                               <w:sz w:val="16"/>
                               <w:szCs w:val="16"/>
                             </w:rPr>
-                            <w:t>02.03.2026</w:t>
+                            <w:t>03.03.2026</w:t>
                           </w:r>
                           <w:r>
                             <w:rPr>
@@ -23041,7 +23012,7 @@
                         <w:sz w:val="16"/>
                         <w:szCs w:val="16"/>
                       </w:rPr>
-                      <w:t>02.03.2026</w:t>
+                      <w:t>03.03.2026</w:t>
                     </w:r>
                     <w:r>
                       <w:rPr>
@@ -23191,7 +23162,7 @@
                               <w:sz w:val="16"/>
                               <w:szCs w:val="16"/>
                             </w:rPr>
-                            <w:t>02.03.2026</w:t>
+                            <w:t>03.03.2026</w:t>
                           </w:r>
                           <w:r>
                             <w:rPr>
@@ -23289,7 +23260,7 @@
                         <w:sz w:val="16"/>
                         <w:szCs w:val="16"/>
                       </w:rPr>
-                      <w:t>02.03.2026</w:t>
+                      <w:t>03.03.2026</w:t>
                     </w:r>
                     <w:r>
                       <w:rPr>

--- a/docs/Squad App Frontend IPA Dokumentation.docx
+++ b/docs/Squad App Frontend IPA Dokumentation.docx
@@ -10814,6 +10814,42 @@
                 <w:rFonts w:cs="Arial"/>
               </w:rPr>
             </w:pPr>
+            <w:r>
+              <w:rPr>
+                <w:rFonts w:cs="Arial"/>
+              </w:rPr>
+              <w:t>Seitenstruktur erstellen</w:t>
+            </w:r>
+            <w:r>
+              <w:rPr>
+                <w:rFonts w:cs="Arial"/>
+              </w:rPr>
+              <w:t xml:space="preserve"> (1h), </w:t>
+            </w:r>
+            <w:r>
+              <w:rPr>
+                <w:rFonts w:cs="Arial"/>
+              </w:rPr>
+              <w:t>Backend Verknüpfung anlegen</w:t>
+            </w:r>
+            <w:r>
+              <w:rPr>
+                <w:rFonts w:cs="Arial"/>
+              </w:rPr>
+              <w:t xml:space="preserve"> (2h), </w:t>
+            </w:r>
+            <w:r>
+              <w:rPr>
+                <w:rFonts w:cs="Arial"/>
+              </w:rPr>
+              <w:t>Authentifizierung mit NextAuth</w:t>
+            </w:r>
+            <w:r>
+              <w:rPr>
+                <w:rFonts w:cs="Arial"/>
+              </w:rPr>
+              <w:t xml:space="preserve"> (4h), Dokumentation (1h)</w:t>
+            </w:r>
           </w:p>
         </w:tc>
       </w:tr>
@@ -10853,6 +10889,12 @@
                 <w:rFonts w:cs="Arial"/>
               </w:rPr>
             </w:pPr>
+            <w:r>
+              <w:rPr>
+                <w:rFonts w:cs="Arial"/>
+              </w:rPr>
+              <w:t>Keine</w:t>
+            </w:r>
           </w:p>
         </w:tc>
       </w:tr>
@@ -10892,6 +10934,37 @@
                 <w:rFonts w:cs="Arial"/>
               </w:rPr>
             </w:pPr>
+            <w:r>
+              <w:rPr>
+                <w:rFonts w:cs="Arial"/>
+              </w:rPr>
+              <w:t>Login eingebaut und geschützten Admin Bereich erstellt.</w:t>
+            </w:r>
+          </w:p>
+          <w:p>
+            <w:pPr>
+              <w:rPr>
+                <w:rFonts w:cs="Arial"/>
+              </w:rPr>
+            </w:pPr>
+            <w:r>
+              <w:rPr>
+                <w:rFonts w:cs="Arial"/>
+              </w:rPr>
+              <w:t xml:space="preserve">Verbindung zum NestJS Backend </w:t>
+            </w:r>
+            <w:r>
+              <w:rPr>
+                <w:rFonts w:cs="Arial"/>
+              </w:rPr>
+              <w:t xml:space="preserve">erfolgreich </w:t>
+            </w:r>
+            <w:r>
+              <w:rPr>
+                <w:rFonts w:cs="Arial"/>
+              </w:rPr>
+              <w:t>hergestellt.</w:t>
+            </w:r>
           </w:p>
         </w:tc>
       </w:tr>
@@ -10937,6 +11010,44 @@
                 <w:rFonts w:cs="Arial"/>
               </w:rPr>
             </w:pPr>
+            <w:r>
+              <w:rPr>
+                <w:rFonts w:cs="Arial"/>
+              </w:rPr>
+              <w:t>Für NextAuth werden in den Environment Variablen der Benutzername und das Passwort abgespeichert. Für den Benutzernamen setzte ich die Variable USERNAME.</w:t>
+            </w:r>
+          </w:p>
+          <w:p>
+            <w:pPr>
+              <w:rPr>
+                <w:rFonts w:cs="Arial"/>
+              </w:rPr>
+            </w:pPr>
+          </w:p>
+          <w:p>
+            <w:pPr>
+              <w:rPr>
+                <w:rFonts w:cs="Arial"/>
+              </w:rPr>
+            </w:pPr>
+            <w:r>
+              <w:rPr>
+                <w:rFonts w:cs="Arial"/>
+              </w:rPr>
+              <w:t xml:space="preserve">Dies stellte sich als suboptimal </w:t>
+            </w:r>
+            <w:r>
+              <w:rPr>
+                <w:rFonts w:cs="Arial"/>
+              </w:rPr>
+              <w:t>her</w:t>
+            </w:r>
+            <w:r>
+              <w:rPr>
+                <w:rFonts w:cs="Arial"/>
+              </w:rPr>
+              <w:t xml:space="preserve">aus. Beim Versuch mich einzuloggen, erhielt ich nämlich immer eine Fehlermeldung. </w:t>
+            </w:r>
           </w:p>
         </w:tc>
       </w:tr>
@@ -10969,6 +11080,38 @@
                 <w:rFonts w:cs="Arial"/>
               </w:rPr>
             </w:pPr>
+            <w:r>
+              <w:rPr>
+                <w:rFonts w:cs="Arial"/>
+              </w:rPr>
+              <w:t xml:space="preserve">Nachdem ich alle Dateien, die für NextAuth notwendig sind, studiert hatte, war ich überzeugt, dass mein Code richtig ist. Ich entschied mich mit zwei Console Logs die von mir eingegebenen Daten mit deren der Environment Variablen zu vergleichen und stellte fest, dass </w:t>
+            </w:r>
+            <w:r>
+              <w:rPr>
+                <w:rFonts w:cs="Arial"/>
+              </w:rPr>
+              <w:t>USERNAME flurinbandli zurückgab.</w:t>
+            </w:r>
+          </w:p>
+          <w:p>
+            <w:pPr>
+              <w:rPr>
+                <w:rFonts w:cs="Arial"/>
+              </w:rPr>
+            </w:pPr>
+          </w:p>
+          <w:p>
+            <w:pPr>
+              <w:rPr>
+                <w:rFonts w:cs="Arial"/>
+              </w:rPr>
+            </w:pPr>
+            <w:r>
+              <w:rPr>
+                <w:rFonts w:cs="Arial"/>
+              </w:rPr>
+              <w:t>Also nicht, was ich abgespeichert hatte, sondern meinen Windows Usernamen. Durch Änderung von USERNAME auf AUTH_USERNAME funktionierte alles wie es sollte.</w:t>
+            </w:r>
           </w:p>
         </w:tc>
       </w:tr>
@@ -11001,6 +11144,12 @@
                 <w:rFonts w:cs="Arial"/>
               </w:rPr>
             </w:pPr>
+            <w:r>
+              <w:rPr>
+                <w:rFonts w:cs="Arial"/>
+              </w:rPr>
+              <w:t>Login getestet, Fehlermeldungen bei ungültigem Login angeschaut, Verbindung zum Backend mit Console Log sichergestellt.</w:t>
+            </w:r>
           </w:p>
         </w:tc>
       </w:tr>
@@ -11033,6 +11182,21 @@
                 <w:rFonts w:cs="Arial"/>
               </w:rPr>
             </w:pPr>
+            <w:r>
+              <w:rPr>
+                <w:rFonts w:cs="Arial"/>
+              </w:rPr>
+              <w:t xml:space="preserve">Dokumentation von NextAuth als Unterstützung bei Einbau von Nextauth verwendet </w:t>
+            </w:r>
+            <w:hyperlink r:id="rId22" w:history="1">
+              <w:r>
+                <w:rPr>
+                  <w:rStyle w:val="Hyperlink"/>
+                  <w:rFonts w:cs="Arial"/>
+                </w:rPr>
+                <w:t>https://authjs.dev/getting-started/installation?framework=Next.js</w:t>
+              </w:r>
+            </w:hyperlink>
           </w:p>
         </w:tc>
       </w:tr>
@@ -11065,6 +11229,12 @@
                 <w:rFonts w:cs="Arial"/>
               </w:rPr>
             </w:pPr>
+            <w:r>
+              <w:rPr>
+                <w:rFonts w:cs="Arial"/>
+              </w:rPr>
+              <w:t>KI gefragt, wieso sich USERNAME nicht ändern lässt. Windows setzt USERNAME automatisch als Systemvariable, welche sich nicht durch eine Environment Variable überschreiben lässt.</w:t>
+            </w:r>
           </w:p>
         </w:tc>
       </w:tr>
@@ -11097,6 +11267,12 @@
                 <w:rFonts w:cs="Arial"/>
               </w:rPr>
             </w:pPr>
+            <w:r>
+              <w:rPr>
+                <w:rFonts w:cs="Arial"/>
+              </w:rPr>
+              <w:t>Etwa eine halbe Stunde vor dem Zeitplan. Ich brauchte bei der Implementierung von NextAuth und der Dokumentation etwas länger als geplant.</w:t>
+            </w:r>
           </w:p>
         </w:tc>
       </w:tr>
@@ -11129,6 +11305,32 @@
                 <w:rFonts w:cs="Arial"/>
               </w:rPr>
             </w:pPr>
+            <w:r>
+              <w:rPr>
+                <w:rFonts w:cs="Arial"/>
+              </w:rPr>
+              <w:t>Super in den Tag gestartet. Ich hatte vorher etwas Angst, dass ich mehr Zeit für die Backend Verbindung benötigen würde, ich brauchte jedoch ungefähr genau so lange wie dafür vorgesehen.</w:t>
+            </w:r>
+          </w:p>
+          <w:p>
+            <w:pPr>
+              <w:rPr>
+                <w:rFonts w:cs="Arial"/>
+              </w:rPr>
+            </w:pPr>
+          </w:p>
+          <w:p>
+            <w:pPr>
+              <w:rPr>
+                <w:rFonts w:cs="Arial"/>
+              </w:rPr>
+            </w:pPr>
+            <w:r>
+              <w:rPr>
+                <w:rFonts w:cs="Arial"/>
+              </w:rPr>
+              <w:t xml:space="preserve">Bei NextAuth hatte ich ein Problem mit den Environment Variablen, was mich etwas Zeit gekostet hat. Dafür weiss ich nun, dass USERNAME sich nicht ändern lässt. </w:t>
+            </w:r>
           </w:p>
         </w:tc>
       </w:tr>
@@ -16533,7 +16735,7 @@
                     </pic:cNvPicPr>
                   </pic:nvPicPr>
                   <pic:blipFill>
-                    <a:blip r:embed="rId22">
+                    <a:blip r:embed="rId23">
                       <a:extLst>
                         <a:ext uri="{28A0092B-C50C-407E-A947-70E740481C1C}">
                           <a14:useLocalDpi xmlns:a14="http://schemas.microsoft.com/office/drawing/2010/main" val="0"/>
@@ -16660,7 +16862,7 @@
                     </pic:cNvPicPr>
                   </pic:nvPicPr>
                   <pic:blipFill>
-                    <a:blip r:embed="rId23">
+                    <a:blip r:embed="rId24">
                       <a:extLst>
                         <a:ext uri="{28A0092B-C50C-407E-A947-70E740481C1C}">
                           <a14:useLocalDpi xmlns:a14="http://schemas.microsoft.com/office/drawing/2010/main" val="0"/>
@@ -16886,13 +17088,7 @@
         <w:rPr>
           <w:rFonts w:ascii="Arial" w:hAnsi="Arial" w:cs="Arial"/>
         </w:rPr>
-        <w:t xml:space="preserve">Das Testen wird entweder von Hand oder mithilfe von Playwright durchgeführt. Es wird ausschliesslich als Blackbox getestet. </w:t>
-      </w:r>
-      <w:r>
-        <w:rPr>
-          <w:rFonts w:ascii="Arial" w:hAnsi="Arial" w:cs="Arial"/>
-        </w:rPr>
-        <w:t>Der Quellcode wird nicht explizit angeschaut, sondern die Funktionen werden Schritt für Schritt ausprobiert und der Istzustand mit dem Sollzustand verglichen.</w:t>
+        <w:t>Das Testen wird entweder von Hand oder mithilfe von Playwright durchgeführt. Es wird ausschliesslich als Blackbox getestet. Der Quellcode wird nicht explizit angeschaut, sondern die Funktionen werden Schritt für Schritt ausprobiert und der Istzustand mit dem Sollzustand verglichen.</w:t>
       </w:r>
       <w:r>
         <w:rPr>
@@ -17244,7 +17440,7 @@
         </w:rPr>
         <w:t>4. Applikation im Browser öffnen (</w:t>
       </w:r>
-      <w:hyperlink r:id="rId24" w:history="1">
+      <w:hyperlink r:id="rId25" w:history="1">
         <w:r>
           <w:rPr>
             <w:rStyle w:val="Hyperlink"/>
@@ -17316,13 +17512,7 @@
           <w:rFonts w:ascii="Arial" w:hAnsi="Arial" w:cs="Arial"/>
         </w:rPr>
         <w:lastRenderedPageBreak/>
-        <w:t xml:space="preserve">Getestet werden die im Projektauftrag definierten Kernfunktionen: Login/Logout, CRUD von Teams, Spieler und Trainer und die öffentliche Ansicht. Die Datenbank und das Backend werden nicht getestet, lediglich dass das Verwalten von Daten funktioniert. Die Web-Applikation wird nur auf Desktop Grösse getestet und nicht auf Mobile oder Tablet Grösse. </w:t>
-      </w:r>
-      <w:r>
-        <w:rPr>
-          <w:rFonts w:ascii="Arial" w:hAnsi="Arial" w:cs="Arial"/>
-        </w:rPr>
-        <w:t xml:space="preserve">Dies da Mobile und Tablet Versionen nicht explizit gefordert sind und die Zeit dafür zu knapp ist. Die Performance wird ebenfalls nicht </w:t>
+        <w:t xml:space="preserve">Getestet werden die im Projektauftrag definierten Kernfunktionen: Login/Logout, CRUD von Teams, Spieler und Trainer und die öffentliche Ansicht. Die Datenbank und das Backend werden nicht getestet, lediglich dass das Verwalten von Daten funktioniert. Die Web-Applikation wird nur auf Desktop Grösse getestet und nicht auf Mobile oder Tablet Grösse. Dies da Mobile und Tablet Versionen nicht explizit gefordert sind und die Zeit dafür zu knapp ist. Die Performance wird ebenfalls nicht </w:t>
       </w:r>
       <w:r>
         <w:rPr>
@@ -17953,13 +18143,7 @@
               <w:rPr>
                 <w:rFonts w:cs="Arial"/>
               </w:rPr>
-              <w:t>Auf</w:t>
-            </w:r>
-            <w:r>
-              <w:rPr>
-                <w:rFonts w:cs="Arial"/>
-              </w:rPr>
-              <w:t xml:space="preserve"> Logout klicken</w:t>
+              <w:t>Auf Logout klicken</w:t>
             </w:r>
           </w:p>
         </w:tc>
@@ -19011,13 +19195,7 @@
         <w:rPr>
           <w:rFonts w:ascii="Arial" w:hAnsi="Arial" w:cs="Arial"/>
         </w:rPr>
-        <w:t>Anpassung</w:t>
-      </w:r>
-      <w:r>
-        <w:rPr>
-          <w:rFonts w:ascii="Arial" w:hAnsi="Arial" w:cs="Arial"/>
-        </w:rPr>
-        <w:t xml:space="preserve"> kann aufwendig sein</w:t>
+        <w:t>Anpassung kann aufwendig sein</w:t>
       </w:r>
     </w:p>
     <w:p>
@@ -19049,13 +19227,7 @@
         <w:rPr>
           <w:rFonts w:ascii="Arial" w:hAnsi="Arial" w:cs="Arial"/>
         </w:rPr>
-        <w:t xml:space="preserve">: </w:t>
-      </w:r>
-      <w:r>
-        <w:rPr>
-          <w:rFonts w:ascii="Arial" w:hAnsi="Arial" w:cs="Arial"/>
-        </w:rPr>
-        <w:t>Ant Design</w:t>
+        <w:t>: Ant Design</w:t>
       </w:r>
     </w:p>
     <w:p>
@@ -19167,13 +19339,7 @@
         <w:rPr>
           <w:rFonts w:ascii="Arial" w:hAnsi="Arial" w:cs="Arial"/>
         </w:rPr>
-        <w:t>Anpassung</w:t>
-      </w:r>
-      <w:r>
-        <w:rPr>
-          <w:rFonts w:ascii="Arial" w:hAnsi="Arial" w:cs="Arial"/>
-        </w:rPr>
-        <w:t xml:space="preserve"> kann aufwendig sein</w:t>
+        <w:t>Anpassung kann aufwendig sein</w:t>
       </w:r>
     </w:p>
     <w:p>
@@ -21390,6 +21556,421 @@
     </w:p>
     <w:p>
       <w:pPr>
+        <w:rPr>
+          <w:rFonts w:ascii="Arial" w:hAnsi="Arial" w:cs="Arial"/>
+        </w:rPr>
+      </w:pPr>
+    </w:p>
+    <w:p>
+      <w:pPr>
+        <w:rPr>
+          <w:rFonts w:ascii="Arial" w:hAnsi="Arial" w:cs="Arial"/>
+        </w:rPr>
+      </w:pPr>
+      <w:r>
+        <w:rPr>
+          <w:rFonts w:ascii="Arial" w:hAnsi="Arial" w:cs="Arial"/>
+        </w:rPr>
+        <w:t>Backend Verknüpfung anlegen</w:t>
+      </w:r>
+      <w:r>
+        <w:rPr>
+          <w:rFonts w:ascii="Arial" w:hAnsi="Arial" w:cs="Arial"/>
+        </w:rPr>
+        <w:t>:</w:t>
+      </w:r>
+    </w:p>
+    <w:p>
+      <w:pPr>
+        <w:rPr>
+          <w:rFonts w:ascii="Arial" w:hAnsi="Arial" w:cs="Arial"/>
+        </w:rPr>
+      </w:pPr>
+      <w:r>
+        <w:rPr>
+          <w:rFonts w:ascii="Arial" w:hAnsi="Arial" w:cs="Arial"/>
+        </w:rPr>
+        <w:t>Beim Studieren des zur Verfügung gestellten Backends wurde festgestellt, dass die Verbindung ein Login benötigt, welches einen Bearer Token zurückgibt</w:t>
+      </w:r>
+      <w:r>
+        <w:rPr>
+          <w:rFonts w:ascii="Arial" w:hAnsi="Arial" w:cs="Arial"/>
+        </w:rPr>
+        <w:t>. Dieser Token muss bei jeder Anfrage</w:t>
+      </w:r>
+      <w:r>
+        <w:rPr>
+          <w:rFonts w:ascii="Arial" w:hAnsi="Arial" w:cs="Arial"/>
+        </w:rPr>
+        <w:t xml:space="preserve"> im Header </w:t>
+      </w:r>
+      <w:r>
+        <w:rPr>
+          <w:rFonts w:ascii="Arial" w:hAnsi="Arial" w:cs="Arial"/>
+        </w:rPr>
+        <w:t>mitgesendet werden</w:t>
+      </w:r>
+      <w:r>
+        <w:rPr>
+          <w:rFonts w:ascii="Arial" w:hAnsi="Arial" w:cs="Arial"/>
+        </w:rPr>
+        <w:t>.</w:t>
+      </w:r>
+    </w:p>
+    <w:p>
+      <w:pPr>
+        <w:rPr>
+          <w:rFonts w:ascii="Arial" w:hAnsi="Arial" w:cs="Arial"/>
+        </w:rPr>
+      </w:pPr>
+    </w:p>
+    <w:p>
+      <w:pPr>
+        <w:rPr>
+          <w:rFonts w:ascii="Arial" w:hAnsi="Arial" w:cs="Arial"/>
+        </w:rPr>
+      </w:pPr>
+      <w:r>
+        <w:rPr>
+          <w:rFonts w:ascii="Arial" w:hAnsi="Arial" w:cs="Arial"/>
+        </w:rPr>
+        <w:t xml:space="preserve">Der Token könnte entweder bei jeder Anfrage neu erstellt werden, oder es könnte vor jeder Anfrage überprüft werden, ob ein gültiger Token bereits abgespeichert wurde. </w:t>
+      </w:r>
+      <w:r>
+        <w:rPr>
+          <w:rFonts w:ascii="Arial" w:hAnsi="Arial" w:cs="Arial"/>
+        </w:rPr>
+        <w:t xml:space="preserve">Bei jeder Anfrage einen neuen Token zu implementieren, wäre die einfachere Methode, es würden jedoch mehr Anfragen abgesendet werden. Da die öffentlichen Teams Seiten jedoch keinen Token benötigen sondern nur die geschützten Seite, wurde die einfachere Methode gewählt. </w:t>
+      </w:r>
+    </w:p>
+    <w:p>
+      <w:pPr>
+        <w:rPr>
+          <w:rFonts w:ascii="Arial" w:hAnsi="Arial" w:cs="Arial"/>
+        </w:rPr>
+      </w:pPr>
+    </w:p>
+    <w:p>
+      <w:pPr>
+        <w:rPr>
+          <w:rFonts w:ascii="Arial" w:hAnsi="Arial" w:cs="Arial"/>
+        </w:rPr>
+      </w:pPr>
+      <w:r>
+        <w:rPr>
+          <w:rFonts w:ascii="Arial" w:hAnsi="Arial" w:cs="Arial"/>
+        </w:rPr>
+        <w:t xml:space="preserve">Aus diesem Grund wurde die Datei </w:t>
+      </w:r>
+      <w:r>
+        <w:rPr>
+          <w:rFonts w:ascii="Arial" w:hAnsi="Arial" w:cs="Arial"/>
+        </w:rPr>
+        <w:t>«</w:t>
+      </w:r>
+      <w:r>
+        <w:rPr>
+          <w:rFonts w:ascii="Arial" w:hAnsi="Arial" w:cs="Arial"/>
+        </w:rPr>
+        <w:t>lib/nest-api.ts</w:t>
+      </w:r>
+      <w:r>
+        <w:rPr>
+          <w:rFonts w:ascii="Arial" w:hAnsi="Arial" w:cs="Arial"/>
+        </w:rPr>
+        <w:t>»</w:t>
+      </w:r>
+      <w:r>
+        <w:rPr>
+          <w:rFonts w:ascii="Arial" w:hAnsi="Arial" w:cs="Arial"/>
+        </w:rPr>
+        <w:t xml:space="preserve"> erstellt, welche zwei Funktionen beinhaltet. Die erste Funktion </w:t>
+      </w:r>
+      <w:r>
+        <w:rPr>
+          <w:rFonts w:ascii="Arial" w:hAnsi="Arial" w:cs="Arial"/>
+        </w:rPr>
+        <w:t>übernimmt das Login</w:t>
+      </w:r>
+      <w:r>
+        <w:rPr>
+          <w:rFonts w:ascii="Arial" w:hAnsi="Arial" w:cs="Arial"/>
+        </w:rPr>
+        <w:t xml:space="preserve"> beim NestJS Backend </w:t>
+      </w:r>
+      <w:r>
+        <w:rPr>
+          <w:rFonts w:ascii="Arial" w:hAnsi="Arial" w:cs="Arial"/>
+        </w:rPr>
+        <w:t>und sendet den vorgesehenen</w:t>
+      </w:r>
+      <w:r>
+        <w:rPr>
+          <w:rFonts w:ascii="Arial" w:hAnsi="Arial" w:cs="Arial"/>
+        </w:rPr>
+        <w:t xml:space="preserve"> Benutzernamen und</w:t>
+      </w:r>
+      <w:r>
+        <w:rPr>
+          <w:rFonts w:ascii="Arial" w:hAnsi="Arial" w:cs="Arial"/>
+        </w:rPr>
+        <w:t xml:space="preserve"> das</w:t>
+      </w:r>
+      <w:r>
+        <w:rPr>
+          <w:rFonts w:ascii="Arial" w:hAnsi="Arial" w:cs="Arial"/>
+        </w:rPr>
+        <w:t xml:space="preserve"> Passwort. </w:t>
+      </w:r>
+      <w:r>
+        <w:rPr>
+          <w:rFonts w:ascii="Arial" w:hAnsi="Arial" w:cs="Arial"/>
+        </w:rPr>
+        <w:t>Als Antwort wird ein accessToken</w:t>
+      </w:r>
+      <w:r>
+        <w:rPr>
+          <w:rFonts w:ascii="Arial" w:hAnsi="Arial" w:cs="Arial"/>
+        </w:rPr>
+        <w:t>, der für die zweite Funktion benötigt wird</w:t>
+      </w:r>
+      <w:r>
+        <w:rPr>
+          <w:rFonts w:ascii="Arial" w:hAnsi="Arial" w:cs="Arial"/>
+        </w:rPr>
+        <w:t>, zurückgegeben</w:t>
+      </w:r>
+      <w:r>
+        <w:rPr>
+          <w:rFonts w:ascii="Arial" w:hAnsi="Arial" w:cs="Arial"/>
+        </w:rPr>
+        <w:t xml:space="preserve">. </w:t>
+      </w:r>
+    </w:p>
+    <w:p>
+      <w:pPr>
+        <w:rPr>
+          <w:rFonts w:ascii="Arial" w:hAnsi="Arial" w:cs="Arial"/>
+        </w:rPr>
+      </w:pPr>
+    </w:p>
+    <w:p>
+      <w:pPr>
+        <w:rPr>
+          <w:rFonts w:ascii="Arial" w:hAnsi="Arial" w:cs="Arial"/>
+        </w:rPr>
+      </w:pPr>
+      <w:r>
+        <w:rPr>
+          <w:rFonts w:ascii="Arial" w:hAnsi="Arial" w:cs="Arial"/>
+        </w:rPr>
+        <w:t xml:space="preserve">Die zweite Funktion </w:t>
+      </w:r>
+      <w:r>
+        <w:rPr>
+          <w:rFonts w:ascii="Arial" w:hAnsi="Arial" w:cs="Arial"/>
+        </w:rPr>
+        <w:t>stellt sicher</w:t>
+      </w:r>
+      <w:r>
+        <w:rPr>
+          <w:rFonts w:ascii="Arial" w:hAnsi="Arial" w:cs="Arial"/>
+        </w:rPr>
+        <w:t xml:space="preserve">, </w:t>
+      </w:r>
+      <w:r>
+        <w:rPr>
+          <w:rFonts w:ascii="Arial" w:hAnsi="Arial" w:cs="Arial"/>
+        </w:rPr>
+        <w:t>dass zuerst das Login ausgeführt wird. Anschliessend</w:t>
+      </w:r>
+      <w:r>
+        <w:rPr>
+          <w:rFonts w:ascii="Arial" w:hAnsi="Arial" w:cs="Arial"/>
+        </w:rPr>
+        <w:t xml:space="preserve"> </w:t>
+      </w:r>
+      <w:r>
+        <w:rPr>
+          <w:rFonts w:ascii="Arial" w:hAnsi="Arial" w:cs="Arial"/>
+        </w:rPr>
+        <w:t>wird der erhaltene</w:t>
+      </w:r>
+      <w:r>
+        <w:rPr>
+          <w:rFonts w:ascii="Arial" w:hAnsi="Arial" w:cs="Arial"/>
+        </w:rPr>
+        <w:t xml:space="preserve"> accessToken </w:t>
+      </w:r>
+      <w:r>
+        <w:rPr>
+          <w:rFonts w:ascii="Arial" w:hAnsi="Arial" w:cs="Arial"/>
+        </w:rPr>
+        <w:t>abgespeichert</w:t>
+      </w:r>
+      <w:r>
+        <w:rPr>
+          <w:rFonts w:ascii="Arial" w:hAnsi="Arial" w:cs="Arial"/>
+        </w:rPr>
+        <w:t xml:space="preserve">. </w:t>
+      </w:r>
+      <w:r>
+        <w:rPr>
+          <w:rFonts w:ascii="Arial" w:hAnsi="Arial" w:cs="Arial"/>
+        </w:rPr>
+        <w:t>Bei jeder zukünftigen A</w:t>
+      </w:r>
+      <w:r>
+        <w:rPr>
+          <w:rFonts w:ascii="Arial" w:hAnsi="Arial" w:cs="Arial"/>
+        </w:rPr>
+        <w:t>nf</w:t>
+      </w:r>
+      <w:r>
+        <w:rPr>
+          <w:rFonts w:ascii="Arial" w:hAnsi="Arial" w:cs="Arial"/>
+        </w:rPr>
+        <w:t>rage</w:t>
+      </w:r>
+      <w:r>
+        <w:rPr>
+          <w:rFonts w:ascii="Arial" w:hAnsi="Arial" w:cs="Arial"/>
+        </w:rPr>
+        <w:t xml:space="preserve"> an das Backend</w:t>
+      </w:r>
+      <w:r>
+        <w:rPr>
+          <w:rFonts w:ascii="Arial" w:hAnsi="Arial" w:cs="Arial"/>
+        </w:rPr>
+        <w:t xml:space="preserve"> wird diese Funktion aufgerufen. Sie holt vor jeder Anfrage einen neuen Token und </w:t>
+      </w:r>
+      <w:r>
+        <w:rPr>
+          <w:rFonts w:ascii="Arial" w:hAnsi="Arial" w:cs="Arial"/>
+        </w:rPr>
+        <w:t>gibt</w:t>
+      </w:r>
+      <w:r>
+        <w:rPr>
+          <w:rFonts w:ascii="Arial" w:hAnsi="Arial" w:cs="Arial"/>
+        </w:rPr>
+        <w:t xml:space="preserve"> diesen im Header </w:t>
+      </w:r>
+      <w:r>
+        <w:rPr>
+          <w:rFonts w:ascii="Arial" w:hAnsi="Arial" w:cs="Arial"/>
+        </w:rPr>
+        <w:t>mit</w:t>
+      </w:r>
+      <w:r>
+        <w:rPr>
+          <w:rFonts w:ascii="Arial" w:hAnsi="Arial" w:cs="Arial"/>
+        </w:rPr>
+        <w:t>.</w:t>
+      </w:r>
+    </w:p>
+    <w:p>
+      <w:pPr>
+        <w:rPr>
+          <w:rFonts w:ascii="Arial" w:hAnsi="Arial" w:cs="Arial"/>
+        </w:rPr>
+      </w:pPr>
+    </w:p>
+    <w:p>
+      <w:pPr>
+        <w:rPr>
+          <w:rFonts w:ascii="Arial" w:hAnsi="Arial" w:cs="Arial"/>
+        </w:rPr>
+      </w:pPr>
+      <w:r>
+        <w:rPr>
+          <w:rFonts w:ascii="Arial" w:hAnsi="Arial" w:cs="Arial"/>
+        </w:rPr>
+        <w:t>Authentifizierung mit NextAuth</w:t>
+      </w:r>
+      <w:r>
+        <w:rPr>
+          <w:rFonts w:ascii="Arial" w:hAnsi="Arial" w:cs="Arial"/>
+        </w:rPr>
+        <w:t>:</w:t>
+      </w:r>
+    </w:p>
+    <w:p>
+      <w:pPr>
+        <w:rPr>
+          <w:rFonts w:ascii="Arial" w:hAnsi="Arial" w:cs="Arial"/>
+        </w:rPr>
+      </w:pPr>
+      <w:r>
+        <w:rPr>
+          <w:rFonts w:ascii="Arial" w:hAnsi="Arial" w:cs="Arial"/>
+        </w:rPr>
+        <w:lastRenderedPageBreak/>
+        <w:t>Für den geschützten Admin Bereich der Applikation wurde eine Authentifizierung mit der NextAuth Library umgesetzt. NextAuth ermöglicht eine einfache Integration von Login Mechanismen.</w:t>
+      </w:r>
+    </w:p>
+    <w:p>
+      <w:pPr>
+        <w:rPr>
+          <w:rFonts w:ascii="Arial" w:hAnsi="Arial" w:cs="Arial"/>
+        </w:rPr>
+      </w:pPr>
+    </w:p>
+    <w:p>
+      <w:pPr>
+        <w:rPr>
+          <w:rFonts w:ascii="Arial" w:hAnsi="Arial" w:cs="Arial"/>
+        </w:rPr>
+      </w:pPr>
+      <w:r>
+        <w:rPr>
+          <w:rFonts w:ascii="Arial" w:hAnsi="Arial" w:cs="Arial"/>
+        </w:rPr>
+        <w:t>Für das Login wurde ein Credentials Provider eingerichtet, welcher die eingegebenen Daten des Users mit den Daten aus den Environment Variablen vergleicht. Bei erfolgreicher Anmeldung wird eine Session erstellt und als Cookie abgespeichert.</w:t>
+      </w:r>
+    </w:p>
+    <w:p>
+      <w:pPr>
+        <w:rPr>
+          <w:rFonts w:ascii="Arial" w:hAnsi="Arial" w:cs="Arial"/>
+        </w:rPr>
+      </w:pPr>
+    </w:p>
+    <w:p>
+      <w:pPr>
+        <w:rPr>
+          <w:rFonts w:ascii="Arial" w:hAnsi="Arial" w:cs="Arial"/>
+        </w:rPr>
+      </w:pPr>
+      <w:r>
+        <w:rPr>
+          <w:rFonts w:ascii="Arial" w:hAnsi="Arial" w:cs="Arial"/>
+        </w:rPr>
+        <w:t>Die Login Seite verwendet ein Formular welches React Hook Form zur Formularverwaltung und Zod zur Validierung der Eingaben verwendet.</w:t>
+      </w:r>
+    </w:p>
+    <w:p>
+      <w:pPr>
+        <w:rPr>
+          <w:rFonts w:ascii="Arial" w:hAnsi="Arial" w:cs="Arial"/>
+        </w:rPr>
+      </w:pPr>
+    </w:p>
+    <w:p>
+      <w:pPr>
+        <w:rPr>
+          <w:rFonts w:ascii="Arial" w:hAnsi="Arial" w:cs="Arial"/>
+        </w:rPr>
+      </w:pPr>
+      <w:r>
+        <w:rPr>
+          <w:rFonts w:ascii="Arial" w:hAnsi="Arial" w:cs="Arial"/>
+        </w:rPr>
+        <w:t>Bei erfolgreicher Anmeldung wird der User in den geschützten Admin Bereich weitergeleitet. Bei Ungültiger Eingabe bleibt der User auf der Login Seite. Nicht authentifizierte User werden automatisch auf die Login Seite umgeleitet.</w:t>
+      </w:r>
+    </w:p>
+    <w:p>
+      <w:pPr>
         <w:pStyle w:val="berschrift3nummeriert"/>
         <w:rPr>
           <w:rFonts w:cs="Arial"/>
@@ -22104,7 +22685,7 @@
               </w:rPr>
               <w:t xml:space="preserve">POST: </w:t>
             </w:r>
-            <w:hyperlink r:id="rId25" w:history="1">
+            <w:hyperlink r:id="rId26" w:history="1">
               <w:r>
                 <w:rPr>
                   <w:rStyle w:val="Hyperlink"/>
@@ -24254,8 +24835,8 @@
       </w:pPr>
     </w:p>
     <w:sectPr>
-      <w:headerReference w:type="default" r:id="rId26"/>
-      <w:footerReference w:type="default" r:id="rId27"/>
+      <w:headerReference w:type="default" r:id="rId27"/>
+      <w:footerReference w:type="default" r:id="rId28"/>
       <w:pgSz w:w="11906" w:h="16838" w:code="9"/>
       <w:pgMar w:top="2835" w:right="1701" w:bottom="1134" w:left="1247" w:header="1560" w:footer="737" w:gutter="0"/>
       <w:cols w:space="708"/>
@@ -26451,7 +27032,7 @@
                               <w:sz w:val="16"/>
                               <w:szCs w:val="16"/>
                             </w:rPr>
-                            <w:t>03.03.2026</w:t>
+                            <w:t>04.03.2026</w:t>
                           </w:r>
                           <w:r>
                             <w:rPr>
@@ -26549,7 +27130,7 @@
                         <w:sz w:val="16"/>
                         <w:szCs w:val="16"/>
                       </w:rPr>
-                      <w:t>03.03.2026</w:t>
+                      <w:t>04.03.2026</w:t>
                     </w:r>
                     <w:r>
                       <w:rPr>
@@ -26831,7 +27412,7 @@
                               <w:sz w:val="16"/>
                               <w:szCs w:val="16"/>
                             </w:rPr>
-                            <w:t>03.03.2026</w:t>
+                            <w:t>04.03.2026</w:t>
                           </w:r>
                           <w:r>
                             <w:rPr>
@@ -26929,7 +27510,7 @@
                         <w:sz w:val="16"/>
                         <w:szCs w:val="16"/>
                       </w:rPr>
-                      <w:t>03.03.2026</w:t>
+                      <w:t>04.03.2026</w:t>
                     </w:r>
                     <w:r>
                       <w:rPr>
@@ -27079,7 +27660,7 @@
                               <w:sz w:val="16"/>
                               <w:szCs w:val="16"/>
                             </w:rPr>
-                            <w:t>03.03.2026</w:t>
+                            <w:t>04.03.2026</w:t>
                           </w:r>
                           <w:r>
                             <w:rPr>
@@ -27177,7 +27758,7 @@
                         <w:sz w:val="16"/>
                         <w:szCs w:val="16"/>
                       </w:rPr>
-                      <w:t>03.03.2026</w:t>
+                      <w:t>04.03.2026</w:t>
                     </w:r>
                     <w:r>
                       <w:rPr>
@@ -35163,6 +35744,7 @@
   <w:style w:type="character" w:default="1" w:styleId="Absatz-Standardschriftart">
     <w:name w:val="Default Paragraph Font"/>
     <w:uiPriority w:val="1"/>
+    <w:semiHidden/>
     <w:unhideWhenUsed/>
   </w:style>
   <w:style w:type="table" w:default="1" w:styleId="NormaleTabelle">
@@ -37436,6 +38018,12 @@
 </file>
 
 <file path=customXml/item1.xml><?xml version="1.0" encoding="utf-8"?>
+<p:properties xmlns:p="http://schemas.microsoft.com/office/2006/metadata/properties" xmlns:xsi="http://www.w3.org/2001/XMLSchema-instance" xmlns:pc="http://schemas.microsoft.com/office/infopath/2007/PartnerControls">
+  <documentManagement/>
+</p:properties>
+</file>
+
+<file path=customXml/item2.xml><?xml version="1.0" encoding="utf-8"?>
 <?mso-contentType ?>
 <FormTemplates xmlns="http://schemas.microsoft.com/sharepoint/v3/contenttype/forms">
   <Display>DocumentLibraryForm</Display>
@@ -37444,38 +38032,7 @@
 </FormTemplates>
 </file>
 
-<file path=customXml/item2.xml><?xml version="1.0" encoding="utf-8"?>
-<p:properties xmlns:p="http://schemas.microsoft.com/office/2006/metadata/properties" xmlns:xsi="http://www.w3.org/2001/XMLSchema-instance" xmlns:pc="http://schemas.microsoft.com/office/infopath/2007/PartnerControls">
-  <documentManagement/>
-</p:properties>
-</file>
-
 <file path=customXml/item3.xml><?xml version="1.0" encoding="utf-8"?>
-<b:Sources xmlns:b="http://schemas.openxmlformats.org/officeDocument/2006/bibliography" xmlns="http://schemas.openxmlformats.org/officeDocument/2006/bibliography" SelectedStyle="\APASixthEditionOfficeOnline.xsl" StyleName="APA" Version="6">
-  <b:Source>
-    <b:Tag>Authr</b:Tag>
-    <b:SourceType>Book</b:SourceType>
-    <b:Guid>{BA01FD2C-EDFC-4D13-8F46-679005D5D2FB}</b:Guid>
-    <b:Author>
-      <b:Author>
-        <b:NameList>
-          <b:Person>
-            <b:Last>Autor</b:Last>
-            <b:First>Anton</b:First>
-          </b:Person>
-        </b:NameList>
-      </b:Author>
-    </b:Author>
-    <b:Title>Titel</b:Title>
-    <b:Year>Jahr</b:Year>
-    <b:City>Ort</b:City>
-    <b:Publisher>Verleger</b:Publisher>
-    <b:RefOrder>1</b:RefOrder>
-  </b:Source>
-</b:Sources>
-</file>
-
-<file path=customXml/item4.xml><?xml version="1.0" encoding="utf-8"?>
 <ct:contentTypeSchema xmlns:ct="http://schemas.microsoft.com/office/2006/metadata/contentType" xmlns:ma="http://schemas.microsoft.com/office/2006/metadata/properties/metaAttributes" ct:_="" ma:_="" ma:contentTypeName="Dokument" ma:contentTypeID="0x0101000E5D27F8F9D77246958595755BE80D85" ma:contentTypeVersion="3" ma:contentTypeDescription="Ein neues Dokument erstellen." ma:contentTypeScope="" ma:versionID="523cc66e991d1db8e1b1ff070bf6a3d3">
   <xsd:schema xmlns:xsd="http://www.w3.org/2001/XMLSchema" xmlns:xs="http://www.w3.org/2001/XMLSchema" xmlns:p="http://schemas.microsoft.com/office/2006/metadata/properties" xmlns:ns2="17b83e7a-435f-4364-88cb-373732b2cb78" targetNamespace="http://schemas.microsoft.com/office/2006/metadata/properties" ma:root="true" ma:fieldsID="b191d266e13279e8e3bfd50054307905" ns2:_="">
     <xsd:import namespace="17b83e7a-435f-4364-88cb-373732b2cb78"/>
@@ -37613,15 +38170,32 @@
 </ct:contentTypeSchema>
 </file>
 
-<file path=customXml/itemProps1.xml><?xml version="1.0" encoding="utf-8"?>
-<ds:datastoreItem xmlns:ds="http://schemas.openxmlformats.org/officeDocument/2006/customXml" ds:itemID="{1AF5B931-A8D1-40E1-AF1E-15ECCB0C1E54}">
-  <ds:schemaRefs>
-    <ds:schemaRef ds:uri="http://schemas.microsoft.com/sharepoint/v3/contenttype/forms"/>
-  </ds:schemaRefs>
-</ds:datastoreItem>
+<file path=customXml/item4.xml><?xml version="1.0" encoding="utf-8"?>
+<b:Sources xmlns:b="http://schemas.openxmlformats.org/officeDocument/2006/bibliography" xmlns="http://schemas.openxmlformats.org/officeDocument/2006/bibliography" SelectedStyle="\APASixthEditionOfficeOnline.xsl" StyleName="APA" Version="6">
+  <b:Source>
+    <b:Tag>Authr</b:Tag>
+    <b:SourceType>Book</b:SourceType>
+    <b:Guid>{BA01FD2C-EDFC-4D13-8F46-679005D5D2FB}</b:Guid>
+    <b:Author>
+      <b:Author>
+        <b:NameList>
+          <b:Person>
+            <b:Last>Autor</b:Last>
+            <b:First>Anton</b:First>
+          </b:Person>
+        </b:NameList>
+      </b:Author>
+    </b:Author>
+    <b:Title>Titel</b:Title>
+    <b:Year>Jahr</b:Year>
+    <b:City>Ort</b:City>
+    <b:Publisher>Verleger</b:Publisher>
+    <b:RefOrder>1</b:RefOrder>
+  </b:Source>
+</b:Sources>
 </file>
 
-<file path=customXml/itemProps2.xml><?xml version="1.0" encoding="utf-8"?>
+<file path=customXml/itemProps1.xml><?xml version="1.0" encoding="utf-8"?>
 <ds:datastoreItem xmlns:ds="http://schemas.openxmlformats.org/officeDocument/2006/customXml" ds:itemID="{AEAB193A-0B35-45ED-9423-E63FC15D0D3B}">
   <ds:schemaRefs>
     <ds:schemaRef ds:uri="http://schemas.microsoft.com/office/2006/metadata/properties"/>
@@ -37630,15 +38204,15 @@
 </ds:datastoreItem>
 </file>
 
-<file path=customXml/itemProps3.xml><?xml version="1.0" encoding="utf-8"?>
-<ds:datastoreItem xmlns:ds="http://schemas.openxmlformats.org/officeDocument/2006/customXml" ds:itemID="{641A501F-5856-B74E-81EC-17AA83297DF6}">
+<file path=customXml/itemProps2.xml><?xml version="1.0" encoding="utf-8"?>
+<ds:datastoreItem xmlns:ds="http://schemas.openxmlformats.org/officeDocument/2006/customXml" ds:itemID="{1AF5B931-A8D1-40E1-AF1E-15ECCB0C1E54}">
   <ds:schemaRefs>
-    <ds:schemaRef ds:uri="http://schemas.openxmlformats.org/officeDocument/2006/bibliography"/>
+    <ds:schemaRef ds:uri="http://schemas.microsoft.com/sharepoint/v3/contenttype/forms"/>
   </ds:schemaRefs>
 </ds:datastoreItem>
 </file>
 
-<file path=customXml/itemProps4.xml><?xml version="1.0" encoding="utf-8"?>
+<file path=customXml/itemProps3.xml><?xml version="1.0" encoding="utf-8"?>
 <ds:datastoreItem xmlns:ds="http://schemas.openxmlformats.org/officeDocument/2006/customXml" ds:itemID="{5EFF464D-8F80-4371-B44D-92E0D76AD7B0}">
   <ds:schemaRefs>
     <ds:schemaRef ds:uri="http://schemas.microsoft.com/office/2006/metadata/contentType"/>
@@ -37654,4 +38228,12 @@
     <ds:schemaRef ds:uri="http://schemas.microsoft.com/internal/obd"/>
   </ds:schemaRefs>
 </ds:datastoreItem>
+</file>
+
+<file path=customXml/itemProps4.xml><?xml version="1.0" encoding="utf-8"?>
+<ds:datastoreItem xmlns:ds="http://schemas.openxmlformats.org/officeDocument/2006/customXml" ds:itemID="{641A501F-5856-B74E-81EC-17AA83297DF6}">
+  <ds:schemaRefs>
+    <ds:schemaRef ds:uri="http://schemas.openxmlformats.org/officeDocument/2006/bibliography"/>
+  </ds:schemaRefs>
+</ds:datastoreItem>
 </file>
--- a/docs/Squad App Frontend IPA Dokumentation.docx
+++ b/docs/Squad App Frontend IPA Dokumentation.docx
@@ -11439,6 +11439,12 @@
                 <w:rFonts w:cs="Arial"/>
               </w:rPr>
             </w:pPr>
+            <w:r>
+              <w:rPr>
+                <w:rFonts w:cs="Arial"/>
+              </w:rPr>
+              <w:t>Backend Layout kreieren (4h), Dokumentation (2h), Backend Squad Bereich erstellen (2h)</w:t>
+            </w:r>
           </w:p>
         </w:tc>
       </w:tr>
@@ -11478,6 +11484,12 @@
                 <w:rFonts w:cs="Arial"/>
               </w:rPr>
             </w:pPr>
+            <w:r>
+              <w:rPr>
+                <w:rFonts w:cs="Arial"/>
+              </w:rPr>
+              <w:t>Keine</w:t>
+            </w:r>
           </w:p>
         </w:tc>
       </w:tr>
@@ -11517,6 +11529,86 @@
                 <w:rFonts w:cs="Arial"/>
               </w:rPr>
             </w:pPr>
+            <w:r>
+              <w:rPr>
+                <w:rFonts w:cs="Arial"/>
+              </w:rPr>
+              <w:t xml:space="preserve">Die </w:t>
+            </w:r>
+            <w:r>
+              <w:rPr>
+                <w:rFonts w:cs="Arial"/>
+              </w:rPr>
+              <w:t xml:space="preserve">Navigation auf der linken Seite </w:t>
+            </w:r>
+            <w:r>
+              <w:rPr>
+                <w:rFonts w:cs="Arial"/>
+              </w:rPr>
+              <w:t>wurde implementiert und funktioniert wie geplant</w:t>
+            </w:r>
+            <w:r>
+              <w:rPr>
+                <w:rFonts w:cs="Arial"/>
+              </w:rPr>
+              <w:t>.</w:t>
+            </w:r>
+          </w:p>
+          <w:p>
+            <w:pPr>
+              <w:rPr>
+                <w:rFonts w:cs="Arial"/>
+              </w:rPr>
+            </w:pPr>
+            <w:r>
+              <w:rPr>
+                <w:rFonts w:cs="Arial"/>
+              </w:rPr>
+              <w:t>Der Logout-Button wurde im Layout integriert.</w:t>
+            </w:r>
+          </w:p>
+          <w:p>
+            <w:pPr>
+              <w:rPr>
+                <w:rFonts w:cs="Arial"/>
+              </w:rPr>
+            </w:pPr>
+            <w:r>
+              <w:rPr>
+                <w:rFonts w:cs="Arial"/>
+              </w:rPr>
+              <w:t xml:space="preserve">Die </w:t>
+            </w:r>
+            <w:r>
+              <w:rPr>
+                <w:rFonts w:cs="Arial"/>
+              </w:rPr>
+              <w:t xml:space="preserve">Übersichtsseite </w:t>
+            </w:r>
+            <w:r>
+              <w:rPr>
+                <w:rFonts w:cs="Arial"/>
+              </w:rPr>
+              <w:t>im Team</w:t>
+            </w:r>
+            <w:r>
+              <w:rPr>
+                <w:rFonts w:cs="Arial"/>
+              </w:rPr>
+              <w:t xml:space="preserve"> Bereich</w:t>
+            </w:r>
+            <w:r>
+              <w:rPr>
+                <w:rFonts w:cs="Arial"/>
+              </w:rPr>
+              <w:t xml:space="preserve"> wurde</w:t>
+            </w:r>
+            <w:r>
+              <w:rPr>
+                <w:rFonts w:cs="Arial"/>
+              </w:rPr>
+              <w:t xml:space="preserve"> erstellt.</w:t>
+            </w:r>
           </w:p>
         </w:tc>
       </w:tr>
@@ -11562,6 +11654,62 @@
                 <w:rFonts w:cs="Arial"/>
               </w:rPr>
             </w:pPr>
+            <w:r>
+              <w:rPr>
+                <w:rFonts w:cs="Arial"/>
+              </w:rPr>
+              <w:t>Da keine genauen Vorgaben zur UI vorgegeben wurden, war unklar an welcher Stelle der Logout</w:t>
+            </w:r>
+            <w:r>
+              <w:rPr>
+                <w:rFonts w:cs="Arial"/>
+              </w:rPr>
+              <w:t>-</w:t>
+            </w:r>
+            <w:r>
+              <w:rPr>
+                <w:rFonts w:cs="Arial"/>
+              </w:rPr>
+              <w:t>Button platziert werden sollte.</w:t>
+            </w:r>
+          </w:p>
+          <w:p>
+            <w:pPr>
+              <w:rPr>
+                <w:rFonts w:cs="Arial"/>
+              </w:rPr>
+            </w:pPr>
+            <w:r>
+              <w:rPr>
+                <w:rFonts w:cs="Arial"/>
+              </w:rPr>
+              <w:br/>
+              <w:t>Es gab zwei Optionen: Entweder den Logou</w:t>
+            </w:r>
+            <w:r>
+              <w:rPr>
+                <w:rFonts w:cs="Arial"/>
+              </w:rPr>
+              <w:t>t-</w:t>
+            </w:r>
+            <w:r>
+              <w:rPr>
+                <w:rFonts w:cs="Arial"/>
+              </w:rPr>
+              <w:t xml:space="preserve"> Button oben rechts im Header platzieren oder den Logout</w:t>
+            </w:r>
+            <w:r>
+              <w:rPr>
+                <w:rFonts w:cs="Arial"/>
+              </w:rPr>
+              <w:t>-</w:t>
+            </w:r>
+            <w:r>
+              <w:rPr>
+                <w:rFonts w:cs="Arial"/>
+              </w:rPr>
+              <w:t>Button unten in der Sidebar Navigation zu platzieren.</w:t>
+            </w:r>
           </w:p>
         </w:tc>
       </w:tr>
@@ -11594,6 +11742,79 @@
                 <w:rFonts w:cs="Arial"/>
               </w:rPr>
             </w:pPr>
+            <w:r>
+              <w:rPr>
+                <w:rFonts w:cs="Arial"/>
+              </w:rPr>
+              <w:t>Falls der Logout</w:t>
+            </w:r>
+            <w:r>
+              <w:rPr>
+                <w:rFonts w:cs="Arial"/>
+              </w:rPr>
+              <w:t>-</w:t>
+            </w:r>
+            <w:r>
+              <w:rPr>
+                <w:rFonts w:cs="Arial"/>
+              </w:rPr>
+              <w:t xml:space="preserve">Button </w:t>
+            </w:r>
+            <w:r>
+              <w:rPr>
+                <w:rFonts w:cs="Arial"/>
+              </w:rPr>
+              <w:t>im Header</w:t>
+            </w:r>
+            <w:r>
+              <w:rPr>
+                <w:rFonts w:cs="Arial"/>
+              </w:rPr>
+              <w:t xml:space="preserve"> platziert wäre, müsste </w:t>
+            </w:r>
+            <w:r>
+              <w:rPr>
+                <w:rFonts w:cs="Arial"/>
+              </w:rPr>
+              <w:t>dieser</w:t>
+            </w:r>
+            <w:r>
+              <w:rPr>
+                <w:rFonts w:cs="Arial"/>
+              </w:rPr>
+              <w:t xml:space="preserve"> entweder fixiert werden, oder der User müsste</w:t>
+            </w:r>
+            <w:r>
+              <w:rPr>
+                <w:rFonts w:cs="Arial"/>
+              </w:rPr>
+              <w:t xml:space="preserve"> gegeben Falls nach oben scrollen</w:t>
+            </w:r>
+            <w:r>
+              <w:rPr>
+                <w:rFonts w:cs="Arial"/>
+              </w:rPr>
+              <w:t>.</w:t>
+            </w:r>
+          </w:p>
+          <w:p>
+            <w:pPr>
+              <w:rPr>
+                <w:rFonts w:cs="Arial"/>
+              </w:rPr>
+            </w:pPr>
+            <w:r>
+              <w:rPr>
+                <w:rFonts w:cs="Arial"/>
+              </w:rPr>
+              <w:t xml:space="preserve">In der Sidebar Navigation würde dieses Problem nicht auftreten und der Button passt besser ins Erscheinungsbild. </w:t>
+            </w:r>
+            <w:r>
+              <w:rPr>
+                <w:rFonts w:cs="Arial"/>
+              </w:rPr>
+              <w:t>Aus diesen Gründen wird der Logout-Button in der Sidebar platziert.</w:t>
+            </w:r>
           </w:p>
         </w:tc>
       </w:tr>
@@ -11626,6 +11847,12 @@
                 <w:rFonts w:cs="Arial"/>
               </w:rPr>
             </w:pPr>
+            <w:r>
+              <w:rPr>
+                <w:rFonts w:cs="Arial"/>
+              </w:rPr>
+              <w:t>Was passiert, wenn das Backend nicht erreichbar ist mit der Teams Seite? Die Fehlermeldung «Backend nicht erreichbar» wird angezeigt.</w:t>
+            </w:r>
           </w:p>
         </w:tc>
       </w:tr>
@@ -11658,6 +11885,21 @@
                 <w:rFonts w:cs="Arial"/>
               </w:rPr>
             </w:pPr>
+            <w:r>
+              <w:rPr>
+                <w:rFonts w:cs="Arial"/>
+              </w:rPr>
+              <w:t xml:space="preserve">Die Dokumentation der shadcn/ui Komponente Sidebar wurde bei der Erstellung der Sidebar Navigation als Unterstützung verwendet. </w:t>
+            </w:r>
+            <w:hyperlink r:id="rId23" w:history="1">
+              <w:r>
+                <w:rPr>
+                  <w:rStyle w:val="Hyperlink"/>
+                  <w:rFonts w:cs="Arial"/>
+                </w:rPr>
+                <w:t>https://ui.shadcn.com/docs/components/radix/sidebar</w:t>
+              </w:r>
+            </w:hyperlink>
           </w:p>
         </w:tc>
       </w:tr>
@@ -11690,6 +11932,12 @@
                 <w:rFonts w:cs="Arial"/>
               </w:rPr>
             </w:pPr>
+            <w:r>
+              <w:rPr>
+                <w:rFonts w:cs="Arial"/>
+              </w:rPr>
+              <w:t>Keine</w:t>
+            </w:r>
           </w:p>
         </w:tc>
       </w:tr>
@@ -11722,6 +11970,60 @@
                 <w:rFonts w:cs="Arial"/>
               </w:rPr>
             </w:pPr>
+            <w:r>
+              <w:rPr>
+                <w:rFonts w:cs="Arial"/>
+              </w:rPr>
+              <w:t>Für das Backend Layout brauchte ich etwas weniger als</w:t>
+            </w:r>
+            <w:r>
+              <w:rPr>
+                <w:rFonts w:cs="Arial"/>
+              </w:rPr>
+              <w:t xml:space="preserve"> die geplanten</w:t>
+            </w:r>
+            <w:r>
+              <w:rPr>
+                <w:rFonts w:cs="Arial"/>
+              </w:rPr>
+              <w:t xml:space="preserve"> vier Stunden und da </w:t>
+            </w:r>
+            <w:r>
+              <w:rPr>
+                <w:rFonts w:cs="Arial"/>
+              </w:rPr>
+              <w:t>am</w:t>
+            </w:r>
+            <w:r>
+              <w:rPr>
+                <w:rFonts w:cs="Arial"/>
+              </w:rPr>
+              <w:t xml:space="preserve"> </w:t>
+            </w:r>
+            <w:r>
+              <w:rPr>
+                <w:rFonts w:cs="Arial"/>
+              </w:rPr>
+              <w:t xml:space="preserve">Vortag </w:t>
+            </w:r>
+            <w:r>
+              <w:rPr>
+                <w:rFonts w:cs="Arial"/>
+              </w:rPr>
+              <w:t>der Vorsprung auf den Zeitplan</w:t>
+            </w:r>
+            <w:r>
+              <w:rPr>
+                <w:rFonts w:cs="Arial"/>
+              </w:rPr>
+              <w:t xml:space="preserve"> </w:t>
+            </w:r>
+            <w:r>
+              <w:rPr>
+                <w:rFonts w:cs="Arial"/>
+              </w:rPr>
+              <w:t>etwa bei einer halben Stunde lag, liegt er jetzt bei ungefähr einer Stunde.</w:t>
+            </w:r>
           </w:p>
         </w:tc>
       </w:tr>
@@ -11754,6 +12056,12 @@
                 <w:rFonts w:cs="Arial"/>
               </w:rPr>
             </w:pPr>
+            <w:r>
+              <w:rPr>
+                <w:rFonts w:cs="Arial"/>
+              </w:rPr>
+              <w:t>Ich war heute vor allem nach dem Mittag etwas erschöpft, da ich gestern Abend ein sehr schlechtes Fussballspiel ansehen musste. Mit der heutigen geleisteten Arbeit bin ich nichts destotrotz zufrieden.</w:t>
+            </w:r>
           </w:p>
         </w:tc>
       </w:tr>
@@ -16733,7 +17041,7 @@
                     </pic:cNvPicPr>
                   </pic:nvPicPr>
                   <pic:blipFill>
-                    <a:blip r:embed="rId23">
+                    <a:blip r:embed="rId24">
                       <a:extLst>
                         <a:ext uri="{28A0092B-C50C-407E-A947-70E740481C1C}">
                           <a14:useLocalDpi xmlns:a14="http://schemas.microsoft.com/office/drawing/2010/main" val="0"/>
@@ -16860,7 +17168,7 @@
                     </pic:cNvPicPr>
                   </pic:nvPicPr>
                   <pic:blipFill>
-                    <a:blip r:embed="rId24">
+                    <a:blip r:embed="rId25">
                       <a:extLst>
                         <a:ext uri="{28A0092B-C50C-407E-A947-70E740481C1C}">
                           <a14:useLocalDpi xmlns:a14="http://schemas.microsoft.com/office/drawing/2010/main" val="0"/>
@@ -17438,7 +17746,7 @@
         </w:rPr>
         <w:t>4. Applikation im Browser öffnen (</w:t>
       </w:r>
-      <w:hyperlink r:id="rId25" w:history="1">
+      <w:hyperlink r:id="rId26" w:history="1">
         <w:r>
           <w:rPr>
             <w:rStyle w:val="Hyperlink"/>
@@ -22777,7 +23085,7 @@
               </w:rPr>
               <w:t xml:space="preserve">POST: </w:t>
             </w:r>
-            <w:hyperlink r:id="rId26" w:history="1">
+            <w:hyperlink r:id="rId27" w:history="1">
               <w:r>
                 <w:rPr>
                   <w:rStyle w:val="Hyperlink"/>
@@ -24927,8 +25235,8 @@
       </w:pPr>
     </w:p>
     <w:sectPr>
-      <w:headerReference w:type="default" r:id="rId27"/>
-      <w:footerReference w:type="default" r:id="rId28"/>
+      <w:headerReference w:type="default" r:id="rId28"/>
+      <w:footerReference w:type="default" r:id="rId29"/>
       <w:pgSz w:w="11906" w:h="16838" w:code="9"/>
       <w:pgMar w:top="2835" w:right="1701" w:bottom="1134" w:left="1247" w:header="1560" w:footer="737" w:gutter="0"/>
       <w:cols w:space="708"/>

--- a/docs/Squad App Frontend IPA Dokumentation.docx
+++ b/docs/Squad App Frontend IPA Dokumentation.docx
@@ -9596,25 +9596,7 @@
               <w:rPr>
                 <w:rFonts w:cs="Arial"/>
               </w:rPr>
-              <w:t xml:space="preserve">Mirroring zwischen GitLab und GitHub </w:t>
-            </w:r>
-            <w:r>
-              <w:rPr>
-                <w:rFonts w:cs="Arial"/>
-              </w:rPr>
-              <w:t>gab es</w:t>
-            </w:r>
-            <w:r>
-              <w:rPr>
-                <w:rFonts w:cs="Arial"/>
-              </w:rPr>
-              <w:t xml:space="preserve"> Probleme</w:t>
-            </w:r>
-            <w:r>
-              <w:rPr>
-                <w:rFonts w:cs="Arial"/>
-              </w:rPr>
-              <w:t>, da immer wieder eine Fehlermeldung auftrat und es nicht funktionierte.</w:t>
+              <w:t>Mirroring zwischen GitLab und GitHub gab es Probleme, da immer wieder eine Fehlermeldung auftrat und es nicht funktionierte.</w:t>
             </w:r>
           </w:p>
           <w:p>
@@ -11577,19 +11559,7 @@
               <w:rPr>
                 <w:rFonts w:cs="Arial"/>
               </w:rPr>
-              <w:t xml:space="preserve">Die </w:t>
-            </w:r>
-            <w:r>
-              <w:rPr>
-                <w:rFonts w:cs="Arial"/>
-              </w:rPr>
-              <w:t xml:space="preserve">Übersichtsseite </w:t>
-            </w:r>
-            <w:r>
-              <w:rPr>
-                <w:rFonts w:cs="Arial"/>
-              </w:rPr>
-              <w:t>im Team</w:t>
+              <w:t>Die Übersichtsseite im Team</w:t>
             </w:r>
             <w:r>
               <w:rPr>
@@ -12140,6 +12110,12 @@
                 <w:rFonts w:cs="Arial"/>
               </w:rPr>
             </w:pPr>
+            <w:r>
+              <w:rPr>
+                <w:rFonts w:cs="Arial"/>
+              </w:rPr>
+              <w:t>Backend Squad Bereich (7h), Dokumentation (1h).</w:t>
+            </w:r>
           </w:p>
         </w:tc>
       </w:tr>
@@ -12179,6 +12155,12 @@
                 <w:rFonts w:cs="Arial"/>
               </w:rPr>
             </w:pPr>
+            <w:r>
+              <w:rPr>
+                <w:rFonts w:cs="Arial"/>
+              </w:rPr>
+              <w:t>Keine</w:t>
+            </w:r>
           </w:p>
         </w:tc>
       </w:tr>
@@ -12218,6 +12200,12 @@
                 <w:rFonts w:cs="Arial"/>
               </w:rPr>
             </w:pPr>
+            <w:r>
+              <w:rPr>
+                <w:rFonts w:cs="Arial"/>
+              </w:rPr>
+              <w:t>Implementierung des Backend Squad Bereichs abgeschlossen. Teams können nun neu erstellt, bearbeitet und gelöscht werden.</w:t>
+            </w:r>
           </w:p>
         </w:tc>
       </w:tr>
@@ -12263,6 +12251,74 @@
                 <w:rFonts w:cs="Arial"/>
               </w:rPr>
             </w:pPr>
+            <w:r>
+              <w:rPr>
+                <w:rFonts w:cs="Arial"/>
+              </w:rPr>
+              <w:t xml:space="preserve">Eine Herausforderung stellte die Kommunikation mit dem Backend dar. </w:t>
+            </w:r>
+            <w:r>
+              <w:rPr>
+                <w:rFonts w:cs="Arial"/>
+              </w:rPr>
+              <w:t>Da</w:t>
+            </w:r>
+            <w:r>
+              <w:rPr>
+                <w:rFonts w:cs="Arial"/>
+              </w:rPr>
+              <w:t xml:space="preserve"> die Authentifizierung über NextAuth erfolgt, </w:t>
+            </w:r>
+            <w:r>
+              <w:rPr>
+                <w:rFonts w:cs="Arial"/>
+              </w:rPr>
+              <w:t>können</w:t>
+            </w:r>
+            <w:r>
+              <w:rPr>
+                <w:rFonts w:cs="Arial"/>
+              </w:rPr>
+              <w:t xml:space="preserve"> API-Requests nicht direkt aus der Client</w:t>
+            </w:r>
+            <w:r>
+              <w:rPr>
+                <w:rFonts w:cs="Arial"/>
+              </w:rPr>
+              <w:t xml:space="preserve"> </w:t>
+            </w:r>
+            <w:r>
+              <w:rPr>
+                <w:rFonts w:cs="Arial"/>
+              </w:rPr>
+              <w:t>Komponente an das Backend gesendet werden.</w:t>
+            </w:r>
+            <w:r>
+              <w:rPr>
+                <w:rFonts w:cs="Arial"/>
+              </w:rPr>
+              <w:t xml:space="preserve"> Als Lösung gab es entweder Server Actions oder API-Routen.</w:t>
+            </w:r>
+          </w:p>
+          <w:p>
+            <w:pPr>
+              <w:rPr>
+                <w:rFonts w:cs="Arial"/>
+              </w:rPr>
+            </w:pPr>
+          </w:p>
+          <w:p>
+            <w:pPr>
+              <w:rPr>
+                <w:rFonts w:cs="Arial"/>
+              </w:rPr>
+            </w:pPr>
+            <w:r>
+              <w:rPr>
+                <w:rFonts w:cs="Arial"/>
+              </w:rPr>
+              <w:t>Für das Hinzufügen und Bearbeiten von Spielern und Trainern musste entschieden werden, wie die UI funktionieren sollte.</w:t>
+            </w:r>
           </w:p>
         </w:tc>
       </w:tr>
@@ -12295,6 +12351,74 @@
                 <w:rFonts w:cs="Arial"/>
               </w:rPr>
             </w:pPr>
+            <w:r>
+              <w:rPr>
+                <w:rFonts w:cs="Arial"/>
+              </w:rPr>
+              <w:t xml:space="preserve">Für Delete Squad wurde eine Server Action erstellt, da dies schneller und effizienter ist. Für PATCH und POST hingegen wurden API-Routen verwendet, da bei der </w:t>
+            </w:r>
+            <w:r>
+              <w:rPr>
+                <w:rFonts w:cs="Arial"/>
+              </w:rPr>
+              <w:t>Umsetzung</w:t>
+            </w:r>
+            <w:r>
+              <w:rPr>
+                <w:rFonts w:cs="Arial"/>
+              </w:rPr>
+              <w:t xml:space="preserve"> mit Server Actions</w:t>
+            </w:r>
+            <w:r>
+              <w:rPr>
+                <w:rFonts w:cs="Arial"/>
+              </w:rPr>
+              <w:t xml:space="preserve"> </w:t>
+            </w:r>
+            <w:r>
+              <w:rPr>
+                <w:rFonts w:cs="Arial"/>
+              </w:rPr>
+              <w:t>Probleme</w:t>
+            </w:r>
+            <w:r>
+              <w:rPr>
+                <w:rFonts w:cs="Arial"/>
+              </w:rPr>
+              <w:t xml:space="preserve"> auftraten.</w:t>
+            </w:r>
+          </w:p>
+          <w:p>
+            <w:pPr>
+              <w:rPr>
+                <w:rFonts w:cs="Arial"/>
+              </w:rPr>
+            </w:pPr>
+          </w:p>
+          <w:p>
+            <w:pPr>
+              <w:rPr>
+                <w:rFonts w:cs="Arial"/>
+              </w:rPr>
+            </w:pPr>
+            <w:r>
+              <w:rPr>
+                <w:rFonts w:cs="Arial"/>
+              </w:rPr>
+              <w:t>Für die Auswahl von Spielern und Trainern wurde eine Combobox Komponente von shadcn/ui verwendet. Dies ermöglicht zum einen ein Suchfeld und zum ander</w:t>
+            </w:r>
+            <w:r>
+              <w:rPr>
+                <w:rFonts w:cs="Arial"/>
+              </w:rPr>
+              <w:t>e</w:t>
+            </w:r>
+            <w:r>
+              <w:rPr>
+                <w:rFonts w:cs="Arial"/>
+              </w:rPr>
+              <w:t>n das Scrollen mit der Maus.</w:t>
+            </w:r>
           </w:p>
         </w:tc>
       </w:tr>
@@ -12327,6 +12451,38 @@
                 <w:rFonts w:cs="Arial"/>
               </w:rPr>
             </w:pPr>
+            <w:r>
+              <w:rPr>
+                <w:rFonts w:cs="Arial"/>
+              </w:rPr>
+              <w:t>Erstellung eines neuen Teams getestet.</w:t>
+            </w:r>
+          </w:p>
+          <w:p>
+            <w:pPr>
+              <w:rPr>
+                <w:rFonts w:cs="Arial"/>
+              </w:rPr>
+            </w:pPr>
+            <w:r>
+              <w:rPr>
+                <w:rFonts w:cs="Arial"/>
+              </w:rPr>
+              <w:t>Bearbeiten eines Teams getestet.</w:t>
+            </w:r>
+          </w:p>
+          <w:p>
+            <w:pPr>
+              <w:rPr>
+                <w:rFonts w:cs="Arial"/>
+              </w:rPr>
+            </w:pPr>
+            <w:r>
+              <w:rPr>
+                <w:rFonts w:cs="Arial"/>
+              </w:rPr>
+              <w:t>Löschen eines Teams getestet.</w:t>
+            </w:r>
           </w:p>
         </w:tc>
       </w:tr>
@@ -12359,6 +12515,12 @@
                 <w:rFonts w:cs="Arial"/>
               </w:rPr>
             </w:pPr>
+            <w:r>
+              <w:rPr>
+                <w:rFonts w:cs="Arial"/>
+              </w:rPr>
+              <w:t>Shadcn/ui Komponente Combobox konsultiert. API-Dokumentation des NestJS Backends verwendet, um die erwarteten Requests zu überprüfen.</w:t>
+            </w:r>
           </w:p>
         </w:tc>
       </w:tr>
@@ -12391,6 +12553,12 @@
                 <w:rFonts w:cs="Arial"/>
               </w:rPr>
             </w:pPr>
+            <w:r>
+              <w:rPr>
+                <w:rFonts w:cs="Arial"/>
+              </w:rPr>
+              <w:t>KI-Unterstützung zur Analyse von Fehlern bei der Implementierung der API-Routen sowie bei der Datenzuordnung zwischen Backend-Antworten und Frontend-State verwendet.</w:t>
+            </w:r>
           </w:p>
         </w:tc>
       </w:tr>
@@ -12423,6 +12591,12 @@
                 <w:rFonts w:cs="Arial"/>
               </w:rPr>
             </w:pPr>
+            <w:r>
+              <w:rPr>
+                <w:rFonts w:cs="Arial"/>
+              </w:rPr>
+              <w:t>Da der Backend Squad Bereich, der am schwierigsten zu implementierende Bereich ist, wurden neun Stunden dafür eingerechnet. Bei der Implementierung der API und der Combobox zur Auswahl von Spielern und Trainern wurde mehr Zeit gebraucht als geplant. Aktuell etwa eine Stunde hinter dem Zeitplan.</w:t>
+            </w:r>
           </w:p>
         </w:tc>
       </w:tr>
@@ -12455,6 +12629,36 @@
                 <w:rFonts w:cs="Arial"/>
               </w:rPr>
             </w:pPr>
+            <w:r>
+              <w:rPr>
+                <w:rFonts w:cs="Arial"/>
+              </w:rPr>
+              <w:t xml:space="preserve">Heute kam ich zwar nicht so weit wie ich wollte, ich habe dafür aber viel gelernt und bin sehr stolz auf meine geleistete Arbeit heute und im Verlauf der Woche. Ich glaube mein Zeitplan war etwas optimistisch gesetzt für den Backend Squad Bereich. Es gibt noch viele kleine Verbesserungen, die ich mir aufgeschrieben habe. Ich fokussiere mich momentan jedoch bewusst darauf, </w:t>
+            </w:r>
+            <w:r>
+              <w:rPr>
+                <w:rFonts w:cs="Arial"/>
+              </w:rPr>
+              <w:t>dass</w:t>
+            </w:r>
+            <w:r>
+              <w:rPr>
+                <w:rFonts w:cs="Arial"/>
+              </w:rPr>
+              <w:t xml:space="preserve"> nur die Kernfunktionen funktionieren und alles was «Nice to have» wäre, nur falls die Zeit noch dafür </w:t>
+            </w:r>
+            <w:r>
+              <w:rPr>
+                <w:rFonts w:cs="Arial"/>
+              </w:rPr>
+              <w:t>reicht,</w:t>
+            </w:r>
+            <w:r>
+              <w:rPr>
+                <w:rFonts w:cs="Arial"/>
+              </w:rPr>
+              <w:t xml:space="preserve"> implementiert wird.</w:t>
+            </w:r>
           </w:p>
         </w:tc>
       </w:tr>
@@ -19127,6 +19331,7 @@
               <w:rPr>
                 <w:rFonts w:cs="Arial"/>
               </w:rPr>
+              <w:lastRenderedPageBreak/>
               <w:t>9</w:t>
             </w:r>
           </w:p>
@@ -22816,9 +23021,9 @@
       </w:pPr>
       <w:bookmarkStart w:id="318" w:name="_Toc135739607"/>
       <w:bookmarkStart w:id="319" w:name="_Toc135739697"/>
-      <w:bookmarkStart w:id="320" w:name="_Toc135045360"/>
-      <w:bookmarkStart w:id="321" w:name="_Toc135047733"/>
-      <w:bookmarkStart w:id="322" w:name="_Toc223601448"/>
+      <w:bookmarkStart w:id="320" w:name="_Toc223601448"/>
+      <w:bookmarkStart w:id="321" w:name="_Toc135045360"/>
+      <w:bookmarkStart w:id="322" w:name="_Toc135047733"/>
       <w:r>
         <w:rPr>
           <w:rFonts w:cs="Arial"/>
@@ -22827,28 +23032,28 @@
       </w:r>
       <w:bookmarkEnd w:id="318"/>
       <w:bookmarkEnd w:id="319"/>
+      <w:bookmarkEnd w:id="320"/>
+      <w:r>
+        <w:rPr>
+          <w:rFonts w:cs="Arial"/>
+        </w:rPr>
+        <w:t xml:space="preserve"> </w:t>
+      </w:r>
+    </w:p>
+    <w:p>
+      <w:pPr>
+        <w:rPr>
+          <w:rFonts w:ascii="Arial" w:hAnsi="Arial" w:cs="Arial"/>
+        </w:rPr>
+      </w:pPr>
+      <w:r>
+        <w:rPr>
+          <w:rFonts w:ascii="Arial" w:hAnsi="Arial" w:cs="Arial"/>
+        </w:rPr>
+        <w:t>*** Alle in der Planen-Phase definierten Testfälle werden jetzt hier durchgegangen</w:t>
+      </w:r>
+      <w:bookmarkEnd w:id="321"/>
       <w:bookmarkEnd w:id="322"/>
-      <w:r>
-        <w:rPr>
-          <w:rFonts w:cs="Arial"/>
-        </w:rPr>
-        <w:t xml:space="preserve"> </w:t>
-      </w:r>
-    </w:p>
-    <w:p>
-      <w:pPr>
-        <w:rPr>
-          <w:rFonts w:ascii="Arial" w:hAnsi="Arial" w:cs="Arial"/>
-        </w:rPr>
-      </w:pPr>
-      <w:r>
-        <w:rPr>
-          <w:rFonts w:ascii="Arial" w:hAnsi="Arial" w:cs="Arial"/>
-        </w:rPr>
-        <w:t>*** Alle in der Planen-Phase definierten Testfälle werden jetzt hier durchgegangen</w:t>
-      </w:r>
-      <w:bookmarkEnd w:id="320"/>
-      <w:bookmarkEnd w:id="321"/>
     </w:p>
     <w:tbl>
       <w:tblPr>
@@ -27432,7 +27637,7 @@
                               <w:sz w:val="16"/>
                               <w:szCs w:val="16"/>
                             </w:rPr>
-                            <w:t>05.03.2026</w:t>
+                            <w:t>06.03.2026</w:t>
                           </w:r>
                           <w:r>
                             <w:rPr>
@@ -27530,7 +27735,7 @@
                         <w:sz w:val="16"/>
                         <w:szCs w:val="16"/>
                       </w:rPr>
-                      <w:t>05.03.2026</w:t>
+                      <w:t>06.03.2026</w:t>
                     </w:r>
                     <w:r>
                       <w:rPr>
@@ -27812,7 +28017,7 @@
                               <w:sz w:val="16"/>
                               <w:szCs w:val="16"/>
                             </w:rPr>
-                            <w:t>05.03.2026</w:t>
+                            <w:t>06.03.2026</w:t>
                           </w:r>
                           <w:r>
                             <w:rPr>
@@ -27910,7 +28115,7 @@
                         <w:sz w:val="16"/>
                         <w:szCs w:val="16"/>
                       </w:rPr>
-                      <w:t>05.03.2026</w:t>
+                      <w:t>06.03.2026</w:t>
                     </w:r>
                     <w:r>
                       <w:rPr>
@@ -28060,7 +28265,7 @@
                               <w:sz w:val="16"/>
                               <w:szCs w:val="16"/>
                             </w:rPr>
-                            <w:t>05.03.2026</w:t>
+                            <w:t>06.03.2026</w:t>
                           </w:r>
                           <w:r>
                             <w:rPr>
@@ -28158,7 +28363,7 @@
                         <w:sz w:val="16"/>
                         <w:szCs w:val="16"/>
                       </w:rPr>
-                      <w:t>05.03.2026</w:t>
+                      <w:t>06.03.2026</w:t>
                     </w:r>
                     <w:r>
                       <w:rPr>
@@ -36144,7 +36349,6 @@
   <w:style w:type="character" w:default="1" w:styleId="Absatz-Standardschriftart">
     <w:name w:val="Default Paragraph Font"/>
     <w:uiPriority w:val="1"/>
-    <w:semiHidden/>
     <w:unhideWhenUsed/>
   </w:style>
   <w:style w:type="table" w:default="1" w:styleId="NormaleTabelle">
@@ -38418,6 +38622,12 @@
 </file>
 
 <file path=customXml/item1.xml><?xml version="1.0" encoding="utf-8"?>
+<p:properties xmlns:p="http://schemas.microsoft.com/office/2006/metadata/properties" xmlns:xsi="http://www.w3.org/2001/XMLSchema-instance" xmlns:pc="http://schemas.microsoft.com/office/infopath/2007/PartnerControls">
+  <documentManagement/>
+</p:properties>
+</file>
+
+<file path=customXml/item2.xml><?xml version="1.0" encoding="utf-8"?>
 <?mso-contentType ?>
 <FormTemplates xmlns="http://schemas.microsoft.com/sharepoint/v3/contenttype/forms">
   <Display>DocumentLibraryForm</Display>
@@ -38426,38 +38636,7 @@
 </FormTemplates>
 </file>
 
-<file path=customXml/item2.xml><?xml version="1.0" encoding="utf-8"?>
-<p:properties xmlns:p="http://schemas.microsoft.com/office/2006/metadata/properties" xmlns:xsi="http://www.w3.org/2001/XMLSchema-instance" xmlns:pc="http://schemas.microsoft.com/office/infopath/2007/PartnerControls">
-  <documentManagement/>
-</p:properties>
-</file>
-
 <file path=customXml/item3.xml><?xml version="1.0" encoding="utf-8"?>
-<b:Sources xmlns:b="http://schemas.openxmlformats.org/officeDocument/2006/bibliography" xmlns="http://schemas.openxmlformats.org/officeDocument/2006/bibliography" SelectedStyle="\APASixthEditionOfficeOnline.xsl" StyleName="APA" Version="6">
-  <b:Source>
-    <b:Tag>Authr</b:Tag>
-    <b:SourceType>Book</b:SourceType>
-    <b:Guid>{BA01FD2C-EDFC-4D13-8F46-679005D5D2FB}</b:Guid>
-    <b:Author>
-      <b:Author>
-        <b:NameList>
-          <b:Person>
-            <b:Last>Autor</b:Last>
-            <b:First>Anton</b:First>
-          </b:Person>
-        </b:NameList>
-      </b:Author>
-    </b:Author>
-    <b:Title>Titel</b:Title>
-    <b:Year>Jahr</b:Year>
-    <b:City>Ort</b:City>
-    <b:Publisher>Verleger</b:Publisher>
-    <b:RefOrder>1</b:RefOrder>
-  </b:Source>
-</b:Sources>
-</file>
-
-<file path=customXml/item4.xml><?xml version="1.0" encoding="utf-8"?>
 <ct:contentTypeSchema xmlns:ct="http://schemas.microsoft.com/office/2006/metadata/contentType" xmlns:ma="http://schemas.microsoft.com/office/2006/metadata/properties/metaAttributes" ct:_="" ma:_="" ma:contentTypeName="Dokument" ma:contentTypeID="0x0101000E5D27F8F9D77246958595755BE80D85" ma:contentTypeVersion="3" ma:contentTypeDescription="Ein neues Dokument erstellen." ma:contentTypeScope="" ma:versionID="523cc66e991d1db8e1b1ff070bf6a3d3">
   <xsd:schema xmlns:xsd="http://www.w3.org/2001/XMLSchema" xmlns:xs="http://www.w3.org/2001/XMLSchema" xmlns:p="http://schemas.microsoft.com/office/2006/metadata/properties" xmlns:ns2="17b83e7a-435f-4364-88cb-373732b2cb78" targetNamespace="http://schemas.microsoft.com/office/2006/metadata/properties" ma:root="true" ma:fieldsID="b191d266e13279e8e3bfd50054307905" ns2:_="">
     <xsd:import namespace="17b83e7a-435f-4364-88cb-373732b2cb78"/>
@@ -38595,15 +38774,32 @@
 </ct:contentTypeSchema>
 </file>
 
-<file path=customXml/itemProps1.xml><?xml version="1.0" encoding="utf-8"?>
-<ds:datastoreItem xmlns:ds="http://schemas.openxmlformats.org/officeDocument/2006/customXml" ds:itemID="{1AF5B931-A8D1-40E1-AF1E-15ECCB0C1E54}">
-  <ds:schemaRefs>
-    <ds:schemaRef ds:uri="http://schemas.microsoft.com/sharepoint/v3/contenttype/forms"/>
-  </ds:schemaRefs>
-</ds:datastoreItem>
+<file path=customXml/item4.xml><?xml version="1.0" encoding="utf-8"?>
+<b:Sources xmlns:b="http://schemas.openxmlformats.org/officeDocument/2006/bibliography" xmlns="http://schemas.openxmlformats.org/officeDocument/2006/bibliography" SelectedStyle="\APASixthEditionOfficeOnline.xsl" StyleName="APA" Version="6">
+  <b:Source>
+    <b:Tag>Authr</b:Tag>
+    <b:SourceType>Book</b:SourceType>
+    <b:Guid>{BA01FD2C-EDFC-4D13-8F46-679005D5D2FB}</b:Guid>
+    <b:Author>
+      <b:Author>
+        <b:NameList>
+          <b:Person>
+            <b:Last>Autor</b:Last>
+            <b:First>Anton</b:First>
+          </b:Person>
+        </b:NameList>
+      </b:Author>
+    </b:Author>
+    <b:Title>Titel</b:Title>
+    <b:Year>Jahr</b:Year>
+    <b:City>Ort</b:City>
+    <b:Publisher>Verleger</b:Publisher>
+    <b:RefOrder>1</b:RefOrder>
+  </b:Source>
+</b:Sources>
 </file>
 
-<file path=customXml/itemProps2.xml><?xml version="1.0" encoding="utf-8"?>
+<file path=customXml/itemProps1.xml><?xml version="1.0" encoding="utf-8"?>
 <ds:datastoreItem xmlns:ds="http://schemas.openxmlformats.org/officeDocument/2006/customXml" ds:itemID="{AEAB193A-0B35-45ED-9423-E63FC15D0D3B}">
   <ds:schemaRefs>
     <ds:schemaRef ds:uri="http://schemas.microsoft.com/office/2006/metadata/properties"/>
@@ -38612,15 +38808,15 @@
 </ds:datastoreItem>
 </file>
 
-<file path=customXml/itemProps3.xml><?xml version="1.0" encoding="utf-8"?>
-<ds:datastoreItem xmlns:ds="http://schemas.openxmlformats.org/officeDocument/2006/customXml" ds:itemID="{641A501F-5856-B74E-81EC-17AA83297DF6}">
+<file path=customXml/itemProps2.xml><?xml version="1.0" encoding="utf-8"?>
+<ds:datastoreItem xmlns:ds="http://schemas.openxmlformats.org/officeDocument/2006/customXml" ds:itemID="{1AF5B931-A8D1-40E1-AF1E-15ECCB0C1E54}">
   <ds:schemaRefs>
-    <ds:schemaRef ds:uri="http://schemas.openxmlformats.org/officeDocument/2006/bibliography"/>
+    <ds:schemaRef ds:uri="http://schemas.microsoft.com/sharepoint/v3/contenttype/forms"/>
   </ds:schemaRefs>
 </ds:datastoreItem>
 </file>
 
-<file path=customXml/itemProps4.xml><?xml version="1.0" encoding="utf-8"?>
+<file path=customXml/itemProps3.xml><?xml version="1.0" encoding="utf-8"?>
 <ds:datastoreItem xmlns:ds="http://schemas.openxmlformats.org/officeDocument/2006/customXml" ds:itemID="{5EFF464D-8F80-4371-B44D-92E0D76AD7B0}">
   <ds:schemaRefs>
     <ds:schemaRef ds:uri="http://schemas.microsoft.com/office/2006/metadata/contentType"/>
@@ -38636,4 +38832,12 @@
     <ds:schemaRef ds:uri="http://schemas.microsoft.com/internal/obd"/>
   </ds:schemaRefs>
 </ds:datastoreItem>
+</file>
+
+<file path=customXml/itemProps4.xml><?xml version="1.0" encoding="utf-8"?>
+<ds:datastoreItem xmlns:ds="http://schemas.openxmlformats.org/officeDocument/2006/customXml" ds:itemID="{641A501F-5856-B74E-81EC-17AA83297DF6}">
+  <ds:schemaRefs>
+    <ds:schemaRef ds:uri="http://schemas.openxmlformats.org/officeDocument/2006/bibliography"/>
+  </ds:schemaRefs>
+</ds:datastoreItem>
 </file>
--- a/docs/Squad App Frontend IPA Dokumentation.docx
+++ b/docs/Squad App Frontend IPA Dokumentation.docx
@@ -12373,13 +12373,7 @@
               <w:rPr>
                 <w:rFonts w:cs="Arial"/>
               </w:rPr>
-              <w:t xml:space="preserve"> </w:t>
-            </w:r>
-            <w:r>
-              <w:rPr>
-                <w:rFonts w:cs="Arial"/>
-              </w:rPr>
-              <w:t>Probleme</w:t>
+              <w:t xml:space="preserve"> Probleme</w:t>
             </w:r>
             <w:r>
               <w:rPr>
@@ -22553,6 +22547,12 @@
         </w:rPr>
         <w:t>Für die Navigation wurde die Komponente «Sidebar» aus der shadcn/ui Library verwendet. Die Sidebar Navigation ermöglicht den Seitenwechsel zwischen Teams, Spieler und Trainer.</w:t>
       </w:r>
+      <w:r>
+        <w:rPr>
+          <w:rFonts w:ascii="Arial" w:hAnsi="Arial" w:cs="Arial"/>
+        </w:rPr>
+        <w:t xml:space="preserve"> </w:t>
+      </w:r>
     </w:p>
     <w:p>
       <w:pPr>
@@ -22573,6 +22573,666 @@
         </w:rPr>
         <w:t>Der Header zeigt die aktuell geöffnete Seite des Admin Bereiches und das Vereinslogo.</w:t>
       </w:r>
+    </w:p>
+    <w:p>
+      <w:pPr>
+        <w:rPr>
+          <w:rFonts w:ascii="Arial" w:hAnsi="Arial" w:cs="Arial"/>
+        </w:rPr>
+      </w:pPr>
+    </w:p>
+    <w:p>
+      <w:pPr>
+        <w:rPr>
+          <w:rFonts w:ascii="Arial" w:hAnsi="Arial" w:cs="Arial"/>
+        </w:rPr>
+      </w:pPr>
+      <w:r>
+        <w:rPr>
+          <w:rFonts w:ascii="Arial" w:hAnsi="Arial" w:cs="Arial"/>
+        </w:rPr>
+        <w:t xml:space="preserve">Backend Squad Bereich erstellen: </w:t>
+      </w:r>
+    </w:p>
+    <w:p>
+      <w:pPr>
+        <w:rPr>
+          <w:rFonts w:ascii="Arial" w:hAnsi="Arial" w:cs="Arial"/>
+        </w:rPr>
+      </w:pPr>
+      <w:r>
+        <w:rPr>
+          <w:rFonts w:ascii="Arial" w:hAnsi="Arial" w:cs="Arial"/>
+        </w:rPr>
+        <w:t xml:space="preserve">In einem ersten Schritt wurde die Übersichtsseite des Squad Bereiches erstellt. Zunächst werden vom Nest.js Backend alle Teams abgefragt und </w:t>
+      </w:r>
+      <w:r>
+        <w:rPr>
+          <w:rFonts w:ascii="Arial" w:hAnsi="Arial" w:cs="Arial"/>
+        </w:rPr>
+        <w:t>in einer Variable abgespeichert</w:t>
+      </w:r>
+      <w:r>
+        <w:rPr>
+          <w:rFonts w:ascii="Arial" w:hAnsi="Arial" w:cs="Arial"/>
+        </w:rPr>
+        <w:t>. Als nächstes wurde mithilfe der Komponente Table aus der shadcn/ui Library eine Tabelle erstellt.</w:t>
+      </w:r>
+    </w:p>
+    <w:p>
+      <w:pPr>
+        <w:rPr>
+          <w:rFonts w:ascii="Arial" w:hAnsi="Arial" w:cs="Arial"/>
+        </w:rPr>
+      </w:pPr>
+    </w:p>
+    <w:p>
+      <w:pPr>
+        <w:rPr>
+          <w:rFonts w:ascii="Arial" w:hAnsi="Arial" w:cs="Arial"/>
+        </w:rPr>
+      </w:pPr>
+      <w:r>
+        <w:rPr>
+          <w:rFonts w:ascii="Arial" w:hAnsi="Arial" w:cs="Arial"/>
+        </w:rPr>
+        <w:t xml:space="preserve">Der </w:t>
+      </w:r>
+      <w:r>
+        <w:rPr>
+          <w:rFonts w:ascii="Arial" w:hAnsi="Arial" w:cs="Arial"/>
+        </w:rPr>
+        <w:t>Header der Tabelle beinhaltet einerseits die aus der Datenbank gelieferten Felder Id, Name, Beschreibung und Datum, andererseits</w:t>
+      </w:r>
+      <w:r>
+        <w:rPr>
+          <w:rFonts w:ascii="Arial" w:hAnsi="Arial" w:cs="Arial"/>
+        </w:rPr>
+        <w:t xml:space="preserve"> die Aktionen</w:t>
+      </w:r>
+      <w:r>
+        <w:rPr>
+          <w:rFonts w:ascii="Arial" w:hAnsi="Arial" w:cs="Arial"/>
+        </w:rPr>
+        <w:t xml:space="preserve"> Ansehen, Bearbeiten und Löschen</w:t>
+      </w:r>
+      <w:r>
+        <w:rPr>
+          <w:rFonts w:ascii="Arial" w:hAnsi="Arial" w:cs="Arial"/>
+        </w:rPr>
+        <w:t xml:space="preserve">, welche </w:t>
+      </w:r>
+      <w:r>
+        <w:rPr>
+          <w:rFonts w:ascii="Arial" w:hAnsi="Arial" w:cs="Arial"/>
+        </w:rPr>
+        <w:t>das CRUD von Teams</w:t>
+      </w:r>
+      <w:r>
+        <w:rPr>
+          <w:rFonts w:ascii="Arial" w:hAnsi="Arial" w:cs="Arial"/>
+        </w:rPr>
+        <w:t xml:space="preserve"> ermöglichen</w:t>
+      </w:r>
+      <w:r>
+        <w:rPr>
+          <w:rFonts w:ascii="Arial" w:hAnsi="Arial" w:cs="Arial"/>
+        </w:rPr>
+        <w:t xml:space="preserve">. </w:t>
+      </w:r>
+    </w:p>
+    <w:p>
+      <w:pPr>
+        <w:rPr>
+          <w:rFonts w:ascii="Arial" w:hAnsi="Arial" w:cs="Arial"/>
+        </w:rPr>
+      </w:pPr>
+      <w:r>
+        <w:rPr>
+          <w:rFonts w:ascii="Arial" w:hAnsi="Arial" w:cs="Arial"/>
+        </w:rPr>
+        <w:t>Oberhalb der Tabelle befindet sich</w:t>
+      </w:r>
+      <w:r>
+        <w:rPr>
+          <w:rFonts w:ascii="Arial" w:hAnsi="Arial" w:cs="Arial"/>
+        </w:rPr>
+        <w:t xml:space="preserve"> zusätzlich</w:t>
+      </w:r>
+      <w:r>
+        <w:rPr>
+          <w:rFonts w:ascii="Arial" w:hAnsi="Arial" w:cs="Arial"/>
+        </w:rPr>
+        <w:t xml:space="preserve"> ein Button für das Erstellen eines neuen Teams. In der Tabelle werden</w:t>
+      </w:r>
+      <w:r>
+        <w:rPr>
+          <w:rFonts w:ascii="Arial" w:hAnsi="Arial" w:cs="Arial"/>
+        </w:rPr>
+        <w:t xml:space="preserve"> die erhaltenen Daten</w:t>
+      </w:r>
+      <w:r>
+        <w:rPr>
+          <w:rFonts w:ascii="Arial" w:hAnsi="Arial" w:cs="Arial"/>
+        </w:rPr>
+        <w:t xml:space="preserve"> mit einer Map </w:t>
+      </w:r>
+      <w:r>
+        <w:rPr>
+          <w:rFonts w:ascii="Arial" w:hAnsi="Arial" w:cs="Arial"/>
+        </w:rPr>
+        <w:t xml:space="preserve">Funktion </w:t>
+      </w:r>
+      <w:r>
+        <w:rPr>
+          <w:rFonts w:ascii="Arial" w:hAnsi="Arial" w:cs="Arial"/>
+        </w:rPr>
+        <w:t xml:space="preserve">reihenweise </w:t>
+      </w:r>
+      <w:r>
+        <w:rPr>
+          <w:rFonts w:ascii="Arial" w:hAnsi="Arial" w:cs="Arial"/>
+        </w:rPr>
+        <w:t>dargestellt</w:t>
+      </w:r>
+      <w:r>
+        <w:rPr>
+          <w:rFonts w:ascii="Arial" w:hAnsi="Arial" w:cs="Arial"/>
+        </w:rPr>
+        <w:t xml:space="preserve">. </w:t>
+      </w:r>
+      <w:r>
+        <w:rPr>
+          <w:rFonts w:ascii="Arial" w:hAnsi="Arial" w:cs="Arial"/>
+        </w:rPr>
+        <w:t xml:space="preserve">Die </w:t>
+      </w:r>
+      <w:r>
+        <w:rPr>
+          <w:rFonts w:ascii="Arial" w:hAnsi="Arial" w:cs="Arial"/>
+        </w:rPr>
+        <w:t xml:space="preserve">Buttons </w:t>
+      </w:r>
+      <w:r>
+        <w:rPr>
+          <w:rFonts w:ascii="Arial" w:hAnsi="Arial" w:cs="Arial"/>
+        </w:rPr>
+        <w:t xml:space="preserve">für die Aktionen </w:t>
+      </w:r>
+      <w:r>
+        <w:rPr>
+          <w:rFonts w:ascii="Arial" w:hAnsi="Arial" w:cs="Arial"/>
+        </w:rPr>
+        <w:t>wurden ebenfalls eingefügt, jedoch zunächst ohne Funktionalität.</w:t>
+      </w:r>
+    </w:p>
+    <w:p>
+      <w:pPr>
+        <w:rPr>
+          <w:rFonts w:ascii="Arial" w:hAnsi="Arial" w:cs="Arial"/>
+        </w:rPr>
+      </w:pPr>
+    </w:p>
+    <w:p>
+      <w:pPr>
+        <w:rPr>
+          <w:rFonts w:ascii="Arial" w:hAnsi="Arial" w:cs="Arial"/>
+        </w:rPr>
+      </w:pPr>
+      <w:r>
+        <w:rPr>
+          <w:rFonts w:ascii="Arial" w:hAnsi="Arial" w:cs="Arial"/>
+        </w:rPr>
+        <w:t>Delete Button Funktionalität:</w:t>
+      </w:r>
+    </w:p>
+    <w:p>
+      <w:pPr>
+        <w:rPr>
+          <w:rFonts w:ascii="Arial" w:hAnsi="Arial" w:cs="Arial"/>
+        </w:rPr>
+      </w:pPr>
+      <w:r>
+        <w:rPr>
+          <w:rFonts w:ascii="Arial" w:hAnsi="Arial" w:cs="Arial"/>
+        </w:rPr>
+        <w:t>Für das Löschen eines Teams wurde eine neue Datei «actions.ts» kreiert.</w:t>
+      </w:r>
+      <w:r>
+        <w:rPr>
+          <w:rFonts w:ascii="Arial" w:hAnsi="Arial" w:cs="Arial"/>
+        </w:rPr>
+        <w:t xml:space="preserve"> In dieser Datei wird zunächst überprüft, ob eine gültige</w:t>
+      </w:r>
+      <w:r>
+        <w:rPr>
+          <w:rFonts w:ascii="Arial" w:hAnsi="Arial" w:cs="Arial"/>
+        </w:rPr>
+        <w:t xml:space="preserve"> NextAuth Session </w:t>
+      </w:r>
+      <w:r>
+        <w:rPr>
+          <w:rFonts w:ascii="Arial" w:hAnsi="Arial" w:cs="Arial"/>
+        </w:rPr>
+        <w:t>vorhanden ist. Anschliessend</w:t>
+      </w:r>
+      <w:r>
+        <w:rPr>
+          <w:rFonts w:ascii="Arial" w:hAnsi="Arial" w:cs="Arial"/>
+        </w:rPr>
+        <w:t xml:space="preserve"> wird </w:t>
+      </w:r>
+      <w:r>
+        <w:rPr>
+          <w:rFonts w:ascii="Arial" w:hAnsi="Arial" w:cs="Arial"/>
+        </w:rPr>
+        <w:t>eine Anfrage</w:t>
+      </w:r>
+      <w:r>
+        <w:rPr>
+          <w:rFonts w:ascii="Arial" w:hAnsi="Arial" w:cs="Arial"/>
+        </w:rPr>
+        <w:t xml:space="preserve"> mit der Methode «DELETE» </w:t>
+      </w:r>
+      <w:r>
+        <w:rPr>
+          <w:rFonts w:ascii="Arial" w:hAnsi="Arial" w:cs="Arial"/>
+        </w:rPr>
+        <w:t xml:space="preserve">an das Backend </w:t>
+      </w:r>
+      <w:r>
+        <w:rPr>
+          <w:rFonts w:ascii="Arial" w:hAnsi="Arial" w:cs="Arial"/>
+        </w:rPr>
+        <w:t>gesendet,</w:t>
+      </w:r>
+      <w:r>
+        <w:rPr>
+          <w:rFonts w:ascii="Arial" w:hAnsi="Arial" w:cs="Arial"/>
+        </w:rPr>
+        <w:t xml:space="preserve"> um das entsprechende Team zu löschen</w:t>
+      </w:r>
+      <w:r>
+        <w:rPr>
+          <w:rFonts w:ascii="Arial" w:hAnsi="Arial" w:cs="Arial"/>
+        </w:rPr>
+        <w:t xml:space="preserve">. Bei erfolgreichem Löschen wird eine Erfolgsnachricht, bei </w:t>
+      </w:r>
+      <w:r>
+        <w:rPr>
+          <w:rFonts w:ascii="Arial" w:hAnsi="Arial" w:cs="Arial"/>
+        </w:rPr>
+        <w:t>einem Fehler</w:t>
+      </w:r>
+      <w:r>
+        <w:rPr>
+          <w:rFonts w:ascii="Arial" w:hAnsi="Arial" w:cs="Arial"/>
+        </w:rPr>
+        <w:t xml:space="preserve"> eine Fehlernachricht zurückgegeben.</w:t>
+      </w:r>
+    </w:p>
+    <w:p>
+      <w:pPr>
+        <w:rPr>
+          <w:rFonts w:ascii="Arial" w:hAnsi="Arial" w:cs="Arial"/>
+        </w:rPr>
+      </w:pPr>
+      <w:r>
+        <w:rPr>
+          <w:rFonts w:ascii="Arial" w:hAnsi="Arial" w:cs="Arial"/>
+        </w:rPr>
+        <w:lastRenderedPageBreak/>
+        <w:t>Für die</w:t>
+      </w:r>
+      <w:r>
+        <w:rPr>
+          <w:rFonts w:ascii="Arial" w:hAnsi="Arial" w:cs="Arial"/>
+        </w:rPr>
+        <w:t xml:space="preserve"> Benutzeroberfläche des</w:t>
+      </w:r>
+      <w:r>
+        <w:rPr>
+          <w:rFonts w:ascii="Arial" w:hAnsi="Arial" w:cs="Arial"/>
+        </w:rPr>
+        <w:t xml:space="preserve"> Delete Button</w:t>
+      </w:r>
+      <w:r>
+        <w:rPr>
+          <w:rFonts w:ascii="Arial" w:hAnsi="Arial" w:cs="Arial"/>
+        </w:rPr>
+        <w:t>s</w:t>
+      </w:r>
+      <w:r>
+        <w:rPr>
+          <w:rFonts w:ascii="Arial" w:hAnsi="Arial" w:cs="Arial"/>
+        </w:rPr>
+        <w:t xml:space="preserve"> wurden aus der shadcn/ui Library die Komponenten «AlertDialog» und «Sonner» verwendet. </w:t>
+      </w:r>
+      <w:r>
+        <w:rPr>
+          <w:rFonts w:ascii="Arial" w:hAnsi="Arial" w:cs="Arial"/>
+        </w:rPr>
+        <w:t>Durch</w:t>
+      </w:r>
+      <w:r>
+        <w:rPr>
+          <w:rFonts w:ascii="Arial" w:hAnsi="Arial" w:cs="Arial"/>
+        </w:rPr>
+        <w:t xml:space="preserve"> das</w:t>
+      </w:r>
+      <w:r>
+        <w:rPr>
+          <w:rFonts w:ascii="Arial" w:hAnsi="Arial" w:cs="Arial"/>
+        </w:rPr>
+        <w:t xml:space="preserve"> Klicken auf den Löschen Button erscheint ein Popup</w:t>
+      </w:r>
+      <w:r>
+        <w:rPr>
+          <w:rFonts w:ascii="Arial" w:hAnsi="Arial" w:cs="Arial"/>
+        </w:rPr>
+        <w:t>,</w:t>
+      </w:r>
+      <w:r>
+        <w:rPr>
+          <w:rFonts w:ascii="Arial" w:hAnsi="Arial" w:cs="Arial"/>
+        </w:rPr>
+        <w:t xml:space="preserve"> </w:t>
+      </w:r>
+      <w:r>
+        <w:rPr>
+          <w:rFonts w:ascii="Arial" w:hAnsi="Arial" w:cs="Arial"/>
+        </w:rPr>
+        <w:t>welches den User fragt</w:t>
+      </w:r>
+      <w:r>
+        <w:rPr>
+          <w:rFonts w:ascii="Arial" w:hAnsi="Arial" w:cs="Arial"/>
+        </w:rPr>
+        <w:t xml:space="preserve">, ob das Team wirklich gelöscht werden möchte. Erst nach Bestätigung dieses </w:t>
+      </w:r>
+      <w:r>
+        <w:rPr>
+          <w:rFonts w:ascii="Arial" w:hAnsi="Arial" w:cs="Arial"/>
+        </w:rPr>
+        <w:t>Dialogs</w:t>
+      </w:r>
+      <w:r>
+        <w:rPr>
+          <w:rFonts w:ascii="Arial" w:hAnsi="Arial" w:cs="Arial"/>
+        </w:rPr>
+        <w:t>, wird das Team wirklich gelöscht</w:t>
+      </w:r>
+      <w:r>
+        <w:rPr>
+          <w:rFonts w:ascii="Arial" w:hAnsi="Arial" w:cs="Arial"/>
+        </w:rPr>
+        <w:t xml:space="preserve">. Nach erfolgreichem Löschen wird zusätzlich </w:t>
+      </w:r>
+      <w:r>
+        <w:rPr>
+          <w:rFonts w:ascii="Arial" w:hAnsi="Arial" w:cs="Arial"/>
+        </w:rPr>
+        <w:t xml:space="preserve">ein Toast </w:t>
+      </w:r>
+      <w:r>
+        <w:rPr>
+          <w:rFonts w:ascii="Arial" w:hAnsi="Arial" w:cs="Arial"/>
+        </w:rPr>
+        <w:t>ange</w:t>
+      </w:r>
+      <w:r>
+        <w:rPr>
+          <w:rFonts w:ascii="Arial" w:hAnsi="Arial" w:cs="Arial"/>
+        </w:rPr>
+        <w:t>zeigt</w:t>
+      </w:r>
+      <w:r>
+        <w:rPr>
+          <w:rFonts w:ascii="Arial" w:hAnsi="Arial" w:cs="Arial"/>
+        </w:rPr>
+        <w:t>, der</w:t>
+      </w:r>
+      <w:r>
+        <w:rPr>
+          <w:rFonts w:ascii="Arial" w:hAnsi="Arial" w:cs="Arial"/>
+        </w:rPr>
+        <w:t xml:space="preserve"> den </w:t>
+      </w:r>
+      <w:r>
+        <w:rPr>
+          <w:rFonts w:ascii="Arial" w:hAnsi="Arial" w:cs="Arial"/>
+        </w:rPr>
+        <w:t>Vorgang bestätigt</w:t>
+      </w:r>
+      <w:r>
+        <w:rPr>
+          <w:rFonts w:ascii="Arial" w:hAnsi="Arial" w:cs="Arial"/>
+        </w:rPr>
+        <w:t>.</w:t>
+      </w:r>
+    </w:p>
+    <w:p>
+      <w:pPr>
+        <w:rPr>
+          <w:rFonts w:ascii="Arial" w:hAnsi="Arial" w:cs="Arial"/>
+        </w:rPr>
+      </w:pPr>
+    </w:p>
+    <w:p>
+      <w:pPr>
+        <w:rPr>
+          <w:rFonts w:ascii="Arial" w:hAnsi="Arial" w:cs="Arial"/>
+        </w:rPr>
+      </w:pPr>
+      <w:r>
+        <w:rPr>
+          <w:rFonts w:ascii="Arial" w:hAnsi="Arial" w:cs="Arial"/>
+        </w:rPr>
+        <w:t>Create Button Funktionalität:</w:t>
+      </w:r>
+    </w:p>
+    <w:p>
+      <w:pPr>
+        <w:rPr>
+          <w:rFonts w:ascii="Arial" w:hAnsi="Arial" w:cs="Arial"/>
+        </w:rPr>
+      </w:pPr>
+      <w:r>
+        <w:rPr>
+          <w:rFonts w:ascii="Arial" w:hAnsi="Arial" w:cs="Arial"/>
+        </w:rPr>
+        <w:t xml:space="preserve">Für das Erstellen eines neuen </w:t>
+      </w:r>
+      <w:r>
+        <w:rPr>
+          <w:rFonts w:ascii="Arial" w:hAnsi="Arial" w:cs="Arial"/>
+        </w:rPr>
+        <w:t>Teams</w:t>
+      </w:r>
+      <w:r>
+        <w:rPr>
+          <w:rFonts w:ascii="Arial" w:hAnsi="Arial" w:cs="Arial"/>
+        </w:rPr>
+        <w:t xml:space="preserve"> wurde eine separate Seite mit einem Formular umgesetzt.</w:t>
+      </w:r>
+      <w:r>
+        <w:rPr>
+          <w:rFonts w:ascii="Arial" w:hAnsi="Arial" w:cs="Arial"/>
+        </w:rPr>
+        <w:t xml:space="preserve"> Beim Klicken auf den «Neues Team erstellen» Button oberhalb der Tabelle wird der User auf diese Seite weitergeleitet.</w:t>
+      </w:r>
+    </w:p>
+    <w:p>
+      <w:pPr>
+        <w:rPr>
+          <w:rFonts w:ascii="Arial" w:hAnsi="Arial" w:cs="Arial"/>
+        </w:rPr>
+      </w:pPr>
+    </w:p>
+    <w:p>
+      <w:pPr>
+        <w:rPr>
+          <w:rFonts w:ascii="Arial" w:hAnsi="Arial" w:cs="Arial"/>
+        </w:rPr>
+      </w:pPr>
+      <w:r>
+        <w:rPr>
+          <w:rFonts w:ascii="Arial" w:hAnsi="Arial" w:cs="Arial"/>
+        </w:rPr>
+        <w:t>Die Seite besteht aus zwei zentralen Komponenten. Auf der rechten Seite befindet sich die Komponente «SquadForm», welche die allgemeinen Teaminformationen wie Name, Beschreibung und Datum enthält. Auf der linken Seite befindet sich die «SquadBuilder» Komponente, welche das Zusammenstellen des Teams ermöglicht. Hier können Spieler den fünf Positionen Sturm, Mittelfeld, Verteidigung, Torwart und Ersatz hinzugefügt werden. Ausserdem können Trainer dem Team hinzugefügt werden.</w:t>
+      </w:r>
+    </w:p>
+    <w:p>
+      <w:pPr>
+        <w:rPr>
+          <w:rFonts w:ascii="Arial" w:hAnsi="Arial" w:cs="Arial"/>
+        </w:rPr>
+      </w:pPr>
+    </w:p>
+    <w:p>
+      <w:pPr>
+        <w:rPr>
+          <w:rFonts w:ascii="Arial" w:hAnsi="Arial" w:cs="Arial"/>
+        </w:rPr>
+      </w:pPr>
+      <w:r>
+        <w:rPr>
+          <w:rFonts w:ascii="Arial" w:hAnsi="Arial" w:cs="Arial"/>
+        </w:rPr>
+        <w:t>Die Eingaben des Formulars werden vor dem Absenden validiert, um sicherzustellen, dass alle Felder korrekt ausgefüllt sind.</w:t>
+      </w:r>
+    </w:p>
+    <w:p>
+      <w:pPr>
+        <w:rPr>
+          <w:rFonts w:ascii="Arial" w:hAnsi="Arial" w:cs="Arial"/>
+        </w:rPr>
+      </w:pPr>
+    </w:p>
+    <w:p>
+      <w:pPr>
+        <w:rPr>
+          <w:rFonts w:ascii="Arial" w:hAnsi="Arial" w:cs="Arial"/>
+        </w:rPr>
+      </w:pPr>
+      <w:r>
+        <w:rPr>
+          <w:rFonts w:ascii="Arial" w:hAnsi="Arial" w:cs="Arial"/>
+        </w:rPr>
+        <w:t>Beim Absenden des Formulars wird eine Anfrage mit der Methode «POST» an das NestJS Backend gesendet, welche das neue Team erstellt, und der User wird auf die Übersichtsseite der Teams weitergeleitet.</w:t>
+      </w:r>
+    </w:p>
+    <w:p>
+      <w:pPr>
+        <w:rPr>
+          <w:rFonts w:ascii="Arial" w:hAnsi="Arial" w:cs="Arial"/>
+        </w:rPr>
+      </w:pPr>
+    </w:p>
+    <w:p>
+      <w:pPr>
+        <w:rPr>
+          <w:rFonts w:ascii="Arial" w:hAnsi="Arial" w:cs="Arial"/>
+        </w:rPr>
+      </w:pPr>
+      <w:r>
+        <w:rPr>
+          <w:rFonts w:ascii="Arial" w:hAnsi="Arial" w:cs="Arial"/>
+        </w:rPr>
+        <w:t>Edit Button Funktionalität:</w:t>
+      </w:r>
+    </w:p>
+    <w:p>
+      <w:pPr>
+        <w:rPr>
+          <w:rFonts w:ascii="Arial" w:hAnsi="Arial" w:cs="Arial"/>
+        </w:rPr>
+      </w:pPr>
+      <w:r>
+        <w:rPr>
+          <w:rFonts w:ascii="Arial" w:hAnsi="Arial" w:cs="Arial"/>
+        </w:rPr>
+        <w:t xml:space="preserve">Für die Bearbeitung eines </w:t>
+      </w:r>
+      <w:r>
+        <w:rPr>
+          <w:rFonts w:ascii="Arial" w:hAnsi="Arial" w:cs="Arial"/>
+        </w:rPr>
+        <w:t xml:space="preserve">bestehenden </w:t>
+      </w:r>
+      <w:r>
+        <w:rPr>
+          <w:rFonts w:ascii="Arial" w:hAnsi="Arial" w:cs="Arial"/>
+        </w:rPr>
+        <w:t xml:space="preserve">Teams wurde ebenfalls </w:t>
+      </w:r>
+      <w:r>
+        <w:rPr>
+          <w:rFonts w:ascii="Arial" w:hAnsi="Arial" w:cs="Arial"/>
+        </w:rPr>
+        <w:t>eine separate Seite mit einem Formular erstellt. Beim Klicken auf das Stift Icon in der Tabelle wird der User auf diese Seite weitergeleitet.</w:t>
+      </w:r>
+    </w:p>
+    <w:p>
+      <w:pPr>
+        <w:rPr>
+          <w:rFonts w:ascii="Arial" w:hAnsi="Arial" w:cs="Arial"/>
+        </w:rPr>
+      </w:pPr>
+    </w:p>
+    <w:p>
+      <w:pPr>
+        <w:rPr>
+          <w:rFonts w:ascii="Arial" w:hAnsi="Arial" w:cs="Arial"/>
+        </w:rPr>
+      </w:pPr>
+      <w:r>
+        <w:rPr>
+          <w:rFonts w:ascii="Arial" w:hAnsi="Arial" w:cs="Arial"/>
+        </w:rPr>
+        <w:t>Zunächst werden die aktuellen Daten des ausgewählten Teams vom NestJS Backend abgefragt. Für die Darstellung der Daten werden die gleichen beiden Komponenten «SquadForm» und «SquadBuilder» verwendet. Die Daten werden auf der Seite vorausgefüllt angezeigt, sodass der User die bestehenden Informationen anpassen kann.</w:t>
+      </w:r>
+    </w:p>
+    <w:p>
+      <w:pPr>
+        <w:rPr>
+          <w:rFonts w:ascii="Arial" w:hAnsi="Arial" w:cs="Arial"/>
+        </w:rPr>
+      </w:pPr>
+    </w:p>
+    <w:p>
+      <w:pPr>
+        <w:rPr>
+          <w:rFonts w:ascii="Arial" w:hAnsi="Arial" w:cs="Arial"/>
+        </w:rPr>
+      </w:pPr>
+      <w:r>
+        <w:rPr>
+          <w:rFonts w:ascii="Arial" w:hAnsi="Arial" w:cs="Arial"/>
+        </w:rPr>
+        <w:t>Nach der Bearbeitung der Daten kann der User die Änderungen speichern oder verwerfen. Beim Speichern wird eine Anfrage mit der Methode «PUT» an das Backend gesendet, welche die aktualisierten Daten übernimmt, und der User wird auf die Übersichtsseite der Teams weitergeleitet.</w:t>
+      </w:r>
+    </w:p>
+    <w:p>
+      <w:pPr>
+        <w:rPr>
+          <w:rFonts w:ascii="Arial" w:hAnsi="Arial" w:cs="Arial"/>
+        </w:rPr>
+      </w:pPr>
+    </w:p>
+    <w:p>
+      <w:pPr>
+        <w:rPr>
+          <w:rFonts w:ascii="Arial" w:hAnsi="Arial" w:cs="Arial"/>
+        </w:rPr>
+      </w:pPr>
+    </w:p>
+    <w:p>
+      <w:pPr>
+        <w:rPr>
+          <w:rFonts w:ascii="Arial" w:hAnsi="Arial" w:cs="Arial"/>
+        </w:rPr>
+      </w:pPr>
     </w:p>
     <w:p>
       <w:pPr>
@@ -22590,6 +23250,7 @@
         <w:rPr>
           <w:rFonts w:cs="Arial"/>
         </w:rPr>
+        <w:lastRenderedPageBreak/>
         <w:t>Datenbank</w:t>
       </w:r>
       <w:bookmarkEnd w:id="287"/>
@@ -27637,7 +28298,7 @@
                               <w:sz w:val="16"/>
                               <w:szCs w:val="16"/>
                             </w:rPr>
-                            <w:t>06.03.2026</w:t>
+                            <w:t>09.03.2026</w:t>
                           </w:r>
                           <w:r>
                             <w:rPr>
@@ -27735,7 +28396,7 @@
                         <w:sz w:val="16"/>
                         <w:szCs w:val="16"/>
                       </w:rPr>
-                      <w:t>06.03.2026</w:t>
+                      <w:t>09.03.2026</w:t>
                     </w:r>
                     <w:r>
                       <w:rPr>
@@ -28017,7 +28678,7 @@
                               <w:sz w:val="16"/>
                               <w:szCs w:val="16"/>
                             </w:rPr>
-                            <w:t>06.03.2026</w:t>
+                            <w:t>09.03.2026</w:t>
                           </w:r>
                           <w:r>
                             <w:rPr>
@@ -28115,7 +28776,7 @@
                         <w:sz w:val="16"/>
                         <w:szCs w:val="16"/>
                       </w:rPr>
-                      <w:t>06.03.2026</w:t>
+                      <w:t>09.03.2026</w:t>
                     </w:r>
                     <w:r>
                       <w:rPr>
@@ -28265,7 +28926,7 @@
                               <w:sz w:val="16"/>
                               <w:szCs w:val="16"/>
                             </w:rPr>
-                            <w:t>06.03.2026</w:t>
+                            <w:t>09.03.2026</w:t>
                           </w:r>
                           <w:r>
                             <w:rPr>
@@ -28363,7 +29024,7 @@
                         <w:sz w:val="16"/>
                         <w:szCs w:val="16"/>
                       </w:rPr>
-                      <w:t>06.03.2026</w:t>
+                      <w:t>09.03.2026</w:t>
                     </w:r>
                     <w:r>
                       <w:rPr>
@@ -36349,6 +37010,7 @@
   <w:style w:type="character" w:default="1" w:styleId="Absatz-Standardschriftart">
     <w:name w:val="Default Paragraph Font"/>
     <w:uiPriority w:val="1"/>
+    <w:semiHidden/>
     <w:unhideWhenUsed/>
   </w:style>
   <w:style w:type="table" w:default="1" w:styleId="NormaleTabelle">
@@ -38622,12 +39284,6 @@
 </file>
 
 <file path=customXml/item1.xml><?xml version="1.0" encoding="utf-8"?>
-<p:properties xmlns:p="http://schemas.microsoft.com/office/2006/metadata/properties" xmlns:xsi="http://www.w3.org/2001/XMLSchema-instance" xmlns:pc="http://schemas.microsoft.com/office/infopath/2007/PartnerControls">
-  <documentManagement/>
-</p:properties>
-</file>
-
-<file path=customXml/item2.xml><?xml version="1.0" encoding="utf-8"?>
 <?mso-contentType ?>
 <FormTemplates xmlns="http://schemas.microsoft.com/sharepoint/v3/contenttype/forms">
   <Display>DocumentLibraryForm</Display>
@@ -38636,7 +39292,38 @@
 </FormTemplates>
 </file>
 
+<file path=customXml/item2.xml><?xml version="1.0" encoding="utf-8"?>
+<p:properties xmlns:p="http://schemas.microsoft.com/office/2006/metadata/properties" xmlns:xsi="http://www.w3.org/2001/XMLSchema-instance" xmlns:pc="http://schemas.microsoft.com/office/infopath/2007/PartnerControls">
+  <documentManagement/>
+</p:properties>
+</file>
+
 <file path=customXml/item3.xml><?xml version="1.0" encoding="utf-8"?>
+<b:Sources xmlns:b="http://schemas.openxmlformats.org/officeDocument/2006/bibliography" xmlns="http://schemas.openxmlformats.org/officeDocument/2006/bibliography" SelectedStyle="\APASixthEditionOfficeOnline.xsl" StyleName="APA" Version="6">
+  <b:Source>
+    <b:Tag>Authr</b:Tag>
+    <b:SourceType>Book</b:SourceType>
+    <b:Guid>{BA01FD2C-EDFC-4D13-8F46-679005D5D2FB}</b:Guid>
+    <b:Author>
+      <b:Author>
+        <b:NameList>
+          <b:Person>
+            <b:Last>Autor</b:Last>
+            <b:First>Anton</b:First>
+          </b:Person>
+        </b:NameList>
+      </b:Author>
+    </b:Author>
+    <b:Title>Titel</b:Title>
+    <b:Year>Jahr</b:Year>
+    <b:City>Ort</b:City>
+    <b:Publisher>Verleger</b:Publisher>
+    <b:RefOrder>1</b:RefOrder>
+  </b:Source>
+</b:Sources>
+</file>
+
+<file path=customXml/item4.xml><?xml version="1.0" encoding="utf-8"?>
 <ct:contentTypeSchema xmlns:ct="http://schemas.microsoft.com/office/2006/metadata/contentType" xmlns:ma="http://schemas.microsoft.com/office/2006/metadata/properties/metaAttributes" ct:_="" ma:_="" ma:contentTypeName="Dokument" ma:contentTypeID="0x0101000E5D27F8F9D77246958595755BE80D85" ma:contentTypeVersion="3" ma:contentTypeDescription="Ein neues Dokument erstellen." ma:contentTypeScope="" ma:versionID="523cc66e991d1db8e1b1ff070bf6a3d3">
   <xsd:schema xmlns:xsd="http://www.w3.org/2001/XMLSchema" xmlns:xs="http://www.w3.org/2001/XMLSchema" xmlns:p="http://schemas.microsoft.com/office/2006/metadata/properties" xmlns:ns2="17b83e7a-435f-4364-88cb-373732b2cb78" targetNamespace="http://schemas.microsoft.com/office/2006/metadata/properties" ma:root="true" ma:fieldsID="b191d266e13279e8e3bfd50054307905" ns2:_="">
     <xsd:import namespace="17b83e7a-435f-4364-88cb-373732b2cb78"/>
@@ -38774,32 +39461,15 @@
 </ct:contentTypeSchema>
 </file>
 
-<file path=customXml/item4.xml><?xml version="1.0" encoding="utf-8"?>
-<b:Sources xmlns:b="http://schemas.openxmlformats.org/officeDocument/2006/bibliography" xmlns="http://schemas.openxmlformats.org/officeDocument/2006/bibliography" SelectedStyle="\APASixthEditionOfficeOnline.xsl" StyleName="APA" Version="6">
-  <b:Source>
-    <b:Tag>Authr</b:Tag>
-    <b:SourceType>Book</b:SourceType>
-    <b:Guid>{BA01FD2C-EDFC-4D13-8F46-679005D5D2FB}</b:Guid>
-    <b:Author>
-      <b:Author>
-        <b:NameList>
-          <b:Person>
-            <b:Last>Autor</b:Last>
-            <b:First>Anton</b:First>
-          </b:Person>
-        </b:NameList>
-      </b:Author>
-    </b:Author>
-    <b:Title>Titel</b:Title>
-    <b:Year>Jahr</b:Year>
-    <b:City>Ort</b:City>
-    <b:Publisher>Verleger</b:Publisher>
-    <b:RefOrder>1</b:RefOrder>
-  </b:Source>
-</b:Sources>
+<file path=customXml/itemProps1.xml><?xml version="1.0" encoding="utf-8"?>
+<ds:datastoreItem xmlns:ds="http://schemas.openxmlformats.org/officeDocument/2006/customXml" ds:itemID="{1AF5B931-A8D1-40E1-AF1E-15ECCB0C1E54}">
+  <ds:schemaRefs>
+    <ds:schemaRef ds:uri="http://schemas.microsoft.com/sharepoint/v3/contenttype/forms"/>
+  </ds:schemaRefs>
+</ds:datastoreItem>
 </file>
 
-<file path=customXml/itemProps1.xml><?xml version="1.0" encoding="utf-8"?>
+<file path=customXml/itemProps2.xml><?xml version="1.0" encoding="utf-8"?>
 <ds:datastoreItem xmlns:ds="http://schemas.openxmlformats.org/officeDocument/2006/customXml" ds:itemID="{AEAB193A-0B35-45ED-9423-E63FC15D0D3B}">
   <ds:schemaRefs>
     <ds:schemaRef ds:uri="http://schemas.microsoft.com/office/2006/metadata/properties"/>
@@ -38808,15 +39478,15 @@
 </ds:datastoreItem>
 </file>
 
-<file path=customXml/itemProps2.xml><?xml version="1.0" encoding="utf-8"?>
-<ds:datastoreItem xmlns:ds="http://schemas.openxmlformats.org/officeDocument/2006/customXml" ds:itemID="{1AF5B931-A8D1-40E1-AF1E-15ECCB0C1E54}">
+<file path=customXml/itemProps3.xml><?xml version="1.0" encoding="utf-8"?>
+<ds:datastoreItem xmlns:ds="http://schemas.openxmlformats.org/officeDocument/2006/customXml" ds:itemID="{641A501F-5856-B74E-81EC-17AA83297DF6}">
   <ds:schemaRefs>
-    <ds:schemaRef ds:uri="http://schemas.microsoft.com/sharepoint/v3/contenttype/forms"/>
+    <ds:schemaRef ds:uri="http://schemas.openxmlformats.org/officeDocument/2006/bibliography"/>
   </ds:schemaRefs>
 </ds:datastoreItem>
 </file>
 
-<file path=customXml/itemProps3.xml><?xml version="1.0" encoding="utf-8"?>
+<file path=customXml/itemProps4.xml><?xml version="1.0" encoding="utf-8"?>
 <ds:datastoreItem xmlns:ds="http://schemas.openxmlformats.org/officeDocument/2006/customXml" ds:itemID="{5EFF464D-8F80-4371-B44D-92E0D76AD7B0}">
   <ds:schemaRefs>
     <ds:schemaRef ds:uri="http://schemas.microsoft.com/office/2006/metadata/contentType"/>
@@ -38832,12 +39502,4 @@
     <ds:schemaRef ds:uri="http://schemas.microsoft.com/internal/obd"/>
   </ds:schemaRefs>
 </ds:datastoreItem>
-</file>
-
-<file path=customXml/itemProps4.xml><?xml version="1.0" encoding="utf-8"?>
-<ds:datastoreItem xmlns:ds="http://schemas.openxmlformats.org/officeDocument/2006/customXml" ds:itemID="{641A501F-5856-B74E-81EC-17AA83297DF6}">
-  <ds:schemaRefs>
-    <ds:schemaRef ds:uri="http://schemas.openxmlformats.org/officeDocument/2006/bibliography"/>
-  </ds:schemaRefs>
-</ds:datastoreItem>
 </file>
--- a/docs/Squad App Frontend IPA Dokumentation.docx
+++ b/docs/Squad App Frontend IPA Dokumentation.docx
@@ -12735,6 +12735,12 @@
                 <w:rFonts w:ascii="Arial" w:hAnsi="Arial" w:cs="Arial"/>
               </w:rPr>
             </w:pPr>
+            <w:r>
+              <w:rPr>
+                <w:rFonts w:ascii="Arial" w:hAnsi="Arial" w:cs="Arial"/>
+              </w:rPr>
+              <w:t>Dokumentation (2h), Frontend Squad Bereich (5h), Arbeitsjournal (1h)</w:t>
+            </w:r>
           </w:p>
         </w:tc>
       </w:tr>
@@ -12776,6 +12782,12 @@
                 <w:rFonts w:ascii="Arial" w:hAnsi="Arial" w:cs="Arial"/>
               </w:rPr>
             </w:pPr>
+            <w:r>
+              <w:rPr>
+                <w:rFonts w:ascii="Arial" w:hAnsi="Arial" w:cs="Arial"/>
+              </w:rPr>
+              <w:t>Keine</w:t>
+            </w:r>
           </w:p>
         </w:tc>
       </w:tr>
@@ -12817,6 +12829,96 @@
                 <w:rFonts w:ascii="Arial" w:hAnsi="Arial" w:cs="Arial"/>
               </w:rPr>
             </w:pPr>
+            <w:r>
+              <w:rPr>
+                <w:rFonts w:ascii="Arial" w:hAnsi="Arial" w:cs="Arial"/>
+              </w:rPr>
+              <w:t xml:space="preserve">Das Frontend wurde in einer ersten Version grafisch </w:t>
+            </w:r>
+            <w:r>
+              <w:rPr>
+                <w:rFonts w:ascii="Arial" w:hAnsi="Arial" w:cs="Arial"/>
+              </w:rPr>
+              <w:t>umgesetzt</w:t>
+            </w:r>
+            <w:r>
+              <w:rPr>
+                <w:rFonts w:ascii="Arial" w:hAnsi="Arial" w:cs="Arial"/>
+              </w:rPr>
+              <w:t xml:space="preserve">. </w:t>
+            </w:r>
+            <w:r>
+              <w:rPr>
+                <w:rFonts w:ascii="Arial" w:hAnsi="Arial" w:cs="Arial"/>
+              </w:rPr>
+              <w:t xml:space="preserve">Die </w:t>
+            </w:r>
+            <w:r>
+              <w:rPr>
+                <w:rFonts w:ascii="Arial" w:hAnsi="Arial" w:cs="Arial"/>
+              </w:rPr>
+              <w:t xml:space="preserve">Spieler werden nach Position sortiert und auf einem Fussballfeld aufgezeigt. Trainer </w:t>
+            </w:r>
+            <w:r>
+              <w:rPr>
+                <w:rFonts w:ascii="Arial" w:hAnsi="Arial" w:cs="Arial"/>
+              </w:rPr>
+              <w:t>sowie</w:t>
+            </w:r>
+            <w:r>
+              <w:rPr>
+                <w:rFonts w:ascii="Arial" w:hAnsi="Arial" w:cs="Arial"/>
+              </w:rPr>
+              <w:t xml:space="preserve"> die Ersatzbank werden auf der rechten Seite dargestellt. Die ID wird gehasht, damit sie nicht erratbar ist</w:t>
+            </w:r>
+            <w:r>
+              <w:rPr>
+                <w:rFonts w:ascii="Arial" w:hAnsi="Arial" w:cs="Arial"/>
+              </w:rPr>
+              <w:t>.</w:t>
+            </w:r>
+            <w:r>
+              <w:rPr>
+                <w:rFonts w:ascii="Arial" w:hAnsi="Arial" w:cs="Arial"/>
+              </w:rPr>
+              <w:t xml:space="preserve"> </w:t>
+            </w:r>
+            <w:r>
+              <w:rPr>
+                <w:rFonts w:ascii="Arial" w:hAnsi="Arial" w:cs="Arial"/>
+              </w:rPr>
+              <w:t>Per Button</w:t>
+            </w:r>
+            <w:r>
+              <w:rPr>
+                <w:rFonts w:ascii="Arial" w:hAnsi="Arial" w:cs="Arial"/>
+              </w:rPr>
+              <w:t xml:space="preserve"> lässt</w:t>
+            </w:r>
+            <w:r>
+              <w:rPr>
+                <w:rFonts w:ascii="Arial" w:hAnsi="Arial" w:cs="Arial"/>
+              </w:rPr>
+              <w:t xml:space="preserve"> sie</w:t>
+            </w:r>
+            <w:r>
+              <w:rPr>
+                <w:rFonts w:ascii="Arial" w:hAnsi="Arial" w:cs="Arial"/>
+              </w:rPr>
+              <w:t xml:space="preserve"> sich kopieren</w:t>
+            </w:r>
+            <w:r>
+              <w:rPr>
+                <w:rFonts w:ascii="Arial" w:hAnsi="Arial" w:cs="Arial"/>
+              </w:rPr>
+              <w:t xml:space="preserve"> und teilen</w:t>
+            </w:r>
+            <w:r>
+              <w:rPr>
+                <w:rFonts w:ascii="Arial" w:hAnsi="Arial" w:cs="Arial"/>
+              </w:rPr>
+              <w:t>.</w:t>
+            </w:r>
           </w:p>
         </w:tc>
       </w:tr>
@@ -12864,6 +12966,24 @@
                 <w:rFonts w:ascii="Arial" w:hAnsi="Arial" w:cs="Arial"/>
               </w:rPr>
             </w:pPr>
+            <w:r>
+              <w:rPr>
+                <w:rFonts w:ascii="Arial" w:hAnsi="Arial" w:cs="Arial"/>
+              </w:rPr>
+              <w:t xml:space="preserve">Da keine klaren Vorgaben zur Darstellung des Frontends zur Verfügung stehen, war unklar wie das Team </w:t>
+            </w:r>
+            <w:r>
+              <w:rPr>
+                <w:rFonts w:ascii="Arial" w:hAnsi="Arial" w:cs="Arial"/>
+              </w:rPr>
+              <w:t>optimal visualisiert werden soll</w:t>
+            </w:r>
+            <w:r>
+              <w:rPr>
+                <w:rFonts w:ascii="Arial" w:hAnsi="Arial" w:cs="Arial"/>
+              </w:rPr>
+              <w:t>.</w:t>
+            </w:r>
           </w:p>
         </w:tc>
       </w:tr>
@@ -12898,6 +13018,12 @@
                 <w:rFonts w:ascii="Arial" w:hAnsi="Arial" w:cs="Arial"/>
               </w:rPr>
             </w:pPr>
+            <w:r>
+              <w:rPr>
+                <w:rFonts w:ascii="Arial" w:hAnsi="Arial" w:cs="Arial"/>
+              </w:rPr>
+              <w:t>Oben werden Name und Datum des Teams dargestellt. Auf der linken Seite wird die Startaufstellung gezeigt und auf der rechten Seite die Trainer und Ersatzspieler. Der Link zum Teilen eines Teams befindet sich rechts unten. Als Hintergrundbild wurde ein Fussballfeld ausgewählt.</w:t>
+            </w:r>
           </w:p>
         </w:tc>
       </w:tr>
@@ -12932,6 +13058,26 @@
                 <w:rFonts w:ascii="Arial" w:hAnsi="Arial" w:cs="Arial"/>
               </w:rPr>
             </w:pPr>
+            <w:r>
+              <w:rPr>
+                <w:rFonts w:ascii="Arial" w:hAnsi="Arial" w:cs="Arial"/>
+              </w:rPr>
+              <w:t>Öffnen der öffentlichen Seite, ohne angemeldet zu sein, getestet.</w:t>
+            </w:r>
+          </w:p>
+          <w:p>
+            <w:pPr>
+              <w:spacing w:line="240" w:lineRule="auto"/>
+              <w:rPr>
+                <w:rFonts w:ascii="Arial" w:hAnsi="Arial" w:cs="Arial"/>
+              </w:rPr>
+            </w:pPr>
+            <w:r>
+              <w:rPr>
+                <w:rFonts w:ascii="Arial" w:hAnsi="Arial" w:cs="Arial"/>
+              </w:rPr>
+              <w:t>Kopieren des Links im Zwischenspeicher getestet.</w:t>
+            </w:r>
           </w:p>
         </w:tc>
       </w:tr>
@@ -12966,6 +13112,26 @@
                 <w:rFonts w:ascii="Arial" w:hAnsi="Arial" w:cs="Arial"/>
               </w:rPr>
             </w:pPr>
+            <w:r>
+              <w:rPr>
+                <w:rFonts w:ascii="Arial" w:hAnsi="Arial" w:cs="Arial"/>
+              </w:rPr>
+              <w:t>Die Library «hashids» zum hashen der IDs angeschaut.</w:t>
+            </w:r>
+          </w:p>
+          <w:p>
+            <w:pPr>
+              <w:spacing w:line="240" w:lineRule="auto"/>
+              <w:rPr>
+                <w:rFonts w:ascii="Arial" w:hAnsi="Arial" w:cs="Arial"/>
+              </w:rPr>
+            </w:pPr>
+            <w:r>
+              <w:rPr>
+                <w:rFonts w:ascii="Arial" w:hAnsi="Arial" w:cs="Arial"/>
+              </w:rPr>
+              <w:t>https://www.npmjs.com/package/hashids</w:t>
+            </w:r>
           </w:p>
         </w:tc>
       </w:tr>
@@ -13000,6 +13166,12 @@
                 <w:rFonts w:ascii="Arial" w:hAnsi="Arial" w:cs="Arial"/>
               </w:rPr>
             </w:pPr>
+            <w:r>
+              <w:rPr>
+                <w:rFonts w:ascii="Arial" w:hAnsi="Arial" w:cs="Arial"/>
+              </w:rPr>
+              <w:t>Mit René Server Actions nochmals angeschaut. Alle Routen zu Server Actions gemacht, damit es einheitlich ist und weniger Code geschrieben werden muss.</w:t>
+            </w:r>
           </w:p>
         </w:tc>
       </w:tr>
@@ -13034,6 +13206,12 @@
                 <w:rFonts w:ascii="Arial" w:hAnsi="Arial" w:cs="Arial"/>
               </w:rPr>
             </w:pPr>
+            <w:r>
+              <w:rPr>
+                <w:rFonts w:ascii="Arial" w:hAnsi="Arial" w:cs="Arial"/>
+              </w:rPr>
+              <w:t>Ungefähr anderthalb Stunden hinter dem Zeitplan.</w:t>
+            </w:r>
           </w:p>
         </w:tc>
       </w:tr>
@@ -13068,6 +13246,18 @@
                 <w:rFonts w:ascii="Arial" w:hAnsi="Arial" w:cs="Arial"/>
               </w:rPr>
             </w:pPr>
+            <w:r>
+              <w:rPr>
+                <w:rFonts w:ascii="Arial" w:hAnsi="Arial" w:cs="Arial"/>
+              </w:rPr>
+              <w:t>Am Morgen etwas erschlagen, obwohl ich genug geschlafen habe.</w:t>
+            </w:r>
+            <w:r>
+              <w:rPr>
+                <w:rFonts w:ascii="Arial" w:hAnsi="Arial" w:cs="Arial"/>
+              </w:rPr>
+              <w:t xml:space="preserve"> Beim Dokumentieren hatte ich deswegen etwas Mühe, konnte aber trotzdem meinen Zeitplan einhalten. Beim Frontend hatte ich vor allem beim Design grosse Mühe. Da keine Mockups vorliegen hatte ich nur ein grobes Bild im Kopf wie das Design genau aussehen sollte. Mit der ersten Version bin ich nur mässig zufrieden mit dem Aussehen. Die Funktionalität ist aber komplett in Ordnung, was wichtiger ist.</w:t>
+            </w:r>
           </w:p>
         </w:tc>
       </w:tr>

--- a/docs/Squad App Frontend IPA Dokumentation.docx
+++ b/docs/Squad App Frontend IPA Dokumentation.docx
@@ -23400,15 +23400,213 @@
         <w:rPr>
           <w:rFonts w:ascii="Arial" w:hAnsi="Arial" w:cs="Arial"/>
         </w:rPr>
-        <w:t>Nach der Bearbeitung der Daten kann der User die Änderungen speichern oder verwerfen. Beim Speichern wird eine Anfrage mit der Methode «PUT» an das Backend gesendet, welche die aktualisierten Daten übernimmt, und der User wird auf die Übersichtsseite der Teams weitergeleitet.</w:t>
-      </w:r>
-    </w:p>
-    <w:p>
-      <w:pPr>
-        <w:rPr>
-          <w:rFonts w:ascii="Arial" w:hAnsi="Arial" w:cs="Arial"/>
-        </w:rPr>
-      </w:pPr>
+        <w:t>Nach der Bearbeitung der Daten kann der User die Änderungen speichern oder verwerfen. Beim Speichern wird eine Anfrage mit der Methode «PUT» an das Backend gesendet, welche die aktualisierten Daten übernimmt, und de</w:t>
+      </w:r>
+      <w:r>
+        <w:rPr>
+          <w:rFonts w:ascii="Arial" w:hAnsi="Arial" w:cs="Arial"/>
+        </w:rPr>
+        <w:t>n</w:t>
+      </w:r>
+      <w:r>
+        <w:rPr>
+          <w:rFonts w:ascii="Arial" w:hAnsi="Arial" w:cs="Arial"/>
+        </w:rPr>
+        <w:t xml:space="preserve"> User auf die Übersichtsseite der Teams weiterleitet.</w:t>
+      </w:r>
+    </w:p>
+    <w:p>
+      <w:pPr>
+        <w:rPr>
+          <w:rFonts w:ascii="Arial" w:hAnsi="Arial" w:cs="Arial"/>
+        </w:rPr>
+      </w:pPr>
+    </w:p>
+    <w:p>
+      <w:pPr>
+        <w:rPr>
+          <w:rFonts w:ascii="Arial" w:hAnsi="Arial" w:cs="Arial"/>
+        </w:rPr>
+      </w:pPr>
+      <w:r>
+        <w:rPr>
+          <w:rFonts w:ascii="Arial" w:hAnsi="Arial" w:cs="Arial"/>
+        </w:rPr>
+        <w:t>Frontend Squad Bereich erstellen:</w:t>
+      </w:r>
+    </w:p>
+    <w:p>
+      <w:pPr>
+        <w:rPr>
+          <w:rFonts w:ascii="Arial" w:hAnsi="Arial" w:cs="Arial"/>
+        </w:rPr>
+      </w:pPr>
+      <w:r>
+        <w:rPr>
+          <w:rFonts w:ascii="Arial" w:hAnsi="Arial" w:cs="Arial"/>
+        </w:rPr>
+        <w:lastRenderedPageBreak/>
+        <w:t xml:space="preserve">Für die Anzeige eines Teams wurde eine öffentliche Frontend Seite erstellt. Die URL wird anhand der Team ID </w:t>
+      </w:r>
+      <w:r>
+        <w:rPr>
+          <w:rFonts w:ascii="Arial" w:hAnsi="Arial" w:cs="Arial"/>
+        </w:rPr>
+        <w:t>generiert</w:t>
+      </w:r>
+      <w:r>
+        <w:rPr>
+          <w:rFonts w:ascii="Arial" w:hAnsi="Arial" w:cs="Arial"/>
+        </w:rPr>
+        <w:t xml:space="preserve">. Damit die Datenbank ID nicht ersichtlich und nicht erratbar ist, wird </w:t>
+      </w:r>
+      <w:r>
+        <w:rPr>
+          <w:rFonts w:ascii="Arial" w:hAnsi="Arial" w:cs="Arial"/>
+        </w:rPr>
+        <w:t>sie</w:t>
+      </w:r>
+      <w:r>
+        <w:rPr>
+          <w:rFonts w:ascii="Arial" w:hAnsi="Arial" w:cs="Arial"/>
+        </w:rPr>
+        <w:t xml:space="preserve"> mit der Library «Hashids» verschlüsselt. </w:t>
+      </w:r>
+    </w:p>
+    <w:p>
+      <w:pPr>
+        <w:rPr>
+          <w:rFonts w:ascii="Arial" w:hAnsi="Arial" w:cs="Arial"/>
+        </w:rPr>
+      </w:pPr>
+    </w:p>
+    <w:p>
+      <w:pPr>
+        <w:rPr>
+          <w:rFonts w:ascii="Arial" w:hAnsi="Arial" w:cs="Arial"/>
+        </w:rPr>
+      </w:pPr>
+      <w:r>
+        <w:rPr>
+          <w:rFonts w:ascii="Arial" w:hAnsi="Arial" w:cs="Arial"/>
+        </w:rPr>
+        <w:t>Die Teamdaten werden über die Backend API abgerufen und anschliessend grafisch dargestellt.</w:t>
+      </w:r>
+    </w:p>
+    <w:p>
+      <w:pPr>
+        <w:rPr>
+          <w:rFonts w:ascii="Arial" w:hAnsi="Arial" w:cs="Arial"/>
+        </w:rPr>
+      </w:pPr>
+      <w:r>
+        <w:rPr>
+          <w:rFonts w:ascii="Arial" w:hAnsi="Arial" w:cs="Arial"/>
+        </w:rPr>
+        <w:t>Oben links wird der Name des Teams und das Datum angezeigt.</w:t>
+      </w:r>
+    </w:p>
+    <w:p>
+      <w:pPr>
+        <w:rPr>
+          <w:rFonts w:ascii="Arial" w:hAnsi="Arial" w:cs="Arial"/>
+        </w:rPr>
+      </w:pPr>
+    </w:p>
+    <w:p>
+      <w:pPr>
+        <w:rPr>
+          <w:rFonts w:ascii="Arial" w:hAnsi="Arial" w:cs="Arial"/>
+        </w:rPr>
+      </w:pPr>
+      <w:r>
+        <w:rPr>
+          <w:rFonts w:ascii="Arial" w:hAnsi="Arial" w:cs="Arial"/>
+        </w:rPr>
+        <w:t>Die Startaufstellung des Teams wird auf der linken Seite auf einem</w:t>
+      </w:r>
+      <w:r>
+        <w:rPr>
+          <w:rFonts w:ascii="Arial" w:hAnsi="Arial" w:cs="Arial"/>
+        </w:rPr>
+        <w:t xml:space="preserve"> grafischen</w:t>
+      </w:r>
+      <w:r>
+        <w:rPr>
+          <w:rFonts w:ascii="Arial" w:hAnsi="Arial" w:cs="Arial"/>
+        </w:rPr>
+        <w:t xml:space="preserve"> Fussballfeld </w:t>
+      </w:r>
+      <w:r>
+        <w:rPr>
+          <w:rFonts w:ascii="Arial" w:hAnsi="Arial" w:cs="Arial"/>
+        </w:rPr>
+        <w:t>dargestellt</w:t>
+      </w:r>
+      <w:r>
+        <w:rPr>
+          <w:rFonts w:ascii="Arial" w:hAnsi="Arial" w:cs="Arial"/>
+        </w:rPr>
+        <w:t>. Die Spieler werden nach ihrer Position (Sturm, Mittelfeld, Verteidigung und Torwart) sortiert dargestellt.</w:t>
+      </w:r>
+    </w:p>
+    <w:p>
+      <w:pPr>
+        <w:rPr>
+          <w:rFonts w:ascii="Arial" w:hAnsi="Arial" w:cs="Arial"/>
+        </w:rPr>
+      </w:pPr>
+    </w:p>
+    <w:p>
+      <w:pPr>
+        <w:rPr>
+          <w:rFonts w:ascii="Arial" w:hAnsi="Arial" w:cs="Arial"/>
+        </w:rPr>
+      </w:pPr>
+      <w:r>
+        <w:rPr>
+          <w:rFonts w:ascii="Arial" w:hAnsi="Arial" w:cs="Arial"/>
+        </w:rPr>
+        <w:t>Die Trainer und die Ersatzspieler werden auf der rechten Seite dargestellt, um eine klare Trennung zwischen Startspielern Ersatz und Trainer zu erzeugen.</w:t>
+      </w:r>
+    </w:p>
+    <w:p>
+      <w:pPr>
+        <w:rPr>
+          <w:rFonts w:ascii="Arial" w:hAnsi="Arial" w:cs="Arial"/>
+        </w:rPr>
+      </w:pPr>
+    </w:p>
+    <w:p>
+      <w:pPr>
+        <w:rPr>
+          <w:rFonts w:ascii="Arial" w:hAnsi="Arial" w:cs="Arial"/>
+        </w:rPr>
+      </w:pPr>
+      <w:r>
+        <w:rPr>
+          <w:rFonts w:ascii="Arial" w:hAnsi="Arial" w:cs="Arial"/>
+        </w:rPr>
+        <w:t xml:space="preserve">Um das Teilen eines Teams zu </w:t>
+      </w:r>
+      <w:r>
+        <w:rPr>
+          <w:rFonts w:ascii="Arial" w:hAnsi="Arial" w:cs="Arial"/>
+        </w:rPr>
+        <w:t>erleichtern,</w:t>
+      </w:r>
+      <w:r>
+        <w:rPr>
+          <w:rFonts w:ascii="Arial" w:hAnsi="Arial" w:cs="Arial"/>
+        </w:rPr>
+        <w:t xml:space="preserve"> wurde </w:t>
+      </w:r>
+      <w:r>
+        <w:rPr>
+          <w:rFonts w:ascii="Arial" w:hAnsi="Arial" w:cs="Arial"/>
+        </w:rPr>
+        <w:t>ein «Link Kopieren» Button eingebaut, welcher die URL im Clipboard abspeichert.</w:t>
+      </w:r>
     </w:p>
     <w:p>
       <w:pPr>
@@ -23440,7 +23638,6 @@
         <w:rPr>
           <w:rFonts w:cs="Arial"/>
         </w:rPr>
-        <w:lastRenderedPageBreak/>
         <w:t>Datenbank</w:t>
       </w:r>
       <w:bookmarkEnd w:id="287"/>
@@ -23477,6 +23674,79 @@
     </w:p>
     <w:p>
       <w:pPr>
+        <w:rPr>
+          <w:rFonts w:ascii="Arial" w:hAnsi="Arial" w:cs="Arial"/>
+        </w:rPr>
+      </w:pPr>
+    </w:p>
+    <w:p>
+      <w:pPr>
+        <w:rPr>
+          <w:rFonts w:ascii="Arial" w:hAnsi="Arial" w:cs="Arial"/>
+        </w:rPr>
+      </w:pPr>
+      <w:r>
+        <w:rPr>
+          <w:rFonts w:ascii="Arial" w:hAnsi="Arial" w:cs="Arial"/>
+        </w:rPr>
+        <w:t>Die Datenbank wird vollständig vom zur Verfügung gestellten NestJS Backend verwaltet.</w:t>
+      </w:r>
+    </w:p>
+    <w:p>
+      <w:pPr>
+        <w:rPr>
+          <w:rFonts w:ascii="Arial" w:hAnsi="Arial" w:cs="Arial"/>
+        </w:rPr>
+      </w:pPr>
+      <w:r>
+        <w:rPr>
+          <w:rFonts w:ascii="Arial" w:hAnsi="Arial" w:cs="Arial"/>
+        </w:rPr>
+        <w:t>Das Frontend greift nicht direkt auf die Datenbank zu, sondern kommuniziert ausschliesslich über die des Backends bereitgestellten API-Endpunkte.</w:t>
+      </w:r>
+    </w:p>
+    <w:p>
+      <w:pPr>
+        <w:rPr>
+          <w:rFonts w:ascii="Arial" w:hAnsi="Arial" w:cs="Arial"/>
+        </w:rPr>
+      </w:pPr>
+    </w:p>
+    <w:p>
+      <w:pPr>
+        <w:rPr>
+          <w:rFonts w:ascii="Arial" w:hAnsi="Arial" w:cs="Arial"/>
+        </w:rPr>
+      </w:pPr>
+      <w:r>
+        <w:rPr>
+          <w:rFonts w:ascii="Arial" w:hAnsi="Arial" w:cs="Arial"/>
+        </w:rPr>
+        <w:t>Die Struktur der Datenbank wurde im Backend bereits definiert und beinhaltet die Tabellen Team, Spieler, Trainer und die Zwischentabellen Teamspieler und Teamtrainer.</w:t>
+      </w:r>
+    </w:p>
+    <w:p>
+      <w:pPr>
+        <w:rPr>
+          <w:rFonts w:ascii="Arial" w:hAnsi="Arial" w:cs="Arial"/>
+        </w:rPr>
+      </w:pPr>
+    </w:p>
+    <w:p>
+      <w:pPr>
+        <w:rPr>
+          <w:rFonts w:ascii="Arial" w:hAnsi="Arial" w:cs="Arial"/>
+        </w:rPr>
+      </w:pPr>
+      <w:r>
+        <w:rPr>
+          <w:rFonts w:ascii="Arial" w:hAnsi="Arial" w:cs="Arial"/>
+        </w:rPr>
+        <w:t>Da die Datenbank nicht Teil der IPA ist, wurden keine Änderungen an der Datenbankstruktur vorgenommen.</w:t>
+      </w:r>
+    </w:p>
+    <w:p>
+      <w:pPr>
         <w:pStyle w:val="berschrift3nummeriert"/>
         <w:rPr>
           <w:rFonts w:cs="Arial"/>
@@ -23510,6 +23780,73 @@
     </w:p>
     <w:p>
       <w:pPr>
+        <w:rPr>
+          <w:rFonts w:ascii="Arial" w:hAnsi="Arial" w:cs="Arial"/>
+        </w:rPr>
+      </w:pPr>
+    </w:p>
+    <w:p>
+      <w:pPr>
+        <w:rPr>
+          <w:rFonts w:ascii="Arial" w:hAnsi="Arial" w:cs="Arial"/>
+        </w:rPr>
+      </w:pPr>
+      <w:r>
+        <w:rPr>
+          <w:rFonts w:ascii="Arial" w:hAnsi="Arial" w:cs="Arial"/>
+        </w:rPr>
+        <w:t>Die Verbindung zur Datenbank erfolgt indirekt durch das bestehende NestJS Backend.</w:t>
+      </w:r>
+    </w:p>
+    <w:p>
+      <w:pPr>
+        <w:rPr>
+          <w:rFonts w:ascii="Arial" w:hAnsi="Arial" w:cs="Arial"/>
+        </w:rPr>
+      </w:pPr>
+      <w:r>
+        <w:rPr>
+          <w:rFonts w:ascii="Arial" w:hAnsi="Arial" w:cs="Arial"/>
+        </w:rPr>
+        <w:t>Das Frontend sendet HTTP-Anfragen an die API-Endpunkte des Backends. Das Backend verarbeitet die Anfragen und kommuniziert danach mit der Datenbank.</w:t>
+      </w:r>
+    </w:p>
+    <w:p>
+      <w:pPr>
+        <w:rPr>
+          <w:rFonts w:ascii="Arial" w:hAnsi="Arial" w:cs="Arial"/>
+        </w:rPr>
+      </w:pPr>
+    </w:p>
+    <w:p>
+      <w:pPr>
+        <w:rPr>
+          <w:rFonts w:ascii="Arial" w:hAnsi="Arial" w:cs="Arial"/>
+        </w:rPr>
+      </w:pPr>
+      <w:r>
+        <w:rPr>
+          <w:rFonts w:ascii="Arial" w:hAnsi="Arial" w:cs="Arial"/>
+        </w:rPr>
+        <w:lastRenderedPageBreak/>
+        <w:t>Für die Kommunikation wurden zwei zentrale Funktionen in der Datei «lib/nest-api.ts» verwendet. Die erste Funktion erstellt mittels eines Logins vor jeder Anfrage einen neuen Bearer Token und die zweite Funktion fügt diesen Bearer Token in den Header der Anfrage hinzu.</w:t>
+      </w:r>
+    </w:p>
+    <w:p>
+      <w:pPr>
+        <w:rPr>
+          <w:rFonts w:ascii="Arial" w:hAnsi="Arial" w:cs="Arial"/>
+        </w:rPr>
+      </w:pPr>
+      <w:r>
+        <w:rPr>
+          <w:rFonts w:ascii="Arial" w:hAnsi="Arial" w:cs="Arial"/>
+        </w:rPr>
+        <w:t>So kann das Frontend die notwendigen Daten abrufen, erstellen, bearbeiten oder löschen, ohne direkt mit der Datenbank zu interagieren.</w:t>
+      </w:r>
+    </w:p>
+    <w:p>
+      <w:pPr>
         <w:pStyle w:val="berschrift3nummeriert"/>
         <w:rPr>
           <w:rFonts w:cs="Arial"/>
@@ -23586,6 +23923,79 @@
           <w:rFonts w:ascii="Arial" w:hAnsi="Arial" w:cs="Arial"/>
         </w:rPr>
       </w:pPr>
+      <w:r>
+        <w:rPr>
+          <w:rFonts w:ascii="Arial" w:hAnsi="Arial" w:cs="Arial"/>
+        </w:rPr>
+        <w:t>Das Routing der Applikation wird durch den Next.js App Router umgesetzt.</w:t>
+      </w:r>
+    </w:p>
+    <w:p>
+      <w:pPr>
+        <w:rPr>
+          <w:rFonts w:ascii="Arial" w:hAnsi="Arial" w:cs="Arial"/>
+        </w:rPr>
+      </w:pPr>
+      <w:r>
+        <w:rPr>
+          <w:rFonts w:ascii="Arial" w:hAnsi="Arial" w:cs="Arial"/>
+        </w:rPr>
+        <w:t>Beim App Router wird jede Datei mit dem Namen «page.tsx» automatisch zu einer Route.</w:t>
+      </w:r>
+    </w:p>
+    <w:p>
+      <w:pPr>
+        <w:rPr>
+          <w:rFonts w:ascii="Arial" w:hAnsi="Arial" w:cs="Arial"/>
+        </w:rPr>
+      </w:pPr>
+    </w:p>
+    <w:p>
+      <w:pPr>
+        <w:rPr>
+          <w:rFonts w:ascii="Arial" w:hAnsi="Arial" w:cs="Arial"/>
+        </w:rPr>
+      </w:pPr>
+      <w:r>
+        <w:rPr>
+          <w:rFonts w:ascii="Arial" w:hAnsi="Arial" w:cs="Arial"/>
+        </w:rPr>
+        <w:t>Alle geschützten Routen befinden sich im admin Ordner und werden durch NextAuth vor unbefugtem Zugriff geschützt.</w:t>
+      </w:r>
+    </w:p>
+    <w:p>
+      <w:pPr>
+        <w:rPr>
+          <w:rFonts w:ascii="Arial" w:hAnsi="Arial" w:cs="Arial"/>
+        </w:rPr>
+      </w:pPr>
+    </w:p>
+    <w:p>
+      <w:pPr>
+        <w:rPr>
+          <w:rFonts w:ascii="Arial" w:hAnsi="Arial" w:cs="Arial"/>
+        </w:rPr>
+      </w:pPr>
+      <w:r>
+        <w:rPr>
+          <w:rFonts w:ascii="Arial" w:hAnsi="Arial" w:cs="Arial"/>
+        </w:rPr>
+        <w:t>Die folgende Abbildung zeigt einen Ausschnitt der Ordnerstruktur des Projekts:</w:t>
+      </w:r>
+    </w:p>
+    <w:p>
+      <w:pPr>
+        <w:rPr>
+          <w:rFonts w:ascii="Arial" w:hAnsi="Arial" w:cs="Arial"/>
+        </w:rPr>
+      </w:pPr>
+    </w:p>
+    <w:p>
+      <w:pPr>
+        <w:rPr>
+          <w:rFonts w:ascii="Arial" w:hAnsi="Arial" w:cs="Arial"/>
+        </w:rPr>
+      </w:pPr>
       <w:bookmarkStart w:id="298" w:name="_Toc135045347"/>
       <w:bookmarkStart w:id="299" w:name="_Toc135047720"/>
       <w:r>
@@ -23593,6 +24003,60 @@
           <w:rFonts w:ascii="Arial" w:hAnsi="Arial" w:cs="Arial"/>
         </w:rPr>
         <w:br w:type="page"/>
+      </w:r>
+      <w:r>
+        <w:rPr>
+          <w:rFonts w:ascii="Arial" w:hAnsi="Arial" w:cs="Arial"/>
+        </w:rPr>
+        <w:lastRenderedPageBreak/>
+        <w:drawing>
+          <wp:inline distT="0" distB="0" distL="0" distR="0" wp14:anchorId="28BA1EC4" wp14:editId="4BEB22DB">
+            <wp:extent cx="2859481" cy="6229350"/>
+            <wp:effectExtent l="0" t="0" r="0" b="0"/>
+            <wp:docPr id="1046338383" name="Grafik 1"/>
+            <wp:cNvGraphicFramePr>
+              <a:graphicFrameLocks xmlns:a="http://schemas.openxmlformats.org/drawingml/2006/main" noChangeAspect="1"/>
+            </wp:cNvGraphicFramePr>
+            <a:graphic xmlns:a="http://schemas.openxmlformats.org/drawingml/2006/main">
+              <a:graphicData uri="http://schemas.openxmlformats.org/drawingml/2006/picture">
+                <pic:pic xmlns:pic="http://schemas.openxmlformats.org/drawingml/2006/picture">
+                  <pic:nvPicPr>
+                    <pic:cNvPr id="1046338383" name=""/>
+                    <pic:cNvPicPr/>
+                  </pic:nvPicPr>
+                  <pic:blipFill>
+                    <a:blip r:embed="rId27"/>
+                    <a:stretch>
+                      <a:fillRect/>
+                    </a:stretch>
+                  </pic:blipFill>
+                  <pic:spPr>
+                    <a:xfrm>
+                      <a:off x="0" y="0"/>
+                      <a:ext cx="2862647" cy="6236247"/>
+                    </a:xfrm>
+                    <a:prstGeom prst="rect">
+                      <a:avLst/>
+                    </a:prstGeom>
+                  </pic:spPr>
+                </pic:pic>
+              </a:graphicData>
+            </a:graphic>
+          </wp:inline>
+        </w:drawing>
+      </w:r>
+    </w:p>
+    <w:p>
+      <w:pPr>
+        <w:rPr>
+          <w:rFonts w:ascii="Arial" w:hAnsi="Arial" w:cs="Arial"/>
+        </w:rPr>
+      </w:pPr>
+      <w:r>
+        <w:rPr>
+          <w:rFonts w:ascii="Arial" w:hAnsi="Arial" w:cs="Arial"/>
+        </w:rPr>
+        <w:t>Abbildung: Ordnerstruktur der Next.js Routen</w:t>
       </w:r>
     </w:p>
     <w:p>
@@ -23609,7 +24073,6 @@
         <w:rPr>
           <w:rFonts w:cs="Arial"/>
         </w:rPr>
-        <w:lastRenderedPageBreak/>
         <w:t>Implementierung des Kernfeatures A</w:t>
       </w:r>
       <w:r>
@@ -23666,6 +24129,7 @@
         <w:rPr>
           <w:rFonts w:cs="Arial"/>
         </w:rPr>
+        <w:lastRenderedPageBreak/>
         <w:t>Vorbereitungen für den Upload / Live-Schaltung</w:t>
       </w:r>
       <w:bookmarkEnd w:id="303"/>
@@ -24141,7 +24605,7 @@
               </w:rPr>
               <w:t xml:space="preserve">POST: </w:t>
             </w:r>
-            <w:hyperlink r:id="rId27" w:history="1">
+            <w:hyperlink r:id="rId28" w:history="1">
               <w:r>
                 <w:rPr>
                   <w:rStyle w:val="Hyperlink"/>
@@ -26291,8 +26755,8 @@
       </w:pPr>
     </w:p>
     <w:sectPr>
-      <w:headerReference w:type="default" r:id="rId28"/>
-      <w:footerReference w:type="default" r:id="rId29"/>
+      <w:headerReference w:type="default" r:id="rId29"/>
+      <w:footerReference w:type="default" r:id="rId30"/>
       <w:pgSz w:w="11906" w:h="16838" w:code="9"/>
       <w:pgMar w:top="2835" w:right="1701" w:bottom="1134" w:left="1247" w:header="1560" w:footer="737" w:gutter="0"/>
       <w:cols w:space="708"/>
@@ -28488,7 +28952,7 @@
                               <w:sz w:val="16"/>
                               <w:szCs w:val="16"/>
                             </w:rPr>
-                            <w:t>09.03.2026</w:t>
+                            <w:t>10.03.2026</w:t>
                           </w:r>
                           <w:r>
                             <w:rPr>
@@ -28586,7 +29050,7 @@
                         <w:sz w:val="16"/>
                         <w:szCs w:val="16"/>
                       </w:rPr>
-                      <w:t>09.03.2026</w:t>
+                      <w:t>10.03.2026</w:t>
                     </w:r>
                     <w:r>
                       <w:rPr>
@@ -28868,7 +29332,7 @@
                               <w:sz w:val="16"/>
                               <w:szCs w:val="16"/>
                             </w:rPr>
-                            <w:t>09.03.2026</w:t>
+                            <w:t>10.03.2026</w:t>
                           </w:r>
                           <w:r>
                             <w:rPr>
@@ -28966,7 +29430,7 @@
                         <w:sz w:val="16"/>
                         <w:szCs w:val="16"/>
                       </w:rPr>
-                      <w:t>09.03.2026</w:t>
+                      <w:t>10.03.2026</w:t>
                     </w:r>
                     <w:r>
                       <w:rPr>
@@ -29116,7 +29580,7 @@
                               <w:sz w:val="16"/>
                               <w:szCs w:val="16"/>
                             </w:rPr>
-                            <w:t>09.03.2026</w:t>
+                            <w:t>10.03.2026</w:t>
                           </w:r>
                           <w:r>
                             <w:rPr>
@@ -29214,7 +29678,7 @@
                         <w:sz w:val="16"/>
                         <w:szCs w:val="16"/>
                       </w:rPr>
-                      <w:t>09.03.2026</w:t>
+                      <w:t>10.03.2026</w:t>
                     </w:r>
                     <w:r>
                       <w:rPr>
@@ -39474,21 +39938,6 @@
 </file>
 
 <file path=customXml/item1.xml><?xml version="1.0" encoding="utf-8"?>
-<?mso-contentType ?>
-<FormTemplates xmlns="http://schemas.microsoft.com/sharepoint/v3/contenttype/forms">
-  <Display>DocumentLibraryForm</Display>
-  <Edit>DocumentLibraryForm</Edit>
-  <New>DocumentLibraryForm</New>
-</FormTemplates>
-</file>
-
-<file path=customXml/item2.xml><?xml version="1.0" encoding="utf-8"?>
-<p:properties xmlns:p="http://schemas.microsoft.com/office/2006/metadata/properties" xmlns:xsi="http://www.w3.org/2001/XMLSchema-instance" xmlns:pc="http://schemas.microsoft.com/office/infopath/2007/PartnerControls">
-  <documentManagement/>
-</p:properties>
-</file>
-
-<file path=customXml/item3.xml><?xml version="1.0" encoding="utf-8"?>
 <b:Sources xmlns:b="http://schemas.openxmlformats.org/officeDocument/2006/bibliography" xmlns="http://schemas.openxmlformats.org/officeDocument/2006/bibliography" SelectedStyle="\APASixthEditionOfficeOnline.xsl" StyleName="APA" Version="6">
   <b:Source>
     <b:Tag>Authr</b:Tag>
@@ -39511,6 +39960,21 @@
     <b:RefOrder>1</b:RefOrder>
   </b:Source>
 </b:Sources>
+</file>
+
+<file path=customXml/item2.xml><?xml version="1.0" encoding="utf-8"?>
+<?mso-contentType ?>
+<FormTemplates xmlns="http://schemas.microsoft.com/sharepoint/v3/contenttype/forms">
+  <Display>DocumentLibraryForm</Display>
+  <Edit>DocumentLibraryForm</Edit>
+  <New>DocumentLibraryForm</New>
+</FormTemplates>
+</file>
+
+<file path=customXml/item3.xml><?xml version="1.0" encoding="utf-8"?>
+<p:properties xmlns:p="http://schemas.microsoft.com/office/2006/metadata/properties" xmlns:xsi="http://www.w3.org/2001/XMLSchema-instance" xmlns:pc="http://schemas.microsoft.com/office/infopath/2007/PartnerControls">
+  <documentManagement/>
+</p:properties>
 </file>
 
 <file path=customXml/item4.xml><?xml version="1.0" encoding="utf-8"?>
@@ -39652,6 +40116,14 @@
 </file>
 
 <file path=customXml/itemProps1.xml><?xml version="1.0" encoding="utf-8"?>
+<ds:datastoreItem xmlns:ds="http://schemas.openxmlformats.org/officeDocument/2006/customXml" ds:itemID="{641A501F-5856-B74E-81EC-17AA83297DF6}">
+  <ds:schemaRefs>
+    <ds:schemaRef ds:uri="http://schemas.openxmlformats.org/officeDocument/2006/bibliography"/>
+  </ds:schemaRefs>
+</ds:datastoreItem>
+</file>
+
+<file path=customXml/itemProps2.xml><?xml version="1.0" encoding="utf-8"?>
 <ds:datastoreItem xmlns:ds="http://schemas.openxmlformats.org/officeDocument/2006/customXml" ds:itemID="{1AF5B931-A8D1-40E1-AF1E-15ECCB0C1E54}">
   <ds:schemaRefs>
     <ds:schemaRef ds:uri="http://schemas.microsoft.com/sharepoint/v3/contenttype/forms"/>
@@ -39659,19 +40131,11 @@
 </ds:datastoreItem>
 </file>
 
-<file path=customXml/itemProps2.xml><?xml version="1.0" encoding="utf-8"?>
+<file path=customXml/itemProps3.xml><?xml version="1.0" encoding="utf-8"?>
 <ds:datastoreItem xmlns:ds="http://schemas.openxmlformats.org/officeDocument/2006/customXml" ds:itemID="{AEAB193A-0B35-45ED-9423-E63FC15D0D3B}">
   <ds:schemaRefs>
     <ds:schemaRef ds:uri="http://schemas.microsoft.com/office/2006/metadata/properties"/>
     <ds:schemaRef ds:uri="http://schemas.microsoft.com/office/infopath/2007/PartnerControls"/>
-  </ds:schemaRefs>
-</ds:datastoreItem>
-</file>
-
-<file path=customXml/itemProps3.xml><?xml version="1.0" encoding="utf-8"?>
-<ds:datastoreItem xmlns:ds="http://schemas.openxmlformats.org/officeDocument/2006/customXml" ds:itemID="{641A501F-5856-B74E-81EC-17AA83297DF6}">
-  <ds:schemaRefs>
-    <ds:schemaRef ds:uri="http://schemas.openxmlformats.org/officeDocument/2006/bibliography"/>
   </ds:schemaRefs>
 </ds:datastoreItem>
 </file>

--- a/docs/Squad App Frontend IPA Dokumentation.docx
+++ b/docs/Squad App Frontend IPA Dokumentation.docx
@@ -12739,7 +12739,19 @@
               <w:rPr>
                 <w:rFonts w:ascii="Arial" w:hAnsi="Arial" w:cs="Arial"/>
               </w:rPr>
-              <w:t>Dokumentation (2h), Frontend Squad Bereich (5h), Arbeitsjournal (1h)</w:t>
+              <w:t xml:space="preserve">Dokumentation (2h), Frontend Squad Bereich (5h), </w:t>
+            </w:r>
+            <w:r>
+              <w:rPr>
+                <w:rFonts w:ascii="Arial" w:hAnsi="Arial" w:cs="Arial"/>
+              </w:rPr>
+              <w:t>Dokumentation</w:t>
+            </w:r>
+            <w:r>
+              <w:rPr>
+                <w:rFonts w:ascii="Arial" w:hAnsi="Arial" w:cs="Arial"/>
+              </w:rPr>
+              <w:t xml:space="preserve"> (1h)</w:t>
             </w:r>
           </w:p>
         </w:tc>
@@ -13336,6 +13348,12 @@
                 <w:rFonts w:cs="Arial"/>
               </w:rPr>
             </w:pPr>
+            <w:r>
+              <w:rPr>
+                <w:rFonts w:cs="Arial"/>
+              </w:rPr>
+              <w:t>Dokumentation (4h), Backend Player Bereich (4h)</w:t>
+            </w:r>
           </w:p>
         </w:tc>
       </w:tr>
@@ -13375,6 +13393,12 @@
                 <w:rFonts w:cs="Arial"/>
               </w:rPr>
             </w:pPr>
+            <w:r>
+              <w:rPr>
+                <w:rFonts w:cs="Arial"/>
+              </w:rPr>
+              <w:t>Keine</w:t>
+            </w:r>
           </w:p>
         </w:tc>
       </w:tr>
@@ -13414,6 +13438,12 @@
                 <w:rFonts w:cs="Arial"/>
               </w:rPr>
             </w:pPr>
+            <w:r>
+              <w:rPr>
+                <w:rFonts w:cs="Arial"/>
+              </w:rPr>
+              <w:t>Im Admin Bereich auf der Spieler Seite können neue Spieler erstellt und vorhandene Spieler bearbeitet oder gelöscht werden.</w:t>
+            </w:r>
           </w:p>
         </w:tc>
       </w:tr>
@@ -13459,6 +13489,12 @@
                 <w:rFonts w:cs="Arial"/>
               </w:rPr>
             </w:pPr>
+            <w:r>
+              <w:rPr>
+                <w:rFonts w:cs="Arial"/>
+              </w:rPr>
+              <w:t>Beim Implementieren der Sheet Komponente aus der shadcn/ui Library gab es anfängliche Schwierigkeiten bei der Integration in die Seitenstruktur. Das Öffnen und Schliessen des Sheets musste angepasst werden.</w:t>
+            </w:r>
           </w:p>
         </w:tc>
       </w:tr>
@@ -13491,6 +13527,24 @@
                 <w:rFonts w:cs="Arial"/>
               </w:rPr>
             </w:pPr>
+            <w:r>
+              <w:rPr>
+                <w:rFonts w:cs="Arial"/>
+              </w:rPr>
+              <w:t xml:space="preserve">Durch das Studium der shadcn/ui Dokumentation sowie kleinere Tests mit der Komponente konnte die Integration </w:t>
+            </w:r>
+            <w:r>
+              <w:rPr>
+                <w:rFonts w:cs="Arial"/>
+              </w:rPr>
+              <w:t>Schritt für Schritt</w:t>
+            </w:r>
+            <w:r>
+              <w:rPr>
+                <w:rFonts w:cs="Arial"/>
+              </w:rPr>
+              <w:t xml:space="preserve"> umgesetzt werden. Anschliessend wurde das Sheet erfolgreich für das Erstellen und Bearbeiten von Spielern verwendet.</w:t>
+            </w:r>
           </w:p>
         </w:tc>
       </w:tr>
@@ -13523,6 +13577,38 @@
                 <w:rFonts w:cs="Arial"/>
               </w:rPr>
             </w:pPr>
+            <w:r>
+              <w:rPr>
+                <w:rFonts w:cs="Arial"/>
+              </w:rPr>
+              <w:t>Neue Spieler erstellen getestet.</w:t>
+            </w:r>
+          </w:p>
+          <w:p>
+            <w:pPr>
+              <w:rPr>
+                <w:rFonts w:cs="Arial"/>
+              </w:rPr>
+            </w:pPr>
+            <w:r>
+              <w:rPr>
+                <w:rFonts w:cs="Arial"/>
+              </w:rPr>
+              <w:t>Spieler bearbeiten getestet.</w:t>
+            </w:r>
+          </w:p>
+          <w:p>
+            <w:pPr>
+              <w:rPr>
+                <w:rFonts w:cs="Arial"/>
+              </w:rPr>
+            </w:pPr>
+            <w:r>
+              <w:rPr>
+                <w:rFonts w:cs="Arial"/>
+              </w:rPr>
+              <w:t>Spieler löschen getestet.</w:t>
+            </w:r>
           </w:p>
         </w:tc>
       </w:tr>
@@ -13555,6 +13641,12 @@
                 <w:rFonts w:cs="Arial"/>
               </w:rPr>
             </w:pPr>
+            <w:r>
+              <w:rPr>
+                <w:rFonts w:cs="Arial"/>
+              </w:rPr>
+              <w:t>Aus der shadcn/ui Library die Komponenten Sidebar und Radio Group studiert.</w:t>
+            </w:r>
           </w:p>
         </w:tc>
       </w:tr>
@@ -13587,6 +13679,12 @@
                 <w:rFonts w:cs="Arial"/>
               </w:rPr>
             </w:pPr>
+            <w:r>
+              <w:rPr>
+                <w:rFonts w:cs="Arial"/>
+              </w:rPr>
+              <w:t>Nach einem Gespräch mit René eine globale Prettier Config installiert.</w:t>
+            </w:r>
           </w:p>
         </w:tc>
       </w:tr>
@@ -13619,6 +13717,18 @@
                 <w:rFonts w:cs="Arial"/>
               </w:rPr>
             </w:pPr>
+            <w:r>
+              <w:rPr>
+                <w:rFonts w:cs="Arial"/>
+              </w:rPr>
+              <w:t>Circa eine Stunde hinter dem Zeitplan</w:t>
+            </w:r>
+            <w:r>
+              <w:rPr>
+                <w:rFonts w:cs="Arial"/>
+              </w:rPr>
+              <w:t>.</w:t>
+            </w:r>
           </w:p>
         </w:tc>
       </w:tr>
@@ -13651,6 +13761,24 @@
                 <w:rFonts w:cs="Arial"/>
               </w:rPr>
             </w:pPr>
+            <w:r>
+              <w:rPr>
+                <w:rFonts w:cs="Arial"/>
+              </w:rPr>
+              <w:t xml:space="preserve">Die Tage gehen schneller und schneller vorbei. Ich konnte heute zwar meine Tagesziele erreichen, war aber nicht so konzentriert bei der Arbeit wie an anderen Tagen. Obwohl ich genügend geschlafen habe, spürte ich am Nachmittag eine gewisse Schläfrigkeit. Nichtsdestotrotz </w:t>
+            </w:r>
+            <w:r>
+              <w:rPr>
+                <w:rFonts w:cs="Arial"/>
+              </w:rPr>
+              <w:t xml:space="preserve">fühle ich mich sehr zuversichtlich, meine IPA gut abschliessen zu können. </w:t>
+            </w:r>
+            <w:r>
+              <w:rPr>
+                <w:rFonts w:cs="Arial"/>
+              </w:rPr>
+              <w:t xml:space="preserve"> Am späten Nachmittag hatte ich ein super Gespräch mit René und ich gehe guten Mutes nach Hause.</w:t>
+            </w:r>
           </w:p>
         </w:tc>
       </w:tr>
@@ -37664,7 +37792,6 @@
   <w:style w:type="character" w:default="1" w:styleId="Absatz-Standardschriftart">
     <w:name w:val="Default Paragraph Font"/>
     <w:uiPriority w:val="1"/>
-    <w:semiHidden/>
     <w:unhideWhenUsed/>
   </w:style>
   <w:style w:type="table" w:default="1" w:styleId="NormaleTabelle">

--- a/docs/Squad App Frontend IPA Dokumentation.docx
+++ b/docs/Squad App Frontend IPA Dokumentation.docx
@@ -293,7 +293,7 @@
             </w:rPr>
             <w:fldChar w:fldCharType="separate"/>
           </w:r>
-          <w:hyperlink w:anchor="_Toc223601392" w:history="1">
+          <w:hyperlink w:anchor="_Toc224110295" w:history="1">
             <w:r>
               <w:rPr>
                 <w:rStyle w:val="Hyperlink"/>
@@ -341,7 +341,7 @@
                 <w:noProof/>
                 <w:webHidden/>
               </w:rPr>
-              <w:instrText xml:space="preserve"> PAGEREF _Toc223601392 \h </w:instrText>
+              <w:instrText xml:space="preserve"> PAGEREF _Toc224110295 \h </w:instrText>
             </w:r>
             <w:r>
               <w:rPr>
@@ -388,7 +388,7 @@
               <w14:ligatures w14:val="standardContextual"/>
             </w:rPr>
           </w:pPr>
-          <w:hyperlink w:anchor="_Toc223601393" w:history="1">
+          <w:hyperlink w:anchor="_Toc224110296" w:history="1">
             <w:r>
               <w:rPr>
                 <w:rStyle w:val="Hyperlink"/>
@@ -436,7 +436,7 @@
                 <w:noProof/>
                 <w:webHidden/>
               </w:rPr>
-              <w:instrText xml:space="preserve"> PAGEREF _Toc223601393 \h </w:instrText>
+              <w:instrText xml:space="preserve"> PAGEREF _Toc224110296 \h </w:instrText>
             </w:r>
             <w:r>
               <w:rPr>
@@ -483,7 +483,7 @@
               <w14:ligatures w14:val="standardContextual"/>
             </w:rPr>
           </w:pPr>
-          <w:hyperlink w:anchor="_Toc223601394" w:history="1">
+          <w:hyperlink w:anchor="_Toc224110297" w:history="1">
             <w:r>
               <w:rPr>
                 <w:rStyle w:val="Hyperlink"/>
@@ -531,7 +531,7 @@
                 <w:noProof/>
                 <w:webHidden/>
               </w:rPr>
-              <w:instrText xml:space="preserve"> PAGEREF _Toc223601394 \h </w:instrText>
+              <w:instrText xml:space="preserve"> PAGEREF _Toc224110297 \h </w:instrText>
             </w:r>
             <w:r>
               <w:rPr>
@@ -578,7 +578,7 @@
               <w14:ligatures w14:val="standardContextual"/>
             </w:rPr>
           </w:pPr>
-          <w:hyperlink w:anchor="_Toc223601395" w:history="1">
+          <w:hyperlink w:anchor="_Toc224110298" w:history="1">
             <w:r>
               <w:rPr>
                 <w:rStyle w:val="Hyperlink"/>
@@ -626,7 +626,7 @@
                 <w:noProof/>
                 <w:webHidden/>
               </w:rPr>
-              <w:instrText xml:space="preserve"> PAGEREF _Toc223601395 \h </w:instrText>
+              <w:instrText xml:space="preserve"> PAGEREF _Toc224110298 \h </w:instrText>
             </w:r>
             <w:r>
               <w:rPr>
@@ -673,7 +673,7 @@
               <w14:ligatures w14:val="standardContextual"/>
             </w:rPr>
           </w:pPr>
-          <w:hyperlink w:anchor="_Toc223601396" w:history="1">
+          <w:hyperlink w:anchor="_Toc224110299" w:history="1">
             <w:r>
               <w:rPr>
                 <w:rStyle w:val="Hyperlink"/>
@@ -721,7 +721,7 @@
                 <w:noProof/>
                 <w:webHidden/>
               </w:rPr>
-              <w:instrText xml:space="preserve"> PAGEREF _Toc223601396 \h </w:instrText>
+              <w:instrText xml:space="preserve"> PAGEREF _Toc224110299 \h </w:instrText>
             </w:r>
             <w:r>
               <w:rPr>
@@ -768,7 +768,7 @@
               <w14:ligatures w14:val="standardContextual"/>
             </w:rPr>
           </w:pPr>
-          <w:hyperlink w:anchor="_Toc223601397" w:history="1">
+          <w:hyperlink w:anchor="_Toc224110300" w:history="1">
             <w:r>
               <w:rPr>
                 <w:rStyle w:val="Hyperlink"/>
@@ -816,7 +816,7 @@
                 <w:noProof/>
                 <w:webHidden/>
               </w:rPr>
-              <w:instrText xml:space="preserve"> PAGEREF _Toc223601397 \h </w:instrText>
+              <w:instrText xml:space="preserve"> PAGEREF _Toc224110300 \h </w:instrText>
             </w:r>
             <w:r>
               <w:rPr>
@@ -863,7 +863,7 @@
               <w14:ligatures w14:val="standardContextual"/>
             </w:rPr>
           </w:pPr>
-          <w:hyperlink w:anchor="_Toc223601398" w:history="1">
+          <w:hyperlink w:anchor="_Toc224110301" w:history="1">
             <w:r>
               <w:rPr>
                 <w:rStyle w:val="Hyperlink"/>
@@ -911,7 +911,7 @@
                 <w:noProof/>
                 <w:webHidden/>
               </w:rPr>
-              <w:instrText xml:space="preserve"> PAGEREF _Toc223601398 \h </w:instrText>
+              <w:instrText xml:space="preserve"> PAGEREF _Toc224110301 \h </w:instrText>
             </w:r>
             <w:r>
               <w:rPr>
@@ -958,7 +958,7 @@
               <w14:ligatures w14:val="standardContextual"/>
             </w:rPr>
           </w:pPr>
-          <w:hyperlink w:anchor="_Toc223601399" w:history="1">
+          <w:hyperlink w:anchor="_Toc224110302" w:history="1">
             <w:r>
               <w:rPr>
                 <w:rStyle w:val="Hyperlink"/>
@@ -1006,7 +1006,7 @@
                 <w:noProof/>
                 <w:webHidden/>
               </w:rPr>
-              <w:instrText xml:space="preserve"> PAGEREF _Toc223601399 \h </w:instrText>
+              <w:instrText xml:space="preserve"> PAGEREF _Toc224110302 \h </w:instrText>
             </w:r>
             <w:r>
               <w:rPr>
@@ -1053,7 +1053,7 @@
               <w14:ligatures w14:val="standardContextual"/>
             </w:rPr>
           </w:pPr>
-          <w:hyperlink w:anchor="_Toc223601400" w:history="1">
+          <w:hyperlink w:anchor="_Toc224110303" w:history="1">
             <w:r>
               <w:rPr>
                 <w:rStyle w:val="Hyperlink"/>
@@ -1101,7 +1101,7 @@
                 <w:noProof/>
                 <w:webHidden/>
               </w:rPr>
-              <w:instrText xml:space="preserve"> PAGEREF _Toc223601400 \h </w:instrText>
+              <w:instrText xml:space="preserve"> PAGEREF _Toc224110303 \h </w:instrText>
             </w:r>
             <w:r>
               <w:rPr>
@@ -1148,7 +1148,7 @@
               <w14:ligatures w14:val="standardContextual"/>
             </w:rPr>
           </w:pPr>
-          <w:hyperlink w:anchor="_Toc223601401" w:history="1">
+          <w:hyperlink w:anchor="_Toc224110304" w:history="1">
             <w:r>
               <w:rPr>
                 <w:rStyle w:val="Hyperlink"/>
@@ -1196,7 +1196,7 @@
                 <w:noProof/>
                 <w:webHidden/>
               </w:rPr>
-              <w:instrText xml:space="preserve"> PAGEREF _Toc223601401 \h </w:instrText>
+              <w:instrText xml:space="preserve"> PAGEREF _Toc224110304 \h </w:instrText>
             </w:r>
             <w:r>
               <w:rPr>
@@ -1216,7 +1216,7 @@
                 <w:noProof/>
                 <w:webHidden/>
               </w:rPr>
-              <w:t>8</w:t>
+              <w:t>9</w:t>
             </w:r>
             <w:r>
               <w:rPr>
@@ -1243,7 +1243,7 @@
               <w14:ligatures w14:val="standardContextual"/>
             </w:rPr>
           </w:pPr>
-          <w:hyperlink w:anchor="_Toc223601402" w:history="1">
+          <w:hyperlink w:anchor="_Toc224110305" w:history="1">
             <w:r>
               <w:rPr>
                 <w:rStyle w:val="Hyperlink"/>
@@ -1291,7 +1291,7 @@
                 <w:noProof/>
                 <w:webHidden/>
               </w:rPr>
-              <w:instrText xml:space="preserve"> PAGEREF _Toc223601402 \h </w:instrText>
+              <w:instrText xml:space="preserve"> PAGEREF _Toc224110305 \h </w:instrText>
             </w:r>
             <w:r>
               <w:rPr>
@@ -1311,7 +1311,7 @@
                 <w:noProof/>
                 <w:webHidden/>
               </w:rPr>
-              <w:t>9</w:t>
+              <w:t>10</w:t>
             </w:r>
             <w:r>
               <w:rPr>
@@ -1338,7 +1338,7 @@
               <w14:ligatures w14:val="standardContextual"/>
             </w:rPr>
           </w:pPr>
-          <w:hyperlink w:anchor="_Toc223601403" w:history="1">
+          <w:hyperlink w:anchor="_Toc224110306" w:history="1">
             <w:r>
               <w:rPr>
                 <w:rStyle w:val="Hyperlink"/>
@@ -1386,7 +1386,7 @@
                 <w:noProof/>
                 <w:webHidden/>
               </w:rPr>
-              <w:instrText xml:space="preserve"> PAGEREF _Toc223601403 \h </w:instrText>
+              <w:instrText xml:space="preserve"> PAGEREF _Toc224110306 \h </w:instrText>
             </w:r>
             <w:r>
               <w:rPr>
@@ -1406,7 +1406,7 @@
                 <w:noProof/>
                 <w:webHidden/>
               </w:rPr>
-              <w:t>10</w:t>
+              <w:t>11</w:t>
             </w:r>
             <w:r>
               <w:rPr>
@@ -1433,7 +1433,7 @@
               <w14:ligatures w14:val="standardContextual"/>
             </w:rPr>
           </w:pPr>
-          <w:hyperlink w:anchor="_Toc223601404" w:history="1">
+          <w:hyperlink w:anchor="_Toc224110307" w:history="1">
             <w:r>
               <w:rPr>
                 <w:rStyle w:val="Hyperlink"/>
@@ -1481,7 +1481,7 @@
                 <w:noProof/>
                 <w:webHidden/>
               </w:rPr>
-              <w:instrText xml:space="preserve"> PAGEREF _Toc223601404 \h </w:instrText>
+              <w:instrText xml:space="preserve"> PAGEREF _Toc224110307 \h </w:instrText>
             </w:r>
             <w:r>
               <w:rPr>
@@ -1501,7 +1501,7 @@
                 <w:noProof/>
                 <w:webHidden/>
               </w:rPr>
-              <w:t>11</w:t>
+              <w:t>12</w:t>
             </w:r>
             <w:r>
               <w:rPr>
@@ -1528,7 +1528,7 @@
               <w14:ligatures w14:val="standardContextual"/>
             </w:rPr>
           </w:pPr>
-          <w:hyperlink w:anchor="_Toc223601405" w:history="1">
+          <w:hyperlink w:anchor="_Toc224110308" w:history="1">
             <w:r>
               <w:rPr>
                 <w:rStyle w:val="Hyperlink"/>
@@ -1576,7 +1576,7 @@
                 <w:noProof/>
                 <w:webHidden/>
               </w:rPr>
-              <w:instrText xml:space="preserve"> PAGEREF _Toc223601405 \h </w:instrText>
+              <w:instrText xml:space="preserve"> PAGEREF _Toc224110308 \h </w:instrText>
             </w:r>
             <w:r>
               <w:rPr>
@@ -1596,7 +1596,7 @@
                 <w:noProof/>
                 <w:webHidden/>
               </w:rPr>
-              <w:t>12</w:t>
+              <w:t>13</w:t>
             </w:r>
             <w:r>
               <w:rPr>
@@ -1623,7 +1623,7 @@
               <w14:ligatures w14:val="standardContextual"/>
             </w:rPr>
           </w:pPr>
-          <w:hyperlink w:anchor="_Toc223601406" w:history="1">
+          <w:hyperlink w:anchor="_Toc224110309" w:history="1">
             <w:r>
               <w:rPr>
                 <w:rStyle w:val="Hyperlink"/>
@@ -1671,7 +1671,7 @@
                 <w:noProof/>
                 <w:webHidden/>
               </w:rPr>
-              <w:instrText xml:space="preserve"> PAGEREF _Toc223601406 \h </w:instrText>
+              <w:instrText xml:space="preserve"> PAGEREF _Toc224110309 \h </w:instrText>
             </w:r>
             <w:r>
               <w:rPr>
@@ -1691,7 +1691,7 @@
                 <w:noProof/>
                 <w:webHidden/>
               </w:rPr>
-              <w:t>13</w:t>
+              <w:t>14</w:t>
             </w:r>
             <w:r>
               <w:rPr>
@@ -1718,7 +1718,7 @@
               <w14:ligatures w14:val="standardContextual"/>
             </w:rPr>
           </w:pPr>
-          <w:hyperlink w:anchor="_Toc223601407" w:history="1">
+          <w:hyperlink w:anchor="_Toc224110310" w:history="1">
             <w:r>
               <w:rPr>
                 <w:rStyle w:val="Hyperlink"/>
@@ -1766,7 +1766,7 @@
                 <w:noProof/>
                 <w:webHidden/>
               </w:rPr>
-              <w:instrText xml:space="preserve"> PAGEREF _Toc223601407 \h </w:instrText>
+              <w:instrText xml:space="preserve"> PAGEREF _Toc224110310 \h </w:instrText>
             </w:r>
             <w:r>
               <w:rPr>
@@ -1786,7 +1786,7 @@
                 <w:noProof/>
                 <w:webHidden/>
               </w:rPr>
-              <w:t>14</w:t>
+              <w:t>15</w:t>
             </w:r>
             <w:r>
               <w:rPr>
@@ -1813,7 +1813,7 @@
               <w14:ligatures w14:val="standardContextual"/>
             </w:rPr>
           </w:pPr>
-          <w:hyperlink w:anchor="_Toc223601408" w:history="1">
+          <w:hyperlink w:anchor="_Toc224110311" w:history="1">
             <w:r>
               <w:rPr>
                 <w:rStyle w:val="Hyperlink"/>
@@ -1861,7 +1861,7 @@
                 <w:noProof/>
                 <w:webHidden/>
               </w:rPr>
-              <w:instrText xml:space="preserve"> PAGEREF _Toc223601408 \h </w:instrText>
+              <w:instrText xml:space="preserve"> PAGEREF _Toc224110311 \h </w:instrText>
             </w:r>
             <w:r>
               <w:rPr>
@@ -1881,7 +1881,7 @@
                 <w:noProof/>
                 <w:webHidden/>
               </w:rPr>
-              <w:t>15</w:t>
+              <w:t>16</w:t>
             </w:r>
             <w:r>
               <w:rPr>
@@ -1908,7 +1908,7 @@
               <w14:ligatures w14:val="standardContextual"/>
             </w:rPr>
           </w:pPr>
-          <w:hyperlink w:anchor="_Toc223601409" w:history="1">
+          <w:hyperlink w:anchor="_Toc224110312" w:history="1">
             <w:r>
               <w:rPr>
                 <w:rStyle w:val="Hyperlink"/>
@@ -1956,7 +1956,7 @@
                 <w:noProof/>
                 <w:webHidden/>
               </w:rPr>
-              <w:instrText xml:space="preserve"> PAGEREF _Toc223601409 \h </w:instrText>
+              <w:instrText xml:space="preserve"> PAGEREF _Toc224110312 \h </w:instrText>
             </w:r>
             <w:r>
               <w:rPr>
@@ -1976,7 +1976,7 @@
                 <w:noProof/>
                 <w:webHidden/>
               </w:rPr>
-              <w:t>16</w:t>
+              <w:t>17</w:t>
             </w:r>
             <w:r>
               <w:rPr>
@@ -2000,7 +2000,7 @@
               <w14:ligatures w14:val="standardContextual"/>
             </w:rPr>
           </w:pPr>
-          <w:hyperlink w:anchor="_Toc223601410" w:history="1">
+          <w:hyperlink w:anchor="_Toc224110313" w:history="1">
             <w:r>
               <w:rPr>
                 <w:rStyle w:val="Hyperlink"/>
@@ -2048,7 +2048,7 @@
                 <w:noProof/>
                 <w:webHidden/>
               </w:rPr>
-              <w:instrText xml:space="preserve"> PAGEREF _Toc223601410 \h </w:instrText>
+              <w:instrText xml:space="preserve"> PAGEREF _Toc224110313 \h </w:instrText>
             </w:r>
             <w:r>
               <w:rPr>
@@ -2068,7 +2068,7 @@
                 <w:noProof/>
                 <w:webHidden/>
               </w:rPr>
-              <w:t>17</w:t>
+              <w:t>18</w:t>
             </w:r>
             <w:r>
               <w:rPr>
@@ -2095,7 +2095,7 @@
               <w14:ligatures w14:val="standardContextual"/>
             </w:rPr>
           </w:pPr>
-          <w:hyperlink w:anchor="_Toc223601411" w:history="1">
+          <w:hyperlink w:anchor="_Toc224110314" w:history="1">
             <w:r>
               <w:rPr>
                 <w:rStyle w:val="Hyperlink"/>
@@ -2143,7 +2143,7 @@
                 <w:noProof/>
                 <w:webHidden/>
               </w:rPr>
-              <w:instrText xml:space="preserve"> PAGEREF _Toc223601411 \h </w:instrText>
+              <w:instrText xml:space="preserve"> PAGEREF _Toc224110314 \h </w:instrText>
             </w:r>
             <w:r>
               <w:rPr>
@@ -2163,7 +2163,7 @@
                 <w:noProof/>
                 <w:webHidden/>
               </w:rPr>
-              <w:t>17</w:t>
+              <w:t>18</w:t>
             </w:r>
             <w:r>
               <w:rPr>
@@ -2190,7 +2190,7 @@
               <w14:ligatures w14:val="standardContextual"/>
             </w:rPr>
           </w:pPr>
-          <w:hyperlink w:anchor="_Toc223601412" w:history="1">
+          <w:hyperlink w:anchor="_Toc224110315" w:history="1">
             <w:r>
               <w:rPr>
                 <w:rStyle w:val="Hyperlink"/>
@@ -2238,7 +2238,7 @@
                 <w:noProof/>
                 <w:webHidden/>
               </w:rPr>
-              <w:instrText xml:space="preserve"> PAGEREF _Toc223601412 \h </w:instrText>
+              <w:instrText xml:space="preserve"> PAGEREF _Toc224110315 \h </w:instrText>
             </w:r>
             <w:r>
               <w:rPr>
@@ -2258,7 +2258,7 @@
                 <w:noProof/>
                 <w:webHidden/>
               </w:rPr>
-              <w:t>17</w:t>
+              <w:t>18</w:t>
             </w:r>
             <w:r>
               <w:rPr>
@@ -2285,7 +2285,7 @@
               <w14:ligatures w14:val="standardContextual"/>
             </w:rPr>
           </w:pPr>
-          <w:hyperlink w:anchor="_Toc223601413" w:history="1">
+          <w:hyperlink w:anchor="_Toc224110316" w:history="1">
             <w:r>
               <w:rPr>
                 <w:rStyle w:val="Hyperlink"/>
@@ -2333,7 +2333,7 @@
                 <w:noProof/>
                 <w:webHidden/>
               </w:rPr>
-              <w:instrText xml:space="preserve"> PAGEREF _Toc223601413 \h </w:instrText>
+              <w:instrText xml:space="preserve"> PAGEREF _Toc224110316 \h </w:instrText>
             </w:r>
             <w:r>
               <w:rPr>
@@ -2353,7 +2353,7 @@
                 <w:noProof/>
                 <w:webHidden/>
               </w:rPr>
-              <w:t>17</w:t>
+              <w:t>18</w:t>
             </w:r>
             <w:r>
               <w:rPr>
@@ -2380,7 +2380,7 @@
               <w14:ligatures w14:val="standardContextual"/>
             </w:rPr>
           </w:pPr>
-          <w:hyperlink w:anchor="_Toc223601414" w:history="1">
+          <w:hyperlink w:anchor="_Toc224110317" w:history="1">
             <w:r>
               <w:rPr>
                 <w:rStyle w:val="Hyperlink"/>
@@ -2428,7 +2428,7 @@
                 <w:noProof/>
                 <w:webHidden/>
               </w:rPr>
-              <w:instrText xml:space="preserve"> PAGEREF _Toc223601414 \h </w:instrText>
+              <w:instrText xml:space="preserve"> PAGEREF _Toc224110317 \h </w:instrText>
             </w:r>
             <w:r>
               <w:rPr>
@@ -2448,7 +2448,7 @@
                 <w:noProof/>
                 <w:webHidden/>
               </w:rPr>
-              <w:t>18</w:t>
+              <w:t>19</w:t>
             </w:r>
             <w:r>
               <w:rPr>
@@ -2475,7 +2475,7 @@
               <w14:ligatures w14:val="standardContextual"/>
             </w:rPr>
           </w:pPr>
-          <w:hyperlink w:anchor="_Toc223601415" w:history="1">
+          <w:hyperlink w:anchor="_Toc224110318" w:history="1">
             <w:r>
               <w:rPr>
                 <w:rStyle w:val="Hyperlink"/>
@@ -2523,7 +2523,7 @@
                 <w:noProof/>
                 <w:webHidden/>
               </w:rPr>
-              <w:instrText xml:space="preserve"> PAGEREF _Toc223601415 \h </w:instrText>
+              <w:instrText xml:space="preserve"> PAGEREF _Toc224110318 \h </w:instrText>
             </w:r>
             <w:r>
               <w:rPr>
@@ -2543,7 +2543,7 @@
                 <w:noProof/>
                 <w:webHidden/>
               </w:rPr>
-              <w:t>19</w:t>
+              <w:t>20</w:t>
             </w:r>
             <w:r>
               <w:rPr>
@@ -2570,7 +2570,7 @@
               <w14:ligatures w14:val="standardContextual"/>
             </w:rPr>
           </w:pPr>
-          <w:hyperlink w:anchor="_Toc223601416" w:history="1">
+          <w:hyperlink w:anchor="_Toc224110319" w:history="1">
             <w:r>
               <w:rPr>
                 <w:rStyle w:val="Hyperlink"/>
@@ -2618,7 +2618,7 @@
                 <w:noProof/>
                 <w:webHidden/>
               </w:rPr>
-              <w:instrText xml:space="preserve"> PAGEREF _Toc223601416 \h </w:instrText>
+              <w:instrText xml:space="preserve"> PAGEREF _Toc224110319 \h </w:instrText>
             </w:r>
             <w:r>
               <w:rPr>
@@ -2638,7 +2638,7 @@
                 <w:noProof/>
                 <w:webHidden/>
               </w:rPr>
-              <w:t>19</w:t>
+              <w:t>20</w:t>
             </w:r>
             <w:r>
               <w:rPr>
@@ -2665,7 +2665,7 @@
               <w14:ligatures w14:val="standardContextual"/>
             </w:rPr>
           </w:pPr>
-          <w:hyperlink w:anchor="_Toc223601417" w:history="1">
+          <w:hyperlink w:anchor="_Toc224110320" w:history="1">
             <w:r>
               <w:rPr>
                 <w:rStyle w:val="Hyperlink"/>
@@ -2713,7 +2713,7 @@
                 <w:noProof/>
                 <w:webHidden/>
               </w:rPr>
-              <w:instrText xml:space="preserve"> PAGEREF _Toc223601417 \h </w:instrText>
+              <w:instrText xml:space="preserve"> PAGEREF _Toc224110320 \h </w:instrText>
             </w:r>
             <w:r>
               <w:rPr>
@@ -2733,7 +2733,7 @@
                 <w:noProof/>
                 <w:webHidden/>
               </w:rPr>
-              <w:t>19</w:t>
+              <w:t>20</w:t>
             </w:r>
             <w:r>
               <w:rPr>
@@ -2760,7 +2760,7 @@
               <w14:ligatures w14:val="standardContextual"/>
             </w:rPr>
           </w:pPr>
-          <w:hyperlink w:anchor="_Toc223601418" w:history="1">
+          <w:hyperlink w:anchor="_Toc224110321" w:history="1">
             <w:r>
               <w:rPr>
                 <w:rStyle w:val="Hyperlink"/>
@@ -2808,7 +2808,7 @@
                 <w:noProof/>
                 <w:webHidden/>
               </w:rPr>
-              <w:instrText xml:space="preserve"> PAGEREF _Toc223601418 \h </w:instrText>
+              <w:instrText xml:space="preserve"> PAGEREF _Toc224110321 \h </w:instrText>
             </w:r>
             <w:r>
               <w:rPr>
@@ -2828,7 +2828,7 @@
                 <w:noProof/>
                 <w:webHidden/>
               </w:rPr>
-              <w:t>19</w:t>
+              <w:t>20</w:t>
             </w:r>
             <w:r>
               <w:rPr>
@@ -2855,7 +2855,7 @@
               <w14:ligatures w14:val="standardContextual"/>
             </w:rPr>
           </w:pPr>
-          <w:hyperlink w:anchor="_Toc223601419" w:history="1">
+          <w:hyperlink w:anchor="_Toc224110322" w:history="1">
             <w:r>
               <w:rPr>
                 <w:rStyle w:val="Hyperlink"/>
@@ -2903,7 +2903,7 @@
                 <w:noProof/>
                 <w:webHidden/>
               </w:rPr>
-              <w:instrText xml:space="preserve"> PAGEREF _Toc223601419 \h </w:instrText>
+              <w:instrText xml:space="preserve"> PAGEREF _Toc224110322 \h </w:instrText>
             </w:r>
             <w:r>
               <w:rPr>
@@ -2923,7 +2923,7 @@
                 <w:noProof/>
                 <w:webHidden/>
               </w:rPr>
-              <w:t>19</w:t>
+              <w:t>20</w:t>
             </w:r>
             <w:r>
               <w:rPr>
@@ -2950,7 +2950,7 @@
               <w14:ligatures w14:val="standardContextual"/>
             </w:rPr>
           </w:pPr>
-          <w:hyperlink w:anchor="_Toc223601420" w:history="1">
+          <w:hyperlink w:anchor="_Toc224110323" w:history="1">
             <w:r>
               <w:rPr>
                 <w:rStyle w:val="Hyperlink"/>
@@ -2998,7 +2998,7 @@
                 <w:noProof/>
                 <w:webHidden/>
               </w:rPr>
-              <w:instrText xml:space="preserve"> PAGEREF _Toc223601420 \h </w:instrText>
+              <w:instrText xml:space="preserve"> PAGEREF _Toc224110323 \h </w:instrText>
             </w:r>
             <w:r>
               <w:rPr>
@@ -3018,7 +3018,7 @@
                 <w:noProof/>
                 <w:webHidden/>
               </w:rPr>
-              <w:t>19</w:t>
+              <w:t>20</w:t>
             </w:r>
             <w:r>
               <w:rPr>
@@ -3045,7 +3045,7 @@
               <w14:ligatures w14:val="standardContextual"/>
             </w:rPr>
           </w:pPr>
-          <w:hyperlink w:anchor="_Toc223601421" w:history="1">
+          <w:hyperlink w:anchor="_Toc224110324" w:history="1">
             <w:r>
               <w:rPr>
                 <w:rStyle w:val="Hyperlink"/>
@@ -3093,7 +3093,7 @@
                 <w:noProof/>
                 <w:webHidden/>
               </w:rPr>
-              <w:instrText xml:space="preserve"> PAGEREF _Toc223601421 \h </w:instrText>
+              <w:instrText xml:space="preserve"> PAGEREF _Toc224110324 \h </w:instrText>
             </w:r>
             <w:r>
               <w:rPr>
@@ -3113,7 +3113,7 @@
                 <w:noProof/>
                 <w:webHidden/>
               </w:rPr>
-              <w:t>21</w:t>
+              <w:t>22</w:t>
             </w:r>
             <w:r>
               <w:rPr>
@@ -3140,7 +3140,7 @@
               <w14:ligatures w14:val="standardContextual"/>
             </w:rPr>
           </w:pPr>
-          <w:hyperlink w:anchor="_Toc223601422" w:history="1">
+          <w:hyperlink w:anchor="_Toc224110325" w:history="1">
             <w:r>
               <w:rPr>
                 <w:rStyle w:val="Hyperlink"/>
@@ -3188,7 +3188,7 @@
                 <w:noProof/>
                 <w:webHidden/>
               </w:rPr>
-              <w:instrText xml:space="preserve"> PAGEREF _Toc223601422 \h </w:instrText>
+              <w:instrText xml:space="preserve"> PAGEREF _Toc224110325 \h </w:instrText>
             </w:r>
             <w:r>
               <w:rPr>
@@ -3208,7 +3208,7 @@
                 <w:noProof/>
                 <w:webHidden/>
               </w:rPr>
-              <w:t>21</w:t>
+              <w:t>22</w:t>
             </w:r>
             <w:r>
               <w:rPr>
@@ -3235,7 +3235,7 @@
               <w14:ligatures w14:val="standardContextual"/>
             </w:rPr>
           </w:pPr>
-          <w:hyperlink w:anchor="_Toc223601423" w:history="1">
+          <w:hyperlink w:anchor="_Toc224110326" w:history="1">
             <w:r>
               <w:rPr>
                 <w:rStyle w:val="Hyperlink"/>
@@ -3283,7 +3283,7 @@
                 <w:noProof/>
                 <w:webHidden/>
               </w:rPr>
-              <w:instrText xml:space="preserve"> PAGEREF _Toc223601423 \h </w:instrText>
+              <w:instrText xml:space="preserve"> PAGEREF _Toc224110326 \h </w:instrText>
             </w:r>
             <w:r>
               <w:rPr>
@@ -3303,7 +3303,7 @@
                 <w:noProof/>
                 <w:webHidden/>
               </w:rPr>
-              <w:t>21</w:t>
+              <w:t>22</w:t>
             </w:r>
             <w:r>
               <w:rPr>
@@ -3330,7 +3330,7 @@
               <w14:ligatures w14:val="standardContextual"/>
             </w:rPr>
           </w:pPr>
-          <w:hyperlink w:anchor="_Toc223601424" w:history="1">
+          <w:hyperlink w:anchor="_Toc224110327" w:history="1">
             <w:r>
               <w:rPr>
                 <w:rStyle w:val="Hyperlink"/>
@@ -3378,7 +3378,7 @@
                 <w:noProof/>
                 <w:webHidden/>
               </w:rPr>
-              <w:instrText xml:space="preserve"> PAGEREF _Toc223601424 \h </w:instrText>
+              <w:instrText xml:space="preserve"> PAGEREF _Toc224110327 \h </w:instrText>
             </w:r>
             <w:r>
               <w:rPr>
@@ -3398,7 +3398,7 @@
                 <w:noProof/>
                 <w:webHidden/>
               </w:rPr>
-              <w:t>22</w:t>
+              <w:t>23</w:t>
             </w:r>
             <w:r>
               <w:rPr>
@@ -3425,7 +3425,7 @@
               <w14:ligatures w14:val="standardContextual"/>
             </w:rPr>
           </w:pPr>
-          <w:hyperlink w:anchor="_Toc223601425" w:history="1">
+          <w:hyperlink w:anchor="_Toc224110328" w:history="1">
             <w:r>
               <w:rPr>
                 <w:rStyle w:val="Hyperlink"/>
@@ -3473,7 +3473,7 @@
                 <w:noProof/>
                 <w:webHidden/>
               </w:rPr>
-              <w:instrText xml:space="preserve"> PAGEREF _Toc223601425 \h </w:instrText>
+              <w:instrText xml:space="preserve"> PAGEREF _Toc224110328 \h </w:instrText>
             </w:r>
             <w:r>
               <w:rPr>
@@ -3493,7 +3493,7 @@
                 <w:noProof/>
                 <w:webHidden/>
               </w:rPr>
-              <w:t>23</w:t>
+              <w:t>24</w:t>
             </w:r>
             <w:r>
               <w:rPr>
@@ -3520,7 +3520,7 @@
               <w14:ligatures w14:val="standardContextual"/>
             </w:rPr>
           </w:pPr>
-          <w:hyperlink w:anchor="_Toc223601426" w:history="1">
+          <w:hyperlink w:anchor="_Toc224110329" w:history="1">
             <w:r>
               <w:rPr>
                 <w:rStyle w:val="Hyperlink"/>
@@ -3568,7 +3568,7 @@
                 <w:noProof/>
                 <w:webHidden/>
               </w:rPr>
-              <w:instrText xml:space="preserve"> PAGEREF _Toc223601426 \h </w:instrText>
+              <w:instrText xml:space="preserve"> PAGEREF _Toc224110329 \h </w:instrText>
             </w:r>
             <w:r>
               <w:rPr>
@@ -3588,7 +3588,7 @@
                 <w:noProof/>
                 <w:webHidden/>
               </w:rPr>
-              <w:t>23</w:t>
+              <w:t>24</w:t>
             </w:r>
             <w:r>
               <w:rPr>
@@ -3615,7 +3615,7 @@
               <w14:ligatures w14:val="standardContextual"/>
             </w:rPr>
           </w:pPr>
-          <w:hyperlink w:anchor="_Toc223601427" w:history="1">
+          <w:hyperlink w:anchor="_Toc224110330" w:history="1">
             <w:r>
               <w:rPr>
                 <w:rStyle w:val="Hyperlink"/>
@@ -3663,7 +3663,7 @@
                 <w:noProof/>
                 <w:webHidden/>
               </w:rPr>
-              <w:instrText xml:space="preserve"> PAGEREF _Toc223601427 \h </w:instrText>
+              <w:instrText xml:space="preserve"> PAGEREF _Toc224110330 \h </w:instrText>
             </w:r>
             <w:r>
               <w:rPr>
@@ -3683,7 +3683,7 @@
                 <w:noProof/>
                 <w:webHidden/>
               </w:rPr>
-              <w:t>24</w:t>
+              <w:t>25</w:t>
             </w:r>
             <w:r>
               <w:rPr>
@@ -3710,7 +3710,7 @@
               <w14:ligatures w14:val="standardContextual"/>
             </w:rPr>
           </w:pPr>
-          <w:hyperlink w:anchor="_Toc223601428" w:history="1">
+          <w:hyperlink w:anchor="_Toc224110331" w:history="1">
             <w:r>
               <w:rPr>
                 <w:rStyle w:val="Hyperlink"/>
@@ -3758,7 +3758,7 @@
                 <w:noProof/>
                 <w:webHidden/>
               </w:rPr>
-              <w:instrText xml:space="preserve"> PAGEREF _Toc223601428 \h </w:instrText>
+              <w:instrText xml:space="preserve"> PAGEREF _Toc224110331 \h </w:instrText>
             </w:r>
             <w:r>
               <w:rPr>
@@ -3778,7 +3778,7 @@
                 <w:noProof/>
                 <w:webHidden/>
               </w:rPr>
-              <w:t>25</w:t>
+              <w:t>26</w:t>
             </w:r>
             <w:r>
               <w:rPr>
@@ -3805,7 +3805,7 @@
               <w14:ligatures w14:val="standardContextual"/>
             </w:rPr>
           </w:pPr>
-          <w:hyperlink w:anchor="_Toc223601429" w:history="1">
+          <w:hyperlink w:anchor="_Toc224110332" w:history="1">
             <w:r>
               <w:rPr>
                 <w:rStyle w:val="Hyperlink"/>
@@ -3853,7 +3853,7 @@
                 <w:noProof/>
                 <w:webHidden/>
               </w:rPr>
-              <w:instrText xml:space="preserve"> PAGEREF _Toc223601429 \h </w:instrText>
+              <w:instrText xml:space="preserve"> PAGEREF _Toc224110332 \h </w:instrText>
             </w:r>
             <w:r>
               <w:rPr>
@@ -3873,7 +3873,7 @@
                 <w:noProof/>
                 <w:webHidden/>
               </w:rPr>
-              <w:t>28</w:t>
+              <w:t>29</w:t>
             </w:r>
             <w:r>
               <w:rPr>
@@ -3900,7 +3900,7 @@
               <w14:ligatures w14:val="standardContextual"/>
             </w:rPr>
           </w:pPr>
-          <w:hyperlink w:anchor="_Toc223601430" w:history="1">
+          <w:hyperlink w:anchor="_Toc224110333" w:history="1">
             <w:r>
               <w:rPr>
                 <w:rStyle w:val="Hyperlink"/>
@@ -3948,7 +3948,7 @@
                 <w:noProof/>
                 <w:webHidden/>
               </w:rPr>
-              <w:instrText xml:space="preserve"> PAGEREF _Toc223601430 \h </w:instrText>
+              <w:instrText xml:space="preserve"> PAGEREF _Toc224110333 \h </w:instrText>
             </w:r>
             <w:r>
               <w:rPr>
@@ -3968,7 +3968,7 @@
                 <w:noProof/>
                 <w:webHidden/>
               </w:rPr>
-              <w:t>29</w:t>
+              <w:t>30</w:t>
             </w:r>
             <w:r>
               <w:rPr>
@@ -3995,7 +3995,7 @@
               <w14:ligatures w14:val="standardContextual"/>
             </w:rPr>
           </w:pPr>
-          <w:hyperlink w:anchor="_Toc223601431" w:history="1">
+          <w:hyperlink w:anchor="_Toc224110334" w:history="1">
             <w:r>
               <w:rPr>
                 <w:rStyle w:val="Hyperlink"/>
@@ -4043,7 +4043,7 @@
                 <w:noProof/>
                 <w:webHidden/>
               </w:rPr>
-              <w:instrText xml:space="preserve"> PAGEREF _Toc223601431 \h </w:instrText>
+              <w:instrText xml:space="preserve"> PAGEREF _Toc224110334 \h </w:instrText>
             </w:r>
             <w:r>
               <w:rPr>
@@ -4063,7 +4063,7 @@
                 <w:noProof/>
                 <w:webHidden/>
               </w:rPr>
-              <w:t>29</w:t>
+              <w:t>30</w:t>
             </w:r>
             <w:r>
               <w:rPr>
@@ -4090,7 +4090,7 @@
               <w14:ligatures w14:val="standardContextual"/>
             </w:rPr>
           </w:pPr>
-          <w:hyperlink w:anchor="_Toc223601432" w:history="1">
+          <w:hyperlink w:anchor="_Toc224110335" w:history="1">
             <w:r>
               <w:rPr>
                 <w:rStyle w:val="Hyperlink"/>
@@ -4138,7 +4138,7 @@
                 <w:noProof/>
                 <w:webHidden/>
               </w:rPr>
-              <w:instrText xml:space="preserve"> PAGEREF _Toc223601432 \h </w:instrText>
+              <w:instrText xml:space="preserve"> PAGEREF _Toc224110335 \h </w:instrText>
             </w:r>
             <w:r>
               <w:rPr>
@@ -4158,7 +4158,7 @@
                 <w:noProof/>
                 <w:webHidden/>
               </w:rPr>
-              <w:t>29</w:t>
+              <w:t>30</w:t>
             </w:r>
             <w:r>
               <w:rPr>
@@ -4185,7 +4185,7 @@
               <w14:ligatures w14:val="standardContextual"/>
             </w:rPr>
           </w:pPr>
-          <w:hyperlink w:anchor="_Toc223601433" w:history="1">
+          <w:hyperlink w:anchor="_Toc224110336" w:history="1">
             <w:r>
               <w:rPr>
                 <w:rStyle w:val="Hyperlink"/>
@@ -4233,7 +4233,7 @@
                 <w:noProof/>
                 <w:webHidden/>
               </w:rPr>
-              <w:instrText xml:space="preserve"> PAGEREF _Toc223601433 \h </w:instrText>
+              <w:instrText xml:space="preserve"> PAGEREF _Toc224110336 \h </w:instrText>
             </w:r>
             <w:r>
               <w:rPr>
@@ -4253,7 +4253,7 @@
                 <w:noProof/>
                 <w:webHidden/>
               </w:rPr>
-              <w:t>29</w:t>
+              <w:t>30</w:t>
             </w:r>
             <w:r>
               <w:rPr>
@@ -4280,7 +4280,7 @@
               <w14:ligatures w14:val="standardContextual"/>
             </w:rPr>
           </w:pPr>
-          <w:hyperlink w:anchor="_Toc223601434" w:history="1">
+          <w:hyperlink w:anchor="_Toc224110337" w:history="1">
             <w:r>
               <w:rPr>
                 <w:rStyle w:val="Hyperlink"/>
@@ -4326,7 +4326,7 @@
                 <w:noProof/>
                 <w:webHidden/>
               </w:rPr>
-              <w:instrText xml:space="preserve"> PAGEREF _Toc223601434 \h </w:instrText>
+              <w:instrText xml:space="preserve"> PAGEREF _Toc224110337 \h </w:instrText>
             </w:r>
             <w:r>
               <w:rPr>
@@ -4346,7 +4346,7 @@
                 <w:noProof/>
                 <w:webHidden/>
               </w:rPr>
-              <w:t>30</w:t>
+              <w:t>31</w:t>
             </w:r>
             <w:r>
               <w:rPr>
@@ -4373,7 +4373,7 @@
               <w14:ligatures w14:val="standardContextual"/>
             </w:rPr>
           </w:pPr>
-          <w:hyperlink w:anchor="_Toc223601435" w:history="1">
+          <w:hyperlink w:anchor="_Toc224110338" w:history="1">
             <w:r>
               <w:rPr>
                 <w:rStyle w:val="Hyperlink"/>
@@ -4419,7 +4419,7 @@
                 <w:noProof/>
                 <w:webHidden/>
               </w:rPr>
-              <w:instrText xml:space="preserve"> PAGEREF _Toc223601435 \h </w:instrText>
+              <w:instrText xml:space="preserve"> PAGEREF _Toc224110338 \h </w:instrText>
             </w:r>
             <w:r>
               <w:rPr>
@@ -4439,7 +4439,7 @@
                 <w:noProof/>
                 <w:webHidden/>
               </w:rPr>
-              <w:t>30</w:t>
+              <w:t>31</w:t>
             </w:r>
             <w:r>
               <w:rPr>
@@ -4466,7 +4466,7 @@
               <w14:ligatures w14:val="standardContextual"/>
             </w:rPr>
           </w:pPr>
-          <w:hyperlink w:anchor="_Toc223601436" w:history="1">
+          <w:hyperlink w:anchor="_Toc224110339" w:history="1">
             <w:r>
               <w:rPr>
                 <w:rStyle w:val="Hyperlink"/>
@@ -4512,7 +4512,7 @@
                 <w:noProof/>
                 <w:webHidden/>
               </w:rPr>
-              <w:instrText xml:space="preserve"> PAGEREF _Toc223601436 \h </w:instrText>
+              <w:instrText xml:space="preserve"> PAGEREF _Toc224110339 \h </w:instrText>
             </w:r>
             <w:r>
               <w:rPr>
@@ -4532,7 +4532,7 @@
                 <w:noProof/>
                 <w:webHidden/>
               </w:rPr>
-              <w:t>31</w:t>
+              <w:t>32</w:t>
             </w:r>
             <w:r>
               <w:rPr>
@@ -4559,7 +4559,7 @@
               <w14:ligatures w14:val="standardContextual"/>
             </w:rPr>
           </w:pPr>
-          <w:hyperlink w:anchor="_Toc223601437" w:history="1">
+          <w:hyperlink w:anchor="_Toc224110340" w:history="1">
             <w:r>
               <w:rPr>
                 <w:rStyle w:val="Hyperlink"/>
@@ -4607,7 +4607,7 @@
                 <w:noProof/>
                 <w:webHidden/>
               </w:rPr>
-              <w:instrText xml:space="preserve"> PAGEREF _Toc223601437 \h </w:instrText>
+              <w:instrText xml:space="preserve"> PAGEREF _Toc224110340 \h </w:instrText>
             </w:r>
             <w:r>
               <w:rPr>
@@ -4627,7 +4627,7 @@
                 <w:noProof/>
                 <w:webHidden/>
               </w:rPr>
-              <w:t>32</w:t>
+              <w:t>33</w:t>
             </w:r>
             <w:r>
               <w:rPr>
@@ -4654,7 +4654,7 @@
               <w14:ligatures w14:val="standardContextual"/>
             </w:rPr>
           </w:pPr>
-          <w:hyperlink w:anchor="_Toc223601438" w:history="1">
+          <w:hyperlink w:anchor="_Toc224110341" w:history="1">
             <w:r>
               <w:rPr>
                 <w:rStyle w:val="Hyperlink"/>
@@ -4702,7 +4702,7 @@
                 <w:noProof/>
                 <w:webHidden/>
               </w:rPr>
-              <w:instrText xml:space="preserve"> PAGEREF _Toc223601438 \h </w:instrText>
+              <w:instrText xml:space="preserve"> PAGEREF _Toc224110341 \h </w:instrText>
             </w:r>
             <w:r>
               <w:rPr>
@@ -4722,7 +4722,7 @@
                 <w:noProof/>
                 <w:webHidden/>
               </w:rPr>
-              <w:t>32</w:t>
+              <w:t>33</w:t>
             </w:r>
             <w:r>
               <w:rPr>
@@ -4749,7 +4749,7 @@
               <w14:ligatures w14:val="standardContextual"/>
             </w:rPr>
           </w:pPr>
-          <w:hyperlink w:anchor="_Toc223601439" w:history="1">
+          <w:hyperlink w:anchor="_Toc224110342" w:history="1">
             <w:r>
               <w:rPr>
                 <w:rStyle w:val="Hyperlink"/>
@@ -4797,7 +4797,7 @@
                 <w:noProof/>
                 <w:webHidden/>
               </w:rPr>
-              <w:instrText xml:space="preserve"> PAGEREF _Toc223601439 \h </w:instrText>
+              <w:instrText xml:space="preserve"> PAGEREF _Toc224110342 \h </w:instrText>
             </w:r>
             <w:r>
               <w:rPr>
@@ -4817,7 +4817,7 @@
                 <w:noProof/>
                 <w:webHidden/>
               </w:rPr>
-              <w:t>32</w:t>
+              <w:t>33</w:t>
             </w:r>
             <w:r>
               <w:rPr>
@@ -4844,7 +4844,7 @@
               <w14:ligatures w14:val="standardContextual"/>
             </w:rPr>
           </w:pPr>
-          <w:hyperlink w:anchor="_Toc223601440" w:history="1">
+          <w:hyperlink w:anchor="_Toc224110343" w:history="1">
             <w:r>
               <w:rPr>
                 <w:rStyle w:val="Hyperlink"/>
@@ -4892,7 +4892,7 @@
                 <w:noProof/>
                 <w:webHidden/>
               </w:rPr>
-              <w:instrText xml:space="preserve"> PAGEREF _Toc223601440 \h </w:instrText>
+              <w:instrText xml:space="preserve"> PAGEREF _Toc224110343 \h </w:instrText>
             </w:r>
             <w:r>
               <w:rPr>
@@ -4912,7 +4912,7 @@
                 <w:noProof/>
                 <w:webHidden/>
               </w:rPr>
-              <w:t>32</w:t>
+              <w:t>33</w:t>
             </w:r>
             <w:r>
               <w:rPr>
@@ -4939,7 +4939,7 @@
               <w14:ligatures w14:val="standardContextual"/>
             </w:rPr>
           </w:pPr>
-          <w:hyperlink w:anchor="_Toc223601441" w:history="1">
+          <w:hyperlink w:anchor="_Toc224110344" w:history="1">
             <w:r>
               <w:rPr>
                 <w:rStyle w:val="Hyperlink"/>
@@ -4987,7 +4987,7 @@
                 <w:noProof/>
                 <w:webHidden/>
               </w:rPr>
-              <w:instrText xml:space="preserve"> PAGEREF _Toc223601441 \h </w:instrText>
+              <w:instrText xml:space="preserve"> PAGEREF _Toc224110344 \h </w:instrText>
             </w:r>
             <w:r>
               <w:rPr>
@@ -5007,7 +5007,7 @@
                 <w:noProof/>
                 <w:webHidden/>
               </w:rPr>
-              <w:t>33</w:t>
+              <w:t>36</w:t>
             </w:r>
             <w:r>
               <w:rPr>
@@ -5034,7 +5034,7 @@
               <w14:ligatures w14:val="standardContextual"/>
             </w:rPr>
           </w:pPr>
-          <w:hyperlink w:anchor="_Toc223601442" w:history="1">
+          <w:hyperlink w:anchor="_Toc224110345" w:history="1">
             <w:r>
               <w:rPr>
                 <w:rStyle w:val="Hyperlink"/>
@@ -5082,7 +5082,7 @@
                 <w:noProof/>
                 <w:webHidden/>
               </w:rPr>
-              <w:instrText xml:space="preserve"> PAGEREF _Toc223601442 \h </w:instrText>
+              <w:instrText xml:space="preserve"> PAGEREF _Toc224110345 \h </w:instrText>
             </w:r>
             <w:r>
               <w:rPr>
@@ -5102,7 +5102,7 @@
                 <w:noProof/>
                 <w:webHidden/>
               </w:rPr>
-              <w:t>33</w:t>
+              <w:t>36</w:t>
             </w:r>
             <w:r>
               <w:rPr>
@@ -5129,7 +5129,7 @@
               <w14:ligatures w14:val="standardContextual"/>
             </w:rPr>
           </w:pPr>
-          <w:hyperlink w:anchor="_Toc223601443" w:history="1">
+          <w:hyperlink w:anchor="_Toc224110346" w:history="1">
             <w:r>
               <w:rPr>
                 <w:rStyle w:val="Hyperlink"/>
@@ -5177,7 +5177,7 @@
                 <w:noProof/>
                 <w:webHidden/>
               </w:rPr>
-              <w:instrText xml:space="preserve"> PAGEREF _Toc223601443 \h </w:instrText>
+              <w:instrText xml:space="preserve"> PAGEREF _Toc224110346 \h </w:instrText>
             </w:r>
             <w:r>
               <w:rPr>
@@ -5197,7 +5197,7 @@
                 <w:noProof/>
                 <w:webHidden/>
               </w:rPr>
-              <w:t>33</w:t>
+              <w:t>37</w:t>
             </w:r>
             <w:r>
               <w:rPr>
@@ -5224,7 +5224,7 @@
               <w14:ligatures w14:val="standardContextual"/>
             </w:rPr>
           </w:pPr>
-          <w:hyperlink w:anchor="_Toc223601444" w:history="1">
+          <w:hyperlink w:anchor="_Toc224110347" w:history="1">
             <w:r>
               <w:rPr>
                 <w:rStyle w:val="Hyperlink"/>
@@ -5272,7 +5272,7 @@
                 <w:noProof/>
                 <w:webHidden/>
               </w:rPr>
-              <w:instrText xml:space="preserve"> PAGEREF _Toc223601444 \h </w:instrText>
+              <w:instrText xml:space="preserve"> PAGEREF _Toc224110347 \h </w:instrText>
             </w:r>
             <w:r>
               <w:rPr>
@@ -5292,7 +5292,7 @@
                 <w:noProof/>
                 <w:webHidden/>
               </w:rPr>
-              <w:t>34</w:t>
+              <w:t>38</w:t>
             </w:r>
             <w:r>
               <w:rPr>
@@ -5319,7 +5319,7 @@
               <w14:ligatures w14:val="standardContextual"/>
             </w:rPr>
           </w:pPr>
-          <w:hyperlink w:anchor="_Toc223601445" w:history="1">
+          <w:hyperlink w:anchor="_Toc224110348" w:history="1">
             <w:r>
               <w:rPr>
                 <w:rStyle w:val="Hyperlink"/>
@@ -5367,7 +5367,7 @@
                 <w:noProof/>
                 <w:webHidden/>
               </w:rPr>
-              <w:instrText xml:space="preserve"> PAGEREF _Toc223601445 \h </w:instrText>
+              <w:instrText xml:space="preserve"> PAGEREF _Toc224110348 \h </w:instrText>
             </w:r>
             <w:r>
               <w:rPr>
@@ -5387,7 +5387,7 @@
                 <w:noProof/>
                 <w:webHidden/>
               </w:rPr>
-              <w:t>34</w:t>
+              <w:t>39</w:t>
             </w:r>
             <w:r>
               <w:rPr>
@@ -5414,7 +5414,7 @@
               <w14:ligatures w14:val="standardContextual"/>
             </w:rPr>
           </w:pPr>
-          <w:hyperlink w:anchor="_Toc223601446" w:history="1">
+          <w:hyperlink w:anchor="_Toc224110349" w:history="1">
             <w:r>
               <w:rPr>
                 <w:rStyle w:val="Hyperlink"/>
@@ -5462,7 +5462,7 @@
                 <w:noProof/>
                 <w:webHidden/>
               </w:rPr>
-              <w:instrText xml:space="preserve"> PAGEREF _Toc223601446 \h </w:instrText>
+              <w:instrText xml:space="preserve"> PAGEREF _Toc224110349 \h </w:instrText>
             </w:r>
             <w:r>
               <w:rPr>
@@ -5482,7 +5482,7 @@
                 <w:noProof/>
                 <w:webHidden/>
               </w:rPr>
-              <w:t>35</w:t>
+              <w:t>40</w:t>
             </w:r>
             <w:r>
               <w:rPr>
@@ -5509,7 +5509,7 @@
               <w14:ligatures w14:val="standardContextual"/>
             </w:rPr>
           </w:pPr>
-          <w:hyperlink w:anchor="_Toc223601447" w:history="1">
+          <w:hyperlink w:anchor="_Toc224110350" w:history="1">
             <w:r>
               <w:rPr>
                 <w:rStyle w:val="Hyperlink"/>
@@ -5557,7 +5557,7 @@
                 <w:noProof/>
                 <w:webHidden/>
               </w:rPr>
-              <w:instrText xml:space="preserve"> PAGEREF _Toc223601447 \h </w:instrText>
+              <w:instrText xml:space="preserve"> PAGEREF _Toc224110350 \h </w:instrText>
             </w:r>
             <w:r>
               <w:rPr>
@@ -5577,7 +5577,7 @@
                 <w:noProof/>
                 <w:webHidden/>
               </w:rPr>
-              <w:t>35</w:t>
+              <w:t>40</w:t>
             </w:r>
             <w:r>
               <w:rPr>
@@ -5604,7 +5604,7 @@
               <w14:ligatures w14:val="standardContextual"/>
             </w:rPr>
           </w:pPr>
-          <w:hyperlink w:anchor="_Toc223601448" w:history="1">
+          <w:hyperlink w:anchor="_Toc224110351" w:history="1">
             <w:r>
               <w:rPr>
                 <w:rStyle w:val="Hyperlink"/>
@@ -5652,7 +5652,7 @@
                 <w:noProof/>
                 <w:webHidden/>
               </w:rPr>
-              <w:instrText xml:space="preserve"> PAGEREF _Toc223601448 \h </w:instrText>
+              <w:instrText xml:space="preserve"> PAGEREF _Toc224110351 \h </w:instrText>
             </w:r>
             <w:r>
               <w:rPr>
@@ -5672,7 +5672,7 @@
                 <w:noProof/>
                 <w:webHidden/>
               </w:rPr>
-              <w:t>35</w:t>
+              <w:t>40</w:t>
             </w:r>
             <w:r>
               <w:rPr>
@@ -5699,7 +5699,7 @@
               <w14:ligatures w14:val="standardContextual"/>
             </w:rPr>
           </w:pPr>
-          <w:hyperlink w:anchor="_Toc223601449" w:history="1">
+          <w:hyperlink w:anchor="_Toc224110352" w:history="1">
             <w:r>
               <w:rPr>
                 <w:rStyle w:val="Hyperlink"/>
@@ -5747,7 +5747,7 @@
                 <w:noProof/>
                 <w:webHidden/>
               </w:rPr>
-              <w:instrText xml:space="preserve"> PAGEREF _Toc223601449 \h </w:instrText>
+              <w:instrText xml:space="preserve"> PAGEREF _Toc224110352 \h </w:instrText>
             </w:r>
             <w:r>
               <w:rPr>
@@ -5767,7 +5767,7 @@
                 <w:noProof/>
                 <w:webHidden/>
               </w:rPr>
-              <w:t>35</w:t>
+              <w:t>40</w:t>
             </w:r>
             <w:r>
               <w:rPr>
@@ -5794,7 +5794,7 @@
               <w14:ligatures w14:val="standardContextual"/>
             </w:rPr>
           </w:pPr>
-          <w:hyperlink w:anchor="_Toc223601450" w:history="1">
+          <w:hyperlink w:anchor="_Toc224110353" w:history="1">
             <w:r>
               <w:rPr>
                 <w:rStyle w:val="Hyperlink"/>
@@ -5842,7 +5842,7 @@
                 <w:noProof/>
                 <w:webHidden/>
               </w:rPr>
-              <w:instrText xml:space="preserve"> PAGEREF _Toc223601450 \h </w:instrText>
+              <w:instrText xml:space="preserve"> PAGEREF _Toc224110353 \h </w:instrText>
             </w:r>
             <w:r>
               <w:rPr>
@@ -5862,7 +5862,7 @@
                 <w:noProof/>
                 <w:webHidden/>
               </w:rPr>
-              <w:t>36</w:t>
+              <w:t>41</w:t>
             </w:r>
             <w:r>
               <w:rPr>
@@ -5889,7 +5889,7 @@
               <w14:ligatures w14:val="standardContextual"/>
             </w:rPr>
           </w:pPr>
-          <w:hyperlink w:anchor="_Toc223601451" w:history="1">
+          <w:hyperlink w:anchor="_Toc224110354" w:history="1">
             <w:r>
               <w:rPr>
                 <w:rStyle w:val="Hyperlink"/>
@@ -5937,7 +5937,7 @@
                 <w:noProof/>
                 <w:webHidden/>
               </w:rPr>
-              <w:instrText xml:space="preserve"> PAGEREF _Toc223601451 \h </w:instrText>
+              <w:instrText xml:space="preserve"> PAGEREF _Toc224110354 \h </w:instrText>
             </w:r>
             <w:r>
               <w:rPr>
@@ -5957,7 +5957,7 @@
                 <w:noProof/>
                 <w:webHidden/>
               </w:rPr>
-              <w:t>36</w:t>
+              <w:t>41</w:t>
             </w:r>
             <w:r>
               <w:rPr>
@@ -5984,7 +5984,7 @@
               <w14:ligatures w14:val="standardContextual"/>
             </w:rPr>
           </w:pPr>
-          <w:hyperlink w:anchor="_Toc223601452" w:history="1">
+          <w:hyperlink w:anchor="_Toc224110355" w:history="1">
             <w:r>
               <w:rPr>
                 <w:rStyle w:val="Hyperlink"/>
@@ -6032,7 +6032,7 @@
                 <w:noProof/>
                 <w:webHidden/>
               </w:rPr>
-              <w:instrText xml:space="preserve"> PAGEREF _Toc223601452 \h </w:instrText>
+              <w:instrText xml:space="preserve"> PAGEREF _Toc224110355 \h </w:instrText>
             </w:r>
             <w:r>
               <w:rPr>
@@ -6052,7 +6052,7 @@
                 <w:noProof/>
                 <w:webHidden/>
               </w:rPr>
-              <w:t>36</w:t>
+              <w:t>41</w:t>
             </w:r>
             <w:r>
               <w:rPr>
@@ -6079,7 +6079,7 @@
               <w14:ligatures w14:val="standardContextual"/>
             </w:rPr>
           </w:pPr>
-          <w:hyperlink w:anchor="_Toc223601453" w:history="1">
+          <w:hyperlink w:anchor="_Toc224110356" w:history="1">
             <w:r>
               <w:rPr>
                 <w:rStyle w:val="Hyperlink"/>
@@ -6127,7 +6127,7 @@
                 <w:noProof/>
                 <w:webHidden/>
               </w:rPr>
-              <w:instrText xml:space="preserve"> PAGEREF _Toc223601453 \h </w:instrText>
+              <w:instrText xml:space="preserve"> PAGEREF _Toc224110356 \h </w:instrText>
             </w:r>
             <w:r>
               <w:rPr>
@@ -6147,7 +6147,7 @@
                 <w:noProof/>
                 <w:webHidden/>
               </w:rPr>
-              <w:t>36</w:t>
+              <w:t>41</w:t>
             </w:r>
             <w:r>
               <w:rPr>
@@ -6174,7 +6174,7 @@
               <w14:ligatures w14:val="standardContextual"/>
             </w:rPr>
           </w:pPr>
-          <w:hyperlink w:anchor="_Toc223601454" w:history="1">
+          <w:hyperlink w:anchor="_Toc224110357" w:history="1">
             <w:r>
               <w:rPr>
                 <w:rStyle w:val="Hyperlink"/>
@@ -6222,7 +6222,7 @@
                 <w:noProof/>
                 <w:webHidden/>
               </w:rPr>
-              <w:instrText xml:space="preserve"> PAGEREF _Toc223601454 \h </w:instrText>
+              <w:instrText xml:space="preserve"> PAGEREF _Toc224110357 \h </w:instrText>
             </w:r>
             <w:r>
               <w:rPr>
@@ -6242,7 +6242,7 @@
                 <w:noProof/>
                 <w:webHidden/>
               </w:rPr>
-              <w:t>36</w:t>
+              <w:t>41</w:t>
             </w:r>
             <w:r>
               <w:rPr>
@@ -6269,7 +6269,7 @@
               <w14:ligatures w14:val="standardContextual"/>
             </w:rPr>
           </w:pPr>
-          <w:hyperlink w:anchor="_Toc223601455" w:history="1">
+          <w:hyperlink w:anchor="_Toc224110358" w:history="1">
             <w:r>
               <w:rPr>
                 <w:rStyle w:val="Hyperlink"/>
@@ -6317,7 +6317,7 @@
                 <w:noProof/>
                 <w:webHidden/>
               </w:rPr>
-              <w:instrText xml:space="preserve"> PAGEREF _Toc223601455 \h </w:instrText>
+              <w:instrText xml:space="preserve"> PAGEREF _Toc224110358 \h </w:instrText>
             </w:r>
             <w:r>
               <w:rPr>
@@ -6337,7 +6337,7 @@
                 <w:noProof/>
                 <w:webHidden/>
               </w:rPr>
-              <w:t>37</w:t>
+              <w:t>42</w:t>
             </w:r>
             <w:r>
               <w:rPr>
@@ -6364,7 +6364,7 @@
               <w14:ligatures w14:val="standardContextual"/>
             </w:rPr>
           </w:pPr>
-          <w:hyperlink w:anchor="_Toc223601456" w:history="1">
+          <w:hyperlink w:anchor="_Toc224110359" w:history="1">
             <w:r>
               <w:rPr>
                 <w:rStyle w:val="Hyperlink"/>
@@ -6412,7 +6412,7 @@
                 <w:noProof/>
                 <w:webHidden/>
               </w:rPr>
-              <w:instrText xml:space="preserve"> PAGEREF _Toc223601456 \h </w:instrText>
+              <w:instrText xml:space="preserve"> PAGEREF _Toc224110359 \h </w:instrText>
             </w:r>
             <w:r>
               <w:rPr>
@@ -6432,7 +6432,7 @@
                 <w:noProof/>
                 <w:webHidden/>
               </w:rPr>
-              <w:t>38</w:t>
+              <w:t>43</w:t>
             </w:r>
             <w:r>
               <w:rPr>
@@ -6456,7 +6456,7 @@
               <w14:ligatures w14:val="standardContextual"/>
             </w:rPr>
           </w:pPr>
-          <w:hyperlink w:anchor="_Toc223601457" w:history="1">
+          <w:hyperlink w:anchor="_Toc224110360" w:history="1">
             <w:r>
               <w:rPr>
                 <w:rStyle w:val="Hyperlink"/>
@@ -6504,7 +6504,7 @@
                 <w:noProof/>
                 <w:webHidden/>
               </w:rPr>
-              <w:instrText xml:space="preserve"> PAGEREF _Toc223601457 \h </w:instrText>
+              <w:instrText xml:space="preserve"> PAGEREF _Toc224110360 \h </w:instrText>
             </w:r>
             <w:r>
               <w:rPr>
@@ -6524,7 +6524,7 @@
                 <w:noProof/>
                 <w:webHidden/>
               </w:rPr>
-              <w:t>39</w:t>
+              <w:t>44</w:t>
             </w:r>
             <w:r>
               <w:rPr>
@@ -6551,7 +6551,7 @@
               <w14:ligatures w14:val="standardContextual"/>
             </w:rPr>
           </w:pPr>
-          <w:hyperlink w:anchor="_Toc223601458" w:history="1">
+          <w:hyperlink w:anchor="_Toc224110361" w:history="1">
             <w:r>
               <w:rPr>
                 <w:rStyle w:val="Hyperlink"/>
@@ -6599,7 +6599,7 @@
                 <w:noProof/>
                 <w:webHidden/>
               </w:rPr>
-              <w:instrText xml:space="preserve"> PAGEREF _Toc223601458 \h </w:instrText>
+              <w:instrText xml:space="preserve"> PAGEREF _Toc224110361 \h </w:instrText>
             </w:r>
             <w:r>
               <w:rPr>
@@ -6619,7 +6619,7 @@
                 <w:noProof/>
                 <w:webHidden/>
               </w:rPr>
-              <w:t>39</w:t>
+              <w:t>44</w:t>
             </w:r>
             <w:r>
               <w:rPr>
@@ -6646,7 +6646,7 @@
               <w14:ligatures w14:val="standardContextual"/>
             </w:rPr>
           </w:pPr>
-          <w:hyperlink w:anchor="_Toc223601459" w:history="1">
+          <w:hyperlink w:anchor="_Toc224110362" w:history="1">
             <w:r>
               <w:rPr>
                 <w:rStyle w:val="Hyperlink"/>
@@ -6694,7 +6694,7 @@
                 <w:noProof/>
                 <w:webHidden/>
               </w:rPr>
-              <w:instrText xml:space="preserve"> PAGEREF _Toc223601459 \h </w:instrText>
+              <w:instrText xml:space="preserve"> PAGEREF _Toc224110362 \h </w:instrText>
             </w:r>
             <w:r>
               <w:rPr>
@@ -6714,7 +6714,7 @@
                 <w:noProof/>
                 <w:webHidden/>
               </w:rPr>
-              <w:t>40</w:t>
+              <w:t>45</w:t>
             </w:r>
             <w:r>
               <w:rPr>
@@ -6741,7 +6741,7 @@
               <w14:ligatures w14:val="standardContextual"/>
             </w:rPr>
           </w:pPr>
-          <w:hyperlink w:anchor="_Toc223601460" w:history="1">
+          <w:hyperlink w:anchor="_Toc224110363" w:history="1">
             <w:r>
               <w:rPr>
                 <w:rStyle w:val="Hyperlink"/>
@@ -6789,7 +6789,7 @@
                 <w:noProof/>
                 <w:webHidden/>
               </w:rPr>
-              <w:instrText xml:space="preserve"> PAGEREF _Toc223601460 \h </w:instrText>
+              <w:instrText xml:space="preserve"> PAGEREF _Toc224110363 \h </w:instrText>
             </w:r>
             <w:r>
               <w:rPr>
@@ -6809,7 +6809,7 @@
                 <w:noProof/>
                 <w:webHidden/>
               </w:rPr>
-              <w:t>41</w:t>
+              <w:t>46</w:t>
             </w:r>
             <w:r>
               <w:rPr>
@@ -6836,7 +6836,7 @@
               <w14:ligatures w14:val="standardContextual"/>
             </w:rPr>
           </w:pPr>
-          <w:hyperlink w:anchor="_Toc223601461" w:history="1">
+          <w:hyperlink w:anchor="_Toc224110364" w:history="1">
             <w:r>
               <w:rPr>
                 <w:rStyle w:val="Hyperlink"/>
@@ -6884,7 +6884,7 @@
                 <w:noProof/>
                 <w:webHidden/>
               </w:rPr>
-              <w:instrText xml:space="preserve"> PAGEREF _Toc223601461 \h </w:instrText>
+              <w:instrText xml:space="preserve"> PAGEREF _Toc224110364 \h </w:instrText>
             </w:r>
             <w:r>
               <w:rPr>
@@ -6904,7 +6904,7 @@
                 <w:noProof/>
                 <w:webHidden/>
               </w:rPr>
-              <w:t>42</w:t>
+              <w:t>47</w:t>
             </w:r>
             <w:r>
               <w:rPr>
@@ -6931,7 +6931,7 @@
               <w14:ligatures w14:val="standardContextual"/>
             </w:rPr>
           </w:pPr>
-          <w:hyperlink w:anchor="_Toc223601462" w:history="1">
+          <w:hyperlink w:anchor="_Toc224110365" w:history="1">
             <w:r>
               <w:rPr>
                 <w:rStyle w:val="Hyperlink"/>
@@ -6979,7 +6979,7 @@
                 <w:noProof/>
                 <w:webHidden/>
               </w:rPr>
-              <w:instrText xml:space="preserve"> PAGEREF _Toc223601462 \h </w:instrText>
+              <w:instrText xml:space="preserve"> PAGEREF _Toc224110365 \h </w:instrText>
             </w:r>
             <w:r>
               <w:rPr>
@@ -6999,7 +6999,7 @@
                 <w:noProof/>
                 <w:webHidden/>
               </w:rPr>
-              <w:t>43</w:t>
+              <w:t>48</w:t>
             </w:r>
             <w:r>
               <w:rPr>
@@ -7026,7 +7026,7 @@
               <w14:ligatures w14:val="standardContextual"/>
             </w:rPr>
           </w:pPr>
-          <w:hyperlink w:anchor="_Toc223601463" w:history="1">
+          <w:hyperlink w:anchor="_Toc224110366" w:history="1">
             <w:r>
               <w:rPr>
                 <w:rStyle w:val="Hyperlink"/>
@@ -7074,7 +7074,7 @@
                 <w:noProof/>
                 <w:webHidden/>
               </w:rPr>
-              <w:instrText xml:space="preserve"> PAGEREF _Toc223601463 \h </w:instrText>
+              <w:instrText xml:space="preserve"> PAGEREF _Toc224110366 \h </w:instrText>
             </w:r>
             <w:r>
               <w:rPr>
@@ -7094,7 +7094,7 @@
                 <w:noProof/>
                 <w:webHidden/>
               </w:rPr>
-              <w:t>43</w:t>
+              <w:t>48</w:t>
             </w:r>
             <w:r>
               <w:rPr>
@@ -7121,7 +7121,7 @@
               <w14:ligatures w14:val="standardContextual"/>
             </w:rPr>
           </w:pPr>
-          <w:hyperlink w:anchor="_Toc223601464" w:history="1">
+          <w:hyperlink w:anchor="_Toc224110367" w:history="1">
             <w:r>
               <w:rPr>
                 <w:rStyle w:val="Hyperlink"/>
@@ -7169,7 +7169,7 @@
                 <w:noProof/>
                 <w:webHidden/>
               </w:rPr>
-              <w:instrText xml:space="preserve"> PAGEREF _Toc223601464 \h </w:instrText>
+              <w:instrText xml:space="preserve"> PAGEREF _Toc224110367 \h </w:instrText>
             </w:r>
             <w:r>
               <w:rPr>
@@ -7189,7 +7189,7 @@
                 <w:noProof/>
                 <w:webHidden/>
               </w:rPr>
-              <w:t>43</w:t>
+              <w:t>48</w:t>
             </w:r>
             <w:r>
               <w:rPr>
@@ -7216,7 +7216,7 @@
               <w14:ligatures w14:val="standardContextual"/>
             </w:rPr>
           </w:pPr>
-          <w:hyperlink w:anchor="_Toc223601465" w:history="1">
+          <w:hyperlink w:anchor="_Toc224110368" w:history="1">
             <w:r>
               <w:rPr>
                 <w:rStyle w:val="Hyperlink"/>
@@ -7264,7 +7264,7 @@
                 <w:noProof/>
                 <w:webHidden/>
               </w:rPr>
-              <w:instrText xml:space="preserve"> PAGEREF _Toc223601465 \h </w:instrText>
+              <w:instrText xml:space="preserve"> PAGEREF _Toc224110368 \h </w:instrText>
             </w:r>
             <w:r>
               <w:rPr>
@@ -7284,7 +7284,7 @@
                 <w:noProof/>
                 <w:webHidden/>
               </w:rPr>
-              <w:t>44</w:t>
+              <w:t>49</w:t>
             </w:r>
             <w:r>
               <w:rPr>
@@ -7311,7 +7311,7 @@
               <w14:ligatures w14:val="standardContextual"/>
             </w:rPr>
           </w:pPr>
-          <w:hyperlink w:anchor="_Toc223601466" w:history="1">
+          <w:hyperlink w:anchor="_Toc224110369" w:history="1">
             <w:r>
               <w:rPr>
                 <w:rStyle w:val="Hyperlink"/>
@@ -7359,7 +7359,7 @@
                 <w:noProof/>
                 <w:webHidden/>
               </w:rPr>
-              <w:instrText xml:space="preserve"> PAGEREF _Toc223601466 \h </w:instrText>
+              <w:instrText xml:space="preserve"> PAGEREF _Toc224110369 \h </w:instrText>
             </w:r>
             <w:r>
               <w:rPr>
@@ -7379,7 +7379,7 @@
                 <w:noProof/>
                 <w:webHidden/>
               </w:rPr>
-              <w:t>44</w:t>
+              <w:t>49</w:t>
             </w:r>
             <w:r>
               <w:rPr>
@@ -7406,7 +7406,7 @@
               <w14:ligatures w14:val="standardContextual"/>
             </w:rPr>
           </w:pPr>
-          <w:hyperlink w:anchor="_Toc223601467" w:history="1">
+          <w:hyperlink w:anchor="_Toc224110370" w:history="1">
             <w:r>
               <w:rPr>
                 <w:rStyle w:val="Hyperlink"/>
@@ -7454,7 +7454,7 @@
                 <w:noProof/>
                 <w:webHidden/>
               </w:rPr>
-              <w:instrText xml:space="preserve"> PAGEREF _Toc223601467 \h </w:instrText>
+              <w:instrText xml:space="preserve"> PAGEREF _Toc224110370 \h </w:instrText>
             </w:r>
             <w:r>
               <w:rPr>
@@ -7474,7 +7474,7 @@
                 <w:noProof/>
                 <w:webHidden/>
               </w:rPr>
-              <w:t>44</w:t>
+              <w:t>49</w:t>
             </w:r>
             <w:r>
               <w:rPr>
@@ -7785,7 +7785,7 @@
           <w:rFonts w:cs="Arial"/>
         </w:rPr>
       </w:pPr>
-      <w:bookmarkStart w:id="97" w:name="_Toc223601392"/>
+      <w:bookmarkStart w:id="97" w:name="_Toc224110295"/>
       <w:r>
         <w:rPr>
           <w:rFonts w:cs="Arial"/>
@@ -7802,7 +7802,7 @@
           <w:rFonts w:cs="Arial"/>
         </w:rPr>
       </w:pPr>
-      <w:bookmarkStart w:id="98" w:name="_Toc223601393"/>
+      <w:bookmarkStart w:id="98" w:name="_Toc224110296"/>
       <w:r>
         <w:rPr>
           <w:rFonts w:cs="Arial"/>
@@ -7834,7 +7834,7 @@
       <w:bookmarkStart w:id="99" w:name="_Toc529355456"/>
       <w:bookmarkStart w:id="100" w:name="_Toc135047679"/>
       <w:bookmarkStart w:id="101" w:name="_Toc135739638"/>
-      <w:bookmarkStart w:id="102" w:name="_Toc223601394"/>
+      <w:bookmarkStart w:id="102" w:name="_Toc224110297"/>
       <w:r>
         <w:rPr>
           <w:rFonts w:cs="Arial"/>
@@ -8032,7 +8032,7 @@
       <w:bookmarkStart w:id="104" w:name="_Toc529355457"/>
       <w:bookmarkStart w:id="105" w:name="_Toc135047680"/>
       <w:bookmarkStart w:id="106" w:name="_Toc135739639"/>
-      <w:bookmarkStart w:id="107" w:name="_Toc223601395"/>
+      <w:bookmarkStart w:id="107" w:name="_Toc224110298"/>
       <w:bookmarkEnd w:id="103"/>
       <w:commentRangeStart w:id="108"/>
       <w:commentRangeEnd w:id="108"/>
@@ -8330,7 +8330,7 @@
       <w:bookmarkStart w:id="111" w:name="_Toc529355458"/>
       <w:bookmarkStart w:id="112" w:name="_Toc135047681"/>
       <w:bookmarkStart w:id="113" w:name="_Toc135739640"/>
-      <w:bookmarkStart w:id="114" w:name="_Toc223601396"/>
+      <w:bookmarkStart w:id="114" w:name="_Toc224110299"/>
       <w:bookmarkEnd w:id="109"/>
       <w:bookmarkEnd w:id="110"/>
       <w:r>
@@ -8571,7 +8571,7 @@
       <w:bookmarkStart w:id="118" w:name="_Toc135741753"/>
       <w:bookmarkStart w:id="119" w:name="_Toc529355459"/>
       <w:bookmarkStart w:id="120" w:name="_Toc135739643"/>
-      <w:bookmarkStart w:id="121" w:name="_Toc223601397"/>
+      <w:bookmarkStart w:id="121" w:name="_Toc224110300"/>
       <w:bookmarkEnd w:id="115"/>
       <w:bookmarkEnd w:id="116"/>
       <w:bookmarkEnd w:id="117"/>
@@ -8898,7 +8898,7 @@
           <w:rFonts w:cs="Arial"/>
         </w:rPr>
       </w:pPr>
-      <w:bookmarkStart w:id="144" w:name="_Toc223601398"/>
+      <w:bookmarkStart w:id="144" w:name="_Toc224110301"/>
       <w:r>
         <w:rPr>
           <w:rFonts w:cs="Arial"/>
@@ -9330,7 +9330,7 @@
       <w:bookmarkStart w:id="148" w:name="_Toc135047685"/>
       <w:bookmarkStart w:id="149" w:name="_Toc135739569"/>
       <w:bookmarkStart w:id="150" w:name="_Toc135739644"/>
-      <w:bookmarkStart w:id="151" w:name="_Toc223601399"/>
+      <w:bookmarkStart w:id="151" w:name="_Toc224110302"/>
       <w:r>
         <w:rPr>
           <w:rFonts w:cs="Arial"/>
@@ -9354,7 +9354,7 @@
       </w:pPr>
       <w:bookmarkStart w:id="152" w:name="_Toc529355465"/>
       <w:bookmarkStart w:id="153" w:name="_Toc135739645"/>
-      <w:bookmarkStart w:id="154" w:name="_Toc223601400"/>
+      <w:bookmarkStart w:id="154" w:name="_Toc224110303"/>
       <w:r>
         <w:rPr>
           <w:rFonts w:cs="Arial"/>
@@ -10002,7 +10002,7 @@
           <w:rFonts w:cs="Arial"/>
         </w:rPr>
       </w:pPr>
-      <w:bookmarkStart w:id="155" w:name="_Toc223601401"/>
+      <w:bookmarkStart w:id="155" w:name="_Toc224110304"/>
       <w:r>
         <w:rPr>
           <w:rFonts w:cs="Arial"/>
@@ -10613,7 +10613,7 @@
           <w:rFonts w:cs="Arial"/>
         </w:rPr>
       </w:pPr>
-      <w:bookmarkStart w:id="156" w:name="_Toc223601402"/>
+      <w:bookmarkStart w:id="156" w:name="_Toc224110305"/>
       <w:r>
         <w:rPr>
           <w:rFonts w:cs="Arial"/>
@@ -11331,7 +11331,7 @@
         </w:rPr>
       </w:pPr>
       <w:bookmarkStart w:id="157" w:name="_Toc135739648"/>
-      <w:bookmarkStart w:id="158" w:name="_Toc223601403"/>
+      <w:bookmarkStart w:id="158" w:name="_Toc224110306"/>
       <w:r>
         <w:rPr>
           <w:rFonts w:cs="Arial"/>
@@ -12056,7 +12056,7 @@
           <w:rFonts w:cs="Arial"/>
         </w:rPr>
       </w:pPr>
-      <w:bookmarkStart w:id="159" w:name="_Toc223601404"/>
+      <w:bookmarkStart w:id="159" w:name="_Toc224110307"/>
       <w:r>
         <w:rPr>
           <w:rFonts w:cs="Arial"/>
@@ -12677,7 +12677,7 @@
           <w:rFonts w:cs="Arial"/>
         </w:rPr>
       </w:pPr>
-      <w:bookmarkStart w:id="160" w:name="_Toc223601405"/>
+      <w:bookmarkStart w:id="160" w:name="_Toc224110308"/>
       <w:r>
         <w:rPr>
           <w:rFonts w:cs="Arial"/>
@@ -13294,7 +13294,7 @@
           <w:rFonts w:cs="Arial"/>
         </w:rPr>
       </w:pPr>
-      <w:bookmarkStart w:id="161" w:name="_Toc223601406"/>
+      <w:bookmarkStart w:id="161" w:name="_Toc224110309"/>
       <w:r>
         <w:rPr>
           <w:rFonts w:cs="Arial"/>
@@ -13803,7 +13803,7 @@
           <w:rFonts w:cs="Arial"/>
         </w:rPr>
       </w:pPr>
-      <w:bookmarkStart w:id="162" w:name="_Toc223601407"/>
+      <w:bookmarkStart w:id="162" w:name="_Toc224110310"/>
       <w:r>
         <w:rPr>
           <w:rFonts w:cs="Arial"/>
@@ -13857,6 +13857,12 @@
                 <w:rFonts w:cs="Arial"/>
               </w:rPr>
             </w:pPr>
+            <w:r>
+              <w:rPr>
+                <w:rFonts w:cs="Arial"/>
+              </w:rPr>
+              <w:t>Dokumentation (4h), Backend Trainer Bereich (2h), Expertenbesuch (2h).</w:t>
+            </w:r>
           </w:p>
         </w:tc>
       </w:tr>
@@ -13896,6 +13902,12 @@
                 <w:rFonts w:cs="Arial"/>
               </w:rPr>
             </w:pPr>
+            <w:r>
+              <w:rPr>
+                <w:rFonts w:cs="Arial"/>
+              </w:rPr>
+              <w:t>Keine</w:t>
+            </w:r>
           </w:p>
         </w:tc>
       </w:tr>
@@ -13935,6 +13947,86 @@
                 <w:rFonts w:cs="Arial"/>
               </w:rPr>
             </w:pPr>
+            <w:r>
+              <w:rPr>
+                <w:rFonts w:cs="Arial"/>
+              </w:rPr>
+              <w:t xml:space="preserve">Der </w:t>
+            </w:r>
+            <w:r>
+              <w:rPr>
+                <w:rFonts w:cs="Arial"/>
+              </w:rPr>
+              <w:t xml:space="preserve">Trainer Bereich </w:t>
+            </w:r>
+            <w:r>
+              <w:rPr>
+                <w:rFonts w:cs="Arial"/>
+              </w:rPr>
+              <w:t>wurde erfolgreich umgesetzt</w:t>
+            </w:r>
+            <w:r>
+              <w:rPr>
+                <w:rFonts w:cs="Arial"/>
+              </w:rPr>
+              <w:t>.</w:t>
+            </w:r>
+            <w:r>
+              <w:rPr>
+                <w:rFonts w:cs="Arial"/>
+              </w:rPr>
+              <w:t xml:space="preserve"> Trainer können nun erstellt, bearbeitet und gelöscht werden.</w:t>
+            </w:r>
+          </w:p>
+          <w:p>
+            <w:pPr>
+              <w:rPr>
+                <w:rFonts w:cs="Arial"/>
+              </w:rPr>
+            </w:pPr>
+            <w:r>
+              <w:rPr>
+                <w:rFonts w:cs="Arial"/>
+              </w:rPr>
+              <w:t xml:space="preserve">Der zweite </w:t>
+            </w:r>
+            <w:r>
+              <w:rPr>
+                <w:rFonts w:cs="Arial"/>
+              </w:rPr>
+              <w:t xml:space="preserve">Expertenbesuch </w:t>
+            </w:r>
+            <w:r>
+              <w:rPr>
+                <w:rFonts w:cs="Arial"/>
+              </w:rPr>
+              <w:t>fand statt, wobei der aktuelle Stand und die Prioritäten für die letzten Tage diskutiert wurden.</w:t>
+            </w:r>
+          </w:p>
+          <w:p>
+            <w:pPr>
+              <w:rPr>
+                <w:rFonts w:cs="Arial"/>
+              </w:rPr>
+            </w:pPr>
+            <w:r>
+              <w:rPr>
+                <w:rFonts w:cs="Arial"/>
+              </w:rPr>
+              <w:t>Die grundlegende</w:t>
+            </w:r>
+            <w:r>
+              <w:rPr>
+                <w:rFonts w:cs="Arial"/>
+              </w:rPr>
+              <w:t xml:space="preserve"> Funktionalität</w:t>
+            </w:r>
+            <w:r>
+              <w:rPr>
+                <w:rFonts w:cs="Arial"/>
+              </w:rPr>
+              <w:t xml:space="preserve"> der Applikation ist vollständig umgesetzt.</w:t>
+            </w:r>
           </w:p>
         </w:tc>
       </w:tr>
@@ -13980,6 +14072,114 @@
                 <w:rFonts w:cs="Arial"/>
               </w:rPr>
             </w:pPr>
+            <w:r>
+              <w:rPr>
+                <w:rFonts w:cs="Arial"/>
+              </w:rPr>
+              <w:t xml:space="preserve">Da sich das Projekt </w:t>
+            </w:r>
+            <w:r>
+              <w:rPr>
+                <w:rFonts w:cs="Arial"/>
+              </w:rPr>
+              <w:t>dem</w:t>
+            </w:r>
+            <w:r>
+              <w:rPr>
+                <w:rFonts w:cs="Arial"/>
+              </w:rPr>
+              <w:t xml:space="preserve"> Ende </w:t>
+            </w:r>
+            <w:r>
+              <w:rPr>
+                <w:rFonts w:cs="Arial"/>
+              </w:rPr>
+              <w:t>nähert</w:t>
+            </w:r>
+            <w:r>
+              <w:rPr>
+                <w:rFonts w:cs="Arial"/>
+              </w:rPr>
+              <w:t>, stellt sich die Frage, w</w:t>
+            </w:r>
+            <w:r>
+              <w:rPr>
+                <w:rFonts w:cs="Arial"/>
+              </w:rPr>
+              <w:t>o</w:t>
+            </w:r>
+            <w:r>
+              <w:rPr>
+                <w:rFonts w:cs="Arial"/>
+              </w:rPr>
+              <w:t xml:space="preserve"> </w:t>
+            </w:r>
+            <w:r>
+              <w:rPr>
+                <w:rFonts w:cs="Arial"/>
+              </w:rPr>
+              <w:t>die Prioritäten</w:t>
+            </w:r>
+            <w:r>
+              <w:rPr>
+                <w:rFonts w:cs="Arial"/>
+              </w:rPr>
+              <w:t xml:space="preserve"> für</w:t>
+            </w:r>
+            <w:r>
+              <w:rPr>
+                <w:rFonts w:cs="Arial"/>
+              </w:rPr>
+              <w:t xml:space="preserve"> </w:t>
+            </w:r>
+            <w:r>
+              <w:rPr>
+                <w:rFonts w:cs="Arial"/>
+              </w:rPr>
+              <w:t>d</w:t>
+            </w:r>
+            <w:r>
+              <w:rPr>
+                <w:rFonts w:cs="Arial"/>
+              </w:rPr>
+              <w:t>ie</w:t>
+            </w:r>
+            <w:r>
+              <w:rPr>
+                <w:rFonts w:cs="Arial"/>
+              </w:rPr>
+              <w:t xml:space="preserve"> letzten Tage </w:t>
+            </w:r>
+            <w:r>
+              <w:rPr>
+                <w:rFonts w:cs="Arial"/>
+              </w:rPr>
+              <w:t>des</w:t>
+            </w:r>
+            <w:r>
+              <w:rPr>
+                <w:rFonts w:cs="Arial"/>
+              </w:rPr>
+              <w:t xml:space="preserve"> Projekt</w:t>
+            </w:r>
+            <w:r>
+              <w:rPr>
+                <w:rFonts w:cs="Arial"/>
+              </w:rPr>
+              <w:t>s</w:t>
+            </w:r>
+            <w:r>
+              <w:rPr>
+                <w:rFonts w:cs="Arial"/>
+              </w:rPr>
+              <w:t xml:space="preserve"> liegen</w:t>
+            </w:r>
+            <w:r>
+              <w:rPr>
+                <w:rFonts w:cs="Arial"/>
+              </w:rPr>
+              <w:t>.</w:t>
+            </w:r>
           </w:p>
         </w:tc>
       </w:tr>
@@ -14012,6 +14212,12 @@
                 <w:rFonts w:cs="Arial"/>
               </w:rPr>
             </w:pPr>
+            <w:r>
+              <w:rPr>
+                <w:rFonts w:cs="Arial"/>
+              </w:rPr>
+              <w:t>Der Fokus wird bewusst auf das Überprüfen der Bewertungskriterien und auf die Vervollständigung der Dokumentation gelegt. Funktionale Erweiterungen oder Designanpassungen werden nur umgesetzt, sofern noch genügend Zeit dafür vorhanden ist.</w:t>
+            </w:r>
           </w:p>
         </w:tc>
       </w:tr>
@@ -14044,6 +14250,62 @@
                 <w:rFonts w:cs="Arial"/>
               </w:rPr>
             </w:pPr>
+            <w:r>
+              <w:rPr>
+                <w:rFonts w:cs="Arial"/>
+              </w:rPr>
+              <w:t xml:space="preserve">Neue </w:t>
+            </w:r>
+            <w:r>
+              <w:rPr>
+                <w:rFonts w:cs="Arial"/>
+              </w:rPr>
+              <w:t>Trainer</w:t>
+            </w:r>
+            <w:r>
+              <w:rPr>
+                <w:rFonts w:cs="Arial"/>
+              </w:rPr>
+              <w:t xml:space="preserve"> erstellen getestet.</w:t>
+            </w:r>
+          </w:p>
+          <w:p>
+            <w:pPr>
+              <w:rPr>
+                <w:rFonts w:cs="Arial"/>
+              </w:rPr>
+            </w:pPr>
+            <w:r>
+              <w:rPr>
+                <w:rFonts w:cs="Arial"/>
+              </w:rPr>
+              <w:t>Trainer</w:t>
+            </w:r>
+            <w:r>
+              <w:rPr>
+                <w:rFonts w:cs="Arial"/>
+              </w:rPr>
+              <w:t xml:space="preserve"> bearbeiten getestet.</w:t>
+            </w:r>
+          </w:p>
+          <w:p>
+            <w:pPr>
+              <w:rPr>
+                <w:rFonts w:cs="Arial"/>
+              </w:rPr>
+            </w:pPr>
+            <w:r>
+              <w:rPr>
+                <w:rFonts w:cs="Arial"/>
+              </w:rPr>
+              <w:t>Trainer</w:t>
+            </w:r>
+            <w:r>
+              <w:rPr>
+                <w:rFonts w:cs="Arial"/>
+              </w:rPr>
+              <w:t xml:space="preserve"> löschen getestet.</w:t>
+            </w:r>
           </w:p>
         </w:tc>
       </w:tr>
@@ -14076,6 +14338,12 @@
                 <w:rFonts w:cs="Arial"/>
               </w:rPr>
             </w:pPr>
+            <w:r>
+              <w:rPr>
+                <w:rFonts w:cs="Arial"/>
+              </w:rPr>
+              <w:t>Keine</w:t>
+            </w:r>
           </w:p>
         </w:tc>
       </w:tr>
@@ -14108,6 +14376,12 @@
                 <w:rFonts w:cs="Arial"/>
               </w:rPr>
             </w:pPr>
+            <w:r>
+              <w:rPr>
+                <w:rFonts w:cs="Arial"/>
+              </w:rPr>
+              <w:t>Keine</w:t>
+            </w:r>
           </w:p>
         </w:tc>
       </w:tr>
@@ -14140,6 +14414,12 @@
                 <w:rFonts w:cs="Arial"/>
               </w:rPr>
             </w:pPr>
+            <w:r>
+              <w:rPr>
+                <w:rFonts w:cs="Arial"/>
+              </w:rPr>
+              <w:t>Circa eine Stunde hinter dem Zeitplan.</w:t>
+            </w:r>
           </w:p>
         </w:tc>
       </w:tr>
@@ -14172,6 +14452,42 @@
                 <w:rFonts w:cs="Arial"/>
               </w:rPr>
             </w:pPr>
+            <w:r>
+              <w:rPr>
+                <w:rFonts w:cs="Arial"/>
+              </w:rPr>
+              <w:t>Vor dem Expertenbesuch war ich angespannt und unsicher ob und falls ja, wie ich mich dafür vorbereiten muss. Während de</w:t>
+            </w:r>
+            <w:r>
+              <w:rPr>
+                <w:rFonts w:cs="Arial"/>
+              </w:rPr>
+              <w:t>s</w:t>
+            </w:r>
+            <w:r>
+              <w:rPr>
+                <w:rFonts w:cs="Arial"/>
+              </w:rPr>
+              <w:t xml:space="preserve"> Gespräch</w:t>
+            </w:r>
+            <w:r>
+              <w:rPr>
+                <w:rFonts w:cs="Arial"/>
+              </w:rPr>
+              <w:t>s</w:t>
+            </w:r>
+            <w:r>
+              <w:rPr>
+                <w:rFonts w:cs="Arial"/>
+              </w:rPr>
+              <w:t xml:space="preserve"> hatte ich einen sehr guten Eindruck von Herrn Schumacher und dem Stand meines Projekts. </w:t>
+            </w:r>
+            <w:r>
+              <w:rPr>
+                <w:rFonts w:cs="Arial"/>
+              </w:rPr>
+              <w:t>Ich gehe mit einem positiven Gefühl in die letzten zwei Tage des Projekts.</w:t>
+            </w:r>
           </w:p>
         </w:tc>
       </w:tr>
@@ -14203,7 +14519,7 @@
           <w:rFonts w:cs="Arial"/>
         </w:rPr>
       </w:pPr>
-      <w:bookmarkStart w:id="163" w:name="_Toc223601408"/>
+      <w:bookmarkStart w:id="163" w:name="_Toc224110311"/>
       <w:r>
         <w:rPr>
           <w:rFonts w:cs="Arial"/>
@@ -14596,7 +14912,7 @@
           <w:rFonts w:cs="Arial"/>
         </w:rPr>
       </w:pPr>
-      <w:bookmarkStart w:id="164" w:name="_Toc223601409"/>
+      <w:bookmarkStart w:id="164" w:name="_Toc224110312"/>
       <w:r>
         <w:rPr>
           <w:rFonts w:cs="Arial"/>
@@ -14989,7 +15305,7 @@
           <w:rFonts w:cs="Arial"/>
         </w:rPr>
       </w:pPr>
-      <w:bookmarkStart w:id="165" w:name="_Toc223601410"/>
+      <w:bookmarkStart w:id="165" w:name="_Toc224110313"/>
       <w:r>
         <w:rPr>
           <w:rFonts w:cs="Arial"/>
@@ -15010,7 +15326,7 @@
       <w:bookmarkStart w:id="167" w:name="_Toc135047686"/>
       <w:bookmarkStart w:id="168" w:name="_Toc135739570"/>
       <w:bookmarkStart w:id="169" w:name="_Toc135739657"/>
-      <w:bookmarkStart w:id="170" w:name="_Toc223601411"/>
+      <w:bookmarkStart w:id="170" w:name="_Toc224110314"/>
       <w:r>
         <w:rPr>
           <w:rFonts w:cs="Arial"/>
@@ -15057,7 +15373,7 @@
         </w:rPr>
       </w:pPr>
       <w:bookmarkStart w:id="171" w:name="_Toc135739658"/>
-      <w:bookmarkStart w:id="172" w:name="_Toc223601412"/>
+      <w:bookmarkStart w:id="172" w:name="_Toc224110315"/>
       <w:r>
         <w:rPr>
           <w:rFonts w:cs="Arial"/>
@@ -15126,7 +15442,7 @@
         </w:rPr>
       </w:pPr>
       <w:bookmarkStart w:id="173" w:name="_Toc135739659"/>
-      <w:bookmarkStart w:id="174" w:name="_Toc223601413"/>
+      <w:bookmarkStart w:id="174" w:name="_Toc224110316"/>
       <w:r>
         <w:rPr>
           <w:rFonts w:cs="Arial"/>
@@ -15292,7 +15608,7 @@
         </w:rPr>
       </w:pPr>
       <w:bookmarkStart w:id="175" w:name="_Toc135739660"/>
-      <w:bookmarkStart w:id="176" w:name="_Toc223601414"/>
+      <w:bookmarkStart w:id="176" w:name="_Toc224110317"/>
       <w:r>
         <w:rPr>
           <w:rFonts w:cs="Arial"/>
@@ -15326,7 +15642,19 @@
         <w:rPr>
           <w:rFonts w:ascii="Arial" w:hAnsi="Arial" w:cs="Arial"/>
         </w:rPr>
-        <w:t>Als Ergebnis soll eine funktionsfähige Webapplikation entstehen, mit der Fussballteams grafisch dargestellt werden können. Durch einen geschützten Bereich können Teams, Spieler und Trainer verwalten werden. Ohne Login können ausschliesslich Teams angesehen werden.</w:t>
+        <w:t>Als Ergebnis soll eine funktionsfähige Webapplikation entstehen, mit der Fussballteams grafisch dargestellt werden können. Durch einen geschützten Bereich können Teams, Spieler und Trainer verwalte</w:t>
+      </w:r>
+      <w:r>
+        <w:rPr>
+          <w:rFonts w:ascii="Arial" w:hAnsi="Arial" w:cs="Arial"/>
+        </w:rPr>
+        <w:t>t</w:t>
+      </w:r>
+      <w:r>
+        <w:rPr>
+          <w:rFonts w:ascii="Arial" w:hAnsi="Arial" w:cs="Arial"/>
+        </w:rPr>
+        <w:t xml:space="preserve"> werden. Ohne Login können ausschliesslich Teams angesehen werden.</w:t>
       </w:r>
       <w:r>
         <w:rPr>
@@ -15346,7 +15674,7 @@
       <w:bookmarkStart w:id="178" w:name="_Toc135047687"/>
       <w:bookmarkStart w:id="179" w:name="_Toc135739571"/>
       <w:bookmarkStart w:id="180" w:name="_Toc135739661"/>
-      <w:bookmarkStart w:id="181" w:name="_Toc223601415"/>
+      <w:bookmarkStart w:id="181" w:name="_Toc224110318"/>
       <w:r>
         <w:rPr>
           <w:rFonts w:cs="Arial"/>
@@ -15369,7 +15697,7 @@
       </w:pPr>
       <w:bookmarkStart w:id="182" w:name="_Toc135739572"/>
       <w:bookmarkStart w:id="183" w:name="_Toc135739662"/>
-      <w:bookmarkStart w:id="184" w:name="_Toc223601416"/>
+      <w:bookmarkStart w:id="184" w:name="_Toc224110319"/>
       <w:r>
         <w:rPr>
           <w:rFonts w:cs="Arial"/>
@@ -15482,7 +15810,7 @@
       <w:bookmarkStart w:id="186" w:name="_Toc135047688"/>
       <w:bookmarkStart w:id="187" w:name="_Toc135739573"/>
       <w:bookmarkStart w:id="188" w:name="_Toc135739663"/>
-      <w:bookmarkStart w:id="189" w:name="_Toc223601417"/>
+      <w:bookmarkStart w:id="189" w:name="_Toc224110320"/>
       <w:r>
         <w:rPr>
           <w:rFonts w:cs="Arial"/>
@@ -15546,7 +15874,7 @@
       <w:bookmarkStart w:id="191" w:name="_Toc135047689"/>
       <w:bookmarkStart w:id="192" w:name="_Toc135739574"/>
       <w:bookmarkStart w:id="193" w:name="_Toc135739664"/>
-      <w:bookmarkStart w:id="194" w:name="_Toc223601418"/>
+      <w:bookmarkStart w:id="194" w:name="_Toc224110321"/>
       <w:r>
         <w:rPr>
           <w:rFonts w:cs="Arial"/>
@@ -15607,7 +15935,7 @@
       <w:bookmarkStart w:id="196" w:name="_Toc135047691"/>
       <w:bookmarkStart w:id="197" w:name="_Toc135739575"/>
       <w:bookmarkStart w:id="198" w:name="_Toc135739665"/>
-      <w:bookmarkStart w:id="199" w:name="_Toc223601419"/>
+      <w:bookmarkStart w:id="199" w:name="_Toc224110322"/>
       <w:r>
         <w:rPr>
           <w:rFonts w:cs="Arial"/>
@@ -15657,7 +15985,7 @@
       <w:bookmarkStart w:id="201" w:name="_Toc135047692"/>
       <w:bookmarkStart w:id="202" w:name="_Toc135739576"/>
       <w:bookmarkStart w:id="203" w:name="_Toc135739666"/>
-      <w:bookmarkStart w:id="204" w:name="_Toc223601420"/>
+      <w:bookmarkStart w:id="204" w:name="_Toc224110323"/>
       <w:r>
         <w:rPr>
           <w:rFonts w:cs="Arial"/>
@@ -15768,7 +16096,7 @@
       <w:bookmarkStart w:id="206" w:name="_Toc135047693"/>
       <w:bookmarkStart w:id="207" w:name="_Toc135739577"/>
       <w:bookmarkStart w:id="208" w:name="_Toc135739667"/>
-      <w:bookmarkStart w:id="209" w:name="_Toc223601421"/>
+      <w:bookmarkStart w:id="209" w:name="_Toc224110324"/>
       <w:r>
         <w:rPr>
           <w:rFonts w:cs="Arial"/>
@@ -15793,7 +16121,7 @@
       <w:bookmarkStart w:id="211" w:name="_Toc135047694"/>
       <w:bookmarkStart w:id="212" w:name="_Toc135739578"/>
       <w:bookmarkStart w:id="213" w:name="_Toc135739668"/>
-      <w:bookmarkStart w:id="214" w:name="_Toc223601422"/>
+      <w:bookmarkStart w:id="214" w:name="_Toc224110325"/>
       <w:r>
         <w:rPr>
           <w:rFonts w:cs="Arial"/>
@@ -16031,7 +16359,7 @@
       <w:bookmarkStart w:id="216" w:name="_Toc135047695"/>
       <w:bookmarkStart w:id="217" w:name="_Toc135739579"/>
       <w:bookmarkStart w:id="218" w:name="_Toc135739669"/>
-      <w:bookmarkStart w:id="219" w:name="_Toc223601423"/>
+      <w:bookmarkStart w:id="219" w:name="_Toc224110326"/>
       <w:r>
         <w:rPr>
           <w:rFonts w:cs="Arial"/>
@@ -16190,7 +16518,7 @@
       <w:bookmarkStart w:id="221" w:name="_Toc135047696"/>
       <w:bookmarkStart w:id="222" w:name="_Toc135739580"/>
       <w:bookmarkStart w:id="223" w:name="_Toc135739670"/>
-      <w:bookmarkStart w:id="224" w:name="_Toc223601424"/>
+      <w:bookmarkStart w:id="224" w:name="_Toc224110327"/>
       <w:r>
         <w:rPr>
           <w:rFonts w:cs="Arial"/>
@@ -17447,7 +17775,7 @@
       </w:pPr>
       <w:bookmarkStart w:id="225" w:name="_Toc135739581"/>
       <w:bookmarkStart w:id="226" w:name="_Toc135739671"/>
-      <w:bookmarkStart w:id="227" w:name="_Toc223601425"/>
+      <w:bookmarkStart w:id="227" w:name="_Toc224110328"/>
       <w:r>
         <w:rPr>
           <w:rFonts w:cs="Arial"/>
@@ -17611,7 +17939,7 @@
       </w:pPr>
       <w:bookmarkStart w:id="228" w:name="_Toc135739583"/>
       <w:bookmarkStart w:id="229" w:name="_Toc135739673"/>
-      <w:bookmarkStart w:id="230" w:name="_Toc223601426"/>
+      <w:bookmarkStart w:id="230" w:name="_Toc224110329"/>
       <w:r>
         <w:rPr>
           <w:rFonts w:cs="Arial"/>
@@ -17790,7 +18118,7 @@
       <w:bookmarkStart w:id="232" w:name="_Toc135047700"/>
       <w:bookmarkStart w:id="233" w:name="_Toc135739585"/>
       <w:bookmarkStart w:id="234" w:name="_Toc135739675"/>
-      <w:bookmarkStart w:id="235" w:name="_Toc223601427"/>
+      <w:bookmarkStart w:id="235" w:name="_Toc224110330"/>
       <w:r>
         <w:rPr>
           <w:rFonts w:cs="Arial"/>
@@ -17842,7 +18170,7 @@
       </w:pPr>
       <w:bookmarkStart w:id="238" w:name="_Toc135739586"/>
       <w:bookmarkStart w:id="239" w:name="_Toc135739676"/>
-      <w:bookmarkStart w:id="240" w:name="_Toc223601428"/>
+      <w:bookmarkStart w:id="240" w:name="_Toc224110331"/>
       <w:bookmarkEnd w:id="236"/>
       <w:bookmarkEnd w:id="237"/>
       <w:r>
@@ -19769,7 +20097,7 @@
           <w:rFonts w:cs="Arial"/>
         </w:rPr>
       </w:pPr>
-      <w:bookmarkStart w:id="253" w:name="_Toc223601429"/>
+      <w:bookmarkStart w:id="253" w:name="_Toc224110332"/>
       <w:r>
         <w:rPr>
           <w:rFonts w:cs="Arial"/>
@@ -19834,7 +20162,7 @@
       <w:bookmarkStart w:id="255" w:name="_Toc135047710"/>
       <w:bookmarkStart w:id="256" w:name="_Toc135739592"/>
       <w:bookmarkStart w:id="257" w:name="_Toc135739682"/>
-      <w:bookmarkStart w:id="258" w:name="_Toc223601430"/>
+      <w:bookmarkStart w:id="258" w:name="_Toc224110333"/>
       <w:r>
         <w:rPr>
           <w:rFonts w:cs="Arial"/>
@@ -19855,7 +20183,7 @@
           <w:rFonts w:cs="Arial"/>
         </w:rPr>
       </w:pPr>
-      <w:bookmarkStart w:id="259" w:name="_Toc223601431"/>
+      <w:bookmarkStart w:id="259" w:name="_Toc224110334"/>
       <w:r>
         <w:rPr>
           <w:rFonts w:cs="Arial"/>
@@ -19890,7 +20218,7 @@
           <w:rFonts w:cs="Arial"/>
         </w:rPr>
       </w:pPr>
-      <w:bookmarkStart w:id="260" w:name="_Toc223601432"/>
+      <w:bookmarkStart w:id="260" w:name="_Toc224110335"/>
       <w:r>
         <w:rPr>
           <w:rFonts w:cs="Arial"/>
@@ -20336,7 +20664,7 @@
       <w:bookmarkStart w:id="262" w:name="_Toc135047712"/>
       <w:bookmarkStart w:id="263" w:name="_Toc135739595"/>
       <w:bookmarkStart w:id="264" w:name="_Toc135739685"/>
-      <w:bookmarkStart w:id="265" w:name="_Toc223601433"/>
+      <w:bookmarkStart w:id="265" w:name="_Toc224110336"/>
       <w:r>
         <w:rPr>
           <w:rFonts w:cs="Arial"/>
@@ -20949,7 +21277,7 @@
       <w:pPr>
         <w:pStyle w:val="berschrift3nummeriert"/>
       </w:pPr>
-      <w:bookmarkStart w:id="266" w:name="_Toc223601434"/>
+      <w:bookmarkStart w:id="266" w:name="_Toc224110337"/>
       <w:r>
         <w:t>Beschreibung UI-Interaktionen</w:t>
       </w:r>
@@ -20997,7 +21325,7 @@
       <w:pPr>
         <w:pStyle w:val="berschrift3nummeriert"/>
       </w:pPr>
-      <w:bookmarkStart w:id="267" w:name="_Toc223601435"/>
+      <w:bookmarkStart w:id="267" w:name="_Toc224110338"/>
       <w:r>
         <w:t>Varianten</w:t>
       </w:r>
@@ -21444,7 +21772,7 @@
       <w:pPr>
         <w:pStyle w:val="berschrift3nummeriert"/>
       </w:pPr>
-      <w:bookmarkStart w:id="268" w:name="_Toc223601436"/>
+      <w:bookmarkStart w:id="268" w:name="_Toc224110339"/>
       <w:r>
         <w:t>Entscheidung UI-Interaktionen</w:t>
       </w:r>
@@ -22152,7 +22480,7 @@
       </w:pPr>
       <w:bookmarkStart w:id="271" w:name="_Toc135739596"/>
       <w:bookmarkStart w:id="272" w:name="_Toc135739686"/>
-      <w:bookmarkStart w:id="273" w:name="_Toc223601437"/>
+      <w:bookmarkStart w:id="273" w:name="_Toc224110340"/>
       <w:r>
         <w:rPr>
           <w:rFonts w:cs="Arial"/>
@@ -22263,6 +22591,20 @@
     </w:p>
     <w:p>
       <w:pPr>
+        <w:rPr>
+          <w:rFonts w:ascii="Arial" w:hAnsi="Arial" w:cs="Arial"/>
+        </w:rPr>
+      </w:pPr>
+    </w:p>
+    <w:p>
+      <w:pPr>
+        <w:rPr>
+          <w:rFonts w:ascii="Arial" w:hAnsi="Arial" w:cs="Arial"/>
+        </w:rPr>
+      </w:pPr>
+    </w:p>
+    <w:p>
+      <w:pPr>
         <w:pStyle w:val="berschrift3nummeriert"/>
         <w:rPr>
           <w:rFonts w:cs="Arial"/>
@@ -22272,7 +22614,7 @@
       <w:bookmarkStart w:id="275" w:name="_Toc135047715"/>
       <w:bookmarkStart w:id="276" w:name="_Toc135739597"/>
       <w:bookmarkStart w:id="277" w:name="_Toc135739687"/>
-      <w:bookmarkStart w:id="278" w:name="_Toc223601438"/>
+      <w:bookmarkStart w:id="278" w:name="_Toc224110341"/>
       <w:r>
         <w:rPr>
           <w:rFonts w:cs="Arial"/>
@@ -22300,6 +22642,94 @@
     </w:p>
     <w:p>
       <w:pPr>
+        <w:rPr>
+          <w:rFonts w:ascii="Arial" w:hAnsi="Arial" w:cs="Arial"/>
+        </w:rPr>
+      </w:pPr>
+    </w:p>
+    <w:p>
+      <w:pPr>
+        <w:rPr>
+          <w:rFonts w:ascii="Arial" w:hAnsi="Arial" w:cs="Arial"/>
+        </w:rPr>
+      </w:pPr>
+      <w:r>
+        <w:rPr>
+          <w:rFonts w:ascii="Arial" w:hAnsi="Arial" w:cs="Arial"/>
+        </w:rPr>
+        <w:t>Die folgende Abbildung zeigt das Gesamtsystem. Das Frontend wurde mit Next.js erstellt und kommuniziert über eine API mit dem bestehenden Nest.js Backend. Die Authentifizierung erfolgt durch einen JWT, welcher nach dem Login als Cookie im Browser gespeichert wird. Das Backend kümmert sich um den Zugriff auf die Datenbank.</w:t>
+      </w:r>
+    </w:p>
+    <w:p>
+      <w:pPr>
+        <w:rPr>
+          <w:rFonts w:ascii="Arial" w:hAnsi="Arial" w:cs="Arial"/>
+        </w:rPr>
+      </w:pPr>
+    </w:p>
+    <w:p>
+      <w:pPr>
+        <w:rPr>
+          <w:rFonts w:ascii="Arial" w:hAnsi="Arial" w:cs="Arial"/>
+        </w:rPr>
+      </w:pPr>
+      <w:r>
+        <w:rPr>
+          <w:rFonts w:ascii="Arial" w:hAnsi="Arial" w:cs="Arial"/>
+          <w:noProof/>
+        </w:rPr>
+        <w:drawing>
+          <wp:inline distT="0" distB="0" distL="0" distR="0" wp14:anchorId="347B656B" wp14:editId="7CEE7BA8">
+            <wp:extent cx="1778000" cy="2570739"/>
+            <wp:effectExtent l="0" t="0" r="0" b="1270"/>
+            <wp:docPr id="2073756001" name="Grafik 1" descr="Ein Bild, das Text, Screenshot, Schrift, Reihe enthält.&#10;&#10;KI-generierte Inhalte können fehlerhaft sein."/>
+            <wp:cNvGraphicFramePr>
+              <a:graphicFrameLocks xmlns:a="http://schemas.openxmlformats.org/drawingml/2006/main" noChangeAspect="1"/>
+            </wp:cNvGraphicFramePr>
+            <a:graphic xmlns:a="http://schemas.openxmlformats.org/drawingml/2006/main">
+              <a:graphicData uri="http://schemas.openxmlformats.org/drawingml/2006/picture">
+                <pic:pic xmlns:pic="http://schemas.openxmlformats.org/drawingml/2006/picture">
+                  <pic:nvPicPr>
+                    <pic:cNvPr id="2073756001" name="Grafik 1" descr="Ein Bild, das Text, Screenshot, Schrift, Reihe enthält.&#10;&#10;KI-generierte Inhalte können fehlerhaft sein."/>
+                    <pic:cNvPicPr/>
+                  </pic:nvPicPr>
+                  <pic:blipFill>
+                    <a:blip r:embed="rId27"/>
+                    <a:stretch>
+                      <a:fillRect/>
+                    </a:stretch>
+                  </pic:blipFill>
+                  <pic:spPr>
+                    <a:xfrm>
+                      <a:off x="0" y="0"/>
+                      <a:ext cx="1781011" cy="2575092"/>
+                    </a:xfrm>
+                    <a:prstGeom prst="rect">
+                      <a:avLst/>
+                    </a:prstGeom>
+                  </pic:spPr>
+                </pic:pic>
+              </a:graphicData>
+            </a:graphic>
+          </wp:inline>
+        </w:drawing>
+      </w:r>
+    </w:p>
+    <w:p>
+      <w:pPr>
+        <w:rPr>
+          <w:rFonts w:ascii="Arial" w:hAnsi="Arial" w:cs="Arial"/>
+        </w:rPr>
+      </w:pPr>
+      <w:r>
+        <w:rPr>
+          <w:rFonts w:ascii="Arial" w:hAnsi="Arial" w:cs="Arial"/>
+        </w:rPr>
+        <w:t>Abbildung: Architekturübersicht des Gesamtsystems</w:t>
+      </w:r>
+    </w:p>
+    <w:p>
+      <w:pPr>
         <w:pStyle w:val="berschrift3nummeriert"/>
         <w:rPr>
           <w:rFonts w:cs="Arial"/>
@@ -22307,7 +22737,7 @@
       </w:pPr>
       <w:bookmarkStart w:id="279" w:name="_Toc135739598"/>
       <w:bookmarkStart w:id="280" w:name="_Toc135739688"/>
-      <w:bookmarkStart w:id="281" w:name="_Toc223601439"/>
+      <w:bookmarkStart w:id="281" w:name="_Toc224110342"/>
       <w:r>
         <w:rPr>
           <w:rFonts w:cs="Arial"/>
@@ -22354,7 +22784,7 @@
       <w:bookmarkStart w:id="283" w:name="_Toc135047717"/>
       <w:bookmarkStart w:id="284" w:name="_Toc135739599"/>
       <w:bookmarkStart w:id="285" w:name="_Toc135739689"/>
-      <w:bookmarkStart w:id="286" w:name="_Toc223601440"/>
+      <w:bookmarkStart w:id="286" w:name="_Toc224110343"/>
       <w:r>
         <w:rPr>
           <w:rFonts w:cs="Arial"/>
@@ -22749,120 +23179,127 @@
         <w:rPr>
           <w:rFonts w:ascii="Arial" w:hAnsi="Arial" w:cs="Arial"/>
         </w:rPr>
+        <w:t>Für den geschützten Admin Bereich der Applikation wurde eine Authentifizierung mit der NextAuth Library umgesetzt. NextAuth ermöglicht eine einfache Integration von Login Mechanismen.</w:t>
+      </w:r>
+    </w:p>
+    <w:p>
+      <w:pPr>
+        <w:rPr>
+          <w:rFonts w:ascii="Arial" w:hAnsi="Arial" w:cs="Arial"/>
+        </w:rPr>
+      </w:pPr>
+    </w:p>
+    <w:p>
+      <w:pPr>
+        <w:rPr>
+          <w:rFonts w:ascii="Arial" w:hAnsi="Arial" w:cs="Arial"/>
+        </w:rPr>
+      </w:pPr>
+      <w:r>
+        <w:rPr>
+          <w:rFonts w:ascii="Arial" w:hAnsi="Arial" w:cs="Arial"/>
+        </w:rPr>
+        <w:t>Für das Login wurde ein Credentials Provider eingerichtet, welcher die eingegebenen Daten des Users mit den Daten aus den Environment Variablen vergleicht. Bei erfolgreicher Anmeldung wird eine Session erstellt und als Cookie abgespeichert.</w:t>
+      </w:r>
+    </w:p>
+    <w:p>
+      <w:pPr>
+        <w:rPr>
+          <w:rFonts w:ascii="Arial" w:hAnsi="Arial" w:cs="Arial"/>
+        </w:rPr>
+      </w:pPr>
+    </w:p>
+    <w:p>
+      <w:pPr>
+        <w:rPr>
+          <w:rFonts w:ascii="Arial" w:hAnsi="Arial" w:cs="Arial"/>
+        </w:rPr>
+      </w:pPr>
+      <w:r>
+        <w:rPr>
+          <w:rFonts w:ascii="Arial" w:hAnsi="Arial" w:cs="Arial"/>
+        </w:rPr>
+        <w:t>Die Login Seite verwendet ein Formular welches React Hook Form zur Formularverwaltung und Zod zur Validierung der Eingaben verwendet.</w:t>
+      </w:r>
+    </w:p>
+    <w:p>
+      <w:pPr>
+        <w:rPr>
+          <w:rFonts w:ascii="Arial" w:hAnsi="Arial" w:cs="Arial"/>
+        </w:rPr>
+      </w:pPr>
+    </w:p>
+    <w:p>
+      <w:pPr>
+        <w:rPr>
+          <w:rFonts w:ascii="Arial" w:hAnsi="Arial" w:cs="Arial"/>
+        </w:rPr>
+      </w:pPr>
+      <w:r>
+        <w:rPr>
+          <w:rFonts w:ascii="Arial" w:hAnsi="Arial" w:cs="Arial"/>
+        </w:rPr>
+        <w:t>Bei erfolgreicher Anmeldung wird der User in den geschützten Admin Bereich weitergeleitet. Bei Ungültiger Eingabe bleibt der User auf der Login Seite. Nicht authentifizierte User werden automatisch auf die Login Seite umgeleitet.</w:t>
+      </w:r>
+    </w:p>
+    <w:p>
+      <w:pPr>
+        <w:rPr>
+          <w:rFonts w:ascii="Arial" w:hAnsi="Arial" w:cs="Arial"/>
+        </w:rPr>
+      </w:pPr>
+    </w:p>
+    <w:p>
+      <w:pPr>
+        <w:rPr>
+          <w:rFonts w:ascii="Arial" w:hAnsi="Arial" w:cs="Arial"/>
+        </w:rPr>
+      </w:pPr>
+      <w:r>
+        <w:rPr>
+          <w:rFonts w:ascii="Arial" w:hAnsi="Arial" w:cs="Arial"/>
+        </w:rPr>
+        <w:t>Backend Layout kreieren:</w:t>
+      </w:r>
+    </w:p>
+    <w:p>
+      <w:pPr>
+        <w:rPr>
+          <w:rFonts w:ascii="Arial" w:hAnsi="Arial" w:cs="Arial"/>
+        </w:rPr>
+      </w:pPr>
+    </w:p>
+    <w:p>
+      <w:pPr>
+        <w:rPr>
+          <w:rFonts w:ascii="Arial" w:hAnsi="Arial" w:cs="Arial"/>
+        </w:rPr>
+      </w:pPr>
+      <w:r>
+        <w:rPr>
+          <w:rFonts w:ascii="Arial" w:hAnsi="Arial" w:cs="Arial"/>
+        </w:rPr>
+        <w:t>Um den verschiedenen Admin Seiten eine einheitliche Struktur zu geben, wurde ein zentrales Layout für den Admin Bereich erstellt. Mit der Datei «layout.tsx» müssen die Elemente Navigation und Header nicht auf jeder Admin Seite, sondern nur einmal erstellt und implementiert werden.</w:t>
+      </w:r>
+    </w:p>
+    <w:p>
+      <w:pPr>
+        <w:rPr>
+          <w:rFonts w:ascii="Arial" w:hAnsi="Arial" w:cs="Arial"/>
+        </w:rPr>
+      </w:pPr>
+    </w:p>
+    <w:p>
+      <w:pPr>
+        <w:rPr>
+          <w:rFonts w:ascii="Arial" w:hAnsi="Arial" w:cs="Arial"/>
+        </w:rPr>
+      </w:pPr>
+      <w:r>
+        <w:rPr>
+          <w:rFonts w:ascii="Arial" w:hAnsi="Arial" w:cs="Arial"/>
+        </w:rPr>
         <w:lastRenderedPageBreak/>
-        <w:t>Für den geschützten Admin Bereich der Applikation wurde eine Authentifizierung mit der NextAuth Library umgesetzt. NextAuth ermöglicht eine einfache Integration von Login Mechanismen.</w:t>
-      </w:r>
-    </w:p>
-    <w:p>
-      <w:pPr>
-        <w:rPr>
-          <w:rFonts w:ascii="Arial" w:hAnsi="Arial" w:cs="Arial"/>
-        </w:rPr>
-      </w:pPr>
-    </w:p>
-    <w:p>
-      <w:pPr>
-        <w:rPr>
-          <w:rFonts w:ascii="Arial" w:hAnsi="Arial" w:cs="Arial"/>
-        </w:rPr>
-      </w:pPr>
-      <w:r>
-        <w:rPr>
-          <w:rFonts w:ascii="Arial" w:hAnsi="Arial" w:cs="Arial"/>
-        </w:rPr>
-        <w:t>Für das Login wurde ein Credentials Provider eingerichtet, welcher die eingegebenen Daten des Users mit den Daten aus den Environment Variablen vergleicht. Bei erfolgreicher Anmeldung wird eine Session erstellt und als Cookie abgespeichert.</w:t>
-      </w:r>
-    </w:p>
-    <w:p>
-      <w:pPr>
-        <w:rPr>
-          <w:rFonts w:ascii="Arial" w:hAnsi="Arial" w:cs="Arial"/>
-        </w:rPr>
-      </w:pPr>
-    </w:p>
-    <w:p>
-      <w:pPr>
-        <w:rPr>
-          <w:rFonts w:ascii="Arial" w:hAnsi="Arial" w:cs="Arial"/>
-        </w:rPr>
-      </w:pPr>
-      <w:r>
-        <w:rPr>
-          <w:rFonts w:ascii="Arial" w:hAnsi="Arial" w:cs="Arial"/>
-        </w:rPr>
-        <w:t>Die Login Seite verwendet ein Formular welches React Hook Form zur Formularverwaltung und Zod zur Validierung der Eingaben verwendet.</w:t>
-      </w:r>
-    </w:p>
-    <w:p>
-      <w:pPr>
-        <w:rPr>
-          <w:rFonts w:ascii="Arial" w:hAnsi="Arial" w:cs="Arial"/>
-        </w:rPr>
-      </w:pPr>
-    </w:p>
-    <w:p>
-      <w:pPr>
-        <w:rPr>
-          <w:rFonts w:ascii="Arial" w:hAnsi="Arial" w:cs="Arial"/>
-        </w:rPr>
-      </w:pPr>
-      <w:r>
-        <w:rPr>
-          <w:rFonts w:ascii="Arial" w:hAnsi="Arial" w:cs="Arial"/>
-        </w:rPr>
-        <w:t>Bei erfolgreicher Anmeldung wird der User in den geschützten Admin Bereich weitergeleitet. Bei Ungültiger Eingabe bleibt der User auf der Login Seite. Nicht authentifizierte User werden automatisch auf die Login Seite umgeleitet.</w:t>
-      </w:r>
-    </w:p>
-    <w:p>
-      <w:pPr>
-        <w:rPr>
-          <w:rFonts w:ascii="Arial" w:hAnsi="Arial" w:cs="Arial"/>
-        </w:rPr>
-      </w:pPr>
-    </w:p>
-    <w:p>
-      <w:pPr>
-        <w:rPr>
-          <w:rFonts w:ascii="Arial" w:hAnsi="Arial" w:cs="Arial"/>
-        </w:rPr>
-      </w:pPr>
-      <w:r>
-        <w:rPr>
-          <w:rFonts w:ascii="Arial" w:hAnsi="Arial" w:cs="Arial"/>
-        </w:rPr>
-        <w:t>Backend Layout kreieren:</w:t>
-      </w:r>
-    </w:p>
-    <w:p>
-      <w:pPr>
-        <w:rPr>
-          <w:rFonts w:ascii="Arial" w:hAnsi="Arial" w:cs="Arial"/>
-        </w:rPr>
-      </w:pPr>
-      <w:r>
-        <w:rPr>
-          <w:rFonts w:ascii="Arial" w:hAnsi="Arial" w:cs="Arial"/>
-        </w:rPr>
-        <w:t>Um den verschiedenen Admin Seiten eine einheitliche Struktur zu geben, wurde ein zentrales Layout für den Admin Bereich erstellt. Mit der Datei «layout.tsx» müssen die Elemente Navigation und Header nicht auf jeder Admin Seite, sondern nur einmal erstellt und implementiert werden.</w:t>
-      </w:r>
-    </w:p>
-    <w:p>
-      <w:pPr>
-        <w:rPr>
-          <w:rFonts w:ascii="Arial" w:hAnsi="Arial" w:cs="Arial"/>
-        </w:rPr>
-      </w:pPr>
-    </w:p>
-    <w:p>
-      <w:pPr>
-        <w:rPr>
-          <w:rFonts w:ascii="Arial" w:hAnsi="Arial" w:cs="Arial"/>
-        </w:rPr>
-      </w:pPr>
-      <w:r>
-        <w:rPr>
-          <w:rFonts w:ascii="Arial" w:hAnsi="Arial" w:cs="Arial"/>
-        </w:rPr>
         <w:t>Für die Navigation wurde die Komponente «Sidebar» aus der shadcn/ui Library verwendet. Die Sidebar Navigation ermöglicht den Seitenwechsel zwischen Teams, Spieler und Trainer.</w:t>
       </w:r>
       <w:r>
@@ -22918,6 +23355,13 @@
           <w:rFonts w:ascii="Arial" w:hAnsi="Arial" w:cs="Arial"/>
         </w:rPr>
       </w:pPr>
+    </w:p>
+    <w:p>
+      <w:pPr>
+        <w:rPr>
+          <w:rFonts w:ascii="Arial" w:hAnsi="Arial" w:cs="Arial"/>
+        </w:rPr>
+      </w:pPr>
       <w:r>
         <w:rPr>
           <w:rFonts w:ascii="Arial" w:hAnsi="Arial" w:cs="Arial"/>
@@ -23199,224 +23643,224 @@
         <w:rPr>
           <w:rFonts w:ascii="Arial" w:hAnsi="Arial" w:cs="Arial"/>
         </w:rPr>
+        <w:t>Für die</w:t>
+      </w:r>
+      <w:r>
+        <w:rPr>
+          <w:rFonts w:ascii="Arial" w:hAnsi="Arial" w:cs="Arial"/>
+        </w:rPr>
+        <w:t xml:space="preserve"> Benutzeroberfläche des</w:t>
+      </w:r>
+      <w:r>
+        <w:rPr>
+          <w:rFonts w:ascii="Arial" w:hAnsi="Arial" w:cs="Arial"/>
+        </w:rPr>
+        <w:t xml:space="preserve"> Delete Button</w:t>
+      </w:r>
+      <w:r>
+        <w:rPr>
+          <w:rFonts w:ascii="Arial" w:hAnsi="Arial" w:cs="Arial"/>
+        </w:rPr>
+        <w:t>s</w:t>
+      </w:r>
+      <w:r>
+        <w:rPr>
+          <w:rFonts w:ascii="Arial" w:hAnsi="Arial" w:cs="Arial"/>
+        </w:rPr>
+        <w:t xml:space="preserve"> wurden aus der shadcn/ui Library die Komponenten «AlertDialog» und «Sonner» verwendet. </w:t>
+      </w:r>
+      <w:r>
+        <w:rPr>
+          <w:rFonts w:ascii="Arial" w:hAnsi="Arial" w:cs="Arial"/>
+        </w:rPr>
+        <w:t>Durch</w:t>
+      </w:r>
+      <w:r>
+        <w:rPr>
+          <w:rFonts w:ascii="Arial" w:hAnsi="Arial" w:cs="Arial"/>
+        </w:rPr>
+        <w:t xml:space="preserve"> das</w:t>
+      </w:r>
+      <w:r>
+        <w:rPr>
+          <w:rFonts w:ascii="Arial" w:hAnsi="Arial" w:cs="Arial"/>
+        </w:rPr>
+        <w:t xml:space="preserve"> Klicken auf den Löschen Button erscheint ein Popup</w:t>
+      </w:r>
+      <w:r>
+        <w:rPr>
+          <w:rFonts w:ascii="Arial" w:hAnsi="Arial" w:cs="Arial"/>
+        </w:rPr>
+        <w:t>,</w:t>
+      </w:r>
+      <w:r>
+        <w:rPr>
+          <w:rFonts w:ascii="Arial" w:hAnsi="Arial" w:cs="Arial"/>
+        </w:rPr>
+        <w:t xml:space="preserve"> </w:t>
+      </w:r>
+      <w:r>
+        <w:rPr>
+          <w:rFonts w:ascii="Arial" w:hAnsi="Arial" w:cs="Arial"/>
+        </w:rPr>
+        <w:t>welches den User fragt</w:t>
+      </w:r>
+      <w:r>
+        <w:rPr>
+          <w:rFonts w:ascii="Arial" w:hAnsi="Arial" w:cs="Arial"/>
+        </w:rPr>
+        <w:t xml:space="preserve">, ob das Team wirklich gelöscht werden möchte. Erst nach Bestätigung dieses </w:t>
+      </w:r>
+      <w:r>
+        <w:rPr>
+          <w:rFonts w:ascii="Arial" w:hAnsi="Arial" w:cs="Arial"/>
+        </w:rPr>
+        <w:t>Dialogs</w:t>
+      </w:r>
+      <w:r>
+        <w:rPr>
+          <w:rFonts w:ascii="Arial" w:hAnsi="Arial" w:cs="Arial"/>
+        </w:rPr>
+        <w:t>, wird das Team wirklich gelöscht</w:t>
+      </w:r>
+      <w:r>
+        <w:rPr>
+          <w:rFonts w:ascii="Arial" w:hAnsi="Arial" w:cs="Arial"/>
+        </w:rPr>
+        <w:t xml:space="preserve">. Nach erfolgreichem Löschen wird zusätzlich </w:t>
+      </w:r>
+      <w:r>
+        <w:rPr>
+          <w:rFonts w:ascii="Arial" w:hAnsi="Arial" w:cs="Arial"/>
+        </w:rPr>
+        <w:t xml:space="preserve">ein Toast </w:t>
+      </w:r>
+      <w:r>
+        <w:rPr>
+          <w:rFonts w:ascii="Arial" w:hAnsi="Arial" w:cs="Arial"/>
+        </w:rPr>
+        <w:t>ange</w:t>
+      </w:r>
+      <w:r>
+        <w:rPr>
+          <w:rFonts w:ascii="Arial" w:hAnsi="Arial" w:cs="Arial"/>
+        </w:rPr>
+        <w:t>zeigt</w:t>
+      </w:r>
+      <w:r>
+        <w:rPr>
+          <w:rFonts w:ascii="Arial" w:hAnsi="Arial" w:cs="Arial"/>
+        </w:rPr>
+        <w:t>, der</w:t>
+      </w:r>
+      <w:r>
+        <w:rPr>
+          <w:rFonts w:ascii="Arial" w:hAnsi="Arial" w:cs="Arial"/>
+        </w:rPr>
+        <w:t xml:space="preserve"> den </w:t>
+      </w:r>
+      <w:r>
+        <w:rPr>
+          <w:rFonts w:ascii="Arial" w:hAnsi="Arial" w:cs="Arial"/>
+        </w:rPr>
+        <w:t>Vorgang bestätigt</w:t>
+      </w:r>
+      <w:r>
+        <w:rPr>
+          <w:rFonts w:ascii="Arial" w:hAnsi="Arial" w:cs="Arial"/>
+        </w:rPr>
+        <w:t>.</w:t>
+      </w:r>
+    </w:p>
+    <w:p>
+      <w:pPr>
+        <w:rPr>
+          <w:rFonts w:ascii="Arial" w:hAnsi="Arial" w:cs="Arial"/>
+        </w:rPr>
+      </w:pPr>
+    </w:p>
+    <w:p>
+      <w:pPr>
+        <w:rPr>
+          <w:rFonts w:ascii="Arial" w:hAnsi="Arial" w:cs="Arial"/>
+        </w:rPr>
+      </w:pPr>
+      <w:r>
+        <w:rPr>
+          <w:rFonts w:ascii="Arial" w:hAnsi="Arial" w:cs="Arial"/>
+        </w:rPr>
+        <w:t>Create Button Funktionalität:</w:t>
+      </w:r>
+    </w:p>
+    <w:p>
+      <w:pPr>
+        <w:rPr>
+          <w:rFonts w:ascii="Arial" w:hAnsi="Arial" w:cs="Arial"/>
+        </w:rPr>
+      </w:pPr>
+      <w:r>
+        <w:rPr>
+          <w:rFonts w:ascii="Arial" w:hAnsi="Arial" w:cs="Arial"/>
+        </w:rPr>
+        <w:t xml:space="preserve">Für das Erstellen eines neuen </w:t>
+      </w:r>
+      <w:r>
+        <w:rPr>
+          <w:rFonts w:ascii="Arial" w:hAnsi="Arial" w:cs="Arial"/>
+        </w:rPr>
+        <w:t>Teams</w:t>
+      </w:r>
+      <w:r>
+        <w:rPr>
+          <w:rFonts w:ascii="Arial" w:hAnsi="Arial" w:cs="Arial"/>
+        </w:rPr>
+        <w:t xml:space="preserve"> wurde eine separate Seite mit einem Formular umgesetzt.</w:t>
+      </w:r>
+      <w:r>
+        <w:rPr>
+          <w:rFonts w:ascii="Arial" w:hAnsi="Arial" w:cs="Arial"/>
+        </w:rPr>
+        <w:t xml:space="preserve"> Beim Klicken auf den «Neues Team erstellen» Button oberhalb der Tabelle wird der User auf diese Seite weitergeleitet.</w:t>
+      </w:r>
+    </w:p>
+    <w:p>
+      <w:pPr>
+        <w:rPr>
+          <w:rFonts w:ascii="Arial" w:hAnsi="Arial" w:cs="Arial"/>
+        </w:rPr>
+      </w:pPr>
+    </w:p>
+    <w:p>
+      <w:pPr>
+        <w:rPr>
+          <w:rFonts w:ascii="Arial" w:hAnsi="Arial" w:cs="Arial"/>
+        </w:rPr>
+      </w:pPr>
+      <w:r>
+        <w:rPr>
+          <w:rFonts w:ascii="Arial" w:hAnsi="Arial" w:cs="Arial"/>
+        </w:rPr>
+        <w:t>Die Seite besteht aus zwei zentralen Komponenten. Auf der rechten Seite befindet sich die Komponente «SquadForm», welche die allgemeinen Teaminformationen wie Name, Beschreibung und Datum enthält. Auf der linken Seite befindet sich die «SquadBuilder» Komponente, welche das Zusammenstellen des Teams ermöglicht. Hier können Spieler den fünf Positionen Sturm, Mittelfeld, Verteidigung, Torwart und Ersatz hinzugefügt werden. Ausserdem können Trainer dem Team hinzugefügt werden.</w:t>
+      </w:r>
+    </w:p>
+    <w:p>
+      <w:pPr>
+        <w:rPr>
+          <w:rFonts w:ascii="Arial" w:hAnsi="Arial" w:cs="Arial"/>
+        </w:rPr>
+      </w:pPr>
+    </w:p>
+    <w:p>
+      <w:pPr>
+        <w:rPr>
+          <w:rFonts w:ascii="Arial" w:hAnsi="Arial" w:cs="Arial"/>
+        </w:rPr>
+      </w:pPr>
+      <w:r>
+        <w:rPr>
+          <w:rFonts w:ascii="Arial" w:hAnsi="Arial" w:cs="Arial"/>
+        </w:rPr>
         <w:lastRenderedPageBreak/>
-        <w:t>Für die</w:t>
-      </w:r>
-      <w:r>
-        <w:rPr>
-          <w:rFonts w:ascii="Arial" w:hAnsi="Arial" w:cs="Arial"/>
-        </w:rPr>
-        <w:t xml:space="preserve"> Benutzeroberfläche des</w:t>
-      </w:r>
-      <w:r>
-        <w:rPr>
-          <w:rFonts w:ascii="Arial" w:hAnsi="Arial" w:cs="Arial"/>
-        </w:rPr>
-        <w:t xml:space="preserve"> Delete Button</w:t>
-      </w:r>
-      <w:r>
-        <w:rPr>
-          <w:rFonts w:ascii="Arial" w:hAnsi="Arial" w:cs="Arial"/>
-        </w:rPr>
-        <w:t>s</w:t>
-      </w:r>
-      <w:r>
-        <w:rPr>
-          <w:rFonts w:ascii="Arial" w:hAnsi="Arial" w:cs="Arial"/>
-        </w:rPr>
-        <w:t xml:space="preserve"> wurden aus der shadcn/ui Library die Komponenten «AlertDialog» und «Sonner» verwendet. </w:t>
-      </w:r>
-      <w:r>
-        <w:rPr>
-          <w:rFonts w:ascii="Arial" w:hAnsi="Arial" w:cs="Arial"/>
-        </w:rPr>
-        <w:t>Durch</w:t>
-      </w:r>
-      <w:r>
-        <w:rPr>
-          <w:rFonts w:ascii="Arial" w:hAnsi="Arial" w:cs="Arial"/>
-        </w:rPr>
-        <w:t xml:space="preserve"> das</w:t>
-      </w:r>
-      <w:r>
-        <w:rPr>
-          <w:rFonts w:ascii="Arial" w:hAnsi="Arial" w:cs="Arial"/>
-        </w:rPr>
-        <w:t xml:space="preserve"> Klicken auf den Löschen Button erscheint ein Popup</w:t>
-      </w:r>
-      <w:r>
-        <w:rPr>
-          <w:rFonts w:ascii="Arial" w:hAnsi="Arial" w:cs="Arial"/>
-        </w:rPr>
-        <w:t>,</w:t>
-      </w:r>
-      <w:r>
-        <w:rPr>
-          <w:rFonts w:ascii="Arial" w:hAnsi="Arial" w:cs="Arial"/>
-        </w:rPr>
-        <w:t xml:space="preserve"> </w:t>
-      </w:r>
-      <w:r>
-        <w:rPr>
-          <w:rFonts w:ascii="Arial" w:hAnsi="Arial" w:cs="Arial"/>
-        </w:rPr>
-        <w:t>welches den User fragt</w:t>
-      </w:r>
-      <w:r>
-        <w:rPr>
-          <w:rFonts w:ascii="Arial" w:hAnsi="Arial" w:cs="Arial"/>
-        </w:rPr>
-        <w:t xml:space="preserve">, ob das Team wirklich gelöscht werden möchte. Erst nach Bestätigung dieses </w:t>
-      </w:r>
-      <w:r>
-        <w:rPr>
-          <w:rFonts w:ascii="Arial" w:hAnsi="Arial" w:cs="Arial"/>
-        </w:rPr>
-        <w:t>Dialogs</w:t>
-      </w:r>
-      <w:r>
-        <w:rPr>
-          <w:rFonts w:ascii="Arial" w:hAnsi="Arial" w:cs="Arial"/>
-        </w:rPr>
-        <w:t>, wird das Team wirklich gelöscht</w:t>
-      </w:r>
-      <w:r>
-        <w:rPr>
-          <w:rFonts w:ascii="Arial" w:hAnsi="Arial" w:cs="Arial"/>
-        </w:rPr>
-        <w:t xml:space="preserve">. Nach erfolgreichem Löschen wird zusätzlich </w:t>
-      </w:r>
-      <w:r>
-        <w:rPr>
-          <w:rFonts w:ascii="Arial" w:hAnsi="Arial" w:cs="Arial"/>
-        </w:rPr>
-        <w:t xml:space="preserve">ein Toast </w:t>
-      </w:r>
-      <w:r>
-        <w:rPr>
-          <w:rFonts w:ascii="Arial" w:hAnsi="Arial" w:cs="Arial"/>
-        </w:rPr>
-        <w:t>ange</w:t>
-      </w:r>
-      <w:r>
-        <w:rPr>
-          <w:rFonts w:ascii="Arial" w:hAnsi="Arial" w:cs="Arial"/>
-        </w:rPr>
-        <w:t>zeigt</w:t>
-      </w:r>
-      <w:r>
-        <w:rPr>
-          <w:rFonts w:ascii="Arial" w:hAnsi="Arial" w:cs="Arial"/>
-        </w:rPr>
-        <w:t>, der</w:t>
-      </w:r>
-      <w:r>
-        <w:rPr>
-          <w:rFonts w:ascii="Arial" w:hAnsi="Arial" w:cs="Arial"/>
-        </w:rPr>
-        <w:t xml:space="preserve"> den </w:t>
-      </w:r>
-      <w:r>
-        <w:rPr>
-          <w:rFonts w:ascii="Arial" w:hAnsi="Arial" w:cs="Arial"/>
-        </w:rPr>
-        <w:t>Vorgang bestätigt</w:t>
-      </w:r>
-      <w:r>
-        <w:rPr>
-          <w:rFonts w:ascii="Arial" w:hAnsi="Arial" w:cs="Arial"/>
-        </w:rPr>
-        <w:t>.</w:t>
-      </w:r>
-    </w:p>
-    <w:p>
-      <w:pPr>
-        <w:rPr>
-          <w:rFonts w:ascii="Arial" w:hAnsi="Arial" w:cs="Arial"/>
-        </w:rPr>
-      </w:pPr>
-    </w:p>
-    <w:p>
-      <w:pPr>
-        <w:rPr>
-          <w:rFonts w:ascii="Arial" w:hAnsi="Arial" w:cs="Arial"/>
-        </w:rPr>
-      </w:pPr>
-      <w:r>
-        <w:rPr>
-          <w:rFonts w:ascii="Arial" w:hAnsi="Arial" w:cs="Arial"/>
-        </w:rPr>
-        <w:t>Create Button Funktionalität:</w:t>
-      </w:r>
-    </w:p>
-    <w:p>
-      <w:pPr>
-        <w:rPr>
-          <w:rFonts w:ascii="Arial" w:hAnsi="Arial" w:cs="Arial"/>
-        </w:rPr>
-      </w:pPr>
-      <w:r>
-        <w:rPr>
-          <w:rFonts w:ascii="Arial" w:hAnsi="Arial" w:cs="Arial"/>
-        </w:rPr>
-        <w:t xml:space="preserve">Für das Erstellen eines neuen </w:t>
-      </w:r>
-      <w:r>
-        <w:rPr>
-          <w:rFonts w:ascii="Arial" w:hAnsi="Arial" w:cs="Arial"/>
-        </w:rPr>
-        <w:t>Teams</w:t>
-      </w:r>
-      <w:r>
-        <w:rPr>
-          <w:rFonts w:ascii="Arial" w:hAnsi="Arial" w:cs="Arial"/>
-        </w:rPr>
-        <w:t xml:space="preserve"> wurde eine separate Seite mit einem Formular umgesetzt.</w:t>
-      </w:r>
-      <w:r>
-        <w:rPr>
-          <w:rFonts w:ascii="Arial" w:hAnsi="Arial" w:cs="Arial"/>
-        </w:rPr>
-        <w:t xml:space="preserve"> Beim Klicken auf den «Neues Team erstellen» Button oberhalb der Tabelle wird der User auf diese Seite weitergeleitet.</w:t>
-      </w:r>
-    </w:p>
-    <w:p>
-      <w:pPr>
-        <w:rPr>
-          <w:rFonts w:ascii="Arial" w:hAnsi="Arial" w:cs="Arial"/>
-        </w:rPr>
-      </w:pPr>
-    </w:p>
-    <w:p>
-      <w:pPr>
-        <w:rPr>
-          <w:rFonts w:ascii="Arial" w:hAnsi="Arial" w:cs="Arial"/>
-        </w:rPr>
-      </w:pPr>
-      <w:r>
-        <w:rPr>
-          <w:rFonts w:ascii="Arial" w:hAnsi="Arial" w:cs="Arial"/>
-        </w:rPr>
-        <w:t>Die Seite besteht aus zwei zentralen Komponenten. Auf der rechten Seite befindet sich die Komponente «SquadForm», welche die allgemeinen Teaminformationen wie Name, Beschreibung und Datum enthält. Auf der linken Seite befindet sich die «SquadBuilder» Komponente, welche das Zusammenstellen des Teams ermöglicht. Hier können Spieler den fünf Positionen Sturm, Mittelfeld, Verteidigung, Torwart und Ersatz hinzugefügt werden. Ausserdem können Trainer dem Team hinzugefügt werden.</w:t>
-      </w:r>
-    </w:p>
-    <w:p>
-      <w:pPr>
-        <w:rPr>
-          <w:rFonts w:ascii="Arial" w:hAnsi="Arial" w:cs="Arial"/>
-        </w:rPr>
-      </w:pPr>
-    </w:p>
-    <w:p>
-      <w:pPr>
-        <w:rPr>
-          <w:rFonts w:ascii="Arial" w:hAnsi="Arial" w:cs="Arial"/>
-        </w:rPr>
-      </w:pPr>
-      <w:r>
-        <w:rPr>
-          <w:rFonts w:ascii="Arial" w:hAnsi="Arial" w:cs="Arial"/>
-        </w:rPr>
         <w:t>Die Eingaben des Formulars werden vor dem Absenden validiert, um sicherzustellen, dass alle Felder korrekt ausgefüllt sind.</w:t>
       </w:r>
     </w:p>
@@ -23573,175 +24017,340 @@
         <w:rPr>
           <w:rFonts w:ascii="Arial" w:hAnsi="Arial" w:cs="Arial"/>
         </w:rPr>
+        <w:t xml:space="preserve">Für die Anzeige eines Teams wurde eine öffentliche Frontend Seite erstellt. Die URL wird anhand der Team ID </w:t>
+      </w:r>
+      <w:r>
+        <w:rPr>
+          <w:rFonts w:ascii="Arial" w:hAnsi="Arial" w:cs="Arial"/>
+        </w:rPr>
+        <w:t>generiert</w:t>
+      </w:r>
+      <w:r>
+        <w:rPr>
+          <w:rFonts w:ascii="Arial" w:hAnsi="Arial" w:cs="Arial"/>
+        </w:rPr>
+        <w:t xml:space="preserve">. Damit die Datenbank ID nicht ersichtlich und nicht erratbar ist, wird </w:t>
+      </w:r>
+      <w:r>
+        <w:rPr>
+          <w:rFonts w:ascii="Arial" w:hAnsi="Arial" w:cs="Arial"/>
+        </w:rPr>
+        <w:t>sie</w:t>
+      </w:r>
+      <w:r>
+        <w:rPr>
+          <w:rFonts w:ascii="Arial" w:hAnsi="Arial" w:cs="Arial"/>
+        </w:rPr>
+        <w:t xml:space="preserve"> mit der Library «Hashids» verschlüsselt. </w:t>
+      </w:r>
+    </w:p>
+    <w:p>
+      <w:pPr>
+        <w:rPr>
+          <w:rFonts w:ascii="Arial" w:hAnsi="Arial" w:cs="Arial"/>
+        </w:rPr>
+      </w:pPr>
+    </w:p>
+    <w:p>
+      <w:pPr>
+        <w:rPr>
+          <w:rFonts w:ascii="Arial" w:hAnsi="Arial" w:cs="Arial"/>
+        </w:rPr>
+      </w:pPr>
+      <w:r>
+        <w:rPr>
+          <w:rFonts w:ascii="Arial" w:hAnsi="Arial" w:cs="Arial"/>
+        </w:rPr>
+        <w:t>Die Teamdaten werden über die Backend API abgerufen und anschliessend grafisch dargestellt.</w:t>
+      </w:r>
+    </w:p>
+    <w:p>
+      <w:pPr>
+        <w:rPr>
+          <w:rFonts w:ascii="Arial" w:hAnsi="Arial" w:cs="Arial"/>
+        </w:rPr>
+      </w:pPr>
+      <w:r>
+        <w:rPr>
+          <w:rFonts w:ascii="Arial" w:hAnsi="Arial" w:cs="Arial"/>
+        </w:rPr>
+        <w:t>Oben links wird der Name des Teams und das Datum angezeigt.</w:t>
+      </w:r>
+    </w:p>
+    <w:p>
+      <w:pPr>
+        <w:rPr>
+          <w:rFonts w:ascii="Arial" w:hAnsi="Arial" w:cs="Arial"/>
+        </w:rPr>
+      </w:pPr>
+    </w:p>
+    <w:p>
+      <w:pPr>
+        <w:rPr>
+          <w:rFonts w:ascii="Arial" w:hAnsi="Arial" w:cs="Arial"/>
+        </w:rPr>
+      </w:pPr>
+      <w:r>
+        <w:rPr>
+          <w:rFonts w:ascii="Arial" w:hAnsi="Arial" w:cs="Arial"/>
+        </w:rPr>
+        <w:t>Die Startaufstellung des Teams wird auf der linken Seite auf einem</w:t>
+      </w:r>
+      <w:r>
+        <w:rPr>
+          <w:rFonts w:ascii="Arial" w:hAnsi="Arial" w:cs="Arial"/>
+        </w:rPr>
+        <w:t xml:space="preserve"> grafischen</w:t>
+      </w:r>
+      <w:r>
+        <w:rPr>
+          <w:rFonts w:ascii="Arial" w:hAnsi="Arial" w:cs="Arial"/>
+        </w:rPr>
+        <w:t xml:space="preserve"> Fussballfeld </w:t>
+      </w:r>
+      <w:r>
+        <w:rPr>
+          <w:rFonts w:ascii="Arial" w:hAnsi="Arial" w:cs="Arial"/>
+        </w:rPr>
+        <w:t>dargestellt</w:t>
+      </w:r>
+      <w:r>
+        <w:rPr>
+          <w:rFonts w:ascii="Arial" w:hAnsi="Arial" w:cs="Arial"/>
+        </w:rPr>
+        <w:t>. Die Spieler werden nach ihrer Position (Sturm, Mittelfeld, Verteidigung und Torwart) sortiert dargestellt.</w:t>
+      </w:r>
+    </w:p>
+    <w:p>
+      <w:pPr>
+        <w:rPr>
+          <w:rFonts w:ascii="Arial" w:hAnsi="Arial" w:cs="Arial"/>
+        </w:rPr>
+      </w:pPr>
+    </w:p>
+    <w:p>
+      <w:pPr>
+        <w:rPr>
+          <w:rFonts w:ascii="Arial" w:hAnsi="Arial" w:cs="Arial"/>
+        </w:rPr>
+      </w:pPr>
+      <w:r>
+        <w:rPr>
+          <w:rFonts w:ascii="Arial" w:hAnsi="Arial" w:cs="Arial"/>
+        </w:rPr>
+        <w:t>Die Trainer und die Ersatzspieler werden auf der rechten Seite dargestellt, um eine klare Trennung zwischen Startspielern Ersatz und Trainer zu erzeugen.</w:t>
+      </w:r>
+    </w:p>
+    <w:p>
+      <w:pPr>
+        <w:rPr>
+          <w:rFonts w:ascii="Arial" w:hAnsi="Arial" w:cs="Arial"/>
+        </w:rPr>
+      </w:pPr>
+    </w:p>
+    <w:p>
+      <w:pPr>
+        <w:rPr>
+          <w:rFonts w:ascii="Arial" w:hAnsi="Arial" w:cs="Arial"/>
+        </w:rPr>
+      </w:pPr>
+      <w:r>
+        <w:rPr>
+          <w:rFonts w:ascii="Arial" w:hAnsi="Arial" w:cs="Arial"/>
+        </w:rPr>
+        <w:t xml:space="preserve">Um das Teilen eines Teams zu </w:t>
+      </w:r>
+      <w:r>
+        <w:rPr>
+          <w:rFonts w:ascii="Arial" w:hAnsi="Arial" w:cs="Arial"/>
+        </w:rPr>
+        <w:t>erleichtern,</w:t>
+      </w:r>
+      <w:r>
+        <w:rPr>
+          <w:rFonts w:ascii="Arial" w:hAnsi="Arial" w:cs="Arial"/>
+        </w:rPr>
+        <w:t xml:space="preserve"> wurde </w:t>
+      </w:r>
+      <w:r>
+        <w:rPr>
+          <w:rFonts w:ascii="Arial" w:hAnsi="Arial" w:cs="Arial"/>
+        </w:rPr>
+        <w:t>ein «Link Kopieren» Button eingebaut, welcher die URL im Clipboard abspeichert.</w:t>
+      </w:r>
+    </w:p>
+    <w:p>
+      <w:pPr>
+        <w:rPr>
+          <w:rFonts w:ascii="Arial" w:hAnsi="Arial" w:cs="Arial"/>
+        </w:rPr>
+      </w:pPr>
+    </w:p>
+    <w:p>
+      <w:pPr>
+        <w:rPr>
+          <w:rFonts w:ascii="Arial" w:hAnsi="Arial" w:cs="Arial"/>
+        </w:rPr>
+      </w:pPr>
+      <w:r>
+        <w:rPr>
+          <w:rFonts w:ascii="Arial" w:hAnsi="Arial" w:cs="Arial"/>
+        </w:rPr>
+        <w:t xml:space="preserve">Backend Player Bereich erstellen: </w:t>
+      </w:r>
+    </w:p>
+    <w:p>
+      <w:pPr>
+        <w:rPr>
+          <w:rFonts w:ascii="Arial" w:hAnsi="Arial" w:cs="Arial"/>
+        </w:rPr>
+      </w:pPr>
+    </w:p>
+    <w:p>
+      <w:pPr>
+        <w:rPr>
+          <w:rFonts w:ascii="Arial" w:hAnsi="Arial" w:cs="Arial"/>
+        </w:rPr>
+      </w:pPr>
+      <w:r>
+        <w:rPr>
+          <w:rFonts w:ascii="Arial" w:hAnsi="Arial" w:cs="Arial"/>
+        </w:rPr>
         <w:lastRenderedPageBreak/>
-        <w:t xml:space="preserve">Für die Anzeige eines Teams wurde eine öffentliche Frontend Seite erstellt. Die URL wird anhand der Team ID </w:t>
-      </w:r>
-      <w:r>
-        <w:rPr>
-          <w:rFonts w:ascii="Arial" w:hAnsi="Arial" w:cs="Arial"/>
-        </w:rPr>
-        <w:t>generiert</w:t>
-      </w:r>
-      <w:r>
-        <w:rPr>
-          <w:rFonts w:ascii="Arial" w:hAnsi="Arial" w:cs="Arial"/>
-        </w:rPr>
-        <w:t xml:space="preserve">. Damit die Datenbank ID nicht ersichtlich und nicht erratbar ist, wird </w:t>
-      </w:r>
-      <w:r>
-        <w:rPr>
-          <w:rFonts w:ascii="Arial" w:hAnsi="Arial" w:cs="Arial"/>
-        </w:rPr>
-        <w:t>sie</w:t>
-      </w:r>
-      <w:r>
-        <w:rPr>
-          <w:rFonts w:ascii="Arial" w:hAnsi="Arial" w:cs="Arial"/>
-        </w:rPr>
-        <w:t xml:space="preserve"> mit der Library «Hashids» verschlüsselt. </w:t>
-      </w:r>
-    </w:p>
-    <w:p>
-      <w:pPr>
-        <w:rPr>
-          <w:rFonts w:ascii="Arial" w:hAnsi="Arial" w:cs="Arial"/>
-        </w:rPr>
-      </w:pPr>
-    </w:p>
-    <w:p>
-      <w:pPr>
-        <w:rPr>
-          <w:rFonts w:ascii="Arial" w:hAnsi="Arial" w:cs="Arial"/>
-        </w:rPr>
-      </w:pPr>
-      <w:r>
-        <w:rPr>
-          <w:rFonts w:ascii="Arial" w:hAnsi="Arial" w:cs="Arial"/>
-        </w:rPr>
-        <w:t>Die Teamdaten werden über die Backend API abgerufen und anschliessend grafisch dargestellt.</w:t>
-      </w:r>
-    </w:p>
-    <w:p>
-      <w:pPr>
-        <w:rPr>
-          <w:rFonts w:ascii="Arial" w:hAnsi="Arial" w:cs="Arial"/>
-        </w:rPr>
-      </w:pPr>
-      <w:r>
-        <w:rPr>
-          <w:rFonts w:ascii="Arial" w:hAnsi="Arial" w:cs="Arial"/>
-        </w:rPr>
-        <w:t>Oben links wird der Name des Teams und das Datum angezeigt.</w:t>
-      </w:r>
-    </w:p>
-    <w:p>
-      <w:pPr>
-        <w:rPr>
-          <w:rFonts w:ascii="Arial" w:hAnsi="Arial" w:cs="Arial"/>
-        </w:rPr>
-      </w:pPr>
-    </w:p>
-    <w:p>
-      <w:pPr>
-        <w:rPr>
-          <w:rFonts w:ascii="Arial" w:hAnsi="Arial" w:cs="Arial"/>
-        </w:rPr>
-      </w:pPr>
-      <w:r>
-        <w:rPr>
-          <w:rFonts w:ascii="Arial" w:hAnsi="Arial" w:cs="Arial"/>
-        </w:rPr>
-        <w:t>Die Startaufstellung des Teams wird auf der linken Seite auf einem</w:t>
-      </w:r>
-      <w:r>
-        <w:rPr>
-          <w:rFonts w:ascii="Arial" w:hAnsi="Arial" w:cs="Arial"/>
-        </w:rPr>
-        <w:t xml:space="preserve"> grafischen</w:t>
-      </w:r>
-      <w:r>
-        <w:rPr>
-          <w:rFonts w:ascii="Arial" w:hAnsi="Arial" w:cs="Arial"/>
-        </w:rPr>
-        <w:t xml:space="preserve"> Fussballfeld </w:t>
-      </w:r>
-      <w:r>
-        <w:rPr>
-          <w:rFonts w:ascii="Arial" w:hAnsi="Arial" w:cs="Arial"/>
-        </w:rPr>
-        <w:t>dargestellt</w:t>
-      </w:r>
-      <w:r>
-        <w:rPr>
-          <w:rFonts w:ascii="Arial" w:hAnsi="Arial" w:cs="Arial"/>
-        </w:rPr>
-        <w:t>. Die Spieler werden nach ihrer Position (Sturm, Mittelfeld, Verteidigung und Torwart) sortiert dargestellt.</w:t>
-      </w:r>
-    </w:p>
-    <w:p>
-      <w:pPr>
-        <w:rPr>
-          <w:rFonts w:ascii="Arial" w:hAnsi="Arial" w:cs="Arial"/>
-        </w:rPr>
-      </w:pPr>
-    </w:p>
-    <w:p>
-      <w:pPr>
-        <w:rPr>
-          <w:rFonts w:ascii="Arial" w:hAnsi="Arial" w:cs="Arial"/>
-        </w:rPr>
-      </w:pPr>
-      <w:r>
-        <w:rPr>
-          <w:rFonts w:ascii="Arial" w:hAnsi="Arial" w:cs="Arial"/>
-        </w:rPr>
-        <w:t>Die Trainer und die Ersatzspieler werden auf der rechten Seite dargestellt, um eine klare Trennung zwischen Startspielern Ersatz und Trainer zu erzeugen.</w:t>
-      </w:r>
-    </w:p>
-    <w:p>
-      <w:pPr>
-        <w:rPr>
-          <w:rFonts w:ascii="Arial" w:hAnsi="Arial" w:cs="Arial"/>
-        </w:rPr>
-      </w:pPr>
-    </w:p>
-    <w:p>
-      <w:pPr>
-        <w:rPr>
-          <w:rFonts w:ascii="Arial" w:hAnsi="Arial" w:cs="Arial"/>
-        </w:rPr>
-      </w:pPr>
-      <w:r>
-        <w:rPr>
-          <w:rFonts w:ascii="Arial" w:hAnsi="Arial" w:cs="Arial"/>
-        </w:rPr>
-        <w:t xml:space="preserve">Um das Teilen eines Teams zu </w:t>
-      </w:r>
-      <w:r>
-        <w:rPr>
-          <w:rFonts w:ascii="Arial" w:hAnsi="Arial" w:cs="Arial"/>
-        </w:rPr>
-        <w:t>erleichtern,</w:t>
-      </w:r>
-      <w:r>
-        <w:rPr>
-          <w:rFonts w:ascii="Arial" w:hAnsi="Arial" w:cs="Arial"/>
-        </w:rPr>
-        <w:t xml:space="preserve"> wurde </w:t>
-      </w:r>
-      <w:r>
-        <w:rPr>
-          <w:rFonts w:ascii="Arial" w:hAnsi="Arial" w:cs="Arial"/>
-        </w:rPr>
-        <w:t>ein «Link Kopieren» Button eingebaut, welcher die URL im Clipboard abspeichert.</w:t>
-      </w:r>
-    </w:p>
-    <w:p>
-      <w:pPr>
-        <w:rPr>
-          <w:rFonts w:ascii="Arial" w:hAnsi="Arial" w:cs="Arial"/>
-        </w:rPr>
-      </w:pPr>
+        <w:t>Für die Verwaltung der Spieler wurde im Admin Bereich eine separate Seite erstellt. Auf dieser Seite werden alle vorhandenen Spieler vom NestJS Backend abgefragt und in einer Übersicht dargestellt.</w:t>
+      </w:r>
+    </w:p>
+    <w:p>
+      <w:pPr>
+        <w:rPr>
+          <w:rFonts w:ascii="Arial" w:hAnsi="Arial" w:cs="Arial"/>
+        </w:rPr>
+      </w:pPr>
+    </w:p>
+    <w:p>
+      <w:pPr>
+        <w:rPr>
+          <w:rFonts w:ascii="Arial" w:hAnsi="Arial" w:cs="Arial"/>
+        </w:rPr>
+      </w:pPr>
+      <w:r>
+        <w:rPr>
+          <w:rFonts w:ascii="Arial" w:hAnsi="Arial" w:cs="Arial"/>
+        </w:rPr>
+        <w:t>Neue Spieler können über ein Formular erfasst werden. Bestehende Spieler können bearbeitet und gelöscht werden. Für das Erstellen und Bearbeiten von Spielern wird ein Sheet verwendet, das sich auf der rechten Seite öffnet.</w:t>
+      </w:r>
+    </w:p>
+    <w:p>
+      <w:pPr>
+        <w:rPr>
+          <w:rFonts w:ascii="Arial" w:hAnsi="Arial" w:cs="Arial"/>
+        </w:rPr>
+      </w:pPr>
+    </w:p>
+    <w:p>
+      <w:pPr>
+        <w:rPr>
+          <w:rFonts w:ascii="Arial" w:hAnsi="Arial" w:cs="Arial"/>
+        </w:rPr>
+      </w:pPr>
+      <w:r>
+        <w:rPr>
+          <w:rFonts w:ascii="Arial" w:hAnsi="Arial" w:cs="Arial"/>
+        </w:rPr>
+        <w:t xml:space="preserve">Die Eingaben werden validiert und anschliessend über die Backend API and die Datenbank übermittelt. </w:t>
+      </w:r>
+    </w:p>
+    <w:p>
+      <w:pPr>
+        <w:rPr>
+          <w:rFonts w:ascii="Arial" w:hAnsi="Arial" w:cs="Arial"/>
+        </w:rPr>
+      </w:pPr>
+    </w:p>
+    <w:p>
+      <w:pPr>
+        <w:rPr>
+          <w:rFonts w:ascii="Arial" w:hAnsi="Arial" w:cs="Arial"/>
+        </w:rPr>
+      </w:pPr>
+      <w:r>
+        <w:rPr>
+          <w:rFonts w:ascii="Arial" w:hAnsi="Arial" w:cs="Arial"/>
+        </w:rPr>
+        <w:t xml:space="preserve">Backend Trainer Bereich erstellen: </w:t>
+      </w:r>
+    </w:p>
+    <w:p>
+      <w:pPr>
+        <w:rPr>
+          <w:rFonts w:ascii="Arial" w:hAnsi="Arial" w:cs="Arial"/>
+        </w:rPr>
+      </w:pPr>
+    </w:p>
+    <w:p>
+      <w:pPr>
+        <w:rPr>
+          <w:rFonts w:ascii="Arial" w:hAnsi="Arial" w:cs="Arial"/>
+        </w:rPr>
+      </w:pPr>
+      <w:r>
+        <w:rPr>
+          <w:rFonts w:ascii="Arial" w:hAnsi="Arial" w:cs="Arial"/>
+        </w:rPr>
+        <w:t>Für die Verwaltung der Trainer wurde im Admin Bereich ebenfalls eine separate Seite erstellt.</w:t>
+      </w:r>
+    </w:p>
+    <w:p>
+      <w:pPr>
+        <w:rPr>
+          <w:rFonts w:ascii="Arial" w:hAnsi="Arial" w:cs="Arial"/>
+        </w:rPr>
+      </w:pPr>
+      <w:r>
+        <w:rPr>
+          <w:rFonts w:ascii="Arial" w:hAnsi="Arial" w:cs="Arial"/>
+        </w:rPr>
+        <w:t xml:space="preserve">Der Aufbau </w:t>
+      </w:r>
+      <w:r>
+        <w:rPr>
+          <w:rFonts w:ascii="Arial" w:hAnsi="Arial" w:cs="Arial"/>
+        </w:rPr>
+        <w:t>orientiert sich am Spieler Bereich, damit die Bedienung einheitlich ist. Alle vorhandenen Trainer werden auf dieser Seite angezeigt.</w:t>
+      </w:r>
+    </w:p>
+    <w:p>
+      <w:pPr>
+        <w:rPr>
+          <w:rFonts w:ascii="Arial" w:hAnsi="Arial" w:cs="Arial"/>
+        </w:rPr>
+      </w:pPr>
+    </w:p>
+    <w:p>
+      <w:pPr>
+        <w:rPr>
+          <w:rFonts w:ascii="Arial" w:hAnsi="Arial" w:cs="Arial"/>
+        </w:rPr>
+      </w:pPr>
+      <w:r>
+        <w:rPr>
+          <w:rFonts w:ascii="Arial" w:hAnsi="Arial" w:cs="Arial"/>
+        </w:rPr>
+        <w:t>Die Eingabe erfolgt auch hier über ein sich auf der rechten Seiten öffnendes Sheet.</w:t>
+      </w:r>
+    </w:p>
+    <w:p>
+      <w:pPr>
+        <w:rPr>
+          <w:rFonts w:ascii="Arial" w:hAnsi="Arial" w:cs="Arial"/>
+        </w:rPr>
+      </w:pPr>
+      <w:r>
+        <w:rPr>
+          <w:rFonts w:ascii="Arial" w:hAnsi="Arial" w:cs="Arial"/>
+        </w:rPr>
+        <w:t>Durch die einheitliche Struktur von Spieler und Trainer Bereich konnte die Umsetzung effizient implementiert werden und eine einheitliche Benutzerführung konnte sichergestellt werden.</w:t>
+      </w:r>
     </w:p>
     <w:p>
       <w:pPr>
@@ -23761,7 +24370,7 @@
       <w:bookmarkStart w:id="288" w:name="_Toc135047719"/>
       <w:bookmarkStart w:id="289" w:name="_Toc135739600"/>
       <w:bookmarkStart w:id="290" w:name="_Toc135739690"/>
-      <w:bookmarkStart w:id="291" w:name="_Toc223601441"/>
+      <w:bookmarkStart w:id="291" w:name="_Toc224110344"/>
       <w:r>
         <w:rPr>
           <w:rFonts w:cs="Arial"/>
@@ -23882,7 +24491,7 @@
       </w:pPr>
       <w:bookmarkStart w:id="292" w:name="_Toc135739601"/>
       <w:bookmarkStart w:id="293" w:name="_Toc135739691"/>
-      <w:bookmarkStart w:id="294" w:name="_Toc223601442"/>
+      <w:bookmarkStart w:id="294" w:name="_Toc224110345"/>
       <w:r>
         <w:rPr>
           <w:rFonts w:cs="Arial"/>
@@ -23982,7 +24591,7 @@
       </w:pPr>
       <w:bookmarkStart w:id="295" w:name="_Toc135739602"/>
       <w:bookmarkStart w:id="296" w:name="_Toc135739692"/>
-      <w:bookmarkStart w:id="297" w:name="_Toc223601443"/>
+      <w:bookmarkStart w:id="297" w:name="_Toc224110346"/>
       <w:r>
         <w:rPr>
           <w:rFonts w:cs="Arial"/>
@@ -24135,6 +24744,7 @@
       <w:r>
         <w:rPr>
           <w:rFonts w:ascii="Arial" w:hAnsi="Arial" w:cs="Arial"/>
+          <w:noProof/>
         </w:rPr>
         <w:lastRenderedPageBreak/>
         <w:drawing>
@@ -24153,7 +24763,7 @@
                     <pic:cNvPicPr/>
                   </pic:nvPicPr>
                   <pic:blipFill>
-                    <a:blip r:embed="rId27"/>
+                    <a:blip r:embed="rId28"/>
                     <a:stretch>
                       <a:fillRect/>
                     </a:stretch>
@@ -24196,7 +24806,7 @@
       </w:pPr>
       <w:bookmarkStart w:id="300" w:name="_Toc135739603"/>
       <w:bookmarkStart w:id="301" w:name="_Toc135739693"/>
-      <w:bookmarkStart w:id="302" w:name="_Toc223601444"/>
+      <w:bookmarkStart w:id="302" w:name="_Toc224110347"/>
       <w:r>
         <w:rPr>
           <w:rFonts w:cs="Arial"/>
@@ -24252,7 +24862,7 @@
       <w:bookmarkStart w:id="304" w:name="_Toc135047728"/>
       <w:bookmarkStart w:id="305" w:name="_Toc135739604"/>
       <w:bookmarkStart w:id="306" w:name="_Toc135739694"/>
-      <w:bookmarkStart w:id="307" w:name="_Toc223601445"/>
+      <w:bookmarkStart w:id="307" w:name="_Toc224110348"/>
       <w:r>
         <w:rPr>
           <w:rFonts w:cs="Arial"/>
@@ -24328,7 +24938,7 @@
       <w:bookmarkStart w:id="309" w:name="_Toc135047729"/>
       <w:bookmarkStart w:id="310" w:name="_Toc135739605"/>
       <w:bookmarkStart w:id="311" w:name="_Toc135739695"/>
-      <w:bookmarkStart w:id="312" w:name="_Toc223601446"/>
+      <w:bookmarkStart w:id="312" w:name="_Toc224110349"/>
       <w:r>
         <w:rPr>
           <w:rFonts w:cs="Arial"/>
@@ -24366,7 +24976,7 @@
       <w:bookmarkStart w:id="314" w:name="_Toc135047730"/>
       <w:bookmarkStart w:id="315" w:name="_Toc135739606"/>
       <w:bookmarkStart w:id="316" w:name="_Toc135739696"/>
-      <w:bookmarkStart w:id="317" w:name="_Toc223601447"/>
+      <w:bookmarkStart w:id="317" w:name="_Toc224110350"/>
       <w:r>
         <w:rPr>
           <w:rFonts w:cs="Arial"/>
@@ -24464,7 +25074,7 @@
       </w:pPr>
       <w:bookmarkStart w:id="318" w:name="_Toc135739607"/>
       <w:bookmarkStart w:id="319" w:name="_Toc135739697"/>
-      <w:bookmarkStart w:id="320" w:name="_Toc223601448"/>
+      <w:bookmarkStart w:id="320" w:name="_Toc224110351"/>
       <w:bookmarkStart w:id="321" w:name="_Toc135045360"/>
       <w:bookmarkStart w:id="322" w:name="_Toc135047733"/>
       <w:r>
@@ -24733,7 +25343,7 @@
               </w:rPr>
               <w:t xml:space="preserve">POST: </w:t>
             </w:r>
-            <w:hyperlink r:id="rId28" w:history="1">
+            <w:hyperlink r:id="rId29" w:history="1">
               <w:r>
                 <w:rPr>
                   <w:rStyle w:val="Hyperlink"/>
@@ -25025,7 +25635,7 @@
       <w:bookmarkStart w:id="324" w:name="_Toc135047735"/>
       <w:bookmarkStart w:id="325" w:name="_Toc135739608"/>
       <w:bookmarkStart w:id="326" w:name="_Toc135739698"/>
-      <w:bookmarkStart w:id="327" w:name="_Toc223601449"/>
+      <w:bookmarkStart w:id="327" w:name="_Toc224110352"/>
       <w:r>
         <w:rPr>
           <w:rFonts w:cs="Arial"/>
@@ -25096,7 +25706,7 @@
       <w:bookmarkStart w:id="329" w:name="_Toc135047738"/>
       <w:bookmarkStart w:id="330" w:name="_Toc135739609"/>
       <w:bookmarkStart w:id="331" w:name="_Toc135739699"/>
-      <w:bookmarkStart w:id="332" w:name="_Toc223601450"/>
+      <w:bookmarkStart w:id="332" w:name="_Toc224110353"/>
       <w:r>
         <w:rPr>
           <w:rFonts w:cs="Arial"/>
@@ -25147,7 +25757,7 @@
       <w:bookmarkStart w:id="334" w:name="_Toc135047739"/>
       <w:bookmarkStart w:id="335" w:name="_Toc135739610"/>
       <w:bookmarkStart w:id="336" w:name="_Toc135739700"/>
-      <w:bookmarkStart w:id="337" w:name="_Toc223601451"/>
+      <w:bookmarkStart w:id="337" w:name="_Toc224110354"/>
       <w:r>
         <w:rPr>
           <w:rFonts w:cs="Arial"/>
@@ -25197,7 +25807,7 @@
       <w:bookmarkStart w:id="339" w:name="_Toc135047740"/>
       <w:bookmarkStart w:id="340" w:name="_Toc135739611"/>
       <w:bookmarkStart w:id="341" w:name="_Toc135739701"/>
-      <w:bookmarkStart w:id="342" w:name="_Toc223601452"/>
+      <w:bookmarkStart w:id="342" w:name="_Toc224110355"/>
       <w:r>
         <w:rPr>
           <w:rFonts w:cs="Arial"/>
@@ -25232,7 +25842,7 @@
       </w:pPr>
       <w:bookmarkStart w:id="343" w:name="_Toc135739612"/>
       <w:bookmarkStart w:id="344" w:name="_Toc135739702"/>
-      <w:bookmarkStart w:id="345" w:name="_Toc223601453"/>
+      <w:bookmarkStart w:id="345" w:name="_Toc224110356"/>
       <w:r>
         <w:rPr>
           <w:rFonts w:cs="Arial"/>
@@ -25273,7 +25883,7 @@
       <w:bookmarkStart w:id="347" w:name="_Toc135047741"/>
       <w:bookmarkStart w:id="348" w:name="_Toc135739613"/>
       <w:bookmarkStart w:id="349" w:name="_Toc135739703"/>
-      <w:bookmarkStart w:id="350" w:name="_Toc223601454"/>
+      <w:bookmarkStart w:id="350" w:name="_Toc224110357"/>
       <w:r>
         <w:rPr>
           <w:rFonts w:cs="Arial"/>
@@ -25330,7 +25940,7 @@
       <w:bookmarkStart w:id="352" w:name="_Toc135047742"/>
       <w:bookmarkStart w:id="353" w:name="_Toc135739614"/>
       <w:bookmarkStart w:id="354" w:name="_Toc135739704"/>
-      <w:bookmarkStart w:id="355" w:name="_Toc223601455"/>
+      <w:bookmarkStart w:id="355" w:name="_Toc224110358"/>
       <w:r>
         <w:rPr>
           <w:rFonts w:cs="Arial"/>
@@ -25732,7 +26342,7 @@
       <w:bookmarkStart w:id="358" w:name="_Toc135047743"/>
       <w:bookmarkStart w:id="359" w:name="_Toc135739615"/>
       <w:bookmarkStart w:id="360" w:name="_Toc135739731"/>
-      <w:bookmarkStart w:id="361" w:name="_Toc223601456"/>
+      <w:bookmarkStart w:id="361" w:name="_Toc224110359"/>
       <w:r>
         <w:rPr>
           <w:rFonts w:cs="Arial"/>
@@ -25840,7 +26450,7 @@
       <w:bookmarkStart w:id="363" w:name="_Toc135047744"/>
       <w:bookmarkStart w:id="364" w:name="_Toc135739616"/>
       <w:bookmarkStart w:id="365" w:name="_Toc135739732"/>
-      <w:bookmarkStart w:id="366" w:name="_Toc223601457"/>
+      <w:bookmarkStart w:id="366" w:name="_Toc224110360"/>
       <w:r>
         <w:rPr>
           <w:rFonts w:cs="Arial"/>
@@ -25866,7 +26476,7 @@
       </w:pPr>
       <w:bookmarkStart w:id="370" w:name="_Toc135739617"/>
       <w:bookmarkStart w:id="371" w:name="_Toc135739733"/>
-      <w:bookmarkStart w:id="372" w:name="_Toc223601458"/>
+      <w:bookmarkStart w:id="372" w:name="_Toc224110361"/>
       <w:r>
         <w:rPr>
           <w:rFonts w:cs="Arial"/>
@@ -25905,7 +26515,7 @@
       </w:pPr>
       <w:bookmarkStart w:id="373" w:name="_Toc135739618"/>
       <w:bookmarkStart w:id="374" w:name="_Toc135739734"/>
-      <w:bookmarkStart w:id="375" w:name="_Toc223601459"/>
+      <w:bookmarkStart w:id="375" w:name="_Toc224110362"/>
       <w:r>
         <w:rPr>
           <w:rFonts w:cs="Arial"/>
@@ -26077,7 +26687,7 @@
       </w:pPr>
       <w:bookmarkStart w:id="378" w:name="_Toc529454776"/>
       <w:bookmarkStart w:id="379" w:name="_Toc135739736"/>
-      <w:bookmarkStart w:id="380" w:name="_Toc223601460"/>
+      <w:bookmarkStart w:id="380" w:name="_Toc224110363"/>
       <w:r>
         <w:rPr>
           <w:rFonts w:cs="Arial"/>
@@ -26187,7 +26797,84 @@
         <w:rPr>
           <w:rFonts w:ascii="Arial" w:hAnsi="Arial" w:cs="Arial"/>
         </w:rPr>
-        <w:t xml:space="preserve"> Glossar alphabetisch geordnet. Keine IT eindeutigen Begriffe einbauen. Bewertungskriterien ausdrucken und anschauen. Legende des Zeitplans nach unten verschieben. Bei Krankheit sofort Arztzeugnis einfordern und dann René und Marius informieren und auf PKorg hochladen. </w:t>
+        <w:t xml:space="preserve"> </w:t>
+      </w:r>
+    </w:p>
+    <w:p>
+      <w:pPr>
+        <w:rPr>
+          <w:rFonts w:ascii="Arial" w:hAnsi="Arial" w:cs="Arial"/>
+        </w:rPr>
+      </w:pPr>
+      <w:r>
+        <w:rPr>
+          <w:rFonts w:ascii="Arial" w:hAnsi="Arial" w:cs="Arial"/>
+        </w:rPr>
+        <w:t xml:space="preserve">Glossar alphabetisch geordnet. </w:t>
+      </w:r>
+    </w:p>
+    <w:p>
+      <w:pPr>
+        <w:rPr>
+          <w:rFonts w:ascii="Arial" w:hAnsi="Arial" w:cs="Arial"/>
+        </w:rPr>
+      </w:pPr>
+      <w:r>
+        <w:rPr>
+          <w:rFonts w:ascii="Arial" w:hAnsi="Arial" w:cs="Arial"/>
+        </w:rPr>
+        <w:t>Keine IT eindeutigen Begriffe einbauen.</w:t>
+      </w:r>
+    </w:p>
+    <w:p>
+      <w:pPr>
+        <w:rPr>
+          <w:rFonts w:ascii="Arial" w:hAnsi="Arial" w:cs="Arial"/>
+        </w:rPr>
+      </w:pPr>
+      <w:r>
+        <w:rPr>
+          <w:rFonts w:ascii="Arial" w:hAnsi="Arial" w:cs="Arial"/>
+        </w:rPr>
+        <w:t>Bewertungskriterien ausdrucken und anschauen.</w:t>
+      </w:r>
+    </w:p>
+    <w:p>
+      <w:pPr>
+        <w:rPr>
+          <w:rFonts w:ascii="Arial" w:hAnsi="Arial" w:cs="Arial"/>
+        </w:rPr>
+      </w:pPr>
+      <w:r>
+        <w:rPr>
+          <w:rFonts w:ascii="Arial" w:hAnsi="Arial" w:cs="Arial"/>
+        </w:rPr>
+        <w:t xml:space="preserve"> Legende </w:t>
+      </w:r>
+      <w:r>
+        <w:rPr>
+          <w:rFonts w:ascii="Arial" w:hAnsi="Arial" w:cs="Arial"/>
+        </w:rPr>
+        <w:t>des Zeitplans</w:t>
+      </w:r>
+      <w:r>
+        <w:rPr>
+          <w:rFonts w:ascii="Arial" w:hAnsi="Arial" w:cs="Arial"/>
+        </w:rPr>
+        <w:t xml:space="preserve"> unten verschieben. </w:t>
+      </w:r>
+    </w:p>
+    <w:p>
+      <w:pPr>
+        <w:rPr>
+          <w:rFonts w:ascii="Arial" w:hAnsi="Arial" w:cs="Arial"/>
+        </w:rPr>
+      </w:pPr>
+      <w:r>
+        <w:rPr>
+          <w:rFonts w:ascii="Arial" w:hAnsi="Arial" w:cs="Arial"/>
+        </w:rPr>
+        <w:t xml:space="preserve">Bei Krankheit sofort Arztzeugnis einfordern und dann René und Marius informieren und auf PKorg hochladen. </w:t>
       </w:r>
     </w:p>
     <w:p>
@@ -26216,6 +26903,12 @@
           <w:rFonts w:ascii="Arial" w:hAnsi="Arial" w:cs="Arial"/>
         </w:rPr>
       </w:pPr>
+      <w:r>
+        <w:rPr>
+          <w:rFonts w:ascii="Arial" w:hAnsi="Arial" w:cs="Arial"/>
+        </w:rPr>
+        <w:t>Keine</w:t>
+      </w:r>
     </w:p>
     <w:p>
       <w:pPr>
@@ -26239,7 +26932,7 @@
         </w:rPr>
       </w:pPr>
       <w:bookmarkStart w:id="382" w:name="_Toc135739737"/>
-      <w:bookmarkStart w:id="383" w:name="_Toc223601461"/>
+      <w:bookmarkStart w:id="383" w:name="_Toc224110364"/>
       <w:r>
         <w:rPr>
           <w:rFonts w:cs="Arial"/>
@@ -26281,7 +26974,12 @@
           <w:rFonts w:ascii="Arial" w:hAnsi="Arial" w:cs="Arial"/>
         </w:rPr>
         <w:tab/>
-        <w:t>&lt;Vorname Name&gt;, &lt;Vorname Name&gt;</w:t>
+      </w:r>
+      <w:r>
+        <w:rPr>
+          <w:rFonts w:ascii="Arial" w:hAnsi="Arial" w:cs="Arial"/>
+        </w:rPr>
+        <w:t>Marius Schumacher, Flurin Bandli, René Bach</w:t>
       </w:r>
     </w:p>
     <w:p>
@@ -26301,7 +26999,30 @@
           <w:rFonts w:ascii="Arial" w:hAnsi="Arial" w:cs="Arial"/>
         </w:rPr>
         <w:tab/>
-        <w:t>&lt;Date&gt;, &lt;Time&gt;, &lt;Place&gt;</w:t>
+      </w:r>
+      <w:r>
+        <w:rPr>
+          <w:rFonts w:ascii="Arial" w:hAnsi="Arial" w:cs="Arial"/>
+        </w:rPr>
+        <w:t xml:space="preserve">11.03.2026, 13:00 Uhr, </w:t>
+      </w:r>
+      <w:r>
+        <w:rPr>
+          <w:rFonts w:ascii="Arial" w:hAnsi="Arial" w:cs="Arial"/>
+        </w:rPr>
+        <w:t>Thurgauerstrasse 54</w:t>
+      </w:r>
+      <w:r>
+        <w:rPr>
+          <w:rFonts w:ascii="Arial" w:hAnsi="Arial" w:cs="Arial"/>
+        </w:rPr>
+        <w:t xml:space="preserve">, </w:t>
+      </w:r>
+      <w:r>
+        <w:rPr>
+          <w:rFonts w:ascii="Arial" w:hAnsi="Arial" w:cs="Arial"/>
+        </w:rPr>
+        <w:t>8050 Zürich</w:t>
       </w:r>
     </w:p>
     <w:p>
@@ -26323,25 +27044,351 @@
         </w:rPr>
         <w:t>Besprechungsnotizen:</w:t>
       </w:r>
-    </w:p>
-    <w:p>
-      <w:pPr>
-        <w:rPr>
-          <w:rFonts w:ascii="Arial" w:hAnsi="Arial" w:cs="Arial"/>
-        </w:rPr>
-      </w:pPr>
-    </w:p>
-    <w:p>
-      <w:pPr>
-        <w:rPr>
-          <w:rFonts w:ascii="Arial" w:hAnsi="Arial" w:cs="Arial"/>
-        </w:rPr>
-      </w:pPr>
-      <w:r>
-        <w:rPr>
-          <w:rFonts w:ascii="Arial" w:hAnsi="Arial" w:cs="Arial"/>
-        </w:rPr>
-        <w:t xml:space="preserve">Getroffene Entscheidungen: </w:t>
+      <w:r>
+        <w:rPr>
+          <w:rFonts w:ascii="Arial" w:hAnsi="Arial" w:cs="Arial"/>
+        </w:rPr>
+        <w:br/>
+      </w:r>
+    </w:p>
+    <w:p>
+      <w:pPr>
+        <w:rPr>
+          <w:rFonts w:ascii="Arial" w:hAnsi="Arial" w:cs="Arial"/>
+        </w:rPr>
+      </w:pPr>
+      <w:r>
+        <w:rPr>
+          <w:rFonts w:ascii="Arial" w:hAnsi="Arial" w:cs="Arial"/>
+        </w:rPr>
+        <w:t>Dokumentation ist das Wichtigste</w:t>
+      </w:r>
+    </w:p>
+    <w:p>
+      <w:pPr>
+        <w:rPr>
+          <w:rFonts w:ascii="Arial" w:hAnsi="Arial" w:cs="Arial"/>
+        </w:rPr>
+      </w:pPr>
+      <w:r>
+        <w:rPr>
+          <w:rFonts w:ascii="Arial" w:hAnsi="Arial" w:cs="Arial"/>
+        </w:rPr>
+        <w:t>Alle Kriterien aus dem Kriterienkatalog genau anschauen und überprüfen.</w:t>
+      </w:r>
+    </w:p>
+    <w:p>
+      <w:pPr>
+        <w:rPr>
+          <w:rFonts w:ascii="Arial" w:hAnsi="Arial" w:cs="Arial"/>
+        </w:rPr>
+      </w:pPr>
+    </w:p>
+    <w:p>
+      <w:pPr>
+        <w:rPr>
+          <w:rFonts w:ascii="Arial" w:hAnsi="Arial" w:cs="Arial"/>
+        </w:rPr>
+      </w:pPr>
+      <w:r>
+        <w:rPr>
+          <w:rFonts w:ascii="Arial" w:hAnsi="Arial" w:cs="Arial"/>
+        </w:rPr>
+        <w:t>Dokumentation als PDF hochladen.</w:t>
+      </w:r>
+    </w:p>
+    <w:p>
+      <w:pPr>
+        <w:rPr>
+          <w:rFonts w:ascii="Arial" w:hAnsi="Arial" w:cs="Arial"/>
+        </w:rPr>
+      </w:pPr>
+      <w:r>
+        <w:rPr>
+          <w:rFonts w:ascii="Arial" w:hAnsi="Arial" w:cs="Arial"/>
+        </w:rPr>
+        <w:t>Externe Links sollten funktionieren und das Inhaltsverzeichnis ebenfalls.</w:t>
+      </w:r>
+    </w:p>
+    <w:p>
+      <w:pPr>
+        <w:rPr>
+          <w:rFonts w:ascii="Arial" w:hAnsi="Arial" w:cs="Arial"/>
+        </w:rPr>
+      </w:pPr>
+    </w:p>
+    <w:p>
+      <w:pPr>
+        <w:rPr>
+          <w:rFonts w:ascii="Arial" w:hAnsi="Arial" w:cs="Arial"/>
+        </w:rPr>
+      </w:pPr>
+      <w:r>
+        <w:rPr>
+          <w:rFonts w:ascii="Arial" w:hAnsi="Arial" w:cs="Arial"/>
+        </w:rPr>
+        <w:t>Fokus nur auf Kriterien, nichts extra</w:t>
+      </w:r>
+    </w:p>
+    <w:p>
+      <w:pPr>
+        <w:rPr>
+          <w:rFonts w:ascii="Arial" w:hAnsi="Arial" w:cs="Arial"/>
+        </w:rPr>
+      </w:pPr>
+    </w:p>
+    <w:p>
+      <w:pPr>
+        <w:rPr>
+          <w:rFonts w:ascii="Arial" w:hAnsi="Arial" w:cs="Arial"/>
+        </w:rPr>
+      </w:pPr>
+      <w:r>
+        <w:rPr>
+          <w:rFonts w:ascii="Arial" w:hAnsi="Arial" w:cs="Arial"/>
+        </w:rPr>
+        <w:t>Glossar alphabetisch geordnet</w:t>
+      </w:r>
+    </w:p>
+    <w:p>
+      <w:pPr>
+        <w:rPr>
+          <w:rFonts w:ascii="Arial" w:hAnsi="Arial" w:cs="Arial"/>
+        </w:rPr>
+      </w:pPr>
+      <w:r>
+        <w:rPr>
+          <w:rFonts w:ascii="Arial" w:hAnsi="Arial" w:cs="Arial"/>
+        </w:rPr>
+        <w:t>Firmenspezifische Sachen</w:t>
+      </w:r>
+    </w:p>
+    <w:p>
+      <w:pPr>
+        <w:rPr>
+          <w:rFonts w:ascii="Arial" w:hAnsi="Arial" w:cs="Arial"/>
+        </w:rPr>
+      </w:pPr>
+      <w:r>
+        <w:rPr>
+          <w:rFonts w:ascii="Arial" w:hAnsi="Arial" w:cs="Arial"/>
+        </w:rPr>
+        <w:t>Einzeiler pro Bild</w:t>
+      </w:r>
+    </w:p>
+    <w:p>
+      <w:pPr>
+        <w:rPr>
+          <w:rFonts w:ascii="Arial" w:hAnsi="Arial" w:cs="Arial"/>
+        </w:rPr>
+      </w:pPr>
+    </w:p>
+    <w:p>
+      <w:pPr>
+        <w:rPr>
+          <w:rFonts w:ascii="Arial" w:hAnsi="Arial" w:cs="Arial"/>
+        </w:rPr>
+      </w:pPr>
+      <w:r>
+        <w:rPr>
+          <w:rFonts w:ascii="Arial" w:hAnsi="Arial" w:cs="Arial"/>
+        </w:rPr>
+        <w:t>Pro Testfall immer eigenes Fazit ziehen und Fehlerbehung aufschreiben.</w:t>
+      </w:r>
+    </w:p>
+    <w:p>
+      <w:pPr>
+        <w:rPr>
+          <w:rFonts w:ascii="Arial" w:hAnsi="Arial" w:cs="Arial"/>
+        </w:rPr>
+      </w:pPr>
+    </w:p>
+    <w:p>
+      <w:pPr>
+        <w:rPr>
+          <w:rFonts w:ascii="Arial" w:hAnsi="Arial" w:cs="Arial"/>
+        </w:rPr>
+      </w:pPr>
+      <w:r>
+        <w:rPr>
+          <w:rFonts w:ascii="Arial" w:hAnsi="Arial" w:cs="Arial"/>
+        </w:rPr>
+        <w:t>Präsentation;</w:t>
+      </w:r>
+    </w:p>
+    <w:p>
+      <w:pPr>
+        <w:rPr>
+          <w:rFonts w:ascii="Arial" w:hAnsi="Arial" w:cs="Arial"/>
+        </w:rPr>
+      </w:pPr>
+      <w:r>
+        <w:rPr>
+          <w:rFonts w:ascii="Arial" w:hAnsi="Arial" w:cs="Arial"/>
+        </w:rPr>
+        <w:t>Auf hochdeutsch nicht Schweizerdeutsch.</w:t>
+      </w:r>
+    </w:p>
+    <w:p>
+      <w:pPr>
+        <w:rPr>
+          <w:rFonts w:ascii="Arial" w:hAnsi="Arial" w:cs="Arial"/>
+        </w:rPr>
+      </w:pPr>
+      <w:r>
+        <w:rPr>
+          <w:rFonts w:ascii="Arial" w:hAnsi="Arial" w:cs="Arial"/>
+        </w:rPr>
+        <w:t>Rest auf schweizerdeutsch.</w:t>
+      </w:r>
+    </w:p>
+    <w:p>
+      <w:pPr>
+        <w:rPr>
+          <w:rFonts w:ascii="Arial" w:hAnsi="Arial" w:cs="Arial"/>
+        </w:rPr>
+      </w:pPr>
+      <w:r>
+        <w:rPr>
+          <w:rFonts w:ascii="Arial" w:hAnsi="Arial" w:cs="Arial"/>
+        </w:rPr>
+        <w:t xml:space="preserve">Zeit bei </w:t>
+      </w:r>
+      <w:r>
+        <w:rPr>
+          <w:rFonts w:ascii="Arial" w:hAnsi="Arial" w:cs="Arial"/>
+        </w:rPr>
+        <w:t>Testpräsentation</w:t>
+      </w:r>
+      <w:r>
+        <w:rPr>
+          <w:rFonts w:ascii="Arial" w:hAnsi="Arial" w:cs="Arial"/>
+        </w:rPr>
+        <w:t xml:space="preserve"> etwas länger sein. Zeitrahmen für </w:t>
+      </w:r>
+      <w:r>
+        <w:rPr>
+          <w:rFonts w:ascii="Arial" w:hAnsi="Arial" w:cs="Arial"/>
+        </w:rPr>
+        <w:t>IPA-Präsentation</w:t>
+      </w:r>
+      <w:r>
+        <w:rPr>
+          <w:rFonts w:ascii="Arial" w:hAnsi="Arial" w:cs="Arial"/>
+        </w:rPr>
+        <w:t xml:space="preserve"> 15-20 Minuten, sonst Punktabzug.</w:t>
+      </w:r>
+    </w:p>
+    <w:p>
+      <w:pPr>
+        <w:rPr>
+          <w:rFonts w:ascii="Arial" w:hAnsi="Arial" w:cs="Arial"/>
+        </w:rPr>
+      </w:pPr>
+      <w:r>
+        <w:rPr>
+          <w:rFonts w:ascii="Arial" w:hAnsi="Arial" w:cs="Arial"/>
+        </w:rPr>
+        <w:t>Fachgespräch ungefähr 20 Fragen.</w:t>
+      </w:r>
+    </w:p>
+    <w:p>
+      <w:pPr>
+        <w:rPr>
+          <w:rFonts w:ascii="Arial" w:hAnsi="Arial" w:cs="Arial"/>
+        </w:rPr>
+      </w:pPr>
+    </w:p>
+    <w:p>
+      <w:pPr>
+        <w:rPr>
+          <w:rFonts w:ascii="Arial" w:hAnsi="Arial" w:cs="Arial"/>
+        </w:rPr>
+      </w:pPr>
+      <w:r>
+        <w:rPr>
+          <w:rFonts w:ascii="Arial" w:hAnsi="Arial" w:cs="Arial"/>
+        </w:rPr>
+        <w:t>Total 1 Stunde.</w:t>
+      </w:r>
+    </w:p>
+    <w:p>
+      <w:pPr>
+        <w:rPr>
+          <w:rFonts w:ascii="Arial" w:hAnsi="Arial" w:cs="Arial"/>
+        </w:rPr>
+      </w:pPr>
+    </w:p>
+    <w:p>
+      <w:pPr>
+        <w:rPr>
+          <w:rFonts w:ascii="Arial" w:hAnsi="Arial" w:cs="Arial"/>
+        </w:rPr>
+      </w:pPr>
+      <w:r>
+        <w:rPr>
+          <w:rFonts w:ascii="Arial" w:hAnsi="Arial" w:cs="Arial"/>
+        </w:rPr>
+        <w:t>Vorgeschlagene Termine für Präsentation:</w:t>
+      </w:r>
+    </w:p>
+    <w:p>
+      <w:pPr>
+        <w:rPr>
+          <w:rFonts w:ascii="Arial" w:hAnsi="Arial" w:cs="Arial"/>
+        </w:rPr>
+      </w:pPr>
+      <w:r>
+        <w:rPr>
+          <w:rFonts w:ascii="Arial" w:hAnsi="Arial" w:cs="Arial"/>
+        </w:rPr>
+        <w:t>23.03.26 10:30 Uhr</w:t>
+      </w:r>
+    </w:p>
+    <w:p>
+      <w:pPr>
+        <w:rPr>
+          <w:rFonts w:ascii="Arial" w:hAnsi="Arial" w:cs="Arial"/>
+        </w:rPr>
+      </w:pPr>
+      <w:r>
+        <w:rPr>
+          <w:rFonts w:ascii="Arial" w:hAnsi="Arial" w:cs="Arial"/>
+        </w:rPr>
+        <w:t>24.03.26 10:30 Uhr</w:t>
+      </w:r>
+    </w:p>
+    <w:p>
+      <w:pPr>
+        <w:rPr>
+          <w:rFonts w:ascii="Arial" w:hAnsi="Arial" w:cs="Arial"/>
+        </w:rPr>
+      </w:pPr>
+    </w:p>
+    <w:p>
+      <w:pPr>
+        <w:rPr>
+          <w:rFonts w:ascii="Arial" w:hAnsi="Arial" w:cs="Arial"/>
+        </w:rPr>
+      </w:pPr>
+      <w:r>
+        <w:rPr>
+          <w:rFonts w:ascii="Arial" w:hAnsi="Arial" w:cs="Arial"/>
+        </w:rPr>
+        <w:t>Getroffene Entscheidungen:</w:t>
+      </w:r>
+    </w:p>
+    <w:p>
+      <w:pPr>
+        <w:rPr>
+          <w:rFonts w:ascii="Arial" w:hAnsi="Arial" w:cs="Arial"/>
+        </w:rPr>
+      </w:pPr>
+      <w:r>
+        <w:rPr>
+          <w:rFonts w:ascii="Arial" w:hAnsi="Arial" w:cs="Arial"/>
+        </w:rPr>
+        <w:t>Nur noch auf das Wichtigste fokussieren. Das heisst zum Einten die Dokumentation sauber abschliessen und zum Anderen Alle Kriterien des Kriterienkataloges genau überprüfen und sicherstellen, dass alles Kriterien eingehalten wurden.</w:t>
       </w:r>
     </w:p>
     <w:p>
@@ -26401,7 +27448,7 @@
         </w:rPr>
       </w:pPr>
       <w:bookmarkStart w:id="385" w:name="_Toc135739738"/>
-      <w:bookmarkStart w:id="386" w:name="_Toc223601462"/>
+      <w:bookmarkStart w:id="386" w:name="_Toc224110365"/>
       <w:r>
         <w:rPr>
           <w:rFonts w:cs="Arial"/>
@@ -26454,7 +27501,7 @@
       </w:pPr>
       <w:bookmarkStart w:id="387" w:name="_Toc529454779"/>
       <w:bookmarkStart w:id="388" w:name="_Toc135739739"/>
-      <w:bookmarkStart w:id="389" w:name="_Toc223601463"/>
+      <w:bookmarkStart w:id="389" w:name="_Toc224110366"/>
       <w:r>
         <w:rPr>
           <w:rFonts w:cs="Arial"/>
@@ -26494,7 +27541,7 @@
       </w:pPr>
       <w:bookmarkStart w:id="390" w:name="_Toc529454780"/>
       <w:bookmarkStart w:id="391" w:name="_Toc135739740"/>
-      <w:bookmarkStart w:id="392" w:name="_Toc223601464"/>
+      <w:bookmarkStart w:id="392" w:name="_Toc224110367"/>
       <w:r>
         <w:rPr>
           <w:rFonts w:cs="Arial"/>
@@ -26765,7 +27812,7 @@
       </w:pPr>
       <w:bookmarkStart w:id="393" w:name="_Toc529454781"/>
       <w:bookmarkStart w:id="394" w:name="_Toc135739741"/>
-      <w:bookmarkStart w:id="395" w:name="_Toc223601465"/>
+      <w:bookmarkStart w:id="395" w:name="_Toc224110368"/>
       <w:r>
         <w:rPr>
           <w:rFonts w:cs="Arial"/>
@@ -26811,7 +27858,7 @@
       </w:pPr>
       <w:bookmarkStart w:id="396" w:name="_Toc529454782"/>
       <w:bookmarkStart w:id="397" w:name="_Toc135739742"/>
-      <w:bookmarkStart w:id="398" w:name="_Toc223601466"/>
+      <w:bookmarkStart w:id="398" w:name="_Toc224110369"/>
       <w:r>
         <w:rPr>
           <w:rFonts w:cs="Arial"/>
@@ -26851,7 +27898,7 @@
       </w:pPr>
       <w:bookmarkStart w:id="399" w:name="_Toc529454783"/>
       <w:bookmarkStart w:id="400" w:name="_Toc135739743"/>
-      <w:bookmarkStart w:id="401" w:name="_Toc223601467"/>
+      <w:bookmarkStart w:id="401" w:name="_Toc224110370"/>
       <w:r>
         <w:rPr>
           <w:rFonts w:cs="Arial"/>
@@ -26883,8 +27930,8 @@
       </w:pPr>
     </w:p>
     <w:sectPr>
-      <w:headerReference w:type="default" r:id="rId29"/>
-      <w:footerReference w:type="default" r:id="rId30"/>
+      <w:headerReference w:type="default" r:id="rId30"/>
+      <w:footerReference w:type="default" r:id="rId31"/>
       <w:pgSz w:w="11906" w:h="16838" w:code="9"/>
       <w:pgMar w:top="2835" w:right="1701" w:bottom="1134" w:left="1247" w:header="1560" w:footer="737" w:gutter="0"/>
       <w:cols w:space="708"/>
@@ -29080,7 +30127,7 @@
                               <w:sz w:val="16"/>
                               <w:szCs w:val="16"/>
                             </w:rPr>
-                            <w:t>10.03.2026</w:t>
+                            <w:t>11.03.2026</w:t>
                           </w:r>
                           <w:r>
                             <w:rPr>
@@ -29178,7 +30225,7 @@
                         <w:sz w:val="16"/>
                         <w:szCs w:val="16"/>
                       </w:rPr>
-                      <w:t>10.03.2026</w:t>
+                      <w:t>11.03.2026</w:t>
                     </w:r>
                     <w:r>
                       <w:rPr>
@@ -29460,7 +30507,7 @@
                               <w:sz w:val="16"/>
                               <w:szCs w:val="16"/>
                             </w:rPr>
-                            <w:t>10.03.2026</w:t>
+                            <w:t>11.03.2026</w:t>
                           </w:r>
                           <w:r>
                             <w:rPr>
@@ -29558,7 +30605,7 @@
                         <w:sz w:val="16"/>
                         <w:szCs w:val="16"/>
                       </w:rPr>
-                      <w:t>10.03.2026</w:t>
+                      <w:t>11.03.2026</w:t>
                     </w:r>
                     <w:r>
                       <w:rPr>
@@ -29708,7 +30755,7 @@
                               <w:sz w:val="16"/>
                               <w:szCs w:val="16"/>
                             </w:rPr>
-                            <w:t>10.03.2026</w:t>
+                            <w:t>11.03.2026</w:t>
                           </w:r>
                           <w:r>
                             <w:rPr>
@@ -29806,7 +30853,7 @@
                         <w:sz w:val="16"/>
                         <w:szCs w:val="16"/>
                       </w:rPr>
-                      <w:t>10.03.2026</w:t>
+                      <w:t>11.03.2026</w:t>
                     </w:r>
                     <w:r>
                       <w:rPr>
@@ -37602,7 +38649,7 @@
   </w:latentStyles>
   <w:style w:type="paragraph" w:default="1" w:styleId="Standard">
     <w:name w:val="Normal"/>
-    <w:rsid w:val="00F71D44"/>
+    <w:rsid w:val="005B55A3"/>
   </w:style>
   <w:style w:type="paragraph" w:styleId="berschrift1">
     <w:name w:val="heading 1"/>

--- a/docs/Squad App Frontend IPA Dokumentation.docx
+++ b/docs/Squad App Frontend IPA Dokumentation.docx
@@ -293,7 +293,7 @@
             </w:rPr>
             <w:fldChar w:fldCharType="separate"/>
           </w:r>
-          <w:hyperlink w:anchor="_Toc224206679" w:history="1">
+          <w:hyperlink w:anchor="_Toc224217398" w:history="1">
             <w:r>
               <w:rPr>
                 <w:rStyle w:val="Hyperlink"/>
@@ -341,7 +341,7 @@
                 <w:noProof/>
                 <w:webHidden/>
               </w:rPr>
-              <w:instrText xml:space="preserve"> PAGEREF _Toc224206679 \h </w:instrText>
+              <w:instrText xml:space="preserve"> PAGEREF _Toc224217398 \h </w:instrText>
             </w:r>
             <w:r>
               <w:rPr>
@@ -388,7 +388,7 @@
               <w14:ligatures w14:val="standardContextual"/>
             </w:rPr>
           </w:pPr>
-          <w:hyperlink w:anchor="_Toc224206680" w:history="1">
+          <w:hyperlink w:anchor="_Toc224217399" w:history="1">
             <w:r>
               <w:rPr>
                 <w:rStyle w:val="Hyperlink"/>
@@ -436,7 +436,7 @@
                 <w:noProof/>
                 <w:webHidden/>
               </w:rPr>
-              <w:instrText xml:space="preserve"> PAGEREF _Toc224206680 \h </w:instrText>
+              <w:instrText xml:space="preserve"> PAGEREF _Toc224217399 \h </w:instrText>
             </w:r>
             <w:r>
               <w:rPr>
@@ -483,7 +483,7 @@
               <w14:ligatures w14:val="standardContextual"/>
             </w:rPr>
           </w:pPr>
-          <w:hyperlink w:anchor="_Toc224206681" w:history="1">
+          <w:hyperlink w:anchor="_Toc224217400" w:history="1">
             <w:r>
               <w:rPr>
                 <w:rStyle w:val="Hyperlink"/>
@@ -531,7 +531,7 @@
                 <w:noProof/>
                 <w:webHidden/>
               </w:rPr>
-              <w:instrText xml:space="preserve"> PAGEREF _Toc224206681 \h </w:instrText>
+              <w:instrText xml:space="preserve"> PAGEREF _Toc224217400 \h </w:instrText>
             </w:r>
             <w:r>
               <w:rPr>
@@ -578,7 +578,7 @@
               <w14:ligatures w14:val="standardContextual"/>
             </w:rPr>
           </w:pPr>
-          <w:hyperlink w:anchor="_Toc224206682" w:history="1">
+          <w:hyperlink w:anchor="_Toc224217401" w:history="1">
             <w:r>
               <w:rPr>
                 <w:rStyle w:val="Hyperlink"/>
@@ -626,7 +626,7 @@
                 <w:noProof/>
                 <w:webHidden/>
               </w:rPr>
-              <w:instrText xml:space="preserve"> PAGEREF _Toc224206682 \h </w:instrText>
+              <w:instrText xml:space="preserve"> PAGEREF _Toc224217401 \h </w:instrText>
             </w:r>
             <w:r>
               <w:rPr>
@@ -673,7 +673,7 @@
               <w14:ligatures w14:val="standardContextual"/>
             </w:rPr>
           </w:pPr>
-          <w:hyperlink w:anchor="_Toc224206683" w:history="1">
+          <w:hyperlink w:anchor="_Toc224217402" w:history="1">
             <w:r>
               <w:rPr>
                 <w:rStyle w:val="Hyperlink"/>
@@ -721,7 +721,7 @@
                 <w:noProof/>
                 <w:webHidden/>
               </w:rPr>
-              <w:instrText xml:space="preserve"> PAGEREF _Toc224206683 \h </w:instrText>
+              <w:instrText xml:space="preserve"> PAGEREF _Toc224217402 \h </w:instrText>
             </w:r>
             <w:r>
               <w:rPr>
@@ -768,7 +768,7 @@
               <w14:ligatures w14:val="standardContextual"/>
             </w:rPr>
           </w:pPr>
-          <w:hyperlink w:anchor="_Toc224206684" w:history="1">
+          <w:hyperlink w:anchor="_Toc224217403" w:history="1">
             <w:r>
               <w:rPr>
                 <w:rStyle w:val="Hyperlink"/>
@@ -816,7 +816,7 @@
                 <w:noProof/>
                 <w:webHidden/>
               </w:rPr>
-              <w:instrText xml:space="preserve"> PAGEREF _Toc224206684 \h </w:instrText>
+              <w:instrText xml:space="preserve"> PAGEREF _Toc224217403 \h </w:instrText>
             </w:r>
             <w:r>
               <w:rPr>
@@ -863,7 +863,7 @@
               <w14:ligatures w14:val="standardContextual"/>
             </w:rPr>
           </w:pPr>
-          <w:hyperlink w:anchor="_Toc224206685" w:history="1">
+          <w:hyperlink w:anchor="_Toc224217404" w:history="1">
             <w:r>
               <w:rPr>
                 <w:rStyle w:val="Hyperlink"/>
@@ -911,7 +911,7 @@
                 <w:noProof/>
                 <w:webHidden/>
               </w:rPr>
-              <w:instrText xml:space="preserve"> PAGEREF _Toc224206685 \h </w:instrText>
+              <w:instrText xml:space="preserve"> PAGEREF _Toc224217404 \h </w:instrText>
             </w:r>
             <w:r>
               <w:rPr>
@@ -958,7 +958,7 @@
               <w14:ligatures w14:val="standardContextual"/>
             </w:rPr>
           </w:pPr>
-          <w:hyperlink w:anchor="_Toc224206686" w:history="1">
+          <w:hyperlink w:anchor="_Toc224217405" w:history="1">
             <w:r>
               <w:rPr>
                 <w:rStyle w:val="Hyperlink"/>
@@ -1006,7 +1006,7 @@
                 <w:noProof/>
                 <w:webHidden/>
               </w:rPr>
-              <w:instrText xml:space="preserve"> PAGEREF _Toc224206686 \h </w:instrText>
+              <w:instrText xml:space="preserve"> PAGEREF _Toc224217405 \h </w:instrText>
             </w:r>
             <w:r>
               <w:rPr>
@@ -1053,7 +1053,7 @@
               <w14:ligatures w14:val="standardContextual"/>
             </w:rPr>
           </w:pPr>
-          <w:hyperlink w:anchor="_Toc224206687" w:history="1">
+          <w:hyperlink w:anchor="_Toc224217406" w:history="1">
             <w:r>
               <w:rPr>
                 <w:rStyle w:val="Hyperlink"/>
@@ -1101,7 +1101,7 @@
                 <w:noProof/>
                 <w:webHidden/>
               </w:rPr>
-              <w:instrText xml:space="preserve"> PAGEREF _Toc224206687 \h </w:instrText>
+              <w:instrText xml:space="preserve"> PAGEREF _Toc224217406 \h </w:instrText>
             </w:r>
             <w:r>
               <w:rPr>
@@ -1148,7 +1148,7 @@
               <w14:ligatures w14:val="standardContextual"/>
             </w:rPr>
           </w:pPr>
-          <w:hyperlink w:anchor="_Toc224206688" w:history="1">
+          <w:hyperlink w:anchor="_Toc224217407" w:history="1">
             <w:r>
               <w:rPr>
                 <w:rStyle w:val="Hyperlink"/>
@@ -1196,7 +1196,7 @@
                 <w:noProof/>
                 <w:webHidden/>
               </w:rPr>
-              <w:instrText xml:space="preserve"> PAGEREF _Toc224206688 \h </w:instrText>
+              <w:instrText xml:space="preserve"> PAGEREF _Toc224217407 \h </w:instrText>
             </w:r>
             <w:r>
               <w:rPr>
@@ -1243,7 +1243,7 @@
               <w14:ligatures w14:val="standardContextual"/>
             </w:rPr>
           </w:pPr>
-          <w:hyperlink w:anchor="_Toc224206689" w:history="1">
+          <w:hyperlink w:anchor="_Toc224217408" w:history="1">
             <w:r>
               <w:rPr>
                 <w:rStyle w:val="Hyperlink"/>
@@ -1291,7 +1291,7 @@
                 <w:noProof/>
                 <w:webHidden/>
               </w:rPr>
-              <w:instrText xml:space="preserve"> PAGEREF _Toc224206689 \h </w:instrText>
+              <w:instrText xml:space="preserve"> PAGEREF _Toc224217408 \h </w:instrText>
             </w:r>
             <w:r>
               <w:rPr>
@@ -1338,7 +1338,7 @@
               <w14:ligatures w14:val="standardContextual"/>
             </w:rPr>
           </w:pPr>
-          <w:hyperlink w:anchor="_Toc224206690" w:history="1">
+          <w:hyperlink w:anchor="_Toc224217409" w:history="1">
             <w:r>
               <w:rPr>
                 <w:rStyle w:val="Hyperlink"/>
@@ -1386,7 +1386,7 @@
                 <w:noProof/>
                 <w:webHidden/>
               </w:rPr>
-              <w:instrText xml:space="preserve"> PAGEREF _Toc224206690 \h </w:instrText>
+              <w:instrText xml:space="preserve"> PAGEREF _Toc224217409 \h </w:instrText>
             </w:r>
             <w:r>
               <w:rPr>
@@ -1433,7 +1433,7 @@
               <w14:ligatures w14:val="standardContextual"/>
             </w:rPr>
           </w:pPr>
-          <w:hyperlink w:anchor="_Toc224206691" w:history="1">
+          <w:hyperlink w:anchor="_Toc224217410" w:history="1">
             <w:r>
               <w:rPr>
                 <w:rStyle w:val="Hyperlink"/>
@@ -1481,7 +1481,7 @@
                 <w:noProof/>
                 <w:webHidden/>
               </w:rPr>
-              <w:instrText xml:space="preserve"> PAGEREF _Toc224206691 \h </w:instrText>
+              <w:instrText xml:space="preserve"> PAGEREF _Toc224217410 \h </w:instrText>
             </w:r>
             <w:r>
               <w:rPr>
@@ -1528,7 +1528,7 @@
               <w14:ligatures w14:val="standardContextual"/>
             </w:rPr>
           </w:pPr>
-          <w:hyperlink w:anchor="_Toc224206692" w:history="1">
+          <w:hyperlink w:anchor="_Toc224217411" w:history="1">
             <w:r>
               <w:rPr>
                 <w:rStyle w:val="Hyperlink"/>
@@ -1576,7 +1576,7 @@
                 <w:noProof/>
                 <w:webHidden/>
               </w:rPr>
-              <w:instrText xml:space="preserve"> PAGEREF _Toc224206692 \h </w:instrText>
+              <w:instrText xml:space="preserve"> PAGEREF _Toc224217411 \h </w:instrText>
             </w:r>
             <w:r>
               <w:rPr>
@@ -1623,7 +1623,7 @@
               <w14:ligatures w14:val="standardContextual"/>
             </w:rPr>
           </w:pPr>
-          <w:hyperlink w:anchor="_Toc224206693" w:history="1">
+          <w:hyperlink w:anchor="_Toc224217412" w:history="1">
             <w:r>
               <w:rPr>
                 <w:rStyle w:val="Hyperlink"/>
@@ -1671,7 +1671,7 @@
                 <w:noProof/>
                 <w:webHidden/>
               </w:rPr>
-              <w:instrText xml:space="preserve"> PAGEREF _Toc224206693 \h </w:instrText>
+              <w:instrText xml:space="preserve"> PAGEREF _Toc224217412 \h </w:instrText>
             </w:r>
             <w:r>
               <w:rPr>
@@ -1718,7 +1718,7 @@
               <w14:ligatures w14:val="standardContextual"/>
             </w:rPr>
           </w:pPr>
-          <w:hyperlink w:anchor="_Toc224206694" w:history="1">
+          <w:hyperlink w:anchor="_Toc224217413" w:history="1">
             <w:r>
               <w:rPr>
                 <w:rStyle w:val="Hyperlink"/>
@@ -1766,7 +1766,7 @@
                 <w:noProof/>
                 <w:webHidden/>
               </w:rPr>
-              <w:instrText xml:space="preserve"> PAGEREF _Toc224206694 \h </w:instrText>
+              <w:instrText xml:space="preserve"> PAGEREF _Toc224217413 \h </w:instrText>
             </w:r>
             <w:r>
               <w:rPr>
@@ -1813,7 +1813,7 @@
               <w14:ligatures w14:val="standardContextual"/>
             </w:rPr>
           </w:pPr>
-          <w:hyperlink w:anchor="_Toc224206695" w:history="1">
+          <w:hyperlink w:anchor="_Toc224217414" w:history="1">
             <w:r>
               <w:rPr>
                 <w:rStyle w:val="Hyperlink"/>
@@ -1861,7 +1861,7 @@
                 <w:noProof/>
                 <w:webHidden/>
               </w:rPr>
-              <w:instrText xml:space="preserve"> PAGEREF _Toc224206695 \h </w:instrText>
+              <w:instrText xml:space="preserve"> PAGEREF _Toc224217414 \h </w:instrText>
             </w:r>
             <w:r>
               <w:rPr>
@@ -1908,7 +1908,7 @@
               <w14:ligatures w14:val="standardContextual"/>
             </w:rPr>
           </w:pPr>
-          <w:hyperlink w:anchor="_Toc224206696" w:history="1">
+          <w:hyperlink w:anchor="_Toc224217415" w:history="1">
             <w:r>
               <w:rPr>
                 <w:rStyle w:val="Hyperlink"/>
@@ -1956,7 +1956,7 @@
                 <w:noProof/>
                 <w:webHidden/>
               </w:rPr>
-              <w:instrText xml:space="preserve"> PAGEREF _Toc224206696 \h </w:instrText>
+              <w:instrText xml:space="preserve"> PAGEREF _Toc224217415 \h </w:instrText>
             </w:r>
             <w:r>
               <w:rPr>
@@ -2000,7 +2000,7 @@
               <w14:ligatures w14:val="standardContextual"/>
             </w:rPr>
           </w:pPr>
-          <w:hyperlink w:anchor="_Toc224206697" w:history="1">
+          <w:hyperlink w:anchor="_Toc224217416" w:history="1">
             <w:r>
               <w:rPr>
                 <w:rStyle w:val="Hyperlink"/>
@@ -2048,7 +2048,7 @@
                 <w:noProof/>
                 <w:webHidden/>
               </w:rPr>
-              <w:instrText xml:space="preserve"> PAGEREF _Toc224206697 \h </w:instrText>
+              <w:instrText xml:space="preserve"> PAGEREF _Toc224217416 \h </w:instrText>
             </w:r>
             <w:r>
               <w:rPr>
@@ -2095,7 +2095,7 @@
               <w14:ligatures w14:val="standardContextual"/>
             </w:rPr>
           </w:pPr>
-          <w:hyperlink w:anchor="_Toc224206698" w:history="1">
+          <w:hyperlink w:anchor="_Toc224217417" w:history="1">
             <w:r>
               <w:rPr>
                 <w:rStyle w:val="Hyperlink"/>
@@ -2143,7 +2143,7 @@
                 <w:noProof/>
                 <w:webHidden/>
               </w:rPr>
-              <w:instrText xml:space="preserve"> PAGEREF _Toc224206698 \h </w:instrText>
+              <w:instrText xml:space="preserve"> PAGEREF _Toc224217417 \h </w:instrText>
             </w:r>
             <w:r>
               <w:rPr>
@@ -2190,7 +2190,7 @@
               <w14:ligatures w14:val="standardContextual"/>
             </w:rPr>
           </w:pPr>
-          <w:hyperlink w:anchor="_Toc224206699" w:history="1">
+          <w:hyperlink w:anchor="_Toc224217418" w:history="1">
             <w:r>
               <w:rPr>
                 <w:rStyle w:val="Hyperlink"/>
@@ -2238,7 +2238,7 @@
                 <w:noProof/>
                 <w:webHidden/>
               </w:rPr>
-              <w:instrText xml:space="preserve"> PAGEREF _Toc224206699 \h </w:instrText>
+              <w:instrText xml:space="preserve"> PAGEREF _Toc224217418 \h </w:instrText>
             </w:r>
             <w:r>
               <w:rPr>
@@ -2285,7 +2285,7 @@
               <w14:ligatures w14:val="standardContextual"/>
             </w:rPr>
           </w:pPr>
-          <w:hyperlink w:anchor="_Toc224206700" w:history="1">
+          <w:hyperlink w:anchor="_Toc224217419" w:history="1">
             <w:r>
               <w:rPr>
                 <w:rStyle w:val="Hyperlink"/>
@@ -2333,7 +2333,7 @@
                 <w:noProof/>
                 <w:webHidden/>
               </w:rPr>
-              <w:instrText xml:space="preserve"> PAGEREF _Toc224206700 \h </w:instrText>
+              <w:instrText xml:space="preserve"> PAGEREF _Toc224217419 \h </w:instrText>
             </w:r>
             <w:r>
               <w:rPr>
@@ -2380,7 +2380,7 @@
               <w14:ligatures w14:val="standardContextual"/>
             </w:rPr>
           </w:pPr>
-          <w:hyperlink w:anchor="_Toc224206701" w:history="1">
+          <w:hyperlink w:anchor="_Toc224217420" w:history="1">
             <w:r>
               <w:rPr>
                 <w:rStyle w:val="Hyperlink"/>
@@ -2428,7 +2428,7 @@
                 <w:noProof/>
                 <w:webHidden/>
               </w:rPr>
-              <w:instrText xml:space="preserve"> PAGEREF _Toc224206701 \h </w:instrText>
+              <w:instrText xml:space="preserve"> PAGEREF _Toc224217420 \h </w:instrText>
             </w:r>
             <w:r>
               <w:rPr>
@@ -2448,7 +2448,7 @@
                 <w:noProof/>
                 <w:webHidden/>
               </w:rPr>
-              <w:t>19</w:t>
+              <w:t>18</w:t>
             </w:r>
             <w:r>
               <w:rPr>
@@ -2475,7 +2475,7 @@
               <w14:ligatures w14:val="standardContextual"/>
             </w:rPr>
           </w:pPr>
-          <w:hyperlink w:anchor="_Toc224206702" w:history="1">
+          <w:hyperlink w:anchor="_Toc224217421" w:history="1">
             <w:r>
               <w:rPr>
                 <w:rStyle w:val="Hyperlink"/>
@@ -2523,7 +2523,7 @@
                 <w:noProof/>
                 <w:webHidden/>
               </w:rPr>
-              <w:instrText xml:space="preserve"> PAGEREF _Toc224206702 \h </w:instrText>
+              <w:instrText xml:space="preserve"> PAGEREF _Toc224217421 \h </w:instrText>
             </w:r>
             <w:r>
               <w:rPr>
@@ -2543,7 +2543,7 @@
                 <w:noProof/>
                 <w:webHidden/>
               </w:rPr>
-              <w:t>20</w:t>
+              <w:t>19</w:t>
             </w:r>
             <w:r>
               <w:rPr>
@@ -2570,7 +2570,7 @@
               <w14:ligatures w14:val="standardContextual"/>
             </w:rPr>
           </w:pPr>
-          <w:hyperlink w:anchor="_Toc224206703" w:history="1">
+          <w:hyperlink w:anchor="_Toc224217422" w:history="1">
             <w:r>
               <w:rPr>
                 <w:rStyle w:val="Hyperlink"/>
@@ -2618,7 +2618,7 @@
                 <w:noProof/>
                 <w:webHidden/>
               </w:rPr>
-              <w:instrText xml:space="preserve"> PAGEREF _Toc224206703 \h </w:instrText>
+              <w:instrText xml:space="preserve"> PAGEREF _Toc224217422 \h </w:instrText>
             </w:r>
             <w:r>
               <w:rPr>
@@ -2638,7 +2638,7 @@
                 <w:noProof/>
                 <w:webHidden/>
               </w:rPr>
-              <w:t>20</w:t>
+              <w:t>19</w:t>
             </w:r>
             <w:r>
               <w:rPr>
@@ -2665,7 +2665,7 @@
               <w14:ligatures w14:val="standardContextual"/>
             </w:rPr>
           </w:pPr>
-          <w:hyperlink w:anchor="_Toc224206704" w:history="1">
+          <w:hyperlink w:anchor="_Toc224217423" w:history="1">
             <w:r>
               <w:rPr>
                 <w:rStyle w:val="Hyperlink"/>
@@ -2713,7 +2713,7 @@
                 <w:noProof/>
                 <w:webHidden/>
               </w:rPr>
-              <w:instrText xml:space="preserve"> PAGEREF _Toc224206704 \h </w:instrText>
+              <w:instrText xml:space="preserve"> PAGEREF _Toc224217423 \h </w:instrText>
             </w:r>
             <w:r>
               <w:rPr>
@@ -2733,7 +2733,7 @@
                 <w:noProof/>
                 <w:webHidden/>
               </w:rPr>
-              <w:t>20</w:t>
+              <w:t>19</w:t>
             </w:r>
             <w:r>
               <w:rPr>
@@ -2760,7 +2760,7 @@
               <w14:ligatures w14:val="standardContextual"/>
             </w:rPr>
           </w:pPr>
-          <w:hyperlink w:anchor="_Toc224206705" w:history="1">
+          <w:hyperlink w:anchor="_Toc224217424" w:history="1">
             <w:r>
               <w:rPr>
                 <w:rStyle w:val="Hyperlink"/>
@@ -2808,7 +2808,7 @@
                 <w:noProof/>
                 <w:webHidden/>
               </w:rPr>
-              <w:instrText xml:space="preserve"> PAGEREF _Toc224206705 \h </w:instrText>
+              <w:instrText xml:space="preserve"> PAGEREF _Toc224217424 \h </w:instrText>
             </w:r>
             <w:r>
               <w:rPr>
@@ -2828,7 +2828,7 @@
                 <w:noProof/>
                 <w:webHidden/>
               </w:rPr>
-              <w:t>20</w:t>
+              <w:t>21</w:t>
             </w:r>
             <w:r>
               <w:rPr>
@@ -2855,7 +2855,7 @@
               <w14:ligatures w14:val="standardContextual"/>
             </w:rPr>
           </w:pPr>
-          <w:hyperlink w:anchor="_Toc224206706" w:history="1">
+          <w:hyperlink w:anchor="_Toc224217425" w:history="1">
             <w:r>
               <w:rPr>
                 <w:rStyle w:val="Hyperlink"/>
@@ -2882,7 +2882,7 @@
                 <w:rFonts w:cs="Arial"/>
                 <w:noProof/>
               </w:rPr>
-              <w:t>Verfeinerung des Auftrages</w:t>
+              <w:t>Projektumfeld und Systemgrenzen</w:t>
             </w:r>
             <w:r>
               <w:rPr>
@@ -2903,7 +2903,7 @@
                 <w:noProof/>
                 <w:webHidden/>
               </w:rPr>
-              <w:instrText xml:space="preserve"> PAGEREF _Toc224206706 \h </w:instrText>
+              <w:instrText xml:space="preserve"> PAGEREF _Toc224217425 \h </w:instrText>
             </w:r>
             <w:r>
               <w:rPr>
@@ -2923,7 +2923,102 @@
                 <w:noProof/>
                 <w:webHidden/>
               </w:rPr>
-              <w:t>20</w:t>
+              <w:t>21</w:t>
+            </w:r>
+            <w:r>
+              <w:rPr>
+                <w:noProof/>
+                <w:webHidden/>
+              </w:rPr>
+              <w:fldChar w:fldCharType="end"/>
+            </w:r>
+          </w:hyperlink>
+        </w:p>
+        <w:p>
+          <w:pPr>
+            <w:pStyle w:val="Verzeichnis2"/>
+            <w:tabs>
+              <w:tab w:val="left" w:pos="1134"/>
+            </w:tabs>
+            <w:rPr>
+              <w:rFonts w:asciiTheme="minorHAnsi" w:eastAsiaTheme="minorEastAsia" w:hAnsiTheme="minorHAnsi"/>
+              <w:noProof/>
+              <w:kern w:val="2"/>
+              <w:sz w:val="24"/>
+              <w:szCs w:val="24"/>
+              <w:lang w:eastAsia="de-CH"/>
+              <w14:ligatures w14:val="standardContextual"/>
+            </w:rPr>
+          </w:pPr>
+          <w:hyperlink w:anchor="_Toc224217426" w:history="1">
+            <w:r>
+              <w:rPr>
+                <w:rStyle w:val="Hyperlink"/>
+                <w:rFonts w:cs="Arial"/>
+                <w:noProof/>
+              </w:rPr>
+              <w:t>2.3</w:t>
+            </w:r>
+            <w:r>
+              <w:rPr>
+                <w:rFonts w:asciiTheme="minorHAnsi" w:eastAsiaTheme="minorEastAsia" w:hAnsiTheme="minorHAnsi"/>
+                <w:noProof/>
+                <w:kern w:val="2"/>
+                <w:sz w:val="24"/>
+                <w:szCs w:val="24"/>
+                <w:lang w:eastAsia="de-CH"/>
+                <w14:ligatures w14:val="standardContextual"/>
+              </w:rPr>
+              <w:tab/>
+            </w:r>
+            <w:r>
+              <w:rPr>
+                <w:rStyle w:val="Hyperlink"/>
+                <w:rFonts w:cs="Arial"/>
+                <w:noProof/>
+              </w:rPr>
+              <w:t>Planen</w:t>
+            </w:r>
+            <w:r>
+              <w:rPr>
+                <w:noProof/>
+                <w:webHidden/>
+              </w:rPr>
+              <w:tab/>
+            </w:r>
+            <w:r>
+              <w:rPr>
+                <w:noProof/>
+                <w:webHidden/>
+              </w:rPr>
+              <w:fldChar w:fldCharType="begin"/>
+            </w:r>
+            <w:r>
+              <w:rPr>
+                <w:noProof/>
+                <w:webHidden/>
+              </w:rPr>
+              <w:instrText xml:space="preserve"> PAGEREF _Toc224217426 \h </w:instrText>
+            </w:r>
+            <w:r>
+              <w:rPr>
+                <w:noProof/>
+                <w:webHidden/>
+              </w:rPr>
+            </w:r>
+            <w:r>
+              <w:rPr>
+                <w:noProof/>
+                <w:webHidden/>
+              </w:rPr>
+              <w:fldChar w:fldCharType="separate"/>
+            </w:r>
+            <w:r>
+              <w:rPr>
+                <w:noProof/>
+                <w:webHidden/>
+              </w:rPr>
+              <w:t>22</w:t>
             </w:r>
             <w:r>
               <w:rPr>
@@ -2950,14 +3045,14 @@
               <w14:ligatures w14:val="standardContextual"/>
             </w:rPr>
           </w:pPr>
-          <w:hyperlink w:anchor="_Toc224206707" w:history="1">
+          <w:hyperlink w:anchor="_Toc224217427" w:history="1">
             <w:r>
               <w:rPr>
                 <w:rStyle w:val="Hyperlink"/>
                 <w:rFonts w:cs="Arial"/>
                 <w:noProof/>
               </w:rPr>
-              <w:t>2.2.5</w:t>
+              <w:t>2.3.1</w:t>
             </w:r>
             <w:r>
               <w:rPr>
@@ -2977,7 +3072,7 @@
                 <w:rFonts w:cs="Arial"/>
                 <w:noProof/>
               </w:rPr>
-              <w:t>Projektumfeld und Systemgrenzen</w:t>
+              <w:t>Verwendete Projektmanagementmethode</w:t>
             </w:r>
             <w:r>
               <w:rPr>
@@ -2998,7 +3093,7 @@
                 <w:noProof/>
                 <w:webHidden/>
               </w:rPr>
-              <w:instrText xml:space="preserve"> PAGEREF _Toc224206707 \h </w:instrText>
+              <w:instrText xml:space="preserve"> PAGEREF _Toc224217427 \h </w:instrText>
             </w:r>
             <w:r>
               <w:rPr>
@@ -3018,7 +3113,672 @@
                 <w:noProof/>
                 <w:webHidden/>
               </w:rPr>
-              <w:t>20</w:t>
+              <w:t>22</w:t>
+            </w:r>
+            <w:r>
+              <w:rPr>
+                <w:noProof/>
+                <w:webHidden/>
+              </w:rPr>
+              <w:fldChar w:fldCharType="end"/>
+            </w:r>
+          </w:hyperlink>
+        </w:p>
+        <w:p>
+          <w:pPr>
+            <w:pStyle w:val="Verzeichnis3"/>
+            <w:tabs>
+              <w:tab w:val="left" w:pos="1985"/>
+            </w:tabs>
+            <w:rPr>
+              <w:rFonts w:asciiTheme="minorHAnsi" w:eastAsiaTheme="minorEastAsia" w:hAnsiTheme="minorHAnsi"/>
+              <w:noProof/>
+              <w:kern w:val="2"/>
+              <w:sz w:val="24"/>
+              <w:szCs w:val="24"/>
+              <w:lang w:eastAsia="de-CH"/>
+              <w14:ligatures w14:val="standardContextual"/>
+            </w:rPr>
+          </w:pPr>
+          <w:hyperlink w:anchor="_Toc224217428" w:history="1">
+            <w:r>
+              <w:rPr>
+                <w:rStyle w:val="Hyperlink"/>
+                <w:rFonts w:cs="Arial"/>
+                <w:noProof/>
+              </w:rPr>
+              <w:t>2.3.2</w:t>
+            </w:r>
+            <w:r>
+              <w:rPr>
+                <w:rFonts w:asciiTheme="minorHAnsi" w:eastAsiaTheme="minorEastAsia" w:hAnsiTheme="minorHAnsi"/>
+                <w:noProof/>
+                <w:kern w:val="2"/>
+                <w:sz w:val="24"/>
+                <w:szCs w:val="24"/>
+                <w:lang w:eastAsia="de-CH"/>
+                <w14:ligatures w14:val="standardContextual"/>
+              </w:rPr>
+              <w:tab/>
+            </w:r>
+            <w:r>
+              <w:rPr>
+                <w:rStyle w:val="Hyperlink"/>
+                <w:rFonts w:cs="Arial"/>
+                <w:noProof/>
+              </w:rPr>
+              <w:t>Versionierung und Datensicherheit</w:t>
+            </w:r>
+            <w:r>
+              <w:rPr>
+                <w:noProof/>
+                <w:webHidden/>
+              </w:rPr>
+              <w:tab/>
+            </w:r>
+            <w:r>
+              <w:rPr>
+                <w:noProof/>
+                <w:webHidden/>
+              </w:rPr>
+              <w:fldChar w:fldCharType="begin"/>
+            </w:r>
+            <w:r>
+              <w:rPr>
+                <w:noProof/>
+                <w:webHidden/>
+              </w:rPr>
+              <w:instrText xml:space="preserve"> PAGEREF _Toc224217428 \h </w:instrText>
+            </w:r>
+            <w:r>
+              <w:rPr>
+                <w:noProof/>
+                <w:webHidden/>
+              </w:rPr>
+            </w:r>
+            <w:r>
+              <w:rPr>
+                <w:noProof/>
+                <w:webHidden/>
+              </w:rPr>
+              <w:fldChar w:fldCharType="separate"/>
+            </w:r>
+            <w:r>
+              <w:rPr>
+                <w:noProof/>
+                <w:webHidden/>
+              </w:rPr>
+              <w:t>22</w:t>
+            </w:r>
+            <w:r>
+              <w:rPr>
+                <w:noProof/>
+                <w:webHidden/>
+              </w:rPr>
+              <w:fldChar w:fldCharType="end"/>
+            </w:r>
+          </w:hyperlink>
+        </w:p>
+        <w:p>
+          <w:pPr>
+            <w:pStyle w:val="Verzeichnis3"/>
+            <w:tabs>
+              <w:tab w:val="left" w:pos="1985"/>
+            </w:tabs>
+            <w:rPr>
+              <w:rFonts w:asciiTheme="minorHAnsi" w:eastAsiaTheme="minorEastAsia" w:hAnsiTheme="minorHAnsi"/>
+              <w:noProof/>
+              <w:kern w:val="2"/>
+              <w:sz w:val="24"/>
+              <w:szCs w:val="24"/>
+              <w:lang w:eastAsia="de-CH"/>
+              <w14:ligatures w14:val="standardContextual"/>
+            </w:rPr>
+          </w:pPr>
+          <w:hyperlink w:anchor="_Toc224217429" w:history="1">
+            <w:r>
+              <w:rPr>
+                <w:rStyle w:val="Hyperlink"/>
+                <w:rFonts w:cs="Arial"/>
+                <w:noProof/>
+              </w:rPr>
+              <w:t>2.3.3</w:t>
+            </w:r>
+            <w:r>
+              <w:rPr>
+                <w:rFonts w:asciiTheme="minorHAnsi" w:eastAsiaTheme="minorEastAsia" w:hAnsiTheme="minorHAnsi"/>
+                <w:noProof/>
+                <w:kern w:val="2"/>
+                <w:sz w:val="24"/>
+                <w:szCs w:val="24"/>
+                <w:lang w:eastAsia="de-CH"/>
+                <w14:ligatures w14:val="standardContextual"/>
+              </w:rPr>
+              <w:tab/>
+            </w:r>
+            <w:r>
+              <w:rPr>
+                <w:rStyle w:val="Hyperlink"/>
+                <w:rFonts w:cs="Arial"/>
+                <w:noProof/>
+              </w:rPr>
+              <w:t>Priorisierung der Tätigkeiten</w:t>
+            </w:r>
+            <w:r>
+              <w:rPr>
+                <w:noProof/>
+                <w:webHidden/>
+              </w:rPr>
+              <w:tab/>
+            </w:r>
+            <w:r>
+              <w:rPr>
+                <w:noProof/>
+                <w:webHidden/>
+              </w:rPr>
+              <w:fldChar w:fldCharType="begin"/>
+            </w:r>
+            <w:r>
+              <w:rPr>
+                <w:noProof/>
+                <w:webHidden/>
+              </w:rPr>
+              <w:instrText xml:space="preserve"> PAGEREF _Toc224217429 \h </w:instrText>
+            </w:r>
+            <w:r>
+              <w:rPr>
+                <w:noProof/>
+                <w:webHidden/>
+              </w:rPr>
+            </w:r>
+            <w:r>
+              <w:rPr>
+                <w:noProof/>
+                <w:webHidden/>
+              </w:rPr>
+              <w:fldChar w:fldCharType="separate"/>
+            </w:r>
+            <w:r>
+              <w:rPr>
+                <w:noProof/>
+                <w:webHidden/>
+              </w:rPr>
+              <w:t>23</w:t>
+            </w:r>
+            <w:r>
+              <w:rPr>
+                <w:noProof/>
+                <w:webHidden/>
+              </w:rPr>
+              <w:fldChar w:fldCharType="end"/>
+            </w:r>
+          </w:hyperlink>
+        </w:p>
+        <w:p>
+          <w:pPr>
+            <w:pStyle w:val="Verzeichnis3"/>
+            <w:tabs>
+              <w:tab w:val="left" w:pos="1985"/>
+            </w:tabs>
+            <w:rPr>
+              <w:rFonts w:asciiTheme="minorHAnsi" w:eastAsiaTheme="minorEastAsia" w:hAnsiTheme="minorHAnsi"/>
+              <w:noProof/>
+              <w:kern w:val="2"/>
+              <w:sz w:val="24"/>
+              <w:szCs w:val="24"/>
+              <w:lang w:eastAsia="de-CH"/>
+              <w14:ligatures w14:val="standardContextual"/>
+            </w:rPr>
+          </w:pPr>
+          <w:hyperlink w:anchor="_Toc224217430" w:history="1">
+            <w:r>
+              <w:rPr>
+                <w:rStyle w:val="Hyperlink"/>
+                <w:rFonts w:cs="Arial"/>
+                <w:noProof/>
+              </w:rPr>
+              <w:t>2.3.4</w:t>
+            </w:r>
+            <w:r>
+              <w:rPr>
+                <w:rFonts w:asciiTheme="minorHAnsi" w:eastAsiaTheme="minorEastAsia" w:hAnsiTheme="minorHAnsi"/>
+                <w:noProof/>
+                <w:kern w:val="2"/>
+                <w:sz w:val="24"/>
+                <w:szCs w:val="24"/>
+                <w:lang w:eastAsia="de-CH"/>
+                <w14:ligatures w14:val="standardContextual"/>
+              </w:rPr>
+              <w:tab/>
+            </w:r>
+            <w:r>
+              <w:rPr>
+                <w:rStyle w:val="Hyperlink"/>
+                <w:rFonts w:cs="Arial"/>
+                <w:noProof/>
+              </w:rPr>
+              <w:t>Use-Case Diagramm / Aktivitätsdiagramm / Klassendiagramm / … Gesamtsystem</w:t>
+            </w:r>
+            <w:r>
+              <w:rPr>
+                <w:noProof/>
+                <w:webHidden/>
+              </w:rPr>
+              <w:tab/>
+            </w:r>
+            <w:r>
+              <w:rPr>
+                <w:noProof/>
+                <w:webHidden/>
+              </w:rPr>
+              <w:fldChar w:fldCharType="begin"/>
+            </w:r>
+            <w:r>
+              <w:rPr>
+                <w:noProof/>
+                <w:webHidden/>
+              </w:rPr>
+              <w:instrText xml:space="preserve"> PAGEREF _Toc224217430 \h </w:instrText>
+            </w:r>
+            <w:r>
+              <w:rPr>
+                <w:noProof/>
+                <w:webHidden/>
+              </w:rPr>
+            </w:r>
+            <w:r>
+              <w:rPr>
+                <w:noProof/>
+                <w:webHidden/>
+              </w:rPr>
+              <w:fldChar w:fldCharType="separate"/>
+            </w:r>
+            <w:r>
+              <w:rPr>
+                <w:noProof/>
+                <w:webHidden/>
+              </w:rPr>
+              <w:t>24</w:t>
+            </w:r>
+            <w:r>
+              <w:rPr>
+                <w:noProof/>
+                <w:webHidden/>
+              </w:rPr>
+              <w:fldChar w:fldCharType="end"/>
+            </w:r>
+          </w:hyperlink>
+        </w:p>
+        <w:p>
+          <w:pPr>
+            <w:pStyle w:val="Verzeichnis3"/>
+            <w:tabs>
+              <w:tab w:val="left" w:pos="1985"/>
+            </w:tabs>
+            <w:rPr>
+              <w:rFonts w:asciiTheme="minorHAnsi" w:eastAsiaTheme="minorEastAsia" w:hAnsiTheme="minorHAnsi"/>
+              <w:noProof/>
+              <w:kern w:val="2"/>
+              <w:sz w:val="24"/>
+              <w:szCs w:val="24"/>
+              <w:lang w:eastAsia="de-CH"/>
+              <w14:ligatures w14:val="standardContextual"/>
+            </w:rPr>
+          </w:pPr>
+          <w:hyperlink w:anchor="_Toc224217431" w:history="1">
+            <w:r>
+              <w:rPr>
+                <w:rStyle w:val="Hyperlink"/>
+                <w:rFonts w:cs="Arial"/>
+                <w:noProof/>
+              </w:rPr>
+              <w:t>2.3.5</w:t>
+            </w:r>
+            <w:r>
+              <w:rPr>
+                <w:rFonts w:asciiTheme="minorHAnsi" w:eastAsiaTheme="minorEastAsia" w:hAnsiTheme="minorHAnsi"/>
+                <w:noProof/>
+                <w:kern w:val="2"/>
+                <w:sz w:val="24"/>
+                <w:szCs w:val="24"/>
+                <w:lang w:eastAsia="de-CH"/>
+                <w14:ligatures w14:val="standardContextual"/>
+              </w:rPr>
+              <w:tab/>
+            </w:r>
+            <w:r>
+              <w:rPr>
+                <w:rStyle w:val="Hyperlink"/>
+                <w:rFonts w:cs="Arial"/>
+                <w:noProof/>
+              </w:rPr>
+              <w:t>Routen</w:t>
+            </w:r>
+            <w:r>
+              <w:rPr>
+                <w:noProof/>
+                <w:webHidden/>
+              </w:rPr>
+              <w:tab/>
+            </w:r>
+            <w:r>
+              <w:rPr>
+                <w:noProof/>
+                <w:webHidden/>
+              </w:rPr>
+              <w:fldChar w:fldCharType="begin"/>
+            </w:r>
+            <w:r>
+              <w:rPr>
+                <w:noProof/>
+                <w:webHidden/>
+              </w:rPr>
+              <w:instrText xml:space="preserve"> PAGEREF _Toc224217431 \h </w:instrText>
+            </w:r>
+            <w:r>
+              <w:rPr>
+                <w:noProof/>
+                <w:webHidden/>
+              </w:rPr>
+            </w:r>
+            <w:r>
+              <w:rPr>
+                <w:noProof/>
+                <w:webHidden/>
+              </w:rPr>
+              <w:fldChar w:fldCharType="separate"/>
+            </w:r>
+            <w:r>
+              <w:rPr>
+                <w:noProof/>
+                <w:webHidden/>
+              </w:rPr>
+              <w:t>24</w:t>
+            </w:r>
+            <w:r>
+              <w:rPr>
+                <w:noProof/>
+                <w:webHidden/>
+              </w:rPr>
+              <w:fldChar w:fldCharType="end"/>
+            </w:r>
+          </w:hyperlink>
+        </w:p>
+        <w:p>
+          <w:pPr>
+            <w:pStyle w:val="Verzeichnis3"/>
+            <w:tabs>
+              <w:tab w:val="left" w:pos="1985"/>
+            </w:tabs>
+            <w:rPr>
+              <w:rFonts w:asciiTheme="minorHAnsi" w:eastAsiaTheme="minorEastAsia" w:hAnsiTheme="minorHAnsi"/>
+              <w:noProof/>
+              <w:kern w:val="2"/>
+              <w:sz w:val="24"/>
+              <w:szCs w:val="24"/>
+              <w:lang w:eastAsia="de-CH"/>
+              <w14:ligatures w14:val="standardContextual"/>
+            </w:rPr>
+          </w:pPr>
+          <w:hyperlink w:anchor="_Toc224217432" w:history="1">
+            <w:r>
+              <w:rPr>
+                <w:rStyle w:val="Hyperlink"/>
+                <w:rFonts w:cs="Arial"/>
+                <w:noProof/>
+              </w:rPr>
+              <w:t>2.3.6</w:t>
+            </w:r>
+            <w:r>
+              <w:rPr>
+                <w:rFonts w:asciiTheme="minorHAnsi" w:eastAsiaTheme="minorEastAsia" w:hAnsiTheme="minorHAnsi"/>
+                <w:noProof/>
+                <w:kern w:val="2"/>
+                <w:sz w:val="24"/>
+                <w:szCs w:val="24"/>
+                <w:lang w:eastAsia="de-CH"/>
+                <w14:ligatures w14:val="standardContextual"/>
+              </w:rPr>
+              <w:tab/>
+            </w:r>
+            <w:r>
+              <w:rPr>
+                <w:rStyle w:val="Hyperlink"/>
+                <w:rFonts w:cs="Arial"/>
+                <w:noProof/>
+              </w:rPr>
+              <w:t>GUI-Design / Mockup</w:t>
+            </w:r>
+            <w:r>
+              <w:rPr>
+                <w:noProof/>
+                <w:webHidden/>
+              </w:rPr>
+              <w:tab/>
+            </w:r>
+            <w:r>
+              <w:rPr>
+                <w:noProof/>
+                <w:webHidden/>
+              </w:rPr>
+              <w:fldChar w:fldCharType="begin"/>
+            </w:r>
+            <w:r>
+              <w:rPr>
+                <w:noProof/>
+                <w:webHidden/>
+              </w:rPr>
+              <w:instrText xml:space="preserve"> PAGEREF _Toc224217432 \h </w:instrText>
+            </w:r>
+            <w:r>
+              <w:rPr>
+                <w:noProof/>
+                <w:webHidden/>
+              </w:rPr>
+            </w:r>
+            <w:r>
+              <w:rPr>
+                <w:noProof/>
+                <w:webHidden/>
+              </w:rPr>
+              <w:fldChar w:fldCharType="separate"/>
+            </w:r>
+            <w:r>
+              <w:rPr>
+                <w:noProof/>
+                <w:webHidden/>
+              </w:rPr>
+              <w:t>25</w:t>
+            </w:r>
+            <w:r>
+              <w:rPr>
+                <w:noProof/>
+                <w:webHidden/>
+              </w:rPr>
+              <w:fldChar w:fldCharType="end"/>
+            </w:r>
+          </w:hyperlink>
+        </w:p>
+        <w:p>
+          <w:pPr>
+            <w:pStyle w:val="Verzeichnis3"/>
+            <w:tabs>
+              <w:tab w:val="left" w:pos="1985"/>
+            </w:tabs>
+            <w:rPr>
+              <w:rFonts w:asciiTheme="minorHAnsi" w:eastAsiaTheme="minorEastAsia" w:hAnsiTheme="minorHAnsi"/>
+              <w:noProof/>
+              <w:kern w:val="2"/>
+              <w:sz w:val="24"/>
+              <w:szCs w:val="24"/>
+              <w:lang w:eastAsia="de-CH"/>
+              <w14:ligatures w14:val="standardContextual"/>
+            </w:rPr>
+          </w:pPr>
+          <w:hyperlink w:anchor="_Toc224217433" w:history="1">
+            <w:r>
+              <w:rPr>
+                <w:rStyle w:val="Hyperlink"/>
+                <w:rFonts w:cs="Arial"/>
+                <w:noProof/>
+              </w:rPr>
+              <w:t>2.3.7</w:t>
+            </w:r>
+            <w:r>
+              <w:rPr>
+                <w:rFonts w:asciiTheme="minorHAnsi" w:eastAsiaTheme="minorEastAsia" w:hAnsiTheme="minorHAnsi"/>
+                <w:noProof/>
+                <w:kern w:val="2"/>
+                <w:sz w:val="24"/>
+                <w:szCs w:val="24"/>
+                <w:lang w:eastAsia="de-CH"/>
+                <w14:ligatures w14:val="standardContextual"/>
+              </w:rPr>
+              <w:tab/>
+            </w:r>
+            <w:r>
+              <w:rPr>
+                <w:rStyle w:val="Hyperlink"/>
+                <w:rFonts w:cs="Arial"/>
+                <w:noProof/>
+              </w:rPr>
+              <w:t>Testkonzept</w:t>
+            </w:r>
+            <w:r>
+              <w:rPr>
+                <w:noProof/>
+                <w:webHidden/>
+              </w:rPr>
+              <w:tab/>
+            </w:r>
+            <w:r>
+              <w:rPr>
+                <w:noProof/>
+                <w:webHidden/>
+              </w:rPr>
+              <w:fldChar w:fldCharType="begin"/>
+            </w:r>
+            <w:r>
+              <w:rPr>
+                <w:noProof/>
+                <w:webHidden/>
+              </w:rPr>
+              <w:instrText xml:space="preserve"> PAGEREF _Toc224217433 \h </w:instrText>
+            </w:r>
+            <w:r>
+              <w:rPr>
+                <w:noProof/>
+                <w:webHidden/>
+              </w:rPr>
+            </w:r>
+            <w:r>
+              <w:rPr>
+                <w:noProof/>
+                <w:webHidden/>
+              </w:rPr>
+              <w:fldChar w:fldCharType="separate"/>
+            </w:r>
+            <w:r>
+              <w:rPr>
+                <w:noProof/>
+                <w:webHidden/>
+              </w:rPr>
+              <w:t>26</w:t>
+            </w:r>
+            <w:r>
+              <w:rPr>
+                <w:noProof/>
+                <w:webHidden/>
+              </w:rPr>
+              <w:fldChar w:fldCharType="end"/>
+            </w:r>
+          </w:hyperlink>
+        </w:p>
+        <w:p>
+          <w:pPr>
+            <w:pStyle w:val="Verzeichnis3"/>
+            <w:tabs>
+              <w:tab w:val="left" w:pos="1985"/>
+            </w:tabs>
+            <w:rPr>
+              <w:rFonts w:asciiTheme="minorHAnsi" w:eastAsiaTheme="minorEastAsia" w:hAnsiTheme="minorHAnsi"/>
+              <w:noProof/>
+              <w:kern w:val="2"/>
+              <w:sz w:val="24"/>
+              <w:szCs w:val="24"/>
+              <w:lang w:eastAsia="de-CH"/>
+              <w14:ligatures w14:val="standardContextual"/>
+            </w:rPr>
+          </w:pPr>
+          <w:hyperlink w:anchor="_Toc224217434" w:history="1">
+            <w:r>
+              <w:rPr>
+                <w:rStyle w:val="Hyperlink"/>
+                <w:rFonts w:cs="Arial"/>
+                <w:noProof/>
+              </w:rPr>
+              <w:t>2.3.8</w:t>
+            </w:r>
+            <w:r>
+              <w:rPr>
+                <w:rFonts w:asciiTheme="minorHAnsi" w:eastAsiaTheme="minorEastAsia" w:hAnsiTheme="minorHAnsi"/>
+                <w:noProof/>
+                <w:kern w:val="2"/>
+                <w:sz w:val="24"/>
+                <w:szCs w:val="24"/>
+                <w:lang w:eastAsia="de-CH"/>
+                <w14:ligatures w14:val="standardContextual"/>
+              </w:rPr>
+              <w:tab/>
+            </w:r>
+            <w:r>
+              <w:rPr>
+                <w:rStyle w:val="Hyperlink"/>
+                <w:rFonts w:cs="Arial"/>
+                <w:noProof/>
+              </w:rPr>
+              <w:t>Anmerkungen zum Zeitplan</w:t>
+            </w:r>
+            <w:r>
+              <w:rPr>
+                <w:noProof/>
+                <w:webHidden/>
+              </w:rPr>
+              <w:tab/>
+            </w:r>
+            <w:r>
+              <w:rPr>
+                <w:noProof/>
+                <w:webHidden/>
+              </w:rPr>
+              <w:fldChar w:fldCharType="begin"/>
+            </w:r>
+            <w:r>
+              <w:rPr>
+                <w:noProof/>
+                <w:webHidden/>
+              </w:rPr>
+              <w:instrText xml:space="preserve"> PAGEREF _Toc224217434 \h </w:instrText>
+            </w:r>
+            <w:r>
+              <w:rPr>
+                <w:noProof/>
+                <w:webHidden/>
+              </w:rPr>
+            </w:r>
+            <w:r>
+              <w:rPr>
+                <w:noProof/>
+                <w:webHidden/>
+              </w:rPr>
+              <w:fldChar w:fldCharType="separate"/>
+            </w:r>
+            <w:r>
+              <w:rPr>
+                <w:noProof/>
+                <w:webHidden/>
+              </w:rPr>
+              <w:t>29</w:t>
             </w:r>
             <w:r>
               <w:rPr>
@@ -3045,14 +3805,14 @@
               <w14:ligatures w14:val="standardContextual"/>
             </w:rPr>
           </w:pPr>
-          <w:hyperlink w:anchor="_Toc224206708" w:history="1">
+          <w:hyperlink w:anchor="_Toc224217435" w:history="1">
             <w:r>
               <w:rPr>
                 <w:rStyle w:val="Hyperlink"/>
                 <w:rFonts w:cs="Arial"/>
                 <w:noProof/>
               </w:rPr>
-              <w:t>2.3</w:t>
+              <w:t>2.4</w:t>
             </w:r>
             <w:r>
               <w:rPr>
@@ -3072,7 +3832,7 @@
                 <w:rFonts w:cs="Arial"/>
                 <w:noProof/>
               </w:rPr>
-              <w:t>Planen</w:t>
+              <w:t>Entscheiden</w:t>
             </w:r>
             <w:r>
               <w:rPr>
@@ -3093,7 +3853,7 @@
                 <w:noProof/>
                 <w:webHidden/>
               </w:rPr>
-              <w:instrText xml:space="preserve"> PAGEREF _Toc224206708 \h </w:instrText>
+              <w:instrText xml:space="preserve"> PAGEREF _Toc224217435 \h </w:instrText>
             </w:r>
             <w:r>
               <w:rPr>
@@ -3113,7 +3873,7 @@
                 <w:noProof/>
                 <w:webHidden/>
               </w:rPr>
-              <w:t>22</w:t>
+              <w:t>30</w:t>
             </w:r>
             <w:r>
               <w:rPr>
@@ -3140,14 +3900,14 @@
               <w14:ligatures w14:val="standardContextual"/>
             </w:rPr>
           </w:pPr>
-          <w:hyperlink w:anchor="_Toc224206709" w:history="1">
+          <w:hyperlink w:anchor="_Toc224217436" w:history="1">
             <w:r>
               <w:rPr>
                 <w:rStyle w:val="Hyperlink"/>
                 <w:rFonts w:cs="Arial"/>
                 <w:noProof/>
               </w:rPr>
-              <w:t>2.3.1</w:t>
+              <w:t>2.4.1</w:t>
             </w:r>
             <w:r>
               <w:rPr>
@@ -3167,7 +3927,7 @@
                 <w:rFonts w:cs="Arial"/>
                 <w:noProof/>
               </w:rPr>
-              <w:t>Verwendete Projektmanagementmethode</w:t>
+              <w:t>Beschreibung UI Library</w:t>
             </w:r>
             <w:r>
               <w:rPr>
@@ -3188,7 +3948,7 @@
                 <w:noProof/>
                 <w:webHidden/>
               </w:rPr>
-              <w:instrText xml:space="preserve"> PAGEREF _Toc224206709 \h </w:instrText>
+              <w:instrText xml:space="preserve"> PAGEREF _Toc224217436 \h </w:instrText>
             </w:r>
             <w:r>
               <w:rPr>
@@ -3208,7 +3968,7 @@
                 <w:noProof/>
                 <w:webHidden/>
               </w:rPr>
-              <w:t>22</w:t>
+              <w:t>30</w:t>
             </w:r>
             <w:r>
               <w:rPr>
@@ -3235,14 +3995,14 @@
               <w14:ligatures w14:val="standardContextual"/>
             </w:rPr>
           </w:pPr>
-          <w:hyperlink w:anchor="_Toc224206710" w:history="1">
+          <w:hyperlink w:anchor="_Toc224217437" w:history="1">
             <w:r>
               <w:rPr>
                 <w:rStyle w:val="Hyperlink"/>
                 <w:rFonts w:cs="Arial"/>
                 <w:noProof/>
               </w:rPr>
-              <w:t>2.3.2</w:t>
+              <w:t>2.4.2</w:t>
             </w:r>
             <w:r>
               <w:rPr>
@@ -3262,7 +4022,7 @@
                 <w:rFonts w:cs="Arial"/>
                 <w:noProof/>
               </w:rPr>
-              <w:t>Versionierung und Datensicherheit</w:t>
+              <w:t>Varianten</w:t>
             </w:r>
             <w:r>
               <w:rPr>
@@ -3283,7 +4043,7 @@
                 <w:noProof/>
                 <w:webHidden/>
               </w:rPr>
-              <w:instrText xml:space="preserve"> PAGEREF _Toc224206710 \h </w:instrText>
+              <w:instrText xml:space="preserve"> PAGEREF _Toc224217437 \h </w:instrText>
             </w:r>
             <w:r>
               <w:rPr>
@@ -3303,7 +4063,7 @@
                 <w:noProof/>
                 <w:webHidden/>
               </w:rPr>
-              <w:t>22</w:t>
+              <w:t>30</w:t>
             </w:r>
             <w:r>
               <w:rPr>
@@ -3330,14 +4090,14 @@
               <w14:ligatures w14:val="standardContextual"/>
             </w:rPr>
           </w:pPr>
-          <w:hyperlink w:anchor="_Toc224206711" w:history="1">
+          <w:hyperlink w:anchor="_Toc224217438" w:history="1">
             <w:r>
               <w:rPr>
                 <w:rStyle w:val="Hyperlink"/>
                 <w:rFonts w:cs="Arial"/>
                 <w:noProof/>
               </w:rPr>
-              <w:t>2.3.3</w:t>
+              <w:t>2.4.3</w:t>
             </w:r>
             <w:r>
               <w:rPr>
@@ -3357,7 +4117,7 @@
                 <w:rFonts w:cs="Arial"/>
                 <w:noProof/>
               </w:rPr>
-              <w:t>Priorisierung der Tätigkeiten</w:t>
+              <w:t>Entscheidung UI Library</w:t>
             </w:r>
             <w:r>
               <w:rPr>
@@ -3378,7 +4138,7 @@
                 <w:noProof/>
                 <w:webHidden/>
               </w:rPr>
-              <w:instrText xml:space="preserve"> PAGEREF _Toc224206711 \h </w:instrText>
+              <w:instrText xml:space="preserve"> PAGEREF _Toc224217438 \h </w:instrText>
             </w:r>
             <w:r>
               <w:rPr>
@@ -3398,7 +4158,7 @@
                 <w:noProof/>
                 <w:webHidden/>
               </w:rPr>
-              <w:t>23</w:t>
+              <w:t>30</w:t>
             </w:r>
             <w:r>
               <w:rPr>
@@ -3425,14 +4185,13 @@
               <w14:ligatures w14:val="standardContextual"/>
             </w:rPr>
           </w:pPr>
-          <w:hyperlink w:anchor="_Toc224206712" w:history="1">
+          <w:hyperlink w:anchor="_Toc224217439" w:history="1">
             <w:r>
               <w:rPr>
                 <w:rStyle w:val="Hyperlink"/>
-                <w:rFonts w:cs="Arial"/>
-                <w:noProof/>
-              </w:rPr>
-              <w:t>2.3.4</w:t>
+                <w:noProof/>
+              </w:rPr>
+              <w:t>2.4.4</w:t>
             </w:r>
             <w:r>
               <w:rPr>
@@ -3449,10 +4208,9 @@
             <w:r>
               <w:rPr>
                 <w:rStyle w:val="Hyperlink"/>
-                <w:rFonts w:cs="Arial"/>
-                <w:noProof/>
-              </w:rPr>
-              <w:t>Use-Case Diagramm / Aktivitätsdiagramm / Klassendiagramm / … Gesamtsystem</w:t>
+                <w:noProof/>
+              </w:rPr>
+              <w:t>Beschreibung UI-Interaktionen</w:t>
             </w:r>
             <w:r>
               <w:rPr>
@@ -3473,7 +4231,7 @@
                 <w:noProof/>
                 <w:webHidden/>
               </w:rPr>
-              <w:instrText xml:space="preserve"> PAGEREF _Toc224206712 \h </w:instrText>
+              <w:instrText xml:space="preserve"> PAGEREF _Toc224217439 \h </w:instrText>
             </w:r>
             <w:r>
               <w:rPr>
@@ -3493,7 +4251,7 @@
                 <w:noProof/>
                 <w:webHidden/>
               </w:rPr>
-              <w:t>24</w:t>
+              <w:t>31</w:t>
             </w:r>
             <w:r>
               <w:rPr>
@@ -3520,14 +4278,13 @@
               <w14:ligatures w14:val="standardContextual"/>
             </w:rPr>
           </w:pPr>
-          <w:hyperlink w:anchor="_Toc224206713" w:history="1">
+          <w:hyperlink w:anchor="_Toc224217440" w:history="1">
             <w:r>
               <w:rPr>
                 <w:rStyle w:val="Hyperlink"/>
-                <w:rFonts w:cs="Arial"/>
-                <w:noProof/>
-              </w:rPr>
-              <w:t>2.3.5</w:t>
+                <w:noProof/>
+              </w:rPr>
+              <w:t>2.4.5</w:t>
             </w:r>
             <w:r>
               <w:rPr>
@@ -3544,10 +4301,9 @@
             <w:r>
               <w:rPr>
                 <w:rStyle w:val="Hyperlink"/>
-                <w:rFonts w:cs="Arial"/>
-                <w:noProof/>
-              </w:rPr>
-              <w:t>Routen</w:t>
+                <w:noProof/>
+              </w:rPr>
+              <w:t>Varianten</w:t>
             </w:r>
             <w:r>
               <w:rPr>
@@ -3568,7 +4324,7 @@
                 <w:noProof/>
                 <w:webHidden/>
               </w:rPr>
-              <w:instrText xml:space="preserve"> PAGEREF _Toc224206713 \h </w:instrText>
+              <w:instrText xml:space="preserve"> PAGEREF _Toc224217440 \h </w:instrText>
             </w:r>
             <w:r>
               <w:rPr>
@@ -3588,7 +4344,7 @@
                 <w:noProof/>
                 <w:webHidden/>
               </w:rPr>
-              <w:t>24</w:t>
+              <w:t>31</w:t>
             </w:r>
             <w:r>
               <w:rPr>
@@ -3615,14 +4371,13 @@
               <w14:ligatures w14:val="standardContextual"/>
             </w:rPr>
           </w:pPr>
-          <w:hyperlink w:anchor="_Toc224206714" w:history="1">
+          <w:hyperlink w:anchor="_Toc224217441" w:history="1">
             <w:r>
               <w:rPr>
                 <w:rStyle w:val="Hyperlink"/>
-                <w:rFonts w:cs="Arial"/>
-                <w:noProof/>
-              </w:rPr>
-              <w:t>2.3.6</w:t>
+                <w:noProof/>
+              </w:rPr>
+              <w:t>2.4.6</w:t>
             </w:r>
             <w:r>
               <w:rPr>
@@ -3639,10 +4394,9 @@
             <w:r>
               <w:rPr>
                 <w:rStyle w:val="Hyperlink"/>
-                <w:rFonts w:cs="Arial"/>
-                <w:noProof/>
-              </w:rPr>
-              <w:t>GUI-Design / Mockup</w:t>
+                <w:noProof/>
+              </w:rPr>
+              <w:t>Entscheidung UI-Interaktionen</w:t>
             </w:r>
             <w:r>
               <w:rPr>
@@ -3663,7 +4417,7 @@
                 <w:noProof/>
                 <w:webHidden/>
               </w:rPr>
-              <w:instrText xml:space="preserve"> PAGEREF _Toc224206714 \h </w:instrText>
+              <w:instrText xml:space="preserve"> PAGEREF _Toc224217441 \h </w:instrText>
             </w:r>
             <w:r>
               <w:rPr>
@@ -3683,7 +4437,102 @@
                 <w:noProof/>
                 <w:webHidden/>
               </w:rPr>
-              <w:t>25</w:t>
+              <w:t>32</w:t>
+            </w:r>
+            <w:r>
+              <w:rPr>
+                <w:noProof/>
+                <w:webHidden/>
+              </w:rPr>
+              <w:fldChar w:fldCharType="end"/>
+            </w:r>
+          </w:hyperlink>
+        </w:p>
+        <w:p>
+          <w:pPr>
+            <w:pStyle w:val="Verzeichnis2"/>
+            <w:tabs>
+              <w:tab w:val="left" w:pos="1134"/>
+            </w:tabs>
+            <w:rPr>
+              <w:rFonts w:asciiTheme="minorHAnsi" w:eastAsiaTheme="minorEastAsia" w:hAnsiTheme="minorHAnsi"/>
+              <w:noProof/>
+              <w:kern w:val="2"/>
+              <w:sz w:val="24"/>
+              <w:szCs w:val="24"/>
+              <w:lang w:eastAsia="de-CH"/>
+              <w14:ligatures w14:val="standardContextual"/>
+            </w:rPr>
+          </w:pPr>
+          <w:hyperlink w:anchor="_Toc224217442" w:history="1">
+            <w:r>
+              <w:rPr>
+                <w:rStyle w:val="Hyperlink"/>
+                <w:rFonts w:cs="Arial"/>
+                <w:noProof/>
+              </w:rPr>
+              <w:t>2.5</w:t>
+            </w:r>
+            <w:r>
+              <w:rPr>
+                <w:rFonts w:asciiTheme="minorHAnsi" w:eastAsiaTheme="minorEastAsia" w:hAnsiTheme="minorHAnsi"/>
+                <w:noProof/>
+                <w:kern w:val="2"/>
+                <w:sz w:val="24"/>
+                <w:szCs w:val="24"/>
+                <w:lang w:eastAsia="de-CH"/>
+                <w14:ligatures w14:val="standardContextual"/>
+              </w:rPr>
+              <w:tab/>
+            </w:r>
+            <w:r>
+              <w:rPr>
+                <w:rStyle w:val="Hyperlink"/>
+                <w:rFonts w:cs="Arial"/>
+                <w:noProof/>
+              </w:rPr>
+              <w:t>Realisieren</w:t>
+            </w:r>
+            <w:r>
+              <w:rPr>
+                <w:noProof/>
+                <w:webHidden/>
+              </w:rPr>
+              <w:tab/>
+            </w:r>
+            <w:r>
+              <w:rPr>
+                <w:noProof/>
+                <w:webHidden/>
+              </w:rPr>
+              <w:fldChar w:fldCharType="begin"/>
+            </w:r>
+            <w:r>
+              <w:rPr>
+                <w:noProof/>
+                <w:webHidden/>
+              </w:rPr>
+              <w:instrText xml:space="preserve"> PAGEREF _Toc224217442 \h </w:instrText>
+            </w:r>
+            <w:r>
+              <w:rPr>
+                <w:noProof/>
+                <w:webHidden/>
+              </w:rPr>
+            </w:r>
+            <w:r>
+              <w:rPr>
+                <w:noProof/>
+                <w:webHidden/>
+              </w:rPr>
+              <w:fldChar w:fldCharType="separate"/>
+            </w:r>
+            <w:r>
+              <w:rPr>
+                <w:noProof/>
+                <w:webHidden/>
+              </w:rPr>
+              <w:t>33</w:t>
             </w:r>
             <w:r>
               <w:rPr>
@@ -3710,14 +4559,14 @@
               <w14:ligatures w14:val="standardContextual"/>
             </w:rPr>
           </w:pPr>
-          <w:hyperlink w:anchor="_Toc224206715" w:history="1">
+          <w:hyperlink w:anchor="_Toc224217443" w:history="1">
             <w:r>
               <w:rPr>
                 <w:rStyle w:val="Hyperlink"/>
                 <w:rFonts w:cs="Arial"/>
                 <w:noProof/>
               </w:rPr>
-              <w:t>2.3.7</w:t>
+              <w:t>2.5.1</w:t>
             </w:r>
             <w:r>
               <w:rPr>
@@ -3737,7 +4586,7 @@
                 <w:rFonts w:cs="Arial"/>
                 <w:noProof/>
               </w:rPr>
-              <w:t>Testkonzept</w:t>
+              <w:t>Abbildung des Gesamtsystems</w:t>
             </w:r>
             <w:r>
               <w:rPr>
@@ -3758,7 +4607,7 @@
                 <w:noProof/>
                 <w:webHidden/>
               </w:rPr>
-              <w:instrText xml:space="preserve"> PAGEREF _Toc224206715 \h </w:instrText>
+              <w:instrText xml:space="preserve"> PAGEREF _Toc224217443 \h </w:instrText>
             </w:r>
             <w:r>
               <w:rPr>
@@ -3778,7 +4627,7 @@
                 <w:noProof/>
                 <w:webHidden/>
               </w:rPr>
-              <w:t>26</w:t>
+              <w:t>33</w:t>
             </w:r>
             <w:r>
               <w:rPr>
@@ -3805,14 +4654,14 @@
               <w14:ligatures w14:val="standardContextual"/>
             </w:rPr>
           </w:pPr>
-          <w:hyperlink w:anchor="_Toc224206716" w:history="1">
+          <w:hyperlink w:anchor="_Toc224217444" w:history="1">
             <w:r>
               <w:rPr>
                 <w:rStyle w:val="Hyperlink"/>
                 <w:rFonts w:cs="Arial"/>
                 <w:noProof/>
               </w:rPr>
-              <w:t>2.3.8</w:t>
+              <w:t>2.5.2</w:t>
             </w:r>
             <w:r>
               <w:rPr>
@@ -3832,7 +4681,7 @@
                 <w:rFonts w:cs="Arial"/>
                 <w:noProof/>
               </w:rPr>
-              <w:t>Anmerkungen zum Zeitplan</w:t>
+              <w:t>Grundaufbau / Architektur des Projektes</w:t>
             </w:r>
             <w:r>
               <w:rPr>
@@ -3853,7 +4702,7 @@
                 <w:noProof/>
                 <w:webHidden/>
               </w:rPr>
-              <w:instrText xml:space="preserve"> PAGEREF _Toc224206716 \h </w:instrText>
+              <w:instrText xml:space="preserve"> PAGEREF _Toc224217444 \h </w:instrText>
             </w:r>
             <w:r>
               <w:rPr>
@@ -3873,7 +4722,577 @@
                 <w:noProof/>
                 <w:webHidden/>
               </w:rPr>
-              <w:t>29</w:t>
+              <w:t>33</w:t>
+            </w:r>
+            <w:r>
+              <w:rPr>
+                <w:noProof/>
+                <w:webHidden/>
+              </w:rPr>
+              <w:fldChar w:fldCharType="end"/>
+            </w:r>
+          </w:hyperlink>
+        </w:p>
+        <w:p>
+          <w:pPr>
+            <w:pStyle w:val="Verzeichnis3"/>
+            <w:tabs>
+              <w:tab w:val="left" w:pos="1985"/>
+            </w:tabs>
+            <w:rPr>
+              <w:rFonts w:asciiTheme="minorHAnsi" w:eastAsiaTheme="minorEastAsia" w:hAnsiTheme="minorHAnsi"/>
+              <w:noProof/>
+              <w:kern w:val="2"/>
+              <w:sz w:val="24"/>
+              <w:szCs w:val="24"/>
+              <w:lang w:eastAsia="de-CH"/>
+              <w14:ligatures w14:val="standardContextual"/>
+            </w:rPr>
+          </w:pPr>
+          <w:hyperlink w:anchor="_Toc224217445" w:history="1">
+            <w:r>
+              <w:rPr>
+                <w:rStyle w:val="Hyperlink"/>
+                <w:rFonts w:cs="Arial"/>
+                <w:noProof/>
+              </w:rPr>
+              <w:t>2.5.3</w:t>
+            </w:r>
+            <w:r>
+              <w:rPr>
+                <w:rFonts w:asciiTheme="minorHAnsi" w:eastAsiaTheme="minorEastAsia" w:hAnsiTheme="minorHAnsi"/>
+                <w:noProof/>
+                <w:kern w:val="2"/>
+                <w:sz w:val="24"/>
+                <w:szCs w:val="24"/>
+                <w:lang w:eastAsia="de-CH"/>
+                <w14:ligatures w14:val="standardContextual"/>
+              </w:rPr>
+              <w:tab/>
+            </w:r>
+            <w:r>
+              <w:rPr>
+                <w:rStyle w:val="Hyperlink"/>
+                <w:rFonts w:cs="Arial"/>
+                <w:noProof/>
+              </w:rPr>
+              <w:t>Vorgehensweise</w:t>
+            </w:r>
+            <w:r>
+              <w:rPr>
+                <w:noProof/>
+                <w:webHidden/>
+              </w:rPr>
+              <w:tab/>
+            </w:r>
+            <w:r>
+              <w:rPr>
+                <w:noProof/>
+                <w:webHidden/>
+              </w:rPr>
+              <w:fldChar w:fldCharType="begin"/>
+            </w:r>
+            <w:r>
+              <w:rPr>
+                <w:noProof/>
+                <w:webHidden/>
+              </w:rPr>
+              <w:instrText xml:space="preserve"> PAGEREF _Toc224217445 \h </w:instrText>
+            </w:r>
+            <w:r>
+              <w:rPr>
+                <w:noProof/>
+                <w:webHidden/>
+              </w:rPr>
+            </w:r>
+            <w:r>
+              <w:rPr>
+                <w:noProof/>
+                <w:webHidden/>
+              </w:rPr>
+              <w:fldChar w:fldCharType="separate"/>
+            </w:r>
+            <w:r>
+              <w:rPr>
+                <w:noProof/>
+                <w:webHidden/>
+              </w:rPr>
+              <w:t>33</w:t>
+            </w:r>
+            <w:r>
+              <w:rPr>
+                <w:noProof/>
+                <w:webHidden/>
+              </w:rPr>
+              <w:fldChar w:fldCharType="end"/>
+            </w:r>
+          </w:hyperlink>
+        </w:p>
+        <w:p>
+          <w:pPr>
+            <w:pStyle w:val="Verzeichnis3"/>
+            <w:tabs>
+              <w:tab w:val="left" w:pos="1985"/>
+            </w:tabs>
+            <w:rPr>
+              <w:rFonts w:asciiTheme="minorHAnsi" w:eastAsiaTheme="minorEastAsia" w:hAnsiTheme="minorHAnsi"/>
+              <w:noProof/>
+              <w:kern w:val="2"/>
+              <w:sz w:val="24"/>
+              <w:szCs w:val="24"/>
+              <w:lang w:eastAsia="de-CH"/>
+              <w14:ligatures w14:val="standardContextual"/>
+            </w:rPr>
+          </w:pPr>
+          <w:hyperlink w:anchor="_Toc224217446" w:history="1">
+            <w:r>
+              <w:rPr>
+                <w:rStyle w:val="Hyperlink"/>
+                <w:rFonts w:cs="Arial"/>
+                <w:noProof/>
+              </w:rPr>
+              <w:t>2.5.4</w:t>
+            </w:r>
+            <w:r>
+              <w:rPr>
+                <w:rFonts w:asciiTheme="minorHAnsi" w:eastAsiaTheme="minorEastAsia" w:hAnsiTheme="minorHAnsi"/>
+                <w:noProof/>
+                <w:kern w:val="2"/>
+                <w:sz w:val="24"/>
+                <w:szCs w:val="24"/>
+                <w:lang w:eastAsia="de-CH"/>
+                <w14:ligatures w14:val="standardContextual"/>
+              </w:rPr>
+              <w:tab/>
+            </w:r>
+            <w:r>
+              <w:rPr>
+                <w:rStyle w:val="Hyperlink"/>
+                <w:rFonts w:cs="Arial"/>
+                <w:noProof/>
+              </w:rPr>
+              <w:t>Datenbank</w:t>
+            </w:r>
+            <w:r>
+              <w:rPr>
+                <w:noProof/>
+                <w:webHidden/>
+              </w:rPr>
+              <w:tab/>
+            </w:r>
+            <w:r>
+              <w:rPr>
+                <w:noProof/>
+                <w:webHidden/>
+              </w:rPr>
+              <w:fldChar w:fldCharType="begin"/>
+            </w:r>
+            <w:r>
+              <w:rPr>
+                <w:noProof/>
+                <w:webHidden/>
+              </w:rPr>
+              <w:instrText xml:space="preserve"> PAGEREF _Toc224217446 \h </w:instrText>
+            </w:r>
+            <w:r>
+              <w:rPr>
+                <w:noProof/>
+                <w:webHidden/>
+              </w:rPr>
+            </w:r>
+            <w:r>
+              <w:rPr>
+                <w:noProof/>
+                <w:webHidden/>
+              </w:rPr>
+              <w:fldChar w:fldCharType="separate"/>
+            </w:r>
+            <w:r>
+              <w:rPr>
+                <w:noProof/>
+                <w:webHidden/>
+              </w:rPr>
+              <w:t>37</w:t>
+            </w:r>
+            <w:r>
+              <w:rPr>
+                <w:noProof/>
+                <w:webHidden/>
+              </w:rPr>
+              <w:fldChar w:fldCharType="end"/>
+            </w:r>
+          </w:hyperlink>
+        </w:p>
+        <w:p>
+          <w:pPr>
+            <w:pStyle w:val="Verzeichnis3"/>
+            <w:tabs>
+              <w:tab w:val="left" w:pos="1985"/>
+            </w:tabs>
+            <w:rPr>
+              <w:rFonts w:asciiTheme="minorHAnsi" w:eastAsiaTheme="minorEastAsia" w:hAnsiTheme="minorHAnsi"/>
+              <w:noProof/>
+              <w:kern w:val="2"/>
+              <w:sz w:val="24"/>
+              <w:szCs w:val="24"/>
+              <w:lang w:eastAsia="de-CH"/>
+              <w14:ligatures w14:val="standardContextual"/>
+            </w:rPr>
+          </w:pPr>
+          <w:hyperlink w:anchor="_Toc224217447" w:history="1">
+            <w:r>
+              <w:rPr>
+                <w:rStyle w:val="Hyperlink"/>
+                <w:rFonts w:cs="Arial"/>
+                <w:noProof/>
+              </w:rPr>
+              <w:t>2.5.5</w:t>
+            </w:r>
+            <w:r>
+              <w:rPr>
+                <w:rFonts w:asciiTheme="minorHAnsi" w:eastAsiaTheme="minorEastAsia" w:hAnsiTheme="minorHAnsi"/>
+                <w:noProof/>
+                <w:kern w:val="2"/>
+                <w:sz w:val="24"/>
+                <w:szCs w:val="24"/>
+                <w:lang w:eastAsia="de-CH"/>
+                <w14:ligatures w14:val="standardContextual"/>
+              </w:rPr>
+              <w:tab/>
+            </w:r>
+            <w:r>
+              <w:rPr>
+                <w:rStyle w:val="Hyperlink"/>
+                <w:rFonts w:cs="Arial"/>
+                <w:noProof/>
+              </w:rPr>
+              <w:t>Anbindung an die Datenbank</w:t>
+            </w:r>
+            <w:r>
+              <w:rPr>
+                <w:noProof/>
+                <w:webHidden/>
+              </w:rPr>
+              <w:tab/>
+            </w:r>
+            <w:r>
+              <w:rPr>
+                <w:noProof/>
+                <w:webHidden/>
+              </w:rPr>
+              <w:fldChar w:fldCharType="begin"/>
+            </w:r>
+            <w:r>
+              <w:rPr>
+                <w:noProof/>
+                <w:webHidden/>
+              </w:rPr>
+              <w:instrText xml:space="preserve"> PAGEREF _Toc224217447 \h </w:instrText>
+            </w:r>
+            <w:r>
+              <w:rPr>
+                <w:noProof/>
+                <w:webHidden/>
+              </w:rPr>
+            </w:r>
+            <w:r>
+              <w:rPr>
+                <w:noProof/>
+                <w:webHidden/>
+              </w:rPr>
+              <w:fldChar w:fldCharType="separate"/>
+            </w:r>
+            <w:r>
+              <w:rPr>
+                <w:noProof/>
+                <w:webHidden/>
+              </w:rPr>
+              <w:t>37</w:t>
+            </w:r>
+            <w:r>
+              <w:rPr>
+                <w:noProof/>
+                <w:webHidden/>
+              </w:rPr>
+              <w:fldChar w:fldCharType="end"/>
+            </w:r>
+          </w:hyperlink>
+        </w:p>
+        <w:p>
+          <w:pPr>
+            <w:pStyle w:val="Verzeichnis3"/>
+            <w:tabs>
+              <w:tab w:val="left" w:pos="1985"/>
+            </w:tabs>
+            <w:rPr>
+              <w:rFonts w:asciiTheme="minorHAnsi" w:eastAsiaTheme="minorEastAsia" w:hAnsiTheme="minorHAnsi"/>
+              <w:noProof/>
+              <w:kern w:val="2"/>
+              <w:sz w:val="24"/>
+              <w:szCs w:val="24"/>
+              <w:lang w:eastAsia="de-CH"/>
+              <w14:ligatures w14:val="standardContextual"/>
+            </w:rPr>
+          </w:pPr>
+          <w:hyperlink w:anchor="_Toc224217448" w:history="1">
+            <w:r>
+              <w:rPr>
+                <w:rStyle w:val="Hyperlink"/>
+                <w:rFonts w:cs="Arial"/>
+                <w:noProof/>
+              </w:rPr>
+              <w:t>2.5.6</w:t>
+            </w:r>
+            <w:r>
+              <w:rPr>
+                <w:rFonts w:asciiTheme="minorHAnsi" w:eastAsiaTheme="minorEastAsia" w:hAnsiTheme="minorHAnsi"/>
+                <w:noProof/>
+                <w:kern w:val="2"/>
+                <w:sz w:val="24"/>
+                <w:szCs w:val="24"/>
+                <w:lang w:eastAsia="de-CH"/>
+                <w14:ligatures w14:val="standardContextual"/>
+              </w:rPr>
+              <w:tab/>
+            </w:r>
+            <w:r>
+              <w:rPr>
+                <w:rStyle w:val="Hyperlink"/>
+                <w:rFonts w:cs="Arial"/>
+                <w:noProof/>
+              </w:rPr>
+              <w:t>Routen</w:t>
+            </w:r>
+            <w:r>
+              <w:rPr>
+                <w:noProof/>
+                <w:webHidden/>
+              </w:rPr>
+              <w:tab/>
+            </w:r>
+            <w:r>
+              <w:rPr>
+                <w:noProof/>
+                <w:webHidden/>
+              </w:rPr>
+              <w:fldChar w:fldCharType="begin"/>
+            </w:r>
+            <w:r>
+              <w:rPr>
+                <w:noProof/>
+                <w:webHidden/>
+              </w:rPr>
+              <w:instrText xml:space="preserve"> PAGEREF _Toc224217448 \h </w:instrText>
+            </w:r>
+            <w:r>
+              <w:rPr>
+                <w:noProof/>
+                <w:webHidden/>
+              </w:rPr>
+            </w:r>
+            <w:r>
+              <w:rPr>
+                <w:noProof/>
+                <w:webHidden/>
+              </w:rPr>
+              <w:fldChar w:fldCharType="separate"/>
+            </w:r>
+            <w:r>
+              <w:rPr>
+                <w:noProof/>
+                <w:webHidden/>
+              </w:rPr>
+              <w:t>38</w:t>
+            </w:r>
+            <w:r>
+              <w:rPr>
+                <w:noProof/>
+                <w:webHidden/>
+              </w:rPr>
+              <w:fldChar w:fldCharType="end"/>
+            </w:r>
+          </w:hyperlink>
+        </w:p>
+        <w:p>
+          <w:pPr>
+            <w:pStyle w:val="Verzeichnis3"/>
+            <w:tabs>
+              <w:tab w:val="left" w:pos="1985"/>
+            </w:tabs>
+            <w:rPr>
+              <w:rFonts w:asciiTheme="minorHAnsi" w:eastAsiaTheme="minorEastAsia" w:hAnsiTheme="minorHAnsi"/>
+              <w:noProof/>
+              <w:kern w:val="2"/>
+              <w:sz w:val="24"/>
+              <w:szCs w:val="24"/>
+              <w:lang w:eastAsia="de-CH"/>
+              <w14:ligatures w14:val="standardContextual"/>
+            </w:rPr>
+          </w:pPr>
+          <w:hyperlink w:anchor="_Toc224217449" w:history="1">
+            <w:r>
+              <w:rPr>
+                <w:rStyle w:val="Hyperlink"/>
+                <w:rFonts w:cs="Arial"/>
+                <w:noProof/>
+              </w:rPr>
+              <w:t>2.5.7</w:t>
+            </w:r>
+            <w:r>
+              <w:rPr>
+                <w:rFonts w:asciiTheme="minorHAnsi" w:eastAsiaTheme="minorEastAsia" w:hAnsiTheme="minorHAnsi"/>
+                <w:noProof/>
+                <w:kern w:val="2"/>
+                <w:sz w:val="24"/>
+                <w:szCs w:val="24"/>
+                <w:lang w:eastAsia="de-CH"/>
+                <w14:ligatures w14:val="standardContextual"/>
+              </w:rPr>
+              <w:tab/>
+            </w:r>
+            <w:r>
+              <w:rPr>
+                <w:rStyle w:val="Hyperlink"/>
+                <w:rFonts w:cs="Arial"/>
+                <w:noProof/>
+              </w:rPr>
+              <w:t>Implementierung des Kernfeatures A / B / C / D / …</w:t>
+            </w:r>
+            <w:r>
+              <w:rPr>
+                <w:noProof/>
+                <w:webHidden/>
+              </w:rPr>
+              <w:tab/>
+            </w:r>
+            <w:r>
+              <w:rPr>
+                <w:noProof/>
+                <w:webHidden/>
+              </w:rPr>
+              <w:fldChar w:fldCharType="begin"/>
+            </w:r>
+            <w:r>
+              <w:rPr>
+                <w:noProof/>
+                <w:webHidden/>
+              </w:rPr>
+              <w:instrText xml:space="preserve"> PAGEREF _Toc224217449 \h </w:instrText>
+            </w:r>
+            <w:r>
+              <w:rPr>
+                <w:noProof/>
+                <w:webHidden/>
+              </w:rPr>
+            </w:r>
+            <w:r>
+              <w:rPr>
+                <w:noProof/>
+                <w:webHidden/>
+              </w:rPr>
+              <w:fldChar w:fldCharType="separate"/>
+            </w:r>
+            <w:r>
+              <w:rPr>
+                <w:noProof/>
+                <w:webHidden/>
+              </w:rPr>
+              <w:t>39</w:t>
+            </w:r>
+            <w:r>
+              <w:rPr>
+                <w:noProof/>
+                <w:webHidden/>
+              </w:rPr>
+              <w:fldChar w:fldCharType="end"/>
+            </w:r>
+          </w:hyperlink>
+        </w:p>
+        <w:p>
+          <w:pPr>
+            <w:pStyle w:val="Verzeichnis3"/>
+            <w:tabs>
+              <w:tab w:val="left" w:pos="1985"/>
+            </w:tabs>
+            <w:rPr>
+              <w:rFonts w:asciiTheme="minorHAnsi" w:eastAsiaTheme="minorEastAsia" w:hAnsiTheme="minorHAnsi"/>
+              <w:noProof/>
+              <w:kern w:val="2"/>
+              <w:sz w:val="24"/>
+              <w:szCs w:val="24"/>
+              <w:lang w:eastAsia="de-CH"/>
+              <w14:ligatures w14:val="standardContextual"/>
+            </w:rPr>
+          </w:pPr>
+          <w:hyperlink w:anchor="_Toc224217450" w:history="1">
+            <w:r>
+              <w:rPr>
+                <w:rStyle w:val="Hyperlink"/>
+                <w:rFonts w:cs="Arial"/>
+                <w:noProof/>
+              </w:rPr>
+              <w:t>2.5.8</w:t>
+            </w:r>
+            <w:r>
+              <w:rPr>
+                <w:rFonts w:asciiTheme="minorHAnsi" w:eastAsiaTheme="minorEastAsia" w:hAnsiTheme="minorHAnsi"/>
+                <w:noProof/>
+                <w:kern w:val="2"/>
+                <w:sz w:val="24"/>
+                <w:szCs w:val="24"/>
+                <w:lang w:eastAsia="de-CH"/>
+                <w14:ligatures w14:val="standardContextual"/>
+              </w:rPr>
+              <w:tab/>
+            </w:r>
+            <w:r>
+              <w:rPr>
+                <w:rStyle w:val="Hyperlink"/>
+                <w:rFonts w:cs="Arial"/>
+                <w:noProof/>
+              </w:rPr>
+              <w:t>Vorbereitungen für den Upload / Live-Schaltung / Implementierung</w:t>
+            </w:r>
+            <w:r>
+              <w:rPr>
+                <w:noProof/>
+                <w:webHidden/>
+              </w:rPr>
+              <w:tab/>
+            </w:r>
+            <w:r>
+              <w:rPr>
+                <w:noProof/>
+                <w:webHidden/>
+              </w:rPr>
+              <w:fldChar w:fldCharType="begin"/>
+            </w:r>
+            <w:r>
+              <w:rPr>
+                <w:noProof/>
+                <w:webHidden/>
+              </w:rPr>
+              <w:instrText xml:space="preserve"> PAGEREF _Toc224217450 \h </w:instrText>
+            </w:r>
+            <w:r>
+              <w:rPr>
+                <w:noProof/>
+                <w:webHidden/>
+              </w:rPr>
+            </w:r>
+            <w:r>
+              <w:rPr>
+                <w:noProof/>
+                <w:webHidden/>
+              </w:rPr>
+              <w:fldChar w:fldCharType="separate"/>
+            </w:r>
+            <w:r>
+              <w:rPr>
+                <w:noProof/>
+                <w:webHidden/>
+              </w:rPr>
+              <w:t>40</w:t>
             </w:r>
             <w:r>
               <w:rPr>
@@ -3900,14 +5319,14 @@
               <w14:ligatures w14:val="standardContextual"/>
             </w:rPr>
           </w:pPr>
-          <w:hyperlink w:anchor="_Toc224206717" w:history="1">
+          <w:hyperlink w:anchor="_Toc224217451" w:history="1">
             <w:r>
               <w:rPr>
                 <w:rStyle w:val="Hyperlink"/>
                 <w:rFonts w:cs="Arial"/>
                 <w:noProof/>
               </w:rPr>
-              <w:t>2.4</w:t>
+              <w:t>2.6</w:t>
             </w:r>
             <w:r>
               <w:rPr>
@@ -3927,7 +5346,7 @@
                 <w:rFonts w:cs="Arial"/>
                 <w:noProof/>
               </w:rPr>
-              <w:t>Entscheiden</w:t>
+              <w:t>Kontrollieren</w:t>
             </w:r>
             <w:r>
               <w:rPr>
@@ -3948,7 +5367,7 @@
                 <w:noProof/>
                 <w:webHidden/>
               </w:rPr>
-              <w:instrText xml:space="preserve"> PAGEREF _Toc224206717 \h </w:instrText>
+              <w:instrText xml:space="preserve"> PAGEREF _Toc224217451 \h </w:instrText>
             </w:r>
             <w:r>
               <w:rPr>
@@ -3968,7 +5387,7 @@
                 <w:noProof/>
                 <w:webHidden/>
               </w:rPr>
-              <w:t>30</w:t>
+              <w:t>41</w:t>
             </w:r>
             <w:r>
               <w:rPr>
@@ -3995,14 +5414,14 @@
               <w14:ligatures w14:val="standardContextual"/>
             </w:rPr>
           </w:pPr>
-          <w:hyperlink w:anchor="_Toc224206718" w:history="1">
+          <w:hyperlink w:anchor="_Toc224217452" w:history="1">
             <w:r>
               <w:rPr>
                 <w:rStyle w:val="Hyperlink"/>
                 <w:rFonts w:cs="Arial"/>
                 <w:noProof/>
               </w:rPr>
-              <w:t>2.4.1</w:t>
+              <w:t>2.6.1</w:t>
             </w:r>
             <w:r>
               <w:rPr>
@@ -4022,7 +5441,7 @@
                 <w:rFonts w:cs="Arial"/>
                 <w:noProof/>
               </w:rPr>
-              <w:t>Beschreibung UI Library</w:t>
+              <w:t>Beschreibung der Randbedingungen / Testanlage (Umfeld)</w:t>
             </w:r>
             <w:r>
               <w:rPr>
@@ -4043,7 +5462,7 @@
                 <w:noProof/>
                 <w:webHidden/>
               </w:rPr>
-              <w:instrText xml:space="preserve"> PAGEREF _Toc224206718 \h </w:instrText>
+              <w:instrText xml:space="preserve"> PAGEREF _Toc224217452 \h </w:instrText>
             </w:r>
             <w:r>
               <w:rPr>
@@ -4063,7 +5482,7 @@
                 <w:noProof/>
                 <w:webHidden/>
               </w:rPr>
-              <w:t>30</w:t>
+              <w:t>41</w:t>
             </w:r>
             <w:r>
               <w:rPr>
@@ -4090,14 +5509,14 @@
               <w14:ligatures w14:val="standardContextual"/>
             </w:rPr>
           </w:pPr>
-          <w:hyperlink w:anchor="_Toc224206719" w:history="1">
+          <w:hyperlink w:anchor="_Toc224217453" w:history="1">
             <w:r>
               <w:rPr>
                 <w:rStyle w:val="Hyperlink"/>
                 <w:rFonts w:cs="Arial"/>
                 <w:noProof/>
               </w:rPr>
-              <w:t>2.4.2</w:t>
+              <w:t>2.6.2</w:t>
             </w:r>
             <w:r>
               <w:rPr>
@@ -4117,7 +5536,7 @@
                 <w:rFonts w:cs="Arial"/>
                 <w:noProof/>
               </w:rPr>
-              <w:t>Varianten</w:t>
+              <w:t>Testprotokoll</w:t>
             </w:r>
             <w:r>
               <w:rPr>
@@ -4138,7 +5557,7 @@
                 <w:noProof/>
                 <w:webHidden/>
               </w:rPr>
-              <w:instrText xml:space="preserve"> PAGEREF _Toc224206719 \h </w:instrText>
+              <w:instrText xml:space="preserve"> PAGEREF _Toc224217453 \h </w:instrText>
             </w:r>
             <w:r>
               <w:rPr>
@@ -4158,7 +5577,7 @@
                 <w:noProof/>
                 <w:webHidden/>
               </w:rPr>
-              <w:t>30</w:t>
+              <w:t>41</w:t>
             </w:r>
             <w:r>
               <w:rPr>
@@ -4185,14 +5604,14 @@
               <w14:ligatures w14:val="standardContextual"/>
             </w:rPr>
           </w:pPr>
-          <w:hyperlink w:anchor="_Toc224206720" w:history="1">
+          <w:hyperlink w:anchor="_Toc224217454" w:history="1">
             <w:r>
               <w:rPr>
                 <w:rStyle w:val="Hyperlink"/>
                 <w:rFonts w:cs="Arial"/>
                 <w:noProof/>
               </w:rPr>
-              <w:t>2.4.3</w:t>
+              <w:t>2.6.3</w:t>
             </w:r>
             <w:r>
               <w:rPr>
@@ -4212,7 +5631,7 @@
                 <w:rFonts w:cs="Arial"/>
                 <w:noProof/>
               </w:rPr>
-              <w:t>Entscheidung UI Library</w:t>
+              <w:t>Bugfixing</w:t>
             </w:r>
             <w:r>
               <w:rPr>
@@ -4233,7 +5652,7 @@
                 <w:noProof/>
                 <w:webHidden/>
               </w:rPr>
-              <w:instrText xml:space="preserve"> PAGEREF _Toc224206720 \h </w:instrText>
+              <w:instrText xml:space="preserve"> PAGEREF _Toc224217454 \h </w:instrText>
             </w:r>
             <w:r>
               <w:rPr>
@@ -4253,7 +5672,102 @@
                 <w:noProof/>
                 <w:webHidden/>
               </w:rPr>
-              <w:t>30</w:t>
+              <w:t>48</w:t>
+            </w:r>
+            <w:r>
+              <w:rPr>
+                <w:noProof/>
+                <w:webHidden/>
+              </w:rPr>
+              <w:fldChar w:fldCharType="end"/>
+            </w:r>
+          </w:hyperlink>
+        </w:p>
+        <w:p>
+          <w:pPr>
+            <w:pStyle w:val="Verzeichnis2"/>
+            <w:tabs>
+              <w:tab w:val="left" w:pos="1134"/>
+            </w:tabs>
+            <w:rPr>
+              <w:rFonts w:asciiTheme="minorHAnsi" w:eastAsiaTheme="minorEastAsia" w:hAnsiTheme="minorHAnsi"/>
+              <w:noProof/>
+              <w:kern w:val="2"/>
+              <w:sz w:val="24"/>
+              <w:szCs w:val="24"/>
+              <w:lang w:eastAsia="de-CH"/>
+              <w14:ligatures w14:val="standardContextual"/>
+            </w:rPr>
+          </w:pPr>
+          <w:hyperlink w:anchor="_Toc224217455" w:history="1">
+            <w:r>
+              <w:rPr>
+                <w:rStyle w:val="Hyperlink"/>
+                <w:rFonts w:cs="Arial"/>
+                <w:noProof/>
+              </w:rPr>
+              <w:t>2.7</w:t>
+            </w:r>
+            <w:r>
+              <w:rPr>
+                <w:rFonts w:asciiTheme="minorHAnsi" w:eastAsiaTheme="minorEastAsia" w:hAnsiTheme="minorHAnsi"/>
+                <w:noProof/>
+                <w:kern w:val="2"/>
+                <w:sz w:val="24"/>
+                <w:szCs w:val="24"/>
+                <w:lang w:eastAsia="de-CH"/>
+                <w14:ligatures w14:val="standardContextual"/>
+              </w:rPr>
+              <w:tab/>
+            </w:r>
+            <w:r>
+              <w:rPr>
+                <w:rStyle w:val="Hyperlink"/>
+                <w:rFonts w:cs="Arial"/>
+                <w:noProof/>
+              </w:rPr>
+              <w:t>Auswerten</w:t>
+            </w:r>
+            <w:r>
+              <w:rPr>
+                <w:noProof/>
+                <w:webHidden/>
+              </w:rPr>
+              <w:tab/>
+            </w:r>
+            <w:r>
+              <w:rPr>
+                <w:noProof/>
+                <w:webHidden/>
+              </w:rPr>
+              <w:fldChar w:fldCharType="begin"/>
+            </w:r>
+            <w:r>
+              <w:rPr>
+                <w:noProof/>
+                <w:webHidden/>
+              </w:rPr>
+              <w:instrText xml:space="preserve"> PAGEREF _Toc224217455 \h </w:instrText>
+            </w:r>
+            <w:r>
+              <w:rPr>
+                <w:noProof/>
+                <w:webHidden/>
+              </w:rPr>
+            </w:r>
+            <w:r>
+              <w:rPr>
+                <w:noProof/>
+                <w:webHidden/>
+              </w:rPr>
+              <w:fldChar w:fldCharType="separate"/>
+            </w:r>
+            <w:r>
+              <w:rPr>
+                <w:noProof/>
+                <w:webHidden/>
+              </w:rPr>
+              <w:t>49</w:t>
             </w:r>
             <w:r>
               <w:rPr>
@@ -4280,13 +5794,14 @@
               <w14:ligatures w14:val="standardContextual"/>
             </w:rPr>
           </w:pPr>
-          <w:hyperlink w:anchor="_Toc224206721" w:history="1">
+          <w:hyperlink w:anchor="_Toc224217456" w:history="1">
             <w:r>
               <w:rPr>
                 <w:rStyle w:val="Hyperlink"/>
-                <w:noProof/>
-              </w:rPr>
-              <w:t>2.4.4</w:t>
+                <w:rFonts w:cs="Arial"/>
+                <w:noProof/>
+              </w:rPr>
+              <w:t>2.7.1</w:t>
             </w:r>
             <w:r>
               <w:rPr>
@@ -4303,9 +5818,10 @@
             <w:r>
               <w:rPr>
                 <w:rStyle w:val="Hyperlink"/>
-                <w:noProof/>
-              </w:rPr>
-              <w:t>Beschreibung UI-Interaktionen</w:t>
+                <w:rFonts w:cs="Arial"/>
+                <w:noProof/>
+              </w:rPr>
+              <w:t>Reflexion der Vorgehensweise</w:t>
             </w:r>
             <w:r>
               <w:rPr>
@@ -4326,7 +5842,7 @@
                 <w:noProof/>
                 <w:webHidden/>
               </w:rPr>
-              <w:instrText xml:space="preserve"> PAGEREF _Toc224206721 \h </w:instrText>
+              <w:instrText xml:space="preserve"> PAGEREF _Toc224217456 \h </w:instrText>
             </w:r>
             <w:r>
               <w:rPr>
@@ -4346,7 +5862,7 @@
                 <w:noProof/>
                 <w:webHidden/>
               </w:rPr>
-              <w:t>31</w:t>
+              <w:t>49</w:t>
             </w:r>
             <w:r>
               <w:rPr>
@@ -4373,13 +5889,14 @@
               <w14:ligatures w14:val="standardContextual"/>
             </w:rPr>
           </w:pPr>
-          <w:hyperlink w:anchor="_Toc224206722" w:history="1">
+          <w:hyperlink w:anchor="_Toc224217457" w:history="1">
             <w:r>
               <w:rPr>
                 <w:rStyle w:val="Hyperlink"/>
-                <w:noProof/>
-              </w:rPr>
-              <w:t>2.4.5</w:t>
+                <w:rFonts w:cs="Arial"/>
+                <w:noProof/>
+              </w:rPr>
+              <w:t>2.7.2</w:t>
             </w:r>
             <w:r>
               <w:rPr>
@@ -4396,9 +5913,10 @@
             <w:r>
               <w:rPr>
                 <w:rStyle w:val="Hyperlink"/>
-                <w:noProof/>
-              </w:rPr>
-              <w:t>Varianten</w:t>
+                <w:rFonts w:cs="Arial"/>
+                <w:noProof/>
+              </w:rPr>
+              <w:t>Bewertung des Produktes</w:t>
             </w:r>
             <w:r>
               <w:rPr>
@@ -4419,7 +5937,7 @@
                 <w:noProof/>
                 <w:webHidden/>
               </w:rPr>
-              <w:instrText xml:space="preserve"> PAGEREF _Toc224206722 \h </w:instrText>
+              <w:instrText xml:space="preserve"> PAGEREF _Toc224217457 \h </w:instrText>
             </w:r>
             <w:r>
               <w:rPr>
@@ -4439,7 +5957,7 @@
                 <w:noProof/>
                 <w:webHidden/>
               </w:rPr>
-              <w:t>31</w:t>
+              <w:t>49</w:t>
             </w:r>
             <w:r>
               <w:rPr>
@@ -4466,13 +5984,14 @@
               <w14:ligatures w14:val="standardContextual"/>
             </w:rPr>
           </w:pPr>
-          <w:hyperlink w:anchor="_Toc224206723" w:history="1">
+          <w:hyperlink w:anchor="_Toc224217458" w:history="1">
             <w:r>
               <w:rPr>
                 <w:rStyle w:val="Hyperlink"/>
-                <w:noProof/>
-              </w:rPr>
-              <w:t>2.4.6</w:t>
+                <w:rFonts w:cs="Arial"/>
+                <w:noProof/>
+              </w:rPr>
+              <w:t>2.7.3</w:t>
             </w:r>
             <w:r>
               <w:rPr>
@@ -4489,9 +6008,10 @@
             <w:r>
               <w:rPr>
                 <w:rStyle w:val="Hyperlink"/>
-                <w:noProof/>
-              </w:rPr>
-              <w:t>Entscheidung UI-Interaktionen</w:t>
+                <w:rFonts w:cs="Arial"/>
+                <w:noProof/>
+              </w:rPr>
+              <w:t>Abweichungen zum Zeitplan</w:t>
             </w:r>
             <w:r>
               <w:rPr>
@@ -4512,7 +6032,7 @@
                 <w:noProof/>
                 <w:webHidden/>
               </w:rPr>
-              <w:instrText xml:space="preserve"> PAGEREF _Toc224206723 \h </w:instrText>
+              <w:instrText xml:space="preserve"> PAGEREF _Toc224217458 \h </w:instrText>
             </w:r>
             <w:r>
               <w:rPr>
@@ -4532,7 +6052,102 @@
                 <w:noProof/>
                 <w:webHidden/>
               </w:rPr>
-              <w:t>32</w:t>
+              <w:t>49</w:t>
+            </w:r>
+            <w:r>
+              <w:rPr>
+                <w:noProof/>
+                <w:webHidden/>
+              </w:rPr>
+              <w:fldChar w:fldCharType="end"/>
+            </w:r>
+          </w:hyperlink>
+        </w:p>
+        <w:p>
+          <w:pPr>
+            <w:pStyle w:val="Verzeichnis3"/>
+            <w:tabs>
+              <w:tab w:val="left" w:pos="1985"/>
+            </w:tabs>
+            <w:rPr>
+              <w:rFonts w:asciiTheme="minorHAnsi" w:eastAsiaTheme="minorEastAsia" w:hAnsiTheme="minorHAnsi"/>
+              <w:noProof/>
+              <w:kern w:val="2"/>
+              <w:sz w:val="24"/>
+              <w:szCs w:val="24"/>
+              <w:lang w:eastAsia="de-CH"/>
+              <w14:ligatures w14:val="standardContextual"/>
+            </w:rPr>
+          </w:pPr>
+          <w:hyperlink w:anchor="_Toc224217459" w:history="1">
+            <w:r>
+              <w:rPr>
+                <w:rStyle w:val="Hyperlink"/>
+                <w:rFonts w:cs="Arial"/>
+                <w:noProof/>
+              </w:rPr>
+              <w:t>2.7.4</w:t>
+            </w:r>
+            <w:r>
+              <w:rPr>
+                <w:rFonts w:asciiTheme="minorHAnsi" w:eastAsiaTheme="minorEastAsia" w:hAnsiTheme="minorHAnsi"/>
+                <w:noProof/>
+                <w:kern w:val="2"/>
+                <w:sz w:val="24"/>
+                <w:szCs w:val="24"/>
+                <w:lang w:eastAsia="de-CH"/>
+                <w14:ligatures w14:val="standardContextual"/>
+              </w:rPr>
+              <w:tab/>
+            </w:r>
+            <w:r>
+              <w:rPr>
+                <w:rStyle w:val="Hyperlink"/>
+                <w:rFonts w:cs="Arial"/>
+                <w:noProof/>
+              </w:rPr>
+              <w:t>Persönliches Schlusswort und Bilanz</w:t>
+            </w:r>
+            <w:r>
+              <w:rPr>
+                <w:noProof/>
+                <w:webHidden/>
+              </w:rPr>
+              <w:tab/>
+            </w:r>
+            <w:r>
+              <w:rPr>
+                <w:noProof/>
+                <w:webHidden/>
+              </w:rPr>
+              <w:fldChar w:fldCharType="begin"/>
+            </w:r>
+            <w:r>
+              <w:rPr>
+                <w:noProof/>
+                <w:webHidden/>
+              </w:rPr>
+              <w:instrText xml:space="preserve"> PAGEREF _Toc224217459 \h </w:instrText>
+            </w:r>
+            <w:r>
+              <w:rPr>
+                <w:noProof/>
+                <w:webHidden/>
+              </w:rPr>
+            </w:r>
+            <w:r>
+              <w:rPr>
+                <w:noProof/>
+                <w:webHidden/>
+              </w:rPr>
+              <w:fldChar w:fldCharType="separate"/>
+            </w:r>
+            <w:r>
+              <w:rPr>
+                <w:noProof/>
+                <w:webHidden/>
+              </w:rPr>
+              <w:t>49</w:t>
             </w:r>
             <w:r>
               <w:rPr>
@@ -4559,14 +6174,14 @@
               <w14:ligatures w14:val="standardContextual"/>
             </w:rPr>
           </w:pPr>
-          <w:hyperlink w:anchor="_Toc224206724" w:history="1">
+          <w:hyperlink w:anchor="_Toc224217460" w:history="1">
             <w:r>
               <w:rPr>
                 <w:rStyle w:val="Hyperlink"/>
                 <w:rFonts w:cs="Arial"/>
                 <w:noProof/>
               </w:rPr>
-              <w:t>2.5</w:t>
+              <w:t>2.8</w:t>
             </w:r>
             <w:r>
               <w:rPr>
@@ -4586,7 +6201,7 @@
                 <w:rFonts w:cs="Arial"/>
                 <w:noProof/>
               </w:rPr>
-              <w:t>Realisieren</w:t>
+              <w:t>Glossar</w:t>
             </w:r>
             <w:r>
               <w:rPr>
@@ -4607,7 +6222,7 @@
                 <w:noProof/>
                 <w:webHidden/>
               </w:rPr>
-              <w:instrText xml:space="preserve"> PAGEREF _Toc224206724 \h </w:instrText>
+              <w:instrText xml:space="preserve"> PAGEREF _Toc224217460 \h </w:instrText>
             </w:r>
             <w:r>
               <w:rPr>
@@ -4627,7 +6242,669 @@
                 <w:noProof/>
                 <w:webHidden/>
               </w:rPr>
-              <w:t>33</w:t>
+              <w:t>50</w:t>
+            </w:r>
+            <w:r>
+              <w:rPr>
+                <w:noProof/>
+                <w:webHidden/>
+              </w:rPr>
+              <w:fldChar w:fldCharType="end"/>
+            </w:r>
+          </w:hyperlink>
+        </w:p>
+        <w:p>
+          <w:pPr>
+            <w:pStyle w:val="Verzeichnis2"/>
+            <w:tabs>
+              <w:tab w:val="left" w:pos="1134"/>
+            </w:tabs>
+            <w:rPr>
+              <w:rFonts w:asciiTheme="minorHAnsi" w:eastAsiaTheme="minorEastAsia" w:hAnsiTheme="minorHAnsi"/>
+              <w:noProof/>
+              <w:kern w:val="2"/>
+              <w:sz w:val="24"/>
+              <w:szCs w:val="24"/>
+              <w:lang w:eastAsia="de-CH"/>
+              <w14:ligatures w14:val="standardContextual"/>
+            </w:rPr>
+          </w:pPr>
+          <w:hyperlink w:anchor="_Toc224217461" w:history="1">
+            <w:r>
+              <w:rPr>
+                <w:rStyle w:val="Hyperlink"/>
+                <w:rFonts w:cs="Arial"/>
+                <w:noProof/>
+              </w:rPr>
+              <w:t>2.9</w:t>
+            </w:r>
+            <w:r>
+              <w:rPr>
+                <w:rFonts w:asciiTheme="minorHAnsi" w:eastAsiaTheme="minorEastAsia" w:hAnsiTheme="minorHAnsi"/>
+                <w:noProof/>
+                <w:kern w:val="2"/>
+                <w:sz w:val="24"/>
+                <w:szCs w:val="24"/>
+                <w:lang w:eastAsia="de-CH"/>
+                <w14:ligatures w14:val="standardContextual"/>
+              </w:rPr>
+              <w:tab/>
+            </w:r>
+            <w:r>
+              <w:rPr>
+                <w:rStyle w:val="Hyperlink"/>
+                <w:rFonts w:cs="Arial"/>
+                <w:noProof/>
+              </w:rPr>
+              <w:t>Quellenverzeichnis</w:t>
+            </w:r>
+            <w:r>
+              <w:rPr>
+                <w:noProof/>
+                <w:webHidden/>
+              </w:rPr>
+              <w:tab/>
+            </w:r>
+            <w:r>
+              <w:rPr>
+                <w:noProof/>
+                <w:webHidden/>
+              </w:rPr>
+              <w:fldChar w:fldCharType="begin"/>
+            </w:r>
+            <w:r>
+              <w:rPr>
+                <w:noProof/>
+                <w:webHidden/>
+              </w:rPr>
+              <w:instrText xml:space="preserve"> PAGEREF _Toc224217461 \h </w:instrText>
+            </w:r>
+            <w:r>
+              <w:rPr>
+                <w:noProof/>
+                <w:webHidden/>
+              </w:rPr>
+            </w:r>
+            <w:r>
+              <w:rPr>
+                <w:noProof/>
+                <w:webHidden/>
+              </w:rPr>
+              <w:fldChar w:fldCharType="separate"/>
+            </w:r>
+            <w:r>
+              <w:rPr>
+                <w:noProof/>
+                <w:webHidden/>
+              </w:rPr>
+              <w:t>51</w:t>
+            </w:r>
+            <w:r>
+              <w:rPr>
+                <w:noProof/>
+                <w:webHidden/>
+              </w:rPr>
+              <w:fldChar w:fldCharType="end"/>
+            </w:r>
+          </w:hyperlink>
+        </w:p>
+        <w:p>
+          <w:pPr>
+            <w:pStyle w:val="Verzeichnis1"/>
+            <w:rPr>
+              <w:rFonts w:asciiTheme="minorHAnsi" w:eastAsiaTheme="minorEastAsia" w:hAnsiTheme="minorHAnsi"/>
+              <w:noProof/>
+              <w:kern w:val="2"/>
+              <w:sz w:val="24"/>
+              <w:szCs w:val="24"/>
+              <w:lang w:eastAsia="de-CH"/>
+              <w14:ligatures w14:val="standardContextual"/>
+            </w:rPr>
+          </w:pPr>
+          <w:hyperlink w:anchor="_Toc224217462" w:history="1">
+            <w:r>
+              <w:rPr>
+                <w:rStyle w:val="Hyperlink"/>
+                <w:rFonts w:cs="Arial"/>
+                <w:noProof/>
+              </w:rPr>
+              <w:t>3.</w:t>
+            </w:r>
+            <w:r>
+              <w:rPr>
+                <w:rFonts w:asciiTheme="minorHAnsi" w:eastAsiaTheme="minorEastAsia" w:hAnsiTheme="minorHAnsi"/>
+                <w:noProof/>
+                <w:kern w:val="2"/>
+                <w:sz w:val="24"/>
+                <w:szCs w:val="24"/>
+                <w:lang w:eastAsia="de-CH"/>
+                <w14:ligatures w14:val="standardContextual"/>
+              </w:rPr>
+              <w:tab/>
+            </w:r>
+            <w:r>
+              <w:rPr>
+                <w:rStyle w:val="Hyperlink"/>
+                <w:rFonts w:cs="Arial"/>
+                <w:noProof/>
+              </w:rPr>
+              <w:t>Anhang</w:t>
+            </w:r>
+            <w:r>
+              <w:rPr>
+                <w:noProof/>
+                <w:webHidden/>
+              </w:rPr>
+              <w:tab/>
+            </w:r>
+            <w:r>
+              <w:rPr>
+                <w:noProof/>
+                <w:webHidden/>
+              </w:rPr>
+              <w:fldChar w:fldCharType="begin"/>
+            </w:r>
+            <w:r>
+              <w:rPr>
+                <w:noProof/>
+                <w:webHidden/>
+              </w:rPr>
+              <w:instrText xml:space="preserve"> PAGEREF _Toc224217462 \h </w:instrText>
+            </w:r>
+            <w:r>
+              <w:rPr>
+                <w:noProof/>
+                <w:webHidden/>
+              </w:rPr>
+            </w:r>
+            <w:r>
+              <w:rPr>
+                <w:noProof/>
+                <w:webHidden/>
+              </w:rPr>
+              <w:fldChar w:fldCharType="separate"/>
+            </w:r>
+            <w:r>
+              <w:rPr>
+                <w:noProof/>
+                <w:webHidden/>
+              </w:rPr>
+              <w:t>52</w:t>
+            </w:r>
+            <w:r>
+              <w:rPr>
+                <w:noProof/>
+                <w:webHidden/>
+              </w:rPr>
+              <w:fldChar w:fldCharType="end"/>
+            </w:r>
+          </w:hyperlink>
+        </w:p>
+        <w:p>
+          <w:pPr>
+            <w:pStyle w:val="Verzeichnis2"/>
+            <w:tabs>
+              <w:tab w:val="left" w:pos="1134"/>
+            </w:tabs>
+            <w:rPr>
+              <w:rFonts w:asciiTheme="minorHAnsi" w:eastAsiaTheme="minorEastAsia" w:hAnsiTheme="minorHAnsi"/>
+              <w:noProof/>
+              <w:kern w:val="2"/>
+              <w:sz w:val="24"/>
+              <w:szCs w:val="24"/>
+              <w:lang w:eastAsia="de-CH"/>
+              <w14:ligatures w14:val="standardContextual"/>
+            </w:rPr>
+          </w:pPr>
+          <w:hyperlink w:anchor="_Toc224217463" w:history="1">
+            <w:r>
+              <w:rPr>
+                <w:rStyle w:val="Hyperlink"/>
+                <w:rFonts w:cs="Arial"/>
+                <w:noProof/>
+              </w:rPr>
+              <w:t>3.1</w:t>
+            </w:r>
+            <w:r>
+              <w:rPr>
+                <w:rFonts w:asciiTheme="minorHAnsi" w:eastAsiaTheme="minorEastAsia" w:hAnsiTheme="minorHAnsi"/>
+                <w:noProof/>
+                <w:kern w:val="2"/>
+                <w:sz w:val="24"/>
+                <w:szCs w:val="24"/>
+                <w:lang w:eastAsia="de-CH"/>
+                <w14:ligatures w14:val="standardContextual"/>
+              </w:rPr>
+              <w:tab/>
+            </w:r>
+            <w:r>
+              <w:rPr>
+                <w:rStyle w:val="Hyperlink"/>
+                <w:rFonts w:cs="Arial"/>
+                <w:noProof/>
+              </w:rPr>
+              <w:t>Git-Commit-History</w:t>
+            </w:r>
+            <w:r>
+              <w:rPr>
+                <w:noProof/>
+                <w:webHidden/>
+              </w:rPr>
+              <w:tab/>
+            </w:r>
+            <w:r>
+              <w:rPr>
+                <w:noProof/>
+                <w:webHidden/>
+              </w:rPr>
+              <w:fldChar w:fldCharType="begin"/>
+            </w:r>
+            <w:r>
+              <w:rPr>
+                <w:noProof/>
+                <w:webHidden/>
+              </w:rPr>
+              <w:instrText xml:space="preserve"> PAGEREF _Toc224217463 \h </w:instrText>
+            </w:r>
+            <w:r>
+              <w:rPr>
+                <w:noProof/>
+                <w:webHidden/>
+              </w:rPr>
+            </w:r>
+            <w:r>
+              <w:rPr>
+                <w:noProof/>
+                <w:webHidden/>
+              </w:rPr>
+              <w:fldChar w:fldCharType="separate"/>
+            </w:r>
+            <w:r>
+              <w:rPr>
+                <w:noProof/>
+                <w:webHidden/>
+              </w:rPr>
+              <w:t>52</w:t>
+            </w:r>
+            <w:r>
+              <w:rPr>
+                <w:noProof/>
+                <w:webHidden/>
+              </w:rPr>
+              <w:fldChar w:fldCharType="end"/>
+            </w:r>
+          </w:hyperlink>
+        </w:p>
+        <w:p>
+          <w:pPr>
+            <w:pStyle w:val="Verzeichnis2"/>
+            <w:tabs>
+              <w:tab w:val="left" w:pos="1134"/>
+            </w:tabs>
+            <w:rPr>
+              <w:rFonts w:asciiTheme="minorHAnsi" w:eastAsiaTheme="minorEastAsia" w:hAnsiTheme="minorHAnsi"/>
+              <w:noProof/>
+              <w:kern w:val="2"/>
+              <w:sz w:val="24"/>
+              <w:szCs w:val="24"/>
+              <w:lang w:eastAsia="de-CH"/>
+              <w14:ligatures w14:val="standardContextual"/>
+            </w:rPr>
+          </w:pPr>
+          <w:hyperlink w:anchor="_Toc224217464" w:history="1">
+            <w:r>
+              <w:rPr>
+                <w:rStyle w:val="Hyperlink"/>
+                <w:rFonts w:cs="Arial"/>
+                <w:noProof/>
+              </w:rPr>
+              <w:t>3.2</w:t>
+            </w:r>
+            <w:r>
+              <w:rPr>
+                <w:rFonts w:asciiTheme="minorHAnsi" w:eastAsiaTheme="minorEastAsia" w:hAnsiTheme="minorHAnsi"/>
+                <w:noProof/>
+                <w:kern w:val="2"/>
+                <w:sz w:val="24"/>
+                <w:szCs w:val="24"/>
+                <w:lang w:eastAsia="de-CH"/>
+                <w14:ligatures w14:val="standardContextual"/>
+              </w:rPr>
+              <w:tab/>
+            </w:r>
+            <w:r>
+              <w:rPr>
+                <w:rStyle w:val="Hyperlink"/>
+                <w:rFonts w:cs="Arial"/>
+                <w:noProof/>
+              </w:rPr>
+              <w:t>Projektjournal</w:t>
+            </w:r>
+            <w:r>
+              <w:rPr>
+                <w:noProof/>
+                <w:webHidden/>
+              </w:rPr>
+              <w:tab/>
+            </w:r>
+            <w:r>
+              <w:rPr>
+                <w:noProof/>
+                <w:webHidden/>
+              </w:rPr>
+              <w:fldChar w:fldCharType="begin"/>
+            </w:r>
+            <w:r>
+              <w:rPr>
+                <w:noProof/>
+                <w:webHidden/>
+              </w:rPr>
+              <w:instrText xml:space="preserve"> PAGEREF _Toc224217464 \h </w:instrText>
+            </w:r>
+            <w:r>
+              <w:rPr>
+                <w:noProof/>
+                <w:webHidden/>
+              </w:rPr>
+            </w:r>
+            <w:r>
+              <w:rPr>
+                <w:noProof/>
+                <w:webHidden/>
+              </w:rPr>
+              <w:fldChar w:fldCharType="separate"/>
+            </w:r>
+            <w:r>
+              <w:rPr>
+                <w:noProof/>
+                <w:webHidden/>
+              </w:rPr>
+              <w:t>53</w:t>
+            </w:r>
+            <w:r>
+              <w:rPr>
+                <w:noProof/>
+                <w:webHidden/>
+              </w:rPr>
+              <w:fldChar w:fldCharType="end"/>
+            </w:r>
+          </w:hyperlink>
+        </w:p>
+        <w:p>
+          <w:pPr>
+            <w:pStyle w:val="Verzeichnis2"/>
+            <w:tabs>
+              <w:tab w:val="left" w:pos="1134"/>
+            </w:tabs>
+            <w:rPr>
+              <w:rFonts w:asciiTheme="minorHAnsi" w:eastAsiaTheme="minorEastAsia" w:hAnsiTheme="minorHAnsi"/>
+              <w:noProof/>
+              <w:kern w:val="2"/>
+              <w:sz w:val="24"/>
+              <w:szCs w:val="24"/>
+              <w:lang w:eastAsia="de-CH"/>
+              <w14:ligatures w14:val="standardContextual"/>
+            </w:rPr>
+          </w:pPr>
+          <w:hyperlink w:anchor="_Toc224217465" w:history="1">
+            <w:r>
+              <w:rPr>
+                <w:rStyle w:val="Hyperlink"/>
+                <w:rFonts w:cs="Arial"/>
+                <w:noProof/>
+              </w:rPr>
+              <w:t>3.3</w:t>
+            </w:r>
+            <w:r>
+              <w:rPr>
+                <w:rFonts w:asciiTheme="minorHAnsi" w:eastAsiaTheme="minorEastAsia" w:hAnsiTheme="minorHAnsi"/>
+                <w:noProof/>
+                <w:kern w:val="2"/>
+                <w:sz w:val="24"/>
+                <w:szCs w:val="24"/>
+                <w:lang w:eastAsia="de-CH"/>
+                <w14:ligatures w14:val="standardContextual"/>
+              </w:rPr>
+              <w:tab/>
+            </w:r>
+            <w:r>
+              <w:rPr>
+                <w:rStyle w:val="Hyperlink"/>
+                <w:rFonts w:cs="Arial"/>
+                <w:noProof/>
+              </w:rPr>
+              <w:t>Erster Expertenbesuch</w:t>
+            </w:r>
+            <w:r>
+              <w:rPr>
+                <w:noProof/>
+                <w:webHidden/>
+              </w:rPr>
+              <w:tab/>
+            </w:r>
+            <w:r>
+              <w:rPr>
+                <w:noProof/>
+                <w:webHidden/>
+              </w:rPr>
+              <w:fldChar w:fldCharType="begin"/>
+            </w:r>
+            <w:r>
+              <w:rPr>
+                <w:noProof/>
+                <w:webHidden/>
+              </w:rPr>
+              <w:instrText xml:space="preserve"> PAGEREF _Toc224217465 \h </w:instrText>
+            </w:r>
+            <w:r>
+              <w:rPr>
+                <w:noProof/>
+                <w:webHidden/>
+              </w:rPr>
+            </w:r>
+            <w:r>
+              <w:rPr>
+                <w:noProof/>
+                <w:webHidden/>
+              </w:rPr>
+              <w:fldChar w:fldCharType="separate"/>
+            </w:r>
+            <w:r>
+              <w:rPr>
+                <w:noProof/>
+                <w:webHidden/>
+              </w:rPr>
+              <w:t>54</w:t>
+            </w:r>
+            <w:r>
+              <w:rPr>
+                <w:noProof/>
+                <w:webHidden/>
+              </w:rPr>
+              <w:fldChar w:fldCharType="end"/>
+            </w:r>
+          </w:hyperlink>
+        </w:p>
+        <w:p>
+          <w:pPr>
+            <w:pStyle w:val="Verzeichnis2"/>
+            <w:tabs>
+              <w:tab w:val="left" w:pos="1134"/>
+            </w:tabs>
+            <w:rPr>
+              <w:rFonts w:asciiTheme="minorHAnsi" w:eastAsiaTheme="minorEastAsia" w:hAnsiTheme="minorHAnsi"/>
+              <w:noProof/>
+              <w:kern w:val="2"/>
+              <w:sz w:val="24"/>
+              <w:szCs w:val="24"/>
+              <w:lang w:eastAsia="de-CH"/>
+              <w14:ligatures w14:val="standardContextual"/>
+            </w:rPr>
+          </w:pPr>
+          <w:hyperlink w:anchor="_Toc224217466" w:history="1">
+            <w:r>
+              <w:rPr>
+                <w:rStyle w:val="Hyperlink"/>
+                <w:rFonts w:cs="Arial"/>
+                <w:noProof/>
+              </w:rPr>
+              <w:t>3.4</w:t>
+            </w:r>
+            <w:r>
+              <w:rPr>
+                <w:rFonts w:asciiTheme="minorHAnsi" w:eastAsiaTheme="minorEastAsia" w:hAnsiTheme="minorHAnsi"/>
+                <w:noProof/>
+                <w:kern w:val="2"/>
+                <w:sz w:val="24"/>
+                <w:szCs w:val="24"/>
+                <w:lang w:eastAsia="de-CH"/>
+                <w14:ligatures w14:val="standardContextual"/>
+              </w:rPr>
+              <w:tab/>
+            </w:r>
+            <w:r>
+              <w:rPr>
+                <w:rStyle w:val="Hyperlink"/>
+                <w:rFonts w:cs="Arial"/>
+                <w:noProof/>
+              </w:rPr>
+              <w:t>Zweiter Expertenbesuch</w:t>
+            </w:r>
+            <w:r>
+              <w:rPr>
+                <w:noProof/>
+                <w:webHidden/>
+              </w:rPr>
+              <w:tab/>
+            </w:r>
+            <w:r>
+              <w:rPr>
+                <w:noProof/>
+                <w:webHidden/>
+              </w:rPr>
+              <w:fldChar w:fldCharType="begin"/>
+            </w:r>
+            <w:r>
+              <w:rPr>
+                <w:noProof/>
+                <w:webHidden/>
+              </w:rPr>
+              <w:instrText xml:space="preserve"> PAGEREF _Toc224217466 \h </w:instrText>
+            </w:r>
+            <w:r>
+              <w:rPr>
+                <w:noProof/>
+                <w:webHidden/>
+              </w:rPr>
+            </w:r>
+            <w:r>
+              <w:rPr>
+                <w:noProof/>
+                <w:webHidden/>
+              </w:rPr>
+              <w:fldChar w:fldCharType="separate"/>
+            </w:r>
+            <w:r>
+              <w:rPr>
+                <w:noProof/>
+                <w:webHidden/>
+              </w:rPr>
+              <w:t>55</w:t>
+            </w:r>
+            <w:r>
+              <w:rPr>
+                <w:noProof/>
+                <w:webHidden/>
+              </w:rPr>
+              <w:fldChar w:fldCharType="end"/>
+            </w:r>
+          </w:hyperlink>
+        </w:p>
+        <w:p>
+          <w:pPr>
+            <w:pStyle w:val="Verzeichnis2"/>
+            <w:tabs>
+              <w:tab w:val="left" w:pos="1134"/>
+            </w:tabs>
+            <w:rPr>
+              <w:rFonts w:asciiTheme="minorHAnsi" w:eastAsiaTheme="minorEastAsia" w:hAnsiTheme="minorHAnsi"/>
+              <w:noProof/>
+              <w:kern w:val="2"/>
+              <w:sz w:val="24"/>
+              <w:szCs w:val="24"/>
+              <w:lang w:eastAsia="de-CH"/>
+              <w14:ligatures w14:val="standardContextual"/>
+            </w:rPr>
+          </w:pPr>
+          <w:hyperlink w:anchor="_Toc224217467" w:history="1">
+            <w:r>
+              <w:rPr>
+                <w:rStyle w:val="Hyperlink"/>
+                <w:rFonts w:cs="Arial"/>
+                <w:noProof/>
+              </w:rPr>
+              <w:t>3.5</w:t>
+            </w:r>
+            <w:r>
+              <w:rPr>
+                <w:rFonts w:asciiTheme="minorHAnsi" w:eastAsiaTheme="minorEastAsia" w:hAnsiTheme="minorHAnsi"/>
+                <w:noProof/>
+                <w:kern w:val="2"/>
+                <w:sz w:val="24"/>
+                <w:szCs w:val="24"/>
+                <w:lang w:eastAsia="de-CH"/>
+                <w14:ligatures w14:val="standardContextual"/>
+              </w:rPr>
+              <w:tab/>
+            </w:r>
+            <w:r>
+              <w:rPr>
+                <w:rStyle w:val="Hyperlink"/>
+                <w:rFonts w:cs="Arial"/>
+                <w:noProof/>
+              </w:rPr>
+              <w:t>Code</w:t>
+            </w:r>
+            <w:r>
+              <w:rPr>
+                <w:noProof/>
+                <w:webHidden/>
+              </w:rPr>
+              <w:tab/>
+            </w:r>
+            <w:r>
+              <w:rPr>
+                <w:noProof/>
+                <w:webHidden/>
+              </w:rPr>
+              <w:fldChar w:fldCharType="begin"/>
+            </w:r>
+            <w:r>
+              <w:rPr>
+                <w:noProof/>
+                <w:webHidden/>
+              </w:rPr>
+              <w:instrText xml:space="preserve"> PAGEREF _Toc224217467 \h </w:instrText>
+            </w:r>
+            <w:r>
+              <w:rPr>
+                <w:noProof/>
+                <w:webHidden/>
+              </w:rPr>
+            </w:r>
+            <w:r>
+              <w:rPr>
+                <w:noProof/>
+                <w:webHidden/>
+              </w:rPr>
+              <w:fldChar w:fldCharType="separate"/>
+            </w:r>
+            <w:r>
+              <w:rPr>
+                <w:noProof/>
+                <w:webHidden/>
+              </w:rPr>
+              <w:t>56</w:t>
             </w:r>
             <w:r>
               <w:rPr>
@@ -4654,14 +6931,14 @@
               <w14:ligatures w14:val="standardContextual"/>
             </w:rPr>
           </w:pPr>
-          <w:hyperlink w:anchor="_Toc224206725" w:history="1">
+          <w:hyperlink w:anchor="_Toc224217468" w:history="1">
             <w:r>
               <w:rPr>
                 <w:rStyle w:val="Hyperlink"/>
                 <w:rFonts w:cs="Arial"/>
                 <w:noProof/>
               </w:rPr>
-              <w:t>2.5.1</w:t>
+              <w:t>3.5.1</w:t>
             </w:r>
             <w:r>
               <w:rPr>
@@ -4681,7 +6958,7 @@
                 <w:rFonts w:cs="Arial"/>
                 <w:noProof/>
               </w:rPr>
-              <w:t>Abbildung des Gesamtsystems</w:t>
+              <w:t>Filename.endung</w:t>
             </w:r>
             <w:r>
               <w:rPr>
@@ -4702,7 +6979,7 @@
                 <w:noProof/>
                 <w:webHidden/>
               </w:rPr>
-              <w:instrText xml:space="preserve"> PAGEREF _Toc224206725 \h </w:instrText>
+              <w:instrText xml:space="preserve"> PAGEREF _Toc224217468 \h </w:instrText>
             </w:r>
             <w:r>
               <w:rPr>
@@ -4722,7 +6999,7 @@
                 <w:noProof/>
                 <w:webHidden/>
               </w:rPr>
-              <w:t>33</w:t>
+              <w:t>56</w:t>
             </w:r>
             <w:r>
               <w:rPr>
@@ -4749,14 +7026,14 @@
               <w14:ligatures w14:val="standardContextual"/>
             </w:rPr>
           </w:pPr>
-          <w:hyperlink w:anchor="_Toc224206726" w:history="1">
+          <w:hyperlink w:anchor="_Toc224217469" w:history="1">
             <w:r>
               <w:rPr>
                 <w:rStyle w:val="Hyperlink"/>
                 <w:rFonts w:cs="Arial"/>
                 <w:noProof/>
               </w:rPr>
-              <w:t>2.5.2</w:t>
+              <w:t>3.5.2</w:t>
             </w:r>
             <w:r>
               <w:rPr>
@@ -4776,7 +7053,7 @@
                 <w:rFonts w:cs="Arial"/>
                 <w:noProof/>
               </w:rPr>
-              <w:t>Grundaufbau / Architektur des Projektes</w:t>
+              <w:t>Filename.endung</w:t>
             </w:r>
             <w:r>
               <w:rPr>
@@ -4797,7 +7074,7 @@
                 <w:noProof/>
                 <w:webHidden/>
               </w:rPr>
-              <w:instrText xml:space="preserve"> PAGEREF _Toc224206726 \h </w:instrText>
+              <w:instrText xml:space="preserve"> PAGEREF _Toc224217469 \h </w:instrText>
             </w:r>
             <w:r>
               <w:rPr>
@@ -4817,7 +7094,102 @@
                 <w:noProof/>
                 <w:webHidden/>
               </w:rPr>
-              <w:t>33</w:t>
+              <w:t>56</w:t>
+            </w:r>
+            <w:r>
+              <w:rPr>
+                <w:noProof/>
+                <w:webHidden/>
+              </w:rPr>
+              <w:fldChar w:fldCharType="end"/>
+            </w:r>
+          </w:hyperlink>
+        </w:p>
+        <w:p>
+          <w:pPr>
+            <w:pStyle w:val="Verzeichnis2"/>
+            <w:tabs>
+              <w:tab w:val="left" w:pos="1134"/>
+            </w:tabs>
+            <w:rPr>
+              <w:rFonts w:asciiTheme="minorHAnsi" w:eastAsiaTheme="minorEastAsia" w:hAnsiTheme="minorHAnsi"/>
+              <w:noProof/>
+              <w:kern w:val="2"/>
+              <w:sz w:val="24"/>
+              <w:szCs w:val="24"/>
+              <w:lang w:eastAsia="de-CH"/>
+              <w14:ligatures w14:val="standardContextual"/>
+            </w:rPr>
+          </w:pPr>
+          <w:hyperlink w:anchor="_Toc224217470" w:history="1">
+            <w:r>
+              <w:rPr>
+                <w:rStyle w:val="Hyperlink"/>
+                <w:rFonts w:cs="Arial"/>
+                <w:noProof/>
+              </w:rPr>
+              <w:t>3.6</w:t>
+            </w:r>
+            <w:r>
+              <w:rPr>
+                <w:rFonts w:asciiTheme="minorHAnsi" w:eastAsiaTheme="minorEastAsia" w:hAnsiTheme="minorHAnsi"/>
+                <w:noProof/>
+                <w:kern w:val="2"/>
+                <w:sz w:val="24"/>
+                <w:szCs w:val="24"/>
+                <w:lang w:eastAsia="de-CH"/>
+                <w14:ligatures w14:val="standardContextual"/>
+              </w:rPr>
+              <w:tab/>
+            </w:r>
+            <w:r>
+              <w:rPr>
+                <w:rStyle w:val="Hyperlink"/>
+                <w:rFonts w:cs="Arial"/>
+                <w:noProof/>
+              </w:rPr>
+              <w:t>Zusätzliche Manuals, Skripts und weiteres</w:t>
+            </w:r>
+            <w:r>
+              <w:rPr>
+                <w:noProof/>
+                <w:webHidden/>
+              </w:rPr>
+              <w:tab/>
+            </w:r>
+            <w:r>
+              <w:rPr>
+                <w:noProof/>
+                <w:webHidden/>
+              </w:rPr>
+              <w:fldChar w:fldCharType="begin"/>
+            </w:r>
+            <w:r>
+              <w:rPr>
+                <w:noProof/>
+                <w:webHidden/>
+              </w:rPr>
+              <w:instrText xml:space="preserve"> PAGEREF _Toc224217470 \h </w:instrText>
+            </w:r>
+            <w:r>
+              <w:rPr>
+                <w:noProof/>
+                <w:webHidden/>
+              </w:rPr>
+            </w:r>
+            <w:r>
+              <w:rPr>
+                <w:noProof/>
+                <w:webHidden/>
+              </w:rPr>
+              <w:fldChar w:fldCharType="separate"/>
+            </w:r>
+            <w:r>
+              <w:rPr>
+                <w:noProof/>
+                <w:webHidden/>
+              </w:rPr>
+              <w:t>57</w:t>
             </w:r>
             <w:r>
               <w:rPr>
@@ -4844,14 +7216,14 @@
               <w14:ligatures w14:val="standardContextual"/>
             </w:rPr>
           </w:pPr>
-          <w:hyperlink w:anchor="_Toc224206727" w:history="1">
+          <w:hyperlink w:anchor="_Toc224217471" w:history="1">
             <w:r>
               <w:rPr>
                 <w:rStyle w:val="Hyperlink"/>
                 <w:rFonts w:cs="Arial"/>
                 <w:noProof/>
               </w:rPr>
-              <w:t>2.5.3</w:t>
+              <w:t>3.6.1</w:t>
             </w:r>
             <w:r>
               <w:rPr>
@@ -4871,7 +7243,7 @@
                 <w:rFonts w:cs="Arial"/>
                 <w:noProof/>
               </w:rPr>
-              <w:t>Vorgehensweise</w:t>
+              <w:t>Handbuch A</w:t>
             </w:r>
             <w:r>
               <w:rPr>
@@ -4892,7 +7264,7 @@
                 <w:noProof/>
                 <w:webHidden/>
               </w:rPr>
-              <w:instrText xml:space="preserve"> PAGEREF _Toc224206727 \h </w:instrText>
+              <w:instrText xml:space="preserve"> PAGEREF _Toc224217471 \h </w:instrText>
             </w:r>
             <w:r>
               <w:rPr>
@@ -4912,7 +7284,7 @@
                 <w:noProof/>
                 <w:webHidden/>
               </w:rPr>
-              <w:t>33</w:t>
+              <w:t>57</w:t>
             </w:r>
             <w:r>
               <w:rPr>
@@ -4939,14 +7311,14 @@
               <w14:ligatures w14:val="standardContextual"/>
             </w:rPr>
           </w:pPr>
-          <w:hyperlink w:anchor="_Toc224206728" w:history="1">
+          <w:hyperlink w:anchor="_Toc224217472" w:history="1">
             <w:r>
               <w:rPr>
                 <w:rStyle w:val="Hyperlink"/>
                 <w:rFonts w:cs="Arial"/>
                 <w:noProof/>
               </w:rPr>
-              <w:t>2.5.4</w:t>
+              <w:t>3.6.2</w:t>
             </w:r>
             <w:r>
               <w:rPr>
@@ -4966,7 +7338,7 @@
                 <w:rFonts w:cs="Arial"/>
                 <w:noProof/>
               </w:rPr>
-              <w:t>Datenbank</w:t>
+              <w:t>Skript B</w:t>
             </w:r>
             <w:r>
               <w:rPr>
@@ -4987,2474 +7359,7 @@
                 <w:noProof/>
                 <w:webHidden/>
               </w:rPr>
-              <w:instrText xml:space="preserve"> PAGEREF _Toc224206728 \h </w:instrText>
-            </w:r>
-            <w:r>
-              <w:rPr>
-                <w:noProof/>
-                <w:webHidden/>
-              </w:rPr>
-            </w:r>
-            <w:r>
-              <w:rPr>
-                <w:noProof/>
-                <w:webHidden/>
-              </w:rPr>
-              <w:fldChar w:fldCharType="separate"/>
-            </w:r>
-            <w:r>
-              <w:rPr>
-                <w:noProof/>
-                <w:webHidden/>
-              </w:rPr>
-              <w:t>37</w:t>
-            </w:r>
-            <w:r>
-              <w:rPr>
-                <w:noProof/>
-                <w:webHidden/>
-              </w:rPr>
-              <w:fldChar w:fldCharType="end"/>
-            </w:r>
-          </w:hyperlink>
-        </w:p>
-        <w:p>
-          <w:pPr>
-            <w:pStyle w:val="Verzeichnis3"/>
-            <w:tabs>
-              <w:tab w:val="left" w:pos="1985"/>
-            </w:tabs>
-            <w:rPr>
-              <w:rFonts w:asciiTheme="minorHAnsi" w:eastAsiaTheme="minorEastAsia" w:hAnsiTheme="minorHAnsi"/>
-              <w:noProof/>
-              <w:kern w:val="2"/>
-              <w:sz w:val="24"/>
-              <w:szCs w:val="24"/>
-              <w:lang w:eastAsia="de-CH"/>
-              <w14:ligatures w14:val="standardContextual"/>
-            </w:rPr>
-          </w:pPr>
-          <w:hyperlink w:anchor="_Toc224206729" w:history="1">
-            <w:r>
-              <w:rPr>
-                <w:rStyle w:val="Hyperlink"/>
-                <w:rFonts w:cs="Arial"/>
-                <w:noProof/>
-              </w:rPr>
-              <w:t>2.5.5</w:t>
-            </w:r>
-            <w:r>
-              <w:rPr>
-                <w:rFonts w:asciiTheme="minorHAnsi" w:eastAsiaTheme="minorEastAsia" w:hAnsiTheme="minorHAnsi"/>
-                <w:noProof/>
-                <w:kern w:val="2"/>
-                <w:sz w:val="24"/>
-                <w:szCs w:val="24"/>
-                <w:lang w:eastAsia="de-CH"/>
-                <w14:ligatures w14:val="standardContextual"/>
-              </w:rPr>
-              <w:tab/>
-            </w:r>
-            <w:r>
-              <w:rPr>
-                <w:rStyle w:val="Hyperlink"/>
-                <w:rFonts w:cs="Arial"/>
-                <w:noProof/>
-              </w:rPr>
-              <w:t>Anbindung an die Datenbank</w:t>
-            </w:r>
-            <w:r>
-              <w:rPr>
-                <w:noProof/>
-                <w:webHidden/>
-              </w:rPr>
-              <w:tab/>
-            </w:r>
-            <w:r>
-              <w:rPr>
-                <w:noProof/>
-                <w:webHidden/>
-              </w:rPr>
-              <w:fldChar w:fldCharType="begin"/>
-            </w:r>
-            <w:r>
-              <w:rPr>
-                <w:noProof/>
-                <w:webHidden/>
-              </w:rPr>
-              <w:instrText xml:space="preserve"> PAGEREF _Toc224206729 \h </w:instrText>
-            </w:r>
-            <w:r>
-              <w:rPr>
-                <w:noProof/>
-                <w:webHidden/>
-              </w:rPr>
-            </w:r>
-            <w:r>
-              <w:rPr>
-                <w:noProof/>
-                <w:webHidden/>
-              </w:rPr>
-              <w:fldChar w:fldCharType="separate"/>
-            </w:r>
-            <w:r>
-              <w:rPr>
-                <w:noProof/>
-                <w:webHidden/>
-              </w:rPr>
-              <w:t>37</w:t>
-            </w:r>
-            <w:r>
-              <w:rPr>
-                <w:noProof/>
-                <w:webHidden/>
-              </w:rPr>
-              <w:fldChar w:fldCharType="end"/>
-            </w:r>
-          </w:hyperlink>
-        </w:p>
-        <w:p>
-          <w:pPr>
-            <w:pStyle w:val="Verzeichnis3"/>
-            <w:tabs>
-              <w:tab w:val="left" w:pos="1985"/>
-            </w:tabs>
-            <w:rPr>
-              <w:rFonts w:asciiTheme="minorHAnsi" w:eastAsiaTheme="minorEastAsia" w:hAnsiTheme="minorHAnsi"/>
-              <w:noProof/>
-              <w:kern w:val="2"/>
-              <w:sz w:val="24"/>
-              <w:szCs w:val="24"/>
-              <w:lang w:eastAsia="de-CH"/>
-              <w14:ligatures w14:val="standardContextual"/>
-            </w:rPr>
-          </w:pPr>
-          <w:hyperlink w:anchor="_Toc224206730" w:history="1">
-            <w:r>
-              <w:rPr>
-                <w:rStyle w:val="Hyperlink"/>
-                <w:rFonts w:cs="Arial"/>
-                <w:noProof/>
-              </w:rPr>
-              <w:t>2.5.6</w:t>
-            </w:r>
-            <w:r>
-              <w:rPr>
-                <w:rFonts w:asciiTheme="minorHAnsi" w:eastAsiaTheme="minorEastAsia" w:hAnsiTheme="minorHAnsi"/>
-                <w:noProof/>
-                <w:kern w:val="2"/>
-                <w:sz w:val="24"/>
-                <w:szCs w:val="24"/>
-                <w:lang w:eastAsia="de-CH"/>
-                <w14:ligatures w14:val="standardContextual"/>
-              </w:rPr>
-              <w:tab/>
-            </w:r>
-            <w:r>
-              <w:rPr>
-                <w:rStyle w:val="Hyperlink"/>
-                <w:rFonts w:cs="Arial"/>
-                <w:noProof/>
-              </w:rPr>
-              <w:t>Routen</w:t>
-            </w:r>
-            <w:r>
-              <w:rPr>
-                <w:noProof/>
-                <w:webHidden/>
-              </w:rPr>
-              <w:tab/>
-            </w:r>
-            <w:r>
-              <w:rPr>
-                <w:noProof/>
-                <w:webHidden/>
-              </w:rPr>
-              <w:fldChar w:fldCharType="begin"/>
-            </w:r>
-            <w:r>
-              <w:rPr>
-                <w:noProof/>
-                <w:webHidden/>
-              </w:rPr>
-              <w:instrText xml:space="preserve"> PAGEREF _Toc224206730 \h </w:instrText>
-            </w:r>
-            <w:r>
-              <w:rPr>
-                <w:noProof/>
-                <w:webHidden/>
-              </w:rPr>
-            </w:r>
-            <w:r>
-              <w:rPr>
-                <w:noProof/>
-                <w:webHidden/>
-              </w:rPr>
-              <w:fldChar w:fldCharType="separate"/>
-            </w:r>
-            <w:r>
-              <w:rPr>
-                <w:noProof/>
-                <w:webHidden/>
-              </w:rPr>
-              <w:t>38</w:t>
-            </w:r>
-            <w:r>
-              <w:rPr>
-                <w:noProof/>
-                <w:webHidden/>
-              </w:rPr>
-              <w:fldChar w:fldCharType="end"/>
-            </w:r>
-          </w:hyperlink>
-        </w:p>
-        <w:p>
-          <w:pPr>
-            <w:pStyle w:val="Verzeichnis3"/>
-            <w:tabs>
-              <w:tab w:val="left" w:pos="1985"/>
-            </w:tabs>
-            <w:rPr>
-              <w:rFonts w:asciiTheme="minorHAnsi" w:eastAsiaTheme="minorEastAsia" w:hAnsiTheme="minorHAnsi"/>
-              <w:noProof/>
-              <w:kern w:val="2"/>
-              <w:sz w:val="24"/>
-              <w:szCs w:val="24"/>
-              <w:lang w:eastAsia="de-CH"/>
-              <w14:ligatures w14:val="standardContextual"/>
-            </w:rPr>
-          </w:pPr>
-          <w:hyperlink w:anchor="_Toc224206731" w:history="1">
-            <w:r>
-              <w:rPr>
-                <w:rStyle w:val="Hyperlink"/>
-                <w:rFonts w:cs="Arial"/>
-                <w:noProof/>
-              </w:rPr>
-              <w:t>2.5.7</w:t>
-            </w:r>
-            <w:r>
-              <w:rPr>
-                <w:rFonts w:asciiTheme="minorHAnsi" w:eastAsiaTheme="minorEastAsia" w:hAnsiTheme="minorHAnsi"/>
-                <w:noProof/>
-                <w:kern w:val="2"/>
-                <w:sz w:val="24"/>
-                <w:szCs w:val="24"/>
-                <w:lang w:eastAsia="de-CH"/>
-                <w14:ligatures w14:val="standardContextual"/>
-              </w:rPr>
-              <w:tab/>
-            </w:r>
-            <w:r>
-              <w:rPr>
-                <w:rStyle w:val="Hyperlink"/>
-                <w:rFonts w:cs="Arial"/>
-                <w:noProof/>
-              </w:rPr>
-              <w:t>Implementierung des Kernfeatures A / B / C / D / …</w:t>
-            </w:r>
-            <w:r>
-              <w:rPr>
-                <w:noProof/>
-                <w:webHidden/>
-              </w:rPr>
-              <w:tab/>
-            </w:r>
-            <w:r>
-              <w:rPr>
-                <w:noProof/>
-                <w:webHidden/>
-              </w:rPr>
-              <w:fldChar w:fldCharType="begin"/>
-            </w:r>
-            <w:r>
-              <w:rPr>
-                <w:noProof/>
-                <w:webHidden/>
-              </w:rPr>
-              <w:instrText xml:space="preserve"> PAGEREF _Toc224206731 \h </w:instrText>
-            </w:r>
-            <w:r>
-              <w:rPr>
-                <w:noProof/>
-                <w:webHidden/>
-              </w:rPr>
-            </w:r>
-            <w:r>
-              <w:rPr>
-                <w:noProof/>
-                <w:webHidden/>
-              </w:rPr>
-              <w:fldChar w:fldCharType="separate"/>
-            </w:r>
-            <w:r>
-              <w:rPr>
-                <w:noProof/>
-                <w:webHidden/>
-              </w:rPr>
-              <w:t>39</w:t>
-            </w:r>
-            <w:r>
-              <w:rPr>
-                <w:noProof/>
-                <w:webHidden/>
-              </w:rPr>
-              <w:fldChar w:fldCharType="end"/>
-            </w:r>
-          </w:hyperlink>
-        </w:p>
-        <w:p>
-          <w:pPr>
-            <w:pStyle w:val="Verzeichnis3"/>
-            <w:tabs>
-              <w:tab w:val="left" w:pos="1985"/>
-            </w:tabs>
-            <w:rPr>
-              <w:rFonts w:asciiTheme="minorHAnsi" w:eastAsiaTheme="minorEastAsia" w:hAnsiTheme="minorHAnsi"/>
-              <w:noProof/>
-              <w:kern w:val="2"/>
-              <w:sz w:val="24"/>
-              <w:szCs w:val="24"/>
-              <w:lang w:eastAsia="de-CH"/>
-              <w14:ligatures w14:val="standardContextual"/>
-            </w:rPr>
-          </w:pPr>
-          <w:hyperlink w:anchor="_Toc224206732" w:history="1">
-            <w:r>
-              <w:rPr>
-                <w:rStyle w:val="Hyperlink"/>
-                <w:rFonts w:cs="Arial"/>
-                <w:noProof/>
-              </w:rPr>
-              <w:t>2.5.8</w:t>
-            </w:r>
-            <w:r>
-              <w:rPr>
-                <w:rFonts w:asciiTheme="minorHAnsi" w:eastAsiaTheme="minorEastAsia" w:hAnsiTheme="minorHAnsi"/>
-                <w:noProof/>
-                <w:kern w:val="2"/>
-                <w:sz w:val="24"/>
-                <w:szCs w:val="24"/>
-                <w:lang w:eastAsia="de-CH"/>
-                <w14:ligatures w14:val="standardContextual"/>
-              </w:rPr>
-              <w:tab/>
-            </w:r>
-            <w:r>
-              <w:rPr>
-                <w:rStyle w:val="Hyperlink"/>
-                <w:rFonts w:cs="Arial"/>
-                <w:noProof/>
-              </w:rPr>
-              <w:t>Vorbereitungen für den Upload / Live-Schaltung / Implementierung</w:t>
-            </w:r>
-            <w:r>
-              <w:rPr>
-                <w:noProof/>
-                <w:webHidden/>
-              </w:rPr>
-              <w:tab/>
-            </w:r>
-            <w:r>
-              <w:rPr>
-                <w:noProof/>
-                <w:webHidden/>
-              </w:rPr>
-              <w:fldChar w:fldCharType="begin"/>
-            </w:r>
-            <w:r>
-              <w:rPr>
-                <w:noProof/>
-                <w:webHidden/>
-              </w:rPr>
-              <w:instrText xml:space="preserve"> PAGEREF _Toc224206732 \h </w:instrText>
-            </w:r>
-            <w:r>
-              <w:rPr>
-                <w:noProof/>
-                <w:webHidden/>
-              </w:rPr>
-            </w:r>
-            <w:r>
-              <w:rPr>
-                <w:noProof/>
-                <w:webHidden/>
-              </w:rPr>
-              <w:fldChar w:fldCharType="separate"/>
-            </w:r>
-            <w:r>
-              <w:rPr>
-                <w:noProof/>
-                <w:webHidden/>
-              </w:rPr>
-              <w:t>40</w:t>
-            </w:r>
-            <w:r>
-              <w:rPr>
-                <w:noProof/>
-                <w:webHidden/>
-              </w:rPr>
-              <w:fldChar w:fldCharType="end"/>
-            </w:r>
-          </w:hyperlink>
-        </w:p>
-        <w:p>
-          <w:pPr>
-            <w:pStyle w:val="Verzeichnis2"/>
-            <w:tabs>
-              <w:tab w:val="left" w:pos="1134"/>
-            </w:tabs>
-            <w:rPr>
-              <w:rFonts w:asciiTheme="minorHAnsi" w:eastAsiaTheme="minorEastAsia" w:hAnsiTheme="minorHAnsi"/>
-              <w:noProof/>
-              <w:kern w:val="2"/>
-              <w:sz w:val="24"/>
-              <w:szCs w:val="24"/>
-              <w:lang w:eastAsia="de-CH"/>
-              <w14:ligatures w14:val="standardContextual"/>
-            </w:rPr>
-          </w:pPr>
-          <w:hyperlink w:anchor="_Toc224206733" w:history="1">
-            <w:r>
-              <w:rPr>
-                <w:rStyle w:val="Hyperlink"/>
-                <w:rFonts w:cs="Arial"/>
-                <w:noProof/>
-              </w:rPr>
-              <w:t>2.6</w:t>
-            </w:r>
-            <w:r>
-              <w:rPr>
-                <w:rFonts w:asciiTheme="minorHAnsi" w:eastAsiaTheme="minorEastAsia" w:hAnsiTheme="minorHAnsi"/>
-                <w:noProof/>
-                <w:kern w:val="2"/>
-                <w:sz w:val="24"/>
-                <w:szCs w:val="24"/>
-                <w:lang w:eastAsia="de-CH"/>
-                <w14:ligatures w14:val="standardContextual"/>
-              </w:rPr>
-              <w:tab/>
-            </w:r>
-            <w:r>
-              <w:rPr>
-                <w:rStyle w:val="Hyperlink"/>
-                <w:rFonts w:cs="Arial"/>
-                <w:noProof/>
-              </w:rPr>
-              <w:t>Kontrollieren</w:t>
-            </w:r>
-            <w:r>
-              <w:rPr>
-                <w:noProof/>
-                <w:webHidden/>
-              </w:rPr>
-              <w:tab/>
-            </w:r>
-            <w:r>
-              <w:rPr>
-                <w:noProof/>
-                <w:webHidden/>
-              </w:rPr>
-              <w:fldChar w:fldCharType="begin"/>
-            </w:r>
-            <w:r>
-              <w:rPr>
-                <w:noProof/>
-                <w:webHidden/>
-              </w:rPr>
-              <w:instrText xml:space="preserve"> PAGEREF _Toc224206733 \h </w:instrText>
-            </w:r>
-            <w:r>
-              <w:rPr>
-                <w:noProof/>
-                <w:webHidden/>
-              </w:rPr>
-            </w:r>
-            <w:r>
-              <w:rPr>
-                <w:noProof/>
-                <w:webHidden/>
-              </w:rPr>
-              <w:fldChar w:fldCharType="separate"/>
-            </w:r>
-            <w:r>
-              <w:rPr>
-                <w:noProof/>
-                <w:webHidden/>
-              </w:rPr>
-              <w:t>41</w:t>
-            </w:r>
-            <w:r>
-              <w:rPr>
-                <w:noProof/>
-                <w:webHidden/>
-              </w:rPr>
-              <w:fldChar w:fldCharType="end"/>
-            </w:r>
-          </w:hyperlink>
-        </w:p>
-        <w:p>
-          <w:pPr>
-            <w:pStyle w:val="Verzeichnis3"/>
-            <w:tabs>
-              <w:tab w:val="left" w:pos="1985"/>
-            </w:tabs>
-            <w:rPr>
-              <w:rFonts w:asciiTheme="minorHAnsi" w:eastAsiaTheme="minorEastAsia" w:hAnsiTheme="minorHAnsi"/>
-              <w:noProof/>
-              <w:kern w:val="2"/>
-              <w:sz w:val="24"/>
-              <w:szCs w:val="24"/>
-              <w:lang w:eastAsia="de-CH"/>
-              <w14:ligatures w14:val="standardContextual"/>
-            </w:rPr>
-          </w:pPr>
-          <w:hyperlink w:anchor="_Toc224206734" w:history="1">
-            <w:r>
-              <w:rPr>
-                <w:rStyle w:val="Hyperlink"/>
-                <w:rFonts w:cs="Arial"/>
-                <w:noProof/>
-              </w:rPr>
-              <w:t>2.6.1</w:t>
-            </w:r>
-            <w:r>
-              <w:rPr>
-                <w:rFonts w:asciiTheme="minorHAnsi" w:eastAsiaTheme="minorEastAsia" w:hAnsiTheme="minorHAnsi"/>
-                <w:noProof/>
-                <w:kern w:val="2"/>
-                <w:sz w:val="24"/>
-                <w:szCs w:val="24"/>
-                <w:lang w:eastAsia="de-CH"/>
-                <w14:ligatures w14:val="standardContextual"/>
-              </w:rPr>
-              <w:tab/>
-            </w:r>
-            <w:r>
-              <w:rPr>
-                <w:rStyle w:val="Hyperlink"/>
-                <w:rFonts w:cs="Arial"/>
-                <w:noProof/>
-              </w:rPr>
-              <w:t>Beschreibung der Randbedingungen / Testanlage (Umfeld)</w:t>
-            </w:r>
-            <w:r>
-              <w:rPr>
-                <w:noProof/>
-                <w:webHidden/>
-              </w:rPr>
-              <w:tab/>
-            </w:r>
-            <w:r>
-              <w:rPr>
-                <w:noProof/>
-                <w:webHidden/>
-              </w:rPr>
-              <w:fldChar w:fldCharType="begin"/>
-            </w:r>
-            <w:r>
-              <w:rPr>
-                <w:noProof/>
-                <w:webHidden/>
-              </w:rPr>
-              <w:instrText xml:space="preserve"> PAGEREF _Toc224206734 \h </w:instrText>
-            </w:r>
-            <w:r>
-              <w:rPr>
-                <w:noProof/>
-                <w:webHidden/>
-              </w:rPr>
-            </w:r>
-            <w:r>
-              <w:rPr>
-                <w:noProof/>
-                <w:webHidden/>
-              </w:rPr>
-              <w:fldChar w:fldCharType="separate"/>
-            </w:r>
-            <w:r>
-              <w:rPr>
-                <w:noProof/>
-                <w:webHidden/>
-              </w:rPr>
-              <w:t>41</w:t>
-            </w:r>
-            <w:r>
-              <w:rPr>
-                <w:noProof/>
-                <w:webHidden/>
-              </w:rPr>
-              <w:fldChar w:fldCharType="end"/>
-            </w:r>
-          </w:hyperlink>
-        </w:p>
-        <w:p>
-          <w:pPr>
-            <w:pStyle w:val="Verzeichnis3"/>
-            <w:tabs>
-              <w:tab w:val="left" w:pos="1985"/>
-            </w:tabs>
-            <w:rPr>
-              <w:rFonts w:asciiTheme="minorHAnsi" w:eastAsiaTheme="minorEastAsia" w:hAnsiTheme="minorHAnsi"/>
-              <w:noProof/>
-              <w:kern w:val="2"/>
-              <w:sz w:val="24"/>
-              <w:szCs w:val="24"/>
-              <w:lang w:eastAsia="de-CH"/>
-              <w14:ligatures w14:val="standardContextual"/>
-            </w:rPr>
-          </w:pPr>
-          <w:hyperlink w:anchor="_Toc224206735" w:history="1">
-            <w:r>
-              <w:rPr>
-                <w:rStyle w:val="Hyperlink"/>
-                <w:rFonts w:cs="Arial"/>
-                <w:noProof/>
-              </w:rPr>
-              <w:t>2.6.2</w:t>
-            </w:r>
-            <w:r>
-              <w:rPr>
-                <w:rFonts w:asciiTheme="minorHAnsi" w:eastAsiaTheme="minorEastAsia" w:hAnsiTheme="minorHAnsi"/>
-                <w:noProof/>
-                <w:kern w:val="2"/>
-                <w:sz w:val="24"/>
-                <w:szCs w:val="24"/>
-                <w:lang w:eastAsia="de-CH"/>
-                <w14:ligatures w14:val="standardContextual"/>
-              </w:rPr>
-              <w:tab/>
-            </w:r>
-            <w:r>
-              <w:rPr>
-                <w:rStyle w:val="Hyperlink"/>
-                <w:rFonts w:cs="Arial"/>
-                <w:noProof/>
-              </w:rPr>
-              <w:t>Testprotokoll</w:t>
-            </w:r>
-            <w:r>
-              <w:rPr>
-                <w:noProof/>
-                <w:webHidden/>
-              </w:rPr>
-              <w:tab/>
-            </w:r>
-            <w:r>
-              <w:rPr>
-                <w:noProof/>
-                <w:webHidden/>
-              </w:rPr>
-              <w:fldChar w:fldCharType="begin"/>
-            </w:r>
-            <w:r>
-              <w:rPr>
-                <w:noProof/>
-                <w:webHidden/>
-              </w:rPr>
-              <w:instrText xml:space="preserve"> PAGEREF _Toc224206735 \h </w:instrText>
-            </w:r>
-            <w:r>
-              <w:rPr>
-                <w:noProof/>
-                <w:webHidden/>
-              </w:rPr>
-            </w:r>
-            <w:r>
-              <w:rPr>
-                <w:noProof/>
-                <w:webHidden/>
-              </w:rPr>
-              <w:fldChar w:fldCharType="separate"/>
-            </w:r>
-            <w:r>
-              <w:rPr>
-                <w:noProof/>
-                <w:webHidden/>
-              </w:rPr>
-              <w:t>41</w:t>
-            </w:r>
-            <w:r>
-              <w:rPr>
-                <w:noProof/>
-                <w:webHidden/>
-              </w:rPr>
-              <w:fldChar w:fldCharType="end"/>
-            </w:r>
-          </w:hyperlink>
-        </w:p>
-        <w:p>
-          <w:pPr>
-            <w:pStyle w:val="Verzeichnis3"/>
-            <w:tabs>
-              <w:tab w:val="left" w:pos="1985"/>
-            </w:tabs>
-            <w:rPr>
-              <w:rFonts w:asciiTheme="minorHAnsi" w:eastAsiaTheme="minorEastAsia" w:hAnsiTheme="minorHAnsi"/>
-              <w:noProof/>
-              <w:kern w:val="2"/>
-              <w:sz w:val="24"/>
-              <w:szCs w:val="24"/>
-              <w:lang w:eastAsia="de-CH"/>
-              <w14:ligatures w14:val="standardContextual"/>
-            </w:rPr>
-          </w:pPr>
-          <w:hyperlink w:anchor="_Toc224206736" w:history="1">
-            <w:r>
-              <w:rPr>
-                <w:rStyle w:val="Hyperlink"/>
-                <w:rFonts w:cs="Arial"/>
-                <w:noProof/>
-              </w:rPr>
-              <w:t>2.6.3</w:t>
-            </w:r>
-            <w:r>
-              <w:rPr>
-                <w:rFonts w:asciiTheme="minorHAnsi" w:eastAsiaTheme="minorEastAsia" w:hAnsiTheme="minorHAnsi"/>
-                <w:noProof/>
-                <w:kern w:val="2"/>
-                <w:sz w:val="24"/>
-                <w:szCs w:val="24"/>
-                <w:lang w:eastAsia="de-CH"/>
-                <w14:ligatures w14:val="standardContextual"/>
-              </w:rPr>
-              <w:tab/>
-            </w:r>
-            <w:r>
-              <w:rPr>
-                <w:rStyle w:val="Hyperlink"/>
-                <w:rFonts w:cs="Arial"/>
-                <w:noProof/>
-              </w:rPr>
-              <w:t>Bugfixing</w:t>
-            </w:r>
-            <w:r>
-              <w:rPr>
-                <w:noProof/>
-                <w:webHidden/>
-              </w:rPr>
-              <w:tab/>
-            </w:r>
-            <w:r>
-              <w:rPr>
-                <w:noProof/>
-                <w:webHidden/>
-              </w:rPr>
-              <w:fldChar w:fldCharType="begin"/>
-            </w:r>
-            <w:r>
-              <w:rPr>
-                <w:noProof/>
-                <w:webHidden/>
-              </w:rPr>
-              <w:instrText xml:space="preserve"> PAGEREF _Toc224206736 \h </w:instrText>
-            </w:r>
-            <w:r>
-              <w:rPr>
-                <w:noProof/>
-                <w:webHidden/>
-              </w:rPr>
-            </w:r>
-            <w:r>
-              <w:rPr>
-                <w:noProof/>
-                <w:webHidden/>
-              </w:rPr>
-              <w:fldChar w:fldCharType="separate"/>
-            </w:r>
-            <w:r>
-              <w:rPr>
-                <w:noProof/>
-                <w:webHidden/>
-              </w:rPr>
-              <w:t>48</w:t>
-            </w:r>
-            <w:r>
-              <w:rPr>
-                <w:noProof/>
-                <w:webHidden/>
-              </w:rPr>
-              <w:fldChar w:fldCharType="end"/>
-            </w:r>
-          </w:hyperlink>
-        </w:p>
-        <w:p>
-          <w:pPr>
-            <w:pStyle w:val="Verzeichnis2"/>
-            <w:tabs>
-              <w:tab w:val="left" w:pos="1134"/>
-            </w:tabs>
-            <w:rPr>
-              <w:rFonts w:asciiTheme="minorHAnsi" w:eastAsiaTheme="minorEastAsia" w:hAnsiTheme="minorHAnsi"/>
-              <w:noProof/>
-              <w:kern w:val="2"/>
-              <w:sz w:val="24"/>
-              <w:szCs w:val="24"/>
-              <w:lang w:eastAsia="de-CH"/>
-              <w14:ligatures w14:val="standardContextual"/>
-            </w:rPr>
-          </w:pPr>
-          <w:hyperlink w:anchor="_Toc224206737" w:history="1">
-            <w:r>
-              <w:rPr>
-                <w:rStyle w:val="Hyperlink"/>
-                <w:rFonts w:cs="Arial"/>
-                <w:noProof/>
-              </w:rPr>
-              <w:t>2.7</w:t>
-            </w:r>
-            <w:r>
-              <w:rPr>
-                <w:rFonts w:asciiTheme="minorHAnsi" w:eastAsiaTheme="minorEastAsia" w:hAnsiTheme="minorHAnsi"/>
-                <w:noProof/>
-                <w:kern w:val="2"/>
-                <w:sz w:val="24"/>
-                <w:szCs w:val="24"/>
-                <w:lang w:eastAsia="de-CH"/>
-                <w14:ligatures w14:val="standardContextual"/>
-              </w:rPr>
-              <w:tab/>
-            </w:r>
-            <w:r>
-              <w:rPr>
-                <w:rStyle w:val="Hyperlink"/>
-                <w:rFonts w:cs="Arial"/>
-                <w:noProof/>
-              </w:rPr>
-              <w:t>Auswerten</w:t>
-            </w:r>
-            <w:r>
-              <w:rPr>
-                <w:noProof/>
-                <w:webHidden/>
-              </w:rPr>
-              <w:tab/>
-            </w:r>
-            <w:r>
-              <w:rPr>
-                <w:noProof/>
-                <w:webHidden/>
-              </w:rPr>
-              <w:fldChar w:fldCharType="begin"/>
-            </w:r>
-            <w:r>
-              <w:rPr>
-                <w:noProof/>
-                <w:webHidden/>
-              </w:rPr>
-              <w:instrText xml:space="preserve"> PAGEREF _Toc224206737 \h </w:instrText>
-            </w:r>
-            <w:r>
-              <w:rPr>
-                <w:noProof/>
-                <w:webHidden/>
-              </w:rPr>
-            </w:r>
-            <w:r>
-              <w:rPr>
-                <w:noProof/>
-                <w:webHidden/>
-              </w:rPr>
-              <w:fldChar w:fldCharType="separate"/>
-            </w:r>
-            <w:r>
-              <w:rPr>
-                <w:noProof/>
-                <w:webHidden/>
-              </w:rPr>
-              <w:t>49</w:t>
-            </w:r>
-            <w:r>
-              <w:rPr>
-                <w:noProof/>
-                <w:webHidden/>
-              </w:rPr>
-              <w:fldChar w:fldCharType="end"/>
-            </w:r>
-          </w:hyperlink>
-        </w:p>
-        <w:p>
-          <w:pPr>
-            <w:pStyle w:val="Verzeichnis3"/>
-            <w:tabs>
-              <w:tab w:val="left" w:pos="1985"/>
-            </w:tabs>
-            <w:rPr>
-              <w:rFonts w:asciiTheme="minorHAnsi" w:eastAsiaTheme="minorEastAsia" w:hAnsiTheme="minorHAnsi"/>
-              <w:noProof/>
-              <w:kern w:val="2"/>
-              <w:sz w:val="24"/>
-              <w:szCs w:val="24"/>
-              <w:lang w:eastAsia="de-CH"/>
-              <w14:ligatures w14:val="standardContextual"/>
-            </w:rPr>
-          </w:pPr>
-          <w:hyperlink w:anchor="_Toc224206738" w:history="1">
-            <w:r>
-              <w:rPr>
-                <w:rStyle w:val="Hyperlink"/>
-                <w:rFonts w:cs="Arial"/>
-                <w:noProof/>
-              </w:rPr>
-              <w:t>2.7.1</w:t>
-            </w:r>
-            <w:r>
-              <w:rPr>
-                <w:rFonts w:asciiTheme="minorHAnsi" w:eastAsiaTheme="minorEastAsia" w:hAnsiTheme="minorHAnsi"/>
-                <w:noProof/>
-                <w:kern w:val="2"/>
-                <w:sz w:val="24"/>
-                <w:szCs w:val="24"/>
-                <w:lang w:eastAsia="de-CH"/>
-                <w14:ligatures w14:val="standardContextual"/>
-              </w:rPr>
-              <w:tab/>
-            </w:r>
-            <w:r>
-              <w:rPr>
-                <w:rStyle w:val="Hyperlink"/>
-                <w:rFonts w:cs="Arial"/>
-                <w:noProof/>
-              </w:rPr>
-              <w:t>Reflexion der Vorgehensweise</w:t>
-            </w:r>
-            <w:r>
-              <w:rPr>
-                <w:noProof/>
-                <w:webHidden/>
-              </w:rPr>
-              <w:tab/>
-            </w:r>
-            <w:r>
-              <w:rPr>
-                <w:noProof/>
-                <w:webHidden/>
-              </w:rPr>
-              <w:fldChar w:fldCharType="begin"/>
-            </w:r>
-            <w:r>
-              <w:rPr>
-                <w:noProof/>
-                <w:webHidden/>
-              </w:rPr>
-              <w:instrText xml:space="preserve"> PAGEREF _Toc224206738 \h </w:instrText>
-            </w:r>
-            <w:r>
-              <w:rPr>
-                <w:noProof/>
-                <w:webHidden/>
-              </w:rPr>
-            </w:r>
-            <w:r>
-              <w:rPr>
-                <w:noProof/>
-                <w:webHidden/>
-              </w:rPr>
-              <w:fldChar w:fldCharType="separate"/>
-            </w:r>
-            <w:r>
-              <w:rPr>
-                <w:noProof/>
-                <w:webHidden/>
-              </w:rPr>
-              <w:t>49</w:t>
-            </w:r>
-            <w:r>
-              <w:rPr>
-                <w:noProof/>
-                <w:webHidden/>
-              </w:rPr>
-              <w:fldChar w:fldCharType="end"/>
-            </w:r>
-          </w:hyperlink>
-        </w:p>
-        <w:p>
-          <w:pPr>
-            <w:pStyle w:val="Verzeichnis3"/>
-            <w:tabs>
-              <w:tab w:val="left" w:pos="1985"/>
-            </w:tabs>
-            <w:rPr>
-              <w:rFonts w:asciiTheme="minorHAnsi" w:eastAsiaTheme="minorEastAsia" w:hAnsiTheme="minorHAnsi"/>
-              <w:noProof/>
-              <w:kern w:val="2"/>
-              <w:sz w:val="24"/>
-              <w:szCs w:val="24"/>
-              <w:lang w:eastAsia="de-CH"/>
-              <w14:ligatures w14:val="standardContextual"/>
-            </w:rPr>
-          </w:pPr>
-          <w:hyperlink w:anchor="_Toc224206739" w:history="1">
-            <w:r>
-              <w:rPr>
-                <w:rStyle w:val="Hyperlink"/>
-                <w:rFonts w:cs="Arial"/>
-                <w:noProof/>
-              </w:rPr>
-              <w:t>2.7.2</w:t>
-            </w:r>
-            <w:r>
-              <w:rPr>
-                <w:rFonts w:asciiTheme="minorHAnsi" w:eastAsiaTheme="minorEastAsia" w:hAnsiTheme="minorHAnsi"/>
-                <w:noProof/>
-                <w:kern w:val="2"/>
-                <w:sz w:val="24"/>
-                <w:szCs w:val="24"/>
-                <w:lang w:eastAsia="de-CH"/>
-                <w14:ligatures w14:val="standardContextual"/>
-              </w:rPr>
-              <w:tab/>
-            </w:r>
-            <w:r>
-              <w:rPr>
-                <w:rStyle w:val="Hyperlink"/>
-                <w:rFonts w:cs="Arial"/>
-                <w:noProof/>
-              </w:rPr>
-              <w:t>Bewertung des Produktes</w:t>
-            </w:r>
-            <w:r>
-              <w:rPr>
-                <w:noProof/>
-                <w:webHidden/>
-              </w:rPr>
-              <w:tab/>
-            </w:r>
-            <w:r>
-              <w:rPr>
-                <w:noProof/>
-                <w:webHidden/>
-              </w:rPr>
-              <w:fldChar w:fldCharType="begin"/>
-            </w:r>
-            <w:r>
-              <w:rPr>
-                <w:noProof/>
-                <w:webHidden/>
-              </w:rPr>
-              <w:instrText xml:space="preserve"> PAGEREF _Toc224206739 \h </w:instrText>
-            </w:r>
-            <w:r>
-              <w:rPr>
-                <w:noProof/>
-                <w:webHidden/>
-              </w:rPr>
-            </w:r>
-            <w:r>
-              <w:rPr>
-                <w:noProof/>
-                <w:webHidden/>
-              </w:rPr>
-              <w:fldChar w:fldCharType="separate"/>
-            </w:r>
-            <w:r>
-              <w:rPr>
-                <w:noProof/>
-                <w:webHidden/>
-              </w:rPr>
-              <w:t>49</w:t>
-            </w:r>
-            <w:r>
-              <w:rPr>
-                <w:noProof/>
-                <w:webHidden/>
-              </w:rPr>
-              <w:fldChar w:fldCharType="end"/>
-            </w:r>
-          </w:hyperlink>
-        </w:p>
-        <w:p>
-          <w:pPr>
-            <w:pStyle w:val="Verzeichnis3"/>
-            <w:tabs>
-              <w:tab w:val="left" w:pos="1985"/>
-            </w:tabs>
-            <w:rPr>
-              <w:rFonts w:asciiTheme="minorHAnsi" w:eastAsiaTheme="minorEastAsia" w:hAnsiTheme="minorHAnsi"/>
-              <w:noProof/>
-              <w:kern w:val="2"/>
-              <w:sz w:val="24"/>
-              <w:szCs w:val="24"/>
-              <w:lang w:eastAsia="de-CH"/>
-              <w14:ligatures w14:val="standardContextual"/>
-            </w:rPr>
-          </w:pPr>
-          <w:hyperlink w:anchor="_Toc224206740" w:history="1">
-            <w:r>
-              <w:rPr>
-                <w:rStyle w:val="Hyperlink"/>
-                <w:rFonts w:cs="Arial"/>
-                <w:noProof/>
-              </w:rPr>
-              <w:t>2.7.3</w:t>
-            </w:r>
-            <w:r>
-              <w:rPr>
-                <w:rFonts w:asciiTheme="minorHAnsi" w:eastAsiaTheme="minorEastAsia" w:hAnsiTheme="minorHAnsi"/>
-                <w:noProof/>
-                <w:kern w:val="2"/>
-                <w:sz w:val="24"/>
-                <w:szCs w:val="24"/>
-                <w:lang w:eastAsia="de-CH"/>
-                <w14:ligatures w14:val="standardContextual"/>
-              </w:rPr>
-              <w:tab/>
-            </w:r>
-            <w:r>
-              <w:rPr>
-                <w:rStyle w:val="Hyperlink"/>
-                <w:rFonts w:cs="Arial"/>
-                <w:noProof/>
-              </w:rPr>
-              <w:t>Abweichungen zum Zeitplan</w:t>
-            </w:r>
-            <w:r>
-              <w:rPr>
-                <w:noProof/>
-                <w:webHidden/>
-              </w:rPr>
-              <w:tab/>
-            </w:r>
-            <w:r>
-              <w:rPr>
-                <w:noProof/>
-                <w:webHidden/>
-              </w:rPr>
-              <w:fldChar w:fldCharType="begin"/>
-            </w:r>
-            <w:r>
-              <w:rPr>
-                <w:noProof/>
-                <w:webHidden/>
-              </w:rPr>
-              <w:instrText xml:space="preserve"> PAGEREF _Toc224206740 \h </w:instrText>
-            </w:r>
-            <w:r>
-              <w:rPr>
-                <w:noProof/>
-                <w:webHidden/>
-              </w:rPr>
-            </w:r>
-            <w:r>
-              <w:rPr>
-                <w:noProof/>
-                <w:webHidden/>
-              </w:rPr>
-              <w:fldChar w:fldCharType="separate"/>
-            </w:r>
-            <w:r>
-              <w:rPr>
-                <w:noProof/>
-                <w:webHidden/>
-              </w:rPr>
-              <w:t>49</w:t>
-            </w:r>
-            <w:r>
-              <w:rPr>
-                <w:noProof/>
-                <w:webHidden/>
-              </w:rPr>
-              <w:fldChar w:fldCharType="end"/>
-            </w:r>
-          </w:hyperlink>
-        </w:p>
-        <w:p>
-          <w:pPr>
-            <w:pStyle w:val="Verzeichnis3"/>
-            <w:tabs>
-              <w:tab w:val="left" w:pos="1985"/>
-            </w:tabs>
-            <w:rPr>
-              <w:rFonts w:asciiTheme="minorHAnsi" w:eastAsiaTheme="minorEastAsia" w:hAnsiTheme="minorHAnsi"/>
-              <w:noProof/>
-              <w:kern w:val="2"/>
-              <w:sz w:val="24"/>
-              <w:szCs w:val="24"/>
-              <w:lang w:eastAsia="de-CH"/>
-              <w14:ligatures w14:val="standardContextual"/>
-            </w:rPr>
-          </w:pPr>
-          <w:hyperlink w:anchor="_Toc224206741" w:history="1">
-            <w:r>
-              <w:rPr>
-                <w:rStyle w:val="Hyperlink"/>
-                <w:rFonts w:cs="Arial"/>
-                <w:noProof/>
-              </w:rPr>
-              <w:t>2.7.4</w:t>
-            </w:r>
-            <w:r>
-              <w:rPr>
-                <w:rFonts w:asciiTheme="minorHAnsi" w:eastAsiaTheme="minorEastAsia" w:hAnsiTheme="minorHAnsi"/>
-                <w:noProof/>
-                <w:kern w:val="2"/>
-                <w:sz w:val="24"/>
-                <w:szCs w:val="24"/>
-                <w:lang w:eastAsia="de-CH"/>
-                <w14:ligatures w14:val="standardContextual"/>
-              </w:rPr>
-              <w:tab/>
-            </w:r>
-            <w:r>
-              <w:rPr>
-                <w:rStyle w:val="Hyperlink"/>
-                <w:rFonts w:cs="Arial"/>
-                <w:noProof/>
-              </w:rPr>
-              <w:t>Persönliches Schlusswort und Bilanz</w:t>
-            </w:r>
-            <w:r>
-              <w:rPr>
-                <w:noProof/>
-                <w:webHidden/>
-              </w:rPr>
-              <w:tab/>
-            </w:r>
-            <w:r>
-              <w:rPr>
-                <w:noProof/>
-                <w:webHidden/>
-              </w:rPr>
-              <w:fldChar w:fldCharType="begin"/>
-            </w:r>
-            <w:r>
-              <w:rPr>
-                <w:noProof/>
-                <w:webHidden/>
-              </w:rPr>
-              <w:instrText xml:space="preserve"> PAGEREF _Toc224206741 \h </w:instrText>
-            </w:r>
-            <w:r>
-              <w:rPr>
-                <w:noProof/>
-                <w:webHidden/>
-              </w:rPr>
-            </w:r>
-            <w:r>
-              <w:rPr>
-                <w:noProof/>
-                <w:webHidden/>
-              </w:rPr>
-              <w:fldChar w:fldCharType="separate"/>
-            </w:r>
-            <w:r>
-              <w:rPr>
-                <w:noProof/>
-                <w:webHidden/>
-              </w:rPr>
-              <w:t>49</w:t>
-            </w:r>
-            <w:r>
-              <w:rPr>
-                <w:noProof/>
-                <w:webHidden/>
-              </w:rPr>
-              <w:fldChar w:fldCharType="end"/>
-            </w:r>
-          </w:hyperlink>
-        </w:p>
-        <w:p>
-          <w:pPr>
-            <w:pStyle w:val="Verzeichnis2"/>
-            <w:tabs>
-              <w:tab w:val="left" w:pos="1134"/>
-            </w:tabs>
-            <w:rPr>
-              <w:rFonts w:asciiTheme="minorHAnsi" w:eastAsiaTheme="minorEastAsia" w:hAnsiTheme="minorHAnsi"/>
-              <w:noProof/>
-              <w:kern w:val="2"/>
-              <w:sz w:val="24"/>
-              <w:szCs w:val="24"/>
-              <w:lang w:eastAsia="de-CH"/>
-              <w14:ligatures w14:val="standardContextual"/>
-            </w:rPr>
-          </w:pPr>
-          <w:hyperlink w:anchor="_Toc224206742" w:history="1">
-            <w:r>
-              <w:rPr>
-                <w:rStyle w:val="Hyperlink"/>
-                <w:rFonts w:cs="Arial"/>
-                <w:noProof/>
-              </w:rPr>
-              <w:t>2.8</w:t>
-            </w:r>
-            <w:r>
-              <w:rPr>
-                <w:rFonts w:asciiTheme="minorHAnsi" w:eastAsiaTheme="minorEastAsia" w:hAnsiTheme="minorHAnsi"/>
-                <w:noProof/>
-                <w:kern w:val="2"/>
-                <w:sz w:val="24"/>
-                <w:szCs w:val="24"/>
-                <w:lang w:eastAsia="de-CH"/>
-                <w14:ligatures w14:val="standardContextual"/>
-              </w:rPr>
-              <w:tab/>
-            </w:r>
-            <w:r>
-              <w:rPr>
-                <w:rStyle w:val="Hyperlink"/>
-                <w:rFonts w:cs="Arial"/>
-                <w:noProof/>
-              </w:rPr>
-              <w:t>Glossar</w:t>
-            </w:r>
-            <w:r>
-              <w:rPr>
-                <w:noProof/>
-                <w:webHidden/>
-              </w:rPr>
-              <w:tab/>
-            </w:r>
-            <w:r>
-              <w:rPr>
-                <w:noProof/>
-                <w:webHidden/>
-              </w:rPr>
-              <w:fldChar w:fldCharType="begin"/>
-            </w:r>
-            <w:r>
-              <w:rPr>
-                <w:noProof/>
-                <w:webHidden/>
-              </w:rPr>
-              <w:instrText xml:space="preserve"> PAGEREF _Toc224206742 \h </w:instrText>
-            </w:r>
-            <w:r>
-              <w:rPr>
-                <w:noProof/>
-                <w:webHidden/>
-              </w:rPr>
-            </w:r>
-            <w:r>
-              <w:rPr>
-                <w:noProof/>
-                <w:webHidden/>
-              </w:rPr>
-              <w:fldChar w:fldCharType="separate"/>
-            </w:r>
-            <w:r>
-              <w:rPr>
-                <w:noProof/>
-                <w:webHidden/>
-              </w:rPr>
-              <w:t>50</w:t>
-            </w:r>
-            <w:r>
-              <w:rPr>
-                <w:noProof/>
-                <w:webHidden/>
-              </w:rPr>
-              <w:fldChar w:fldCharType="end"/>
-            </w:r>
-          </w:hyperlink>
-        </w:p>
-        <w:p>
-          <w:pPr>
-            <w:pStyle w:val="Verzeichnis2"/>
-            <w:tabs>
-              <w:tab w:val="left" w:pos="1134"/>
-            </w:tabs>
-            <w:rPr>
-              <w:rFonts w:asciiTheme="minorHAnsi" w:eastAsiaTheme="minorEastAsia" w:hAnsiTheme="minorHAnsi"/>
-              <w:noProof/>
-              <w:kern w:val="2"/>
-              <w:sz w:val="24"/>
-              <w:szCs w:val="24"/>
-              <w:lang w:eastAsia="de-CH"/>
-              <w14:ligatures w14:val="standardContextual"/>
-            </w:rPr>
-          </w:pPr>
-          <w:hyperlink w:anchor="_Toc224206743" w:history="1">
-            <w:r>
-              <w:rPr>
-                <w:rStyle w:val="Hyperlink"/>
-                <w:rFonts w:cs="Arial"/>
-                <w:noProof/>
-              </w:rPr>
-              <w:t>2.9</w:t>
-            </w:r>
-            <w:r>
-              <w:rPr>
-                <w:rFonts w:asciiTheme="minorHAnsi" w:eastAsiaTheme="minorEastAsia" w:hAnsiTheme="minorHAnsi"/>
-                <w:noProof/>
-                <w:kern w:val="2"/>
-                <w:sz w:val="24"/>
-                <w:szCs w:val="24"/>
-                <w:lang w:eastAsia="de-CH"/>
-                <w14:ligatures w14:val="standardContextual"/>
-              </w:rPr>
-              <w:tab/>
-            </w:r>
-            <w:r>
-              <w:rPr>
-                <w:rStyle w:val="Hyperlink"/>
-                <w:rFonts w:cs="Arial"/>
-                <w:noProof/>
-              </w:rPr>
-              <w:t>Quellenverzeichnis</w:t>
-            </w:r>
-            <w:r>
-              <w:rPr>
-                <w:noProof/>
-                <w:webHidden/>
-              </w:rPr>
-              <w:tab/>
-            </w:r>
-            <w:r>
-              <w:rPr>
-                <w:noProof/>
-                <w:webHidden/>
-              </w:rPr>
-              <w:fldChar w:fldCharType="begin"/>
-            </w:r>
-            <w:r>
-              <w:rPr>
-                <w:noProof/>
-                <w:webHidden/>
-              </w:rPr>
-              <w:instrText xml:space="preserve"> PAGEREF _Toc224206743 \h </w:instrText>
-            </w:r>
-            <w:r>
-              <w:rPr>
-                <w:noProof/>
-                <w:webHidden/>
-              </w:rPr>
-            </w:r>
-            <w:r>
-              <w:rPr>
-                <w:noProof/>
-                <w:webHidden/>
-              </w:rPr>
-              <w:fldChar w:fldCharType="separate"/>
-            </w:r>
-            <w:r>
-              <w:rPr>
-                <w:noProof/>
-                <w:webHidden/>
-              </w:rPr>
-              <w:t>51</w:t>
-            </w:r>
-            <w:r>
-              <w:rPr>
-                <w:noProof/>
-                <w:webHidden/>
-              </w:rPr>
-              <w:fldChar w:fldCharType="end"/>
-            </w:r>
-          </w:hyperlink>
-        </w:p>
-        <w:p>
-          <w:pPr>
-            <w:pStyle w:val="Verzeichnis1"/>
-            <w:rPr>
-              <w:rFonts w:asciiTheme="minorHAnsi" w:eastAsiaTheme="minorEastAsia" w:hAnsiTheme="minorHAnsi"/>
-              <w:noProof/>
-              <w:kern w:val="2"/>
-              <w:sz w:val="24"/>
-              <w:szCs w:val="24"/>
-              <w:lang w:eastAsia="de-CH"/>
-              <w14:ligatures w14:val="standardContextual"/>
-            </w:rPr>
-          </w:pPr>
-          <w:hyperlink w:anchor="_Toc224206744" w:history="1">
-            <w:r>
-              <w:rPr>
-                <w:rStyle w:val="Hyperlink"/>
-                <w:rFonts w:cs="Arial"/>
-                <w:noProof/>
-              </w:rPr>
-              <w:t>3.</w:t>
-            </w:r>
-            <w:r>
-              <w:rPr>
-                <w:rFonts w:asciiTheme="minorHAnsi" w:eastAsiaTheme="minorEastAsia" w:hAnsiTheme="minorHAnsi"/>
-                <w:noProof/>
-                <w:kern w:val="2"/>
-                <w:sz w:val="24"/>
-                <w:szCs w:val="24"/>
-                <w:lang w:eastAsia="de-CH"/>
-                <w14:ligatures w14:val="standardContextual"/>
-              </w:rPr>
-              <w:tab/>
-            </w:r>
-            <w:r>
-              <w:rPr>
-                <w:rStyle w:val="Hyperlink"/>
-                <w:rFonts w:cs="Arial"/>
-                <w:noProof/>
-              </w:rPr>
-              <w:t>Anhang</w:t>
-            </w:r>
-            <w:r>
-              <w:rPr>
-                <w:noProof/>
-                <w:webHidden/>
-              </w:rPr>
-              <w:tab/>
-            </w:r>
-            <w:r>
-              <w:rPr>
-                <w:noProof/>
-                <w:webHidden/>
-              </w:rPr>
-              <w:fldChar w:fldCharType="begin"/>
-            </w:r>
-            <w:r>
-              <w:rPr>
-                <w:noProof/>
-                <w:webHidden/>
-              </w:rPr>
-              <w:instrText xml:space="preserve"> PAGEREF _Toc224206744 \h </w:instrText>
-            </w:r>
-            <w:r>
-              <w:rPr>
-                <w:noProof/>
-                <w:webHidden/>
-              </w:rPr>
-            </w:r>
-            <w:r>
-              <w:rPr>
-                <w:noProof/>
-                <w:webHidden/>
-              </w:rPr>
-              <w:fldChar w:fldCharType="separate"/>
-            </w:r>
-            <w:r>
-              <w:rPr>
-                <w:noProof/>
-                <w:webHidden/>
-              </w:rPr>
-              <w:t>52</w:t>
-            </w:r>
-            <w:r>
-              <w:rPr>
-                <w:noProof/>
-                <w:webHidden/>
-              </w:rPr>
-              <w:fldChar w:fldCharType="end"/>
-            </w:r>
-          </w:hyperlink>
-        </w:p>
-        <w:p>
-          <w:pPr>
-            <w:pStyle w:val="Verzeichnis2"/>
-            <w:tabs>
-              <w:tab w:val="left" w:pos="1134"/>
-            </w:tabs>
-            <w:rPr>
-              <w:rFonts w:asciiTheme="minorHAnsi" w:eastAsiaTheme="minorEastAsia" w:hAnsiTheme="minorHAnsi"/>
-              <w:noProof/>
-              <w:kern w:val="2"/>
-              <w:sz w:val="24"/>
-              <w:szCs w:val="24"/>
-              <w:lang w:eastAsia="de-CH"/>
-              <w14:ligatures w14:val="standardContextual"/>
-            </w:rPr>
-          </w:pPr>
-          <w:hyperlink w:anchor="_Toc224206745" w:history="1">
-            <w:r>
-              <w:rPr>
-                <w:rStyle w:val="Hyperlink"/>
-                <w:rFonts w:cs="Arial"/>
-                <w:noProof/>
-              </w:rPr>
-              <w:t>3.1</w:t>
-            </w:r>
-            <w:r>
-              <w:rPr>
-                <w:rFonts w:asciiTheme="minorHAnsi" w:eastAsiaTheme="minorEastAsia" w:hAnsiTheme="minorHAnsi"/>
-                <w:noProof/>
-                <w:kern w:val="2"/>
-                <w:sz w:val="24"/>
-                <w:szCs w:val="24"/>
-                <w:lang w:eastAsia="de-CH"/>
-                <w14:ligatures w14:val="standardContextual"/>
-              </w:rPr>
-              <w:tab/>
-            </w:r>
-            <w:r>
-              <w:rPr>
-                <w:rStyle w:val="Hyperlink"/>
-                <w:rFonts w:cs="Arial"/>
-                <w:noProof/>
-              </w:rPr>
-              <w:t>Git-Commit-History</w:t>
-            </w:r>
-            <w:r>
-              <w:rPr>
-                <w:noProof/>
-                <w:webHidden/>
-              </w:rPr>
-              <w:tab/>
-            </w:r>
-            <w:r>
-              <w:rPr>
-                <w:noProof/>
-                <w:webHidden/>
-              </w:rPr>
-              <w:fldChar w:fldCharType="begin"/>
-            </w:r>
-            <w:r>
-              <w:rPr>
-                <w:noProof/>
-                <w:webHidden/>
-              </w:rPr>
-              <w:instrText xml:space="preserve"> PAGEREF _Toc224206745 \h </w:instrText>
-            </w:r>
-            <w:r>
-              <w:rPr>
-                <w:noProof/>
-                <w:webHidden/>
-              </w:rPr>
-            </w:r>
-            <w:r>
-              <w:rPr>
-                <w:noProof/>
-                <w:webHidden/>
-              </w:rPr>
-              <w:fldChar w:fldCharType="separate"/>
-            </w:r>
-            <w:r>
-              <w:rPr>
-                <w:noProof/>
-                <w:webHidden/>
-              </w:rPr>
-              <w:t>52</w:t>
-            </w:r>
-            <w:r>
-              <w:rPr>
-                <w:noProof/>
-                <w:webHidden/>
-              </w:rPr>
-              <w:fldChar w:fldCharType="end"/>
-            </w:r>
-          </w:hyperlink>
-        </w:p>
-        <w:p>
-          <w:pPr>
-            <w:pStyle w:val="Verzeichnis2"/>
-            <w:tabs>
-              <w:tab w:val="left" w:pos="1134"/>
-            </w:tabs>
-            <w:rPr>
-              <w:rFonts w:asciiTheme="minorHAnsi" w:eastAsiaTheme="minorEastAsia" w:hAnsiTheme="minorHAnsi"/>
-              <w:noProof/>
-              <w:kern w:val="2"/>
-              <w:sz w:val="24"/>
-              <w:szCs w:val="24"/>
-              <w:lang w:eastAsia="de-CH"/>
-              <w14:ligatures w14:val="standardContextual"/>
-            </w:rPr>
-          </w:pPr>
-          <w:hyperlink w:anchor="_Toc224206746" w:history="1">
-            <w:r>
-              <w:rPr>
-                <w:rStyle w:val="Hyperlink"/>
-                <w:rFonts w:cs="Arial"/>
-                <w:noProof/>
-              </w:rPr>
-              <w:t>3.2</w:t>
-            </w:r>
-            <w:r>
-              <w:rPr>
-                <w:rFonts w:asciiTheme="minorHAnsi" w:eastAsiaTheme="minorEastAsia" w:hAnsiTheme="minorHAnsi"/>
-                <w:noProof/>
-                <w:kern w:val="2"/>
-                <w:sz w:val="24"/>
-                <w:szCs w:val="24"/>
-                <w:lang w:eastAsia="de-CH"/>
-                <w14:ligatures w14:val="standardContextual"/>
-              </w:rPr>
-              <w:tab/>
-            </w:r>
-            <w:r>
-              <w:rPr>
-                <w:rStyle w:val="Hyperlink"/>
-                <w:rFonts w:cs="Arial"/>
-                <w:noProof/>
-              </w:rPr>
-              <w:t>Projektjournal</w:t>
-            </w:r>
-            <w:r>
-              <w:rPr>
-                <w:noProof/>
-                <w:webHidden/>
-              </w:rPr>
-              <w:tab/>
-            </w:r>
-            <w:r>
-              <w:rPr>
-                <w:noProof/>
-                <w:webHidden/>
-              </w:rPr>
-              <w:fldChar w:fldCharType="begin"/>
-            </w:r>
-            <w:r>
-              <w:rPr>
-                <w:noProof/>
-                <w:webHidden/>
-              </w:rPr>
-              <w:instrText xml:space="preserve"> PAGEREF _Toc224206746 \h </w:instrText>
-            </w:r>
-            <w:r>
-              <w:rPr>
-                <w:noProof/>
-                <w:webHidden/>
-              </w:rPr>
-            </w:r>
-            <w:r>
-              <w:rPr>
-                <w:noProof/>
-                <w:webHidden/>
-              </w:rPr>
-              <w:fldChar w:fldCharType="separate"/>
-            </w:r>
-            <w:r>
-              <w:rPr>
-                <w:noProof/>
-                <w:webHidden/>
-              </w:rPr>
-              <w:t>53</w:t>
-            </w:r>
-            <w:r>
-              <w:rPr>
-                <w:noProof/>
-                <w:webHidden/>
-              </w:rPr>
-              <w:fldChar w:fldCharType="end"/>
-            </w:r>
-          </w:hyperlink>
-        </w:p>
-        <w:p>
-          <w:pPr>
-            <w:pStyle w:val="Verzeichnis2"/>
-            <w:tabs>
-              <w:tab w:val="left" w:pos="1134"/>
-            </w:tabs>
-            <w:rPr>
-              <w:rFonts w:asciiTheme="minorHAnsi" w:eastAsiaTheme="minorEastAsia" w:hAnsiTheme="minorHAnsi"/>
-              <w:noProof/>
-              <w:kern w:val="2"/>
-              <w:sz w:val="24"/>
-              <w:szCs w:val="24"/>
-              <w:lang w:eastAsia="de-CH"/>
-              <w14:ligatures w14:val="standardContextual"/>
-            </w:rPr>
-          </w:pPr>
-          <w:hyperlink w:anchor="_Toc224206747" w:history="1">
-            <w:r>
-              <w:rPr>
-                <w:rStyle w:val="Hyperlink"/>
-                <w:rFonts w:cs="Arial"/>
-                <w:noProof/>
-              </w:rPr>
-              <w:t>3.3</w:t>
-            </w:r>
-            <w:r>
-              <w:rPr>
-                <w:rFonts w:asciiTheme="minorHAnsi" w:eastAsiaTheme="minorEastAsia" w:hAnsiTheme="minorHAnsi"/>
-                <w:noProof/>
-                <w:kern w:val="2"/>
-                <w:sz w:val="24"/>
-                <w:szCs w:val="24"/>
-                <w:lang w:eastAsia="de-CH"/>
-                <w14:ligatures w14:val="standardContextual"/>
-              </w:rPr>
-              <w:tab/>
-            </w:r>
-            <w:r>
-              <w:rPr>
-                <w:rStyle w:val="Hyperlink"/>
-                <w:rFonts w:cs="Arial"/>
-                <w:noProof/>
-              </w:rPr>
-              <w:t>Erster Expertenbesuch</w:t>
-            </w:r>
-            <w:r>
-              <w:rPr>
-                <w:noProof/>
-                <w:webHidden/>
-              </w:rPr>
-              <w:tab/>
-            </w:r>
-            <w:r>
-              <w:rPr>
-                <w:noProof/>
-                <w:webHidden/>
-              </w:rPr>
-              <w:fldChar w:fldCharType="begin"/>
-            </w:r>
-            <w:r>
-              <w:rPr>
-                <w:noProof/>
-                <w:webHidden/>
-              </w:rPr>
-              <w:instrText xml:space="preserve"> PAGEREF _Toc224206747 \h </w:instrText>
-            </w:r>
-            <w:r>
-              <w:rPr>
-                <w:noProof/>
-                <w:webHidden/>
-              </w:rPr>
-            </w:r>
-            <w:r>
-              <w:rPr>
-                <w:noProof/>
-                <w:webHidden/>
-              </w:rPr>
-              <w:fldChar w:fldCharType="separate"/>
-            </w:r>
-            <w:r>
-              <w:rPr>
-                <w:noProof/>
-                <w:webHidden/>
-              </w:rPr>
-              <w:t>54</w:t>
-            </w:r>
-            <w:r>
-              <w:rPr>
-                <w:noProof/>
-                <w:webHidden/>
-              </w:rPr>
-              <w:fldChar w:fldCharType="end"/>
-            </w:r>
-          </w:hyperlink>
-        </w:p>
-        <w:p>
-          <w:pPr>
-            <w:pStyle w:val="Verzeichnis2"/>
-            <w:tabs>
-              <w:tab w:val="left" w:pos="1134"/>
-            </w:tabs>
-            <w:rPr>
-              <w:rFonts w:asciiTheme="minorHAnsi" w:eastAsiaTheme="minorEastAsia" w:hAnsiTheme="minorHAnsi"/>
-              <w:noProof/>
-              <w:kern w:val="2"/>
-              <w:sz w:val="24"/>
-              <w:szCs w:val="24"/>
-              <w:lang w:eastAsia="de-CH"/>
-              <w14:ligatures w14:val="standardContextual"/>
-            </w:rPr>
-          </w:pPr>
-          <w:hyperlink w:anchor="_Toc224206748" w:history="1">
-            <w:r>
-              <w:rPr>
-                <w:rStyle w:val="Hyperlink"/>
-                <w:rFonts w:cs="Arial"/>
-                <w:noProof/>
-              </w:rPr>
-              <w:t>3.4</w:t>
-            </w:r>
-            <w:r>
-              <w:rPr>
-                <w:rFonts w:asciiTheme="minorHAnsi" w:eastAsiaTheme="minorEastAsia" w:hAnsiTheme="minorHAnsi"/>
-                <w:noProof/>
-                <w:kern w:val="2"/>
-                <w:sz w:val="24"/>
-                <w:szCs w:val="24"/>
-                <w:lang w:eastAsia="de-CH"/>
-                <w14:ligatures w14:val="standardContextual"/>
-              </w:rPr>
-              <w:tab/>
-            </w:r>
-            <w:r>
-              <w:rPr>
-                <w:rStyle w:val="Hyperlink"/>
-                <w:rFonts w:cs="Arial"/>
-                <w:noProof/>
-              </w:rPr>
-              <w:t>Zweiter Expertenbesuch</w:t>
-            </w:r>
-            <w:r>
-              <w:rPr>
-                <w:noProof/>
-                <w:webHidden/>
-              </w:rPr>
-              <w:tab/>
-            </w:r>
-            <w:r>
-              <w:rPr>
-                <w:noProof/>
-                <w:webHidden/>
-              </w:rPr>
-              <w:fldChar w:fldCharType="begin"/>
-            </w:r>
-            <w:r>
-              <w:rPr>
-                <w:noProof/>
-                <w:webHidden/>
-              </w:rPr>
-              <w:instrText xml:space="preserve"> PAGEREF _Toc224206748 \h </w:instrText>
-            </w:r>
-            <w:r>
-              <w:rPr>
-                <w:noProof/>
-                <w:webHidden/>
-              </w:rPr>
-            </w:r>
-            <w:r>
-              <w:rPr>
-                <w:noProof/>
-                <w:webHidden/>
-              </w:rPr>
-              <w:fldChar w:fldCharType="separate"/>
-            </w:r>
-            <w:r>
-              <w:rPr>
-                <w:noProof/>
-                <w:webHidden/>
-              </w:rPr>
-              <w:t>55</w:t>
-            </w:r>
-            <w:r>
-              <w:rPr>
-                <w:noProof/>
-                <w:webHidden/>
-              </w:rPr>
-              <w:fldChar w:fldCharType="end"/>
-            </w:r>
-          </w:hyperlink>
-        </w:p>
-        <w:p>
-          <w:pPr>
-            <w:pStyle w:val="Verzeichnis2"/>
-            <w:tabs>
-              <w:tab w:val="left" w:pos="1134"/>
-            </w:tabs>
-            <w:rPr>
-              <w:rFonts w:asciiTheme="minorHAnsi" w:eastAsiaTheme="minorEastAsia" w:hAnsiTheme="minorHAnsi"/>
-              <w:noProof/>
-              <w:kern w:val="2"/>
-              <w:sz w:val="24"/>
-              <w:szCs w:val="24"/>
-              <w:lang w:eastAsia="de-CH"/>
-              <w14:ligatures w14:val="standardContextual"/>
-            </w:rPr>
-          </w:pPr>
-          <w:hyperlink w:anchor="_Toc224206749" w:history="1">
-            <w:r>
-              <w:rPr>
-                <w:rStyle w:val="Hyperlink"/>
-                <w:rFonts w:cs="Arial"/>
-                <w:noProof/>
-              </w:rPr>
-              <w:t>3.5</w:t>
-            </w:r>
-            <w:r>
-              <w:rPr>
-                <w:rFonts w:asciiTheme="minorHAnsi" w:eastAsiaTheme="minorEastAsia" w:hAnsiTheme="minorHAnsi"/>
-                <w:noProof/>
-                <w:kern w:val="2"/>
-                <w:sz w:val="24"/>
-                <w:szCs w:val="24"/>
-                <w:lang w:eastAsia="de-CH"/>
-                <w14:ligatures w14:val="standardContextual"/>
-              </w:rPr>
-              <w:tab/>
-            </w:r>
-            <w:r>
-              <w:rPr>
-                <w:rStyle w:val="Hyperlink"/>
-                <w:rFonts w:cs="Arial"/>
-                <w:noProof/>
-              </w:rPr>
-              <w:t>Code</w:t>
-            </w:r>
-            <w:r>
-              <w:rPr>
-                <w:noProof/>
-                <w:webHidden/>
-              </w:rPr>
-              <w:tab/>
-            </w:r>
-            <w:r>
-              <w:rPr>
-                <w:noProof/>
-                <w:webHidden/>
-              </w:rPr>
-              <w:fldChar w:fldCharType="begin"/>
-            </w:r>
-            <w:r>
-              <w:rPr>
-                <w:noProof/>
-                <w:webHidden/>
-              </w:rPr>
-              <w:instrText xml:space="preserve"> PAGEREF _Toc224206749 \h </w:instrText>
-            </w:r>
-            <w:r>
-              <w:rPr>
-                <w:noProof/>
-                <w:webHidden/>
-              </w:rPr>
-            </w:r>
-            <w:r>
-              <w:rPr>
-                <w:noProof/>
-                <w:webHidden/>
-              </w:rPr>
-              <w:fldChar w:fldCharType="separate"/>
-            </w:r>
-            <w:r>
-              <w:rPr>
-                <w:noProof/>
-                <w:webHidden/>
-              </w:rPr>
-              <w:t>56</w:t>
-            </w:r>
-            <w:r>
-              <w:rPr>
-                <w:noProof/>
-                <w:webHidden/>
-              </w:rPr>
-              <w:fldChar w:fldCharType="end"/>
-            </w:r>
-          </w:hyperlink>
-        </w:p>
-        <w:p>
-          <w:pPr>
-            <w:pStyle w:val="Verzeichnis3"/>
-            <w:tabs>
-              <w:tab w:val="left" w:pos="1985"/>
-            </w:tabs>
-            <w:rPr>
-              <w:rFonts w:asciiTheme="minorHAnsi" w:eastAsiaTheme="minorEastAsia" w:hAnsiTheme="minorHAnsi"/>
-              <w:noProof/>
-              <w:kern w:val="2"/>
-              <w:sz w:val="24"/>
-              <w:szCs w:val="24"/>
-              <w:lang w:eastAsia="de-CH"/>
-              <w14:ligatures w14:val="standardContextual"/>
-            </w:rPr>
-          </w:pPr>
-          <w:hyperlink w:anchor="_Toc224206750" w:history="1">
-            <w:r>
-              <w:rPr>
-                <w:rStyle w:val="Hyperlink"/>
-                <w:rFonts w:cs="Arial"/>
-                <w:noProof/>
-              </w:rPr>
-              <w:t>3.5.1</w:t>
-            </w:r>
-            <w:r>
-              <w:rPr>
-                <w:rFonts w:asciiTheme="minorHAnsi" w:eastAsiaTheme="minorEastAsia" w:hAnsiTheme="minorHAnsi"/>
-                <w:noProof/>
-                <w:kern w:val="2"/>
-                <w:sz w:val="24"/>
-                <w:szCs w:val="24"/>
-                <w:lang w:eastAsia="de-CH"/>
-                <w14:ligatures w14:val="standardContextual"/>
-              </w:rPr>
-              <w:tab/>
-            </w:r>
-            <w:r>
-              <w:rPr>
-                <w:rStyle w:val="Hyperlink"/>
-                <w:rFonts w:cs="Arial"/>
-                <w:noProof/>
-              </w:rPr>
-              <w:t>Filename.endung</w:t>
-            </w:r>
-            <w:r>
-              <w:rPr>
-                <w:noProof/>
-                <w:webHidden/>
-              </w:rPr>
-              <w:tab/>
-            </w:r>
-            <w:r>
-              <w:rPr>
-                <w:noProof/>
-                <w:webHidden/>
-              </w:rPr>
-              <w:fldChar w:fldCharType="begin"/>
-            </w:r>
-            <w:r>
-              <w:rPr>
-                <w:noProof/>
-                <w:webHidden/>
-              </w:rPr>
-              <w:instrText xml:space="preserve"> PAGEREF _Toc224206750 \h </w:instrText>
-            </w:r>
-            <w:r>
-              <w:rPr>
-                <w:noProof/>
-                <w:webHidden/>
-              </w:rPr>
-            </w:r>
-            <w:r>
-              <w:rPr>
-                <w:noProof/>
-                <w:webHidden/>
-              </w:rPr>
-              <w:fldChar w:fldCharType="separate"/>
-            </w:r>
-            <w:r>
-              <w:rPr>
-                <w:noProof/>
-                <w:webHidden/>
-              </w:rPr>
-              <w:t>56</w:t>
-            </w:r>
-            <w:r>
-              <w:rPr>
-                <w:noProof/>
-                <w:webHidden/>
-              </w:rPr>
-              <w:fldChar w:fldCharType="end"/>
-            </w:r>
-          </w:hyperlink>
-        </w:p>
-        <w:p>
-          <w:pPr>
-            <w:pStyle w:val="Verzeichnis3"/>
-            <w:tabs>
-              <w:tab w:val="left" w:pos="1985"/>
-            </w:tabs>
-            <w:rPr>
-              <w:rFonts w:asciiTheme="minorHAnsi" w:eastAsiaTheme="minorEastAsia" w:hAnsiTheme="minorHAnsi"/>
-              <w:noProof/>
-              <w:kern w:val="2"/>
-              <w:sz w:val="24"/>
-              <w:szCs w:val="24"/>
-              <w:lang w:eastAsia="de-CH"/>
-              <w14:ligatures w14:val="standardContextual"/>
-            </w:rPr>
-          </w:pPr>
-          <w:hyperlink w:anchor="_Toc224206751" w:history="1">
-            <w:r>
-              <w:rPr>
-                <w:rStyle w:val="Hyperlink"/>
-                <w:rFonts w:cs="Arial"/>
-                <w:noProof/>
-              </w:rPr>
-              <w:t>3.5.2</w:t>
-            </w:r>
-            <w:r>
-              <w:rPr>
-                <w:rFonts w:asciiTheme="minorHAnsi" w:eastAsiaTheme="minorEastAsia" w:hAnsiTheme="minorHAnsi"/>
-                <w:noProof/>
-                <w:kern w:val="2"/>
-                <w:sz w:val="24"/>
-                <w:szCs w:val="24"/>
-                <w:lang w:eastAsia="de-CH"/>
-                <w14:ligatures w14:val="standardContextual"/>
-              </w:rPr>
-              <w:tab/>
-            </w:r>
-            <w:r>
-              <w:rPr>
-                <w:rStyle w:val="Hyperlink"/>
-                <w:rFonts w:cs="Arial"/>
-                <w:noProof/>
-              </w:rPr>
-              <w:t>Filename.endung</w:t>
-            </w:r>
-            <w:r>
-              <w:rPr>
-                <w:noProof/>
-                <w:webHidden/>
-              </w:rPr>
-              <w:tab/>
-            </w:r>
-            <w:r>
-              <w:rPr>
-                <w:noProof/>
-                <w:webHidden/>
-              </w:rPr>
-              <w:fldChar w:fldCharType="begin"/>
-            </w:r>
-            <w:r>
-              <w:rPr>
-                <w:noProof/>
-                <w:webHidden/>
-              </w:rPr>
-              <w:instrText xml:space="preserve"> PAGEREF _Toc224206751 \h </w:instrText>
-            </w:r>
-            <w:r>
-              <w:rPr>
-                <w:noProof/>
-                <w:webHidden/>
-              </w:rPr>
-            </w:r>
-            <w:r>
-              <w:rPr>
-                <w:noProof/>
-                <w:webHidden/>
-              </w:rPr>
-              <w:fldChar w:fldCharType="separate"/>
-            </w:r>
-            <w:r>
-              <w:rPr>
-                <w:noProof/>
-                <w:webHidden/>
-              </w:rPr>
-              <w:t>56</w:t>
-            </w:r>
-            <w:r>
-              <w:rPr>
-                <w:noProof/>
-                <w:webHidden/>
-              </w:rPr>
-              <w:fldChar w:fldCharType="end"/>
-            </w:r>
-          </w:hyperlink>
-        </w:p>
-        <w:p>
-          <w:pPr>
-            <w:pStyle w:val="Verzeichnis2"/>
-            <w:tabs>
-              <w:tab w:val="left" w:pos="1134"/>
-            </w:tabs>
-            <w:rPr>
-              <w:rFonts w:asciiTheme="minorHAnsi" w:eastAsiaTheme="minorEastAsia" w:hAnsiTheme="minorHAnsi"/>
-              <w:noProof/>
-              <w:kern w:val="2"/>
-              <w:sz w:val="24"/>
-              <w:szCs w:val="24"/>
-              <w:lang w:eastAsia="de-CH"/>
-              <w14:ligatures w14:val="standardContextual"/>
-            </w:rPr>
-          </w:pPr>
-          <w:hyperlink w:anchor="_Toc224206752" w:history="1">
-            <w:r>
-              <w:rPr>
-                <w:rStyle w:val="Hyperlink"/>
-                <w:rFonts w:cs="Arial"/>
-                <w:noProof/>
-              </w:rPr>
-              <w:t>3.6</w:t>
-            </w:r>
-            <w:r>
-              <w:rPr>
-                <w:rFonts w:asciiTheme="minorHAnsi" w:eastAsiaTheme="minorEastAsia" w:hAnsiTheme="minorHAnsi"/>
-                <w:noProof/>
-                <w:kern w:val="2"/>
-                <w:sz w:val="24"/>
-                <w:szCs w:val="24"/>
-                <w:lang w:eastAsia="de-CH"/>
-                <w14:ligatures w14:val="standardContextual"/>
-              </w:rPr>
-              <w:tab/>
-            </w:r>
-            <w:r>
-              <w:rPr>
-                <w:rStyle w:val="Hyperlink"/>
-                <w:rFonts w:cs="Arial"/>
-                <w:noProof/>
-              </w:rPr>
-              <w:t>Zusätzliche Manuals, Skripts und weiteres</w:t>
-            </w:r>
-            <w:r>
-              <w:rPr>
-                <w:noProof/>
-                <w:webHidden/>
-              </w:rPr>
-              <w:tab/>
-            </w:r>
-            <w:r>
-              <w:rPr>
-                <w:noProof/>
-                <w:webHidden/>
-              </w:rPr>
-              <w:fldChar w:fldCharType="begin"/>
-            </w:r>
-            <w:r>
-              <w:rPr>
-                <w:noProof/>
-                <w:webHidden/>
-              </w:rPr>
-              <w:instrText xml:space="preserve"> PAGEREF _Toc224206752 \h </w:instrText>
-            </w:r>
-            <w:r>
-              <w:rPr>
-                <w:noProof/>
-                <w:webHidden/>
-              </w:rPr>
-            </w:r>
-            <w:r>
-              <w:rPr>
-                <w:noProof/>
-                <w:webHidden/>
-              </w:rPr>
-              <w:fldChar w:fldCharType="separate"/>
-            </w:r>
-            <w:r>
-              <w:rPr>
-                <w:noProof/>
-                <w:webHidden/>
-              </w:rPr>
-              <w:t>57</w:t>
-            </w:r>
-            <w:r>
-              <w:rPr>
-                <w:noProof/>
-                <w:webHidden/>
-              </w:rPr>
-              <w:fldChar w:fldCharType="end"/>
-            </w:r>
-          </w:hyperlink>
-        </w:p>
-        <w:p>
-          <w:pPr>
-            <w:pStyle w:val="Verzeichnis3"/>
-            <w:tabs>
-              <w:tab w:val="left" w:pos="1985"/>
-            </w:tabs>
-            <w:rPr>
-              <w:rFonts w:asciiTheme="minorHAnsi" w:eastAsiaTheme="minorEastAsia" w:hAnsiTheme="minorHAnsi"/>
-              <w:noProof/>
-              <w:kern w:val="2"/>
-              <w:sz w:val="24"/>
-              <w:szCs w:val="24"/>
-              <w:lang w:eastAsia="de-CH"/>
-              <w14:ligatures w14:val="standardContextual"/>
-            </w:rPr>
-          </w:pPr>
-          <w:hyperlink w:anchor="_Toc224206753" w:history="1">
-            <w:r>
-              <w:rPr>
-                <w:rStyle w:val="Hyperlink"/>
-                <w:rFonts w:cs="Arial"/>
-                <w:noProof/>
-              </w:rPr>
-              <w:t>3.6.1</w:t>
-            </w:r>
-            <w:r>
-              <w:rPr>
-                <w:rFonts w:asciiTheme="minorHAnsi" w:eastAsiaTheme="minorEastAsia" w:hAnsiTheme="minorHAnsi"/>
-                <w:noProof/>
-                <w:kern w:val="2"/>
-                <w:sz w:val="24"/>
-                <w:szCs w:val="24"/>
-                <w:lang w:eastAsia="de-CH"/>
-                <w14:ligatures w14:val="standardContextual"/>
-              </w:rPr>
-              <w:tab/>
-            </w:r>
-            <w:r>
-              <w:rPr>
-                <w:rStyle w:val="Hyperlink"/>
-                <w:rFonts w:cs="Arial"/>
-                <w:noProof/>
-              </w:rPr>
-              <w:t>Handbuch A</w:t>
-            </w:r>
-            <w:r>
-              <w:rPr>
-                <w:noProof/>
-                <w:webHidden/>
-              </w:rPr>
-              <w:tab/>
-            </w:r>
-            <w:r>
-              <w:rPr>
-                <w:noProof/>
-                <w:webHidden/>
-              </w:rPr>
-              <w:fldChar w:fldCharType="begin"/>
-            </w:r>
-            <w:r>
-              <w:rPr>
-                <w:noProof/>
-                <w:webHidden/>
-              </w:rPr>
-              <w:instrText xml:space="preserve"> PAGEREF _Toc224206753 \h </w:instrText>
-            </w:r>
-            <w:r>
-              <w:rPr>
-                <w:noProof/>
-                <w:webHidden/>
-              </w:rPr>
-            </w:r>
-            <w:r>
-              <w:rPr>
-                <w:noProof/>
-                <w:webHidden/>
-              </w:rPr>
-              <w:fldChar w:fldCharType="separate"/>
-            </w:r>
-            <w:r>
-              <w:rPr>
-                <w:noProof/>
-                <w:webHidden/>
-              </w:rPr>
-              <w:t>57</w:t>
-            </w:r>
-            <w:r>
-              <w:rPr>
-                <w:noProof/>
-                <w:webHidden/>
-              </w:rPr>
-              <w:fldChar w:fldCharType="end"/>
-            </w:r>
-          </w:hyperlink>
-        </w:p>
-        <w:p>
-          <w:pPr>
-            <w:pStyle w:val="Verzeichnis3"/>
-            <w:tabs>
-              <w:tab w:val="left" w:pos="1985"/>
-            </w:tabs>
-            <w:rPr>
-              <w:rFonts w:asciiTheme="minorHAnsi" w:eastAsiaTheme="minorEastAsia" w:hAnsiTheme="minorHAnsi"/>
-              <w:noProof/>
-              <w:kern w:val="2"/>
-              <w:sz w:val="24"/>
-              <w:szCs w:val="24"/>
-              <w:lang w:eastAsia="de-CH"/>
-              <w14:ligatures w14:val="standardContextual"/>
-            </w:rPr>
-          </w:pPr>
-          <w:hyperlink w:anchor="_Toc224206754" w:history="1">
-            <w:r>
-              <w:rPr>
-                <w:rStyle w:val="Hyperlink"/>
-                <w:rFonts w:cs="Arial"/>
-                <w:noProof/>
-              </w:rPr>
-              <w:t>3.6.2</w:t>
-            </w:r>
-            <w:r>
-              <w:rPr>
-                <w:rFonts w:asciiTheme="minorHAnsi" w:eastAsiaTheme="minorEastAsia" w:hAnsiTheme="minorHAnsi"/>
-                <w:noProof/>
-                <w:kern w:val="2"/>
-                <w:sz w:val="24"/>
-                <w:szCs w:val="24"/>
-                <w:lang w:eastAsia="de-CH"/>
-                <w14:ligatures w14:val="standardContextual"/>
-              </w:rPr>
-              <w:tab/>
-            </w:r>
-            <w:r>
-              <w:rPr>
-                <w:rStyle w:val="Hyperlink"/>
-                <w:rFonts w:cs="Arial"/>
-                <w:noProof/>
-              </w:rPr>
-              <w:t>Skript B</w:t>
-            </w:r>
-            <w:r>
-              <w:rPr>
-                <w:noProof/>
-                <w:webHidden/>
-              </w:rPr>
-              <w:tab/>
-            </w:r>
-            <w:r>
-              <w:rPr>
-                <w:noProof/>
-                <w:webHidden/>
-              </w:rPr>
-              <w:fldChar w:fldCharType="begin"/>
-            </w:r>
-            <w:r>
-              <w:rPr>
-                <w:noProof/>
-                <w:webHidden/>
-              </w:rPr>
-              <w:instrText xml:space="preserve"> PAGEREF _Toc224206754 \h </w:instrText>
+              <w:instrText xml:space="preserve"> PAGEREF _Toc224217472 \h </w:instrText>
             </w:r>
             <w:r>
               <w:rPr>
@@ -7785,7 +7690,7 @@
           <w:rFonts w:cs="Arial"/>
         </w:rPr>
       </w:pPr>
-      <w:bookmarkStart w:id="97" w:name="_Toc224206679"/>
+      <w:bookmarkStart w:id="97" w:name="_Toc224217398"/>
       <w:r>
         <w:rPr>
           <w:rFonts w:cs="Arial"/>
@@ -7802,7 +7707,7 @@
           <w:rFonts w:cs="Arial"/>
         </w:rPr>
       </w:pPr>
-      <w:bookmarkStart w:id="98" w:name="_Toc224206680"/>
+      <w:bookmarkStart w:id="98" w:name="_Toc224217399"/>
       <w:r>
         <w:rPr>
           <w:rFonts w:cs="Arial"/>
@@ -7821,7 +7726,7 @@
       <w:bookmarkStart w:id="99" w:name="_Toc529355456"/>
       <w:bookmarkStart w:id="100" w:name="_Toc135047679"/>
       <w:bookmarkStart w:id="101" w:name="_Toc135739638"/>
-      <w:bookmarkStart w:id="102" w:name="_Toc224206681"/>
+      <w:bookmarkStart w:id="102" w:name="_Toc224217400"/>
       <w:r>
         <w:rPr>
           <w:rFonts w:cs="Arial"/>
@@ -8019,7 +7924,7 @@
       <w:bookmarkStart w:id="104" w:name="_Toc529355457"/>
       <w:bookmarkStart w:id="105" w:name="_Toc135047680"/>
       <w:bookmarkStart w:id="106" w:name="_Toc135739639"/>
-      <w:bookmarkStart w:id="107" w:name="_Toc224206682"/>
+      <w:bookmarkStart w:id="107" w:name="_Toc224217401"/>
       <w:bookmarkEnd w:id="103"/>
       <w:commentRangeStart w:id="108"/>
       <w:commentRangeEnd w:id="108"/>
@@ -8317,7 +8222,7 @@
       <w:bookmarkStart w:id="111" w:name="_Toc529355458"/>
       <w:bookmarkStart w:id="112" w:name="_Toc135047681"/>
       <w:bookmarkStart w:id="113" w:name="_Toc135739640"/>
-      <w:bookmarkStart w:id="114" w:name="_Toc224206683"/>
+      <w:bookmarkStart w:id="114" w:name="_Toc224217402"/>
       <w:bookmarkEnd w:id="109"/>
       <w:bookmarkEnd w:id="110"/>
       <w:r>
@@ -8552,7 +8457,7 @@
       <w:bookmarkStart w:id="118" w:name="_Toc135741753"/>
       <w:bookmarkStart w:id="119" w:name="_Toc529355459"/>
       <w:bookmarkStart w:id="120" w:name="_Toc135739643"/>
-      <w:bookmarkStart w:id="121" w:name="_Toc224206684"/>
+      <w:bookmarkStart w:id="121" w:name="_Toc224217403"/>
       <w:bookmarkEnd w:id="115"/>
       <w:bookmarkEnd w:id="116"/>
       <w:bookmarkEnd w:id="117"/>
@@ -8879,7 +8784,7 @@
           <w:rFonts w:cs="Arial"/>
         </w:rPr>
       </w:pPr>
-      <w:bookmarkStart w:id="144" w:name="_Toc224206685"/>
+      <w:bookmarkStart w:id="144" w:name="_Toc224217404"/>
       <w:r>
         <w:rPr>
           <w:rFonts w:cs="Arial"/>
@@ -9311,7 +9216,7 @@
       <w:bookmarkStart w:id="148" w:name="_Toc135047685"/>
       <w:bookmarkStart w:id="149" w:name="_Toc135739569"/>
       <w:bookmarkStart w:id="150" w:name="_Toc135739644"/>
-      <w:bookmarkStart w:id="151" w:name="_Toc224206686"/>
+      <w:bookmarkStart w:id="151" w:name="_Toc224217405"/>
       <w:r>
         <w:rPr>
           <w:rFonts w:cs="Arial"/>
@@ -9335,7 +9240,7 @@
       </w:pPr>
       <w:bookmarkStart w:id="152" w:name="_Toc529355465"/>
       <w:bookmarkStart w:id="153" w:name="_Toc135739645"/>
-      <w:bookmarkStart w:id="154" w:name="_Toc224206687"/>
+      <w:bookmarkStart w:id="154" w:name="_Toc224217406"/>
       <w:r>
         <w:rPr>
           <w:rFonts w:cs="Arial"/>
@@ -10007,7 +9912,7 @@
           <w:rFonts w:cs="Arial"/>
         </w:rPr>
       </w:pPr>
-      <w:bookmarkStart w:id="155" w:name="_Toc224206688"/>
+      <w:bookmarkStart w:id="155" w:name="_Toc224217407"/>
       <w:r>
         <w:rPr>
           <w:rFonts w:cs="Arial"/>
@@ -10618,7 +10523,7 @@
           <w:rFonts w:cs="Arial"/>
         </w:rPr>
       </w:pPr>
-      <w:bookmarkStart w:id="156" w:name="_Toc224206689"/>
+      <w:bookmarkStart w:id="156" w:name="_Toc224217408"/>
       <w:r>
         <w:rPr>
           <w:rFonts w:cs="Arial"/>
@@ -11348,7 +11253,7 @@
         </w:rPr>
       </w:pPr>
       <w:bookmarkStart w:id="157" w:name="_Toc135739648"/>
-      <w:bookmarkStart w:id="158" w:name="_Toc224206690"/>
+      <w:bookmarkStart w:id="158" w:name="_Toc224217409"/>
       <w:r>
         <w:rPr>
           <w:rFonts w:cs="Arial"/>
@@ -12085,7 +11990,7 @@
           <w:rFonts w:cs="Arial"/>
         </w:rPr>
       </w:pPr>
-      <w:bookmarkStart w:id="159" w:name="_Toc224206691"/>
+      <w:bookmarkStart w:id="159" w:name="_Toc224217410"/>
       <w:r>
         <w:rPr>
           <w:rFonts w:cs="Arial"/>
@@ -12706,7 +12611,7 @@
           <w:rFonts w:cs="Arial"/>
         </w:rPr>
       </w:pPr>
-      <w:bookmarkStart w:id="160" w:name="_Toc224206692"/>
+      <w:bookmarkStart w:id="160" w:name="_Toc224217411"/>
       <w:r>
         <w:rPr>
           <w:rFonts w:cs="Arial"/>
@@ -13323,7 +13228,7 @@
           <w:rFonts w:cs="Arial"/>
         </w:rPr>
       </w:pPr>
-      <w:bookmarkStart w:id="161" w:name="_Toc224206693"/>
+      <w:bookmarkStart w:id="161" w:name="_Toc224217412"/>
       <w:r>
         <w:rPr>
           <w:rFonts w:cs="Arial"/>
@@ -13844,7 +13749,7 @@
           <w:rFonts w:cs="Arial"/>
         </w:rPr>
       </w:pPr>
-      <w:bookmarkStart w:id="162" w:name="_Toc224206694"/>
+      <w:bookmarkStart w:id="162" w:name="_Toc224217413"/>
       <w:r>
         <w:rPr>
           <w:rFonts w:cs="Arial"/>
@@ -14536,7 +14441,7 @@
           <w:rFonts w:cs="Arial"/>
         </w:rPr>
       </w:pPr>
-      <w:bookmarkStart w:id="163" w:name="_Toc224206695"/>
+      <w:bookmarkStart w:id="163" w:name="_Toc224217414"/>
       <w:r>
         <w:rPr>
           <w:rFonts w:cs="Arial"/>
@@ -14590,6 +14495,12 @@
                 <w:rFonts w:cs="Arial"/>
               </w:rPr>
             </w:pPr>
+            <w:r>
+              <w:rPr>
+                <w:rFonts w:cs="Arial"/>
+              </w:rPr>
+              <w:t>Testen (5h), Validierung &amp; Fehlerbehebung (3h)</w:t>
+            </w:r>
           </w:p>
         </w:tc>
       </w:tr>
@@ -14629,6 +14540,12 @@
                 <w:rFonts w:cs="Arial"/>
               </w:rPr>
             </w:pPr>
+            <w:r>
+              <w:rPr>
+                <w:rFonts w:cs="Arial"/>
+              </w:rPr>
+              <w:t>Keine</w:t>
+            </w:r>
           </w:p>
         </w:tc>
       </w:tr>
@@ -14668,6 +14585,32 @@
                 <w:rFonts w:cs="Arial"/>
               </w:rPr>
             </w:pPr>
+            <w:r>
+              <w:rPr>
+                <w:rFonts w:cs="Arial"/>
+              </w:rPr>
+              <w:t>Die Webapplikation wurde anhand der definierten Testfälle getestet. Alle grundlegenden Funktionen wie das Bearbeiten, Löschen und Erstellen von Spielern, Trainern und Teams wurden erfolgreich überprüft.</w:t>
+            </w:r>
+          </w:p>
+          <w:p>
+            <w:pPr>
+              <w:rPr>
+                <w:rFonts w:cs="Arial"/>
+              </w:rPr>
+            </w:pPr>
+            <w:r>
+              <w:rPr>
+                <w:rFonts w:cs="Arial"/>
+              </w:rPr>
+              <w:t>An der Benutzeroberfläche wurden kleinere Verbesserungen vorgenommen, um die Bedienbarkeit zu erhöhen.</w:t>
+            </w:r>
+          </w:p>
+          <w:p>
+            <w:pPr>
+              <w:rPr>
+                <w:rFonts w:cs="Arial"/>
+              </w:rPr>
+            </w:pPr>
           </w:p>
         </w:tc>
       </w:tr>
@@ -14713,6 +14656,24 @@
                 <w:rFonts w:cs="Arial"/>
               </w:rPr>
             </w:pPr>
+            <w:r>
+              <w:rPr>
+                <w:rFonts w:cs="Arial"/>
+              </w:rPr>
+              <w:t xml:space="preserve">Beim Bearbeiten und Erstellen von Teams kam es zu </w:t>
+            </w:r>
+            <w:r>
+              <w:rPr>
+                <w:rFonts w:cs="Arial"/>
+              </w:rPr>
+              <w:t>P</w:t>
+            </w:r>
+            <w:r>
+              <w:rPr>
+                <w:rFonts w:cs="Arial"/>
+              </w:rPr>
+              <w:t>latzproblemen in der Benutzeroberfläche, da die Aufstellung sehr viel Platz benötigt.</w:t>
+            </w:r>
           </w:p>
         </w:tc>
       </w:tr>
@@ -14745,6 +14706,12 @@
                 <w:rFonts w:cs="Arial"/>
               </w:rPr>
             </w:pPr>
+            <w:r>
+              <w:rPr>
+                <w:rFonts w:cs="Arial"/>
+              </w:rPr>
+              <w:t xml:space="preserve">Das Formular wurde oberhalb der Aufstellung platziert, wodurch für die Aufstellung mehr Platz geschaffen wurde. Die Übersichtlichkeit der Seite wurde deutlich verbessert. </w:t>
+            </w:r>
           </w:p>
         </w:tc>
       </w:tr>
@@ -14777,6 +14744,90 @@
                 <w:rFonts w:cs="Arial"/>
               </w:rPr>
             </w:pPr>
+            <w:r>
+              <w:rPr>
+                <w:rFonts w:cs="Arial"/>
+              </w:rPr>
+              <w:t>Erstellung eines neuen Teams getestet</w:t>
+            </w:r>
+          </w:p>
+          <w:p>
+            <w:pPr>
+              <w:rPr>
+                <w:rFonts w:cs="Arial"/>
+              </w:rPr>
+            </w:pPr>
+            <w:r>
+              <w:rPr>
+                <w:rFonts w:cs="Arial"/>
+              </w:rPr>
+              <w:t>Bearbeiten eines bestehenden Teams getestet</w:t>
+            </w:r>
+          </w:p>
+          <w:p>
+            <w:pPr>
+              <w:rPr>
+                <w:rFonts w:cs="Arial"/>
+              </w:rPr>
+            </w:pPr>
+            <w:r>
+              <w:rPr>
+                <w:rFonts w:cs="Arial"/>
+              </w:rPr>
+              <w:t>Löschen eines Teams getestet</w:t>
+            </w:r>
+          </w:p>
+          <w:p>
+            <w:pPr>
+              <w:rPr>
+                <w:rFonts w:cs="Arial"/>
+              </w:rPr>
+            </w:pPr>
+            <w:r>
+              <w:rPr>
+                <w:rFonts w:cs="Arial"/>
+              </w:rPr>
+              <w:t>Spieler erstellen, bearbeiten und löschen getestet</w:t>
+            </w:r>
+          </w:p>
+          <w:p>
+            <w:pPr>
+              <w:rPr>
+                <w:rFonts w:cs="Arial"/>
+              </w:rPr>
+            </w:pPr>
+            <w:r>
+              <w:rPr>
+                <w:rFonts w:cs="Arial"/>
+              </w:rPr>
+              <w:t>Trainer erstellen, bearbeiten und löschen getestet</w:t>
+            </w:r>
+          </w:p>
+          <w:p>
+            <w:pPr>
+              <w:rPr>
+                <w:rFonts w:cs="Arial"/>
+              </w:rPr>
+            </w:pPr>
+            <w:r>
+              <w:rPr>
+                <w:rFonts w:cs="Arial"/>
+              </w:rPr>
+              <w:t>Öffentliche Teamansicht getestet</w:t>
+            </w:r>
+          </w:p>
+          <w:p>
+            <w:pPr>
+              <w:rPr>
+                <w:rFonts w:cs="Arial"/>
+              </w:rPr>
+            </w:pPr>
+            <w:r>
+              <w:rPr>
+                <w:rFonts w:cs="Arial"/>
+              </w:rPr>
+              <w:t>Login mit gültigen und ungültigen Zugangsdaten getestet</w:t>
+            </w:r>
           </w:p>
         </w:tc>
       </w:tr>
@@ -14809,6 +14860,12 @@
                 <w:rFonts w:cs="Arial"/>
               </w:rPr>
             </w:pPr>
+            <w:r>
+              <w:rPr>
+                <w:rFonts w:cs="Arial"/>
+              </w:rPr>
+              <w:t>Dokumentation von Next.js sowie der verwendeten UI Library konsultiert, um kleinere Anpassungen an der Benutzeroberfläche umzusetzen.</w:t>
+            </w:r>
           </w:p>
         </w:tc>
       </w:tr>
@@ -14841,6 +14898,12 @@
                 <w:rFonts w:cs="Arial"/>
               </w:rPr>
             </w:pPr>
+            <w:r>
+              <w:rPr>
+                <w:rFonts w:cs="Arial"/>
+              </w:rPr>
+              <w:t>Rücksprache mit der VF bezüglich der kleineren Verbesserungen der Benutzeroberfläche.</w:t>
+            </w:r>
           </w:p>
         </w:tc>
       </w:tr>
@@ -14873,6 +14936,12 @@
                 <w:rFonts w:cs="Arial"/>
               </w:rPr>
             </w:pPr>
+            <w:r>
+              <w:rPr>
+                <w:rFonts w:cs="Arial"/>
+              </w:rPr>
+              <w:t>Die geplanten Arbeiten konnten im vorgesehenen Zeitrahmen umgesetzt werden.</w:t>
+            </w:r>
           </w:p>
         </w:tc>
       </w:tr>
@@ -14905,6 +14974,12 @@
                 <w:rFonts w:cs="Arial"/>
               </w:rPr>
             </w:pPr>
+            <w:r>
+              <w:rPr>
+                <w:rFonts w:cs="Arial"/>
+              </w:rPr>
+              <w:t>Die Testphase verlief ohne grössere Probleme, was mich sehr gefreut hat. Da ich während der Entwicklung meine Applikation immer wieder getestet habe, hatte ich heute genügend Zeit, meine Benutzeroberfläche weiter zu verbessern. Ich bin sowohl mit meinem Admin Bereich als auch mit dem öffentlichen Bereich sehr zufrieden.</w:t>
+            </w:r>
           </w:p>
         </w:tc>
       </w:tr>
@@ -14929,7 +15004,7 @@
           <w:rFonts w:cs="Arial"/>
         </w:rPr>
       </w:pPr>
-      <w:bookmarkStart w:id="164" w:name="_Toc224206696"/>
+      <w:bookmarkStart w:id="164" w:name="_Toc224217415"/>
       <w:r>
         <w:rPr>
           <w:rFonts w:cs="Arial"/>
@@ -15322,7 +15397,7 @@
           <w:rFonts w:cs="Arial"/>
         </w:rPr>
       </w:pPr>
-      <w:bookmarkStart w:id="165" w:name="_Toc224206697"/>
+      <w:bookmarkStart w:id="165" w:name="_Toc224217416"/>
       <w:r>
         <w:rPr>
           <w:rFonts w:cs="Arial"/>
@@ -15343,7 +15418,7 @@
       <w:bookmarkStart w:id="167" w:name="_Toc135047686"/>
       <w:bookmarkStart w:id="168" w:name="_Toc135739570"/>
       <w:bookmarkStart w:id="169" w:name="_Toc135739657"/>
-      <w:bookmarkStart w:id="170" w:name="_Toc224206698"/>
+      <w:bookmarkStart w:id="170" w:name="_Toc224217417"/>
       <w:r>
         <w:rPr>
           <w:rFonts w:cs="Arial"/>
@@ -15432,7 +15507,7 @@
         </w:rPr>
       </w:pPr>
       <w:bookmarkStart w:id="171" w:name="_Toc135739658"/>
-      <w:bookmarkStart w:id="172" w:name="_Toc224206699"/>
+      <w:bookmarkStart w:id="172" w:name="_Toc224217418"/>
       <w:r>
         <w:rPr>
           <w:rFonts w:cs="Arial"/>
@@ -15647,7 +15722,7 @@
         </w:rPr>
       </w:pPr>
       <w:bookmarkStart w:id="173" w:name="_Toc135739659"/>
-      <w:bookmarkStart w:id="174" w:name="_Toc224206700"/>
+      <w:bookmarkStart w:id="174" w:name="_Toc224217419"/>
       <w:r>
         <w:rPr>
           <w:rFonts w:cs="Arial"/>
@@ -15980,7 +16055,7 @@
         </w:rPr>
       </w:pPr>
       <w:bookmarkStart w:id="175" w:name="_Toc135739660"/>
-      <w:bookmarkStart w:id="176" w:name="_Toc224206701"/>
+      <w:bookmarkStart w:id="176" w:name="_Toc224217420"/>
       <w:r>
         <w:rPr>
           <w:rFonts w:cs="Arial"/>
@@ -16100,7 +16175,7 @@
       <w:bookmarkStart w:id="178" w:name="_Toc135047687"/>
       <w:bookmarkStart w:id="179" w:name="_Toc135739571"/>
       <w:bookmarkStart w:id="180" w:name="_Toc135739661"/>
-      <w:bookmarkStart w:id="181" w:name="_Toc224206702"/>
+      <w:bookmarkStart w:id="181" w:name="_Toc224217421"/>
       <w:r>
         <w:rPr>
           <w:rFonts w:cs="Arial"/>
@@ -16123,7 +16198,7 @@
       </w:pPr>
       <w:bookmarkStart w:id="182" w:name="_Toc135739572"/>
       <w:bookmarkStart w:id="183" w:name="_Toc135739662"/>
-      <w:bookmarkStart w:id="184" w:name="_Toc224206703"/>
+      <w:bookmarkStart w:id="184" w:name="_Toc224217422"/>
       <w:r>
         <w:rPr>
           <w:rFonts w:cs="Arial"/>
@@ -16217,7 +16292,7 @@
       <w:bookmarkStart w:id="186" w:name="_Toc135047688"/>
       <w:bookmarkStart w:id="187" w:name="_Toc135739573"/>
       <w:bookmarkStart w:id="188" w:name="_Toc135739663"/>
-      <w:bookmarkStart w:id="189" w:name="_Toc224206704"/>
+      <w:bookmarkStart w:id="189" w:name="_Toc224217423"/>
       <w:r>
         <w:rPr>
           <w:rFonts w:cs="Arial"/>
@@ -16243,25 +16318,37 @@
         </w:rPr>
         <w:t>Für die Planung der Benutzeroberfläche wurden erste Mockups in Figma erstellt. Die folgenden Mockups zeigen die geplante Struktur des Admin Bereichs, sowie die Darstellung der Teams und Spieler.</w:t>
       </w:r>
-    </w:p>
-    <w:p>
-      <w:pPr>
-        <w:rPr>
-          <w:rFonts w:ascii="Arial" w:hAnsi="Arial" w:cs="Arial"/>
-        </w:rPr>
-      </w:pPr>
-    </w:p>
-    <w:p>
-      <w:pPr>
-        <w:rPr>
-          <w:rFonts w:ascii="Arial" w:hAnsi="Arial" w:cs="Arial"/>
-        </w:rPr>
-      </w:pPr>
+      <w:r>
+        <w:rPr>
+          <w:rFonts w:ascii="Arial" w:hAnsi="Arial" w:cs="Arial"/>
+        </w:rPr>
+        <w:t xml:space="preserve"> </w:t>
+      </w:r>
       <w:r>
         <w:rPr>
           <w:rFonts w:ascii="Arial" w:hAnsi="Arial" w:cs="Arial"/>
         </w:rPr>
         <w:t>Die Mockups dienten als Orientierung für die spätere Umsetzung.</w:t>
+      </w:r>
+    </w:p>
+    <w:p>
+      <w:pPr>
+        <w:rPr>
+          <w:rFonts w:ascii="Arial" w:hAnsi="Arial" w:cs="Arial"/>
+        </w:rPr>
+      </w:pPr>
+    </w:p>
+    <w:p>
+      <w:pPr>
+        <w:rPr>
+          <w:rFonts w:ascii="Arial" w:hAnsi="Arial" w:cs="Arial"/>
+        </w:rPr>
+      </w:pPr>
+      <w:r>
+        <w:rPr>
+          <w:rFonts w:ascii="Arial" w:hAnsi="Arial" w:cs="Arial"/>
+        </w:rPr>
+        <w:t>Dieses Mockup zeigt die geplante Übersicht der Teams im Admin Bereich. Alle vorhandenen Teams sollen aufgelistet werden. Es besteht die Möglichkeit Teams anzuschauen zu bearbeiten oder zu löschen.</w:t>
       </w:r>
     </w:p>
     <w:p>
@@ -16367,9 +16454,29 @@
       <w:r>
         <w:rPr>
           <w:rFonts w:ascii="Arial" w:hAnsi="Arial" w:cs="Arial"/>
+        </w:rPr>
+        <w:lastRenderedPageBreak/>
+        <w:t>Dieses Mockup zeigt die Bearbeitungsansicht eines Teams. Hier können der Teamname, die Beschreibung sowie das Datum angepasst werden. Zusätzlich können Spieler den verschiedenen Positionen auf dem Spielfeld zugeordnet werden.</w:t>
+      </w:r>
+    </w:p>
+    <w:p>
+      <w:pPr>
+        <w:rPr>
+          <w:rFonts w:ascii="Arial" w:hAnsi="Arial" w:cs="Arial"/>
+        </w:rPr>
+      </w:pPr>
+    </w:p>
+    <w:p>
+      <w:pPr>
+        <w:rPr>
+          <w:rFonts w:ascii="Arial" w:hAnsi="Arial" w:cs="Arial"/>
+        </w:rPr>
+      </w:pPr>
+      <w:r>
+        <w:rPr>
+          <w:rFonts w:ascii="Arial" w:hAnsi="Arial" w:cs="Arial"/>
           <w:noProof/>
         </w:rPr>
-        <w:lastRenderedPageBreak/>
         <w:drawing>
           <wp:inline distT="0" distB="0" distL="0" distR="0" wp14:anchorId="44B66BA9" wp14:editId="37C1A69E">
             <wp:extent cx="5683250" cy="3232150"/>
@@ -16452,6 +16559,46 @@
           <w:rFonts w:ascii="Arial" w:hAnsi="Arial" w:cs="Arial"/>
         </w:rPr>
       </w:pPr>
+      <w:r>
+        <w:rPr>
+          <w:rFonts w:ascii="Arial" w:hAnsi="Arial" w:cs="Arial"/>
+        </w:rPr>
+        <w:br w:type="page"/>
+      </w:r>
+    </w:p>
+    <w:p>
+      <w:pPr>
+        <w:rPr>
+          <w:rFonts w:ascii="Arial" w:hAnsi="Arial" w:cs="Arial"/>
+        </w:rPr>
+      </w:pPr>
+    </w:p>
+    <w:p>
+      <w:pPr>
+        <w:rPr>
+          <w:rFonts w:ascii="Arial" w:hAnsi="Arial" w:cs="Arial"/>
+        </w:rPr>
+      </w:pPr>
+    </w:p>
+    <w:p>
+      <w:pPr>
+        <w:rPr>
+          <w:rFonts w:ascii="Arial" w:hAnsi="Arial" w:cs="Arial"/>
+        </w:rPr>
+      </w:pPr>
+      <w:r>
+        <w:rPr>
+          <w:rFonts w:ascii="Arial" w:hAnsi="Arial" w:cs="Arial"/>
+        </w:rPr>
+        <w:t>Dieses Mockup zeigt die Übersicht der Spieler im Admin Bereich. Alle vorhandenen Spieler werden aufgelistet und können bearbeitet oder gelöscht werden. Des Weiteren besteht die Möglichkeit neue Spieler zu erstellen.</w:t>
+      </w:r>
+    </w:p>
+    <w:p>
+      <w:pPr>
+        <w:rPr>
+          <w:rFonts w:ascii="Arial" w:hAnsi="Arial" w:cs="Arial"/>
+        </w:rPr>
+      </w:pPr>
     </w:p>
     <w:p>
       <w:pPr>
@@ -16556,9 +16703,42 @@
       <w:r>
         <w:rPr>
           <w:rFonts w:ascii="Arial" w:hAnsi="Arial" w:cs="Arial"/>
+        </w:rPr>
+        <w:br w:type="page"/>
+      </w:r>
+    </w:p>
+    <w:p>
+      <w:pPr>
+        <w:rPr>
+          <w:rFonts w:ascii="Arial" w:hAnsi="Arial" w:cs="Arial"/>
+        </w:rPr>
+      </w:pPr>
+      <w:r>
+        <w:rPr>
+          <w:rFonts w:ascii="Arial" w:hAnsi="Arial" w:cs="Arial"/>
+        </w:rPr>
+        <w:lastRenderedPageBreak/>
+        <w:t>Dieses Mockup zeigt die Bearbeitungsansicht eines Spielers. Auf der rechten Seite öffnet sich ein Sheet, wo die persönlichen Daten eines Spielers angepasst werden können.</w:t>
+      </w:r>
+    </w:p>
+    <w:p>
+      <w:pPr>
+        <w:rPr>
+          <w:rFonts w:ascii="Arial" w:hAnsi="Arial" w:cs="Arial"/>
+        </w:rPr>
+      </w:pPr>
+    </w:p>
+    <w:p>
+      <w:pPr>
+        <w:rPr>
+          <w:rFonts w:ascii="Arial" w:hAnsi="Arial" w:cs="Arial"/>
+        </w:rPr>
+      </w:pPr>
+      <w:r>
+        <w:rPr>
+          <w:rFonts w:ascii="Arial" w:hAnsi="Arial" w:cs="Arial"/>
           <w:noProof/>
         </w:rPr>
-        <w:lastRenderedPageBreak/>
         <w:drawing>
           <wp:inline distT="0" distB="0" distL="0" distR="0" wp14:anchorId="6419EADC" wp14:editId="7F62E2C1">
             <wp:extent cx="5683250" cy="3219450"/>
@@ -16647,7 +16827,7 @@
       <w:bookmarkStart w:id="191" w:name="_Toc135047689"/>
       <w:bookmarkStart w:id="192" w:name="_Toc135739574"/>
       <w:bookmarkStart w:id="193" w:name="_Toc135739664"/>
-      <w:bookmarkStart w:id="194" w:name="_Toc224206705"/>
+      <w:bookmarkStart w:id="194" w:name="_Toc224217424"/>
       <w:r>
         <w:rPr>
           <w:rFonts w:cs="Arial"/>
@@ -16769,7 +16949,7 @@
       <w:bookmarkStart w:id="196" w:name="_Toc135047692"/>
       <w:bookmarkStart w:id="197" w:name="_Toc135739576"/>
       <w:bookmarkStart w:id="198" w:name="_Toc135739666"/>
-      <w:bookmarkStart w:id="199" w:name="_Toc224206707"/>
+      <w:bookmarkStart w:id="199" w:name="_Toc224217425"/>
       <w:r>
         <w:rPr>
           <w:rFonts w:cs="Arial"/>
@@ -16907,7 +17087,7 @@
       <w:bookmarkStart w:id="201" w:name="_Toc135047693"/>
       <w:bookmarkStart w:id="202" w:name="_Toc135739577"/>
       <w:bookmarkStart w:id="203" w:name="_Toc135739667"/>
-      <w:bookmarkStart w:id="204" w:name="_Toc224206708"/>
+      <w:bookmarkStart w:id="204" w:name="_Toc224217426"/>
       <w:r>
         <w:rPr>
           <w:rFonts w:cs="Arial"/>
@@ -16932,7 +17112,7 @@
       <w:bookmarkStart w:id="206" w:name="_Toc135047694"/>
       <w:bookmarkStart w:id="207" w:name="_Toc135739578"/>
       <w:bookmarkStart w:id="208" w:name="_Toc135739668"/>
-      <w:bookmarkStart w:id="209" w:name="_Toc224206709"/>
+      <w:bookmarkStart w:id="209" w:name="_Toc224217427"/>
       <w:r>
         <w:rPr>
           <w:rFonts w:cs="Arial"/>
@@ -17023,87 +17203,169 @@
         <w:rPr>
           <w:rFonts w:ascii="Arial" w:hAnsi="Arial" w:cs="Arial"/>
         </w:rPr>
-        <w:t>Für die Umsetzung des Projektes wird die in der Schweiz weit verbreitete IPERKA Methode verwendet. Sie besteht aus den folgenden sechs Phasen:</w:t>
-      </w:r>
-    </w:p>
-    <w:p>
-      <w:pPr>
-        <w:rPr>
-          <w:rFonts w:ascii="Arial" w:hAnsi="Arial" w:cs="Arial"/>
-        </w:rPr>
-      </w:pPr>
-    </w:p>
-    <w:p>
-      <w:pPr>
-        <w:rPr>
-          <w:rFonts w:ascii="Arial" w:hAnsi="Arial" w:cs="Arial"/>
-        </w:rPr>
-      </w:pPr>
-      <w:r>
-        <w:rPr>
-          <w:rFonts w:ascii="Arial" w:hAnsi="Arial" w:cs="Arial"/>
-        </w:rPr>
-        <w:t>Informieren: Informationen sammeln und den Auftrag analysieren</w:t>
-      </w:r>
-    </w:p>
-    <w:p>
-      <w:pPr>
-        <w:rPr>
-          <w:rFonts w:ascii="Arial" w:hAnsi="Arial" w:cs="Arial"/>
-        </w:rPr>
-      </w:pPr>
-    </w:p>
-    <w:p>
-      <w:pPr>
-        <w:rPr>
-          <w:rFonts w:ascii="Arial" w:hAnsi="Arial" w:cs="Arial"/>
-        </w:rPr>
-      </w:pPr>
-      <w:r>
-        <w:rPr>
-          <w:rFonts w:ascii="Arial" w:hAnsi="Arial" w:cs="Arial"/>
-        </w:rPr>
-        <w:t>Planen: Zeitplan, Diagramme und Testkonzept erstellen</w:t>
-      </w:r>
-    </w:p>
-    <w:p>
-      <w:pPr>
-        <w:rPr>
-          <w:rFonts w:ascii="Arial" w:hAnsi="Arial" w:cs="Arial"/>
-        </w:rPr>
-      </w:pPr>
-    </w:p>
-    <w:p>
-      <w:pPr>
-        <w:rPr>
-          <w:rFonts w:ascii="Arial" w:hAnsi="Arial" w:cs="Arial"/>
-        </w:rPr>
-      </w:pPr>
-      <w:r>
-        <w:rPr>
-          <w:rFonts w:ascii="Arial" w:hAnsi="Arial" w:cs="Arial"/>
-        </w:rPr>
-        <w:t>Entscheiden: Verschiedene Lösungsvarianten evaluieren</w:t>
-      </w:r>
-    </w:p>
-    <w:p>
-      <w:pPr>
-        <w:rPr>
-          <w:rFonts w:ascii="Arial" w:hAnsi="Arial" w:cs="Arial"/>
-        </w:rPr>
-      </w:pPr>
-    </w:p>
-    <w:p>
-      <w:pPr>
-        <w:rPr>
-          <w:rFonts w:ascii="Arial" w:hAnsi="Arial" w:cs="Arial"/>
-        </w:rPr>
-      </w:pPr>
-      <w:r>
-        <w:rPr>
-          <w:rFonts w:ascii="Arial" w:hAnsi="Arial" w:cs="Arial"/>
-        </w:rPr>
-        <w:t>Realisieren: Schritt für Schritt die geplanten Funktionalitäten umsetzen</w:t>
+        <w:t>Für die Umsetzung des Projektes wird die in der Schweiz weit verbreitete</w:t>
+      </w:r>
+      <w:r>
+        <w:rPr>
+          <w:rFonts w:ascii="Arial" w:hAnsi="Arial" w:cs="Arial"/>
+        </w:rPr>
+        <w:t xml:space="preserve"> Projektmanagementmethode</w:t>
+      </w:r>
+      <w:r>
+        <w:rPr>
+          <w:rFonts w:ascii="Arial" w:hAnsi="Arial" w:cs="Arial"/>
+        </w:rPr>
+        <w:t xml:space="preserve"> IPERKA verwendet. Sie besteht aus sechs</w:t>
+      </w:r>
+      <w:r>
+        <w:rPr>
+          <w:rFonts w:ascii="Arial" w:hAnsi="Arial" w:cs="Arial"/>
+        </w:rPr>
+        <w:t xml:space="preserve"> aufeinanderfolgenden</w:t>
+      </w:r>
+      <w:r>
+        <w:rPr>
+          <w:rFonts w:ascii="Arial" w:hAnsi="Arial" w:cs="Arial"/>
+        </w:rPr>
+        <w:t xml:space="preserve"> Phasen</w:t>
+      </w:r>
+      <w:r>
+        <w:rPr>
+          <w:rFonts w:ascii="Arial" w:hAnsi="Arial" w:cs="Arial"/>
+        </w:rPr>
+        <w:t>, welche eine strukturierte Umsetzung und Dokumentation eines Projekts ermöglichen.</w:t>
+      </w:r>
+    </w:p>
+    <w:p>
+      <w:pPr>
+        <w:rPr>
+          <w:rFonts w:ascii="Arial" w:hAnsi="Arial" w:cs="Arial"/>
+        </w:rPr>
+      </w:pPr>
+    </w:p>
+    <w:p>
+      <w:pPr>
+        <w:rPr>
+          <w:rFonts w:ascii="Arial" w:hAnsi="Arial" w:cs="Arial"/>
+        </w:rPr>
+      </w:pPr>
+      <w:r>
+        <w:rPr>
+          <w:rFonts w:ascii="Arial" w:hAnsi="Arial" w:cs="Arial"/>
+        </w:rPr>
+        <w:t xml:space="preserve">Informieren: </w:t>
+      </w:r>
+    </w:p>
+    <w:p>
+      <w:pPr>
+        <w:rPr>
+          <w:rFonts w:ascii="Arial" w:hAnsi="Arial" w:cs="Arial"/>
+        </w:rPr>
+      </w:pPr>
+      <w:r>
+        <w:rPr>
+          <w:rFonts w:ascii="Arial" w:hAnsi="Arial" w:cs="Arial"/>
+        </w:rPr>
+        <w:t>Informationen sammeln und den Auftrag analysieren</w:t>
+      </w:r>
+    </w:p>
+    <w:p>
+      <w:pPr>
+        <w:rPr>
+          <w:rFonts w:ascii="Arial" w:hAnsi="Arial" w:cs="Arial"/>
+        </w:rPr>
+      </w:pPr>
+    </w:p>
+    <w:p>
+      <w:pPr>
+        <w:rPr>
+          <w:rFonts w:ascii="Arial" w:hAnsi="Arial" w:cs="Arial"/>
+        </w:rPr>
+      </w:pPr>
+      <w:r>
+        <w:rPr>
+          <w:rFonts w:ascii="Arial" w:hAnsi="Arial" w:cs="Arial"/>
+        </w:rPr>
+        <w:t>Planen:</w:t>
+      </w:r>
+    </w:p>
+    <w:p>
+      <w:pPr>
+        <w:rPr>
+          <w:rFonts w:ascii="Arial" w:hAnsi="Arial" w:cs="Arial"/>
+        </w:rPr>
+      </w:pPr>
+      <w:r>
+        <w:rPr>
+          <w:rFonts w:ascii="Arial" w:hAnsi="Arial" w:cs="Arial"/>
+        </w:rPr>
+        <w:t>Zeitplan, Diagramme und Testkonzept erstellen</w:t>
+      </w:r>
+    </w:p>
+    <w:p>
+      <w:pPr>
+        <w:rPr>
+          <w:rFonts w:ascii="Arial" w:hAnsi="Arial" w:cs="Arial"/>
+        </w:rPr>
+      </w:pPr>
+    </w:p>
+    <w:p>
+      <w:pPr>
+        <w:rPr>
+          <w:rFonts w:ascii="Arial" w:hAnsi="Arial" w:cs="Arial"/>
+        </w:rPr>
+      </w:pPr>
+      <w:r>
+        <w:rPr>
+          <w:rFonts w:ascii="Arial" w:hAnsi="Arial" w:cs="Arial"/>
+        </w:rPr>
+        <w:t>Entscheiden:</w:t>
+      </w:r>
+    </w:p>
+    <w:p>
+      <w:pPr>
+        <w:rPr>
+          <w:rFonts w:ascii="Arial" w:hAnsi="Arial" w:cs="Arial"/>
+        </w:rPr>
+      </w:pPr>
+      <w:r>
+        <w:rPr>
+          <w:rFonts w:ascii="Arial" w:hAnsi="Arial" w:cs="Arial"/>
+        </w:rPr>
+        <w:t>Verschiedene Lösungsvarianten evaluieren</w:t>
+      </w:r>
+    </w:p>
+    <w:p>
+      <w:pPr>
+        <w:rPr>
+          <w:rFonts w:ascii="Arial" w:hAnsi="Arial" w:cs="Arial"/>
+        </w:rPr>
+      </w:pPr>
+    </w:p>
+    <w:p>
+      <w:pPr>
+        <w:rPr>
+          <w:rFonts w:ascii="Arial" w:hAnsi="Arial" w:cs="Arial"/>
+        </w:rPr>
+      </w:pPr>
+      <w:r>
+        <w:rPr>
+          <w:rFonts w:ascii="Arial" w:hAnsi="Arial" w:cs="Arial"/>
+        </w:rPr>
+        <w:t>Realisieren:</w:t>
+      </w:r>
+    </w:p>
+    <w:p>
+      <w:pPr>
+        <w:rPr>
+          <w:rFonts w:ascii="Arial" w:hAnsi="Arial" w:cs="Arial"/>
+        </w:rPr>
+      </w:pPr>
+      <w:r>
+        <w:rPr>
+          <w:rFonts w:ascii="Arial" w:hAnsi="Arial" w:cs="Arial"/>
+        </w:rPr>
+        <w:t>Schritt für Schritt die geplanten Funktionalitäten umsetzen</w:t>
       </w:r>
     </w:p>
     <w:p>
@@ -17129,27 +17391,53 @@
         <w:rPr>
           <w:rFonts w:ascii="Arial" w:hAnsi="Arial" w:cs="Arial"/>
         </w:rPr>
-        <w:t>Kontrollieren: Testkonzept anwenden und Fehler beheben</w:t>
-      </w:r>
-    </w:p>
-    <w:p>
-      <w:pPr>
-        <w:rPr>
-          <w:rFonts w:ascii="Arial" w:hAnsi="Arial" w:cs="Arial"/>
-        </w:rPr>
-      </w:pPr>
-    </w:p>
-    <w:p>
-      <w:pPr>
-        <w:rPr>
-          <w:rFonts w:ascii="Arial" w:hAnsi="Arial" w:cs="Arial"/>
-        </w:rPr>
-      </w:pPr>
-      <w:r>
-        <w:rPr>
-          <w:rFonts w:ascii="Arial" w:hAnsi="Arial" w:cs="Arial"/>
-        </w:rPr>
-        <w:t>Auswerten: Projekt reflektieren und Fazit ziehen</w:t>
+        <w:t>Kontrollieren:</w:t>
+      </w:r>
+    </w:p>
+    <w:p>
+      <w:pPr>
+        <w:rPr>
+          <w:rFonts w:ascii="Arial" w:hAnsi="Arial" w:cs="Arial"/>
+        </w:rPr>
+      </w:pPr>
+      <w:r>
+        <w:rPr>
+          <w:rFonts w:ascii="Arial" w:hAnsi="Arial" w:cs="Arial"/>
+        </w:rPr>
+        <w:t>Testkonzept anwenden und Fehler beheben</w:t>
+      </w:r>
+    </w:p>
+    <w:p>
+      <w:pPr>
+        <w:rPr>
+          <w:rFonts w:ascii="Arial" w:hAnsi="Arial" w:cs="Arial"/>
+        </w:rPr>
+      </w:pPr>
+    </w:p>
+    <w:p>
+      <w:pPr>
+        <w:rPr>
+          <w:rFonts w:ascii="Arial" w:hAnsi="Arial" w:cs="Arial"/>
+        </w:rPr>
+      </w:pPr>
+      <w:r>
+        <w:rPr>
+          <w:rFonts w:ascii="Arial" w:hAnsi="Arial" w:cs="Arial"/>
+        </w:rPr>
+        <w:t xml:space="preserve">Auswerten: </w:t>
+      </w:r>
+    </w:p>
+    <w:p>
+      <w:pPr>
+        <w:rPr>
+          <w:rFonts w:ascii="Arial" w:hAnsi="Arial" w:cs="Arial"/>
+        </w:rPr>
+      </w:pPr>
+      <w:r>
+        <w:rPr>
+          <w:rFonts w:ascii="Arial" w:hAnsi="Arial" w:cs="Arial"/>
+        </w:rPr>
+        <w:t>Projekt reflektieren und Fazit ziehen</w:t>
       </w:r>
     </w:p>
     <w:p>
@@ -17170,7 +17458,7 @@
       <w:bookmarkStart w:id="211" w:name="_Toc135047695"/>
       <w:bookmarkStart w:id="212" w:name="_Toc135739579"/>
       <w:bookmarkStart w:id="213" w:name="_Toc135739669"/>
-      <w:bookmarkStart w:id="214" w:name="_Toc224206710"/>
+      <w:bookmarkStart w:id="214" w:name="_Toc224217428"/>
       <w:r>
         <w:rPr>
           <w:rFonts w:cs="Arial"/>
@@ -17296,7 +17584,14 @@
         <w:rPr>
           <w:rFonts w:ascii="Arial" w:hAnsi="Arial" w:cs="Arial"/>
         </w:rPr>
-        <w:t>Des Weiteren wird die aktuelle Version der Dokumentation jeden Abend auf Dropbox hochgeladen.</w:t>
+        <w:t xml:space="preserve">Des Weiteren wird die aktuelle Version der </w:t>
+      </w:r>
+      <w:r>
+        <w:rPr>
+          <w:rFonts w:ascii="Arial" w:hAnsi="Arial" w:cs="Arial"/>
+        </w:rPr>
+        <w:lastRenderedPageBreak/>
+        <w:t>Dokumentation jeden Abend auf Dropbox hochgeladen.</w:t>
       </w:r>
       <w:r>
         <w:rPr>
@@ -17329,12 +17624,11 @@
       <w:bookmarkStart w:id="216" w:name="_Toc135047696"/>
       <w:bookmarkStart w:id="217" w:name="_Toc135739580"/>
       <w:bookmarkStart w:id="218" w:name="_Toc135739670"/>
-      <w:bookmarkStart w:id="219" w:name="_Toc224206711"/>
+      <w:bookmarkStart w:id="219" w:name="_Toc224217429"/>
       <w:r>
         <w:rPr>
           <w:rFonts w:cs="Arial"/>
         </w:rPr>
-        <w:lastRenderedPageBreak/>
         <w:t>Priorisierung der Tätigkeiten</w:t>
       </w:r>
       <w:bookmarkEnd w:id="215"/>
@@ -18586,7 +18880,7 @@
       </w:pPr>
       <w:bookmarkStart w:id="220" w:name="_Toc135739581"/>
       <w:bookmarkStart w:id="221" w:name="_Toc135739671"/>
-      <w:bookmarkStart w:id="222" w:name="_Toc224206712"/>
+      <w:bookmarkStart w:id="222" w:name="_Toc224217430"/>
       <w:r>
         <w:rPr>
           <w:rFonts w:cs="Arial"/>
@@ -18738,6 +19032,26 @@
         <w:rPr>
           <w:rFonts w:ascii="Arial" w:hAnsi="Arial" w:cs="Arial"/>
         </w:rPr>
+        <w:t>Abbildung 5: Use Case Diagramm</w:t>
+      </w:r>
+    </w:p>
+    <w:p>
+      <w:pPr>
+        <w:rPr>
+          <w:rFonts w:ascii="Arial" w:hAnsi="Arial" w:cs="Arial"/>
+        </w:rPr>
+      </w:pPr>
+    </w:p>
+    <w:p>
+      <w:pPr>
+        <w:rPr>
+          <w:rFonts w:ascii="Arial" w:hAnsi="Arial" w:cs="Arial"/>
+        </w:rPr>
+      </w:pPr>
+      <w:r>
+        <w:rPr>
+          <w:rFonts w:ascii="Arial" w:hAnsi="Arial" w:cs="Arial"/>
+        </w:rPr>
         <w:t>Das Use Case Diagramm zeigt alle Interaktionen der beiden Rollen: dem Admin und dem Viewer. Der Viewer kann nur ein Team über einen öffentlichen Link ansehen. Der Admin kann, nach erfolgreichem Login, Teams, Spieler und Trainer verwalten.</w:t>
       </w:r>
     </w:p>
@@ -18750,11 +19064,12 @@
       </w:pPr>
       <w:bookmarkStart w:id="223" w:name="_Toc135739583"/>
       <w:bookmarkStart w:id="224" w:name="_Toc135739673"/>
-      <w:bookmarkStart w:id="225" w:name="_Toc224206713"/>
+      <w:bookmarkStart w:id="225" w:name="_Toc224217431"/>
       <w:r>
         <w:rPr>
           <w:rFonts w:cs="Arial"/>
         </w:rPr>
+        <w:lastRenderedPageBreak/>
         <w:t>Routen</w:t>
       </w:r>
       <w:bookmarkEnd w:id="223"/>
@@ -18790,7 +19105,6 @@
         <w:rPr>
           <w:rFonts w:ascii="Arial" w:hAnsi="Arial" w:cs="Arial"/>
         </w:rPr>
-        <w:lastRenderedPageBreak/>
         <w:t>*** Je nach Projekt musst du hier auch angeben, wie die Route angesprochen wird (POST, GET, …), die Route schematisch und mit Beispielen zeigen oder noch weitere Relevante Infos</w:t>
       </w:r>
     </w:p>
@@ -18865,6 +19179,26 @@
         <w:rPr>
           <w:rFonts w:ascii="Arial" w:hAnsi="Arial" w:cs="Arial"/>
         </w:rPr>
+        <w:t>Abbildung 6: Route Map Diagramm</w:t>
+      </w:r>
+    </w:p>
+    <w:p>
+      <w:pPr>
+        <w:rPr>
+          <w:rFonts w:ascii="Arial" w:hAnsi="Arial" w:cs="Arial"/>
+        </w:rPr>
+      </w:pPr>
+    </w:p>
+    <w:p>
+      <w:pPr>
+        <w:rPr>
+          <w:rFonts w:ascii="Arial" w:hAnsi="Arial" w:cs="Arial"/>
+        </w:rPr>
+      </w:pPr>
+      <w:r>
+        <w:rPr>
+          <w:rFonts w:ascii="Arial" w:hAnsi="Arial" w:cs="Arial"/>
+        </w:rPr>
         <w:t xml:space="preserve">Die Routen sind in einen öffentlichen und einen geschützten Admin Bereich aufgeteilt. Öffentliche </w:t>
       </w:r>
       <w:r>
@@ -18941,7 +19275,7 @@
       <w:bookmarkStart w:id="227" w:name="_Toc135047700"/>
       <w:bookmarkStart w:id="228" w:name="_Toc135739585"/>
       <w:bookmarkStart w:id="229" w:name="_Toc135739675"/>
-      <w:bookmarkStart w:id="230" w:name="_Toc224206714"/>
+      <w:bookmarkStart w:id="230" w:name="_Toc224217432"/>
       <w:r>
         <w:rPr>
           <w:rFonts w:cs="Arial"/>
@@ -18993,7 +19327,7 @@
       </w:pPr>
       <w:bookmarkStart w:id="233" w:name="_Toc135739586"/>
       <w:bookmarkStart w:id="234" w:name="_Toc135739676"/>
-      <w:bookmarkStart w:id="235" w:name="_Toc224206715"/>
+      <w:bookmarkStart w:id="235" w:name="_Toc224217433"/>
       <w:bookmarkEnd w:id="231"/>
       <w:bookmarkEnd w:id="232"/>
       <w:r>
@@ -21332,7 +21666,7 @@
           <w:rFonts w:cs="Arial"/>
         </w:rPr>
       </w:pPr>
-      <w:bookmarkStart w:id="248" w:name="_Toc224206716"/>
+      <w:bookmarkStart w:id="248" w:name="_Toc224217434"/>
       <w:r>
         <w:rPr>
           <w:rFonts w:cs="Arial"/>
@@ -21397,7 +21731,7 @@
       <w:bookmarkStart w:id="250" w:name="_Toc135047710"/>
       <w:bookmarkStart w:id="251" w:name="_Toc135739592"/>
       <w:bookmarkStart w:id="252" w:name="_Toc135739682"/>
-      <w:bookmarkStart w:id="253" w:name="_Toc224206717"/>
+      <w:bookmarkStart w:id="253" w:name="_Toc224217435"/>
       <w:r>
         <w:rPr>
           <w:rFonts w:cs="Arial"/>
@@ -21418,7 +21752,7 @@
           <w:rFonts w:cs="Arial"/>
         </w:rPr>
       </w:pPr>
-      <w:bookmarkStart w:id="254" w:name="_Toc224206718"/>
+      <w:bookmarkStart w:id="254" w:name="_Toc224217436"/>
       <w:r>
         <w:rPr>
           <w:rFonts w:cs="Arial"/>
@@ -21453,7 +21787,7 @@
           <w:rFonts w:cs="Arial"/>
         </w:rPr>
       </w:pPr>
-      <w:bookmarkStart w:id="255" w:name="_Toc224206719"/>
+      <w:bookmarkStart w:id="255" w:name="_Toc224217437"/>
       <w:r>
         <w:rPr>
           <w:rFonts w:cs="Arial"/>
@@ -21899,7 +22233,7 @@
       <w:bookmarkStart w:id="257" w:name="_Toc135047712"/>
       <w:bookmarkStart w:id="258" w:name="_Toc135739595"/>
       <w:bookmarkStart w:id="259" w:name="_Toc135739685"/>
-      <w:bookmarkStart w:id="260" w:name="_Toc224206720"/>
+      <w:bookmarkStart w:id="260" w:name="_Toc224217438"/>
       <w:r>
         <w:rPr>
           <w:rFonts w:cs="Arial"/>
@@ -22512,7 +22846,7 @@
       <w:pPr>
         <w:pStyle w:val="berschrift3nummeriert"/>
       </w:pPr>
-      <w:bookmarkStart w:id="261" w:name="_Toc224206721"/>
+      <w:bookmarkStart w:id="261" w:name="_Toc224217439"/>
       <w:r>
         <w:t>Beschreibung UI-Interaktionen</w:t>
       </w:r>
@@ -22560,7 +22894,7 @@
       <w:pPr>
         <w:pStyle w:val="berschrift3nummeriert"/>
       </w:pPr>
-      <w:bookmarkStart w:id="262" w:name="_Toc224206722"/>
+      <w:bookmarkStart w:id="262" w:name="_Toc224217440"/>
       <w:r>
         <w:t>Varianten</w:t>
       </w:r>
@@ -23007,7 +23341,7 @@
       <w:pPr>
         <w:pStyle w:val="berschrift3nummeriert"/>
       </w:pPr>
-      <w:bookmarkStart w:id="263" w:name="_Toc224206723"/>
+      <w:bookmarkStart w:id="263" w:name="_Toc224217441"/>
       <w:r>
         <w:t>Entscheidung UI-Interaktionen</w:t>
       </w:r>
@@ -23715,7 +24049,7 @@
       </w:pPr>
       <w:bookmarkStart w:id="266" w:name="_Toc135739596"/>
       <w:bookmarkStart w:id="267" w:name="_Toc135739686"/>
-      <w:bookmarkStart w:id="268" w:name="_Toc224206724"/>
+      <w:bookmarkStart w:id="268" w:name="_Toc224217442"/>
       <w:r>
         <w:rPr>
           <w:rFonts w:cs="Arial"/>
@@ -23849,7 +24183,7 @@
       <w:bookmarkStart w:id="270" w:name="_Toc135047715"/>
       <w:bookmarkStart w:id="271" w:name="_Toc135739597"/>
       <w:bookmarkStart w:id="272" w:name="_Toc135739687"/>
-      <w:bookmarkStart w:id="273" w:name="_Toc224206725"/>
+      <w:bookmarkStart w:id="273" w:name="_Toc224217443"/>
       <w:r>
         <w:rPr>
           <w:rFonts w:cs="Arial"/>
@@ -23960,7 +24294,25 @@
         <w:rPr>
           <w:rFonts w:ascii="Arial" w:hAnsi="Arial" w:cs="Arial"/>
         </w:rPr>
-        <w:t>Abbildung: Architekturübersicht des Gesamtsystems</w:t>
+        <w:t>Abbildung</w:t>
+      </w:r>
+      <w:r>
+        <w:rPr>
+          <w:rFonts w:ascii="Arial" w:hAnsi="Arial" w:cs="Arial"/>
+        </w:rPr>
+        <w:t xml:space="preserve"> </w:t>
+      </w:r>
+      <w:r>
+        <w:rPr>
+          <w:rFonts w:ascii="Arial" w:hAnsi="Arial" w:cs="Arial"/>
+        </w:rPr>
+        <w:t>7</w:t>
+      </w:r>
+      <w:r>
+        <w:rPr>
+          <w:rFonts w:ascii="Arial" w:hAnsi="Arial" w:cs="Arial"/>
+        </w:rPr>
+        <w:t>: Architekturübersicht des Gesamtsystems</w:t>
       </w:r>
     </w:p>
     <w:p>
@@ -23972,7 +24324,7 @@
       </w:pPr>
       <w:bookmarkStart w:id="274" w:name="_Toc135739598"/>
       <w:bookmarkStart w:id="275" w:name="_Toc135739688"/>
-      <w:bookmarkStart w:id="276" w:name="_Toc224206726"/>
+      <w:bookmarkStart w:id="276" w:name="_Toc224217444"/>
       <w:r>
         <w:rPr>
           <w:rFonts w:cs="Arial"/>
@@ -24019,7 +24371,7 @@
       <w:bookmarkStart w:id="278" w:name="_Toc135047717"/>
       <w:bookmarkStart w:id="279" w:name="_Toc135739599"/>
       <w:bookmarkStart w:id="280" w:name="_Toc135739689"/>
-      <w:bookmarkStart w:id="281" w:name="_Toc224206727"/>
+      <w:bookmarkStart w:id="281" w:name="_Toc224217445"/>
       <w:r>
         <w:rPr>
           <w:rFonts w:cs="Arial"/>
@@ -25713,7 +26065,7 @@
       <w:bookmarkStart w:id="283" w:name="_Toc135047719"/>
       <w:bookmarkStart w:id="284" w:name="_Toc135739600"/>
       <w:bookmarkStart w:id="285" w:name="_Toc135739690"/>
-      <w:bookmarkStart w:id="286" w:name="_Toc224206728"/>
+      <w:bookmarkStart w:id="286" w:name="_Toc224217446"/>
       <w:r>
         <w:rPr>
           <w:rFonts w:cs="Arial"/>
@@ -25834,7 +26186,7 @@
       </w:pPr>
       <w:bookmarkStart w:id="287" w:name="_Toc135739601"/>
       <w:bookmarkStart w:id="288" w:name="_Toc135739691"/>
-      <w:bookmarkStart w:id="289" w:name="_Toc224206729"/>
+      <w:bookmarkStart w:id="289" w:name="_Toc224217447"/>
       <w:r>
         <w:rPr>
           <w:rFonts w:cs="Arial"/>
@@ -25934,7 +26286,7 @@
       </w:pPr>
       <w:bookmarkStart w:id="290" w:name="_Toc135739602"/>
       <w:bookmarkStart w:id="291" w:name="_Toc135739692"/>
-      <w:bookmarkStart w:id="292" w:name="_Toc224206730"/>
+      <w:bookmarkStart w:id="292" w:name="_Toc224217448"/>
       <w:r>
         <w:rPr>
           <w:rFonts w:cs="Arial"/>
@@ -26137,7 +26489,19 @@
         <w:rPr>
           <w:rFonts w:ascii="Arial" w:hAnsi="Arial" w:cs="Arial"/>
         </w:rPr>
-        <w:t>Abbildung: Ordnerstruktur der Next.js Routen</w:t>
+        <w:t>Abbildung</w:t>
+      </w:r>
+      <w:r>
+        <w:rPr>
+          <w:rFonts w:ascii="Arial" w:hAnsi="Arial" w:cs="Arial"/>
+        </w:rPr>
+        <w:t xml:space="preserve"> 6</w:t>
+      </w:r>
+      <w:r>
+        <w:rPr>
+          <w:rFonts w:ascii="Arial" w:hAnsi="Arial" w:cs="Arial"/>
+        </w:rPr>
+        <w:t>: Ordnerstruktur der Next.js Routen</w:t>
       </w:r>
     </w:p>
     <w:p>
@@ -26149,7 +26513,7 @@
       </w:pPr>
       <w:bookmarkStart w:id="295" w:name="_Toc135739603"/>
       <w:bookmarkStart w:id="296" w:name="_Toc135739693"/>
-      <w:bookmarkStart w:id="297" w:name="_Toc224206731"/>
+      <w:bookmarkStart w:id="297" w:name="_Toc224217449"/>
       <w:r>
         <w:rPr>
           <w:rFonts w:cs="Arial"/>
@@ -26205,7 +26569,7 @@
       <w:bookmarkStart w:id="299" w:name="_Toc135047728"/>
       <w:bookmarkStart w:id="300" w:name="_Toc135739604"/>
       <w:bookmarkStart w:id="301" w:name="_Toc135739694"/>
-      <w:bookmarkStart w:id="302" w:name="_Toc224206732"/>
+      <w:bookmarkStart w:id="302" w:name="_Toc224217450"/>
       <w:r>
         <w:rPr>
           <w:rFonts w:cs="Arial"/>
@@ -26281,7 +26645,7 @@
       <w:bookmarkStart w:id="304" w:name="_Toc135047729"/>
       <w:bookmarkStart w:id="305" w:name="_Toc135739605"/>
       <w:bookmarkStart w:id="306" w:name="_Toc135739695"/>
-      <w:bookmarkStart w:id="307" w:name="_Toc224206733"/>
+      <w:bookmarkStart w:id="307" w:name="_Toc224217451"/>
       <w:r>
         <w:rPr>
           <w:rFonts w:cs="Arial"/>
@@ -26332,7 +26696,7 @@
       <w:bookmarkStart w:id="309" w:name="_Toc135047730"/>
       <w:bookmarkStart w:id="310" w:name="_Toc135739606"/>
       <w:bookmarkStart w:id="311" w:name="_Toc135739696"/>
-      <w:bookmarkStart w:id="312" w:name="_Toc224206734"/>
+      <w:bookmarkStart w:id="312" w:name="_Toc224217452"/>
       <w:r>
         <w:rPr>
           <w:rFonts w:cs="Arial"/>
@@ -26767,7 +27131,7 @@
       <w:bookmarkStart w:id="314" w:name="_Toc135739697"/>
       <w:bookmarkStart w:id="315" w:name="_Toc135045360"/>
       <w:bookmarkStart w:id="316" w:name="_Toc135047733"/>
-      <w:bookmarkStart w:id="317" w:name="_Toc224206735"/>
+      <w:bookmarkStart w:id="317" w:name="_Toc224217453"/>
       <w:r>
         <w:rPr>
           <w:rFonts w:cs="Arial"/>
@@ -27793,7 +28157,19 @@
         <w:rPr>
           <w:rFonts w:ascii="Arial" w:hAnsi="Arial" w:cs="Arial"/>
         </w:rPr>
-        <w:t>Abbildung: Fehlermeldung bei ungültigem Login</w:t>
+        <w:t>Abbildung</w:t>
+      </w:r>
+      <w:r>
+        <w:rPr>
+          <w:rFonts w:ascii="Arial" w:hAnsi="Arial" w:cs="Arial"/>
+        </w:rPr>
+        <w:t xml:space="preserve"> 7</w:t>
+      </w:r>
+      <w:r>
+        <w:rPr>
+          <w:rFonts w:ascii="Arial" w:hAnsi="Arial" w:cs="Arial"/>
+        </w:rPr>
+        <w:t>: Fehlermeldung bei ungültigem Login</w:t>
       </w:r>
       <w:r>
         <w:rPr>
@@ -30241,7 +30617,19 @@
               <w:rPr>
                 <w:rFonts w:cs="Arial"/>
               </w:rPr>
-              <w:t>Abbildung: Bearbeiten eines Spielkaders im Admin Bereich.</w:t>
+              <w:t>Abbildung</w:t>
+            </w:r>
+            <w:r>
+              <w:rPr>
+                <w:rFonts w:cs="Arial"/>
+              </w:rPr>
+              <w:t xml:space="preserve"> 8</w:t>
+            </w:r>
+            <w:r>
+              <w:rPr>
+                <w:rFonts w:cs="Arial"/>
+              </w:rPr>
+              <w:t>: Bearbeiten eines Spielkaders im Admin Bereich.</w:t>
             </w:r>
           </w:p>
         </w:tc>
@@ -30870,7 +31258,19 @@
         <w:rPr>
           <w:rFonts w:ascii="Arial" w:hAnsi="Arial" w:cs="Arial"/>
         </w:rPr>
-        <w:t>Abbildung: Kopieren des öffentlichen Links eines Spielkaders.</w:t>
+        <w:t>Abbildung</w:t>
+      </w:r>
+      <w:r>
+        <w:rPr>
+          <w:rFonts w:ascii="Arial" w:hAnsi="Arial" w:cs="Arial"/>
+        </w:rPr>
+        <w:t xml:space="preserve"> 9</w:t>
+      </w:r>
+      <w:r>
+        <w:rPr>
+          <w:rFonts w:ascii="Arial" w:hAnsi="Arial" w:cs="Arial"/>
+        </w:rPr>
+        <w:t>: Kopieren des öffentlichen Links eines Spielkaders.</w:t>
       </w:r>
     </w:p>
     <w:p/>
@@ -31402,7 +31802,19 @@
         <w:rPr>
           <w:rFonts w:ascii="Arial" w:hAnsi="Arial" w:cs="Arial"/>
         </w:rPr>
-        <w:t>Abbildung: Validierung von Pflichtfeldern im Formular</w:t>
+        <w:t>Abbildung</w:t>
+      </w:r>
+      <w:r>
+        <w:rPr>
+          <w:rFonts w:ascii="Arial" w:hAnsi="Arial" w:cs="Arial"/>
+        </w:rPr>
+        <w:t xml:space="preserve"> 10</w:t>
+      </w:r>
+      <w:r>
+        <w:rPr>
+          <w:rFonts w:ascii="Arial" w:hAnsi="Arial" w:cs="Arial"/>
+        </w:rPr>
+        <w:t>: Validierung von Pflichtfeldern im Formular</w:t>
       </w:r>
     </w:p>
     <w:p/>
@@ -32044,7 +32456,19 @@
         <w:rPr>
           <w:rFonts w:ascii="Arial" w:hAnsi="Arial" w:cs="Arial"/>
         </w:rPr>
-        <w:t>Abbildung: Admin Bereich. Übersicht der Teams</w:t>
+        <w:t>Abbildung</w:t>
+      </w:r>
+      <w:r>
+        <w:rPr>
+          <w:rFonts w:ascii="Arial" w:hAnsi="Arial" w:cs="Arial"/>
+        </w:rPr>
+        <w:t xml:space="preserve"> 11</w:t>
+      </w:r>
+      <w:r>
+        <w:rPr>
+          <w:rFonts w:ascii="Arial" w:hAnsi="Arial" w:cs="Arial"/>
+        </w:rPr>
+        <w:t>: Admin Bereich. Übersicht der Teams</w:t>
       </w:r>
     </w:p>
     <w:p>
@@ -32659,7 +33083,7 @@
       <w:bookmarkStart w:id="319" w:name="_Toc135047735"/>
       <w:bookmarkStart w:id="320" w:name="_Toc135739608"/>
       <w:bookmarkStart w:id="321" w:name="_Toc135739698"/>
-      <w:bookmarkStart w:id="322" w:name="_Toc224206736"/>
+      <w:bookmarkStart w:id="322" w:name="_Toc224217454"/>
       <w:r>
         <w:rPr>
           <w:rFonts w:cs="Arial"/>
@@ -32787,7 +33211,7 @@
       <w:bookmarkStart w:id="324" w:name="_Toc135047738"/>
       <w:bookmarkStart w:id="325" w:name="_Toc135739609"/>
       <w:bookmarkStart w:id="326" w:name="_Toc135739699"/>
-      <w:bookmarkStart w:id="327" w:name="_Toc224206737"/>
+      <w:bookmarkStart w:id="327" w:name="_Toc224217455"/>
       <w:r>
         <w:rPr>
           <w:rFonts w:cs="Arial"/>
@@ -32838,7 +33262,7 @@
       <w:bookmarkStart w:id="329" w:name="_Toc135047739"/>
       <w:bookmarkStart w:id="330" w:name="_Toc135739610"/>
       <w:bookmarkStart w:id="331" w:name="_Toc135739700"/>
-      <w:bookmarkStart w:id="332" w:name="_Toc224206738"/>
+      <w:bookmarkStart w:id="332" w:name="_Toc224217456"/>
       <w:r>
         <w:rPr>
           <w:rFonts w:cs="Arial"/>
@@ -32888,7 +33312,7 @@
       <w:bookmarkStart w:id="334" w:name="_Toc135047740"/>
       <w:bookmarkStart w:id="335" w:name="_Toc135739611"/>
       <w:bookmarkStart w:id="336" w:name="_Toc135739701"/>
-      <w:bookmarkStart w:id="337" w:name="_Toc224206739"/>
+      <w:bookmarkStart w:id="337" w:name="_Toc224217457"/>
       <w:r>
         <w:rPr>
           <w:rFonts w:cs="Arial"/>
@@ -32923,7 +33347,7 @@
       </w:pPr>
       <w:bookmarkStart w:id="338" w:name="_Toc135739612"/>
       <w:bookmarkStart w:id="339" w:name="_Toc135739702"/>
-      <w:bookmarkStart w:id="340" w:name="_Toc224206740"/>
+      <w:bookmarkStart w:id="340" w:name="_Toc224217458"/>
       <w:r>
         <w:rPr>
           <w:rFonts w:cs="Arial"/>
@@ -32964,7 +33388,7 @@
       <w:bookmarkStart w:id="342" w:name="_Toc135047741"/>
       <w:bookmarkStart w:id="343" w:name="_Toc135739613"/>
       <w:bookmarkStart w:id="344" w:name="_Toc135739703"/>
-      <w:bookmarkStart w:id="345" w:name="_Toc224206741"/>
+      <w:bookmarkStart w:id="345" w:name="_Toc224217459"/>
       <w:r>
         <w:rPr>
           <w:rFonts w:cs="Arial"/>
@@ -33021,7 +33445,7 @@
       <w:bookmarkStart w:id="347" w:name="_Toc135047742"/>
       <w:bookmarkStart w:id="348" w:name="_Toc135739614"/>
       <w:bookmarkStart w:id="349" w:name="_Toc135739704"/>
-      <w:bookmarkStart w:id="350" w:name="_Toc224206742"/>
+      <w:bookmarkStart w:id="350" w:name="_Toc224217460"/>
       <w:r>
         <w:rPr>
           <w:rFonts w:cs="Arial"/>
@@ -33423,7 +33847,7 @@
       <w:bookmarkStart w:id="353" w:name="_Toc135047743"/>
       <w:bookmarkStart w:id="354" w:name="_Toc135739615"/>
       <w:bookmarkStart w:id="355" w:name="_Toc135739731"/>
-      <w:bookmarkStart w:id="356" w:name="_Toc224206743"/>
+      <w:bookmarkStart w:id="356" w:name="_Toc224217461"/>
       <w:r>
         <w:rPr>
           <w:rFonts w:cs="Arial"/>
@@ -33531,7 +33955,7 @@
       <w:bookmarkStart w:id="358" w:name="_Toc135047744"/>
       <w:bookmarkStart w:id="359" w:name="_Toc135739616"/>
       <w:bookmarkStart w:id="360" w:name="_Toc135739732"/>
-      <w:bookmarkStart w:id="361" w:name="_Toc224206744"/>
+      <w:bookmarkStart w:id="361" w:name="_Toc224217462"/>
       <w:r>
         <w:rPr>
           <w:rFonts w:cs="Arial"/>
@@ -33557,7 +33981,7 @@
       </w:pPr>
       <w:bookmarkStart w:id="365" w:name="_Toc135739617"/>
       <w:bookmarkStart w:id="366" w:name="_Toc135739733"/>
-      <w:bookmarkStart w:id="367" w:name="_Toc224206745"/>
+      <w:bookmarkStart w:id="367" w:name="_Toc224217463"/>
       <w:r>
         <w:rPr>
           <w:rFonts w:cs="Arial"/>
@@ -33596,7 +34020,7 @@
       </w:pPr>
       <w:bookmarkStart w:id="368" w:name="_Toc135739618"/>
       <w:bookmarkStart w:id="369" w:name="_Toc135739734"/>
-      <w:bookmarkStart w:id="370" w:name="_Toc224206746"/>
+      <w:bookmarkStart w:id="370" w:name="_Toc224217464"/>
       <w:r>
         <w:rPr>
           <w:rFonts w:cs="Arial"/>
@@ -33768,7 +34192,7 @@
       </w:pPr>
       <w:bookmarkStart w:id="373" w:name="_Toc529454776"/>
       <w:bookmarkStart w:id="374" w:name="_Toc135739736"/>
-      <w:bookmarkStart w:id="375" w:name="_Toc224206747"/>
+      <w:bookmarkStart w:id="375" w:name="_Toc224217465"/>
       <w:r>
         <w:rPr>
           <w:rFonts w:cs="Arial"/>
@@ -34013,7 +34437,7 @@
         </w:rPr>
       </w:pPr>
       <w:bookmarkStart w:id="377" w:name="_Toc135739737"/>
-      <w:bookmarkStart w:id="378" w:name="_Toc224206748"/>
+      <w:bookmarkStart w:id="378" w:name="_Toc224217466"/>
       <w:r>
         <w:rPr>
           <w:rFonts w:cs="Arial"/>
@@ -34487,7 +34911,7 @@
         </w:rPr>
       </w:pPr>
       <w:bookmarkStart w:id="380" w:name="_Toc135739738"/>
-      <w:bookmarkStart w:id="381" w:name="_Toc224206749"/>
+      <w:bookmarkStart w:id="381" w:name="_Toc224217467"/>
       <w:r>
         <w:rPr>
           <w:rFonts w:cs="Arial"/>
@@ -34539,7 +34963,7 @@
       </w:pPr>
       <w:bookmarkStart w:id="382" w:name="_Toc529454779"/>
       <w:bookmarkStart w:id="383" w:name="_Toc135739739"/>
-      <w:bookmarkStart w:id="384" w:name="_Toc224206750"/>
+      <w:bookmarkStart w:id="384" w:name="_Toc224217468"/>
       <w:r>
         <w:rPr>
           <w:rFonts w:cs="Arial"/>
@@ -34579,7 +35003,7 @@
       </w:pPr>
       <w:bookmarkStart w:id="385" w:name="_Toc529454780"/>
       <w:bookmarkStart w:id="386" w:name="_Toc135739740"/>
-      <w:bookmarkStart w:id="387" w:name="_Toc224206751"/>
+      <w:bookmarkStart w:id="387" w:name="_Toc224217469"/>
       <w:r>
         <w:rPr>
           <w:rFonts w:cs="Arial"/>
@@ -34850,7 +35274,7 @@
       </w:pPr>
       <w:bookmarkStart w:id="388" w:name="_Toc529454781"/>
       <w:bookmarkStart w:id="389" w:name="_Toc135739741"/>
-      <w:bookmarkStart w:id="390" w:name="_Toc224206752"/>
+      <w:bookmarkStart w:id="390" w:name="_Toc224217470"/>
       <w:r>
         <w:rPr>
           <w:rFonts w:cs="Arial"/>
@@ -34896,7 +35320,7 @@
       </w:pPr>
       <w:bookmarkStart w:id="391" w:name="_Toc529454782"/>
       <w:bookmarkStart w:id="392" w:name="_Toc135739742"/>
-      <w:bookmarkStart w:id="393" w:name="_Toc224206753"/>
+      <w:bookmarkStart w:id="393" w:name="_Toc224217471"/>
       <w:r>
         <w:rPr>
           <w:rFonts w:cs="Arial"/>
@@ -34936,7 +35360,7 @@
       </w:pPr>
       <w:bookmarkStart w:id="394" w:name="_Toc529454783"/>
       <w:bookmarkStart w:id="395" w:name="_Toc135739743"/>
-      <w:bookmarkStart w:id="396" w:name="_Toc224206754"/>
+      <w:bookmarkStart w:id="396" w:name="_Toc224217472"/>
       <w:r>
         <w:rPr>
           <w:rFonts w:cs="Arial"/>
